--- a/docs/SystemDesignDocument.docx
+++ b/docs/SystemDesignDocument.docx
@@ -1235,7 +1235,7 @@
         <w:contextualSpacing/>
       </w:pPr>
       <w:r>
-        <w:t xml:space="preserve">Try to achieve the above brightness to luminance mapping in hardware.  </w:t>
+        <w:t xml:space="preserve">After spending a very long time in LTspice, the following circuit was created. </w:t>
       </w:r>
     </w:p>
     <w:p>
@@ -1248,1156 +1248,264 @@
       <w:pPr>
         <w:pStyle w:val="NoSpacing"/>
         <w:contextualSpacing/>
-      </w:pPr>
-      <w:r>
-        <w:t>It is probably possible to achieve a fairly close matching using diodes or BJTs since the current through them increases exponentially with the voltage across the diode.</w:t>
-      </w:r>
-      <w:r>
-        <w:t xml:space="preserve"> However, the simpler and easier to adjust method is probably to just use some diodes to make a piecewise approximation of the desired mapping. </w:t>
-      </w:r>
-    </w:p>
-    <w:p>
-      <w:pPr>
-        <w:spacing w:after="0" w:line="240" w:lineRule="auto"/>
-        <w:contextualSpacing/>
-      </w:pPr>
-    </w:p>
-    <w:p>
-      <w:pPr>
-        <w:spacing w:after="0" w:line="240" w:lineRule="auto"/>
-        <w:contextualSpacing/>
-      </w:pPr>
-      <w:r>
-        <w:t xml:space="preserve">For example, </w:t>
-      </w:r>
-    </w:p>
-    <w:p>
-      <w:pPr>
-        <w:spacing w:after="0" w:line="240" w:lineRule="auto"/>
-        <w:contextualSpacing/>
-      </w:pPr>
-      <w:r>
-        <w:rPr>
-          <w:noProof/>
-        </w:rPr>
-        <mc:AlternateContent>
-          <mc:Choice Requires="wpi">
-            <w:drawing>
-              <wp:anchor distT="0" distB="0" distL="114300" distR="114300" simplePos="0" relativeHeight="252243968" behindDoc="0" locked="0" layoutInCell="1" allowOverlap="1" wp14:anchorId="68D4C3E0" wp14:editId="15D81350">
-                <wp:simplePos x="0" y="0"/>
-                <wp:positionH relativeFrom="column">
-                  <wp:posOffset>4142105</wp:posOffset>
-                </wp:positionH>
-                <wp:positionV relativeFrom="paragraph">
-                  <wp:posOffset>-210820</wp:posOffset>
-                </wp:positionV>
-                <wp:extent cx="1962360" cy="1243800"/>
-                <wp:effectExtent l="38100" t="38100" r="38100" b="52070"/>
-                <wp:wrapNone/>
-                <wp:docPr id="1043586369" name="Ink 725"/>
-                <wp:cNvGraphicFramePr/>
-                <a:graphic xmlns:a="http://schemas.openxmlformats.org/drawingml/2006/main">
-                  <a:graphicData uri="http://schemas.microsoft.com/office/word/2010/wordprocessingInk">
-                    <w14:contentPart bwMode="auto" r:id="rId12">
-                      <w14:nvContentPartPr>
-                        <w14:cNvContentPartPr/>
-                      </w14:nvContentPartPr>
-                      <w14:xfrm>
-                        <a:off x="0" y="0"/>
-                        <a:ext cx="1962360" cy="1243800"/>
-                      </w14:xfrm>
-                    </w14:contentPart>
-                  </a:graphicData>
-                </a:graphic>
-              </wp:anchor>
-            </w:drawing>
-          </mc:Choice>
-          <mc:Fallback>
-            <w:pict>
-              <v:shapetype w14:anchorId="0DCA7AF2" id="_x0000_t75" coordsize="21600,21600" o:spt="75" o:preferrelative="t" path="m@4@5l@4@11@9@11@9@5xe" filled="f" stroked="f">
-                <v:stroke joinstyle="miter"/>
-                <v:formulas>
-                  <v:f eqn="if lineDrawn pixelLineWidth 0"/>
-                  <v:f eqn="sum @0 1 0"/>
-                  <v:f eqn="sum 0 0 @1"/>
-                  <v:f eqn="prod @2 1 2"/>
-                  <v:f eqn="prod @3 21600 pixelWidth"/>
-                  <v:f eqn="prod @3 21600 pixelHeight"/>
-                  <v:f eqn="sum @0 0 1"/>
-                  <v:f eqn="prod @6 1 2"/>
-                  <v:f eqn="prod @7 21600 pixelWidth"/>
-                  <v:f eqn="sum @8 21600 0"/>
-                  <v:f eqn="prod @7 21600 pixelHeight"/>
-                  <v:f eqn="sum @10 21600 0"/>
-                </v:formulas>
-                <v:path o:extrusionok="f" gradientshapeok="t" o:connecttype="rect"/>
-                <o:lock v:ext="edit" aspectratio="t"/>
-              </v:shapetype>
-              <v:shape id="Ink 725" o:spid="_x0000_s1026" type="#_x0000_t75" style="position:absolute;margin-left:325.65pt;margin-top:-17.1pt;width:155.5pt;height:98.95pt;z-index:252243968;visibility:visible;mso-wrap-style:square;mso-wrap-distance-left:9pt;mso-wrap-distance-top:0;mso-wrap-distance-right:9pt;mso-wrap-distance-bottom:0;mso-position-horizontal:absolute;mso-position-horizontal-relative:text;mso-position-vertical:absolute;mso-position-vertical-relative:text" o:gfxdata="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">
-                <v:imagedata r:id="rId13" o:title=""/>
-              </v:shape>
-            </w:pict>
-          </mc:Fallback>
-        </mc:AlternateContent>
-      </w:r>
-      <w:r>
-        <w:rPr>
-          <w:noProof/>
-        </w:rPr>
-        <mc:AlternateContent>
-          <mc:Choice Requires="wpi">
-            <w:drawing>
-              <wp:anchor distT="0" distB="0" distL="114300" distR="114300" simplePos="0" relativeHeight="252232704" behindDoc="0" locked="0" layoutInCell="1" allowOverlap="1" wp14:anchorId="788C0F9D" wp14:editId="7C526D24">
-                <wp:simplePos x="0" y="0"/>
-                <wp:positionH relativeFrom="column">
-                  <wp:posOffset>5396865</wp:posOffset>
-                </wp:positionH>
-                <wp:positionV relativeFrom="paragraph">
-                  <wp:posOffset>843915</wp:posOffset>
-                </wp:positionV>
-                <wp:extent cx="159165" cy="171000"/>
-                <wp:effectExtent l="38100" t="38100" r="31750" b="38735"/>
-                <wp:wrapNone/>
-                <wp:docPr id="1640884354" name="Ink 714"/>
-                <wp:cNvGraphicFramePr/>
-                <a:graphic xmlns:a="http://schemas.openxmlformats.org/drawingml/2006/main">
-                  <a:graphicData uri="http://schemas.microsoft.com/office/word/2010/wordprocessingInk">
-                    <w14:contentPart bwMode="auto" r:id="rId14">
-                      <w14:nvContentPartPr>
-                        <w14:cNvContentPartPr/>
-                      </w14:nvContentPartPr>
-                      <w14:xfrm>
-                        <a:off x="0" y="0"/>
-                        <a:ext cx="159165" cy="171000"/>
-                      </w14:xfrm>
-                    </w14:contentPart>
-                  </a:graphicData>
-                </a:graphic>
-              </wp:anchor>
-            </w:drawing>
-          </mc:Choice>
-          <mc:Fallback>
-            <w:pict>
-              <v:shape w14:anchorId="29FC69A8" id="Ink 714" o:spid="_x0000_s1026" type="#_x0000_t75" style="position:absolute;margin-left:424.45pt;margin-top:65.95pt;width:13.55pt;height:14.45pt;z-index:252232704;visibility:visible;mso-wrap-style:square;mso-wrap-distance-left:9pt;mso-wrap-distance-top:0;mso-wrap-distance-right:9pt;mso-wrap-distance-bottom:0;mso-position-horizontal:absolute;mso-position-horizontal-relative:text;mso-position-vertical:absolute;mso-position-vertical-relative:text" o:gfxdata="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">
-                <v:imagedata r:id="rId15" o:title=""/>
-              </v:shape>
-            </w:pict>
-          </mc:Fallback>
-        </mc:AlternateContent>
-      </w:r>
-      <w:r>
-        <w:rPr>
-          <w:noProof/>
-        </w:rPr>
-        <mc:AlternateContent>
-          <mc:Choice Requires="wpi">
-            <w:drawing>
-              <wp:anchor distT="0" distB="0" distL="114300" distR="114300" simplePos="0" relativeHeight="252219392" behindDoc="0" locked="0" layoutInCell="1" allowOverlap="1" wp14:anchorId="0C7E2B9F" wp14:editId="69788CAB">
-                <wp:simplePos x="0" y="0"/>
-                <wp:positionH relativeFrom="column">
-                  <wp:posOffset>5800090</wp:posOffset>
-                </wp:positionH>
-                <wp:positionV relativeFrom="paragraph">
-                  <wp:posOffset>139700</wp:posOffset>
-                </wp:positionV>
-                <wp:extent cx="36705" cy="665435"/>
-                <wp:effectExtent l="38100" t="38100" r="40005" b="40005"/>
-                <wp:wrapNone/>
-                <wp:docPr id="1285200059" name="Ink 701"/>
-                <wp:cNvGraphicFramePr/>
-                <a:graphic xmlns:a="http://schemas.openxmlformats.org/drawingml/2006/main">
-                  <a:graphicData uri="http://schemas.microsoft.com/office/word/2010/wordprocessingInk">
-                    <w14:contentPart bwMode="auto" r:id="rId16">
-                      <w14:nvContentPartPr>
-                        <w14:cNvContentPartPr/>
-                      </w14:nvContentPartPr>
-                      <w14:xfrm>
-                        <a:off x="0" y="0"/>
-                        <a:ext cx="36705" cy="665435"/>
-                      </w14:xfrm>
-                    </w14:contentPart>
-                  </a:graphicData>
-                </a:graphic>
-              </wp:anchor>
-            </w:drawing>
-          </mc:Choice>
-          <mc:Fallback>
-            <w:pict>
-              <v:shape w14:anchorId="083AA541" id="Ink 701" o:spid="_x0000_s1026" type="#_x0000_t75" style="position:absolute;margin-left:456.2pt;margin-top:10.5pt;width:3.9pt;height:53.4pt;z-index:252219392;visibility:visible;mso-wrap-style:square;mso-wrap-distance-left:9pt;mso-wrap-distance-top:0;mso-wrap-distance-right:9pt;mso-wrap-distance-bottom:0;mso-position-horizontal:absolute;mso-position-horizontal-relative:text;mso-position-vertical:absolute;mso-position-vertical-relative:text" o:gfxdata="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">
-                <v:imagedata r:id="rId17" o:title=""/>
-              </v:shape>
-            </w:pict>
-          </mc:Fallback>
-        </mc:AlternateContent>
-      </w:r>
-      <w:r>
-        <w:rPr>
-          <w:noProof/>
-        </w:rPr>
-        <mc:AlternateContent>
-          <mc:Choice Requires="wpi">
-            <w:drawing>
-              <wp:anchor distT="0" distB="0" distL="114300" distR="114300" simplePos="0" relativeHeight="252189696" behindDoc="0" locked="0" layoutInCell="1" allowOverlap="1" wp14:anchorId="25799F27" wp14:editId="68D70264">
-                <wp:simplePos x="0" y="0"/>
-                <wp:positionH relativeFrom="column">
-                  <wp:posOffset>5409544</wp:posOffset>
-                </wp:positionH>
-                <wp:positionV relativeFrom="paragraph">
-                  <wp:posOffset>509998</wp:posOffset>
-                </wp:positionV>
-                <wp:extent cx="25920" cy="18360"/>
-                <wp:effectExtent l="38100" t="38100" r="50800" b="39370"/>
-                <wp:wrapNone/>
-                <wp:docPr id="2095020398" name="Ink 672"/>
-                <wp:cNvGraphicFramePr/>
-                <a:graphic xmlns:a="http://schemas.openxmlformats.org/drawingml/2006/main">
-                  <a:graphicData uri="http://schemas.microsoft.com/office/word/2010/wordprocessingInk">
-                    <w14:contentPart bwMode="auto" r:id="rId18">
-                      <w14:nvContentPartPr>
-                        <w14:cNvContentPartPr/>
-                      </w14:nvContentPartPr>
-                      <w14:xfrm>
-                        <a:off x="0" y="0"/>
-                        <a:ext cx="25920" cy="18360"/>
-                      </w14:xfrm>
-                    </w14:contentPart>
-                  </a:graphicData>
-                </a:graphic>
-              </wp:anchor>
-            </w:drawing>
-          </mc:Choice>
-          <mc:Fallback>
-            <w:pict>
-              <v:shape w14:anchorId="4F78AFC3" id="Ink 672" o:spid="_x0000_s1026" type="#_x0000_t75" style="position:absolute;margin-left:425.45pt;margin-top:39.65pt;width:3.05pt;height:2.45pt;z-index:252189696;visibility:visible;mso-wrap-style:square;mso-wrap-distance-left:9pt;mso-wrap-distance-top:0;mso-wrap-distance-right:9pt;mso-wrap-distance-bottom:0;mso-position-horizontal:absolute;mso-position-horizontal-relative:text;mso-position-vertical:absolute;mso-position-vertical-relative:text" o:gfxdata="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">
-                <v:imagedata r:id="rId19" o:title=""/>
-              </v:shape>
-            </w:pict>
-          </mc:Fallback>
-        </mc:AlternateContent>
-      </w:r>
-      <w:r>
-        <w:rPr>
-          <w:noProof/>
-        </w:rPr>
-        <mc:AlternateContent>
-          <mc:Choice Requires="wpi">
-            <w:drawing>
-              <wp:anchor distT="0" distB="0" distL="114300" distR="114300" simplePos="0" relativeHeight="252186624" behindDoc="0" locked="0" layoutInCell="1" allowOverlap="1" wp14:anchorId="0F30D56F" wp14:editId="483B5367">
-                <wp:simplePos x="0" y="0"/>
-                <wp:positionH relativeFrom="column">
-                  <wp:posOffset>4869904</wp:posOffset>
-                </wp:positionH>
-                <wp:positionV relativeFrom="paragraph">
-                  <wp:posOffset>745078</wp:posOffset>
-                </wp:positionV>
-                <wp:extent cx="27000" cy="27000"/>
-                <wp:effectExtent l="38100" t="38100" r="49530" b="49530"/>
-                <wp:wrapNone/>
-                <wp:docPr id="1729630472" name="Ink 669"/>
-                <wp:cNvGraphicFramePr/>
-                <a:graphic xmlns:a="http://schemas.openxmlformats.org/drawingml/2006/main">
-                  <a:graphicData uri="http://schemas.microsoft.com/office/word/2010/wordprocessingInk">
-                    <w14:contentPart bwMode="auto" r:id="rId20">
-                      <w14:nvContentPartPr>
-                        <w14:cNvContentPartPr/>
-                      </w14:nvContentPartPr>
-                      <w14:xfrm>
-                        <a:off x="0" y="0"/>
-                        <a:ext cx="27000" cy="27000"/>
-                      </w14:xfrm>
-                    </w14:contentPart>
-                  </a:graphicData>
-                </a:graphic>
-              </wp:anchor>
-            </w:drawing>
-          </mc:Choice>
-          <mc:Fallback>
-            <w:pict>
-              <v:shape w14:anchorId="7F5B113B" id="Ink 669" o:spid="_x0000_s1026" type="#_x0000_t75" style="position:absolute;margin-left:382.95pt;margin-top:58.15pt;width:3.15pt;height:3.15pt;z-index:252186624;visibility:visible;mso-wrap-style:square;mso-wrap-distance-left:9pt;mso-wrap-distance-top:0;mso-wrap-distance-right:9pt;mso-wrap-distance-bottom:0;mso-position-horizontal:absolute;mso-position-horizontal-relative:text;mso-position-vertical:absolute;mso-position-vertical-relative:text" o:gfxdata="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">
-                <v:imagedata r:id="rId21" o:title=""/>
-              </v:shape>
-            </w:pict>
-          </mc:Fallback>
-        </mc:AlternateContent>
-      </w:r>
-      <w:r>
-        <w:rPr>
-          <w:noProof/>
-        </w:rPr>
-        <mc:AlternateContent>
-          <mc:Choice Requires="wpi">
-            <w:drawing>
-              <wp:anchor distT="0" distB="0" distL="114300" distR="114300" simplePos="0" relativeHeight="252184576" behindDoc="0" locked="0" layoutInCell="1" allowOverlap="1" wp14:anchorId="6631131D" wp14:editId="44B72E7C">
-                <wp:simplePos x="0" y="0"/>
-                <wp:positionH relativeFrom="column">
-                  <wp:posOffset>4875664</wp:posOffset>
-                </wp:positionH>
-                <wp:positionV relativeFrom="paragraph">
-                  <wp:posOffset>746158</wp:posOffset>
-                </wp:positionV>
-                <wp:extent cx="16200" cy="18360"/>
-                <wp:effectExtent l="38100" t="38100" r="41275" b="39370"/>
-                <wp:wrapNone/>
-                <wp:docPr id="2062836243" name="Ink 667"/>
-                <wp:cNvGraphicFramePr/>
-                <a:graphic xmlns:a="http://schemas.openxmlformats.org/drawingml/2006/main">
-                  <a:graphicData uri="http://schemas.microsoft.com/office/word/2010/wordprocessingInk">
-                    <w14:contentPart bwMode="auto" r:id="rId22">
-                      <w14:nvContentPartPr>
-                        <w14:cNvContentPartPr/>
-                      </w14:nvContentPartPr>
-                      <w14:xfrm>
-                        <a:off x="0" y="0"/>
-                        <a:ext cx="16200" cy="18360"/>
-                      </w14:xfrm>
-                    </w14:contentPart>
-                  </a:graphicData>
-                </a:graphic>
-              </wp:anchor>
-            </w:drawing>
-          </mc:Choice>
-          <mc:Fallback>
-            <w:pict>
-              <v:shape w14:anchorId="45C7F63B" id="Ink 667" o:spid="_x0000_s1026" type="#_x0000_t75" style="position:absolute;margin-left:383.4pt;margin-top:58.25pt;width:2.3pt;height:2.45pt;z-index:252184576;visibility:visible;mso-wrap-style:square;mso-wrap-distance-left:9pt;mso-wrap-distance-top:0;mso-wrap-distance-right:9pt;mso-wrap-distance-bottom:0;mso-position-horizontal:absolute;mso-position-horizontal-relative:text;mso-position-vertical:absolute;mso-position-vertical-relative:text" o:gfxdata="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">
-                <v:imagedata r:id="rId23" o:title=""/>
-              </v:shape>
-            </w:pict>
-          </mc:Fallback>
-        </mc:AlternateContent>
-      </w:r>
-      <w:r>
-        <w:rPr>
-          <w:noProof/>
-        </w:rPr>
-        <mc:AlternateContent>
-          <mc:Choice Requires="wpi">
-            <w:drawing>
-              <wp:anchor distT="0" distB="0" distL="114300" distR="114300" simplePos="0" relativeHeight="252160000" behindDoc="0" locked="0" layoutInCell="1" allowOverlap="1" wp14:anchorId="447806E9" wp14:editId="77EC1D87">
-                <wp:simplePos x="0" y="0"/>
-                <wp:positionH relativeFrom="column">
-                  <wp:posOffset>3385185</wp:posOffset>
-                </wp:positionH>
-                <wp:positionV relativeFrom="paragraph">
-                  <wp:posOffset>350520</wp:posOffset>
-                </wp:positionV>
-                <wp:extent cx="340995" cy="108360"/>
-                <wp:effectExtent l="38100" t="38100" r="1905" b="44450"/>
-                <wp:wrapNone/>
-                <wp:docPr id="1486191060" name="Ink 643"/>
-                <wp:cNvGraphicFramePr/>
-                <a:graphic xmlns:a="http://schemas.openxmlformats.org/drawingml/2006/main">
-                  <a:graphicData uri="http://schemas.microsoft.com/office/word/2010/wordprocessingInk">
-                    <w14:contentPart bwMode="auto" r:id="rId24">
-                      <w14:nvContentPartPr>
-                        <w14:cNvContentPartPr/>
-                      </w14:nvContentPartPr>
-                      <w14:xfrm>
-                        <a:off x="0" y="0"/>
-                        <a:ext cx="340995" cy="108360"/>
-                      </w14:xfrm>
-                    </w14:contentPart>
-                  </a:graphicData>
-                </a:graphic>
-              </wp:anchor>
-            </w:drawing>
-          </mc:Choice>
-          <mc:Fallback>
-            <w:pict>
-              <v:shape w14:anchorId="705B8D22" id="Ink 643" o:spid="_x0000_s1026" type="#_x0000_t75" style="position:absolute;margin-left:266.05pt;margin-top:27.1pt;width:27.8pt;height:9.55pt;z-index:252160000;visibility:visible;mso-wrap-style:square;mso-wrap-distance-left:9pt;mso-wrap-distance-top:0;mso-wrap-distance-right:9pt;mso-wrap-distance-bottom:0;mso-position-horizontal:absolute;mso-position-horizontal-relative:text;mso-position-vertical:absolute;mso-position-vertical-relative:text" o:gfxdata="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">
-                <v:imagedata r:id="rId25" o:title=""/>
-              </v:shape>
-            </w:pict>
-          </mc:Fallback>
-        </mc:AlternateContent>
-      </w:r>
-      <w:r>
-        <w:rPr>
-          <w:noProof/>
-        </w:rPr>
-        <mc:AlternateContent>
-          <mc:Choice Requires="wpi">
-            <w:drawing>
-              <wp:anchor distT="0" distB="0" distL="114300" distR="114300" simplePos="0" relativeHeight="252156928" behindDoc="0" locked="0" layoutInCell="1" allowOverlap="1" wp14:anchorId="425C8B92" wp14:editId="7655E314">
-                <wp:simplePos x="0" y="0"/>
-                <wp:positionH relativeFrom="column">
-                  <wp:posOffset>2551430</wp:posOffset>
-                </wp:positionH>
-                <wp:positionV relativeFrom="paragraph">
-                  <wp:posOffset>24765</wp:posOffset>
-                </wp:positionV>
-                <wp:extent cx="531615" cy="824865"/>
-                <wp:effectExtent l="38100" t="38100" r="20955" b="51435"/>
-                <wp:wrapNone/>
-                <wp:docPr id="1200533967" name="Ink 640"/>
-                <wp:cNvGraphicFramePr/>
-                <a:graphic xmlns:a="http://schemas.openxmlformats.org/drawingml/2006/main">
-                  <a:graphicData uri="http://schemas.microsoft.com/office/word/2010/wordprocessingInk">
-                    <w14:contentPart bwMode="auto" r:id="rId26">
-                      <w14:nvContentPartPr>
-                        <w14:cNvContentPartPr/>
-                      </w14:nvContentPartPr>
-                      <w14:xfrm>
-                        <a:off x="0" y="0"/>
-                        <a:ext cx="531615" cy="824865"/>
-                      </w14:xfrm>
-                    </w14:contentPart>
-                  </a:graphicData>
-                </a:graphic>
-              </wp:anchor>
-            </w:drawing>
-          </mc:Choice>
-          <mc:Fallback>
-            <w:pict>
-              <v:shape w14:anchorId="3AD70641" id="Ink 640" o:spid="_x0000_s1026" type="#_x0000_t75" style="position:absolute;margin-left:200.4pt;margin-top:1.45pt;width:42.8pt;height:65.9pt;z-index:252156928;visibility:visible;mso-wrap-style:square;mso-wrap-distance-left:9pt;mso-wrap-distance-top:0;mso-wrap-distance-right:9pt;mso-wrap-distance-bottom:0;mso-position-horizontal:absolute;mso-position-horizontal-relative:text;mso-position-vertical:absolute;mso-position-vertical-relative:text" o:gfxdata="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">
-                <v:imagedata r:id="rId27" o:title=""/>
-              </v:shape>
-            </w:pict>
-          </mc:Fallback>
-        </mc:AlternateContent>
-      </w:r>
-      <w:r>
-        <w:rPr>
-          <w:noProof/>
-        </w:rPr>
-        <mc:AlternateContent>
-          <mc:Choice Requires="wpi">
-            <w:drawing>
-              <wp:anchor distT="0" distB="0" distL="114300" distR="114300" simplePos="0" relativeHeight="252145664" behindDoc="0" locked="0" layoutInCell="1" allowOverlap="1" wp14:anchorId="65CAC293" wp14:editId="6BB9BDBF">
-                <wp:simplePos x="0" y="0"/>
-                <wp:positionH relativeFrom="column">
-                  <wp:posOffset>2148205</wp:posOffset>
-                </wp:positionH>
-                <wp:positionV relativeFrom="paragraph">
-                  <wp:posOffset>173355</wp:posOffset>
-                </wp:positionV>
-                <wp:extent cx="939960" cy="229235"/>
-                <wp:effectExtent l="38100" t="38100" r="0" b="37465"/>
-                <wp:wrapNone/>
-                <wp:docPr id="281676119" name="Ink 629"/>
-                <wp:cNvGraphicFramePr/>
-                <a:graphic xmlns:a="http://schemas.openxmlformats.org/drawingml/2006/main">
-                  <a:graphicData uri="http://schemas.microsoft.com/office/word/2010/wordprocessingInk">
-                    <w14:contentPart bwMode="auto" r:id="rId28">
-                      <w14:nvContentPartPr>
-                        <w14:cNvContentPartPr/>
-                      </w14:nvContentPartPr>
-                      <w14:xfrm>
-                        <a:off x="0" y="0"/>
-                        <a:ext cx="939960" cy="229235"/>
-                      </w14:xfrm>
-                    </w14:contentPart>
-                  </a:graphicData>
-                </a:graphic>
-              </wp:anchor>
-            </w:drawing>
-          </mc:Choice>
-          <mc:Fallback>
-            <w:pict>
-              <v:shape w14:anchorId="60EB2BBD" id="Ink 629" o:spid="_x0000_s1026" type="#_x0000_t75" style="position:absolute;margin-left:168.65pt;margin-top:13.15pt;width:75pt;height:19pt;z-index:252145664;visibility:visible;mso-wrap-style:square;mso-wrap-distance-left:9pt;mso-wrap-distance-top:0;mso-wrap-distance-right:9pt;mso-wrap-distance-bottom:0;mso-position-horizontal:absolute;mso-position-horizontal-relative:text;mso-position-vertical:absolute;mso-position-vertical-relative:text" o:gfxdata="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">
-                <v:imagedata r:id="rId29" o:title=""/>
-              </v:shape>
-            </w:pict>
-          </mc:Fallback>
-        </mc:AlternateContent>
-      </w:r>
-      <w:r>
-        <w:rPr>
-          <w:noProof/>
-        </w:rPr>
-        <mc:AlternateContent>
-          <mc:Choice Requires="wpi">
-            <w:drawing>
-              <wp:anchor distT="0" distB="0" distL="114300" distR="114300" simplePos="0" relativeHeight="252138496" behindDoc="0" locked="0" layoutInCell="1" allowOverlap="1" wp14:anchorId="5670BB9C" wp14:editId="38A6B154">
-                <wp:simplePos x="0" y="0"/>
-                <wp:positionH relativeFrom="column">
-                  <wp:posOffset>1784985</wp:posOffset>
-                </wp:positionH>
-                <wp:positionV relativeFrom="paragraph">
-                  <wp:posOffset>450215</wp:posOffset>
-                </wp:positionV>
-                <wp:extent cx="379080" cy="463550"/>
-                <wp:effectExtent l="38100" t="38100" r="40640" b="50800"/>
-                <wp:wrapNone/>
-                <wp:docPr id="1040725914" name="Ink 621"/>
-                <wp:cNvGraphicFramePr/>
-                <a:graphic xmlns:a="http://schemas.openxmlformats.org/drawingml/2006/main">
-                  <a:graphicData uri="http://schemas.microsoft.com/office/word/2010/wordprocessingInk">
-                    <w14:contentPart bwMode="auto" r:id="rId30">
-                      <w14:nvContentPartPr>
-                        <w14:cNvContentPartPr/>
-                      </w14:nvContentPartPr>
-                      <w14:xfrm>
-                        <a:off x="0" y="0"/>
-                        <a:ext cx="379080" cy="463550"/>
-                      </w14:xfrm>
-                    </w14:contentPart>
-                  </a:graphicData>
-                </a:graphic>
-              </wp:anchor>
-            </w:drawing>
-          </mc:Choice>
-          <mc:Fallback>
-            <w:pict>
-              <v:shape w14:anchorId="3EF4AE06" id="Ink 621" o:spid="_x0000_s1026" type="#_x0000_t75" style="position:absolute;margin-left:140.05pt;margin-top:34.95pt;width:30.85pt;height:37.45pt;z-index:252138496;visibility:visible;mso-wrap-style:square;mso-wrap-distance-left:9pt;mso-wrap-distance-top:0;mso-wrap-distance-right:9pt;mso-wrap-distance-bottom:0;mso-position-horizontal:absolute;mso-position-horizontal-relative:text;mso-position-vertical:absolute;mso-position-vertical-relative:text" o:gfxdata="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">
-                <v:imagedata r:id="rId31" o:title=""/>
-              </v:shape>
-            </w:pict>
-          </mc:Fallback>
-        </mc:AlternateContent>
-      </w:r>
-      <w:r>
-        <w:rPr>
-          <w:noProof/>
-        </w:rPr>
-        <mc:AlternateContent>
-          <mc:Choice Requires="wpi">
-            <w:drawing>
-              <wp:anchor distT="0" distB="0" distL="114300" distR="114300" simplePos="0" relativeHeight="252134400" behindDoc="0" locked="0" layoutInCell="1" allowOverlap="1" wp14:anchorId="1204C5B6" wp14:editId="48618505">
-                <wp:simplePos x="0" y="0"/>
-                <wp:positionH relativeFrom="column">
-                  <wp:posOffset>2124075</wp:posOffset>
-                </wp:positionH>
-                <wp:positionV relativeFrom="paragraph">
-                  <wp:posOffset>556895</wp:posOffset>
-                </wp:positionV>
-                <wp:extent cx="22225" cy="22225"/>
-                <wp:effectExtent l="38100" t="38100" r="34925" b="34925"/>
-                <wp:wrapNone/>
-                <wp:docPr id="1553927700" name="Ink 617"/>
-                <wp:cNvGraphicFramePr/>
-                <a:graphic xmlns:a="http://schemas.openxmlformats.org/drawingml/2006/main">
-                  <a:graphicData uri="http://schemas.microsoft.com/office/word/2010/wordprocessingInk">
-                    <w14:contentPart bwMode="auto" r:id="rId32">
-                      <w14:nvContentPartPr>
-                        <w14:cNvContentPartPr/>
-                      </w14:nvContentPartPr>
-                      <w14:xfrm rot="-5400000">
-                        <a:off x="0" y="0"/>
-                        <a:ext cx="22225" cy="22225"/>
-                      </w14:xfrm>
-                    </w14:contentPart>
-                  </a:graphicData>
-                </a:graphic>
-                <wp14:sizeRelH relativeFrom="margin">
-                  <wp14:pctWidth>0</wp14:pctWidth>
-                </wp14:sizeRelH>
-                <wp14:sizeRelV relativeFrom="margin">
-                  <wp14:pctHeight>0</wp14:pctHeight>
-                </wp14:sizeRelV>
-              </wp:anchor>
-            </w:drawing>
-          </mc:Choice>
-          <mc:Fallback>
-            <w:pict>
-              <v:shape w14:anchorId="165AA85A" id="Ink 617" o:spid="_x0000_s1026" type="#_x0000_t75" style="position:absolute;margin-left:166.8pt;margin-top:43.4pt;width:2.7pt;height:2.7pt;rotation:-90;z-index:252134400;visibility:visible;mso-wrap-style:square;mso-width-percent:0;mso-height-percent:0;mso-wrap-distance-left:9pt;mso-wrap-distance-top:0;mso-wrap-distance-right:9pt;mso-wrap-distance-bottom:0;mso-position-horizontal:absolute;mso-position-horizontal-relative:text;mso-position-vertical:absolute;mso-position-vertical-relative:text;mso-width-percent:0;mso-height-percent:0;mso-width-relative:margin;mso-height-relative:margin" o:gfxdata="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">
-                <v:imagedata r:id="rId33" o:title=""/>
-              </v:shape>
-            </w:pict>
-          </mc:Fallback>
-        </mc:AlternateContent>
-      </w:r>
-      <w:r>
-        <w:rPr>
-          <w:noProof/>
-        </w:rPr>
-        <mc:AlternateContent>
-          <mc:Choice Requires="wpi">
-            <w:drawing>
-              <wp:anchor distT="0" distB="0" distL="114300" distR="114300" simplePos="0" relativeHeight="252131328" behindDoc="0" locked="0" layoutInCell="1" allowOverlap="1" wp14:anchorId="4B2A9102" wp14:editId="013F4780">
-                <wp:simplePos x="0" y="0"/>
-                <wp:positionH relativeFrom="column">
-                  <wp:posOffset>2102584</wp:posOffset>
-                </wp:positionH>
-                <wp:positionV relativeFrom="paragraph">
-                  <wp:posOffset>192174</wp:posOffset>
-                </wp:positionV>
-                <wp:extent cx="52560" cy="43920"/>
-                <wp:effectExtent l="38100" t="38100" r="43180" b="51435"/>
-                <wp:wrapNone/>
-                <wp:docPr id="537191931" name="Ink 612"/>
-                <wp:cNvGraphicFramePr/>
-                <a:graphic xmlns:a="http://schemas.openxmlformats.org/drawingml/2006/main">
-                  <a:graphicData uri="http://schemas.microsoft.com/office/word/2010/wordprocessingInk">
-                    <w14:contentPart bwMode="auto" r:id="rId34">
-                      <w14:nvContentPartPr>
-                        <w14:cNvContentPartPr/>
-                      </w14:nvContentPartPr>
-                      <w14:xfrm>
-                        <a:off x="0" y="0"/>
-                        <a:ext cx="52560" cy="43920"/>
-                      </w14:xfrm>
-                    </w14:contentPart>
-                  </a:graphicData>
-                </a:graphic>
-              </wp:anchor>
-            </w:drawing>
-          </mc:Choice>
-          <mc:Fallback>
-            <w:pict>
-              <v:shape w14:anchorId="25FF06AA" id="Ink 612" o:spid="_x0000_s1026" type="#_x0000_t75" style="position:absolute;margin-left:165.05pt;margin-top:14.65pt;width:5.15pt;height:4.4pt;z-index:252131328;visibility:visible;mso-wrap-style:square;mso-wrap-distance-left:9pt;mso-wrap-distance-top:0;mso-wrap-distance-right:9pt;mso-wrap-distance-bottom:0;mso-position-horizontal:absolute;mso-position-horizontal-relative:text;mso-position-vertical:absolute;mso-position-vertical-relative:text" o:gfxdata="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">
-                <v:imagedata r:id="rId35" o:title=""/>
-              </v:shape>
-            </w:pict>
-          </mc:Fallback>
-        </mc:AlternateContent>
-      </w:r>
-      <w:r>
-        <w:rPr>
-          <w:noProof/>
-        </w:rPr>
-        <mc:AlternateContent>
-          <mc:Choice Requires="wpi">
-            <w:drawing>
-              <wp:anchor distT="0" distB="0" distL="114300" distR="114300" simplePos="0" relativeHeight="252130304" behindDoc="0" locked="0" layoutInCell="1" allowOverlap="1" wp14:anchorId="6822507F" wp14:editId="5815E087">
-                <wp:simplePos x="0" y="0"/>
-                <wp:positionH relativeFrom="column">
-                  <wp:posOffset>2134264</wp:posOffset>
-                </wp:positionH>
-                <wp:positionV relativeFrom="paragraph">
-                  <wp:posOffset>205134</wp:posOffset>
-                </wp:positionV>
-                <wp:extent cx="3240" cy="265320"/>
-                <wp:effectExtent l="38100" t="38100" r="34925" b="40005"/>
-                <wp:wrapNone/>
-                <wp:docPr id="1530761452" name="Ink 608"/>
-                <wp:cNvGraphicFramePr/>
-                <a:graphic xmlns:a="http://schemas.openxmlformats.org/drawingml/2006/main">
-                  <a:graphicData uri="http://schemas.microsoft.com/office/word/2010/wordprocessingInk">
-                    <w14:contentPart bwMode="auto" r:id="rId36">
-                      <w14:nvContentPartPr>
-                        <w14:cNvContentPartPr/>
-                      </w14:nvContentPartPr>
-                      <w14:xfrm>
-                        <a:off x="0" y="0"/>
-                        <a:ext cx="3240" cy="265320"/>
-                      </w14:xfrm>
-                    </w14:contentPart>
-                  </a:graphicData>
-                </a:graphic>
-              </wp:anchor>
-            </w:drawing>
-          </mc:Choice>
-          <mc:Fallback>
-            <w:pict>
-              <v:shape w14:anchorId="62C46AC8" id="Ink 608" o:spid="_x0000_s1026" type="#_x0000_t75" style="position:absolute;margin-left:167.55pt;margin-top:15.65pt;width:1.2pt;height:21.9pt;z-index:252130304;visibility:visible;mso-wrap-style:square;mso-wrap-distance-left:9pt;mso-wrap-distance-top:0;mso-wrap-distance-right:9pt;mso-wrap-distance-bottom:0;mso-position-horizontal:absolute;mso-position-horizontal-relative:text;mso-position-vertical:absolute;mso-position-vertical-relative:text" o:gfxdata="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">
-                <v:imagedata r:id="rId37" o:title=""/>
-              </v:shape>
-            </w:pict>
-          </mc:Fallback>
-        </mc:AlternateContent>
-      </w:r>
-      <w:r>
-        <w:rPr>
-          <w:noProof/>
-        </w:rPr>
-        <mc:AlternateContent>
-          <mc:Choice Requires="wpi">
-            <w:drawing>
-              <wp:anchor distT="0" distB="0" distL="114300" distR="114300" simplePos="0" relativeHeight="252128256" behindDoc="0" locked="0" layoutInCell="1" allowOverlap="1" wp14:anchorId="35A63B6C" wp14:editId="263D2717">
-                <wp:simplePos x="0" y="0"/>
-                <wp:positionH relativeFrom="column">
-                  <wp:posOffset>1647184</wp:posOffset>
-                </wp:positionH>
-                <wp:positionV relativeFrom="paragraph">
-                  <wp:posOffset>213774</wp:posOffset>
-                </wp:positionV>
-                <wp:extent cx="532440" cy="15480"/>
-                <wp:effectExtent l="38100" t="38100" r="39370" b="41910"/>
-                <wp:wrapNone/>
-                <wp:docPr id="665040349" name="Ink 606"/>
-                <wp:cNvGraphicFramePr/>
-                <a:graphic xmlns:a="http://schemas.openxmlformats.org/drawingml/2006/main">
-                  <a:graphicData uri="http://schemas.microsoft.com/office/word/2010/wordprocessingInk">
-                    <w14:contentPart bwMode="auto" r:id="rId38">
-                      <w14:nvContentPartPr>
-                        <w14:cNvContentPartPr/>
-                      </w14:nvContentPartPr>
-                      <w14:xfrm>
-                        <a:off x="0" y="0"/>
-                        <a:ext cx="532440" cy="15480"/>
-                      </w14:xfrm>
-                    </w14:contentPart>
-                  </a:graphicData>
-                </a:graphic>
-              </wp:anchor>
-            </w:drawing>
-          </mc:Choice>
-          <mc:Fallback>
-            <w:pict>
-              <v:shape w14:anchorId="76603CAF" id="Ink 606" o:spid="_x0000_s1026" type="#_x0000_t75" style="position:absolute;margin-left:129.2pt;margin-top:16.35pt;width:42.9pt;height:2.2pt;z-index:252128256;visibility:visible;mso-wrap-style:square;mso-wrap-distance-left:9pt;mso-wrap-distance-top:0;mso-wrap-distance-right:9pt;mso-wrap-distance-bottom:0;mso-position-horizontal:absolute;mso-position-horizontal-relative:text;mso-position-vertical:absolute;mso-position-vertical-relative:text" o:gfxdata="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">
-                <v:imagedata r:id="rId39" o:title=""/>
-              </v:shape>
-            </w:pict>
-          </mc:Fallback>
-        </mc:AlternateContent>
-      </w:r>
-      <w:r>
-        <w:rPr>
-          <w:noProof/>
-        </w:rPr>
-        <mc:AlternateContent>
-          <mc:Choice Requires="wpi">
-            <w:drawing>
-              <wp:anchor distT="0" distB="0" distL="114300" distR="114300" simplePos="0" relativeHeight="252124160" behindDoc="0" locked="0" layoutInCell="1" allowOverlap="1" wp14:anchorId="5899F2EC" wp14:editId="02A96EF9">
-                <wp:simplePos x="0" y="0"/>
-                <wp:positionH relativeFrom="column">
-                  <wp:posOffset>1695450</wp:posOffset>
-                </wp:positionH>
-                <wp:positionV relativeFrom="paragraph">
-                  <wp:posOffset>724585</wp:posOffset>
-                </wp:positionV>
-                <wp:extent cx="469080" cy="288360"/>
-                <wp:effectExtent l="38100" t="38100" r="0" b="35560"/>
-                <wp:wrapNone/>
-                <wp:docPr id="81060242" name="Ink 602"/>
-                <wp:cNvGraphicFramePr/>
-                <a:graphic xmlns:a="http://schemas.openxmlformats.org/drawingml/2006/main">
-                  <a:graphicData uri="http://schemas.microsoft.com/office/word/2010/wordprocessingInk">
-                    <w14:contentPart bwMode="auto" r:id="rId40">
-                      <w14:nvContentPartPr>
-                        <w14:cNvContentPartPr/>
-                      </w14:nvContentPartPr>
-                      <w14:xfrm>
-                        <a:off x="0" y="0"/>
-                        <a:ext cx="468630" cy="288360"/>
-                      </w14:xfrm>
-                    </w14:contentPart>
-                  </a:graphicData>
-                </a:graphic>
-                <wp14:sizeRelV relativeFrom="margin">
-                  <wp14:pctHeight>0</wp14:pctHeight>
-                </wp14:sizeRelV>
-              </wp:anchor>
-            </w:drawing>
-          </mc:Choice>
-          <mc:Fallback>
-            <w:pict>
-              <v:shape w14:anchorId="1DB440F6" id="Ink 602" o:spid="_x0000_s1026" type="#_x0000_t75" style="position:absolute;margin-left:133pt;margin-top:56.55pt;width:37.9pt;height:23.65pt;z-index:252124160;visibility:visible;mso-wrap-style:square;mso-height-percent:0;mso-wrap-distance-left:9pt;mso-wrap-distance-top:0;mso-wrap-distance-right:9pt;mso-wrap-distance-bottom:0;mso-position-horizontal:absolute;mso-position-horizontal-relative:text;mso-position-vertical:absolute;mso-position-vertical-relative:text;mso-height-percent:0;mso-height-relative:margin" o:gfxdata="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">
-                <v:imagedata r:id="rId41" o:title=""/>
-              </v:shape>
-            </w:pict>
-          </mc:Fallback>
-        </mc:AlternateContent>
-      </w:r>
-      <w:r>
-        <w:rPr>
-          <w:noProof/>
-        </w:rPr>
-        <mc:AlternateContent>
-          <mc:Choice Requires="wpi">
-            <w:drawing>
-              <wp:anchor distT="0" distB="0" distL="114300" distR="114300" simplePos="0" relativeHeight="252120064" behindDoc="0" locked="0" layoutInCell="1" allowOverlap="1" wp14:anchorId="625AE75C" wp14:editId="33593C5C">
-                <wp:simplePos x="0" y="0"/>
-                <wp:positionH relativeFrom="column">
-                  <wp:posOffset>1116330</wp:posOffset>
-                </wp:positionH>
-                <wp:positionV relativeFrom="paragraph">
-                  <wp:posOffset>622300</wp:posOffset>
-                </wp:positionV>
-                <wp:extent cx="579660" cy="418465"/>
-                <wp:effectExtent l="38100" t="38100" r="0" b="38735"/>
-                <wp:wrapNone/>
-                <wp:docPr id="2045706172" name="Ink 597"/>
-                <wp:cNvGraphicFramePr/>
-                <a:graphic xmlns:a="http://schemas.openxmlformats.org/drawingml/2006/main">
-                  <a:graphicData uri="http://schemas.microsoft.com/office/word/2010/wordprocessingInk">
-                    <w14:contentPart bwMode="auto" r:id="rId42">
-                      <w14:nvContentPartPr>
-                        <w14:cNvContentPartPr/>
-                      </w14:nvContentPartPr>
-                      <w14:xfrm>
-                        <a:off x="0" y="0"/>
-                        <a:ext cx="579660" cy="418465"/>
-                      </w14:xfrm>
-                    </w14:contentPart>
-                  </a:graphicData>
-                </a:graphic>
-              </wp:anchor>
-            </w:drawing>
-          </mc:Choice>
-          <mc:Fallback>
-            <w:pict>
-              <v:shape w14:anchorId="4D3A837D" id="Ink 597" o:spid="_x0000_s1026" type="#_x0000_t75" style="position:absolute;margin-left:87.4pt;margin-top:48.5pt;width:46.65pt;height:33.9pt;z-index:252120064;visibility:visible;mso-wrap-style:square;mso-wrap-distance-left:9pt;mso-wrap-distance-top:0;mso-wrap-distance-right:9pt;mso-wrap-distance-bottom:0;mso-position-horizontal:absolute;mso-position-horizontal-relative:text;mso-position-vertical:absolute;mso-position-vertical-relative:text" o:gfxdata="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">
-                <v:imagedata r:id="rId43" o:title=""/>
-              </v:shape>
-            </w:pict>
-          </mc:Fallback>
-        </mc:AlternateContent>
-      </w:r>
-      <w:r>
-        <w:rPr>
-          <w:noProof/>
-        </w:rPr>
-        <mc:AlternateContent>
-          <mc:Choice Requires="wpi">
-            <w:drawing>
-              <wp:anchor distT="0" distB="0" distL="114300" distR="114300" simplePos="0" relativeHeight="252109824" behindDoc="0" locked="0" layoutInCell="1" allowOverlap="1" wp14:anchorId="462A3C68" wp14:editId="049E9690">
-                <wp:simplePos x="0" y="0"/>
-                <wp:positionH relativeFrom="column">
-                  <wp:posOffset>1374775</wp:posOffset>
-                </wp:positionH>
-                <wp:positionV relativeFrom="paragraph">
-                  <wp:posOffset>412115</wp:posOffset>
-                </wp:positionV>
-                <wp:extent cx="166810" cy="113755"/>
-                <wp:effectExtent l="38100" t="38100" r="43180" b="38735"/>
-                <wp:wrapNone/>
-                <wp:docPr id="1629543825" name="Ink 586"/>
-                <wp:cNvGraphicFramePr/>
-                <a:graphic xmlns:a="http://schemas.openxmlformats.org/drawingml/2006/main">
-                  <a:graphicData uri="http://schemas.microsoft.com/office/word/2010/wordprocessingInk">
-                    <w14:contentPart bwMode="auto" r:id="rId44">
-                      <w14:nvContentPartPr>
-                        <w14:cNvContentPartPr/>
-                      </w14:nvContentPartPr>
-                      <w14:xfrm>
-                        <a:off x="0" y="0"/>
-                        <a:ext cx="166810" cy="113755"/>
-                      </w14:xfrm>
-                    </w14:contentPart>
-                  </a:graphicData>
-                </a:graphic>
-              </wp:anchor>
-            </w:drawing>
-          </mc:Choice>
-          <mc:Fallback>
-            <w:pict>
-              <v:shape w14:anchorId="6D4AD613" id="Ink 586" o:spid="_x0000_s1026" type="#_x0000_t75" style="position:absolute;margin-left:107.75pt;margin-top:31.95pt;width:14.15pt;height:9.9pt;z-index:252109824;visibility:visible;mso-wrap-style:square;mso-wrap-distance-left:9pt;mso-wrap-distance-top:0;mso-wrap-distance-right:9pt;mso-wrap-distance-bottom:0;mso-position-horizontal:absolute;mso-position-horizontal-relative:text;mso-position-vertical:absolute;mso-position-vertical-relative:text" o:gfxdata="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">
-                <v:imagedata r:id="rId45" o:title=""/>
-              </v:shape>
-            </w:pict>
-          </mc:Fallback>
-        </mc:AlternateContent>
-      </w:r>
-      <w:r>
-        <w:rPr>
-          <w:noProof/>
-        </w:rPr>
-        <mc:AlternateContent>
-          <mc:Choice Requires="wpi">
-            <w:drawing>
-              <wp:anchor distT="0" distB="0" distL="114300" distR="114300" simplePos="0" relativeHeight="252106752" behindDoc="0" locked="0" layoutInCell="1" allowOverlap="1" wp14:anchorId="0919A032" wp14:editId="08073A81">
-                <wp:simplePos x="0" y="0"/>
-                <wp:positionH relativeFrom="column">
-                  <wp:posOffset>958850</wp:posOffset>
-                </wp:positionH>
-                <wp:positionV relativeFrom="paragraph">
-                  <wp:posOffset>5080</wp:posOffset>
-                </wp:positionV>
-                <wp:extent cx="127260" cy="109545"/>
-                <wp:effectExtent l="38100" t="38100" r="44450" b="43180"/>
-                <wp:wrapNone/>
-                <wp:docPr id="1737496706" name="Ink 583"/>
-                <wp:cNvGraphicFramePr/>
-                <a:graphic xmlns:a="http://schemas.openxmlformats.org/drawingml/2006/main">
-                  <a:graphicData uri="http://schemas.microsoft.com/office/word/2010/wordprocessingInk">
-                    <w14:contentPart bwMode="auto" r:id="rId46">
-                      <w14:nvContentPartPr>
-                        <w14:cNvContentPartPr/>
-                      </w14:nvContentPartPr>
-                      <w14:xfrm>
-                        <a:off x="0" y="0"/>
-                        <a:ext cx="127260" cy="109545"/>
-                      </w14:xfrm>
-                    </w14:contentPart>
-                  </a:graphicData>
-                </a:graphic>
-              </wp:anchor>
-            </w:drawing>
-          </mc:Choice>
-          <mc:Fallback>
-            <w:pict>
-              <v:shape w14:anchorId="52DACD94" id="Ink 583" o:spid="_x0000_s1026" type="#_x0000_t75" style="position:absolute;margin-left:75pt;margin-top:-.1pt;width:11pt;height:9.65pt;z-index:252106752;visibility:visible;mso-wrap-style:square;mso-wrap-distance-left:9pt;mso-wrap-distance-top:0;mso-wrap-distance-right:9pt;mso-wrap-distance-bottom:0;mso-position-horizontal:absolute;mso-position-horizontal-relative:text;mso-position-vertical:absolute;mso-position-vertical-relative:text" o:gfxdata="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">
-                <v:imagedata r:id="rId47" o:title=""/>
-              </v:shape>
-            </w:pict>
-          </mc:Fallback>
-        </mc:AlternateContent>
-      </w:r>
-      <w:r>
-        <w:rPr>
-          <w:noProof/>
-        </w:rPr>
-        <mc:AlternateContent>
-          <mc:Choice Requires="wpi">
-            <w:drawing>
-              <wp:anchor distT="0" distB="0" distL="114300" distR="114300" simplePos="0" relativeHeight="252103680" behindDoc="0" locked="0" layoutInCell="1" allowOverlap="1" wp14:anchorId="09B3F462" wp14:editId="13DA87A4">
-                <wp:simplePos x="0" y="0"/>
-                <wp:positionH relativeFrom="column">
-                  <wp:posOffset>1017905</wp:posOffset>
-                </wp:positionH>
-                <wp:positionV relativeFrom="paragraph">
-                  <wp:posOffset>572135</wp:posOffset>
-                </wp:positionV>
-                <wp:extent cx="776650" cy="108360"/>
-                <wp:effectExtent l="38100" t="38100" r="4445" b="44450"/>
-                <wp:wrapNone/>
-                <wp:docPr id="1023449794" name="Ink 580"/>
-                <wp:cNvGraphicFramePr/>
-                <a:graphic xmlns:a="http://schemas.openxmlformats.org/drawingml/2006/main">
-                  <a:graphicData uri="http://schemas.microsoft.com/office/word/2010/wordprocessingInk">
-                    <w14:contentPart bwMode="auto" r:id="rId48">
-                      <w14:nvContentPartPr>
-                        <w14:cNvContentPartPr/>
-                      </w14:nvContentPartPr>
-                      <w14:xfrm>
-                        <a:off x="0" y="0"/>
-                        <a:ext cx="776650" cy="108360"/>
-                      </w14:xfrm>
-                    </w14:contentPart>
-                  </a:graphicData>
-                </a:graphic>
-              </wp:anchor>
-            </w:drawing>
-          </mc:Choice>
-          <mc:Fallback>
-            <w:pict>
-              <v:shape w14:anchorId="4B6E5DD5" id="Ink 580" o:spid="_x0000_s1026" type="#_x0000_t75" style="position:absolute;margin-left:79.65pt;margin-top:44.55pt;width:62.1pt;height:9.55pt;z-index:252103680;visibility:visible;mso-wrap-style:square;mso-wrap-distance-left:9pt;mso-wrap-distance-top:0;mso-wrap-distance-right:9pt;mso-wrap-distance-bottom:0;mso-position-horizontal:absolute;mso-position-horizontal-relative:text;mso-position-vertical:absolute;mso-position-vertical-relative:text" o:gfxdata="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">
-                <v:imagedata r:id="rId49" o:title=""/>
-              </v:shape>
-            </w:pict>
-          </mc:Fallback>
-        </mc:AlternateContent>
-      </w:r>
-      <w:r>
-        <w:rPr>
-          <w:noProof/>
-        </w:rPr>
-        <mc:AlternateContent>
-          <mc:Choice Requires="wpi">
-            <w:drawing>
-              <wp:anchor distT="0" distB="0" distL="114300" distR="114300" simplePos="0" relativeHeight="252100608" behindDoc="0" locked="0" layoutInCell="1" allowOverlap="1" wp14:anchorId="7F070768" wp14:editId="4F409770">
-                <wp:simplePos x="0" y="0"/>
-                <wp:positionH relativeFrom="column">
-                  <wp:posOffset>645160</wp:posOffset>
-                </wp:positionH>
-                <wp:positionV relativeFrom="paragraph">
-                  <wp:posOffset>569595</wp:posOffset>
-                </wp:positionV>
-                <wp:extent cx="371520" cy="149040"/>
-                <wp:effectExtent l="38100" t="38100" r="47625" b="41910"/>
-                <wp:wrapNone/>
-                <wp:docPr id="1046171524" name="Ink 576"/>
-                <wp:cNvGraphicFramePr/>
-                <a:graphic xmlns:a="http://schemas.openxmlformats.org/drawingml/2006/main">
-                  <a:graphicData uri="http://schemas.microsoft.com/office/word/2010/wordprocessingInk">
-                    <w14:contentPart bwMode="auto" r:id="rId50">
-                      <w14:nvContentPartPr>
-                        <w14:cNvContentPartPr/>
-                      </w14:nvContentPartPr>
-                      <w14:xfrm>
-                        <a:off x="0" y="0"/>
-                        <a:ext cx="371520" cy="148590"/>
-                      </w14:xfrm>
-                    </w14:contentPart>
-                  </a:graphicData>
-                </a:graphic>
-                <wp14:sizeRelH relativeFrom="margin">
-                  <wp14:pctWidth>0</wp14:pctWidth>
-                </wp14:sizeRelH>
-              </wp:anchor>
-            </w:drawing>
-          </mc:Choice>
-          <mc:Fallback>
-            <w:pict>
-              <v:shape w14:anchorId="1F39285B" id="Ink 576" o:spid="_x0000_s1026" type="#_x0000_t75" style="position:absolute;margin-left:50.3pt;margin-top:44.35pt;width:30.2pt;height:12.7pt;z-index:252100608;visibility:visible;mso-wrap-style:square;mso-width-percent:0;mso-wrap-distance-left:9pt;mso-wrap-distance-top:0;mso-wrap-distance-right:9pt;mso-wrap-distance-bottom:0;mso-position-horizontal:absolute;mso-position-horizontal-relative:text;mso-position-vertical:absolute;mso-position-vertical-relative:text;mso-width-percent:0;mso-width-relative:margin" o:gfxdata="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">
-                <v:imagedata r:id="rId51" o:title=""/>
-              </v:shape>
-            </w:pict>
-          </mc:Fallback>
-        </mc:AlternateContent>
-      </w:r>
-      <w:r>
-        <w:rPr>
-          <w:noProof/>
-        </w:rPr>
-        <mc:AlternateContent>
-          <mc:Choice Requires="wpi">
-            <w:drawing>
-              <wp:anchor distT="0" distB="0" distL="114300" distR="114300" simplePos="0" relativeHeight="252090368" behindDoc="0" locked="0" layoutInCell="1" allowOverlap="1" wp14:anchorId="6E6DD1DF" wp14:editId="492D33BC">
-                <wp:simplePos x="0" y="0"/>
-                <wp:positionH relativeFrom="column">
-                  <wp:posOffset>641350</wp:posOffset>
-                </wp:positionH>
-                <wp:positionV relativeFrom="paragraph">
-                  <wp:posOffset>218440</wp:posOffset>
-                </wp:positionV>
-                <wp:extent cx="52705" cy="387590"/>
-                <wp:effectExtent l="38100" t="38100" r="42545" b="50800"/>
-                <wp:wrapNone/>
-                <wp:docPr id="518303734" name="Ink 566"/>
-                <wp:cNvGraphicFramePr/>
-                <a:graphic xmlns:a="http://schemas.openxmlformats.org/drawingml/2006/main">
-                  <a:graphicData uri="http://schemas.microsoft.com/office/word/2010/wordprocessingInk">
-                    <w14:contentPart bwMode="auto" r:id="rId52">
-                      <w14:nvContentPartPr>
-                        <w14:cNvContentPartPr/>
-                      </w14:nvContentPartPr>
-                      <w14:xfrm>
-                        <a:off x="0" y="0"/>
-                        <a:ext cx="52705" cy="387590"/>
-                      </w14:xfrm>
-                    </w14:contentPart>
-                  </a:graphicData>
-                </a:graphic>
-              </wp:anchor>
-            </w:drawing>
-          </mc:Choice>
-          <mc:Fallback>
-            <w:pict>
-              <v:shape w14:anchorId="04CF7E87" id="Ink 566" o:spid="_x0000_s1026" type="#_x0000_t75" style="position:absolute;margin-left:50pt;margin-top:16.7pt;width:5.1pt;height:31.5pt;z-index:252090368;visibility:visible;mso-wrap-style:square;mso-wrap-distance-left:9pt;mso-wrap-distance-top:0;mso-wrap-distance-right:9pt;mso-wrap-distance-bottom:0;mso-position-horizontal:absolute;mso-position-horizontal-relative:text;mso-position-vertical:absolute;mso-position-vertical-relative:text" o:gfxdata="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">
-                <v:imagedata r:id="rId53" o:title=""/>
-              </v:shape>
-            </w:pict>
-          </mc:Fallback>
-        </mc:AlternateContent>
-      </w:r>
-      <w:r>
-        <w:rPr>
-          <w:noProof/>
-        </w:rPr>
-        <mc:AlternateContent>
-          <mc:Choice Requires="wpi">
-            <w:drawing>
-              <wp:anchor distT="0" distB="0" distL="114300" distR="114300" simplePos="0" relativeHeight="252084224" behindDoc="0" locked="0" layoutInCell="1" allowOverlap="1" wp14:anchorId="2DB2B94F" wp14:editId="68BB8B25">
-                <wp:simplePos x="0" y="0"/>
-                <wp:positionH relativeFrom="column">
-                  <wp:posOffset>855345</wp:posOffset>
-                </wp:positionH>
-                <wp:positionV relativeFrom="paragraph">
-                  <wp:posOffset>148590</wp:posOffset>
-                </wp:positionV>
-                <wp:extent cx="819305" cy="142875"/>
-                <wp:effectExtent l="38100" t="38100" r="0" b="47625"/>
-                <wp:wrapNone/>
-                <wp:docPr id="790432838" name="Ink 558"/>
-                <wp:cNvGraphicFramePr/>
-                <a:graphic xmlns:a="http://schemas.openxmlformats.org/drawingml/2006/main">
-                  <a:graphicData uri="http://schemas.microsoft.com/office/word/2010/wordprocessingInk">
-                    <w14:contentPart bwMode="auto" r:id="rId54">
-                      <w14:nvContentPartPr>
-                        <w14:cNvContentPartPr/>
-                      </w14:nvContentPartPr>
-                      <w14:xfrm>
-                        <a:off x="0" y="0"/>
-                        <a:ext cx="819305" cy="142875"/>
-                      </w14:xfrm>
-                    </w14:contentPart>
-                  </a:graphicData>
-                </a:graphic>
-              </wp:anchor>
-            </w:drawing>
-          </mc:Choice>
-          <mc:Fallback>
-            <w:pict>
-              <v:shape w14:anchorId="243D1F84" id="Ink 558" o:spid="_x0000_s1026" type="#_x0000_t75" style="position:absolute;margin-left:66.85pt;margin-top:11.2pt;width:65.5pt;height:12.2pt;z-index:252084224;visibility:visible;mso-wrap-style:square;mso-wrap-distance-left:9pt;mso-wrap-distance-top:0;mso-wrap-distance-right:9pt;mso-wrap-distance-bottom:0;mso-position-horizontal:absolute;mso-position-horizontal-relative:text;mso-position-vertical:absolute;mso-position-vertical-relative:text" o:gfxdata="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">
-                <v:imagedata r:id="rId55" o:title=""/>
-              </v:shape>
-            </w:pict>
-          </mc:Fallback>
-        </mc:AlternateContent>
-      </w:r>
-      <w:r>
-        <w:rPr>
-          <w:noProof/>
-        </w:rPr>
-        <mc:AlternateContent>
-          <mc:Choice Requires="wpi">
-            <w:drawing>
-              <wp:anchor distT="0" distB="0" distL="114300" distR="114300" simplePos="0" relativeHeight="252081152" behindDoc="0" locked="0" layoutInCell="1" allowOverlap="1" wp14:anchorId="3CC479A9" wp14:editId="6BF2716F">
-                <wp:simplePos x="0" y="0"/>
-                <wp:positionH relativeFrom="column">
-                  <wp:posOffset>415925</wp:posOffset>
-                </wp:positionH>
-                <wp:positionV relativeFrom="paragraph">
-                  <wp:posOffset>231035</wp:posOffset>
-                </wp:positionV>
-                <wp:extent cx="441360" cy="13680"/>
-                <wp:effectExtent l="38100" t="38100" r="34925" b="43815"/>
-                <wp:wrapNone/>
-                <wp:docPr id="33518589" name="Ink 555"/>
-                <wp:cNvGraphicFramePr/>
-                <a:graphic xmlns:a="http://schemas.openxmlformats.org/drawingml/2006/main">
-                  <a:graphicData uri="http://schemas.microsoft.com/office/word/2010/wordprocessingInk">
-                    <w14:contentPart bwMode="auto" r:id="rId56">
-                      <w14:nvContentPartPr>
-                        <w14:cNvContentPartPr/>
-                      </w14:nvContentPartPr>
-                      <w14:xfrm>
-                        <a:off x="0" y="0"/>
-                        <a:ext cx="441360" cy="13680"/>
-                      </w14:xfrm>
-                    </w14:contentPart>
-                  </a:graphicData>
-                </a:graphic>
-                <wp14:sizeRelH relativeFrom="margin">
-                  <wp14:pctWidth>0</wp14:pctWidth>
-                </wp14:sizeRelH>
-                <wp14:sizeRelV relativeFrom="margin">
-                  <wp14:pctHeight>0</wp14:pctHeight>
-                </wp14:sizeRelV>
-              </wp:anchor>
-            </w:drawing>
-          </mc:Choice>
-          <mc:Fallback>
-            <w:pict>
-              <v:shape w14:anchorId="404A94DC" id="Ink 555" o:spid="_x0000_s1026" type="#_x0000_t75" style="position:absolute;margin-left:32.25pt;margin-top:17.7pt;width:35.7pt;height:2.1pt;z-index:252081152;visibility:visible;mso-wrap-style:square;mso-width-percent:0;mso-height-percent:0;mso-wrap-distance-left:9pt;mso-wrap-distance-top:0;mso-wrap-distance-right:9pt;mso-wrap-distance-bottom:0;mso-position-horizontal:absolute;mso-position-horizontal-relative:text;mso-position-vertical:absolute;mso-position-vertical-relative:text;mso-width-percent:0;mso-height-percent:0;mso-width-relative:margin;mso-height-relative:margin" o:gfxdata="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">
-                <v:imagedata r:id="rId57" o:title=""/>
-              </v:shape>
-            </w:pict>
-          </mc:Fallback>
-        </mc:AlternateContent>
-      </w:r>
-      <w:r>
-        <w:rPr>
-          <w:noProof/>
-        </w:rPr>
-        <mc:AlternateContent>
-          <mc:Choice Requires="wpi">
-            <w:drawing>
-              <wp:anchor distT="0" distB="0" distL="114300" distR="114300" simplePos="0" relativeHeight="252076032" behindDoc="0" locked="0" layoutInCell="1" allowOverlap="1" wp14:anchorId="7B8C8F43" wp14:editId="0AF16B6E">
-                <wp:simplePos x="0" y="0"/>
-                <wp:positionH relativeFrom="column">
-                  <wp:posOffset>77470</wp:posOffset>
-                </wp:positionH>
-                <wp:positionV relativeFrom="paragraph">
-                  <wp:posOffset>112395</wp:posOffset>
-                </wp:positionV>
-                <wp:extent cx="353880" cy="131400"/>
-                <wp:effectExtent l="38100" t="38100" r="46355" b="40640"/>
-                <wp:wrapNone/>
-                <wp:docPr id="1163757918" name="Ink 524"/>
-                <wp:cNvGraphicFramePr/>
-                <a:graphic xmlns:a="http://schemas.openxmlformats.org/drawingml/2006/main">
-                  <a:graphicData uri="http://schemas.microsoft.com/office/word/2010/wordprocessingInk">
-                    <w14:contentPart bwMode="auto" r:id="rId58">
-                      <w14:nvContentPartPr>
-                        <w14:cNvContentPartPr/>
-                      </w14:nvContentPartPr>
-                      <w14:xfrm>
-                        <a:off x="0" y="0"/>
-                        <a:ext cx="353880" cy="131400"/>
-                      </w14:xfrm>
-                    </w14:contentPart>
-                  </a:graphicData>
-                </a:graphic>
-                <wp14:sizeRelH relativeFrom="margin">
-                  <wp14:pctWidth>0</wp14:pctWidth>
-                </wp14:sizeRelH>
-                <wp14:sizeRelV relativeFrom="margin">
-                  <wp14:pctHeight>0</wp14:pctHeight>
-                </wp14:sizeRelV>
-              </wp:anchor>
-            </w:drawing>
-          </mc:Choice>
-          <mc:Fallback>
-            <w:pict>
-              <v:shape w14:anchorId="2DECE8EA" id="Ink 524" o:spid="_x0000_s1026" type="#_x0000_t75" style="position:absolute;margin-left:5.6pt;margin-top:8.35pt;width:28.85pt;height:11.35pt;z-index:252076032;visibility:visible;mso-wrap-style:square;mso-width-percent:0;mso-height-percent:0;mso-wrap-distance-left:9pt;mso-wrap-distance-top:0;mso-wrap-distance-right:9pt;mso-wrap-distance-bottom:0;mso-position-horizontal:absolute;mso-position-horizontal-relative:text;mso-position-vertical:absolute;mso-position-vertical-relative:text;mso-width-percent:0;mso-height-percent:0;mso-width-relative:margin;mso-height-relative:margin" o:gfxdata="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">
-                <v:imagedata r:id="rId59" o:title=""/>
-              </v:shape>
-            </w:pict>
-          </mc:Fallback>
-        </mc:AlternateContent>
+        <w:jc w:val="center"/>
+      </w:pPr>
+      <w:r>
+        <w:drawing>
+          <wp:inline distT="0" distB="0" distL="0" distR="0" wp14:anchorId="1DEA16BE" wp14:editId="4ABD77AF">
+            <wp:extent cx="4561255" cy="2477729"/>
+            <wp:effectExtent l="0" t="0" r="0" b="0"/>
+            <wp:docPr id="290674011" name="Picture 1" descr="A diagram of a circuit&#10;&#10;AI-generated content may be incorrect."/>
+            <wp:cNvGraphicFramePr>
+              <a:graphicFrameLocks xmlns:a="http://schemas.openxmlformats.org/drawingml/2006/main" noChangeAspect="1"/>
+            </wp:cNvGraphicFramePr>
+            <a:graphic xmlns:a="http://schemas.openxmlformats.org/drawingml/2006/main">
+              <a:graphicData uri="http://schemas.openxmlformats.org/drawingml/2006/picture">
+                <pic:pic xmlns:pic="http://schemas.openxmlformats.org/drawingml/2006/picture">
+                  <pic:nvPicPr>
+                    <pic:cNvPr id="290674011" name="Picture 1" descr="A diagram of a circuit&#10;&#10;AI-generated content may be incorrect."/>
+                    <pic:cNvPicPr/>
+                  </pic:nvPicPr>
+                  <pic:blipFill>
+                    <a:blip r:embed="rId12"/>
+                    <a:stretch>
+                      <a:fillRect/>
+                    </a:stretch>
+                  </pic:blipFill>
+                  <pic:spPr>
+                    <a:xfrm>
+                      <a:off x="0" y="0"/>
+                      <a:ext cx="4564617" cy="2479555"/>
+                    </a:xfrm>
+                    <a:prstGeom prst="rect">
+                      <a:avLst/>
+                    </a:prstGeom>
+                  </pic:spPr>
+                </pic:pic>
+              </a:graphicData>
+            </a:graphic>
+          </wp:inline>
+        </w:drawing>
+      </w:r>
+    </w:p>
+    <w:p>
+      <w:pPr>
+        <w:pStyle w:val="NoSpacing"/>
+        <w:contextualSpacing/>
+        <w:jc w:val="center"/>
+      </w:pPr>
+    </w:p>
+    <w:p>
+      <w:pPr>
+        <w:pStyle w:val="NoSpacing"/>
+        <w:contextualSpacing/>
+      </w:pPr>
+      <w:r>
+        <w:t xml:space="preserve">Which has the following response: </w:t>
+      </w:r>
+    </w:p>
+    <w:p>
+      <w:pPr>
+        <w:pStyle w:val="NoSpacing"/>
+        <w:contextualSpacing/>
+      </w:pPr>
+    </w:p>
+    <w:p>
+      <w:pPr>
+        <w:pStyle w:val="NoSpacing"/>
+        <w:contextualSpacing/>
+        <w:jc w:val="center"/>
+      </w:pPr>
+      <w:r>
+        <w:drawing>
+          <wp:inline distT="0" distB="0" distL="0" distR="0" wp14:anchorId="595C07DA" wp14:editId="177BE884">
+            <wp:extent cx="5575441" cy="3620125"/>
+            <wp:effectExtent l="0" t="0" r="6350" b="0"/>
+            <wp:docPr id="1479018335" name="Picture 1" descr="A graph of a graph&#10;&#10;AI-generated content may be incorrect."/>
+            <wp:cNvGraphicFramePr>
+              <a:graphicFrameLocks xmlns:a="http://schemas.openxmlformats.org/drawingml/2006/main" noChangeAspect="1"/>
+            </wp:cNvGraphicFramePr>
+            <a:graphic xmlns:a="http://schemas.openxmlformats.org/drawingml/2006/main">
+              <a:graphicData uri="http://schemas.openxmlformats.org/drawingml/2006/picture">
+                <pic:pic xmlns:pic="http://schemas.openxmlformats.org/drawingml/2006/picture">
+                  <pic:nvPicPr>
+                    <pic:cNvPr id="1479018335" name="Picture 1" descr="A graph of a graph&#10;&#10;AI-generated content may be incorrect."/>
+                    <pic:cNvPicPr/>
+                  </pic:nvPicPr>
+                  <pic:blipFill>
+                    <a:blip r:embed="rId13"/>
+                    <a:stretch>
+                      <a:fillRect/>
+                    </a:stretch>
+                  </pic:blipFill>
+                  <pic:spPr>
+                    <a:xfrm>
+                      <a:off x="0" y="0"/>
+                      <a:ext cx="5593374" cy="3631769"/>
+                    </a:xfrm>
+                    <a:prstGeom prst="rect">
+                      <a:avLst/>
+                    </a:prstGeom>
+                  </pic:spPr>
+                </pic:pic>
+              </a:graphicData>
+            </a:graphic>
+          </wp:inline>
+        </w:drawing>
+      </w:r>
+    </w:p>
+    <w:p>
+      <w:pPr>
+        <w:pStyle w:val="NoSpacing"/>
+        <w:contextualSpacing/>
+      </w:pPr>
+    </w:p>
+    <w:p>
+      <w:pPr>
+        <w:pStyle w:val="NoSpacing"/>
+        <w:contextualSpacing/>
+        <w:rPr>
+          <w:rFonts w:eastAsiaTheme="minorEastAsia"/>
+        </w:rPr>
+      </w:pPr>
+      <w:r>
+        <w:t xml:space="preserve">The above graph shows that the </w:t>
+      </w:r>
+      <w:r>
+        <w:t xml:space="preserve">output </w:t>
+      </w:r>
+      <w:r>
+        <w:t xml:space="preserve">almost perfectly </w:t>
+      </w:r>
+      <w:r>
+        <w:t xml:space="preserve">follows the </w:t>
+      </w:r>
+      <m:oMath>
+        <m:r>
+          <w:rPr>
+            <w:rFonts w:ascii="Cambria Math" w:eastAsiaTheme="minorEastAsia" w:hAnsi="Cambria Math"/>
+          </w:rPr>
+          <m:t>γ</m:t>
+        </m:r>
+        <m:r>
+          <w:rPr>
+            <w:rFonts w:ascii="Cambria Math" w:eastAsiaTheme="minorEastAsia" w:hAnsi="Cambria Math"/>
+          </w:rPr>
+          <m:t>=</m:t>
+        </m:r>
+        <m:r>
+          <w:rPr>
+            <w:rFonts w:ascii="Cambria Math" w:eastAsiaTheme="minorEastAsia" w:hAnsi="Cambria Math"/>
+          </w:rPr>
+          <m:t>2.2</m:t>
+        </m:r>
+      </m:oMath>
+      <w:r>
+        <w:rPr>
+          <w:rFonts w:eastAsiaTheme="minorEastAsia"/>
+        </w:rPr>
+        <w:t xml:space="preserve"> curve and is well within the other boundary curves. </w:t>
+      </w:r>
+    </w:p>
+    <w:p>
+      <w:pPr>
+        <w:rPr>
+          <w:rFonts w:eastAsiaTheme="minorEastAsia"/>
+        </w:rPr>
+      </w:pPr>
+      <w:r>
+        <w:rPr>
+          <w:rFonts w:eastAsiaTheme="minorEastAsia"/>
+        </w:rPr>
+        <w:br w:type="page"/>
+      </w:r>
+    </w:p>
+    <w:p>
+      <w:pPr>
+        <w:pStyle w:val="NoSpacing"/>
+        <w:contextualSpacing/>
+      </w:pPr>
+      <w:r>
+        <w:lastRenderedPageBreak/>
+        <w:t>Next a simulation at 10C, 20C, and 30C was run to show how changes in the BJT’s V</w:t>
+      </w:r>
+      <w:r>
+        <w:rPr>
+          <w:vertAlign w:val="subscript"/>
+        </w:rPr>
+        <w:t>BE</w:t>
+      </w:r>
+      <w:r>
+        <w:t xml:space="preserve"> would impact the input output mapping. </w:t>
+      </w:r>
+    </w:p>
+    <w:p>
+      <w:pPr>
+        <w:jc w:val="center"/>
+      </w:pPr>
+      <w:r>
+        <w:drawing>
+          <wp:inline distT="0" distB="0" distL="0" distR="0" wp14:anchorId="2FC634E1" wp14:editId="05F5C312">
+            <wp:extent cx="5314725" cy="3476017"/>
+            <wp:effectExtent l="0" t="0" r="635" b="0"/>
+            <wp:docPr id="1208816995" name="Picture 1" descr="A graph of a graph&#10;&#10;AI-generated content may be incorrect."/>
+            <wp:cNvGraphicFramePr>
+              <a:graphicFrameLocks xmlns:a="http://schemas.openxmlformats.org/drawingml/2006/main" noChangeAspect="1"/>
+            </wp:cNvGraphicFramePr>
+            <a:graphic xmlns:a="http://schemas.openxmlformats.org/drawingml/2006/main">
+              <a:graphicData uri="http://schemas.openxmlformats.org/drawingml/2006/picture">
+                <pic:pic xmlns:pic="http://schemas.openxmlformats.org/drawingml/2006/picture">
+                  <pic:nvPicPr>
+                    <pic:cNvPr id="1208816995" name="Picture 1" descr="A graph of a graph&#10;&#10;AI-generated content may be incorrect."/>
+                    <pic:cNvPicPr/>
+                  </pic:nvPicPr>
+                  <pic:blipFill>
+                    <a:blip r:embed="rId14"/>
+                    <a:stretch>
+                      <a:fillRect/>
+                    </a:stretch>
+                  </pic:blipFill>
+                  <pic:spPr>
+                    <a:xfrm>
+                      <a:off x="0" y="0"/>
+                      <a:ext cx="5337752" cy="3491077"/>
+                    </a:xfrm>
+                    <a:prstGeom prst="rect">
+                      <a:avLst/>
+                    </a:prstGeom>
+                  </pic:spPr>
+                </pic:pic>
+              </a:graphicData>
+            </a:graphic>
+          </wp:inline>
+        </w:drawing>
+      </w:r>
+    </w:p>
+    <w:p>
+      <w:r>
+        <w:t>Luckily all curves stay mostly parallel with each other and the primary impact is s</w:t>
+      </w:r>
+      <w:r>
+        <w:t xml:space="preserve">mall vertical offset of the mapping. This means variations in temperature will not change the relative impact in output brightness variation from turning the potentiometer but rather the overall max brightness. This BJT will be placed as far away as reasonably possible from the primary heat generating components and so large variations in temperature are not expected. </w:t>
+      </w:r>
+    </w:p>
+    <w:p>
+      <w:pPr>
+        <w:rPr>
+          <w:rFonts w:asciiTheme="majorHAnsi" w:eastAsiaTheme="majorEastAsia" w:hAnsiTheme="majorHAnsi" w:cstheme="majorBidi"/>
+          <w:color w:val="000000" w:themeColor="text1"/>
+          <w:sz w:val="32"/>
+          <w:szCs w:val="32"/>
+        </w:rPr>
+      </w:pPr>
+      <w:r>
+        <w:t>Checking the above graph shows that the minimum input percentage (V_percent) for which the resulting output voltage is above 12mV is 16%. The is the lowest setting of the potentiometer for which the led driver will turn on. Sixteen percent is adequate to ensure that noise does not cause the dimmer to flicker on and off. The highest percentage for which the output voltage is above 12mV is 34% A 16% delta for turning on the LEDs is not ideal but that is over a 20</w:t>
+      </w:r>
+      <w:r>
+        <w:t>°C</w:t>
+      </w:r>
+      <w:r>
+        <w:t xml:space="preserve"> range which should not be encountered during a single usage. If this variance is an issue the curve or enable threshold can be adjusted. </w:t>
       </w:r>
       <w:r>
         <w:br w:type="page"/>
@@ -2420,7 +1528,7 @@
       <w:r>
         <w:t xml:space="preserve">The LED strip this dimmer is intended to power has a 12V @ 3A rating. This driver is intended to run from ~24V DC and act as a constant current source. The </w:t>
       </w:r>
-      <w:hyperlink r:id="rId60" w:history="1">
+      <w:hyperlink r:id="rId15" w:history="1">
         <w:r>
           <w:rPr>
             <w:rStyle w:val="Hyperlink"/>
@@ -2482,7 +1590,7 @@
                     <pic:cNvPicPr/>
                   </pic:nvPicPr>
                   <pic:blipFill>
-                    <a:blip r:embed="rId61"/>
+                    <a:blip r:embed="rId16"/>
                     <a:stretch>
                       <a:fillRect/>
                     </a:stretch>
@@ -2547,7 +1655,7 @@
                     <pic:cNvPicPr/>
                   </pic:nvPicPr>
                   <pic:blipFill>
-                    <a:blip r:embed="rId62"/>
+                    <a:blip r:embed="rId17"/>
                     <a:stretch>
                       <a:fillRect/>
                     </a:stretch>
@@ -2690,7 +1798,7 @@
                     <pic:cNvPicPr/>
                   </pic:nvPicPr>
                   <pic:blipFill>
-                    <a:blip r:embed="rId63"/>
+                    <a:blip r:embed="rId18"/>
                     <a:stretch>
                       <a:fillRect/>
                     </a:stretch>
@@ -2734,7 +1842,7 @@
       <w:r>
         <w:t xml:space="preserve">For an inductor, Vishay’s </w:t>
       </w:r>
-      <w:hyperlink r:id="rId64" w:history="1">
+      <w:hyperlink r:id="rId19" w:history="1">
         <w:r>
           <w:rPr>
             <w:rStyle w:val="Hyperlink"/>
@@ -2777,7 +1885,7 @@
                     <pic:cNvPicPr/>
                   </pic:nvPicPr>
                   <pic:blipFill rotWithShape="1">
-                    <a:blip r:embed="rId65"/>
+                    <a:blip r:embed="rId20"/>
                     <a:srcRect t="4127"/>
                     <a:stretch>
                       <a:fillRect/>
@@ -2961,6 +2069,9 @@
         <w:jc w:val="center"/>
       </w:pPr>
       <w:r>
+        <w:rPr>
+          <w:noProof/>
+        </w:rPr>
         <w:drawing>
           <wp:inline distT="0" distB="0" distL="0" distR="0" wp14:anchorId="2DC5BA1F" wp14:editId="15820EB5">
             <wp:extent cx="2968052" cy="1692127"/>
@@ -2977,7 +2088,7 @@
                     <pic:cNvPicPr/>
                   </pic:nvPicPr>
                   <pic:blipFill>
-                    <a:blip r:embed="rId66"/>
+                    <a:blip r:embed="rId21"/>
                     <a:stretch>
                       <a:fillRect/>
                     </a:stretch>
@@ -3080,6 +2191,8 @@
         <w:contextualSpacing/>
       </w:pPr>
     </w:p>
+    <w:bookmarkStart w:id="5" w:name="_Rough_Circuit_Sketch:"/>
+    <w:bookmarkEnd w:id="5"/>
     <w:p>
       <w:pPr>
         <w:pStyle w:val="Heading4"/>
@@ -3087,9 +2200,10 @@
           <w:rStyle w:val="Heading4Char"/>
         </w:rPr>
       </w:pPr>
-      <w:bookmarkStart w:id="5" w:name="_Rough_Circuit_Sketch:"/>
-      <w:bookmarkEnd w:id="5"/>
-      <w:r>
+      <w:r>
+        <w:rPr>
+          <w:noProof/>
+        </w:rPr>
         <mc:AlternateContent>
           <mc:Choice Requires="wpi">
             <w:drawing>
@@ -3108,7 +2222,7 @@
                 <wp:cNvGraphicFramePr/>
                 <a:graphic xmlns:a="http://schemas.openxmlformats.org/drawingml/2006/main">
                   <a:graphicData uri="http://schemas.microsoft.com/office/word/2010/wordprocessingInk">
-                    <w14:contentPart bwMode="auto" r:id="rId67">
+                    <w14:contentPart bwMode="auto" r:id="rId22">
                       <w14:nvContentPartPr>
                         <w14:cNvContentPartPr/>
                       </w14:nvContentPartPr>
@@ -3132,6 +2246,9 @@
         </mc:AlternateContent>
       </w:r>
       <w:r>
+        <w:rPr>
+          <w:noProof/>
+        </w:rPr>
         <mc:AlternateContent>
           <mc:Choice Requires="wpi">
             <w:drawing>
@@ -3174,6 +2291,9 @@
         </mc:AlternateContent>
       </w:r>
       <w:r>
+        <w:rPr>
+          <w:noProof/>
+        </w:rPr>
         <mc:AlternateContent>
           <mc:Choice Requires="wpi">
             <w:drawing>
@@ -3216,6 +2336,9 @@
         </mc:AlternateContent>
       </w:r>
       <w:r>
+        <w:rPr>
+          <w:noProof/>
+        </w:rPr>
         <mc:AlternateContent>
           <mc:Choice Requires="wpi">
             <w:drawing>
@@ -3258,6 +2381,9 @@
         </mc:AlternateContent>
       </w:r>
       <w:r>
+        <w:rPr>
+          <w:noProof/>
+        </w:rPr>
         <mc:AlternateContent>
           <mc:Choice Requires="wpi">
             <w:drawing>
@@ -3300,6 +2426,9 @@
         </mc:AlternateContent>
       </w:r>
       <w:r>
+        <w:rPr>
+          <w:noProof/>
+        </w:rPr>
         <mc:AlternateContent>
           <mc:Choice Requires="wpi">
             <w:drawing>
@@ -3342,6 +2471,9 @@
         </mc:AlternateContent>
       </w:r>
       <w:r>
+        <w:rPr>
+          <w:noProof/>
+        </w:rPr>
         <mc:AlternateContent>
           <mc:Choice Requires="wpi">
             <w:drawing>
@@ -3384,6 +2516,9 @@
         </mc:AlternateContent>
       </w:r>
       <w:r>
+        <w:rPr>
+          <w:noProof/>
+        </w:rPr>
         <mc:AlternateContent>
           <mc:Choice Requires="wpi">
             <w:drawing>
@@ -3426,6 +2561,9 @@
         </mc:AlternateContent>
       </w:r>
       <w:r>
+        <w:rPr>
+          <w:noProof/>
+        </w:rPr>
         <mc:AlternateContent>
           <mc:Choice Requires="wpi">
             <w:drawing>
@@ -3468,6 +2606,9 @@
         </mc:AlternateContent>
       </w:r>
       <w:r>
+        <w:rPr>
+          <w:noProof/>
+        </w:rPr>
         <mc:AlternateContent>
           <mc:Choice Requires="wpi">
             <w:drawing>
@@ -3516,6 +2657,9 @@
         </mc:AlternateContent>
       </w:r>
       <w:r>
+        <w:rPr>
+          <w:noProof/>
+        </w:rPr>
         <mc:AlternateContent>
           <mc:Choice Requires="wpi">
             <w:drawing>
@@ -3558,6 +2702,9 @@
         </mc:AlternateContent>
       </w:r>
       <w:r>
+        <w:rPr>
+          <w:noProof/>
+        </w:rPr>
         <mc:AlternateContent>
           <mc:Choice Requires="wpi">
             <w:drawing>
@@ -3600,6 +2747,9 @@
         </mc:AlternateContent>
       </w:r>
       <w:r>
+        <w:rPr>
+          <w:noProof/>
+        </w:rPr>
         <mc:AlternateContent>
           <mc:Choice Requires="wpi">
             <w:drawing>
@@ -3648,6 +2798,9 @@
         </mc:AlternateContent>
       </w:r>
       <w:r>
+        <w:rPr>
+          <w:noProof/>
+        </w:rPr>
         <mc:AlternateContent>
           <mc:Choice Requires="wpi">
             <w:drawing>
@@ -3690,6 +2843,9 @@
         </mc:AlternateContent>
       </w:r>
       <w:r>
+        <w:rPr>
+          <w:noProof/>
+        </w:rPr>
         <mc:AlternateContent>
           <mc:Choice Requires="wpi">
             <w:drawing>
@@ -3732,6 +2888,9 @@
         </mc:AlternateContent>
       </w:r>
       <w:r>
+        <w:rPr>
+          <w:noProof/>
+        </w:rPr>
         <mc:AlternateContent>
           <mc:Choice Requires="wpi">
             <w:drawing>
@@ -3774,6 +2933,9 @@
         </mc:AlternateContent>
       </w:r>
       <w:r>
+        <w:rPr>
+          <w:noProof/>
+        </w:rPr>
         <mc:AlternateContent>
           <mc:Choice Requires="wpi">
             <w:drawing>
@@ -3816,6 +2978,9 @@
         </mc:AlternateContent>
       </w:r>
       <w:r>
+        <w:rPr>
+          <w:noProof/>
+        </w:rPr>
         <mc:AlternateContent>
           <mc:Choice Requires="wpi">
             <w:drawing>
@@ -3858,6 +3023,9 @@
         </mc:AlternateContent>
       </w:r>
       <w:r>
+        <w:rPr>
+          <w:noProof/>
+        </w:rPr>
         <mc:AlternateContent>
           <mc:Choice Requires="wpi">
             <w:drawing>
@@ -3903,6 +3071,9 @@
         </mc:AlternateContent>
       </w:r>
       <w:r>
+        <w:rPr>
+          <w:noProof/>
+        </w:rPr>
         <mc:AlternateContent>
           <mc:Choice Requires="wpi">
             <w:drawing>
@@ -3945,6 +3116,9 @@
         </mc:AlternateContent>
       </w:r>
       <w:r>
+        <w:rPr>
+          <w:noProof/>
+        </w:rPr>
         <mc:AlternateContent>
           <mc:Choice Requires="wpi">
             <w:drawing>
@@ -3993,6 +3167,9 @@
         </mc:AlternateContent>
       </w:r>
       <w:r>
+        <w:rPr>
+          <w:noProof/>
+        </w:rPr>
         <mc:AlternateContent>
           <mc:Choice Requires="wpi">
             <w:drawing>
@@ -4035,6 +3212,9 @@
         </mc:AlternateContent>
       </w:r>
       <w:r>
+        <w:rPr>
+          <w:noProof/>
+        </w:rPr>
         <mc:AlternateContent>
           <mc:Choice Requires="wpi">
             <w:drawing>
@@ -4077,6 +3257,9 @@
         </mc:AlternateContent>
       </w:r>
       <w:r>
+        <w:rPr>
+          <w:noProof/>
+        </w:rPr>
         <mc:AlternateContent>
           <mc:Choice Requires="wpi">
             <w:drawing>
@@ -4122,6 +3305,9 @@
         </mc:AlternateContent>
       </w:r>
       <w:r>
+        <w:rPr>
+          <w:noProof/>
+        </w:rPr>
         <mc:AlternateContent>
           <mc:Choice Requires="wpi">
             <w:drawing>
@@ -4164,6 +3350,9 @@
         </mc:AlternateContent>
       </w:r>
       <w:r>
+        <w:rPr>
+          <w:noProof/>
+        </w:rPr>
         <mc:AlternateContent>
           <mc:Choice Requires="wpi">
             <w:drawing>
@@ -4206,6 +3395,9 @@
         </mc:AlternateContent>
       </w:r>
       <w:r>
+        <w:rPr>
+          <w:noProof/>
+        </w:rPr>
         <mc:AlternateContent>
           <mc:Choice Requires="wpi">
             <w:drawing>
@@ -4248,6 +3440,9 @@
         </mc:AlternateContent>
       </w:r>
       <w:r>
+        <w:rPr>
+          <w:noProof/>
+        </w:rPr>
         <mc:AlternateContent>
           <mc:Choice Requires="wpi">
             <w:drawing>
@@ -4293,6 +3488,9 @@
         </mc:AlternateContent>
       </w:r>
       <w:r>
+        <w:rPr>
+          <w:noProof/>
+        </w:rPr>
         <mc:AlternateContent>
           <mc:Choice Requires="wpi">
             <w:drawing>
@@ -4335,6 +3533,9 @@
         </mc:AlternateContent>
       </w:r>
       <w:r>
+        <w:rPr>
+          <w:noProof/>
+        </w:rPr>
         <mc:AlternateContent>
           <mc:Choice Requires="wpi">
             <w:drawing>
@@ -4377,6 +3578,9 @@
         </mc:AlternateContent>
       </w:r>
       <w:r>
+        <w:rPr>
+          <w:noProof/>
+        </w:rPr>
         <mc:AlternateContent>
           <mc:Choice Requires="wpi">
             <w:drawing>
@@ -4425,6 +3629,9 @@
         </mc:AlternateContent>
       </w:r>
       <w:r>
+        <w:rPr>
+          <w:noProof/>
+        </w:rPr>
         <mc:AlternateContent>
           <mc:Choice Requires="wpi">
             <w:drawing>
@@ -4467,6 +3674,9 @@
         </mc:AlternateContent>
       </w:r>
       <w:r>
+        <w:rPr>
+          <w:noProof/>
+        </w:rPr>
         <mc:AlternateContent>
           <mc:Choice Requires="wpi">
             <w:drawing>
@@ -4509,6 +3719,9 @@
         </mc:AlternateContent>
       </w:r>
       <w:r>
+        <w:rPr>
+          <w:noProof/>
+        </w:rPr>
         <mc:AlternateContent>
           <mc:Choice Requires="wpi">
             <w:drawing>
@@ -7441,6 +6654,7 @@
   <w:style w:type="character" w:default="1" w:styleId="DefaultParagraphFont">
     <w:name w:val="Default Paragraph Font"/>
     <w:uiPriority w:val="1"/>
+    <w:semiHidden/>
     <w:unhideWhenUsed/>
   </w:style>
   <w:style w:type="table" w:default="1" w:styleId="TableNormal">
@@ -7931,45 +7145,15 @@
           <inkml:channelProperty channel="OE" name="resolution" value="1000" units="1/deg"/>
         </inkml:channelProperties>
       </inkml:inkSource>
-      <inkml:timestamp xml:id="ts0" timeString="2025-09-12T02:09:54.276"/>
+      <inkml:timestamp xml:id="ts0" timeString="2025-09-12T00:43:24.355"/>
     </inkml:context>
     <inkml:brush xml:id="br0">
       <inkml:brushProperty name="width" value="0.035" units="cm"/>
       <inkml:brushProperty name="height" value="0.035" units="cm"/>
     </inkml:brush>
   </inkml:definitions>
-  <inkml:trace contextRef="#ctx0" brushRef="#br0">632 524 1672 0 0,'0'0'6350'0'0,"9"23"909"0"0,-10-3-6408 0 0,2-1 0 0 0,1 0 0 0 0,0 0 1 0 0,1 0-1 0 0,1 0 0 0 0,1 0 0 0 0,8 19 0 0 0,-4-8 48 0 0,10 54 0 0 0,28 579 2397 0 0,-47-525-3247 0 0,-12 458 519 0 0,-19-25-179 0 0,30-543-945 0 0,-6 92 1516 0 0,4-105-2878 0 0,0 0 0 0 0,0 0 1 0 0,-7 15-1 0 0</inkml:trace>
-  <inkml:trace contextRef="#ctx0" brushRef="#br0" timeOffset="827.42">669 3017 196 0 0,'21'-3'12172'0'0,"6"0"-4863"0"0,12 2-3194 0 0,27-1-3941 0 0,16 1-2263 0 0,-33-2 3903 0 0,796-79 573 0 0,181-13-3562 0 0,-983 92 602 0 0,141-9-4583 0 0,-61-3-6471 0 0,-88 10 6484 0 0</inkml:trace>
-  <inkml:trace contextRef="#ctx0" brushRef="#br0" timeOffset="1847.89">3133 2810 688 0 0,'0'0'5267'0'0,"-11"-4"7350"0"0,17 2-12359 0 0,0 0-1 0 0,1 1 1 0 0,-1-1-1 0 0,1 1 0 0 0,-1 0 1 0 0,1 1-1 0 0,-1-1 0 0 0,1 1 1 0 0,10 2-1 0 0,8-2 174 0 0,704-17 1509 0 0,-128 5-2268 0 0,-558 11-760 0 0,183-6 1354 0 0,-150 6-5154 0 0,2 1-6465 0 0,-66 0 7631 0 0</inkml:trace>
-  <inkml:trace contextRef="#ctx0" brushRef="#br0" timeOffset="3283.44">668 583 1104 0 0,'0'0'3000'0'0,"-13"16"12467"0"0,12-16-15369 0 0,0 0 0 0 0,0 0 0 0 0,1 0 0 0 0,-1-1 1 0 0,0 1-1 0 0,0 0 0 0 0,0-1 0 0 0,1 1 0 0 0,-1-1 0 0 0,0 1 0 0 0,0-1 0 0 0,1 1 0 0 0,-1-1 0 0 0,0 0 0 0 0,1 1 1 0 0,-1-1-1 0 0,1 0 0 0 0,-1 1 0 0 0,1-1 0 0 0,-1 0 0 0 0,1 0 0 0 0,-1 1 0 0 0,1-1 0 0 0,0 0 0 0 0,-1 0 0 0 0,1 0 0 0 0,0 0 1 0 0,0 0-1 0 0,0 1 0 0 0,0-1 0 0 0,0 0 0 0 0,0 0 0 0 0,0-1 0 0 0,-1-1 109 0 0,-2-51 643 0 0,-2-132 325 0 0,5 183-1257 0 0,-1-10-2073 0 0,1 4-4078 0 0</inkml:trace>
-  <inkml:trace contextRef="#ctx0" brushRef="#br0" timeOffset="5080.55">3 104 1652 0 0,'0'0'2110'0'0,"-2"-21"14611"0"0,47 91-11913 0 0,20 42-2255 0 0,0-1-1607 0 0,-65-111-921 0 0,0 1 0 0 0,0 0 0 0 0,1-1 0 0 0,-1 1 0 0 0,0 0 0 0 0,1-1 0 0 0,-1 1 0 0 0,1-1 0 0 0,-1 1 0 0 0,1-1 0 0 0,-1 1 0 0 0,1-1 0 0 0,0 1 0 0 0,-1-1 0 0 0,1 1 0 0 0,-1-1 0 0 0,1 0 0 0 0,0 1 0 0 0,0-1 0 0 0,-1 0 0 0 0,1 1 0 0 0,1-1 0 0 0,6-10 113 0 0,-2-20-141 0 0,-7-183-519 0 0,-2 92 10 0 0,3 109-1849 0 0,-1 34-15729 0 0,1-11 15686 0 0,1 7-803 0 0</inkml:trace>
-  <inkml:trace contextRef="#ctx0" brushRef="#br0" timeOffset="5576.66">295 272 720 0 0,'0'0'2352'0'0,"8"-18"11428"0"0,-10 20-13655 0 0,0 0 0 0 0,0 0 0 0 0,0 1 0 0 0,0-1 0 0 0,0 0 1 0 0,0 0-1 0 0,1 1 0 0 0,-1-1 0 0 0,1 1 0 0 0,0 0 0 0 0,0-1 0 0 0,0 1 1 0 0,0 0-1 0 0,0 0 0 0 0,0 0 0 0 0,1-1 0 0 0,-1 1 0 0 0,1 0 1 0 0,0 0-1 0 0,0 0 0 0 0,0 0 0 0 0,0 0 0 0 0,0 0 0 0 0,1 0 1 0 0,-1 0-1 0 0,1 0 0 0 0,0-1 0 0 0,0 1 0 0 0,0 0 0 0 0,0 0 1 0 0,1-1-1 0 0,-1 1 0 0 0,1-1 0 0 0,-1 1 0 0 0,4 3 0 0 0,-3-5-108 0 0,0 0 1 0 0,0 0-1 0 0,0 0 0 0 0,0 0 0 0 0,0-1 0 0 0,0 1 0 0 0,0-1 0 0 0,0 1 0 0 0,0-1 1 0 0,0 0-1 0 0,0 0 0 0 0,0 1 0 0 0,0-2 0 0 0,0 1 0 0 0,1 0 0 0 0,-1 0 0 0 0,0-1 0 0 0,0 1 1 0 0,0-1-1 0 0,0 1 0 0 0,0-1 0 0 0,0 0 0 0 0,-1 0 0 0 0,1 0 0 0 0,2-2 0 0 0,-1 2-11 0 0,0-1 0 0 0,0 1-1 0 0,0-1 1 0 0,-1 0 0 0 0,1 0-1 0 0,-1 0 1 0 0,1 0 0 0 0,-1-1-1 0 0,0 1 1 0 0,0-1 0 0 0,0 1-1 0 0,0-1 1 0 0,-1 0 0 0 0,1 0-1 0 0,-1 1 1 0 0,2-6 0 0 0,-2 4-13 0 0,0 0 0 0 0,0 0 1 0 0,-1 0-1 0 0,0-1 0 0 0,1 1 1 0 0,-2 0-1 0 0,1 0 0 0 0,0 0 1 0 0,-1 0-1 0 0,0 0 0 0 0,0 0 1 0 0,-2-6-1 0 0,2 8 58 0 0,0 0-1 0 0,0 0 1 0 0,-1 0 0 0 0,1 1 0 0 0,0-1-1 0 0,-1 0 1 0 0,1 1 0 0 0,-1-1-1 0 0,1 1 1 0 0,-1 0 0 0 0,0-1-1 0 0,1 1 1 0 0,-1 0 0 0 0,0 0-1 0 0,0 0 1 0 0,0 0 0 0 0,-3 0 0 0 0,1 0-121 0 0,1 0 0 0 0,-1 1 0 0 0,1-1 0 0 0,0 1 1 0 0,-1 0-1 0 0,1 0 0 0 0,-1 1 0 0 0,1-1 1 0 0,-1 0-1 0 0,1 1 0 0 0,-1 0 0 0 0,-4 2 1 0 0,-21 15-3636 0 0,30-13-662 0 0,-2 0 2697 0 0,17 3-8002 0 0</inkml:trace>
-  <inkml:trace contextRef="#ctx0" brushRef="#br0" timeOffset="7807.82">4963 3017 1348 0 0,'0'0'2608'0'0,"-5"-37"17290"0"0,16 90-17401 0 0,-5-17-1884 0 0,2 0-1 0 0,1-1 0 0 0,2 1 1 0 0,2-2-1 0 0,0 0 0 0 0,29 50 0 0 0,-40-82-563 0 0,9-2 54 0 0,-10 0-101 0 0,0 1 0 0 0,0-1 1 0 0,0 0-1 0 0,1 0 1 0 0,-1 0-1 0 0,0 0 1 0 0,0 0-1 0 0,1-1 1 0 0,-1 1-1 0 0,0 0 1 0 0,0-1-1 0 0,1 1 1 0 0,-1 0-1 0 0,0-1 1 0 0,0 1-1 0 0,0-1 1 0 0,0 0-1 0 0,0 1 1 0 0,0-1-1 0 0,0 0 1 0 0,0 0-1 0 0,0 0 1 0 0,0 1-1 0 0,0-1 1 0 0,-1 0-1 0 0,1 0 0 0 0,0 0 1 0 0,0-1-1 0 0,-1 1 1 0 0,1 0-1 0 0,-1 0 1 0 0,1 0-1 0 0,0-2 1 0 0,7-15-35 0 0,1 0 0 0 0,-2-1 0 0 0,-1 0 0 0 0,0-1 0 0 0,4-25 0 0 0,8-103-246 0 0,-16 126 267 0 0,-1-9-573 0 0,0 23-5777 0 0,3 32-5127 0 0,-4-20 10282 0 0,2 13-2606 0 0,-1-3-725 0 0</inkml:trace>
-  <inkml:trace contextRef="#ctx0" brushRef="#br0" timeOffset="9599.71">5270 3233 508 0 0,'-4'-8'19281'0'0,"-11"65"-14752"0"0,0-1-8757 0 0,15-54 2882 0 0</inkml:trace>
-  <inkml:trace contextRef="#ctx0" brushRef="#br0" timeOffset="9812.41">5300 3117 2012 0 0,'0'0'4279'0'0,"0"-11"3997"0"0,-5 30-17802 0 0</inkml:trace>
-  <inkml:trace contextRef="#ctx0" brushRef="#br0" timeOffset="10271">5320 3269 1944 0 0,'0'0'5305'0'0,"-7"38"3186"0"0,4-27-7804 0 0,-6 29 1735 0 0,5-29-1215 0 0,2-18-332 0 0,4-6-856 0 0,1 0 0 0 0,0 0 0 0 0,1 1 0 0 0,0 0 0 0 0,1-1 0 0 0,0 2 0 0 0,1-1 0 0 0,0 0 0 0 0,1 1 0 0 0,11-14 0 0 0,-9 12-12 0 0,-9 11-9 0 0,1 1 0 0 0,-1 0 0 0 0,1 0-1 0 0,0-1 1 0 0,0 1 0 0 0,0 0 0 0 0,-1 0-1 0 0,1 0 1 0 0,0 0 0 0 0,1 0 0 0 0,-1 0-1 0 0,0 0 1 0 0,0 0 0 0 0,0 0 0 0 0,0 0 0 0 0,1 1-1 0 0,-1-1 1 0 0,0 0 0 0 0,1 1 0 0 0,-1-1-1 0 0,1 1 1 0 0,-1 0 0 0 0,0-1 0 0 0,1 1-1 0 0,1 0 1 0 0,-1 0 30 0 0,0 1-1 0 0,-1 0 1 0 0,1 0-1 0 0,-1 0 1 0 0,0 0-1 0 0,1 0 1 0 0,-1 0-1 0 0,0 0 1 0 0,0 1-1 0 0,1-1 1 0 0,-1 0-1 0 0,0 1 1 0 0,0-1-1 0 0,0 1 1 0 0,-1-1-1 0 0,1 1 1 0 0,1 2-1 0 0,2 8 241 0 0,1-1-1 0 0,-2 1 1 0 0,0 1-1 0 0,2 17 0 0 0,-2 43-707 0 0,-3-43-9414 0 0,0-28 8661 0 0,7 9-7837 0 0</inkml:trace>
-  <inkml:trace contextRef="#ctx0" brushRef="#br0" timeOffset="30189.07">705 3052 740 0 0,'0'0'1326'0'0,"-1"-3"-1493"0"0,-3-15 17584 0 0,4 13-16492 0 0,1 4-107 0 0,46 0 535 0 0,16-9-877 0 0,-61 10-474 0 0,13-3 15 0 0,-7 1-21 0 0,-4 1 0 0 0,6-2 6 0 0,0 0-2 0 0,-8 3-6 0 0,56-19 2348 0 0,-55 16-5700 0 0</inkml:trace>
-  <inkml:trace contextRef="#ctx0" brushRef="#br0" timeOffset="32232.93">718 3017 1516 0 0,'-6'-7'13358'0'0,"13"4"-5318"0"0,-2 2-11039 0 0,-3 1 3559 0 0,17-2 237 0 0,0 0 0 0 0,35-10 1 0 0,-52 12-749 0 0,2 0-35 0 0,0-1-1 0 0,1 1 1 0 0,-1-1-1 0 0,0 0 0 0 0,0 0 1 0 0,0 0-1 0 0,0-1 1 0 0,6-2-1 0 0,-6 2-11 0 0,-2 1 2 0 0,48-11 458 0 0,-21 5-297 0 0,-27 7-147 0 0,82-27 39 0 0,-82 26-58 0 0,38-11-9 0 0,-17 6 20 0 0,-21 6-17 0 0,0-1-2 0 0,5-1 6 0 0,-6 2 4 0 0,51-11 7 0 0,-50 11-13 0 0,0-1 8 0 0,5 0-6 0 0,48-11 1 0 0,26-8 29 0 0,-79 20-31 0 0,38-10 20 0 0,23-5-2 0 0,-61 14-20 0 0,68-13-4 0 0,-45 9 12 0 0,-22 5 6 0 0,-2 0-6 0 0,50-10-10 0 0,73-10 32 0 0,-122 20-4 0 0,12-2-18 0 0,-1 0 1 0 0,1-2-1 0 0,0 1 1 0 0,18-9-1 0 0,-30 11 4 0 0,0 1-10 0 0,53-17-30 0 0,20-1 36 0 0,-73 18-4 0 0,45-10-508 0 0,-45 10 275 0 0</inkml:trace>
-  <inkml:trace contextRef="#ctx0" brushRef="#br0" timeOffset="33491.84">1894 2690 804 0 0,'0'0'1344'0'0</inkml:trace>
-  <inkml:trace contextRef="#ctx0" brushRef="#br0" timeOffset="34244.87">1873 2710 1560 0 0,'0'0'9882'0'0,"2"13"-9727"0"0,2-6-6029 0 0,10-7 14930 0 0,4-2-4355 0 0,43-14-3955 0 0,-30 8 466 0 0,-14 4-1937 0 0,4-2 3379 0 0,-6 3-3691 0 0,-2 1-4102 0 0,-1 1-5748 0 0</inkml:trace>
-  <inkml:trace contextRef="#ctx0" brushRef="#br0" timeOffset="40313.16">2048 2693 420 0 0,'-8'6'21787'0'0,"9"-5"-21607"0"0,1 0 1 0 0,-1-1-1 0 0,1 1 0 0 0,0 0 0 0 0,-1 0 0 0 0,1-1 0 0 0,0 1 0 0 0,0-1 0 0 0,-1 1 1 0 0,1-1-1 0 0,0 0 0 0 0,0 0 0 0 0,0 0 0 0 0,-1 0 0 0 0,1 0 0 0 0,0 0 0 0 0,0 0 0 0 0,-1-1 1 0 0,1 1-1 0 0,0-1 0 0 0,3 0 0 0 0,-4 0-203 0 0,2 1 118 0 0,36-15 239 0 0,45-25-244 0 0,125-47-84 0 0,-155 59 13 0 0,-36 17-28 0 0,0 1-1 0 0,37-15 1 0 0,110-51-20 0 0,-69 32 20 0 0,130-73-32 0 0,-77 37 17 0 0,-147 79 25 0 0,12-7-7 0 0,100-41-21 0 0,-112 48 36 0 0,31-14 8 0 0,38-17-50 0 0,-25 13 17 0 0,-44 18 11 0 0,0 1-2 0 0,6-2 1 0 0,25-13-65 0 0,-31 14 62 0 0,3-2 1778 0 0,-2 2-3334 0 0</inkml:trace>
-  <inkml:trace contextRef="#ctx0" brushRef="#br0" timeOffset="43230.23">2026 2367 156 0 0,'0'0'8134'0'0,"11"35"-4569"0"0,-13-17-5626 0 0,1-10-4083 0 0</inkml:trace>
-  <inkml:trace contextRef="#ctx0" brushRef="#br0" timeOffset="43561.09">2019 2538 1624 0 0,'0'0'2695'0'0,"-5"48"4993"0"0,5-46-7556 0 0,1 8-932 0 0</inkml:trace>
-  <inkml:trace contextRef="#ctx0" brushRef="#br0" timeOffset="43937.39">2040 2688 804 0 0,'0'0'5850'0'0,"-2"37"822"0"0,0-23-6207 0 0,-2 17 696 0 0,5-21-4982 0 0,2-1-4005 0 0,1-1 6925 0 0</inkml:trace>
-  <inkml:trace contextRef="#ctx0" brushRef="#br0" timeOffset="44233.54">2054 2825 1052 0 0,'9'34'12115'0'0,"-8"-30"-11858"0"0,-1 20 1404 0 0,-3-5-4814 0 0,2-18 1799 0 0</inkml:trace>
-  <inkml:trace contextRef="#ctx0" brushRef="#br0" timeOffset="45324.44">3530 1774 404 0 0,'0'0'15702'0'0,"4"39"-13641"0"0,5 3-3389 0 0,-7-33-3139 0 0,1 1-3791 0 0</inkml:trace>
-  <inkml:trace contextRef="#ctx0" brushRef="#br0" timeOffset="45605.03">3558 1947 36 0 0,'0'0'3083'0'0,"-9"38"5706"0"0,8-28-8050 0 0,-4 30-10042 0 0</inkml:trace>
-  <inkml:trace contextRef="#ctx0" brushRef="#br0" timeOffset="45856.52">3544 2138 252 0 0,'0'0'1794'0'0,"-3"43"7314"0"0,3-13-8456 0 0,-1-7-7132 0 0,1-21 4793 0 0</inkml:trace>
-  <inkml:trace contextRef="#ctx0" brushRef="#br0" timeOffset="46125.32">3547 2339 1020 0 0,'0'0'4346'0'0,"0"43"1701"0"0,-1-20-7006 0 0,-1-5-6190 0 0,1-8 6248 0 0</inkml:trace>
-  <inkml:trace contextRef="#ctx0" brushRef="#br0" timeOffset="46335.74">3545 2494 32 0 0,'0'0'3461'0'0,"0"11"-1272"0"0,0-6 1357 0 0,-1 31 216 0 0,-3-13-6908 0 0,4-21 1365 0 0,-4 11-3878 0 0</inkml:trace>
-  <inkml:trace contextRef="#ctx0" brushRef="#br0" timeOffset="46553.11">3530 2642 1584 0 0,'0'0'3225'0'0,"0"16"1855"0"0,0 9-2913 0 0,0-22-1785 0 0,0 13-1966 0 0,1-5-486 0 0</inkml:trace>
-  <inkml:trace contextRef="#ctx0" brushRef="#br0" timeOffset="46753.17">3542 2771 1824 0 0,'0'0'4929'0'0,"-2"13"-2797"0"0,2 0-2880 0 0</inkml:trace>
-  <inkml:trace contextRef="#ctx0" brushRef="#br0" timeOffset="49129.19">3585 2012 424 0 0,'0'0'13513'0'0,"27"-22"-8152"0"0,252-202-3060 0 0,-275 221-2296 0 0,4-6-6 0 0,63-60-3 0 0,-59 57 6 0 0,1 1-1 0 0,32-33-9 0 0,-22 22 7 0 0,233-252 75 0 0,-163 188-74 0 0,-48 37 164 0 0,-2 2-168 0 0,55-46 1 0 0,-96 91 4 0 0,32-25-27 0 0,-33 26 17 0 0,3-3 217 0 0,2-2-4070 0 0</inkml:trace>
-  <inkml:trace contextRef="#ctx0" brushRef="#br0" timeOffset="64969.38">1968 3068 188 0 0,'4'4'21561'0'0,"10"24"-16479"0"0,8 20-6554 0 0,-16-32 3551 0 0,34 112-945 0 0,-39-126-1114 0 0,-1-1 2 0 0,9 17 105 0 0,-7-19-126 0 0,-1 0 0 0 0,1 0-1 0 0,-1 1 1 0 0,0-1-1 0 0,1 0 1 0 0,-1 0 0 0 0,0 0-1 0 0,0 0 1 0 0,0 0 0 0 0,0-1-1 0 0,0 1 1 0 0,0 0-1 0 0,0 0 1 0 0,1-3 0 0 0,11-29-198 0 0,-1 1 0 0 0,-1-2 0 0 0,-2 1 0 0 0,-2-1 0 0 0,6-61 0 0 0,-13 93-108 0 0,-1-7-2091 0 0,-4 17-6205 0 0,5-2 7524 0 0,-2 15-7852 0 0</inkml:trace>
-  <inkml:trace contextRef="#ctx0" brushRef="#br0" timeOffset="65614.62">2259 3277 2044 0 0,'0'0'3601'0'0,"9"-19"7939"0"0,-10 18-11345 0 0,0 0 0 0 0,0-1 1 0 0,0 1-1 0 0,0 0 0 0 0,0 0 1 0 0,0 0-1 0 0,-1 0 0 0 0,1 0 0 0 0,0 1 1 0 0,0-1-1 0 0,-1 0 0 0 0,1 0 1 0 0,-1 1-1 0 0,1-1 0 0 0,0 1 0 0 0,-1 0 1 0 0,-1-1-1 0 0,1 1 26 0 0,-1 0-124 0 0,1 1-1 0 0,-1 0 0 0 0,1 0 1 0 0,0 0-1 0 0,-1 0 0 0 0,1 0 1 0 0,0 1-1 0 0,0-1 0 0 0,0 1 1 0 0,0-1-1 0 0,0 1 0 0 0,0 0 1 0 0,0 0-1 0 0,1 0 1 0 0,-1 0-1 0 0,1 0 0 0 0,-1 0 1 0 0,1 0-1 0 0,0 0 0 0 0,0 1 1 0 0,0-1-1 0 0,0 1 0 0 0,0-1 1 0 0,-1 5-1 0 0,-2 6 104 0 0,1-1 0 0 0,0 1 0 0 0,-2 18 0 0 0,6 39-306 0 0,-1-68-106 0 0,2 17-1126 0 0,-1-14-4279 0 0</inkml:trace>
-  <inkml:trace contextRef="#ctx0" brushRef="#br0" timeOffset="65841.86">2133 3414 2212 0 0,'0'0'6678'0'0,"23"-6"1690"0"0,-6 2-5996 0 0,-8 4-2154 0 0,40-2 1594 0 0,-19-2-9269 0 0</inkml:trace>
-  <inkml:trace contextRef="#ctx0" brushRef="#br0" timeOffset="67777.93">3125 3020 1044 0 0,'0'0'8123'0'0,"-3"-19"1618"0"0,6 18-9659 0 0,1 0 0 0 0,0 0-1 0 0,0 0 1 0 0,1 0 0 0 0,-1 1 0 0 0,0 0-1 0 0,0 0 1 0 0,0 0 0 0 0,0 0-1 0 0,0 1 1 0 0,0-1 0 0 0,0 1-1 0 0,0 0 1 0 0,0 1 0 0 0,0-1-1 0 0,0 1 1 0 0,0-1 0 0 0,-1 1-1 0 0,1 0 1 0 0,-1 0 0 0 0,1 1 0 0 0,-1-1-1 0 0,0 1 1 0 0,6 5 0 0 0,-9-7-57 0 0,1 1 1 0 0,0 0 0 0 0,-1-1 0 0 0,1 1 0 0 0,-1-1 0 0 0,1 1 0 0 0,-1 0 0 0 0,0 0-1 0 0,0-1 1 0 0,0 1 0 0 0,0 0 0 0 0,0-1 0 0 0,0 1 0 0 0,0 0 0 0 0,0-1 0 0 0,-1 1-1 0 0,1 0 1 0 0,-1-1 0 0 0,1 1 0 0 0,-1 0 0 0 0,-1 2 0 0 0,-21 34 416 0 0,18-30-349 0 0,-19 25 286 0 0,14-21-304 0 0,1 1 1 0 0,1-1-1 0 0,0 1 1 0 0,1 1-1 0 0,0-1 1 0 0,-9 28-1 0 0,16-39-59 0 0,0 0-11 0 0,0-1-1 0 0,0 1 1 0 0,1 0-1 0 0,-1 0 1 0 0,1-1-1 0 0,-1 1 0 0 0,1 0 1 0 0,0-1-1 0 0,0 1 1 0 0,0 0-1 0 0,0-1 1 0 0,0 0-1 0 0,0 1 1 0 0,0-1-1 0 0,0 1 1 0 0,0-1-1 0 0,1 0 1 0 0,-1 0-1 0 0,1 0 1 0 0,-1 0-1 0 0,1 0 1 0 0,-1 0-1 0 0,3 1 1 0 0,0-1-62 0 0,1 1 1 0 0,-1-1-1 0 0,1 0 1 0 0,-1-1-1 0 0,0 1 1 0 0,1-1-1 0 0,-1 0 1 0 0,1 0-1 0 0,6-1 1 0 0,46-11-4813 0 0,-12-5-7936 0 0,-34 12 10362 0 0</inkml:trace>
-  <inkml:trace contextRef="#ctx0" brushRef="#br0" timeOffset="68313.66">3427 2924 2412 0 0,'0'0'5021'0'0,"-28"29"2301"0"0,19-3-6306 0 0,1 0 1 0 0,1 0-1 0 0,1 1 0 0 0,2-1 0 0 0,-2 39 0 0 0,5-53-1056 0 0,1 1 0 0 0,1 0 1 0 0,0-1-1 0 0,0 1 0 0 0,1-1 0 0 0,1 1 0 0 0,0-1 0 0 0,0 0 1 0 0,2 0-1 0 0,-1 0 0 0 0,2 0 0 0 0,-1-1 0 0 0,1 0 0 0 0,9 11 1 0 0,11 0-4703 0 0,-5-17-5667 0 0,-5-6 7709 0 0</inkml:trace>
+  <inkml:trace contextRef="#ctx0" brushRef="#br0">10 102 40 0 0,'0'0'18179'0'0,"-9"13"-14706"0"0,9-11-2773 0 0,5-1-228 0 0,0 0 1 0 0,0 0-1 0 0,0-1 1 0 0,0 1-1 0 0,0-1 1 0 0,7-1-1 0 0,248-28 2035 0 0,-84 7-1861 0 0,-108 14-580 0 0,90-5-63 0 0,219-4 167 0 0,-375 17-152 0 0,47-2 88 0 0,84-3 62 0 0,16-1-152 0 0,-54 1 27 0 0,-24 1-33 0 0,3-2-28 0 0,0 3 1 0 0,90 9-1 0 0,-162-6 22 0 0,1 0 0 0 0,10 1 2 0 0,-2 0-4 0 0,29 2-72 0 0,4 1-4373 0 0,-42-4 3187 0 0,7 2-3306 0 0</inkml:trace>
+  <inkml:trace contextRef="#ctx0" brushRef="#br0" timeOffset="506.8">1780 6 2116 0 0,'0'-1'145'0'0,"0"1"0"0"0,0 0-1 0 0,0 0 1 0 0,-1 0 0 0 0,1 0 0 0 0,0 0-1 0 0,0 0 1 0 0,0 0 0 0 0,-1 0 0 0 0,1 0-1 0 0,0 0 1 0 0,0 0 0 0 0,0 0 0 0 0,-1 0-1 0 0,1 0 1 0 0,0 0 0 0 0,0 0 0 0 0,0 0-1 0 0,-1 0 1 0 0,1 1 0 0 0,0-1 0 0 0,0 0-1 0 0,0 0 1 0 0,-1 0 0 0 0,1 0-1 0 0,0 0 1 0 0,0 0 0 0 0,0 1 0 0 0,0-1-1 0 0,0 0 1 0 0,-1 0 0 0 0,1 0 0 0 0,0 0-1 0 0,0 1 1 0 0,0-1 0 0 0,0 0 0 0 0,0 0-1 0 0,0 0 1 0 0,0 1 0 0 0,0-1 0 0 0,0 0-1 0 0,0 0 1 0 0,0 0 0 0 0,0 1 0 0 0,0-1-1 0 0,0 0 1 0 0,0 0 0 0 0,0 0 0 0 0,0 1-1 0 0,0-1 1 0 0,0 0 0 0 0,0 0-1 0 0,0 0 1 0 0,0 1 0 0 0,0-1 0 0 0,0 0-1 0 0,0 0 1 0 0,0 0 0 0 0,0 0 0 0 0,0 1-1 0 0,1-1 1 0 0,-1 0 0 0 0,0 0 0 0 0,0 0-1 0 0,0 0 1 0 0,0 1 0 0 0,0-1 0 0 0,1 0-1 0 0,22 6 3172 0 0,30-1-1626 0 0,116 5 428 0 0,-134-7-6477 0 0,0 2-4456 0 0</inkml:trace>
 </inkml:ink>
 </file>
 
@@ -7993,18 +7177,15 @@
           <inkml:channelProperty channel="OE" name="resolution" value="1000" units="1/deg"/>
         </inkml:channelProperties>
       </inkml:inkSource>
-      <inkml:timestamp xml:id="ts0" timeString="2025-09-12T02:08:55.138"/>
+      <inkml:timestamp xml:id="ts0" timeString="2025-09-12T00:37:53.895"/>
     </inkml:context>
     <inkml:brush xml:id="br0">
       <inkml:brushProperty name="width" value="0.035" units="cm"/>
       <inkml:brushProperty name="height" value="0.035" units="cm"/>
     </inkml:brush>
   </inkml:definitions>
-  <inkml:trace contextRef="#ctx0" brushRef="#br0">233 775 1620 0 0,'14'-14'14550'0'0,"-8"6"-7335"0"0,-1 3-8136 0 0,-4 4 1028 0 0,41-3 69 0 0,-41 4-174 0 0,23 6 1 0 0,-23-5-2 0 0,0-1-1 0 0,0 0 1 0 0,1 1-1 0 0,-1 0 1 0 0,0-1-1 0 0,0 1 1 0 0,0-1-1 0 0,0 1 1 0 0,0 0-1 0 0,0 0 0 0 0,0 0 1 0 0,-1 0-1 0 0,1 0 1 0 0,0-1-1 0 0,0 2 1 0 0,-1-1-1 0 0,1 0 1 0 0,0 0-1 0 0,-1 0 1 0 0,1 0-1 0 0,-1 0 1 0 0,0 0-1 0 0,1 0 1 0 0,-1 2-1 0 0,1 1-2 0 0,-1-2 2 0 0,1 0 0 0 0,-1-1 0 0 0,0 1 0 0 0,0 0 0 0 0,0 0 0 0 0,0 0 0 0 0,-1 0 0 0 0,1 0 0 0 0,0 0 0 0 0,-1 0 0 0 0,0 0 0 0 0,1 0 0 0 0,-1 0 0 0 0,0-1 0 0 0,0 1 0 0 0,0 0-1 0 0,0 0 1 0 0,-2 2 0 0 0,0 2 4 0 0,-1 0 0 0 0,0 0 0 0 0,0 0 0 0 0,-1 0 1 0 0,0-1-1 0 0,0 0 0 0 0,0 0 0 0 0,0 0 0 0 0,-1 0 0 0 0,0-1 0 0 0,-8 5 0 0 0,0 1-3 0 0,12-8 3 0 0,-4 5-22 0 0,6-7 17 0 0,0 1 1 0 0,-1-1-1 0 0,1 0 0 0 0,0 0 1 0 0,-1 0-1 0 0,1 0 1 0 0,0 0-1 0 0,0 1 0 0 0,-1-1 1 0 0,1 0-1 0 0,0 0 0 0 0,0 0 1 0 0,-1 1-1 0 0,1-1 0 0 0,0 0 1 0 0,0 0-1 0 0,0 1 0 0 0,-1-1 1 0 0,1 0-1 0 0,0 1 0 0 0,0-1 1 0 0,0 0-1 0 0,0 0 1 0 0,0 1-1 0 0,0-1 0 0 0,0 0 1 0 0,-1 1-1 0 0,1-1 0 0 0,0 0 1 0 0,0 1-1 0 0,0-1 0 0 0,0 0 1 0 0,0 1-1 0 0,1-1 0 0 0,-1 0 1 0 0,0 1-1 0 0,0-1 0 0 0,0 0 1 0 0,0 1-1 0 0,0-1 1 0 0,0 0-1 0 0,0 0 0 0 0,1 1 1 0 0,-1-1-1 0 0,0 0 0 0 0,0 0 1 0 0,0 1-1 0 0,1-1 0 0 0,-1 0 1 0 0,0 0-1 0 0,0 1 0 0 0,1-1 1 0 0,0 1-8 0 0,1 1 13 0 0,9 3-4 0 0,2 1-6 0 0,-9-5 5 0 0,4 2 2 0 0,1 1 0 0 0,-1-1 0 0 0,0 1 0 0 0,0 1 0 0 0,0-1 0 0 0,-1 2 0 0 0,1-1 0 0 0,10 11 0 0 0,-17-15 1 0 0,0 0 0 0 0,0 0 0 0 0,0 0 0 0 0,0 0 0 0 0,0 1 0 0 0,0-1 0 0 0,0 0-1 0 0,-1 1 1 0 0,1-1 0 0 0,0 0 0 0 0,-1 1 0 0 0,1-1 0 0 0,-1 1 0 0 0,0-1 0 0 0,1 1 0 0 0,-1-1 0 0 0,0 1 0 0 0,0-1 0 0 0,0 1 0 0 0,0-1 0 0 0,0 1-1 0 0,0-1 1 0 0,-1 1 0 0 0,0 2 0 0 0,0-2 40 0 0,0 0 0 0 0,-1 0 1 0 0,1 1-1 0 0,-1-1 0 0 0,1 0 0 0 0,-1-1 0 0 0,0 1 0 0 0,0 0 0 0 0,0 0 0 0 0,0-1 1 0 0,0 1-1 0 0,0-1 0 0 0,-3 2 0 0 0,-2 0-212 0 0,0 1 1 0 0,-1-1-1 0 0,1 0 0 0 0,-1-1 0 0 0,0 0 1 0 0,1 0-1 0 0,-15 1 0 0 0,19-3-743 0 0,-11-5-3187 0 0,-1-1-6927 0 0</inkml:trace>
-  <inkml:trace contextRef="#ctx0" brushRef="#br0" timeOffset="1604.71">1044 1287 92 0 0,'0'0'22473'0'0,"-4"-36"-19596"0"0,-4-235 1020 0 0,7 17-3318 0 0,1 242-578 0 0,1-43 15 0 0,-5-30 16 0 0,4 84-32 0 0,-1-12 1 0 0,-3-40-33 0 0,-11-58 1 0 0,9 77 102 0 0,-2-9-372 0 0,2 1-1 0 0,2-1 1 0 0,1-57 0 0 0,0 25-925 0 0,-8 29-7737 0 0,7 33-2346 0 0</inkml:trace>
-  <inkml:trace contextRef="#ctx0" brushRef="#br0" timeOffset="17085.05">1 401 1140 0 0,'5'-6'20019'0'0,"-5"7"-19896"0"0,0 0 0 0 0,0 0 0 0 0,0 0 0 0 0,1 0 0 0 0,-1 0 0 0 0,0-1-1 0 0,0 1 1 0 0,1 0 0 0 0,-1 0 0 0 0,0 0 0 0 0,1 0 0 0 0,-1-1 0 0 0,1 1 0 0 0,-1 0-1 0 0,1 0 1 0 0,-1-1 0 0 0,1 1 0 0 0,0 0 0 0 0,-1-1 0 0 0,1 1 0 0 0,0 0 0 0 0,0-1-1 0 0,-1 1 1 0 0,1-1 0 0 0,0 0 0 0 0,1 1 0 0 0,27 9 1331 0 0,-22-8-1453 0 0,-5-2 80 0 0,46 6 647 0 0,81-15 904 0 0,-28-1-1536 0 0,-25 1-82 0 0,-38 4-3 0 0,0 0-15 0 0,120-7-19 0 0,-152 11 26 0 0,6 0-2 0 0,33-2 5 0 0,-42 3-10 0 0,44-5 20 0 0,-14-1-20 0 0,70-10-12 0 0,-100 16 12 0 0,-1 0 5 0 0,7-2 0 0 0,30-4-7 0 0,-37 6-10 0 0,29-7-487 0 0,-19 3-2166 0 0,-6 2-3514 0 0,-3-5 4779 0 0</inkml:trace>
-  <inkml:trace contextRef="#ctx0" brushRef="#br0" timeOffset="19617.44">990 379 520 0 0,'-47'-13'14451'0'0,"45"12"-13751"0"0,1 1-599 0 0,-1 0 1 0 0,1-1 0 0 0,-1 1 0 0 0,0-1-1 0 0,1 0 1 0 0,-1 1 0 0 0,1-1-1 0 0,-1 0 1 0 0,1 0 0 0 0,0 0 0 0 0,-1 0-1 0 0,1 0 1 0 0,0 0 0 0 0,0 0-1 0 0,0-1 1 0 0,0 1 0 0 0,0 0 0 0 0,0-1-1 0 0,0 1 1 0 0,0-1 0 0 0,0 1-1 0 0,0-1 1 0 0,1 1 0 0 0,-1-1-1 0 0,1 1 1 0 0,-1-1 0 0 0,1 0 0 0 0,0 1-1 0 0,0-1 1 0 0,0 0 0 0 0,-1 1-1 0 0,1-1 1 0 0,1 0 0 0 0,-1 1 0 0 0,0-1-1 0 0,0 0 1 0 0,1 1 0 0 0,-1-1-1 0 0,1 0 1 0 0,-1 1 0 0 0,2-3-1 0 0,-1 3-97 0 0,1 0-5 0 0,-1 0 0 0 0,1 1 0 0 0,-1-1 0 0 0,1 0 0 0 0,0 1 0 0 0,-1 0 0 0 0,1-1 0 0 0,-1 1 0 0 0,1 0 0 0 0,0 0 0 0 0,-1 0 0 0 0,1 0 0 0 0,0 0 0 0 0,-1 0 0 0 0,1 0 0 0 0,0 1 0 0 0,-1-1 0 0 0,1 1 0 0 0,-1-1 0 0 0,1 1 0 0 0,-1 0 0 0 0,1-1 0 0 0,1 2 0 0 0,0-1-1 0 0,1 1 0 0 0,-1-1 0 0 0,0 0-1 0 0,0 1 1 0 0,0 0 0 0 0,0 0 0 0 0,0 0 0 0 0,-1 0 0 0 0,1 0 0 0 0,0 1 0 0 0,-1-1 0 0 0,0 1 0 0 0,0 0 0 0 0,0-1-1 0 0,0 1 1 0 0,0 0 0 0 0,0 0 0 0 0,-1 0 0 0 0,1 1 0 0 0,-1-1 0 0 0,2 5 0 0 0,-3-6 14 0 0,1-1-10 0 0,-1-1-1 0 0,0 1 0 0 0,1-1 0 0 0,-1 1 0 0 0,0 0 0 0 0,1-1 0 0 0,-1 1 0 0 0,0 0 0 0 0,0-1 1 0 0,0 1-1 0 0,1 0 0 0 0,-1-1 0 0 0,0 1 0 0 0,0 0 0 0 0,0-1 0 0 0,0 1 0 0 0,0 0 0 0 0,-1 0 0 0 0,1-1 1 0 0,0 1-1 0 0,0 0 0 0 0,0-1 0 0 0,-1 1 0 0 0,1 0 0 0 0,0-1 0 0 0,0 1 0 0 0,-1-1 0 0 0,1 1 0 0 0,-1 0 1 0 0,0 1 15 0 0,0 0 1 0 0,0 0 0 0 0,1 0 0 0 0,-1 0 0 0 0,-1 0-1 0 0,1 0 1 0 0,0-1 0 0 0,0 1 0 0 0,-1 0 0 0 0,1-1 0 0 0,0 1-1 0 0,-4 1 1 0 0,1 0-5 0 0,3-2-9 0 0,-1 0 0 0 0,1-1 0 0 0,-1 1-1 0 0,1 0 1 0 0,-1-1 0 0 0,0 1 0 0 0,1-1-1 0 0,-1 0 1 0 0,0 1 0 0 0,1-1 0 0 0,-1 0-1 0 0,0 0 1 0 0,1 0 0 0 0,-1 0 0 0 0,0-1 0 0 0,1 1-1 0 0,-1 0 1 0 0,-2-2 0 0 0,1 3-5 0 0,1-1 0 0 0,-1 0 0 0 0,1 0 1 0 0,0 0-1 0 0,-1-1 0 0 0,1 1 0 0 0,-1 0 1 0 0,1-1-1 0 0,0 0 0 0 0,0 1 0 0 0,-1-1 0 0 0,1 0 1 0 0,0 0-1 0 0,0 0 0 0 0,0-1 0 0 0,0 1 0 0 0,0 0 1 0 0,0-1-1 0 0,0 1 0 0 0,1-1 0 0 0,-1 0 0 0 0,0 0 1 0 0,1 1-1 0 0,-1-1 0 0 0,1 0 0 0 0,0 0 1 0 0,0 0-1 0 0,0-1 0 0 0,0 1 0 0 0,0 0 0 0 0,0 0 1 0 0,0-1-1 0 0,1 1 0 0 0,-1 0 0 0 0,1-1 0 0 0,-1-3 1 0 0,1 2-16 0 0,1 0 0 0 0,-1 0 0 0 0,1-1 0 0 0,0 1 0 0 0,0 0 0 0 0,0 1 1 0 0,0-1-1 0 0,1 0 0 0 0,-1 0 0 0 0,1 0 0 0 0,0 1 0 0 0,1-1 0 0 0,-1 1 1 0 0,0 0-1 0 0,1-1 0 0 0,0 1 0 0 0,3-3 0 0 0,-2 3-41 0 0,1 0 0 0 0,-1 0 0 0 0,1 1 0 0 0,0-1 0 0 0,0 1 0 0 0,0 0 0 0 0,1 0 0 0 0,-1 1 0 0 0,0 0 0 0 0,7-1 0 0 0,-10 1 39 0 0,0 1 0 0 0,1 0 0 0 0,-1 0 0 0 0,0 0 0 0 0,1 0 1 0 0,-1 0-1 0 0,0 1 0 0 0,0-1 0 0 0,1 1 0 0 0,-1-1 1 0 0,0 1-1 0 0,0 0 0 0 0,0 0 0 0 0,0 0 0 0 0,0 0 0 0 0,0 0 1 0 0,0 0-1 0 0,0 1 0 0 0,0-1 0 0 0,-1 1 0 0 0,1-1 0 0 0,0 1 1 0 0,-1 0-1 0 0,1-1 0 0 0,-1 1 0 0 0,0 0 0 0 0,2 3 0 0 0,-1-2 18 0 0,0 0-1 0 0,-1 0 0 0 0,0-1 0 0 0,1 1 0 0 0,-1 0 0 0 0,0 0 0 0 0,0 0 0 0 0,-1 0 1 0 0,1 0-1 0 0,-1 0 0 0 0,1 1 0 0 0,-1-1 0 0 0,0 0 0 0 0,0 0 0 0 0,0 0 0 0 0,-1 0 1 0 0,1 0-1 0 0,-1 0 0 0 0,0 0 0 0 0,0 0 0 0 0,0 0 0 0 0,0 0 0 0 0,0 0 0 0 0,-1 0 1 0 0,1 0-1 0 0,-1-1 0 0 0,1 1 0 0 0,-5 3 0 0 0,5-4 20 0 0,0-1-8 0 0,-5 5-18 0 0,5-6-128 0 0,0 1 0 0 0,-1 0 1 0 0,1-1-1 0 0,0 1 1 0 0,0-1-1 0 0,0 1 0 0 0,-1-1 1 0 0,1 1-1 0 0,0-1 0 0 0,-1 0 1 0 0,1 0-1 0 0,0 0 1 0 0,0 0-1 0 0,-1 0 0 0 0,1 0 1 0 0,0 0-1 0 0,-1 0 1 0 0,-2-1-1 0 0,-20-10-10890 0 0</inkml:trace>
-  <inkml:trace contextRef="#ctx0" brushRef="#br0" timeOffset="21052.98">926 422 156 0 0,'0'0'8964'0'0,"-10"-25"-4079"0"0,10 23-4786 0 0,35-14 113 0 0,-26 15-206 0 0,-9 1-5 0 0,0 0 0 0 0,1 0 0 0 0,-1 0 0 0 0,0 0 0 0 0,1 0-1 0 0,-1 0 1 0 0,0 0 0 0 0,0 0 0 0 0,1 0 0 0 0,-1 0 0 0 0,0 0 0 0 0,1 0 0 0 0,-1 0 0 0 0,0 1 0 0 0,0-1 0 0 0,1 0 0 0 0,-1 0-1 0 0,0 0 1 0 0,0 0 0 0 0,0 1 0 0 0,1-1 0 0 0,-1 0 0 0 0,0 0 0 0 0,0 0 0 0 0,0 1 0 0 0,1-1 0 0 0,-1 0 0 0 0,0 0 0 0 0,0 1 0 0 0,0-1-1 0 0,0 0 1 0 0,0 1 0 0 0,0-1 0 0 0,0 0 0 0 0,0 0 0 0 0,0 1 0 0 0,0-1 0 0 0,0 0 0 0 0,0 1 0 0 0,0-1 0 0 0,0 0 0 0 0,0 0-1 0 0,0 1 1 0 0,0-1 0 0 0,0 0 0 0 0,0 0 0 0 0,0 1 0 0 0,0-1 0 0 0,0 0 0 0 0,0 1 0 0 0,0-1 0 0 0,-1 0 0 0 0,1 0 0 0 0,0 1-1 0 0,0-1 1 0 0,0 0 0 0 0,-1 0 0 0 0,1 0 0 0 0,0 1 0 0 0,-1-1 0 0 0,0 1 6 0 0,0 0-1 0 0,-6 3 8 0 0,5-3 0 0 0,-9 0 54 0 0,11-1-64 0 0,0 1 0 0 0,-1-1 0 0 0,1 0 0 0 0,0 0 0 0 0,-1 1-1 0 0,1-1 1 0 0,0 0 0 0 0,-1 0 0 0 0,1 0 0 0 0,0 0 0 0 0,-1 0 0 0 0,1 0 0 0 0,-1 0-1 0 0,1 0 1 0 0,0 0 0 0 0,-1 0 0 0 0,1 0 0 0 0,0 0 0 0 0,-1 0 0 0 0,1 0-1 0 0,-1 0 1 0 0,1 0 0 0 0,0 0 0 0 0,-1 0 0 0 0,1 0 0 0 0,0-1 0 0 0,-1 1-1 0 0,1 0 1 0 0,0 0 0 0 0,-1 0 0 0 0,1-1 0 0 0,0 1 0 0 0,-1 0 0 0 0,1 0-1 0 0,0-1 1 0 0,0 1 0 0 0,-1 0 0 0 0,1-1 0 0 0,0 1 0 0 0,0 0 0 0 0,0-1-1 0 0,-1 1 1 0 0,1 0 0 0 0,0-1 0 0 0,0 1 0 0 0,0-1 0 0 0,0 1 0 0 0,0 0-1 0 0,0-1 1 0 0,0 1 0 0 0,0 0 0 0 0,0-1 0 0 0,0 1 0 0 0,0-1 0 0 0,0 1-1 0 0,0-1 1 0 0,0-1 0 0 0,29-17-26 0 0,4 13-2656 0 0,-19 8-5331 0 0,-12-1 6411 0 0</inkml:trace>
+  <inkml:trace contextRef="#ctx0" brushRef="#br0">84 111 424 0 0,'0'0'928'0'0,"-5"-9"-1001"0"0</inkml:trace>
+  <inkml:trace contextRef="#ctx0" brushRef="#br0" timeOffset="147.05">83 89 32 0 0,'0'0'2392'0'0</inkml:trace>
 </inkml:ink>
 </file>
 
@@ -8017,21 +7198,25 @@
           <inkml:channel name="X" type="integer" min="-2.14748E9" max="2.14748E9" units="cm"/>
           <inkml:channel name="Y" type="integer" min="-2.14748E9" max="2.14748E9" units="cm"/>
           <inkml:channel name="F" type="integer" max="32767" units="dev"/>
+          <inkml:channel name="OA" type="integer" max="360" units="deg"/>
+          <inkml:channel name="OE" type="integer" max="90" units="deg"/>
         </inkml:traceFormat>
         <inkml:channelProperties>
           <inkml:channelProperty channel="X" name="resolution" value="1000" units="1/cm"/>
           <inkml:channelProperty channel="Y" name="resolution" value="1000" units="1/cm"/>
           <inkml:channelProperty channel="F" name="resolution" value="0" units="1/dev"/>
+          <inkml:channelProperty channel="OA" name="resolution" value="1000" units="1/deg"/>
+          <inkml:channelProperty channel="OE" name="resolution" value="1000" units="1/deg"/>
         </inkml:channelProperties>
       </inkml:inkSource>
-      <inkml:timestamp xml:id="ts0" timeString="2025-09-12T02:09:12.881"/>
+      <inkml:timestamp xml:id="ts0" timeString="2025-09-12T00:37:46.487"/>
     </inkml:context>
     <inkml:brush xml:id="br0">
       <inkml:brushProperty name="width" value="0.035" units="cm"/>
       <inkml:brushProperty name="height" value="0.035" units="cm"/>
     </inkml:brush>
   </inkml:definitions>
-  <inkml:trace contextRef="#ctx0" brushRef="#br0">63 31 20203,'0'2'0,"0"-1"0,0 0 0,0 0 0,-1 0 0,1 1 0,0-1 0,-1 0 0,1 0 0,0 0 0,-1 0 0,1 0 0,-1 1 0,0-1 0,1 0 0,-1 0 0,0 0 0,0 0 0,1-1 0,-1 1 0,0 0 0,0 0 0,0 0 0,0 0 0,0-1 0,0 1 0,0 0 0,0-1 0,0 1 0,0-1 0,0 1 0,-1-1 0,1 0 0,0 1 0,0-1 0,0 0 0,-1 0 0,1 0 0,0 0 0,0 1 0,0-2 0,-1 1 0,1 0 0,0 0 0,0 0 0,-1 0 0,1-1 0,0 1 0,0 0 0,0-1 0,0 1 0,0-1 0,0 1 0,-1-1 0,1 0 0,0 1 0,0-1 0,0 0 0,1 0 0,-1 0 0,0 0 0,0 1 0,0-1 0,1 0 0,-1 0 0,0 0 0,1 0 0,-1-1 0,0 1 0,1 0 0,-1 0 0,1 0 0,0 0 0,-1 0 0,1-1 0,0 1 0,0 0 0,0 0 0,0 0 0,0-1 0,0 1 0,0 0 0,0 0 0,0-1 0,0 1 0,0 0 0,1 0 0,-1 0 0,0-1 0,1 1 0,-1 0 0,1 0 0,0 0 0,-1 0 0,1 0 0,0 0 0,-1 0 0,1 0 0,0 0 0,0 0 0,0 0 0,-1 1 0,1-1 0,0 0 0,0 0 0,0 1 0,1-1 0,-1 0 0,0 1 0,0-1 0,0 1 0,0 0 0,0-1 0,0 1 0,1 0 0,-1-1 0,0 1 0,0 0 0,1 0 0,-1 0 0,0 0 0,0 0 0,0 0 0,1 0 0,-1 1 0,0-1 0,0 0 0,0 1 0,1-1 0,-1 0 0,0 1 0,0-1 0,0 1 0,0 0 0,0-1 0,0 1 0,0 0 0,0 0 0,0-1 0,0 1 0,0 0 0,-1 0 0,1 0 0,0 0 0,0 0 0,-1 0 0,1 0 0,0 0 0,-1 0 0,1 0 0,-1 0 0,0 1 0,1-1 0,-1 0 0,0 0 0,1 0 0,-1 1 0,0-1 0,0 0 0,0 0 0</inkml:trace>
+  <inkml:trace contextRef="#ctx0" brushRef="#br0">0 22 60 0 0,'18'-9'18542'0'0,"-10"3"-8708"0"0,-2 5-13739 0 0,-4 1 4817 0 0,42 0 1326 0 0,7 3-486 0 0,-49-3-1630 0 0,46-2 1062 0 0,-23 0-839 0 0,-23 2-287 0 0,44-3 311 0 0,29 2-199 0 0,-72 1-161 0 0,58 7 33 0 0,33 7 14 0 0,211 18 226 0 0,-77-15-240 0 0,-145-13-51 0 0,-1 3 0 0 0,117 5 17 0 0,217-16-3 0 0,-394 3-6 0 0,-2-1-1 0 0,0 1 4 0 0,-1 0-4 0 0,55-6 12 0 0,-17 0-6 0 0,-31 3-6 0 0,-1 0 2 0 0,0 1-1 0 0,0 2 1 0 0,39 1-1 0 0,-61 0-2 0 0,68 2 8 0 0,-60-2-5 0 0,31 0 3 0 0,-40 0-7 0 0,1 0 1 0 0,10 0 5 0 0,-1 1-5 0 0,20 0-4 0 0,149 5-292 0 0,-153-6 288 0 0,37-4-366 0 0,-63 4 350 0 0,55-3-299 0 0,-16 4 322 0 0,39-5 18 0 0,-74 4-1428 0 0,15-1 4018 0 0,-14 1-4776 0 0</inkml:trace>
 </inkml:ink>
 </file>
 
@@ -8055,14 +7240,15 @@
           <inkml:channelProperty channel="OE" name="resolution" value="1000" units="1/deg"/>
         </inkml:channelProperties>
       </inkml:inkSource>
-      <inkml:timestamp xml:id="ts0" timeString="2025-09-12T02:09:05.911"/>
+      <inkml:timestamp xml:id="ts0" timeString="2025-09-12T00:37:41.291"/>
     </inkml:context>
     <inkml:brush xml:id="br0">
       <inkml:brushProperty name="width" value="0.035" units="cm"/>
       <inkml:brushProperty name="height" value="0.035" units="cm"/>
     </inkml:brush>
   </inkml:definitions>
-  <inkml:trace contextRef="#ctx0" brushRef="#br0">105 47 808 0 0,'-6'11'9808'0'0,"-6"-14"-5827"0"0,10 2-3760 0 0,1 0-1 0 0,-1-1 0 0 0,1 1 1 0 0,-1 0-1 0 0,1-1 0 0 0,0 1 1 0 0,-1-1-1 0 0,1 1 0 0 0,0-1 1 0 0,0 1-1 0 0,0-1 0 0 0,-1-3 1 0 0,1 4-11 0 0,22-27 219 0 0,-20 27-426 0 0,0 1 0 0 0,0-1 0 0 0,0 1 0 0 0,0 0 0 0 0,0-1 0 0 0,0 1 0 0 0,0 0 0 0 0,0 0 0 0 0,0 0-1 0 0,0 0 1 0 0,0-1 0 0 0,0 1 0 0 0,0 1 0 0 0,1-1 0 0 0,-1 0 0 0 0,0 0 0 0 0,0 0 0 0 0,0 1 0 0 0,0-1 0 0 0,0 0 0 0 0,0 1 0 0 0,0-1 0 0 0,0 1 0 0 0,0-1 0 0 0,0 1 0 0 0,0 0 0 0 0,-1-1 0 0 0,1 1 0 0 0,0 0-1 0 0,0-1 1 0 0,0 1 0 0 0,-1 0 0 0 0,1 0 0 0 0,0 0 0 0 0,-1 0 0 0 0,1 0 0 0 0,-1 0 0 0 0,1 0 0 0 0,-1 0 0 0 0,0 0 0 0 0,1 0 0 0 0,-1 0 0 0 0,0 0 0 0 0,1 2 0 0 0,-1-1 33 0 0,-27 31 116 0 0,18-27-151 0 0,3-2 11 0 0,0 0 1 0 0,0 0-1 0 0,-1-1 1 0 0,1 0-1 0 0,-1 0 1 0 0,0-1-1 0 0,-10 3 0 0 0,14-4 2 0 0,-22-3-24 0 0,26-2 5 0 0,0 1 1 0 0,0-1-1 0 0,0 1 0 0 0,1 0 1 0 0,-1-1-1 0 0,1 1 1 0 0,0 0-1 0 0,0 0 1 0 0,0 0-1 0 0,0 0 1 0 0,1 0-1 0 0,-1 1 0 0 0,1-1 1 0 0,0 1-1 0 0,-1-1 1 0 0,1 1-1 0 0,0 0 1 0 0,0 0-1 0 0,1 1 0 0 0,-1-1 1 0 0,0 1-1 0 0,1-1 1 0 0,-1 1-1 0 0,5-1 1 0 0,-6 1 14 0 0,5 5-35 0 0,-6-4 20 0 0,-1 0 0 0 0,1 0 0 0 0,0 0 0 0 0,-1 1 1 0 0,1-1-1 0 0,0 0 0 0 0,-1 0 0 0 0,1 1 0 0 0,-1-1 1 0 0,1 1-1 0 0,0-1 0 0 0,-1 1 0 0 0,1-1 0 0 0,-1 1 1 0 0,1-1-1 0 0,-1 1 0 0 0,0-1 0 0 0,1 1 1 0 0,-1-1-1 0 0,1 1 0 0 0,-1 0 0 0 0,0-1 0 0 0,0 1 1 0 0,1-1-1 0 0,-1 1 0 0 0,0 0 0 0 0,0-1 0 0 0,0 1 1 0 0,0 0-1 0 0,0 0 0 0 0,0-1 0 0 0,0 1 0 0 0,0 1 1 0 0,0 0 1 0 0,-28 36-216 0 0,6-26-201 0 0,22-12 402 0 0,0 0 0 0 0,-1 0 1 0 0,1 1-1 0 0,0-1 0 0 0,-1 0 1 0 0,1 0-1 0 0,0 0 0 0 0,-1 1 1 0 0,1-1-1 0 0,-1 0 0 0 0,1 0 1 0 0,0 0-1 0 0,-1 0 0 0 0,1 0 1 0 0,-1 0-1 0 0,1 0 0 0 0,-1 0 1 0 0,1 0-1 0 0,0 0 0 0 0,-1 0 1 0 0,1 0-1 0 0,-1 0 0 0 0,1 0 1 0 0,0 0-1 0 0,-1 0 0 0 0,1-1 1 0 0,-1 1-1 0 0,1 0 0 0 0,0 0 1 0 0,-1 0-1 0 0,1-1 0 0 0,0 1 1 0 0,-1 0-1 0 0,1 0 0 0 0,0-1 1 0 0,-1 1-1 0 0,1 0 0 0 0,0-1 1 0 0,0 1-1 0 0,-1 0 0 0 0,1-1 1 0 0,0 1-1 0 0,0-1 0 0 0,0 1 1 0 0,-1 0-1 0 0,1-1 0 0 0,0 1 1 0 0,0-1-1 0 0,0 0 0 0 0,2-2-92 0 0,0 0 0 0 0,0 0 0 0 0,0 0 0 0 0,0 0 0 0 0,0 0 0 0 0,1 0 0 0 0,-1 1 0 0 0,1-1 0 0 0,0 1-1 0 0,0 0 1 0 0,0 0 0 0 0,0 0 0 0 0,0 0 0 0 0,0 0 0 0 0,1 1 0 0 0,-1-1 0 0 0,1 1 0 0 0,-1 0 0 0 0,5-1 0 0 0,-7 2 97 0 0,1 0 0 0 0,-1-1 0 0 0,0 1 0 0 0,1 0 0 0 0,-1 0 0 0 0,1 0 0 0 0,-1 0 0 0 0,0 0 0 0 0,1 0 0 0 0,-1 0 1 0 0,1 0-1 0 0,-1 1 0 0 0,0-1 0 0 0,1 1 0 0 0,-1-1 0 0 0,0 1 0 0 0,1-1 0 0 0,-1 1 0 0 0,0 0 0 0 0,0 0 0 0 0,0-1 0 0 0,1 1 1 0 0,-1 0-1 0 0,0 0 0 0 0,0 0 0 0 0,0 0 0 0 0,-1 0 0 0 0,1 1 0 0 0,0-1 0 0 0,0 0 0 0 0,0 2 0 0 0,0-1 1 0 0,-1 15-19 0 0,-4-2 34 0 0,2-11-3 0 0,-8 6 20 0 0,7-8-9 0 0,-3 2-6 0 0,4-3-1 0 0,1-1-10 0 0,0 0-4 0 0,1 0 0 0 0,-1 0 0 0 0,0 0 0 0 0,0 0 0 0 0,1 0 0 0 0,-1-1 0 0 0,0 1-1 0 0,0 0 1 0 0,1 0 0 0 0,-1-1 0 0 0,0 1 0 0 0,1 0 0 0 0,-1-1 0 0 0,0 1 0 0 0,1 0-1 0 0,-1-1 1 0 0,0 1 0 0 0,1-1 0 0 0,-1 1 0 0 0,1-1 0 0 0,-1 0 0 0 0,1 1 0 0 0,-1-1 0 0 0,1 1-1 0 0,0-1 1 0 0,-1 0 0 0 0,1 1 0 0 0,-1-2 0 0 0,1-1-123 0 0,0 0 0 0 0,0 0 0 0 0,0 1 0 0 0,0-1 0 0 0,0 0 0 0 0,1 0 1 0 0,-1 1-1 0 0,1-1 0 0 0,0 0 0 0 0,-1 1 0 0 0,1-1 0 0 0,1 1 0 0 0,-1-1 0 0 0,0 1 0 0 0,0-1 0 0 0,1 1 0 0 0,0 0 1 0 0,-1 0-1 0 0,1-1 0 0 0,0 1 0 0 0,0 1 0 0 0,0-1 0 0 0,0 0 0 0 0,1 0 0 0 0,-1 1 0 0 0,0-1 0 0 0,1 1 0 0 0,4-2 1 0 0,-5 4 106 0 0,1 0 1 0 0,-1 0 0 0 0,0 1-1 0 0,1-1 1 0 0,-1 1 0 0 0,0-1-1 0 0,0 1 1 0 0,0 0 0 0 0,0 0-1 0 0,-1 0 1 0 0,3 3 0 0 0,-3-3 11 0 0,0 0 7 0 0,0 7 12 0 0,-1-7 30 0 0,-1 0-1 0 0,1-1 1 0 0,0 1-1 0 0,-1 0 1 0 0,1-1-1 0 0,-1 1 1 0 0,0-1-1 0 0,1 1 1 0 0,-1-1-1 0 0,0 1 1 0 0,0-1-1 0 0,0 0 1 0 0,0 1-1 0 0,0-1 1 0 0,0 0-1 0 0,0 0 1 0 0,0 0-1 0 0,-1 1 1 0 0,1-1-1 0 0,0-1 1 0 0,-1 1-1 0 0,1 0 1 0 0,-1 0-1 0 0,1 0 1 0 0,-1-1-1 0 0,1 1 1 0 0,-1-1-1 0 0,0 1 1 0 0,1-1-1 0 0,-3 1 1 0 0,-2 1 143 0 0,-1-1 0 0 0,0 0 0 0 0,0 0-1 0 0,1 0 1 0 0,-1 0 0 0 0,-8-2 0 0 0,13 1-176 0 0,1 0-1 0 0,-1 0 1 0 0,1 0 0 0 0,-1 0-1 0 0,0 0 1 0 0,1-1 0 0 0,-1 1-1 0 0,1-1 1 0 0,0 1 0 0 0,-1-1-1 0 0,1 0 1 0 0,-1 0 0 0 0,1 1-1 0 0,0-1 1 0 0,0 0 0 0 0,-2-2-1 0 0,2 3-28 0 0,1-1 0 0 0,0 0 0 0 0,-1 1-1 0 0,1-1 1 0 0,0 0 0 0 0,0 1 0 0 0,0-1-1 0 0,-1 0 1 0 0,1 0 0 0 0,0 1 0 0 0,0-1-1 0 0,0 0 1 0 0,0 0 0 0 0,0 1 0 0 0,0-1-1 0 0,0 0 1 0 0,1 1 0 0 0,-1-1-1 0 0,0 0 1 0 0,0 0 0 0 0,1 1 0 0 0,-1-1-1 0 0,1-1 1 0 0,2-2-759 0 0,-1 0 0 0 0,1 0 0 0 0,0 1 0 0 0,1-1-1 0 0,-1 1 1 0 0,1-1 0 0 0,-1 1 0 0 0,1 0 0 0 0,5-2 0 0 0,-7 4-258 0 0</inkml:trace>
+  <inkml:trace contextRef="#ctx0" brushRef="#br0">1 224 1500 0 0,'0'0'10053'0'0,"20"22"-901"0"0,-10-18-8982 0 0,-1-1 1 0 0,0 0-1 0 0,1 0 1 0 0,-1-1 0 0 0,1 0-1 0 0,0-1 1 0 0,0 0 0 0 0,0-1-1 0 0,0 0 1 0 0,0 0-1 0 0,-1-1 1 0 0,12-2 0 0 0,50-2-52 0 0,-60 5-116 0 0,-8-1-5 0 0,20 1 10 0 0,-21 0 6 0 0,23-15 166 0 0,73-148 279 0 0,-97 162-438 0 0,4-1 42 0 0,-5 2-54 0 0,1 0 0 0 0,-1-1-1 0 0,1 1 1 0 0,-1 0 0 0 0,1 0 0 0 0,-1-1 0 0 0,1 1 0 0 0,-1 0 0 0 0,0 0 0 0 0,1 0 0 0 0,-1 0 0 0 0,1 0 0 0 0,-1 0-1 0 0,1 0 1 0 0,-1 0 0 0 0,1 0 0 0 0,-1 0 0 0 0,1 0 0 0 0,-1 0 0 0 0,1 0 0 0 0,-1 0 0 0 0,1 0 0 0 0,-1 0 0 0 0,1 0-1 0 0,-1 1 1 0 0,1-1 0 0 0,-1 0 0 0 0,1 0 0 0 0,-1 1 0 0 0,0-1 0 0 0,1 0 0 0 0,-1 1 0 0 0,1-1 0 0 0,-1 0 0 0 0,0 1-1 0 0,1-1 1 0 0,-1 1 0 0 0,0-1 0 0 0,0 0 0 0 0,1 1 0 0 0,-1-1 0 0 0,0 1 0 0 0,0-1 0 0 0,0 1 0 0 0,0-1 0 0 0,1 1-1 0 0,-1-1 1 0 0,0 1 0 0 0,22 63 599 0 0,-7-21-363 0 0,29 61-1 0 0,-43-102-227 0 0,7 6 86 0 0,-1 0 8 0 0,4-25-91 0 0,-3-11-31 0 0,0 1 0 0 0,5-46 0 0 0,6-31-44 0 0,-19 103 31 0 0,0 0 22 0 0,0 1 1 0 0,0 0-1 0 0,0 0 1 0 0,-1-1-1 0 0,1 1 1 0 0,0 0-1 0 0,0 0 1 0 0,0-1-1 0 0,0 1 1 0 0,0 0-1 0 0,0 0 1 0 0,0-1-1 0 0,0 1 1 0 0,0 0-1 0 0,0 0 1 0 0,0-1-1 0 0,1 1 1 0 0,-1 0-1 0 0,0 0 1 0 0,0-1-1 0 0,0 1 1 0 0,0 0-1 0 0,0 0 1 0 0,0-1-1 0 0,0 1 1 0 0,1 0-1 0 0,-1 0 1 0 0,0 0-1 0 0,0-1 1 0 0,0 1-1 0 0,0 0 1 0 0,1 0-1 0 0,-1 0 1 0 0,0 0-1 0 0,0 0 1 0 0,1-1-1 0 0,-1 1 1 0 0,0 0-1 0 0,0 0 1 0 0,1 0-1 0 0,-1 0 1 0 0,0 0-1 0 0,0 0 1 0 0,1 0-1 0 0,-1 0 1 0 0,0 0-1 0 0,0 0 1 0 0,1 0-1 0 0,-1 0 1 0 0,0 0-1 0 0,0 0 1 0 0,1 0-1 0 0,-1 0 1 0 0,0 0-1 0 0,0 0 1 0 0,1 0-1 0 0,-1 0 1 0 0,0 1-1 0 0,0-1 1 0 0,0 0-1 0 0,1 0 1 0 0,-1 0-1 0 0,0 1 1 0 0,12 17-40 0 0,19 203 387 0 0,-31-218-329 0 0,9 18 112 0 0,-5-25-144 0 0,-1-1 1 0 0,1 1-1 0 0,-1-1 0 0 0,0 1 0 0 0,0-1 1 0 0,-1 0-1 0 0,1 0 0 0 0,-1-1 0 0 0,0 1 1 0 0,-1 0-1 0 0,1-1 0 0 0,-1 1 1 0 0,1-10-1 0 0,3-8-92 0 0,35-116-253 0 0,-40 137 340 0 0,3-1-14 0 0,-3 4 33 0 0,0-1 1 0 0,0 0 0 0 0,0 0-1 0 0,0 1 1 0 0,0-1 0 0 0,0 0-1 0 0,0 0 1 0 0,0 1-1 0 0,0-1 1 0 0,0 0 0 0 0,0 0-1 0 0,0 1 1 0 0,0-1 0 0 0,0 0-1 0 0,1 0 1 0 0,-1 1-1 0 0,0-1 1 0 0,0 0 0 0 0,0 0-1 0 0,0 0 1 0 0,0 1 0 0 0,1-1-1 0 0,-1 0 1 0 0,0 0 0 0 0,0 0-1 0 0,1 1 1 0 0,-1-1-1 0 0,0 0 1 0 0,0 0 0 0 0,0 0-1 0 0,1 0 1 0 0,-1 0 0 0 0,0 0-1 0 0,0 0 1 0 0,1 0-1 0 0,-1 0 1 0 0,0 0 0 0 0,0 1-1 0 0,1-1 1 0 0,-1 0 0 0 0,0 0-1 0 0,1-1 1 0 0,-1 1-1 0 0,0 0 1 0 0,0 0 0 0 0,1 0-1 0 0,-1 0 1 0 0,0 0 0 0 0,0 0-1 0 0,1 0 1 0 0,-1 0-1 0 0,0 0 1 0 0,0-1 0 0 0,0 1-1 0 0,1 0 1 0 0,-1 0 0 0 0,0 0-1 0 0,0 0 1 0 0,0-1 0 0 0,1 1-1 0 0,-1 0 1 0 0,0 0-1 0 0,0 0 1 0 0,0-1 0 0 0,0 1-1 0 0,1-1 1 0 0,43 167 1391 0 0,-44-164-1367 0 0,10 16 130 0 0,-7-21-169 0 0,0-1 0 0 0,-1 1 0 0 0,1-1 0 0 0,-1 0 0 0 0,0 0 0 0 0,0 0 0 0 0,-1 0 0 0 0,1 0 0 0 0,-1 0 0 0 0,0-1 0 0 0,0 1 0 0 0,0 0 0 0 0,0-1 0 0 0,-1-8 0 0 0,3-6-112 0 0,21-128-296 0 0,-24 145 411 0 0,7-21-128 0 0,-6 25 164 0 0,1-1 1 0 0,-1 0-1 0 0,1 1 1 0 0,-1-1-1 0 0,0 1 0 0 0,0 0 1 0 0,0-1-1 0 0,0 1 1 0 0,0 0-1 0 0,0-1 1 0 0,0 1-1 0 0,0 0 0 0 0,-1 0 1 0 0,1 0-1 0 0,-1 0 1 0 0,1 0-1 0 0,-1 0 0 0 0,1 2 1 0 0,7 53 527 0 0,-6-34-283 0 0,5 5 328 0 0,0-1 0 0 0,16 37 0 0 0,-1-3 109 0 0,-22-60-680 0 0,2 4-9 0 0,5 14 152 0 0,-7-19-170 0 0,0 0 0 0 0,0 0 0 0 0,0 0 0 0 0,0-1-1 0 0,0 1 1 0 0,0 0 0 0 0,0 0 0 0 0,0 0 0 0 0,0-1 0 0 0,1 1-1 0 0,-1 0 1 0 0,0 0 0 0 0,0 0 0 0 0,0-1 0 0 0,0 1 0 0 0,0 0-1 0 0,0 0 1 0 0,0 0 0 0 0,0 0 0 0 0,1-1 0 0 0,-1 1 0 0 0,0 0-1 0 0,0 0 1 0 0,0 0 0 0 0,0 0 0 0 0,1 0 0 0 0,-1-1 0 0 0,0 1-1 0 0,0 0 1 0 0,0 0 0 0 0,1 0 0 0 0,-1 0 0 0 0,0 0 0 0 0,0 0-1 0 0,0 0 1 0 0,1 0 0 0 0,-1 0 0 0 0,0 0 0 0 0,0 0 0 0 0,0 0-1 0 0,1 0 1 0 0,-1 0 0 0 0,0 0 0 0 0,0 0 0 0 0,1 0 0 0 0,-1 0-1 0 0,0 0 1 0 0,0 0 0 0 0,0 0 0 0 0,0 1 0 0 0,1-1 0 0 0,-1 0-1 0 0,0 0 1 0 0,0 0 0 0 0,0 0 0 0 0,0 0 0 0 0,1 0 0 0 0,-1 1-1 0 0,0-1 1 0 0,0 0 0 0 0,0 0 0 0 0,0 0 0 0 0,0 0-1 0 0,1 1 1 0 0,14-96-51 0 0,-10 54 34 0 0,3-26-21 0 0,-8 65 31 0 0,1-4-8 0 0,-2 5 13 0 0,1 1-1 0 0,0-1 1 0 0,0 1 0 0 0,0-1-1 0 0,0 1 1 0 0,0-1 0 0 0,-1 1 0 0 0,1-1-1 0 0,0 1 1 0 0,0-1 0 0 0,0 1-1 0 0,0-1 1 0 0,1 1 0 0 0,-1-1 0 0 0,0 1-1 0 0,0-1 1 0 0,0 1 0 0 0,0-1-1 0 0,0 1 1 0 0,1-1 0 0 0,-1 1 0 0 0,0 0-1 0 0,0-1 1 0 0,1 1 0 0 0,-1-1-1 0 0,0 1 1 0 0,1 0 0 0 0,-1-1-1 0 0,0 1 1 0 0,1-1 0 0 0,-1 1 0 0 0,0 0-1 0 0,1 0 1 0 0,-1-1 0 0 0,1 1-1 0 0,-1 0 1 0 0,1 0 0 0 0,-1-1 0 0 0,1 1-1 0 0,-1 0 1 0 0,1 0 0 0 0,-1 0-1 0 0,1 0 1 0 0,-1 0 0 0 0,1 0-1 0 0,-1 0 1 0 0,1 0 0 0 0,-1 0 0 0 0,2 0-1 0 0,14 34 380 0 0,-13-26-250 0 0,22 34 648 0 0,-24-40-726 0 0,1 0-1938 0 0,13 9 6036 0 0,-7-6-5835 0 0</inkml:trace>
+  <inkml:trace contextRef="#ctx0" brushRef="#br0" timeOffset="1502.89">1060 184 1176 0 0,'0'0'11038'0'0,"-2"8"-3915"0"0,2-5-7375 0 0,1-1 1245 0 0,33 6 3027 0 0,61-9 147 0 0,-93 1-4067 0 0,58-6 860 0 0,37-7-301 0 0,-95 13-658 0 0,29-7 4 0 0,-29 6-9 0 0,31-8-2 0 0,-31 9 9 0 0,-1-1 0 0 0,7-1-2 0 0,37-13 10 0 0,-43 14-22 0 0,31-9-49 0 0,-27 7 58 0 0,33-14-50 0 0,-38 16 44 0 0,30-12-89 0 0,-26 11 92 0 0,-1 1 1 0 0,5-2 0 0 0,-5 2 0 0 0,3-2 3 0 0,-3 2-2 0 0,5-2 0 0 0,2 0 5 0 0,-2 0-3 0 0,0 0 1 0 0,1 0 0 0 0,0 1 0 0 0,-1 0-1 0 0,1 0 1 0 0,11 1 0 0 0,48-7-10 0 0,-34 4 1 0 0,-30 4-1470 0 0,17-2 4223 0 0,-14 1-4795 0 0,-2 1-4837 0 0</inkml:trace>
 </inkml:ink>
 </file>
 
@@ -8075,21 +7261,28 @@
           <inkml:channel name="X" type="integer" min="-2.14748E9" max="2.14748E9" units="cm"/>
           <inkml:channel name="Y" type="integer" min="-2.14748E9" max="2.14748E9" units="cm"/>
           <inkml:channel name="F" type="integer" max="32767" units="dev"/>
+          <inkml:channel name="OA" type="integer" max="360" units="deg"/>
+          <inkml:channel name="OE" type="integer" max="90" units="deg"/>
         </inkml:traceFormat>
         <inkml:channelProperties>
           <inkml:channelProperty channel="X" name="resolution" value="1000" units="1/cm"/>
           <inkml:channelProperty channel="Y" name="resolution" value="1000" units="1/cm"/>
           <inkml:channelProperty channel="F" name="resolution" value="0" units="1/dev"/>
+          <inkml:channelProperty channel="OA" name="resolution" value="1000" units="1/deg"/>
+          <inkml:channelProperty channel="OE" name="resolution" value="1000" units="1/deg"/>
         </inkml:channelProperties>
       </inkml:inkSource>
-      <inkml:timestamp xml:id="ts0" timeString="2025-09-12T02:08:59.900"/>
+      <inkml:timestamp xml:id="ts0" timeString="2025-09-12T00:37:18.750"/>
     </inkml:context>
     <inkml:brush xml:id="br0">
       <inkml:brushProperty name="width" value="0.035" units="cm"/>
       <inkml:brushProperty name="height" value="0.035" units="cm"/>
     </inkml:brush>
   </inkml:definitions>
-  <inkml:trace contextRef="#ctx0" brushRef="#br0">9 737 27424,'-8'-736'0</inkml:trace>
+  <inkml:trace contextRef="#ctx0" brushRef="#br0">331 730 1420 0 0,'-1'-2'266'0'0,"-8"-15"9433"0"0,-8 21-3022 0 0,7 16-4718 0 0,8-11-1293 0 0,1-8-518 0 0,-7 49 1036 0 0,6 14-726 0 0,2-61-444 0 0,6 57 727 0 0,-2-8-482 0 0,-4-50-226 0 0,2 40 611 0 0,-3 3-530 0 0,0-43-138 0 0,3 28 4 0 0,7 98 495 0 0,-9-125-466 0 0,3 50 17 0 0,-3-51-20 0 0,4 51 14 0 0,-4-51-24 0 0,0 0-1 0 0,5 61 1 0 0,-5-61 0 0 0,3 13 13 0 0,17 178 128 0 0,-20-191-138 0 0,5 54-14 0 0,6 19 48 0 0,-2-34-40 0 0,-9-39 9 0 0,-9 37 13 0 0,8-38-23 0 0,-17-4-538 0 0,17 2 530 0 0,0-1 1 0 0,0 1-1 0 0,1 0 0 0 0,-1 0 0 0 0,1-1 1 0 0,-1 1-1 0 0,1 0 0 0 0,-1-1 0 0 0,1 1 1 0 0,0 0-1 0 0,-1-1 0 0 0,1 1 0 0 0,0 0 1 0 0,0-1-1 0 0,0 1 0 0 0,0-1 0 0 0,1 1 1 0 0,-1 0-1 0 0,0-1 0 0 0,0 1 0 0 0,1 0 0 0 0,-1-1 1 0 0,1 1-1 0 0,0-2 0 0 0,0 1 12 0 0,19 2-185 0 0,-19 0 174 0 0,-1 1 3 0 0,1-1 0 0 0,0 1 0 0 0,0 0 0 0 0,-1 0 0 0 0,1 0 0 0 0,0-1 0 0 0,-1 1 0 0 0,1 0 0 0 0,-1 0 0 0 0,1 0 0 0 0,-1 0 0 0 0,1 0-1 0 0,-1 0 1 0 0,0 0 0 0 0,1 0 0 0 0,-1 2 0 0 0,0-1 9 0 0,-1 0-1 0 0,1 1 0 0 0,-1-1 1 0 0,0 0-1 0 0,0 0 0 0 0,0 0 1 0 0,0 0-1 0 0,0 0 1 0 0,0 0-1 0 0,-1 0 0 0 0,1 0 1 0 0,-1 0-1 0 0,1-1 0 0 0,-4 3 1 0 0,4-2 6 0 0,0-1 0 0 0,-1 1 0 0 0,1-1 0 0 0,0 0 0 0 0,-1 1 0 0 0,1-1-1 0 0,-1 0 1 0 0,0 0 0 0 0,1 0 0 0 0,-1 0 0 0 0,0-1 0 0 0,1 1 0 0 0,-1 0 0 0 0,0-1 0 0 0,0 1 0 0 0,0-1 0 0 0,0 1 0 0 0,0-1 0 0 0,0 0 0 0 0,1 0 0 0 0,-1 0 0 0 0,0 0 0 0 0,0 0 0 0 0,0 0 0 0 0,-3-2-1 0 0,3 2-5 0 0,-2-13 2 0 0,4 11 0 0 0,0-1 0 0 0,-1 1 0 0 0,1 0 0 0 0,0-1 0 0 0,0 1 0 0 0,0 0-1 0 0,0-1 1 0 0,1 1 0 0 0,-1 0 0 0 0,1-1 0 0 0,-1 1 0 0 0,1 0 0 0 0,0-1-1 0 0,0 1 1 0 0,0 0 0 0 0,0 0 0 0 0,0 0 0 0 0,0 0 0 0 0,1 0-1 0 0,-1 0 1 0 0,1 0 0 0 0,-1 1 0 0 0,1-1 0 0 0,0 0 0 0 0,0 1 0 0 0,3-3-1 0 0,2-2-5 0 0,-6 5-3 0 0,0 0-1 0 0,0 0 0 0 0,0 0 0 0 0,1 0 0 0 0,-1 1 0 0 0,0-1 0 0 0,1 0 0 0 0,-1 1 0 0 0,0-1 0 0 0,1 1 0 0 0,-1-1 0 0 0,1 1 0 0 0,-1 0 0 0 0,1-1 0 0 0,-1 1 0 0 0,1 0 0 0 0,-1 0 0 0 0,1 0 0 0 0,-1 0 0 0 0,1 0 0 0 0,-1 1 0 0 0,1-1 0 0 0,-1 0 0 0 0,1 1 0 0 0,-1-1 0 0 0,1 1 0 0 0,-1-1 0 0 0,0 1 0 0 0,1 0 0 0 0,-1 0 0 0 0,0 0 0 0 0,0-1 0 0 0,1 1 0 0 0,-1 0 0 0 0,2 2 0 0 0,-2-2-52 0 0,0 1 47 0 0,0 0 0 0 0,0 0 0 0 0,0 0 0 0 0,-1 0 0 0 0,1 0 1 0 0,0 1-1 0 0,-1-1 0 0 0,1 0 0 0 0,-1 0 0 0 0,0 0 0 0 0,0 1 0 0 0,0-1 1 0 0,0 0-1 0 0,0 0 0 0 0,0 1 0 0 0,0-1 0 0 0,-1 0 0 0 0,0 3 0 0 0,-3 2 21 0 0,-1 1 0 0 0,0-1 0 0 0,0-1 0 0 0,-8 9 0 0 0,12-14 45 0 0,-34-5 240 0 0,22-14-275 0 0,9 8-19 0 0,3 8 0 0 0,7-22-36 0 0,-3 23 39 0 0,1-1 1 0 0,1 1 0 0 0,-1 0-1 0 0,0 0 1 0 0,0 0 0 0 0,0 1-1 0 0,1-1 1 0 0,-1 1 0 0 0,0 0-1 0 0,0 0 1 0 0,1 1-1 0 0,-1-1 1 0 0,0 1 0 0 0,0 0-1 0 0,0 0 1 0 0,0 0 0 0 0,0 1-1 0 0,0-1 1 0 0,0 1 0 0 0,0 0-1 0 0,6 4 1 0 0,-9-5 1 0 0,1-1 1 0 0,-1 1 0 0 0,0 0 0 0 0,0 0 0 0 0,0-1 0 0 0,0 1 0 0 0,-1 0 0 0 0,1 0 1 0 0,0 0-1 0 0,0 0 0 0 0,0 0 0 0 0,-1 0 0 0 0,1 0 0 0 0,0 0 0 0 0,-1 0 0 0 0,1 1 0 0 0,-1-1 0 0 0,1 0 0 0 0,-1 0 1 0 0,0 0-1 0 0,0 1 0 0 0,1-1 0 0 0,-1 0 0 0 0,0 0 0 0 0,0 3 0 0 0,0 8 5 0 0,0-10-17 0 0,1 0 1 0 0,-1 0-1 0 0,0 0 0 0 0,0 0 1 0 0,-1 0-1 0 0,1 0 1 0 0,0 1-1 0 0,-1-1 1 0 0,1 0-1 0 0,-1 0 0 0 0,0 0 1 0 0,0 0-1 0 0,0 0 1 0 0,0 0-1 0 0,0-1 0 0 0,0 1 1 0 0,0 0-1 0 0,0 0 1 0 0,-1-1-1 0 0,1 1 1 0 0,-1-1-1 0 0,1 1 0 0 0,-1-1 1 0 0,0 0-1 0 0,1 1 1 0 0,-1-1-1 0 0,0 0 0 0 0,0 0 1 0 0,0 0-1 0 0,-3 1 1 0 0,4-2-10 0 0,-1 1-33 0 0,1-1 34 0 0,0 1 0 0 0,1-1 0 0 0,-1 0 0 0 0,0 0-1 0 0,0 1 1 0 0,1-1 0 0 0,-1 0 0 0 0,0 0-1 0 0,1 0 1 0 0,-1 0 0 0 0,0 0 0 0 0,0 0 0 0 0,1 0-1 0 0,-1 0 1 0 0,0 0 0 0 0,1-1 0 0 0,-1 1-1 0 0,0 0 1 0 0,0 0 0 0 0,1-1 0 0 0,-1 1 0 0 0,0 0-1 0 0,1-1 1 0 0,-1 1 0 0 0,1-1 0 0 0,-1 1-1 0 0,1-1 1 0 0,-1 1 0 0 0,0-1 0 0 0,1 1 0 0 0,-1-2-1 0 0,-23-15-966 0 0,2-29-346 0 0,22 44 1251 0 0,11-36-206 0 0,-8 37 285 0 0,-3 0 0 0 0,1 1 0 0 0,0-1 0 0 0,0 1 0 0 0,0 0 0 0 0,0-1 0 0 0,0 1-1 0 0,0 0 1 0 0,0 0 0 0 0,0-1 0 0 0,0 1 0 0 0,0 0 0 0 0,0 0-1 0 0,0 0 1 0 0,0 0 0 0 0,0 0 0 0 0,0 0 0 0 0,0 1 0 0 0,0-1-1 0 0,-1 0 1 0 0,1 0 0 0 0,0 1 0 0 0,0-1 0 0 0,0 0 0 0 0,0 1 0 0 0,0-1-1 0 0,0 1 1 0 0,0 0 0 0 0,-1-1 0 0 0,1 1 0 0 0,0-1 0 0 0,0 2-1 0 0,0-1 15 0 0,0-1 0 0 0,0 1-1 0 0,0 0 1 0 0,0 0 0 0 0,0 0-1 0 0,0 0 1 0 0,0-1-1 0 0,0 1 1 0 0,0 1 0 0 0,-1-1-1 0 0,1 0 1 0 0,0 0 0 0 0,-1 0-1 0 0,1 0 1 0 0,-1 0 0 0 0,1 1-1 0 0,-1-1 1 0 0,1 0-1 0 0,-1 0 1 0 0,0 1 0 0 0,0-1-1 0 0,0 0 1 0 0,0 1 0 0 0,0-1-1 0 0,0 0 1 0 0,0 1-1 0 0,0-1 1 0 0,0 0 0 0 0,-1 0-1 0 0,1 1 1 0 0,0-1 0 0 0,-1 0-1 0 0,1 0 1 0 0,-1 0-1 0 0,0 1 1 0 0,1-1 0 0 0,-1 0-1 0 0,0 0 1 0 0,0 0 0 0 0,1 0-1 0 0,-3 1 1 0 0,-1 3 260 0 0,-1 0 0 0 0,0-1 0 0 0,0 1 1 0 0,0-1-1 0 0,-10 6 0 0 0,13-9-96 0 0,-8 0-1481 0 0,7-4-2358 0 0,1-3-3512 0 0,3-4 3766 0 0</inkml:trace>
+  <inkml:trace contextRef="#ctx0" brushRef="#br0" timeOffset="1607.56">100 208 1320 0 0,'0'0'14478'0'0,"40"9"-9855"0"0,132-20-1544 0 0,-3-1-6455 0 0,-166 12 986 0 0,-1-1 3111 0 0,1-1-3508 0 0</inkml:trace>
+  <inkml:trace contextRef="#ctx0" brushRef="#br0" timeOffset="3608.43">509 181 180 0 0,'0'0'3251'0'0,"-18"5"14957"0"0,34-11-17792 0 0,-1-2 0 0 0,-1 0-1 0 0,0-1 1 0 0,0 0-1 0 0,0-1 1 0 0,-1-1 0 0 0,20-20-1 0 0,-18 16-236 0 0,-13 14-166 0 0,24-12 21 0 0,-24 13-36 0 0,16 38-10 0 0,39 118 393 0 0,-56-154-244 0 0,3 0 121 0 0,11 3 196 0 0,-13-6-454 0 0,-1 0-1 0 0,0 0 1 0 0,0 0 0 0 0,0 0-1 0 0,0 0 1 0 0,0 0 0 0 0,0 0-1 0 0,0 0 1 0 0,-1 0-1 0 0,1 0 1 0 0,0-1 0 0 0,0 1-1 0 0,-1 0 1 0 0,1-1 0 0 0,0 0-1 0 0,12-33-143 0 0,-1 0-1 0 0,7-38 1 0 0,-8 29 79 0 0,-11 43 46 0 0,14-16-118 0 0,-6 23 128 0 0,-6-3 9 0 0,1 0-1 0 0,-1 0 1 0 0,0 0-1 0 0,0 0 1 0 0,0 1-1 0 0,0-1 1 0 0,-1 1-1 0 0,0-1 1 0 0,1 1-1 0 0,-1-1 1 0 0,0 6-1 0 0,3 3-1 0 0,40 108 253 0 0,-43-118-233 0 0,-1-2-16 0 0,0 1-1 0 0,0-1 1 0 0,-1 0 0 0 0,1 1 0 0 0,0-1 0 0 0,0 1 0 0 0,0-1-1 0 0,0 1 1 0 0,0-1 0 0 0,0 0 0 0 0,0 1 0 0 0,0-1 0 0 0,0 1-1 0 0,0-1 1 0 0,1 1 0 0 0,-1-1 0 0 0,0 0 0 0 0,0 1-1 0 0,0-1 1 0 0,0 1 0 0 0,1-1 0 0 0,-1 0 0 0 0,0 1 0 0 0,0-1-1 0 0,1 0 1 0 0,-1 1 0 0 0,0-1 0 0 0,1 0 0 0 0,-1 1 0 0 0,0-1-1 0 0,1 0 1 0 0,-1 0 0 0 0,0 1 0 0 0,1-1 0 0 0,-1 0 0 0 0,0 0-1 0 0,1 0 1 0 0,-1 0 0 0 0,1 1 0 0 0,-1-1 0 0 0,1 0 0 0 0,-1 0-1 0 0,0 0 1 0 0,1 0 0 0 0,-1 0 0 0 0,1 0 0 0 0,-1 0 0 0 0,1 0-1 0 0,-1 0 1 0 0,0 0 0 0 0,1-1 0 0 0,-1 1 0 0 0,1 0 0 0 0,-1 0-1 0 0,0 0 1 0 0,1 0 0 0 0,-1-1 0 0 0,1 1 0 0 0,-1 0 0 0 0,0 0-1 0 0,1-1 1 0 0,2-1-25 0 0,-1 0 0 0 0,0 1-1 0 0,0-1 1 0 0,1 0 0 0 0,-1 0 0 0 0,-1-1-1 0 0,1 1 1 0 0,0 0 0 0 0,2-5-1 0 0,5-14-114 0 0,-1-1-1 0 0,7-25 0 0 0,8-25-79 0 0,-22 70 194 0 0,6-7-111 0 0,-5 10 133 0 0,0 1-1 0 0,0-1 1 0 0,0 0-1 0 0,0 1 1 0 0,-1-1 0 0 0,1 1-1 0 0,-1-1 1 0 0,1 1 0 0 0,-1 0-1 0 0,0 0 1 0 0,1 0-1 0 0,-1-1 1 0 0,0 1 0 0 0,0 0-1 0 0,0 1 1 0 0,-1-1-1 0 0,1 0 1 0 0,0 4 0 0 0,15 55 128 0 0,-11-41-31 0 0,11 39 37 0 0,-15-57-116 0 0,2 1 13 0 0,-3-3-28 0 0,1 0-1 0 0,-1 1 1 0 0,0-1 0 0 0,0 0-1 0 0,0 1 1 0 0,1-1 0 0 0,-1 0 0 0 0,0 1-1 0 0,0-1 1 0 0,1 0 0 0 0,-1 0-1 0 0,0 1 1 0 0,1-1 0 0 0,-1 0 0 0 0,0 0-1 0 0,1 1 1 0 0,-1-1 0 0 0,0 0-1 0 0,1 0 1 0 0,-1 0 0 0 0,1 0 0 0 0,-1 0-1 0 0,0 0 1 0 0,1 0 0 0 0,-1 0-1 0 0,1 0 1 0 0,-1 0 0 0 0,0 0 0 0 0,1 0-1 0 0,-1 0 1 0 0,1 0 0 0 0,-1 0-1 0 0,0 0 1 0 0,1 0 0 0 0,-1 0 0 0 0,1 0-1 0 0,-1 0 1 0 0,0-1 0 0 0,1 1-1 0 0,-1 0 1 0 0,0 0 0 0 0,1-1 0 0 0,-1 1-1 0 0,0 0 1 0 0,1 0 0 0 0,-1-1-1 0 0,0 1 1 0 0,0 0 0 0 0,1-1 0 0 0,10-17-19 0 0,-1 0 0 0 0,0 0 0 0 0,-1-1 0 0 0,-1-1 1 0 0,8-28-1 0 0,5-12-105 0 0,-20 58 91 0 0,-1 1 8 0 0,9-14-101 0 0,-8 14 125 0 0,-1 1-1 0 0,0-1 1 0 0,0 1-1 0 0,1 0 1 0 0,-1-1 0 0 0,1 1-1 0 0,-1 0 1 0 0,0-1-1 0 0,1 1 1 0 0,-1 0-1 0 0,1 0 1 0 0,-1-1 0 0 0,0 1-1 0 0,1 0 1 0 0,-1 0-1 0 0,1 0 1 0 0,-1 0-1 0 0,1 0 1 0 0,-1 0 0 0 0,1 0-1 0 0,-1 0 1 0 0,1 0-1 0 0,-1 0 1 0 0,1 0-1 0 0,-1 0 1 0 0,1 0-1 0 0,-1 0 1 0 0,1 0 0 0 0,-1 0-1 0 0,1 0 1 0 0,-1 0-1 0 0,1 1 1 0 0,-1-1-1 0 0,0 0 1 0 0,1 0 0 0 0,-1 1-1 0 0,1-1 1 0 0,-1 0-1 0 0,0 1 1 0 0,1-1-1 0 0,-1 1 1 0 0,6 6 132 0 0,-2 1 1 0 0,1 0 0 0 0,-1 0-1 0 0,-1 0 1 0 0,1 1-1 0 0,-1-1 1 0 0,-1 1-1 0 0,1 0 1 0 0,1 15-1 0 0,7 22 794 0 0,14 28-288 0 0,-25-72-618 0 0,6 5 30 0 0,-6-7-46 0 0,0 1 0 0 0,0-1 0 0 0,0 1 0 0 0,0-1 0 0 0,0 1 0 0 0,0-1 1 0 0,0 1-1 0 0,0-1 0 0 0,1 1 0 0 0,-1-1 0 0 0,0 1 0 0 0,0-1 0 0 0,1 1 0 0 0,-1-1 1 0 0,0 1-1 0 0,0-1 0 0 0,1 1 0 0 0,-1-1 0 0 0,1 0 0 0 0,-1 1 0 0 0,0-1 0 0 0,1 0 0 0 0,-1 1 1 0 0,1-1-1 0 0,-1 0 0 0 0,1 0 0 0 0,-1 1 0 0 0,1-1 0 0 0,-1 0 0 0 0,1 0 0 0 0,-1 0 0 0 0,1 0 1 0 0,-1 0-1 0 0,1 0 0 0 0,-1 0 0 0 0,1 0 0 0 0,-1 0 0 0 0,1 0 0 0 0,-1 0 0 0 0,1 0 0 0 0,-1 0 1 0 0,1 0-1 0 0,-1 0 0 0 0,1 0 0 0 0,-1 0 0 0 0,1-1 0 0 0,-1 1 0 0 0,1 0 0 0 0,-1 0 1 0 0,1-1-1 0 0,-1 1 0 0 0,0 0 0 0 0,1-1 0 0 0,-1 1 0 0 0,1 0 0 0 0,-1-1 0 0 0,0 1 0 0 0,1-1 1 0 0,-1 1-1 0 0,0-1 0 0 0,0 1 0 0 0,1 0 0 0 0,-1-1 0 0 0,0 0 0 0 0,3-4-5 0 0,2-1-7 0 0,-1-1-1 0 0,0 0 1 0 0,-1 0-1 0 0,0-1 1 0 0,0 1-1 0 0,0-1 1 0 0,2-12 0 0 0,7-22-127 0 0,-11 41 128 0 0,3-12-10 0 0,-4 11 1 0 0,0 1 1 0 0,0-1 0 0 0,0 1-1 0 0,0 0 1 0 0,0-1-1 0 0,1 1 1 0 0,-1-1-1 0 0,0 1 1 0 0,1 0 0 0 0,0-1-1 0 0,-1 1 1 0 0,1 0-1 0 0,0-1 1 0 0,-1 1-1 0 0,1 0 1 0 0,0 0-1 0 0,0 0 1 0 0,2-2 0 0 0,27-3 214 0 0,49-4 1 0 0,-39 6-3495 0 0,-38 3 1242 0 0,7-1-6181 0 0</inkml:trace>
+  <inkml:trace contextRef="#ctx0" brushRef="#br0" timeOffset="11112.93">422 1835 624 0 0,'0'0'3643'0'0,"-22"22"6479"0"0,20-21-9653 0 0,1 0-316 0 0,0-1-1 0 0,0 1 1 0 0,0 0 0 0 0,0 0-1 0 0,0-1 1 0 0,0 1 0 0 0,0-1-1 0 0,0 1 1 0 0,0-1 0 0 0,-1 1-1 0 0,1-1 1 0 0,0 0 0 0 0,0 1-1 0 0,0-1 1 0 0,-1 0 0 0 0,1 0-1 0 0,0 0 1 0 0,0 0 0 0 0,0 0-1 0 0,-1 0 1 0 0,1 0 0 0 0,0-1-1 0 0,0 1 1 0 0,0 0-1 0 0,-1-1 1 0 0,1 1 0 0 0,0-1-1 0 0,-2 0 1 0 0,2 0 58 0 0,1-1-324 0 0,0 2 107 0 0,0 0 0 0 0,0 0 1 0 0,0 0-1 0 0,0 0 0 0 0,0 0 1 0 0,1 0-1 0 0,-1 0 0 0 0,0 0 1 0 0,0 1-1 0 0,0-1 0 0 0,0 0 1 0 0,0 0-1 0 0,1 0 0 0 0,-1 0 1 0 0,0 0-1 0 0,0 0 0 0 0,0 0 1 0 0,0 0-1 0 0,0 0 0 0 0,1 0 1 0 0,-1 0-1 0 0,0 0 0 0 0,0 0 1 0 0,0 0-1 0 0,0 0 0 0 0,0 0 1 0 0,1 0-1 0 0,-1 0 0 0 0,0 0 1 0 0,0 0-1 0 0,0-1 0 0 0,0 1 0 0 0,0 0 1 0 0,0 0-1 0 0,1 0 0 0 0,-1 0 1 0 0,0 0-1 0 0,0 0 0 0 0,0 0 1 0 0,0 0-1 0 0,0-1 0 0 0,0 1 1 0 0,0 0-1 0 0,0 0 0 0 0,0 0 1 0 0,0 0-1 0 0,1 0 0 0 0,-1 0 1 0 0,0-1-1 0 0,0 1 0 0 0,0 0 1 0 0,0 0-1 0 0,0 0 0 0 0,0 0 1 0 0,0 0-1 0 0,0-1 0 0 0,0 1 1 0 0,0 0-1 0 0,0 0 0 0 0,0 0 1 0 0,0 0-1 0 0,2 0-50 0 0,-2 0 33 0 0,1 0 35 0 0,0 0-1 0 0,-1 0 0 0 0,1 0 0 0 0,0 0 0 0 0,-1 0 1 0 0,1 0-1 0 0,0 0 0 0 0,-1 0 0 0 0,1 1 1 0 0,0-1-1 0 0,-1 0 0 0 0,1 0 0 0 0,0 1 1 0 0,-1-1-1 0 0,1 1 0 0 0,-1-1 0 0 0,1 0 0 0 0,-1 1 1 0 0,1-1-1 0 0,-1 1 0 0 0,1-1 0 0 0,-1 1 1 0 0,1-1-1 0 0,-1 1 0 0 0,0 0 0 0 0,1-1 1 0 0,-1 1-1 0 0,0-1 0 0 0,1 1 0 0 0,-1 0 0 0 0,0-1 1 0 0,0 1-1 0 0,0 0 0 0 0,1-1 0 0 0,-1 1 1 0 0,0 0-1 0 0,0-1 0 0 0,0 1 0 0 0,0 0 1 0 0,0 0-1 0 0,-1-1 0 0 0,1 1 0 0 0,0 0 0 0 0,0-1 1 0 0,0 1-1 0 0,0 0 0 0 0,-1-1 0 0 0,1 1 1 0 0,0-1-1 0 0,-1 1 0 0 0,1 0 0 0 0,-1-1 0 0 0,1 1 1 0 0,0-1-1 0 0,-1 1 0 0 0,-1 0 29 0 0,-7 2-517 0 0,-10-4-10429 0 0,15 0 8574 0 0</inkml:trace>
 </inkml:ink>
 </file>
 
@@ -8113,14 +7306,14 @@
           <inkml:channelProperty channel="OE" name="resolution" value="1000" units="1/deg"/>
         </inkml:channelProperties>
       </inkml:inkSource>
-      <inkml:timestamp xml:id="ts0" timeString="2025-09-12T02:08:58.555"/>
+      <inkml:timestamp xml:id="ts0" timeString="2025-09-12T00:37:25.562"/>
     </inkml:context>
     <inkml:brush xml:id="br0">
       <inkml:brushProperty name="width" value="0.035" units="cm"/>
       <inkml:brushProperty name="height" value="0.035" units="cm"/>
     </inkml:brush>
   </inkml:definitions>
-  <inkml:trace contextRef="#ctx0" brushRef="#br0">8 43 908 0 0,'0'0'6605'0'0,"-7"-14"5281"0"0,6 10-11190 0 0,7 2-343 0 0,0 0 0 0 0,0 1 0 0 0,0 0 0 0 0,0 1-1 0 0,0-1 1 0 0,0 1 0 0 0,8 1 0 0 0,0-1-83 0 0,-11 0-186 0 0,34 0 203 0 0,182 9 1585 0 0,47 1-1323 0 0,-140-9-518 0 0,-69-2-15 0 0,-4 0-29 0 0,116-9 41 0 0,-24-1-56 0 0,-33 2 48 0 0,58 3-224 0 0,-152 6-103 0 0,-3 0 1151 0 0,-5 0-3638 0 0,-1 0-3372 0 0</inkml:trace>
+  <inkml:trace contextRef="#ctx0" brushRef="#br0">9 48 1144 0 0,'-8'-4'19872'0'0,"83"11"-17008"0"0,109-3-2182 0 0,-181-4-674 0 0,0 0-3 0 0,8 0 3 0 0,94-8-13 0 0,-91 7 9 0 0,-1-1 2 0 0,8-1-135 0 0,0-1 0 0 0,36-13-1 0 0,-56 16 103 0 0,1 1-49 0 0,5-2 63 0 0,-6 1 7 0 0,19-4-38 0 0,-18 4 32 0 0,6-4 9 0 0,-2 1 2 0 0,-5 3-3 0 0,0 4-141 0 0,0 0 152 0 0,1 0 0 0 0,-2 1 0 0 0,1-1 0 0 0,0 0-1 0 0,-1 0 1 0 0,1 0 0 0 0,-1 1 0 0 0,0-1 0 0 0,0 0 0 0 0,-1 5 0 0 0,1 1 108 0 0,10 94 1058 0 0,-10-102-1118 0 0,8 45 406 0 0,-2-24-294 0 0,-3-9-131 0 0,0 0-1 0 0,-1 0 1 0 0,-1 0-1 0 0,1 21 1 0 0,-2-31-33 0 0,1-1-4 0 0,1 7 3 0 0,-1 45 80 0 0,-1-52-88 0 0,-3 26-14 0 0,2-19 25 0 0,1-7 2 0 0,0 0-4 0 0,0 6-4 0 0,0-6 3 0 0,-2 30 10 0 0,2-30-2 0 0,-1 0-4 0 0,0 6 0 0 0,0-5 3 0 0,1-2-4 0 0,-1 7-3 0 0,1-6-6 0 0,-8 38 45 0 0,7-42-106 0 0,0-1-1 0 0,1 1 1 0 0,-1 0-1 0 0,0 0 1 0 0,1-1-1 0 0,0 1 1 0 0,-1-1 0 0 0,1 1-1 0 0,0 0 1 0 0,0-1-1 0 0,1 1 1 0 0,-1-1-1 0 0,0 1 1 0 0,1 0 0 0 0,-1-1-1 0 0,1 1 1 0 0,0 0-1 0 0,0-1 1 0 0,0 1-1 0 0,0 0 1 0 0,0 0-1 0 0,0 0 1 0 0,1 0 0 0 0,-1 0-1 0 0,1 0 1 0 0,-1 0-1 0 0,5-2 1 0 0,-5 3 26 0 0,13-1-65 0 0,-3 3 94 0 0,-6-1 2 0 0,7 8 5 0 0,-10-7 2 0 0,-1 1-2 0 0,-17 36-35 0 0,14-34 24 0 0,0-1 0 0 0,-1 0 0 0 0,1 1 0 0 0,-1-1 0 0 0,0 0 0 0 0,1 0 0 0 0,-1-1 0 0 0,-1 1-1 0 0,1 0 1 0 0,0-1 0 0 0,-1 0 0 0 0,1 0 0 0 0,-1 0 0 0 0,1 0 0 0 0,-1-1 0 0 0,0 1 0 0 0,0-1 0 0 0,0 0 0 0 0,0 0 0 0 0,0 0 0 0 0,0-1 0 0 0,0 1 0 0 0,0-1 0 0 0,0 0 0 0 0,0 0 0 0 0,0-1 0 0 0,0 1 0 0 0,-5-2 0 0 0,5 0 13 0 0,2 2-2 0 0,0-1 0 0 0,0-1 0 0 0,0 1 1 0 0,0 0-1 0 0,0 0 0 0 0,0-1 0 0 0,0 1 0 0 0,0-1 0 0 0,1 0 1 0 0,-1 1-1 0 0,1-1 0 0 0,-1 0 0 0 0,1 0 0 0 0,0 0 1 0 0,-1 0-1 0 0,1 0 0 0 0,0 0 0 0 0,0-1 0 0 0,-1-3 0 0 0,2 6 3 0 0,0-2-7 0 0,10-19-19 0 0,-7 19 19 0 0,1 0 0 0 0,0 0-1 0 0,-1 0 1 0 0,1 0 0 0 0,0 1 0 0 0,0-1 0 0 0,0 1 0 0 0,0 0 0 0 0,0 0-1 0 0,1 1 1 0 0,-1-1 0 0 0,0 1 0 0 0,0 0 0 0 0,0 0 0 0 0,1 0 0 0 0,-1 1 0 0 0,0-1-1 0 0,0 1 1 0 0,4 1 0 0 0,-5-1-12 0 0,4 31-91 0 0,-8-30 109 0 0,0 0-1 0 0,0 0 1 0 0,0 0 0 0 0,0 0-1 0 0,0 0 1 0 0,0-1-1 0 0,-1 1 1 0 0,1-1-1 0 0,-1 1 1 0 0,1-1-1 0 0,-1 1 1 0 0,0-1-1 0 0,1 0 1 0 0,-1 0-1 0 0,0 0 1 0 0,0 0-1 0 0,0 0 1 0 0,0 0-1 0 0,0 0 1 0 0,0-1-1 0 0,0 1 1 0 0,0-1-1 0 0,0 1 1 0 0,0-1-1 0 0,0 0 1 0 0,0 0-1 0 0,0 0 1 0 0,-3 0-1 0 0,3 0 16 0 0,1-1-18 0 0,-3-4 5 0 0,4 4-2 0 0,-1 1 0 0 0,1-1 0 0 0,0 0 0 0 0,0 0 0 0 0,0 0 0 0 0,0 0 1 0 0,0 1-1 0 0,0-1 0 0 0,0 0 0 0 0,1 0 0 0 0,-1 0 0 0 0,0 0 0 0 0,0 1 0 0 0,1-1 0 0 0,-1 0 0 0 0,0 0 1 0 0,1 1-1 0 0,-1-1 0 0 0,1 0 0 0 0,-1 1 0 0 0,1-1 0 0 0,-1 0 0 0 0,1 1 0 0 0,-1-1 0 0 0,1 1 0 0 0,0-1 1 0 0,0 0-1 0 0,19-16-30 0 0,-16 14 29 0 0,1 0 0 0 0,0 1-1 0 0,0-1 1 0 0,0 1-1 0 0,0 0 1 0 0,0 0-1 0 0,1 1 1 0 0,-1 0-1 0 0,1 0 1 0 0,-1 0-1 0 0,1 0 1 0 0,-1 1-1 0 0,11 1 1 0 0,-7 2 10 0 0,-7-2-6 0 0,-1 0 0 0 0,0 1 0 0 0,0-1 0 0 0,0 0 0 0 0,0 0 0 0 0,0 0 0 0 0,0 1 0 0 0,0-1 0 0 0,-1 0 0 0 0,1 1 1 0 0,0-1-1 0 0,-1 1 0 0 0,1-1 0 0 0,-1 1 0 0 0,0-1 0 0 0,1 1 0 0 0,-1-1 0 0 0,0 4 0 0 0,0-3-1 0 0,0 0 0 0 0,0 0 0 0 0,0 0 0 0 0,0 0 0 0 0,-1 1-1 0 0,1-1 1 0 0,-1 0 0 0 0,1 0 0 0 0,-1 0 0 0 0,0 0 0 0 0,0 0 0 0 0,0-1 0 0 0,0 1 0 0 0,0 0-1 0 0,0 0 1 0 0,-1-1 0 0 0,1 1 0 0 0,-1 0 0 0 0,1-1 0 0 0,-1 1 0 0 0,1-1 0 0 0,-1 0 0 0 0,0 0-1 0 0,0 0 1 0 0,1 1 0 0 0,-1-2 0 0 0,0 1 0 0 0,-2 1 0 0 0,-1 0-2 0 0,3-1-10 0 0,0 0-1 0 0,1-1 1 0 0,-1 1 0 0 0,0-1 0 0 0,0 0-1 0 0,0 0 1 0 0,1 1 0 0 0,-1-1 0 0 0,0 0 0 0 0,0-1-1 0 0,0 1 1 0 0,0 0 0 0 0,1 0 0 0 0,-1-1 0 0 0,0 1-1 0 0,0-1 1 0 0,1 0 0 0 0,-1 1 0 0 0,0-1-1 0 0,1 0 1 0 0,-1 0 0 0 0,1 0 0 0 0,-1 0 0 0 0,1 0-1 0 0,-1-1 1 0 0,1 1 0 0 0,0 0 0 0 0,0 0-1 0 0,0-1 1 0 0,-1 1 0 0 0,1-1 0 0 0,1 1 0 0 0,-1-1-1 0 0,0 0 1 0 0,0 1 0 0 0,0-1 0 0 0,1 0-1 0 0,-1 0 1 0 0,1 1 0 0 0,-1-4 0 0 0,1 4-118 0 0,12-18-1609 0 0,-3 8-2848 0 0,-6 9 4353 0 0,11-2-10383 0 0</inkml:trace>
 </inkml:ink>
 </file>
 
@@ -8144,15 +7337,14 @@
           <inkml:channelProperty channel="OE" name="resolution" value="1000" units="1/deg"/>
         </inkml:channelProperties>
       </inkml:inkSource>
-      <inkml:timestamp xml:id="ts0" timeString="2025-09-12T02:08:49.919"/>
+      <inkml:timestamp xml:id="ts0" timeString="2025-09-12T00:37:11.079"/>
     </inkml:context>
     <inkml:brush xml:id="br0">
       <inkml:brushProperty name="width" value="0.035" units="cm"/>
       <inkml:brushProperty name="height" value="0.035" units="cm"/>
     </inkml:brush>
   </inkml:definitions>
-  <inkml:trace contextRef="#ctx0" brushRef="#br0">1 712 172 0 0,'0'0'20579'0'0,"26"-31"-19055"0"0,74-104-785 0 0,-99 133-731 0 0,1 31 53 0 0,-6 6 92 0 0,1 0 0 0 0,1 1-1 0 0,2-1 1 0 0,2 0 0 0 0,8 49 0 0 0,-10-82-91 0 0,2 2 38 0 0,3 4 84 0 0,-3-9-181 0 0,1 0 1 0 0,-1 0-1 0 0,1 0 0 0 0,-1 0 1 0 0,0 0-1 0 0,0-1 0 0 0,0 1 0 0 0,1-1 1 0 0,-1 1-1 0 0,-1-1 0 0 0,1 0 0 0 0,0 0 1 0 0,0 0-1 0 0,-1 0 0 0 0,1 0 0 0 0,-1 0 1 0 0,1 0-1 0 0,-1 0 0 0 0,0 0 0 0 0,0-1 1 0 0,1-3-1 0 0,23-65-19 0 0,-20 56 16 0 0,16-59-57 0 0,-12 37-193 0 0,23-54 0 0 0,-32 90 134 0 0,1 1-154 0 0,0 1 262 0 0,0 0 1 0 0,0-1-1 0 0,0 1 0 0 0,0 0 0 0 0,-1 0 0 0 0,1 0 1 0 0,0 0-1 0 0,-1 0 0 0 0,1 0 0 0 0,0 0 1 0 0,-1 0-1 0 0,1 0 0 0 0,-1 0 0 0 0,0 0 1 0 0,1 0-1 0 0,-1 0 0 0 0,0 0 0 0 0,0 1 0 0 0,1-1 1 0 0,-1 0-1 0 0,0 0 0 0 0,0 0 0 0 0,-1 3 1 0 0,3 36 2 0 0,-2-36 0 0 0,0 41 199 0 0,3 1 0 0 0,1 0-1 0 0,11 45 1 0 0,-14-89-37 0 0,1 2 41 0 0,3 2 113 0 0,-2-8-306 0 0,0 0 0 0 0,0 0 0 0 0,0 0 0 0 0,0 0 0 0 0,-1 0 0 0 0,1-1-1 0 0,-1 1 1 0 0,0-1 0 0 0,1 1 0 0 0,-1-1 0 0 0,0 0 0 0 0,-1 0 0 0 0,1 0-1 0 0,0 0 1 0 0,-1-1 0 0 0,0 1 0 0 0,2-5 0 0 0,21-71-242 0 0,-21 67 178 0 0,33-103-297 0 0,-35 113 264 0 0,8-12-421 0 0,-2 10 219 0 0,-4 17 232 0 0,0 74 50 0 0,5 57 667 0 0,-8-142-523 0 0,0-2-121 0 0,0 1 0 0 0,0-1 0 0 0,-1 0 0 0 0,1 1-1 0 0,0-1 1 0 0,0 0 0 0 0,0 1 0 0 0,0-1 0 0 0,0 0 0 0 0,0 1 0 0 0,0-1-1 0 0,0 1 1 0 0,0-1 0 0 0,0 0 0 0 0,0 1 0 0 0,1-1 0 0 0,-1 0-1 0 0,0 1 1 0 0,0-1 0 0 0,0 0 0 0 0,0 0 0 0 0,0 1 0 0 0,1-1 0 0 0,-1 0-1 0 0,0 1 1 0 0,0-1 0 0 0,1 0 0 0 0,-1 0 0 0 0,0 1 0 0 0,0-1-1 0 0,1 0 1 0 0,-1 0 0 0 0,0 0 0 0 0,0 1 0 0 0,1-1 0 0 0,-1 0 0 0 0,0 0-1 0 0,1 0 1 0 0,-1 0 0 0 0,1 0 0 0 0,12-9 91 0 0,9-23-133 0 0,52-202-609 0 0,-73 232 600 0 0,4-6-171 0 0,-3 30 225 0 0,0 1 0 0 0,-1-1 0 0 0,-4 25 0 0 0,2-22 83 0 0,1 0 1 0 0,2 28 0 0 0,0-38-71 0 0,-3-13 8 0 0,1 0 0 0 0,0-1-1 0 0,0 1 1 0 0,0 0-1 0 0,0-1 1 0 0,0 1 0 0 0,1-1-1 0 0,-1 1 1 0 0,0 0 0 0 0,1-1-1 0 0,-1 1 1 0 0,1-1-1 0 0,0 1 1 0 0,-1-1 0 0 0,1 1-1 0 0,0-1 1 0 0,0 0-1 0 0,0 1 1 0 0,0-1 0 0 0,0 0-1 0 0,2 2 1 0 0,-1-2 0 0 0,25-47 10 0 0,5-62-604 0 0,-22 69 200 0 0,20-50-1 0 0,-29 87 265 0 0,6 14-264 0 0,3 101 654 0 0,-8-76-65 0 0,2 1-1 0 0,9 40 1 0 0,-13-76-185 0 0,17 11 143 0 0,-14-15-191 0 0,1 0 1 0 0,-1 0 0 0 0,0 0 0 0 0,0-1 0 0 0,0 1 0 0 0,0-1 0 0 0,-1 0 0 0 0,1 0 0 0 0,-1 0 0 0 0,1 0 0 0 0,-1 0 0 0 0,0-1 0 0 0,0 1 0 0 0,-1-1-1 0 0,1 1 1 0 0,-1-1 0 0 0,1 0 0 0 0,0-7 0 0 0,4-5-21 0 0,-4 11 16 0 0,15-52-2 0 0,-17 55 4 0 0,1 0 2 0 0,-1 0 1 0 0,1 0-1 0 0,0 0 1 0 0,0 1-1 0 0,-1-1 1 0 0,1 0-1 0 0,0 1 1 0 0,0-1-1 0 0,1 0 1 0 0,-1 1-1 0 0,0-1 1 0 0,0 1-1 0 0,1 0 1 0 0,-1-1 0 0 0,1 1-1 0 0,-1 0 1 0 0,1 0-1 0 0,0 0 1 0 0,-1 0-1 0 0,1 0 1 0 0,0 0-1 0 0,0 1 1 0 0,0-1-1 0 0,-1 0 1 0 0,1 1-1 0 0,4-1 1 0 0,59-10 82 0 0,-57 10-45 0 0,209-18 2009 0 0,-138 13-5391 0 0,-2-1-9000 0 0</inkml:trace>
-  <inkml:trace contextRef="#ctx0" brushRef="#br0" timeOffset="1055.84">192 65 2436 0 0,'0'0'2132'0'0,"10"24"5948"0"0,10 68-2156 0 0,2 51-2819 0 0,-22-141-2994 0 0,0-2-103 0 0,0-1 1 0 0,0 1-1 0 0,0 0 1 0 0,-1 0-1 0 0,1 0 1 0 0,0 0-1 0 0,0 0 1 0 0,-1 0-1 0 0,1-1 1 0 0,0 1-1 0 0,0 0 1 0 0,-1 0-1 0 0,1 0 1 0 0,0 0-1 0 0,0 0 1 0 0,-1 0-1 0 0,1 0 1 0 0,0 0-1 0 0,0 0 1 0 0,-1 0-1 0 0,1 0 1 0 0,0 0-1 0 0,0 1 1 0 0,0-1-1 0 0,-1 0 1 0 0,1 0-1 0 0,0 0 1 0 0,0 0-1 0 0,-1 0 1 0 0,1 0-1 0 0,0 0 1 0 0,0 1-1 0 0,0-1 1 0 0,-1 0-1 0 0,1 0 0 0 0,0 0 1 0 0,0 1-1 0 0,0-1 1 0 0,0 0-1 0 0,-1 0 1 0 0,1 0-1 0 0,0 1 1 0 0,0-1-1 0 0,0 0 1 0 0,0 0-1 0 0,0 1 1 0 0,0-1-1 0 0,0 0 1 0 0,0 0-1 0 0,0 1 1 0 0,0-1-1 0 0,0 0 1 0 0,0 0-1 0 0,0 1 1 0 0,-3-16-90 0 0,2 0 1 0 0,0 0-1 0 0,0 0 1 0 0,2 0-1 0 0,-1-1 0 0 0,2 1 1 0 0,0 0-1 0 0,1 1 1 0 0,1-1-1 0 0,0 0 1 0 0,1 1-1 0 0,0 0 1 0 0,1 0-1 0 0,1 0 0 0 0,13-20 1 0 0,-17 31 72 0 0,0 0-1 0 0,-1 1 1 0 0,1-1-1 0 0,1 1 1 0 0,-1 0 0 0 0,0 0-1 0 0,0 0 1 0 0,1 0 0 0 0,-1 0-1 0 0,1 1 1 0 0,0 0 0 0 0,4-2-1 0 0,-7 3 8 0 0,0 0-1 0 0,1-1 1 0 0,-1 1-1 0 0,0 0 1 0 0,1 0-1 0 0,-1 0 1 0 0,1 0 0 0 0,-1 0-1 0 0,0 0 1 0 0,1 0-1 0 0,-1 0 1 0 0,1 0-1 0 0,-1 1 1 0 0,0-1-1 0 0,1 1 1 0 0,-1-1-1 0 0,0 1 1 0 0,0-1-1 0 0,1 1 1 0 0,-1 0-1 0 0,0 0 1 0 0,0-1-1 0 0,0 1 1 0 0,0 0-1 0 0,0 0 1 0 0,0 0-1 0 0,0 0 1 0 0,0 0 0 0 0,0 1-1 0 0,0-1 1 0 0,-1 0-1 0 0,1 0 1 0 0,0 0-1 0 0,-1 1 1 0 0,1-1-1 0 0,-1 0 1 0 0,1 3-1 0 0,0 0 4 0 0,0 0 0 0 0,-1 0 0 0 0,1 0 0 0 0,-1 0 0 0 0,0 0 1 0 0,0 0-1 0 0,0 1 0 0 0,-1-1 0 0 0,1 0 0 0 0,-1 0 0 0 0,0 0 0 0 0,0 0 0 0 0,-1 0 0 0 0,1 0 0 0 0,-1-1 0 0 0,0 1 0 0 0,0 0 0 0 0,0-1 0 0 0,-5 7 0 0 0,-1 0-99 0 0,-1-1 0 0 0,-1 0 0 0 0,1-1 0 0 0,-18 12 0 0 0,15-11-310 0 0,10-8 256 0 0,-3 9-98 0 0,4-9 257 0 0,0 0-1 0 0,1 0 0 0 0,-1 0 0 0 0,0 0 1 0 0,1 0-1 0 0,-1 0 0 0 0,1 0 0 0 0,-1 0 0 0 0,1 1 1 0 0,0-1-1 0 0,-1 0 0 0 0,1 0 0 0 0,0 0 1 0 0,0 1-1 0 0,0-1 0 0 0,0 0 0 0 0,0 0 0 0 0,0 0 1 0 0,0 1-1 0 0,1-1 0 0 0,-1 0 0 0 0,0 0 1 0 0,0 0-1 0 0,1 1 0 0 0,-1-1 0 0 0,1 0 0 0 0,-1 0 1 0 0,1 0-1 0 0,0 0 0 0 0,-1 0 0 0 0,1 0 1 0 0,0 0-1 0 0,0 0 0 0 0,0 0 0 0 0,0-1 0 0 0,0 1 1 0 0,0 0-1 0 0,0 0 0 0 0,0-1 0 0 0,0 1 1 0 0,1 0-1 0 0,11 9 143 0 0,-1 0 0 0 0,2-1 0 0 0,15 8 1 0 0,2 0-2338 0 0,-29-16 1082 0 0,7 3-1413 0 0,9-1-9723 0 0</inkml:trace>
+  <inkml:trace contextRef="#ctx0" brushRef="#br0">8 28 948 0 0,'-7'5'20657'0'0,"47"-4"-19107"0"0,79-8 1 0 0,24-11-1574 0 0,-140 17 12 0 0,44-6-93 0 0,-45 7 88 0 0,0 0-63 0 0,5 2 71 0 0,-5-1 7 0 0,11 24 14 0 0,-13-22-13 0 0,1 5-1 0 0,5 51 428 0 0,-6-57-394 0 0,4 39 763 0 0,1 37-512 0 0,-5-76-269 0 0,4 46 384 0 0,-1 18-262 0 0,-3-64-133 0 0,-2 79 63 0 0,0-26-15 0 0,2-53-54 0 0,-1 1 3 0 0,0-1 0 0 0,0 1 0 0 0,0-1 0 0 0,1 1 0 0 0,-1-1 0 0 0,1 1 0 0 0,0 0 0 0 0,0-1 0 0 0,0 1 0 0 0,0-1 0 0 0,0 1 0 0 0,0 0 0 0 0,1 2 0 0 0,0 3-65 0 0,-1-6 48 0 0,3 38-30 0 0,-1-37 44 0 0,1 36 1 0 0,-3-39 1 0 0,1 13 0 0 0,0 0 0 0 0,-1 0 0 0 0,-1 20-1 0 0,0-9 3 0 0,1-22 3 0 0,-1 25-3 0 0,1-18-3 0 0,-6 104 31 0 0,5-90-27 0 0,1-21-10 0 0,1 19-37 0 0,-1-21 22 0 0,0 1 1 0 0,0-1-1 0 0,0 0 1 0 0,0 1-1 0 0,0-1 1 0 0,0 0-1 0 0,0 1 1 0 0,0-1-1 0 0,0 0 1 0 0,0 1-1 0 0,-1-1 1 0 0,1 0-1 0 0,0 1 1 0 0,0-1-1 0 0,0 0 1 0 0,0 1-1 0 0,0-1 1 0 0,-1 0-1 0 0,1 1 1 0 0,0-1-1 0 0,0 0 0 0 0,0 0 1 0 0,-1 1-1 0 0,1-1 1 0 0,0 0-1 0 0,0 0 1 0 0,-1 0-1 0 0,1 1 1 0 0,0-1-1 0 0,-1 0 1 0 0,1 0-1 0 0,0 0 1 0 0,-1 0-1 0 0,1 0 1 0 0,0 0-1 0 0,-1 0 1 0 0,1 0-1 0 0,0 1 1 0 0,-1-1-1 0 0,1 0 1 0 0,0 0-1 0 0,-1 0 1 0 0,1 0-1 0 0,0-1 1 0 0,-1 1-1 0 0,1 0 1 0 0,0 0-1 0 0,-1 0 1 0 0,1 0-1 0 0,0 0 1 0 0,-1-1-1 0 0,0 0-150 0 0,-4-36-1159 0 0,5 35 1325 0 0,1 0 0 0 0,0 0 1 0 0,-1 0-1 0 0,1 0 0 0 0,0 1 1 0 0,0-1-1 0 0,0 0 1 0 0,0 1-1 0 0,0-1 0 0 0,0 1 1 0 0,0-1-1 0 0,1 1 0 0 0,-1 0 1 0 0,0-1-1 0 0,1 1 0 0 0,-1 0 1 0 0,1 0-1 0 0,0 0 1 0 0,-1 0-1 0 0,1 0 0 0 0,0 0 1 0 0,0 1-1 0 0,-1-1 0 0 0,4 0 1 0 0,-3 1-6 0 0,19 22 16 0 0,-20-21 0 0 0,-1 1-1 0 0,0 0 1 0 0,-1 0 0 0 0,1 0-1 0 0,0 0 1 0 0,0-1 0 0 0,-1 1-1 0 0,1 0 1 0 0,-1 0 0 0 0,0 0-1 0 0,0-1 1 0 0,1 1 0 0 0,-1 0 0 0 0,0-1-1 0 0,0 1 1 0 0,0-1 0 0 0,-1 1-1 0 0,1-1 1 0 0,0 0 0 0 0,0 1-1 0 0,-1-1 1 0 0,1 0 0 0 0,-1 0-1 0 0,1 0 1 0 0,-1 0 0 0 0,0 0 0 0 0,-2 1-1 0 0,3-2 2 0 0,-1 0 0 0 0,2 0-6 0 0,-1 0-1 0 0,1 1 1 0 0,-1-1 0 0 0,1 1-1 0 0,-1-1 1 0 0,0 0-1 0 0,1 1 1 0 0,-1-1 0 0 0,0 0-1 0 0,0 0 1 0 0,1 0 0 0 0,-1 1-1 0 0,0-1 1 0 0,1 0-1 0 0,-1 0 1 0 0,0 0 0 0 0,0 0-1 0 0,1 0 1 0 0,-1 0 0 0 0,0-1-1 0 0,1 1 1 0 0,-1 0-1 0 0,0 0 1 0 0,1 0 0 0 0,-1-1-1 0 0,0 1 1 0 0,1 0 0 0 0,-1-1-1 0 0,0 1 1 0 0,1 0-1 0 0,-1-1 1 0 0,1 1 0 0 0,-1-1-1 0 0,1 1 1 0 0,-1-1 0 0 0,0 0-1 0 0,-1-1-6 0 0,1 2 4 0 0,-1-1-1 0 0,1 1 0 0 0,0-1 0 0 0,0 0 0 0 0,-1 1 0 0 0,1-1 0 0 0,0 0 0 0 0,0 0 1 0 0,0 0-1 0 0,0 0 0 0 0,0 0 0 0 0,0 0 0 0 0,0 0 0 0 0,1 0 0 0 0,-1 0 1 0 0,0 0-1 0 0,1 0 0 0 0,-1-1 0 0 0,0 1 0 0 0,1 0 0 0 0,-1 0 0 0 0,1-1 1 0 0,0 1-1 0 0,0-1 0 0 0,-1 1 0 0 0,1 0 0 0 0,0-1 0 0 0,0 1 0 0 0,0 0 0 0 0,0-1 1 0 0,0 1-1 0 0,1 0 0 0 0,-1-1 0 0 0,0 1 0 0 0,1 0 0 0 0,-1-1 0 0 0,1 1 1 0 0,-1 0-1 0 0,1-1 0 0 0,-1 1 0 0 0,1 0 0 0 0,0 0 0 0 0,0 0 0 0 0,1-2 1 0 0,-1 3 1 0 0,-1-1 1 0 0,1 0 1 0 0,-1 1-1 0 0,1-1 0 0 0,-1 1 0 0 0,1-1 1 0 0,0 1-1 0 0,-1 0 0 0 0,1-1 0 0 0,0 1 1 0 0,-1 0-1 0 0,1-1 0 0 0,0 1 0 0 0,-1 0 1 0 0,1 0-1 0 0,0 0 0 0 0,0 0 0 0 0,-1 0 0 0 0,1-1 1 0 0,0 1-1 0 0,0 0 0 0 0,-1 1 0 0 0,1-1 1 0 0,0 0-1 0 0,0 0 0 0 0,-1 0 0 0 0,1 0 1 0 0,0 1-1 0 0,0-1 0 0 0,-1 0 0 0 0,1 0 1 0 0,0 1-1 0 0,-1-1 0 0 0,1 1 0 0 0,-1-1 1 0 0,2 1-1 0 0,6 4 6 0 0,-2 1 3 0 0,-5-5-6 0 0,0 0-1 0 0,0 1 0 0 0,0-1 1 0 0,0 0-1 0 0,-1 1 0 0 0,1-1 1 0 0,0 1-1 0 0,-1-1 1 0 0,1 1-1 0 0,-1 0 0 0 0,0-1 1 0 0,1 1-1 0 0,-1-1 0 0 0,0 1 1 0 0,0 0-1 0 0,0-1 0 0 0,0 1 1 0 0,0 0-1 0 0,-1-1 1 0 0,1 1-1 0 0,0-1 0 0 0,-1 1 1 0 0,1-1-1 0 0,-1 1 0 0 0,0-1 1 0 0,1 1-1 0 0,-1-1 1 0 0,0 1-1 0 0,-1 1 0 0 0,-1 0 5 0 0,1 0-1 0 0,-1-1 0 0 0,0 1 0 0 0,1-1 1 0 0,-1 1-1 0 0,-1-1 0 0 0,1 0 0 0 0,0 0 1 0 0,0 0-1 0 0,-1 0 0 0 0,1-1 1 0 0,-1 1-1 0 0,0-1 0 0 0,1 0 0 0 0,-1 0 1 0 0,0 0-1 0 0,0-1 0 0 0,-7 1 1 0 0,10-1 3 0 0,0 1 0 0 0,-1-1 0 0 0,1 0 0 0 0,0 0 0 0 0,0 0 0 0 0,-1 0 0 0 0,1 0 0 0 0,0 0 0 0 0,-1 0 0 0 0,1-1 0 0 0,0 1 0 0 0,-1 0 0 0 0,1-1 1 0 0,0 1-1 0 0,0-1 0 0 0,0 1 0 0 0,-1-1 0 0 0,1 1 0 0 0,0-1 0 0 0,-2-1 0 0 0,3 1-5 0 0,0 0 0 0 0,0 0 0 0 0,-1 1 0 0 0,1-1 1 0 0,0 0-1 0 0,0 0 0 0 0,0 0 0 0 0,0 0 0 0 0,0 1 0 0 0,0-1 0 0 0,0 0 0 0 0,0 0 0 0 0,1 0 0 0 0,-1 1 0 0 0,0-1 1 0 0,0 0-1 0 0,1 0 0 0 0,-1 0 0 0 0,0 1 0 0 0,1-1 0 0 0,-1 0 0 0 0,1 1 0 0 0,0-2 0 0 0,3-3 7 0 0,-1 1 0 0 0,1-1 0 0 0,1 1 0 0 0,-1 0 0 0 0,1 0 0 0 0,-1 0 0 0 0,1 1 0 0 0,8-5 0 0 0,-12 7-9 0 0,1 0 0 0 0,-1 0 0 0 0,1 0-1 0 0,-1 0 1 0 0,1 0 0 0 0,0 0 0 0 0,0 1 0 0 0,-1-1 0 0 0,1 1 0 0 0,0-1 0 0 0,0 1 0 0 0,0-1 0 0 0,0 1 0 0 0,0 0-1 0 0,-1 0 1 0 0,1 0 0 0 0,0 0 0 0 0,0 0 0 0 0,0 1 0 0 0,0-1 0 0 0,0 1 0 0 0,0-1 0 0 0,-1 1 0 0 0,1-1-1 0 0,0 1 1 0 0,0 0 0 0 0,-1 0 0 0 0,1 0 0 0 0,-1 0 0 0 0,1 0 0 0 0,-1 0 0 0 0,1 1 0 0 0,-1-1 0 0 0,0 0-1 0 0,1 1 1 0 0,-1-1 0 0 0,0 1 0 0 0,0-1 0 0 0,0 1 0 0 0,1 2 0 0 0,-1-2 9 0 0,-3 7-2 0 0,2-5-7 0 0,0 0 0 0 0,0 0 0 0 0,-1-1 0 0 0,0 1 1 0 0,1 0-1 0 0,-1-1 0 0 0,-1 1 0 0 0,1-1 0 0 0,-1 1 0 0 0,1-1 0 0 0,-3 4 0 0 0,0-4 34 0 0,1 0 0 0 0,-1 0 0 0 0,1 0 0 0 0,-1-1 0 0 0,0 1 0 0 0,0-1 0 0 0,-1 0 0 0 0,1 0 0 0 0,0 0 0 0 0,-9 1 0 0 0,10-2 180 0 0,-4-2-77 0 0,6 1-130 0 0,1 1 0 0 0,-1-1 0 0 0,1 0 0 0 0,-1 0 0 0 0,0 0 0 0 0,1 0 1 0 0,-1 0-1 0 0,0 0 0 0 0,1 0 0 0 0,-1 0 0 0 0,0 0 0 0 0,1 0 0 0 0,-1-1 1 0 0,0 1-1 0 0,1 0 0 0 0,-1 0 0 0 0,1 0 0 0 0,-1-1 0 0 0,0 1 0 0 0,1 0 0 0 0,-1-1 1 0 0,1 1-1 0 0,-1-1 0 0 0,1 1 0 0 0,-1-1 0 0 0,1 1 0 0 0,-1-1 0 0 0,1-1-6 0 0,-1 1 1 0 0,1-1-1 0 0,0 1 0 0 0,0-1 0 0 0,-1 1 0 0 0,1 0 0 0 0,0-1 1 0 0,1 1-1 0 0,-1-1 0 0 0,0 1 0 0 0,0-1 0 0 0,1 1 0 0 0,-1-1 1 0 0,0 1-1 0 0,1-1 0 0 0,0 1 0 0 0,-1 0 0 0 0,1-1 0 0 0,0 1 1 0 0,1-2-1 0 0,1-1-8 0 0,-1 1 1 0 0,1 0 0 0 0,0 1 0 0 0,0-1-1 0 0,0 0 1 0 0,0 1 0 0 0,0 0 0 0 0,1 0-1 0 0,-1 0 1 0 0,1 0 0 0 0,3-1 0 0 0,-5 2 1 0 0,0 0 0 0 0,-1 0 0 0 0,1 0 1 0 0,0 1-1 0 0,0-1 0 0 0,0 1 0 0 0,0-1 0 0 0,0 1 1 0 0,0 0-1 0 0,0 0 0 0 0,0 0 0 0 0,0 0 1 0 0,0 0-1 0 0,0 0 0 0 0,0 0 0 0 0,0 1 1 0 0,0-1-1 0 0,-1 1 0 0 0,1-1 0 0 0,0 1 0 0 0,0 0 1 0 0,0 0-1 0 0,-1 0 0 0 0,1 0 0 0 0,0 0 1 0 0,-1 0-1 0 0,1 0 0 0 0,-1 1 0 0 0,1-1 1 0 0,-1 1-1 0 0,0-1 0 0 0,1 1 0 0 0,-1-1 0 0 0,0 1 1 0 0,0 0-1 0 0,0-1 0 0 0,0 1 0 0 0,-1 0 1 0 0,1 0-1 0 0,0 0 0 0 0,-1 0 0 0 0,1 0 0 0 0,-1 0 1 0 0,1 2-1 0 0,-1-2 10 0 0,0 4 17 0 0,1-5-22 0 0,-1-1-1 0 0,1 1 1 0 0,-1 0 0 0 0,0 0 0 0 0,1-1-1 0 0,-1 1 1 0 0,0 0 0 0 0,0 0 0 0 0,1-1 0 0 0,-1 1-1 0 0,0 0 1 0 0,0 0 0 0 0,0 0 0 0 0,0-1-1 0 0,0 1 1 0 0,0 0 0 0 0,0 0 0 0 0,-1-1 0 0 0,1 1-1 0 0,0 0 1 0 0,0 0 0 0 0,0 0 0 0 0,-1-1-1 0 0,1 1 1 0 0,0 0 0 0 0,-1-1 0 0 0,1 1-1 0 0,-1 0 1 0 0,1-1 0 0 0,-1 1 0 0 0,1-1 0 0 0,-1 1-1 0 0,0 0 1 0 0,1-1 0 0 0,-1 1 0 0 0,1-1-1 0 0,-1 0 1 0 0,0 1 0 0 0,1-1 0 0 0,-1 0-1 0 0,0 1 1 0 0,0-1 0 0 0,1 0 0 0 0,-1 0 0 0 0,0 1-1 0 0,0-1 1 0 0,0 0 0 0 0,1 0 0 0 0,-1 0-1 0 0,0 0 1 0 0,0 0 0 0 0,0 0 0 0 0,-5-1-108 0 0,0 0 0 0 0,0 1-1 0 0,1-2 1 0 0,-1 1 0 0 0,0-1 0 0 0,1 0 0 0 0,-1 0 0 0 0,1 0 0 0 0,0-1 0 0 0,0 0 0 0 0,0 0 0 0 0,0 0 0 0 0,-6-6 0 0 0,10 8-39 0 0,0 0 134 0 0,1 1 0 0 0,-1 0-1 0 0,1-1 1 0 0,-1 1 0 0 0,1 0-1 0 0,0-1 1 0 0,-1 1 0 0 0,1 0 0 0 0,0-1-1 0 0,-1 1 1 0 0,1 0 0 0 0,0-1-1 0 0,0 1 1 0 0,-1-1 0 0 0,1 1-1 0 0,0-1 1 0 0,0 1 0 0 0,0-1 0 0 0,0 1-1 0 0,-1-1 1 0 0,1 1 0 0 0,0-1-1 0 0,0 1 1 0 0,0-1 0 0 0,0 1 0 0 0,0-1-1 0 0,0 1 1 0 0,0-1 0 0 0,1 1-1 0 0,-1-1 1 0 0,0 1 0 0 0,0-1-1 0 0,0 1 1 0 0,0 0 0 0 0,1-1 0 0 0,-1 1-1 0 0,0-1 1 0 0,1 0 0 0 0,11-22-446 0 0,20 9-1277 0 0,-21 12-1797 0 0,1 0-3971 0 0</inkml:trace>
 </inkml:ink>
 </file>
 
@@ -8176,21 +7368,17 @@
           <inkml:channelProperty channel="OE" name="resolution" value="1000" units="1/deg"/>
         </inkml:channelProperties>
       </inkml:inkSource>
-      <inkml:timestamp xml:id="ts0" timeString="2025-09-12T02:08:35.633"/>
+      <inkml:timestamp xml:id="ts0" timeString="2025-09-12T00:37:05.478"/>
     </inkml:context>
     <inkml:brush xml:id="br0">
       <inkml:brushProperty name="width" value="0.035" units="cm"/>
       <inkml:brushProperty name="height" value="0.035" units="cm"/>
     </inkml:brush>
   </inkml:definitions>
-  <inkml:trace contextRef="#ctx0" brushRef="#br0">80 67 892 0 0,'0'0'16988'0'0,"15"-32"-15033"0"0,-13 31-1951 0 0,0 0 1 0 0,0 1-1 0 0,0-1 0 0 0,1 1 0 0 0,-1-1 1 0 0,0 1-1 0 0,0 0 0 0 0,0 0 1 0 0,0 0-1 0 0,1 0 0 0 0,-1 0 0 0 0,0 1 1 0 0,0-1-1 0 0,0 1 0 0 0,0-1 0 0 0,0 1 1 0 0,0 0-1 0 0,0 0 0 0 0,0 0 1 0 0,0 0-1 0 0,0 0 0 0 0,0 0 0 0 0,0 0 1 0 0,2 3-1 0 0,-2-3 2 0 0,-3 3 18 0 0,0 0 0 0 0,0 0 0 0 0,0-1-1 0 0,-1 1 1 0 0,1 0 0 0 0,-1-1-1 0 0,0 1 1 0 0,0-1 0 0 0,0 0-1 0 0,0 0 1 0 0,-1 1 0 0 0,1-2-1 0 0,-1 1 1 0 0,0 0 0 0 0,0 0-1 0 0,0-1 1 0 0,0 1 0 0 0,0-1-1 0 0,-1 0 1 0 0,1 0 0 0 0,-1-1-1 0 0,1 1 1 0 0,-1-1 0 0 0,0 1-1 0 0,-5 0 1 0 0,7-1 25 0 0,1-1-38 0 0,0 1 0 0 0,0-1 0 0 0,-1 0 0 0 0,1 0 0 0 0,0 1 0 0 0,-1-1 1 0 0,1 0-1 0 0,0 0 0 0 0,-1 0 0 0 0,1 0 0 0 0,0-1 0 0 0,-1 1 0 0 0,1 0 1 0 0,0-1-1 0 0,-1 1 0 0 0,1 0 0 0 0,0-1 0 0 0,0 0 0 0 0,0 1 0 0 0,-1-1 1 0 0,1 0-1 0 0,0 1 0 0 0,0-1 0 0 0,0 0 0 0 0,0 0 0 0 0,0 0 0 0 0,-1-2 1 0 0,3 0-25 0 0,-1-1 0 0 0,1 1 1 0 0,0 0-1 0 0,0-1 1 0 0,0 1-1 0 0,1 0 0 0 0,-1 0 1 0 0,1-1-1 0 0,0 1 0 0 0,0 1 1 0 0,0-1-1 0 0,0 0 1 0 0,1 0-1 0 0,-1 1 0 0 0,1-1 1 0 0,-1 1-1 0 0,1 0 1 0 0,0 0-1 0 0,0 0 0 0 0,0 0 1 0 0,0 0-1 0 0,5-2 1 0 0,-6 4-22 0 0,14-4-70 0 0,-15 4 99 0 0,1 1 1 0 0,0-1-1 0 0,-1 1 0 0 0,1-1 1 0 0,0 1-1 0 0,-1 0 1 0 0,1 0-1 0 0,-1-1 1 0 0,0 1-1 0 0,1 0 1 0 0,-1 1-1 0 0,0-1 1 0 0,1 0-1 0 0,-1 0 1 0 0,0 0-1 0 0,0 1 1 0 0,1 1-1 0 0,-1-1-24 0 0,0 1 24 0 0,-1 0 1 0 0,0 0-1 0 0,-1 0 1 0 0,1 0-1 0 0,0 0 0 0 0,-1 0 1 0 0,0 0-1 0 0,1 0 1 0 0,-1-1-1 0 0,0 1 1 0 0,-1 0-1 0 0,1 0 0 0 0,0-1 1 0 0,-1 1-1 0 0,0 0 1 0 0,1-1-1 0 0,-1 0 1 0 0,0 1-1 0 0,0-1 0 0 0,-3 2 1 0 0,4-3 11 0 0,-14 5-2 0 0,13-6-21 0 0,0 0 0 0 0,0-1 0 0 0,0 1 1 0 0,0-1-1 0 0,1 1 0 0 0,-1-1 0 0 0,0 0 0 0 0,1 0 1 0 0,-1 0-1 0 0,0 0 0 0 0,1 0 0 0 0,-1 0 0 0 0,1 0 1 0 0,0-1-1 0 0,-1 1 0 0 0,1 0 0 0 0,0-1 0 0 0,0 1 1 0 0,0-1-1 0 0,0 1 0 0 0,0-1 0 0 0,0 0 0 0 0,0 1 1 0 0,0-1-1 0 0,1 0 0 0 0,-1 0 0 0 0,1 1 0 0 0,-1-1 1 0 0,1 0-1 0 0,0 0 0 0 0,0 0 0 0 0,0 0 0 0 0,0 0 1 0 0,0 1-1 0 0,0-4 0 0 0,0 1-14 0 0,0-1 0 0 0,1 1 1 0 0,0-1-1 0 0,-1 1 0 0 0,2-1 0 0 0,-1 1 1 0 0,0-1-1 0 0,1 1 0 0 0,0 0 0 0 0,0 0 1 0 0,0 0-1 0 0,0 0 0 0 0,1 0 0 0 0,2-4 0 0 0,-4 7 8 0 0,0 1 19 0 0,-1-1 1 0 0,1 1-1 0 0,-1-1 1 0 0,1 1-1 0 0,-1-1 1 0 0,1 1-1 0 0,-1 0 1 0 0,1-1-1 0 0,0 1 1 0 0,-1 0 0 0 0,1-1-1 0 0,-1 1 1 0 0,1 0-1 0 0,0 0 1 0 0,-1-1-1 0 0,1 1 1 0 0,0 0-1 0 0,-1 0 1 0 0,1 0-1 0 0,0 0 1 0 0,-1 0-1 0 0,1 0 1 0 0,0 0-1 0 0,-1 0 1 0 0,1 0-1 0 0,0 0 1 0 0,-1 1-1 0 0,1-1 1 0 0,1 0-1 0 0,-1 0 3 0 0,1 1-1 0 0,-1-1 1 0 0,1 0 0 0 0,0 0-1 0 0,-1 1 1 0 0,1-1-1 0 0,-1 1 1 0 0,1-1-1 0 0,-1 1 1 0 0,1 0-1 0 0,-1-1 1 0 0,0 1-1 0 0,1 0 1 0 0,1 1-1 0 0,-2 2 5 0 0,1-1 1 0 0,-1 0-1 0 0,0 1 0 0 0,0-1 0 0 0,0 1 0 0 0,0-1 0 0 0,-1 1 0 0 0,1-1 0 0 0,-1 1 0 0 0,0-1 0 0 0,0 1 0 0 0,0 0 0 0 0,-1-1 0 0 0,1 1 0 0 0,-1-1 0 0 0,0 1 1 0 0,0-1-1 0 0,0 1 0 0 0,0-1 0 0 0,-3 5 0 0 0,-23 29 29 0 0,25-36-28 0 0,2 0-12 0 0,-1-1 1 0 0,0 1 0 0 0,0-1-1 0 0,0 1 1 0 0,1-1-1 0 0,-1 1 1 0 0,0-1 0 0 0,0 0-1 0 0,0 0 1 0 0,0 1 0 0 0,0-1-1 0 0,0 0 1 0 0,0 0-1 0 0,1 0 1 0 0,-1 0 0 0 0,0 0-1 0 0,0 0 1 0 0,0 0-1 0 0,0-1 1 0 0,0 1 0 0 0,0 0-1 0 0,0 0 1 0 0,0-1 0 0 0,1 1-1 0 0,-1 0 1 0 0,0-1-1 0 0,0 1 1 0 0,0-1 0 0 0,1 1-1 0 0,-1-1 1 0 0,0 1-1 0 0,1-1 1 0 0,-1 0 0 0 0,0 1-1 0 0,1-1 1 0 0,-1 0 0 0 0,1 0-1 0 0,-1 1 1 0 0,0-2-1 0 0,0-1-32 0 0,1-1 0 0 0,-1 1 0 0 0,1 0 0 0 0,-1-1 0 0 0,1 1-1 0 0,0-1 1 0 0,0 1 0 0 0,1 0 0 0 0,-1-1 0 0 0,1 1 0 0 0,0 0-1 0 0,-1-1 1 0 0,1 1 0 0 0,1 0 0 0 0,-1 0 0 0 0,0 0 0 0 0,1 0-1 0 0,0 0 1 0 0,0 0 0 0 0,0 0 0 0 0,0 1 0 0 0,0-1 0 0 0,0 0-1 0 0,1 1 1 0 0,-1 0 0 0 0,3-3 0 0 0,-3 4 10 0 0,-2 1 25 0 0,0 0 1 0 0,0-1-1 0 0,0 1 0 0 0,0 0 1 0 0,1-1-1 0 0,-1 1 1 0 0,0 0-1 0 0,0 0 1 0 0,0-1-1 0 0,1 1 1 0 0,-1 0-1 0 0,0-1 1 0 0,0 1-1 0 0,1 0 0 0 0,-1 0 1 0 0,0 0-1 0 0,0-1 1 0 0,1 1-1 0 0,-1 0 1 0 0,0 0-1 0 0,1 0 1 0 0,-1 0-1 0 0,0 0 1 0 0,1-1-1 0 0,-1 1 0 0 0,0 0 1 0 0,1 0-1 0 0,-1 0 1 0 0,1 0-1 0 0,-1 0 1 0 0,0 0-1 0 0,1 0 1 0 0,-1 0-1 0 0,0 0 1 0 0,1 0-1 0 0,-1 0 0 0 0,0 1 1 0 0,1-1-1 0 0,-1 0 1 0 0,0 0-1 0 0,1 0 1 0 0,-1 0-1 0 0,1 1 1 0 0,15 5-103 0 0,-15-5 122 0 0,0 0-35 0 0,2 14-28 0 0,-2-14 38 0 0,1 9 3 0 0,-17 21 7 0 0,13-29-162 0 0,1 1-1 0 0,-1-1 0 0 0,0 1 1 0 0,0-1-1 0 0,0 0 1 0 0,0 0-1 0 0,0 0 0 0 0,-1 0 1 0 0,1 0-1 0 0,0 0 1 0 0,-1-1-1 0 0,-3 3 0 0 0,4-4-881 0 0,-12-1-8889 0 0</inkml:trace>
-  <inkml:trace contextRef="#ctx0" brushRef="#br0" timeOffset="1613.57">114 54 948 0 0,'0'0'8288'0'0,"0"-10"-1377"0"0,-27 212-2179 0 0,15-103-3902 0 0,12-97-809 0 0,-1 47 50 0 0,-17 121 5 0 0,11-103 10 0 0,6-65-85 0 0,-5 52 10 0 0,-1 9-29 0 0,7-61 16 0 0,0 1 3 0 0,0 7-7 0 0,0-7 1 0 0,-5 57 26 0 0,-9 24-28 0 0,14-82 10 0 0,-4 19-2 0 0,4-19 0 0 0,-2 12 1 0 0,0-5 0 0 0,1-7-6 0 0,1 0 5 0 0,-2 5-4 0 0,2-5-1 0 0,-4 33-61 0 0,4-33 65 0 0,1 1-25 0 0,-2 3 20 0 0,14-2 53 0 0,-5-4-47 0 0,1-1-1 0 0,-1-1 0 0 0,1 0 0 0 0,-1 0 0 0 0,10-4 1 0 0,-1 2-5 0 0,85-6 110 0 0,0 6 1 0 0,150 12 0 0 0,-124-2 209 0 0,-125-6-295 0 0,0 0-1252 0 0,18 0 3834 0 0,-6 1-5276 0 0,-10-1-2540 0 0</inkml:trace>
-  <inkml:trace contextRef="#ctx0" brushRef="#br0" timeOffset="2499.15">777 773 1476 0 0,'0'0'5208'0'0,"-3"-11"3590"0"0,1 14-8509 0 0,0 0 0 0 0,0 0 0 0 0,0 0 0 0 0,1 0 0 0 0,-1 0 0 0 0,1 0 0 0 0,0 0 0 0 0,0 0 0 0 0,0 1 0 0 0,1-1 0 0 0,-1 0 0 0 0,1 1 0 0 0,-1-1-1 0 0,1 1 1 0 0,1 4 0 0 0,1 67 1676 0 0,-1-62-1617 0 0,0 194 529 0 0,-1-205-1151 0 0,0 4 568 0 0,0-2-365 0 0,0-1-2789 0 0</inkml:trace>
-  <inkml:trace contextRef="#ctx0" brushRef="#br0" timeOffset="3106.16">804 767 1532 0 0,'0'0'4461'0'0,"-1"-9"5152"0"0,5 16-8957 0 0,0 1 1 0 0,1 0-1 0 0,-1-1 0 0 0,1 0 0 0 0,1 0 0 0 0,0 0 1 0 0,0-1-1 0 0,10 9 0 0 0,59 46 442 0 0,-49-43-959 0 0,32 28 24 0 0,-56-43-154 0 0,2 4-1 0 0,-4-6-7 0 0,0 1-1 0 0,0-1 1 0 0,0 0-1 0 0,0 1 0 0 0,0-1 1 0 0,0 0-1 0 0,-1 0 0 0 0,1 1 1 0 0,0-1-1 0 0,-1 0 0 0 0,1 1 1 0 0,-1-1-1 0 0,0 0 1 0 0,1 0-1 0 0,-1 0 0 0 0,0 0 1 0 0,1 0-1 0 0,-1 1 0 0 0,0-1 1 0 0,0-1-1 0 0,0 1 1 0 0,0 0-1 0 0,0 0 0 0 0,0 0 1 0 0,-2 0-1 0 0,-25 20 16 0 0,-44 16 414 0 0,-2 2-518 0 0,27-10-4325 0 0,46-29 2891 0 0,-2 4-908 0 0,0-3 237 0 0</inkml:trace>
-  <inkml:trace contextRef="#ctx0" brushRef="#br0" timeOffset="3689.69">1033 804 120 0 0,'0'0'2187'0'0,"-10"-19"11510"0"0,8 21-13406 0 0,0 1 1 0 0,1-1-1 0 0,-1 1 1 0 0,0-1-1 0 0,1 1 0 0 0,0-1 1 0 0,-1 1-1 0 0,1 0 0 0 0,0 0 1 0 0,0 0-1 0 0,1-1 0 0 0,-1 1 1 0 0,1 0-1 0 0,-1 0 0 0 0,1 0 1 0 0,0 5-1 0 0,-2 60 1774 0 0,2-56-1635 0 0,-7 115 957 0 0,-2-45-5487 0 0,9-80 2921 0 0,0 2-95 0 0,9 8-11331 0 0</inkml:trace>
-  <inkml:trace contextRef="#ctx0" brushRef="#br0" timeOffset="4525.58">1052 954 744 0 0,'0'0'10370'0'0,"4"-16"-9020"0"0,-2-26 110 0 0,-6-59-1 0 0,4 99-1311 0 0,-9-20 366 0 0,6 27-369 0 0,0-1 0 0 0,0 1 0 0 0,0 0 0 0 0,1 0 0 0 0,0 0 0 0 0,0 0 0 0 0,0 0 0 0 0,0 0 0 0 0,1 1 0 0 0,0-1 0 0 0,0 1 0 0 0,0-1 0 0 0,1 7 0 0 0,-1 77 821 0 0,2-84-920 0 0,5 176 531 0 0,-6-179-587 0 0,2 26-815 0 0,1-19-3274 0 0</inkml:trace>
-  <inkml:trace contextRef="#ctx0" brushRef="#br0" timeOffset="5001.68">1062 961 1812 0 0,'-1'-1'2128'0'0,"1"1"-1934"0"0,0 0-1 0 0,0-1 0 0 0,-1 1 1 0 0,1 0-1 0 0,0 0 1 0 0,0 0-1 0 0,0 0 1 0 0,0-1-1 0 0,0 1 1 0 0,0 0-1 0 0,0 0 0 0 0,0 0 1 0 0,2-4 4255 0 0,-2 4-4255 0 0,0 0-1 0 0,1 0 1 0 0,-1 0-1 0 0,0 0 0 0 0,0 0 1 0 0,0 0-1 0 0,0 0 1 0 0,1 0-1 0 0,-1-1 1 0 0,0 1-1 0 0,0 0 1 0 0,0 0-1 0 0,1 0 0 0 0,-1 0 1 0 0,0 0-1 0 0,0 1 1 0 0,0-1-1 0 0,0 0 1 0 0,1 0-1 0 0,-1 0 1 0 0,0 0-1 0 0,30-3 4771 0 0,56 5-5068 0 0,-61-1 1681 0 0,12 0-1529 0 0,61 1 808 0 0,-36-4-6932 0 0,-57 2 3747 0 0,5-2-1197 0 0,-3 0-809 0 0,2-2 504 0 0</inkml:trace>
-  <inkml:trace contextRef="#ctx0" brushRef="#br0" timeOffset="6165.14">1418 963 288 0 0,'0'0'16817'0'0,"16"3"-15035"0"0,101 5 156 0 0,-114-8-1930 0 0,0 0 10 0 0,6 1-18 0 0,7 2-241 0 0,-7-1-3133 0 0,10-2-11458 0 0</inkml:trace>
+  <inkml:trace contextRef="#ctx0" brushRef="#br0">1 206 2504 0 0,'0'0'16372'0'0,"40"3"-12117"0"0,-11 0-3249 0 0,1-2 0 0 0,0-1-1 0 0,0-1 1 0 0,57-10-1 0 0,36-4-828 0 0,-74 9-163 0 0,16-2-24 0 0,102-9 25 0 0,-164 17-23 0 0,-1 0 4 0 0,7-1 0 0 0,-6 1-2 0 0,20-1 647 0 0,-9 2-5394 0 0</inkml:trace>
+  <inkml:trace contextRef="#ctx0" brushRef="#br0" timeOffset="516.41">710 30 1028 0 0,'-3'-9'19219'0'0,"3"29"-18034"0"0,1-1 0 0 0,0 0 0 0 0,1 0-1 0 0,6 24 1 0 0,2 20 77 0 0,-3 17-1058 0 0,-7-78-563 0 0,1 5-366 0 0,-2 1-2574 0 0,0-3-2630 0 0</inkml:trace>
+  <inkml:trace contextRef="#ctx0" brushRef="#br0" timeOffset="1144.22">842 6 148 0 0,'-5'-6'16345'0'0,"3"10"-15853"0"0,1-1 1 0 0,0 1-1 0 0,0-1 1 0 0,0 1-1 0 0,0-1 1 0 0,1 1-1 0 0,-1 0 1 0 0,1-1-1 0 0,0 5 1 0 0,9 70 2107 0 0,-5-46-2000 0 0,6 97-224 0 0,-10-127-559 0 0,0 16 513 0 0,0-13-2298 0 0</inkml:trace>
+  <inkml:trace contextRef="#ctx0" brushRef="#br0" timeOffset="1855.01">876 149 1340 0 0,'-8'4'18720'0'0,"61"-5"-17285"0"0,0-1 0 0 0,0-3 0 0 0,53-12 1 0 0,12 0-807 0 0,-39 6-640 0 0,25-3-1382 0 0,-36 10-9691 0 0,-64 4 6250 0 0,0 0 3422 0 0,-2 1 212 0 0</inkml:trace>
 </inkml:ink>
 </file>
 
@@ -8214,15 +7402,22 @@
           <inkml:channelProperty channel="OE" name="resolution" value="1000" units="1/deg"/>
         </inkml:channelProperties>
       </inkml:inkSource>
-      <inkml:timestamp xml:id="ts0" timeString="2025-09-12T02:08:32.930"/>
+      <inkml:timestamp xml:id="ts0" timeString="2025-09-12T00:36:38.497"/>
     </inkml:context>
     <inkml:brush xml:id="br0">
       <inkml:brushProperty name="width" value="0.035" units="cm"/>
       <inkml:brushProperty name="height" value="0.035" units="cm"/>
     </inkml:brush>
   </inkml:definitions>
-  <inkml:trace contextRef="#ctx0" brushRef="#br0">17 56 520 0 0,'0'-1'3148'0'0,"-3"-9"6979"0"0,1 13-9709 0 0,0 1 1 0 0,0 0-1 0 0,1 0 0 0 0,-1 0 0 0 0,1 0 0 0 0,0 0 1 0 0,0 0-1 0 0,1 0 0 0 0,-1 0 0 0 0,1 0 0 0 0,0 0 1 0 0,0 6-1 0 0,5 67 1528 0 0,-2-30-1111 0 0,-2 26-183 0 0,-1-71-496 0 0,-1 7 608 0 0,-2-9-539 0 0,1-13-387 0 0,3-15-159 0 0,1 1 0 0 0,1-1 0 0 0,8-34 0 0 0,-8 51 273 0 0,0 0 0 0 0,0 0-1 0 0,1 0 1 0 0,0 0 0 0 0,1 1 0 0 0,0-1 0 0 0,1 1 0 0 0,0 0 0 0 0,1 1 0 0 0,13-17 0 0 0,-18 24 14 0 0,0 0 1 0 0,0 1 0 0 0,0-1-1 0 0,0 0 1 0 0,0 1 0 0 0,0-1-1 0 0,1 1 1 0 0,-1 0-1 0 0,0 0 1 0 0,1 0 0 0 0,-1 0-1 0 0,1 0 1 0 0,-1 0 0 0 0,1 1-1 0 0,-1-1 1 0 0,1 1 0 0 0,-1 0-1 0 0,1 0 1 0 0,0 0-1 0 0,-1 0 1 0 0,1 0 0 0 0,0 0-1 0 0,-1 1 1 0 0,1-1 0 0 0,-1 1-1 0 0,1 0 1 0 0,-1 0 0 0 0,4 1-1 0 0,3 10-51 0 0,-12 19 74 0 0,2-23 10 0 0,-1-1 0 0 0,0 0 0 0 0,0 0 0 0 0,-1 0 0 0 0,0 0 0 0 0,-1 0 0 0 0,1-1 0 0 0,-1 1 0 0 0,-8 9 0 0 0,-1-3 12 0 0,0 0 0 0 0,0-2 1 0 0,-2 1-1 0 0,-21 13 0 0 0,35-25-21 0 0,0 0 5 0 0,1 1 6 0 0,0-1-1 0 0,-1 0 0 0 0,1 0 1 0 0,0 0-1 0 0,-1 0 1 0 0,1 0-1 0 0,0 1 0 0 0,0-1 1 0 0,-1 0-1 0 0,1 0 1 0 0,0 0-1 0 0,0 1 0 0 0,-1-1 1 0 0,1 0-1 0 0,0 0 1 0 0,0 1-1 0 0,0-1 0 0 0,-1 0 1 0 0,1 1-1 0 0,0-1 1 0 0,0 0-1 0 0,0 1 0 0 0,0-1 1 0 0,0 0-1 0 0,0 1 0 0 0,0-1 1 0 0,0 0-1 0 0,0 1 1 0 0,0-1-1 0 0,0 0 0 0 0,0 1 1 0 0,0-1-1 0 0,0 0 1 0 0,0 1-1 0 0,0-1 0 0 0,0 0 1 0 0,0 1-1 0 0,0-1 1 0 0,0 0-1 0 0,0 0 0 0 0,1 1 1 0 0,-1-1-1 0 0,0 0 0 0 0,0 1 1 0 0,1-1-1 0 0,8 17 245 0 0,67 36 442 0 0,-44-34-3356 0 0,-31-18 1440 0 0,4 2-479 0 0,12 3-8737 0 0,-17-6 10186 0 0</inkml:trace>
-  <inkml:trace contextRef="#ctx0" brushRef="#br0" timeOffset="528.79">237 54 908 0 0,'0'0'3585'0'0,"5"-20"5177"0"0,3 19-7945 0 0,0 0 0 0 0,1 0 0 0 0,-1 1 1 0 0,0 0-1 0 0,10 1 0 0 0,-10 0-634 0 0,1 0 0 0 0,-1 0 0 0 0,1 1 0 0 0,-1 0 0 0 0,0 1 0 0 0,0 0 0 0 0,0 0 0 0 0,13 8-1 0 0,-19-10-165 0 0,-1 1 0 0 0,0-1 0 0 0,0 0 0 0 0,0 1-1 0 0,-1-1 1 0 0,1 1 0 0 0,0-1 0 0 0,0 1-1 0 0,-1-1 1 0 0,1 1 0 0 0,-1 0 0 0 0,1-1-1 0 0,-1 1 1 0 0,0 0 0 0 0,0-1 0 0 0,0 1-1 0 0,0 0 1 0 0,0 0 0 0 0,0-1 0 0 0,0 1-1 0 0,0 0 1 0 0,-1-1 0 0 0,1 1 0 0 0,-1 0 0 0 0,1-1-1 0 0,-1 1 1 0 0,0-1 0 0 0,0 1 0 0 0,1-1-1 0 0,-1 1 1 0 0,-2 2 0 0 0,-35 49 47 0 0,33-47-43 0 0,-32 47-40 0 0,36-51 50 0 0,-1 1 1 0 0,1 0-1 0 0,0 0 1 0 0,0-1-1 0 0,0 1 1 0 0,0 0 0 0 0,1 0-1 0 0,-1 0 1 0 0,1 0-1 0 0,0 0 1 0 0,0 0-1 0 0,0 0 1 0 0,0 0-1 0 0,0 0 1 0 0,1 0-1 0 0,-1-1 1 0 0,1 1-1 0 0,1 4 1 0 0,-1-5 2 0 0,1 1 0 0 0,0-1 1 0 0,0 0-1 0 0,0-1 0 0 0,0 1 1 0 0,0 0-1 0 0,0 0 0 0 0,0-1 0 0 0,0 1 1 0 0,1-1-1 0 0,-1 0 0 0 0,0 0 0 0 0,1 0 1 0 0,-1 0-1 0 0,1 0 0 0 0,0 0 0 0 0,-1-1 1 0 0,1 1-1 0 0,4-1 0 0 0,3 2 31 0 0,39 3-2168 0 0,-20-7-2890 0 0,-9 0-3273 0 0</inkml:trace>
+  <inkml:trace contextRef="#ctx0" brushRef="#br0">985 19 1808 0 0,'0'-1'7951'0'0,"-2"-8"523"0"0,0 20-7652 0 0,1 0-1 0 0,0 0 1 0 0,0 0 0 0 0,1 0-1 0 0,0 0 1 0 0,4 21 0 0 0,-1 3 261 0 0,3 110 1405 0 0,10 463 283 0 0,-22-442-3081 0 0,-3-98-7252 0 0,8-66 4928 0 0</inkml:trace>
+  <inkml:trace contextRef="#ctx0" brushRef="#br0" timeOffset="1048.98">955 8 492 0 0,'3'-8'16348'0'0,"-12"13"-15748"0"0,1 1 0 0 0,0-1 0 0 0,1 1-1 0 0,-1 1 1 0 0,1 0 0 0 0,0 0 0 0 0,1 0 0 0 0,0 1 0 0 0,-7 9 0 0 0,-19 22 585 0 0,-42 29-96 0 0,-4-2 1 0 0,-136 88-1 0 0,-15 11-756 0 0,177-125-506 0 0,-66 56 793 0 0,44-31-4614 0 0,72-64 3138 0 0,-4 4-2322 0 0</inkml:trace>
+  <inkml:trace contextRef="#ctx0" brushRef="#br0" timeOffset="7872.59">19 777 1788 0 0,'0'0'10124'0'0,"3"-2"-8559"0"0,15-6 7583 0 0,-10 6-8470 0 0,33 15 761 0 0,-40-13-1321 0 0,31 11 511 0 0,19 9-580 0 0,-49-20-53 0 0,35 16 45 0 0,-35-15-36 0 0,28 13 33 0 0,-25-11-42 0 0,33 19-17 0 0,-9-8 62 0 0,1-2 0 0 0,33 10 0 0 0,-60-21-35 0 0,4 1 0 0 0,-4-1 4 0 0,6 2 1 0 0,102 33 255 0 0,-109-35-261 0 0,17 4 23 0 0,28 12-12 0 0,-45-17-4 0 0,35 10 754 0 0,159 39 689 0 0,-194-48-1449 0 0,40 12 38 0 0,-40-13-42 0 0,11 5-4 0 0,-6-2 8 0 0,-6-3-7 0 0,1 1 4 0 0,6 2 3 0 0,-6-2-8 0 0,34 14-58 0 0,-35-14-92 0 0</inkml:trace>
+  <inkml:trace contextRef="#ctx0" brushRef="#br0" timeOffset="9365.67">721 445 1820 0 0,'0'0'8898'0'0,"-1"-8"-1688"0"0,2 5-7550 0 0,0 2 913 0 0,45-2 1305 0 0,-20 3-1586 0 0,-23 0-212 0 0,23 1 101 0 0,-132 22-195 0 0,58-12-224 0 0,46-10 188 0 0,15-8-190 0 0,50-11 219 0 0,-34 12-839 0 0,-7 3-3890 0 0,-19 3 2551 0 0,11-1-7617 0 0</inkml:trace>
+  <inkml:trace contextRef="#ctx0" brushRef="#br0" timeOffset="11553.53">1001 441 112 0 0,'-6'5'20413'0'0,"28"0"-19580"0"0,0-1 0 0 0,0-1 0 0 0,1-1-1 0 0,0-1 1 0 0,29-2 0 0 0,-8 0 331 0 0,40-2-170 0 0,-81 3-961 0 0,34-1 61 0 0,74 3 23 0 0,-4 2-85 0 0,-73-3-9 0 0,75 2 634 0 0,-28-1-599 0 0,117 17 0 0 0,-64-2-33 0 0,-91-14-39 0 0,93 13 18 0 0,-134-16 3 0 0,1 0-2 0 0,9 2-1 0 0,0-1-2 0 0,-8 0-3 0 0,8-1 4 0 0,-1 1-1 0 0,45 3-8 0 0,-22-2 1 0 0,88 9 14 0 0,-112-10-7 0 0,31 3 7 0 0,50 10-14 0 0,-82-12 2 0 0,109 17 46 0 0,-109-18-1729 0 0,9 0 5338 0 0,-7 1-4903 0 0,-3 1-6155 0 0</inkml:trace>
+  <inkml:trace contextRef="#ctx0" brushRef="#br0" timeOffset="12053.43">2792 608 1056 0 0,'-17'-1'3508'0'0,"-8"-3"14735"0"0,51 8-16028 0 0,-13-1-3241 0 0,68 8 7031 0 0,-53-9-11938 0 0,0-1-10832 0 0</inkml:trace>
+  <inkml:trace contextRef="#ctx0" brushRef="#br0" timeOffset="13508.94">736 737 3188 0 0,'-1'-8'22596'0'0,"2"16"-22407"0"0,0 0-1 0 0,-1 1 0 0 0,0-1 0 0 0,0 1 1 0 0,-1-1-1 0 0,0 0 0 0 0,-1 1 1 0 0,0-1-1 0 0,-3 9 0 0 0,-4 28-507 0 0,7-34-593 0 0,-1 15-6400 0 0</inkml:trace>
+  <inkml:trace contextRef="#ctx0" brushRef="#br0" timeOffset="13813.54">665 850 1292 0 0,'0'0'13771'0'0,"24"-9"-7423"0"0,39-3-2440 0 0,-35 6-6985 0 0,-18 3 161 0 0,4 2-14006 0 0</inkml:trace>
+  <inkml:trace contextRef="#ctx0" brushRef="#br0" timeOffset="14617.7">1032 852 188 0 0,'0'0'2734'0'0,"-23"-4"19455"0"0,261 4-17069 0 0,-106 2-4656 0 0,-67 1-317 0 0,-32-1-1637 0 0,1-1-3962 0 0,-30 1 3112 0 0</inkml:trace>
 </inkml:ink>
 </file>
 
@@ -8246,15 +7441,20 @@
           <inkml:channelProperty channel="OE" name="resolution" value="1000" units="1/deg"/>
         </inkml:channelProperties>
       </inkml:inkSource>
-      <inkml:timestamp xml:id="ts0" timeString="2025-09-12T02:08:31.118"/>
+      <inkml:timestamp xml:id="ts0" timeString="2025-09-12T00:36:22.517"/>
     </inkml:context>
     <inkml:brush xml:id="br0">
       <inkml:brushProperty name="width" value="0.035" units="cm"/>
       <inkml:brushProperty name="height" value="0.035" units="cm"/>
     </inkml:brush>
   </inkml:definitions>
-  <inkml:trace contextRef="#ctx0" brushRef="#br0">0 71 1860 0 0,'0'0'11606'0'0,"8"13"-8539"0"0,-6 26-902 0 0,-3 54-1 0 0,-1-21-220 0 0,1-93-1648 0 0,0 15-294 0 0,1 1 1 0 0,0-1 0 0 0,0 1-1 0 0,0-1 1 0 0,0 1-1 0 0,3-9 1 0 0,3-10-33 0 0,1 0 1 0 0,1 1-1 0 0,17-34 0 0 0,-21 50-9 0 0,-1 0 1 0 0,1 1-1 0 0,0 0 0 0 0,1 0 1 0 0,-1 0-1 0 0,1 1 0 0 0,1-1 1 0 0,-1 1-1 0 0,1 0 0 0 0,-1 1 1 0 0,1-1-1 0 0,1 1 0 0 0,-1 0 0 0 0,0 1 1 0 0,14-6-1 0 0,-18 9 26 0 0,-1-1 0 0 0,0 0 1 0 0,0 1-1 0 0,1-1 0 0 0,-1 1 0 0 0,0 0 0 0 0,0 0 1 0 0,1-1-1 0 0,-1 1 0 0 0,0 0 0 0 0,1 0 0 0 0,-1 0 1 0 0,0 0-1 0 0,1 0 0 0 0,-1 0 0 0 0,0 1 0 0 0,1-1 1 0 0,-1 0-1 0 0,0 1 0 0 0,1-1 0 0 0,-1 1 0 0 0,0-1 1 0 0,0 1-1 0 0,0 0 0 0 0,0-1 0 0 0,1 1 0 0 0,-1 0 0 0 0,0 0 1 0 0,0 0-1 0 0,-1 0 0 0 0,1 0 0 0 0,0 0 0 0 0,0 0 1 0 0,0 0-1 0 0,-1 0 0 0 0,1 0 0 0 0,0 1 0 0 0,-1-1 1 0 0,1 0-1 0 0,-1 0 0 0 0,1 1 0 0 0,-1-1 0 0 0,0 0 1 0 0,0 1-1 0 0,1-1 0 0 0,-1 0 0 0 0,0 1 0 0 0,0-1 1 0 0,0 0-1 0 0,-1 3 0 0 0,1 4 11 0 0,-1 1 1 0 0,0-1 0 0 0,-1 0-1 0 0,0 1 1 0 0,0-1-1 0 0,-5 11 1 0 0,5-13 27 0 0,0-1 0 0 0,-1 0 1 0 0,0 1-1 0 0,0-1 1 0 0,0-1-1 0 0,-1 1 0 0 0,0 0 1 0 0,1-1-1 0 0,-2 0 0 0 0,1 0 1 0 0,0 0-1 0 0,-9 5 1 0 0,10-7-14 0 0,0-1 1 0 0,0 1 0 0 0,0-1 0 0 0,-1 0 0 0 0,1 0 0 0 0,0-1 0 0 0,-1 1 0 0 0,1-1 0 0 0,0 0 0 0 0,-1 0 0 0 0,1 0-1 0 0,-1 0 1 0 0,1 0 0 0 0,0-1 0 0 0,-1 1 0 0 0,1-1 0 0 0,0 0 0 0 0,-1 0 0 0 0,1 0 0 0 0,0-1 0 0 0,0 1 0 0 0,0-1-1 0 0,-4-2 1 0 0,-8-7-90 0 0,32 21 16 0 0,8 6 706 0 0,42 20 0 0 0,-42-23-956 0 0,0 0 0 0 0,27 21 0 0 0,-51-33-549 0 0,4 3 24 0 0</inkml:trace>
-  <inkml:trace contextRef="#ctx0" brushRef="#br0" timeOffset="436.66">344 6 608 0 0,'0'0'13646'0'0,"10"24"-8600"0"0,-13 12-2881 0 0,0 0-1 0 0,-10 41 0 0 0,-3 24-5579 0 0,15-99 1823 0 0,3 4-1343 0 0,-1 1 991 0 0,14 1-11559 0 0</inkml:trace>
+  <inkml:trace contextRef="#ctx0" brushRef="#br0">767 5 612 0 0,'0'0'9846'0'0,"-8"-4"-319"0"0,3 4-7789 0 0,-51 0 2195 0 0,54 0-3728 0 0,-34 2 633 0 0,-504 10 1710 0 0,471-10-4626 0 0,29 1-3016 0 0,38-3 3606 0 0,-6 2-1462 0 0</inkml:trace>
+  <inkml:trace contextRef="#ctx0" brushRef="#br0" timeOffset="1115.53">606 8 316 0 0,'-2'0'12046'0'0,"-9"-1"188"0"0,7 3-12259 0 0,0 22 1417 0 0,0 0 1 0 0,1 32-1 0 0,7 102-331 0 0,-4-152-1005 0 0,2 64-528 0 0,-2-67 215 0 0,0 19-4348 0 0,0-13-1807 0 0</inkml:trace>
+  <inkml:trace contextRef="#ctx0" brushRef="#br0" timeOffset="1800.1">400 409 2148 0 0,'-10'2'16506'0'0,"59"1"-11861"0"0,34-13-2374 0 0,-34 3-1497 0 0,3 2-507 0 0,47-5 437 0 0,-35 7-4805 0 0,-61 3 2657 0 0</inkml:trace>
+  <inkml:trace contextRef="#ctx0" brushRef="#br0" timeOffset="2536.5">449 573 1132 0 0,'0'0'14869'0'0,"46"-1"-10038"0"0,88-12-1478 0 0,21 0-4749 0 0,-153 12 410 0 0,0 2-716 0 0,5-1 1450 0 0</inkml:trace>
+  <inkml:trace contextRef="#ctx0" brushRef="#br0" timeOffset="3168.21">624 590 148 0 0,'6'40'18988'0'0,"-3"11"-9490"0"0,-2 6-8695 0 0,-1 1-8323 0 0,-1-4-7756 0 0</inkml:trace>
+  <inkml:trace contextRef="#ctx0" brushRef="#br0" timeOffset="4735.37">640 582 832 0 0,'0'0'4459'0'0,"-9"-2"6459"0"0,7 2-9586 0 0,1 1-668 0 0,0 57 2194 0 0,4 13-1658 0 0,10 92 1293 0 0,-13-161-2483 0 0,11 45-238 0 0,-11-45 149 0 0,-1 9-107 0 0,1-4-2402 0 0</inkml:trace>
+  <inkml:trace contextRef="#ctx0" brushRef="#br0" timeOffset="5507.7">532 939 2148 0 0,'0'0'8510'0'0,"-8"2"-1399"0"0,75-1-2200 0 0,41-17-3501 0 0,-59 7-879 0 0,-46 9-509 0 0,-3-1-29 0 0,1 1 0 0 0,0 0 0 0 0,0-1 0 0 0,0 1 0 0 0,-1 0 0 0 0,1 0 0 0 0,0 0 0 0 0,0 0 0 0 0,0-1 0 0 0,0 1 0 0 0,-1 0-1 0 0,1 1 1 0 0,0-1 0 0 0,0 0 0 0 0,0 0 0 0 0,0 0 0 0 0,-1 0 0 0 0,1 1 0 0 0,0-1 0 0 0,0 0 0 0 0,0 1 0 0 0,-1-1 0 0 0,1 0 0 0 0,0 1 0 0 0,-1-1 0 0 0,1 1 0 0 0,0-1 0 0 0,-1 1 0 0 0,1 0 0 0 0,0 0 0 0 0,-1 3 5 0 0,-1-1 0 0 0,1 1 1 0 0,-1 0-1 0 0,0-1 1 0 0,0 1-1 0 0,0 0 0 0 0,0-1 1 0 0,-1 0-1 0 0,-3 7 0 0 0,4-8 2 0 0,-12 25 9 0 0,0 0 1 0 0,-2-1 0 0 0,-25 34-1 0 0,39-59 1 0 0,1 0-3 0 0,0-1-1 0 0,0 1 1 0 0,0-1 0 0 0,0 1-1 0 0,-1-1 1 0 0,1 1-1 0 0,0-1 1 0 0,0 1 0 0 0,0-1-1 0 0,-1 1 1 0 0,1-1-1 0 0,0 1 1 0 0,-1-1-1 0 0,1 1 1 0 0,-1-1 0 0 0,1 0-1 0 0,0 1 1 0 0,-1-1-1 0 0,1 0 1 0 0,-1 1 0 0 0,1-1-1 0 0,-1 0 1 0 0,1 0-1 0 0,-1 1 1 0 0,1-1 0 0 0,-1 0-1 0 0,1 0 1 0 0,-1 0-1 0 0,1 0 1 0 0,-1 0-1 0 0,1 0 1 0 0,-1 1 0 0 0,0-1-1 0 0,1 0 1 0 0,-1-1-1 0 0,1 1 1 0 0,-1 0 0 0 0,1 0-1 0 0,-1 0 1 0 0,1 0-1 0 0,-1-1 1 0 0,-1 1 6 0 0,0 0 0 0 0,0-1 0 0 0,1 1 0 0 0,-1-1 0 0 0,1 1 0 0 0,-1-1-1 0 0,0 0 1 0 0,1 1 0 0 0,-1-1 0 0 0,1 0 0 0 0,0 0 0 0 0,-1 0 0 0 0,1 0 0 0 0,-2-2 0 0 0,-44-82 86 0 0,25 44-319 0 0,21 40-114 0 0,-5-6-510 0 0</inkml:trace>
 </inkml:ink>
 </file>
 
@@ -8278,251 +7478,23 @@
           <inkml:channelProperty channel="OE" name="resolution" value="1000" units="1/deg"/>
         </inkml:channelProperties>
       </inkml:inkSource>
-      <inkml:timestamp xml:id="ts0" timeString="2025-09-12T02:08:27.038"/>
+      <inkml:timestamp xml:id="ts0" timeString="2025-09-12T00:36:14.640"/>
     </inkml:context>
     <inkml:brush xml:id="br0">
       <inkml:brushProperty name="width" value="0.035" units="cm"/>
       <inkml:brushProperty name="height" value="0.035" units="cm"/>
     </inkml:brush>
   </inkml:definitions>
-  <inkml:trace contextRef="#ctx0" brushRef="#br0">23 185 40 0 0,'0'0'1735'0'0,"-23"-4"17762"0"0,39 4-19027 0 0,0 0-1 0 0,0 2 1 0 0,16 3-1 0 0,-18-3-444 0 0,-12-2 4 0 0,43 6 149 0 0,3 0-145 0 0,58-1-6 0 0,-34-5 105 0 0,-69 0-127 0 0,35 0 14 0 0,-22 1-11 0 0,26 0 2 0 0,35 2-7 0 0,-75-3 0 0 0,0 0 0 0 0,7 0-5 0 0,-4 0 4 0 0,6-1 0 0 0,27-1-6 0 0,35 0 10 0 0,-45 1-8 0 0,-25 1 6 0 0,-1 0-2 0 0,7 1 0 0 0,-7-1 2 0 0</inkml:trace>
-  <inkml:trace contextRef="#ctx0" brushRef="#br0" timeOffset="2552">744 220 1380 0 0,'0'0'17713'0'0,"22"-26"-15098"0"0,54-120-1982 0 0,-76 145-636 0 0,0 0 3 0 0,0 1 0 0 0,1 0 0 0 0,-1-1 0 0 0,0 1 0 0 0,0 0 0 0 0,0-1 0 0 0,0 1 1 0 0,1 0-1 0 0,-1-1 0 0 0,0 1 0 0 0,0 0 0 0 0,1-1 0 0 0,-1 1 0 0 0,0 0 0 0 0,1 0 0 0 0,-1 0 0 0 0,0-1 0 0 0,1 1 0 0 0,-1 0 0 0 0,0 0 0 0 0,1 0 0 0 0,-1 0 0 0 0,1-1 0 0 0,-1 1 0 0 0,0 0 0 0 0,1 0 0 0 0,-1 0 0 0 0,0 0 0 0 0,1 0 0 0 0,-1 0 0 0 0,1 0 0 0 0,-1 0 0 0 0,0 0 0 0 0,1 0 0 0 0,-1 0 0 0 0,1 1 0 0 0,-1-1 0 0 0,0 0 0 0 0,1 0 0 0 0,-1 0 0 0 0,0 0 0 0 0,1 1 0 0 0,-1-1 0 0 0,0 0 0 0 0,1 0 0 0 0,-1 1 0 0 0,0-1 0 0 0,0 0 0 0 0,1 0 0 0 0,-1 1 0 0 0,3 3 6 0 0,0 8-2 0 0,3 14 5 0 0,-1 0 0 0 0,-2 0 0 0 0,1 49 0 0 0,-1-11 29 0 0,-3-62-10 0 0,2 2 119 0 0,3 11 327 0 0,-4-15-471 0 0,-1 0 0 0 0,0 0 0 0 0,1 0 0 0 0,-1 0 0 0 0,0 0-1 0 0,1 0 1 0 0,-1 0 0 0 0,0 0 0 0 0,1 0 0 0 0,-1 0 0 0 0,0 0 0 0 0,1 0 0 0 0,-1 0 0 0 0,0 0 0 0 0,1 0 0 0 0,-1 0 0 0 0,0 0 0 0 0,1 0 0 0 0,-1 0 0 0 0,0-1 0 0 0,0 1 0 0 0,1 0 0 0 0,-1 0 0 0 0,0 0 0 0 0,1 0 0 0 0,-1-1 0 0 0,0 1 0 0 0,0 0 0 0 0,0 0 0 0 0,1-1 0 0 0,-1 1 0 0 0,0 0-1 0 0,0 0 1 0 0,0-1 0 0 0,1 1 0 0 0,-1 0 0 0 0,0-1 0 0 0,0 1 0 0 0,0 0 0 0 0,0-1 0 0 0,0 1 0 0 0,0 0 0 0 0,0-1 0 0 0,0 1 0 0 0,0 0 0 0 0,0-1 0 0 0,0 1 0 0 0,0 0 0 0 0,0-1 0 0 0,0 0 0 0 0,90-249 78 0 0,-89 249-101 0 0,4 1-7 0 0,-5 0 27 0 0,1 0 0 0 0,-1 0-1 0 0,1 0 1 0 0,0 0-1 0 0,-1 0 1 0 0,1 0-1 0 0,-1 0 1 0 0,1 0-1 0 0,0 0 1 0 0,-1 0-1 0 0,1 1 1 0 0,-1-1-1 0 0,1 0 1 0 0,-1 0-1 0 0,1 1 1 0 0,-1-1-1 0 0,1 1 1 0 0,-1-1-1 0 0,1 0 1 0 0,-1 1-1 0 0,1-1 1 0 0,-1 1-1 0 0,0-1 1 0 0,1 1-1 0 0,-1-1 1 0 0,0 1 0 0 0,1-1-1 0 0,-1 1 1 0 0,0-1-1 0 0,0 1 1 0 0,1-1-1 0 0,-1 1 1 0 0,0 0-1 0 0,0-1 1 0 0,0 1-1 0 0,0-1 1 0 0,0 1-1 0 0,0 0 1 0 0,0-1-1 0 0,0 1 1 0 0,0-1-1 0 0,0 2 1 0 0,9 42 136 0 0,6 91 0 0 0,-12-98-68 0 0,-3-35 13 0 0,3 5 277 0 0,3 6 187 0 0,-6-13-541 0 0,0 0-1 0 0,1 0 1 0 0,-1 0-1 0 0,0 1 1 0 0,1-1-1 0 0,-1 0 1 0 0,0 0-1 0 0,1 0 1 0 0,-1 0-1 0 0,1 0 1 0 0,-1 0-1 0 0,0 0 1 0 0,1 0-1 0 0,-1 0 1 0 0,0 0-1 0 0,1-1 1 0 0,-1 1-1 0 0,1 0 1 0 0,-1 0-1 0 0,0 0 1 0 0,1 0-1 0 0,-1 0 1 0 0,0-1-1 0 0,1 1 1 0 0,-1 0-1 0 0,0 0 1 0 0,0-1-1 0 0,1 1 1 0 0,-1 0-1 0 0,0 0 1 0 0,0-1-1 0 0,1 1 1 0 0,-1 0-1 0 0,0-1 1 0 0,0 1-1 0 0,0 0 1 0 0,1-1-1 0 0,-1 1 1 0 0,0 0-1 0 0,0-1 1 0 0,12-19 39 0 0,0 1 0 0 0,-2-2 0 0 0,0 0 1 0 0,-1 0-1 0 0,7-27 0 0 0,14-36-132 0 0,-29 82 64 0 0,-1 2 21 0 0,0-1 0 0 0,0 1 0 0 0,0 0 0 0 0,0-1 1 0 0,0 1-1 0 0,0 0 0 0 0,0-1 0 0 0,0 1 1 0 0,0 0-1 0 0,0-1 0 0 0,1 1 0 0 0,-1 0 0 0 0,0-1 1 0 0,0 1-1 0 0,0 0 0 0 0,0-1 0 0 0,1 1 0 0 0,-1 0 1 0 0,0 0-1 0 0,0-1 0 0 0,0 1 0 0 0,1 0 1 0 0,-1 0-1 0 0,0-1 0 0 0,0 1 0 0 0,1 0 0 0 0,-1 0 1 0 0,0 0-1 0 0,1 0 0 0 0,-1-1 0 0 0,0 1 0 0 0,1 0 1 0 0,-1 0-1 0 0,0 0 0 0 0,1 0 0 0 0,-1 0 0 0 0,0 0 1 0 0,1 0-1 0 0,-1 0 0 0 0,0 0 0 0 0,1 0 1 0 0,-1 0-1 0 0,0 0 0 0 0,1 0 0 0 0,-1 0 0 0 0,0 0 1 0 0,1 0-1 0 0,-1 1 0 0 0,0-1 0 0 0,0 0 0 0 0,1 0 1 0 0,-1 0-1 0 0,0 0 0 0 0,1 1 0 0 0,-1-1 1 0 0,0 0-1 0 0,0 0 0 0 0,1 1 0 0 0,-1-1 0 0 0,0 0 1 0 0,0 0-1 0 0,0 1 0 0 0,1-1 0 0 0,-1 0 0 0 0,0 1 1 0 0,0-1-1 0 0,0 0 0 0 0,0 1 0 0 0,10 84 11 0 0,12 68 149 0 0,-21-151-58 0 0,0 2 87 0 0,4 5 195 0 0,-2-10-374 0 0,0 0 0 0 0,0 0-1 0 0,-1 0 1 0 0,1-1 0 0 0,-1 1 0 0 0,1-1-1 0 0,-1 0 1 0 0,0 0 0 0 0,1 0-1 0 0,-1 0 1 0 0,0 0 0 0 0,0 0 0 0 0,-1-1-1 0 0,1 1 1 0 0,0-1 0 0 0,-1 1-1 0 0,1-1 1 0 0,-1 1 0 0 0,0-1-1 0 0,0 0 1 0 0,1-4 0 0 0,25-71-308 0 0,-25 72 288 0 0,44-151-360 0 0,-46 156 312 0 0,0 0 53 0 0,0 1 1 0 0,0 0 0 0 0,0 0-1 0 0,0 0 1 0 0,0-1 0 0 0,0 1-1 0 0,-1 0 1 0 0,1 0 0 0 0,0-1 0 0 0,0 1-1 0 0,0 0 1 0 0,0 0 0 0 0,0-1-1 0 0,0 1 1 0 0,0 0 0 0 0,0 0-1 0 0,0 0 1 0 0,1-1 0 0 0,-1 1-1 0 0,0 0 1 0 0,0 0 0 0 0,0-1 0 0 0,0 1-1 0 0,0 0 1 0 0,0 0 0 0 0,0 0-1 0 0,0-1 1 0 0,1 1 0 0 0,-1 0-1 0 0,0 0 1 0 0,0 0 0 0 0,0 0-1 0 0,0-1 1 0 0,1 1 0 0 0,-1 0 0 0 0,0 0-1 0 0,0 0 1 0 0,0 0 0 0 0,1 0-1 0 0,-1 0 1 0 0,0 0 0 0 0,0 0-1 0 0,0-1 1 0 0,1 1 0 0 0,-1 0 0 0 0,0 0-1 0 0,0 0 1 0 0,1 0 0 0 0,-1 0-1 0 0,0 0 1 0 0,0 0 0 0 0,0 0-1 0 0,1 0 1 0 0,-1 0 0 0 0,0 1-1 0 0,0-1 1 0 0,1 0 0 0 0,-1 0 0 0 0,0 0-1 0 0,0 0 1 0 0,0 0 0 0 0,1 0-1 0 0,-1 0 1 0 0,0 0 0 0 0,0 1-1 0 0,0-1 1 0 0,1 0 0 0 0,-1 0-1 0 0,10 19-196 0 0,29 212 80 0 0,-34-209 151 0 0,-4-20 0 0 0,1-2-20 0 0,-1-1 2 0 0,1 0 1 0 0,0 0-1 0 0,-1 0 0 0 0,1 0 0 0 0,-1 0 0 0 0,1 0 0 0 0,-1 0 1 0 0,0 0-1 0 0,1-1 0 0 0,-1 1 0 0 0,0 0 0 0 0,0-1 0 0 0,0 1 0 0 0,0-1 1 0 0,0 1-1 0 0,0-1 0 0 0,0 0 0 0 0,0 1 0 0 0,-1-1 0 0 0,1-2 1 0 0,0 3 1 0 0,8-18-14 0 0,-8 17 10 0 0,-1 1-16 0 0,2-6 14 0 0,-2 5 2 0 0,1 0-12 0 0,1-5 6 0 0,-2 5 10 0 0,10-55-13 0 0,1 10-32 0 0,-10 45 27 0 0,4-16-98 0 0,-5 16 107 0 0,57 13 149 0 0,196-20 778 0 0,-34 0-1105 0 0,-76 11-4354 0 0,-141-2 3307 0 0,10 2-1406 0 0</inkml:trace>
+  <inkml:trace contextRef="#ctx0" brushRef="#br0">591 215 1624 0 0,'0'0'22008'0'0,"12"5"-19784"0"0,14-4-1567 0 0,1-2 0 0 0,-1 0 0 0 0,1-2 0 0 0,-1 0 0 0 0,37-11 0 0 0,35-4-4133 0 0,-96 17 2374 0 0,4 5-3202 0 0,7 3-10391 0 0</inkml:trace>
+  <inkml:trace contextRef="#ctx0" brushRef="#br0" timeOffset="1992.79">917 202 596 0 0,'0'0'5199'0'0,"-23"1"11914"0"0,30-12-16911 0 0,0 1-1 0 0,1-1 1 0 0,0 1-1 0 0,0 1 1 0 0,1 0-1 0 0,0 0 1 0 0,21-15-1 0 0,-1-2 1196 0 0,-28 25-1381 0 0,-1 1 1 0 0,0-1-1 0 0,1 1 1 0 0,-1-1-1 0 0,1 1 0 0 0,-1-1 1 0 0,1 1-1 0 0,-1 0 1 0 0,1-1-1 0 0,-1 1 1 0 0,1 0-1 0 0,-1-1 0 0 0,1 1 1 0 0,0 0-1 0 0,-1 0 1 0 0,1 0-1 0 0,-1-1 0 0 0,1 1 1 0 0,0 0-1 0 0,-1 0 1 0 0,1 0-1 0 0,0 0 0 0 0,-1 0 1 0 0,1 0-1 0 0,0 0 1 0 0,-1 0-1 0 0,1 0 1 0 0,-1 1-1 0 0,1-1 0 0 0,0 0 1 0 0,0 1-1 0 0,11 20 352 0 0,-1 51 78 0 0,-7-44-268 0 0,2 9-72 0 0,12 49 18 0 0,-18-84-91 0 0,0-2-33 0 0,0 0-1 0 0,0 0 1 0 0,1 0-1 0 0,-1 0 1 0 0,0 0-1 0 0,0 0 1 0 0,0 0-1 0 0,0 0 1 0 0,0 0-1 0 0,1 0 1 0 0,-1 0 0 0 0,0 0-1 0 0,0 0 1 0 0,0 0-1 0 0,0 0 1 0 0,1 0-1 0 0,-1 0 1 0 0,0 0-1 0 0,0 0 1 0 0,0 0-1 0 0,0 0 1 0 0,0 0-1 0 0,1 0 1 0 0,-1 0-1 0 0,0 0 1 0 0,0 0-1 0 0,0 0 1 0 0,0 0-1 0 0,0 0 1 0 0,0 1-1 0 0,1-1 1 0 0,-1 0 0 0 0,0 0-1 0 0,0 0 1 0 0,0 0-1 0 0,0 0 1 0 0,0 0-1 0 0,0 1 1 0 0,0-1-1 0 0,0 0 1 0 0,0 0-1 0 0,0 0 1 0 0,0 0-1 0 0,0 0 1 0 0,0 1-1 0 0,0-1 1 0 0,1 0-1 0 0,-1 0 1 0 0,0 0-1 0 0,-1 0 1 0 0,1 0 0 0 0,0 1-1 0 0,0-1 1 0 0,0 0-1 0 0,0 0 1 0 0,0 0-1 0 0,0 0 1 0 0,0 1-1 0 0,0-1 1 0 0,0 0-1 0 0,0 0 1 0 0,0 0-1 0 0,0 0 1 0 0,0 0-1 0 0,0 0 1 0 0,-1 1-1 0 0,1-1 1 0 0,0 0-1 0 0,0 0 1 0 0,9-15-281 0 0,6-23-400 0 0,37-177-928 0 0,-52 213 1533 0 0,1 2-116 0 0,0 1 192 0 0,0-1 1 0 0,0 1 0 0 0,0-1-1 0 0,0 1 1 0 0,0-1-1 0 0,0 1 1 0 0,0 0-1 0 0,-1-1 1 0 0,1 1 0 0 0,0 0-1 0 0,-1 0 1 0 0,1-1-1 0 0,0 1 1 0 0,-1 0 0 0 0,1 0-1 0 0,-1 0 1 0 0,1 0-1 0 0,-1 0 1 0 0,1 0-1 0 0,-1 0 1 0 0,0 0 0 0 0,0 0-1 0 0,1 0 1 0 0,-1 2-1 0 0,7 35 229 0 0,-5-26-100 0 0,-1-4-54 0 0,5 20 143 0 0,1-1 0 0 0,1 0-1 0 0,13 31 1 0 0,-21-58-219 0 0,0 1 0 0 0,0-1 0 0 0,0 1 0 0 0,0-1 0 0 0,0 0 0 0 0,1 1 0 0 0,-1-1 1 0 0,0 1-1 0 0,0-1 0 0 0,0 0 0 0 0,0 1 0 0 0,1-1 0 0 0,-1 0 0 0 0,0 1 0 0 0,0-1 0 0 0,1 0 0 0 0,-1 0 0 0 0,0 1 0 0 0,1-1 0 0 0,-1 0 0 0 0,0 0 0 0 0,1 1 0 0 0,-1-1 1 0 0,0 0-1 0 0,1 0 0 0 0,-1 0 0 0 0,1 0 0 0 0,-1 1 0 0 0,0-1 0 0 0,1 0 0 0 0,-1 0 0 0 0,1 0 0 0 0,-1 0 0 0 0,0 0 0 0 0,1 0 0 0 0,-1 0 0 0 0,1 0 0 0 0,-1 0 0 0 0,1-1 1 0 0,11-14-185 0 0,4-23-397 0 0,27-157-867 0 0,-43 193 1425 0 0,1 2-58 0 0,-1 0 84 0 0,1 1 1 0 0,0-1-1 0 0,-1 0 0 0 0,0 1 1 0 0,1-1-1 0 0,-1 1 1 0 0,1-1-1 0 0,-1 1 0 0 0,1-1 1 0 0,-1 0-1 0 0,0 1 1 0 0,1 0-1 0 0,-1-1 0 0 0,0 1 1 0 0,0-1-1 0 0,1 1 1 0 0,-1-1-1 0 0,0 1 0 0 0,0-1 1 0 0,0 1-1 0 0,0 0 1 0 0,0-1-1 0 0,0 1 0 0 0,0 0 1 0 0,0-1-1 0 0,0 2 1 0 0,3 21 216 0 0,-2-21-203 0 0,34 171 1621 0 0,-35-171-1612 0 0,5 0 0 0 0,-4-2-34 0 0,-1 0 0 0 0,0 1 0 0 0,1-1-1 0 0,-1 0 1 0 0,1 0 0 0 0,-1 0-1 0 0,0 0 1 0 0,1 1 0 0 0,-1-1 0 0 0,1 0-1 0 0,-1 0 1 0 0,0 0 0 0 0,1 0 0 0 0,-1 0-1 0 0,1 0 1 0 0,-1 0 0 0 0,0 0 0 0 0,1 0-1 0 0,-1 0 1 0 0,1-1 0 0 0,-1 1 0 0 0,0 0-1 0 0,1 0 1 0 0,-1 0 0 0 0,1 0-1 0 0,-1-1 1 0 0,0 1 0 0 0,1 0 0 0 0,-1 0-1 0 0,0 0 1 0 0,1-1 0 0 0,-1 1 0 0 0,0 0-1 0 0,0-1 1 0 0,1 1 0 0 0,-1 0 0 0 0,0-1-1 0 0,0 1 1 0 0,0 0 0 0 0,1-1-1 0 0,-1 1 1 0 0,0-1 0 0 0,0 1 0 0 0,0 0-1 0 0,0-1 1 0 0,0 1 0 0 0,0-1 0 0 0,0 1-1 0 0,0 0 1 0 0,0-1 0 0 0,0 1 0 0 0,0-1-1 0 0,0 0 1 0 0,14-39-535 0 0,-2-2 0 0 0,10-59 0 0 0,-10 42 418 0 0,-11 57 112 0 0,-1 2 18 0 0,0 0-1 0 0,0 0 0 0 0,0 0 0 0 0,0 1 0 0 0,0-1 0 0 0,1 0 0 0 0,-1 0 0 0 0,0 0 0 0 0,0 0 0 0 0,0 0 0 0 0,0 0 0 0 0,0 0 0 0 0,1 0 0 0 0,-1 0 0 0 0,0 0 0 0 0,0 0 0 0 0,0 0 0 0 0,0 0 0 0 0,1 0 0 0 0,-1 0 1 0 0,0 0-1 0 0,0 0 0 0 0,0 0 0 0 0,0 0 0 0 0,1 0 0 0 0,-1 0 0 0 0,0 0 0 0 0,0 0 0 0 0,0 0 0 0 0,0 0 0 0 0,0 0 0 0 0,1 0 0 0 0,-1 0 0 0 0,0 0 0 0 0,0 0 0 0 0,0-1 0 0 0,0 1 0 0 0,0 0 0 0 0,0 0 0 0 0,1 0 0 0 0,-1 0 1 0 0,0 0-1 0 0,0 0 0 0 0,0-1 0 0 0,0 1 0 0 0,0 0 0 0 0,8 19 448 0 0,12 94 1174 0 0,-16-82-1426 0 0,1 0 0 0 0,1 0 1 0 0,13 38-1 0 0,-18-68-191 0 0,6 20 92 0 0,-5-22-116 0 0,-1-1 0 0 0,1 0 0 0 0,0 1 0 0 0,-1-1 0 0 0,0 0 1 0 0,1 0-1 0 0,-1 0 0 0 0,0 0 0 0 0,0 0 0 0 0,0 0 0 0 0,0-1 0 0 0,0 1 1 0 0,-1 0-1 0 0,1 0 0 0 0,0-5 0 0 0,7-48-131 0 0,-4 27 39 0 0,9-54-95 0 0,-12 79 178 0 0,0-2-33 0 0,-2 4 64 0 0,1 0 1 0 0,0 1-1 0 0,0-1 1 0 0,0 1 0 0 0,0-1-1 0 0,0 0 1 0 0,0 1 0 0 0,0-1-1 0 0,0 1 1 0 0,0-1-1 0 0,0 0 1 0 0,0 1 0 0 0,0-1-1 0 0,1 1 1 0 0,-1-1-1 0 0,0 0 1 0 0,0 1 0 0 0,1-1-1 0 0,-1 1 1 0 0,0-1 0 0 0,0 1-1 0 0,1-1 1 0 0,-1 1-1 0 0,1-1 1 0 0,-1 1 0 0 0,1-1-1 0 0,-1 1 1 0 0,0 0-1 0 0,1-1 1 0 0,0 1 0 0 0,-1 0-1 0 0,1-1 1 0 0,-1 1 0 0 0,1 0-1 0 0,-1 0 1 0 0,1-1-1 0 0,-1 1 1 0 0,1 0 0 0 0,0 0-1 0 0,-1 0 1 0 0,1 0-1 0 0,1 0 1 0 0,32 2 497 0 0,1-1-1 0 0,0-2 1 0 0,0-2 0 0 0,57-11-1 0 0,-42 6-1430 0 0,83-3 0 0 0,-88 11-2929 0 0,-43 0 2597 0 0,3 0-710 0 0,1 0-540 0 0</inkml:trace>
+  <inkml:trace contextRef="#ctx0" brushRef="#br0" timeOffset="2508.19">1850 87 616 0 0,'-2'0'1224'0'0,"-1"1"0"0"0,1-1 0 0 0,0 1 1 0 0,-1 0-1 0 0,1 0 0 0 0,0 0 0 0 0,-1 0 0 0 0,1 0 0 0 0,0 1 0 0 0,0-1 0 0 0,0 1 0 0 0,-3 2 1 0 0,5-4-1090 0 0,0 0 0 0 0,0 0 0 0 0,0 1 0 0 0,0-1 1 0 0,-1 0-1 0 0,1 0 0 0 0,0 1 0 0 0,0-1 0 0 0,0 0 1 0 0,0 0-1 0 0,0 1 0 0 0,0-1 0 0 0,0 0 0 0 0,0 0 1 0 0,0 1-1 0 0,1-1 0 0 0,-1 0 0 0 0,0 0 0 0 0,0 0 1 0 0,0 1-1 0 0,0-1 0 0 0,0 0 0 0 0,0 0 0 0 0,0 0 1 0 0,0 1-1 0 0,1-1 0 0 0,-1 0 0 0 0,0 0 0 0 0,0 0 1 0 0,0 0-1 0 0,0 1 0 0 0,1-1 0 0 0,-1 0 0 0 0,0 0 1 0 0,0 0-1 0 0,1 0 0 0 0,-1 0 0 0 0,0 0 0 0 0,0 1 1 0 0,0-1-1 0 0,1 0 0 0 0,-1 0 0 0 0,27 4 112 0 0,361-6 4190 0 0,-127-9-7501 0 0,-259 11 2843 0 0,36-3-3632 0 0,-20-1-2665 0 0</inkml:trace>
+  <inkml:trace contextRef="#ctx0" brushRef="#br0" timeOffset="3220.46">2057 102 344 0 0,'-4'0'1106'0'0,"-86"4"7816"0"0,88-3-8549 0 0,-59 2 4516 0 0,31-1-3069 0 0,17-1 1735 0 0,37-5-1970 0 0,67-9-796 0 0,142-17 425 0 0,-80 24-8332 0 0,-151 6 5914 0 0,9 0-848 0 0</inkml:trace>
+  <inkml:trace contextRef="#ctx0" brushRef="#br0" timeOffset="3780.76">2052 86 572 0 0,'0'0'12714'0'0,"25"8"-7358"0"0,180 2-55 0 0,0-17-7005 0 0,-188 4-339 0 0,-10 1-1750 0 0,1 1-5821 0 0</inkml:trace>
+  <inkml:trace contextRef="#ctx0" brushRef="#br0" timeOffset="4124.95">2258 117 1440 0 0,'0'0'2350'0'0,"20"-1"3342"0"0,-12 0-5017 0 0,101-4 4982 0 0,-73 4-8551 0 0,-4 3-4830 0 0</inkml:trace>
 </inkml:ink>
 </file>
 
 <file path=word/ink/ink2.xml><?xml version="1.0" encoding="utf-8"?>
-<inkml:ink xmlns:inkml="http://www.w3.org/2003/InkML">
-  <inkml:definitions>
-    <inkml:context xml:id="ctx0">
-      <inkml:inkSource xml:id="inkSrc0">
-        <inkml:traceFormat>
-          <inkml:channel name="X" type="integer" min="-2.14748E9" max="2.14748E9" units="cm"/>
-          <inkml:channel name="Y" type="integer" min="-2.14748E9" max="2.14748E9" units="cm"/>
-          <inkml:channel name="F" type="integer" max="32767" units="dev"/>
-          <inkml:channel name="OA" type="integer" max="360" units="deg"/>
-          <inkml:channel name="OE" type="integer" max="90" units="deg"/>
-        </inkml:traceFormat>
-        <inkml:channelProperties>
-          <inkml:channelProperty channel="X" name="resolution" value="1000" units="1/cm"/>
-          <inkml:channelProperty channel="Y" name="resolution" value="1000" units="1/cm"/>
-          <inkml:channelProperty channel="F" name="resolution" value="0" units="1/dev"/>
-          <inkml:channelProperty channel="OA" name="resolution" value="1000" units="1/deg"/>
-          <inkml:channelProperty channel="OE" name="resolution" value="1000" units="1/deg"/>
-        </inkml:channelProperties>
-      </inkml:inkSource>
-      <inkml:timestamp xml:id="ts0" timeString="2025-09-12T02:11:05.702"/>
-    </inkml:context>
-    <inkml:brush xml:id="br0">
-      <inkml:brushProperty name="width" value="0.035" units="cm"/>
-      <inkml:brushProperty name="height" value="0.035" units="cm"/>
-    </inkml:brush>
-  </inkml:definitions>
-  <inkml:trace contextRef="#ctx0" brushRef="#br0">5 144 2656 0 0,'-5'-36'20772'0'0,"58"173"-15611"0"0,-9-27-4467 0 0,-44-109-660 0 0,1 0-1 0 0,-1-1-31 0 0,0 1-1 0 0,0-1 0 0 0,0 0 0 0 0,0 1 0 0 0,0-1 0 0 0,0 0 0 0 0,0 0 0 0 0,1 1 0 0 0,-1-1 0 0 0,0 0 0 0 0,0 1 0 0 0,0-1 1 0 0,0 0-1 0 0,0 0 0 0 0,1 0 0 0 0,-1 1 0 0 0,0-1 0 0 0,0 0 0 0 0,1 0 0 0 0,-1 0 0 0 0,0 1 0 0 0,0-1 0 0 0,1 0 0 0 0,-1 0 1 0 0,0 0-1 0 0,0 0 0 0 0,1 0 0 0 0,-1 0 0 0 0,0 0 0 0 0,1 0 0 0 0,-1 1 0 0 0,0-1 0 0 0,0 0 0 0 0,1 0 0 0 0,-1 0 0 0 0,0 0 1 0 0,1 0-1 0 0,-1-1 0 0 0,0 1 0 0 0,1 0 0 0 0,-1 0 0 0 0,0 0 0 0 0,0 0 0 0 0,1 0 0 0 0,-1 0 0 0 0,0 0 0 0 0,0-1 0 0 0,1 1 1 0 0,-1 0-1 0 0,0 0 0 0 0,0 0 0 0 0,1-1 0 0 0,-1 1 0 0 0,0 0 0 0 0,0 0 0 0 0,0 0 0 0 0,0-1 0 0 0,1 1 0 0 0,-1 0 0 0 0,0 0 0 0 0,0-1 1 0 0,0 1-1 0 0,3-9-30 0 0,0 0 0 0 0,-1 0 0 0 0,0 0 0 0 0,0 0 0 0 0,-1 0 0 0 0,0 0 0 0 0,-1 0 0 0 0,-1-14 0 0 0,2-2-24 0 0,-2-93-731 0 0,1 116 209 0 0,0-6 1240 0 0,0 5-2281 0 0</inkml:trace>
-  <inkml:trace contextRef="#ctx0" brushRef="#br0" timeOffset="612.22">310 266 1800 0 0,'-1'-29'11000'0'0,"0"19"-8785"0"0,0 9-2013 0 0,0-1 0 0 0,0 1 1 0 0,-1 0-1 0 0,1-1 0 0 0,0 1 0 0 0,0 0 1 0 0,-1 0-1 0 0,1 0 0 0 0,-1 0 1 0 0,1 0-1 0 0,-1 0 0 0 0,1 1 0 0 0,-1-1 1 0 0,0 1-1 0 0,1-1 0 0 0,-1 1 1 0 0,0-1-1 0 0,1 1 0 0 0,-1 0 1 0 0,0 0-1 0 0,-2-1 0 0 0,2 2 29 0 0,-29 32 1019 0 0,28-24-1182 0 0,0 1-1 0 0,0 0 1 0 0,1 0 0 0 0,0 0-1 0 0,1 0 1 0 0,0 0 0 0 0,1 0-1 0 0,1 17 1 0 0,5 20-4956 0 0,-5-45 3479 0 0,2 5-1319 0 0</inkml:trace>
-  <inkml:trace contextRef="#ctx0" brushRef="#br0" timeOffset="816.17">188 332 528 0 0,'0'0'7909'0'0,"48"-1"-4232"0"0,-26-4-4757 0 0,6-3-5609 0 0,-15 4 4748 0 0</inkml:trace>
-  <inkml:trace contextRef="#ctx0" brushRef="#br0" timeOffset="1370.99">375 1 1928 0 0,'0'0'9308'0'0,"0"0"-9164"0"0,0 0-1 0 0,-1 0 1 0 0,1 0-1 0 0,-1 0 1 0 0,1 0-1 0 0,0 0 1 0 0,-1 0-1 0 0,1 0 1 0 0,-1 0-1 0 0,1 0 1 0 0,0 0-1 0 0,-1 1 1 0 0,1-1-1 0 0,0 0 1 0 0,-1 0-1 0 0,1 0 1 0 0,-1 0-1 0 0,1 1 1 0 0,0-1-1 0 0,0 0 1 0 0,-1 0-1 0 0,1 1 0 0 0,0-1 1 0 0,-1 0-1 0 0,1 1 1 0 0,0-1-1 0 0,0 0 1 0 0,-1 1-1 0 0,32 99 3900 0 0,-20-66-3215 0 0,0 0-1 0 0,10 66 1 0 0,-20-88-758 0 0,0-1 0 0 0,-1 1 0 0 0,0 0 0 0 0,-1-1 0 0 0,0 1 0 0 0,-1 0 1 0 0,0-1-1 0 0,-1 1 0 0 0,-1-1 0 0 0,1 0 0 0 0,-2 0 0 0 0,-10 20 0 0 0,7-19-726 0 0,-6 7-2622 0 0</inkml:trace>
-</inkml:ink>
-</file>
-
-<file path=word/ink/ink20.xml><?xml version="1.0" encoding="utf-8"?>
-<inkml:ink xmlns:inkml="http://www.w3.org/2003/InkML">
-  <inkml:definitions>
-    <inkml:context xml:id="ctx0">
-      <inkml:inkSource xml:id="inkSrc0">
-        <inkml:traceFormat>
-          <inkml:channel name="X" type="integer" min="-2.14748E9" max="2.14748E9" units="cm"/>
-          <inkml:channel name="Y" type="integer" min="-2.14748E9" max="2.14748E9" units="cm"/>
-          <inkml:channel name="F" type="integer" max="32767" units="dev"/>
-          <inkml:channel name="OA" type="integer" max="360" units="deg"/>
-          <inkml:channel name="OE" type="integer" max="90" units="deg"/>
-        </inkml:traceFormat>
-        <inkml:channelProperties>
-          <inkml:channelProperty channel="X" name="resolution" value="1000" units="1/cm"/>
-          <inkml:channelProperty channel="Y" name="resolution" value="1000" units="1/cm"/>
-          <inkml:channelProperty channel="F" name="resolution" value="0" units="1/dev"/>
-          <inkml:channelProperty channel="OA" name="resolution" value="1000" units="1/deg"/>
-          <inkml:channelProperty channel="OE" name="resolution" value="1000" units="1/deg"/>
-        </inkml:channelProperties>
-      </inkml:inkSource>
-      <inkml:timestamp xml:id="ts0" timeString="2025-09-12T02:08:16.090"/>
-    </inkml:context>
-    <inkml:brush xml:id="br0">
-      <inkml:brushProperty name="width" value="0.035" units="cm"/>
-      <inkml:brushProperty name="height" value="0.035" units="cm"/>
-    </inkml:brush>
-  </inkml:definitions>
-  <inkml:trace contextRef="#ctx0" brushRef="#br0">9 122 1860 0 0,'9'-2'19853'0'0,"-11"7"-21052"0"0,2-3 1495 0 0,-7 51 1077 0 0,-1 20-213 0 0,8-71-335 0 0,35-7-677 0 0,-30 2-148 0 0,54-8-2 0 0,39-5-4 0 0,-69 11 16 0 0,2-1-28 0 0,2 1 0 0 0,44 1 0 0 0,-53 3 12 0 0,0 1-2 0 0,-1 1 1 0 0,97 5-26 0 0,56-5-188 0 0,-174-1 170 0 0,3 0 1517 0 0,4-1-3538 0 0,17-2-15159 0 0</inkml:trace>
-  <inkml:trace contextRef="#ctx0" brushRef="#br0" timeOffset="619.84">768 42 2032 0 0,'1'-1'193'0'0,"-1"1"-1"0"0,0 0 0 0 0,0 0 1 0 0,0 0-1 0 0,0 0 1 0 0,0-1-1 0 0,0 1 1 0 0,0 0-1 0 0,0 0 0 0 0,0 0 1 0 0,0-1-1 0 0,-2-2 4234 0 0,2 3-4233 0 0,0 0-1 0 0,0 0 0 0 0,-1 0 1 0 0,1-1-1 0 0,0 1 1 0 0,0 0-1 0 0,0 0 1 0 0,0 0-1 0 0,-1 0 1 0 0,1 0-1 0 0,0 0 0 0 0,0 0 1 0 0,0 0-1 0 0,-1 0 1 0 0,1 0-1 0 0,0 0 1 0 0,0 0-1 0 0,0 0 0 0 0,0 0 1 0 0,-1 0-1 0 0,1 1 1 0 0,0-1-1 0 0,0 0 1 0 0,0 0-1 0 0,-1 0 0 0 0,-3 16 4160 0 0,1 29-3012 0 0,3-41-473 0 0,-6 138 4176 0 0,4-91-4358 0 0,0 0-4261 0 0,1-17-2308 0 0,-1-1-3592 0 0</inkml:trace>
-  <inkml:trace contextRef="#ctx0" brushRef="#br0" timeOffset="1356.13">760 39 976 0 0,'0'0'8658'0'0,"5"-12"-927"0"0,3 15-7158 0 0,0 1 0 0 0,0 0 0 0 0,0 0 1 0 0,-1 1-1 0 0,1 0 0 0 0,-1 0 0 0 0,0 1 0 0 0,0 0 0 0 0,-1 0 1 0 0,0 0-1 0 0,10 14 0 0 0,23 20 1050 0 0,-16-21-1174 0 0,40 38 62 0 0,-62-56-541 0 0,14 14-357 0 0,-14-15 372 0 0,-1 1-1 0 0,1-1 0 0 0,-1 1 0 0 0,0-1 1 0 0,1 1-1 0 0,-1-1 0 0 0,0 1 1 0 0,1 0-1 0 0,-1-1 0 0 0,0 1 1 0 0,0 0-1 0 0,1-1 0 0 0,-1 1 1 0 0,0 0-1 0 0,0-1 0 0 0,0 1 0 0 0,0 0 1 0 0,0-1-1 0 0,0 1 0 0 0,0 0 1 0 0,0-1-1 0 0,0 1 0 0 0,0 0 1 0 0,-1-1-1 0 0,1 1 0 0 0,0-1 1 0 0,0 1-1 0 0,-1 0 0 0 0,1-1 1 0 0,0 1-1 0 0,-1-1 0 0 0,1 1 0 0 0,-1 0 1 0 0,-158 98 862 0 0,90-60-3414 0 0,68-38 1848 0 0,-7 2-430 0 0</inkml:trace>
-  <inkml:trace contextRef="#ctx0" brushRef="#br0" timeOffset="1867.08">1032 11 920 0 0,'0'0'4131'0'0,"-4"-10"6835"0"0,2 12-10697 0 0,1 0-1 0 0,-1 0 0 0 0,1 0 0 0 0,-1 1 0 0 0,1-1 0 0 0,0 1 0 0 0,0-1 1 0 0,0 1-1 0 0,0-1 0 0 0,1 1 0 0 0,-1-1 0 0 0,1 1 0 0 0,0 0 0 0 0,-1 2 1 0 0,-3 50 2009 0 0,4-47-1956 0 0,-3 63 141 0 0,-1 8 3233 0 0,2-26-4826 0 0,1-10-4850 0 0,0-3-6646 0 0</inkml:trace>
-</inkml:ink>
-</file>
-
-<file path=word/ink/ink21.xml><?xml version="1.0" encoding="utf-8"?>
-<inkml:ink xmlns:inkml="http://www.w3.org/2003/InkML">
-  <inkml:definitions>
-    <inkml:context xml:id="ctx0">
-      <inkml:inkSource xml:id="inkSrc0">
-        <inkml:traceFormat>
-          <inkml:channel name="X" type="integer" min="-2.14748E9" max="2.14748E9" units="cm"/>
-          <inkml:channel name="Y" type="integer" min="-2.14748E9" max="2.14748E9" units="cm"/>
-          <inkml:channel name="F" type="integer" max="32767" units="dev"/>
-          <inkml:channel name="OA" type="integer" max="360" units="deg"/>
-          <inkml:channel name="OE" type="integer" max="90" units="deg"/>
-        </inkml:traceFormat>
-        <inkml:channelProperties>
-          <inkml:channelProperty channel="X" name="resolution" value="1000" units="1/cm"/>
-          <inkml:channelProperty channel="Y" name="resolution" value="1000" units="1/cm"/>
-          <inkml:channelProperty channel="F" name="resolution" value="0" units="1/dev"/>
-          <inkml:channelProperty channel="OA" name="resolution" value="1000" units="1/deg"/>
-          <inkml:channelProperty channel="OE" name="resolution" value="1000" units="1/deg"/>
-        </inkml:channelProperties>
-      </inkml:inkSource>
-      <inkml:timestamp xml:id="ts0" timeString="2025-09-12T02:07:50.901"/>
-    </inkml:context>
-    <inkml:brush xml:id="br0">
-      <inkml:brushProperty name="width" value="0.035" units="cm"/>
-      <inkml:brushProperty name="height" value="0.035" units="cm"/>
-    </inkml:brush>
-  </inkml:definitions>
-  <inkml:trace contextRef="#ctx0" brushRef="#br0">108 64 184 0 0,'0'0'19238'0'0,"10"-20"-18726"0"0,-7 19-531 0 0,10 6-42 0 0,-9-2 59 0 0,-5-1 8 0 0,-1 0 0 0 0,1 0 0 0 0,-1 0 0 0 0,1 0 0 0 0,-1 0 0 0 0,0 0 0 0 0,0 0 0 0 0,0 0 0 0 0,0-1 0 0 0,-4 4 0 0 0,2-3 11 0 0,0 0 1 0 0,0 0-1 0 0,1-1 0 0 0,-1 1 1 0 0,-1-1-1 0 0,1 0 1 0 0,-7 1-1 0 0,9-1-13 0 0,1-1-1 0 0,-1 0 1 0 0,1 0 0 0 0,0 0-1 0 0,-1 0 1 0 0,1 0 0 0 0,-1-1-1 0 0,1 1 1 0 0,0 0 0 0 0,-1-1-1 0 0,1 1 1 0 0,0-1 0 0 0,-1 1-1 0 0,1-1 1 0 0,0 1 0 0 0,0-1-1 0 0,-1 0 1 0 0,1 0 0 0 0,0 0-1 0 0,0 0 1 0 0,0 0 0 0 0,0 0-1 0 0,0 0 1 0 0,0 0 0 0 0,0 0-1 0 0,1 0 1 0 0,-2-2 0 0 0,1 2-3 0 0,1-1-8 0 0,1 0 3 0 0,-1 0 0 0 0,0 1 0 0 0,1-1 0 0 0,-1 0 0 0 0,1 0 0 0 0,-1 1 0 0 0,1-1 0 0 0,0 1 0 0 0,0-1 0 0 0,0 1 0 0 0,-1-1 0 0 0,2 1 0 0 0,-1-1 0 0 0,0 1 0 0 0,0 0 0 0 0,0-1 0 0 0,1 1 0 0 0,-1 0 0 0 0,0 0 0 0 0,1 0 0 0 0,-1 0 1 0 0,1 0-1 0 0,-1 1 0 0 0,1-1 0 0 0,0 0 0 0 0,-1 1 0 0 0,1-1 0 0 0,0 1 0 0 0,0-1 0 0 0,-1 1 0 0 0,1 0 0 0 0,0 0 0 0 0,0 0 0 0 0,-1 0 0 0 0,1 0 0 0 0,0 0 0 0 0,0 0 0 0 0,-1 1 0 0 0,1-1 0 0 0,0 1 0 0 0,-1-1 0 0 0,1 1 0 0 0,0-1 0 0 0,1 2 0 0 0,-1 0-3 0 0,0 2 7 0 0,1 12-2 0 0,-4-12 13 0 0,-1 0-1 0 0,1 0 1 0 0,-1-1-1 0 0,0 1 1 0 0,-1 0-1 0 0,1-1 0 0 0,0 1 1 0 0,-1-1-1 0 0,0 0 1 0 0,-4 4-1 0 0,5-5 59 0 0,1-2-66 0 0,0 0 1 0 0,0 1-1 0 0,0-1 1 0 0,0 0-1 0 0,0 0 0 0 0,0 1 1 0 0,-1-1-1 0 0,1 0 1 0 0,0 0-1 0 0,0 0 1 0 0,0 0-1 0 0,0-1 0 0 0,0 1 1 0 0,0 0-1 0 0,0 0 1 0 0,-1-1-1 0 0,1 1 1 0 0,0-1-1 0 0,0 1 0 0 0,0-1 1 0 0,0 1-1 0 0,0-1 1 0 0,0 1-1 0 0,1-1 1 0 0,-1 0-1 0 0,0 0 0 0 0,0 1 1 0 0,0-1-1 0 0,1 0 1 0 0,-1 0-1 0 0,0 0 1 0 0,1 0-1 0 0,-1 0 0 0 0,1 0 1 0 0,-1 0-1 0 0,1 0 1 0 0,-1 0-1 0 0,1 0 1 0 0,0 0-1 0 0,0 0 0 0 0,-1-1 1 0 0,1 1-1 0 0,0 0 1 0 0,0 0-1 0 0,0 0 1 0 0,0 0-1 0 0,0 0 0 0 0,1-3 1 0 0,-1 3-29 0 0,0-1 0 0 0,0 0 1 0 0,0 0-1 0 0,0 1 0 0 0,0-1 0 0 0,1 0 0 0 0,-1 1 1 0 0,0-1-1 0 0,1 0 0 0 0,0 1 0 0 0,-1-1 0 0 0,1 0 1 0 0,0 1-1 0 0,0-1 0 0 0,0 1 0 0 0,0-1 0 0 0,0 1 1 0 0,0 0-1 0 0,0-1 0 0 0,0 1 0 0 0,1 0 1 0 0,-1 0-1 0 0,0 0 0 0 0,1 0 0 0 0,-1 0 0 0 0,1 0 1 0 0,-1 0-1 0 0,1 0 0 0 0,0 1 0 0 0,-1-1 0 0 0,1 1 1 0 0,0-1-1 0 0,-1 1 0 0 0,1 0 0 0 0,0-1 1 0 0,0 1-1 0 0,-1 0 0 0 0,1 0 0 0 0,2 0 0 0 0,-2 0-29 0 0,1 1 45 0 0,-1 1 0 0 0,1-1 0 0 0,-1 0 0 0 0,0 0 0 0 0,1 1 0 0 0,-1-1 0 0 0,0 1 0 0 0,0 0 0 0 0,0 0 0 0 0,-1 0 0 0 0,1 0 0 0 0,0 0 0 0 0,-1 0 0 0 0,1 0 0 0 0,1 3 0 0 0,-2-3 5 0 0,-2 2 2 0 0,1 0 0 0 0,-1 0-1 0 0,0 0 1 0 0,0 0-1 0 0,0 0 1 0 0,-1 0 0 0 0,0-1-1 0 0,1 1 1 0 0,-1 0-1 0 0,0-1 1 0 0,-1 0 0 0 0,1 1-1 0 0,-1-1 1 0 0,1 0-1 0 0,-1 0 1 0 0,0 0 0 0 0,0 0-1 0 0,0-1 1 0 0,-7 5-1 0 0,8-6-5 0 0,1 0 11 0 0,0 0 0 0 0,0 0 0 0 0,0 0 0 0 0,0 0 0 0 0,0-1 1 0 0,-1 1-1 0 0,1 0 0 0 0,0-1 0 0 0,0 1 0 0 0,-1-1 0 0 0,1 1 0 0 0,0-1 0 0 0,-1 0 1 0 0,1 1-1 0 0,0-1 0 0 0,-1 0 0 0 0,1 0 0 0 0,-1 0 0 0 0,1 0 0 0 0,0 0 1 0 0,-1 0-1 0 0,1-1 0 0 0,0 1 0 0 0,-1 0 0 0 0,1-1 0 0 0,0 1 0 0 0,-1-1 1 0 0,1 1-1 0 0,0-1 0 0 0,0 0 0 0 0,0 1 0 0 0,-1-1 0 0 0,1 0 0 0 0,0 0 1 0 0,0 0-1 0 0,0 0 0 0 0,0 0 0 0 0,0 0 0 0 0,1 0 0 0 0,-3-2 0 0 0,2-1-77 0 0,-1 1 0 0 0,1-1-1 0 0,0 0 1 0 0,-1 0 0 0 0,2 1-1 0 0,-1-1 1 0 0,0 0 0 0 0,1 0-1 0 0,0 0 1 0 0,-1 0-1 0 0,2 0 1 0 0,-1 0 0 0 0,0 0-1 0 0,1 0 1 0 0,0 1 0 0 0,0-1-1 0 0,0 0 1 0 0,0 0-1 0 0,0 1 1 0 0,1-1 0 0 0,0 1-1 0 0,0-1 1 0 0,0 1 0 0 0,0-1-1 0 0,3-2 1 0 0,-4 5-49 0 0,-1 0 109 0 0,1 1 0 0 0,-1 0 0 0 0,0-1 0 0 0,0 1 1 0 0,1-1-1 0 0,-1 1 0 0 0,0 0 0 0 0,1-1 1 0 0,-1 1-1 0 0,0 0 0 0 0,1-1 0 0 0,-1 1 0 0 0,0 0 1 0 0,1 0-1 0 0,-1-1 0 0 0,1 1 0 0 0,-1 0 1 0 0,0 0-1 0 0,1 0 0 0 0,-1 0 0 0 0,1-1 0 0 0,-1 1 1 0 0,1 0-1 0 0,-1 0 0 0 0,1 0 0 0 0,-1 0 1 0 0,1 0-1 0 0,-1 0 0 0 0,0 0 0 0 0,1 0 0 0 0,-1 0 1 0 0,1 1-1 0 0,-1-1 0 0 0,1 0 0 0 0,-1 0 1 0 0,1 0-1 0 0,-1 0 0 0 0,0 1 0 0 0,1-1 0 0 0,-1 0 1 0 0,1 1-1 0 0,20 10-272 0 0,-21-10 283 0 0,2 1 1 0 0,0-1-1 0 0,-1 1 1 0 0,0 0 0 0 0,1 0 0 0 0,-1 0-1 0 0,0 0 1 0 0,0 1 0 0 0,0-1 0 0 0,0 0-1 0 0,0 0 1 0 0,0 1 0 0 0,-1-1 0 0 0,1 0-1 0 0,-1 1 1 0 0,0-1 0 0 0,0 1 0 0 0,0-1-1 0 0,0 0 1 0 0,0 1 0 0 0,0-1 0 0 0,-1 1-1 0 0,1-1 1 0 0,-1 0 0 0 0,-1 4-1 0 0,2-4 10 0 0,-1-1 0 0 0,1 0-1 0 0,-1 0 1 0 0,0 0-1 0 0,1 0 1 0 0,-1 0-1 0 0,0 0 1 0 0,0 0-1 0 0,0 0 1 0 0,0 0-1 0 0,0-1 1 0 0,0 1-1 0 0,0 0 1 0 0,0-1-1 0 0,0 1 1 0 0,0 0 0 0 0,0-1-1 0 0,0 1 1 0 0,-1-1-1 0 0,1 0 1 0 0,0 1-1 0 0,0-1 1 0 0,-1 0-1 0 0,1 0 1 0 0,0 0-1 0 0,0 0 1 0 0,-1 0-1 0 0,1 0 1 0 0,0 0 0 0 0,0 0-1 0 0,-1 0 1 0 0,1-1-1 0 0,0 1 1 0 0,0 0-1 0 0,0-1 1 0 0,-1 1-1 0 0,1-1 1 0 0,0 0-1 0 0,0 1 1 0 0,-1-2-1 0 0,0 1-23 0 0,1 0-1 0 0,0-1 0 0 0,0 1 0 0 0,-1 0 0 0 0,1-1 1 0 0,0 1-1 0 0,0-1 0 0 0,0 1 0 0 0,1-1 0 0 0,-1 0 1 0 0,0 1-1 0 0,1-1 0 0 0,-1 0 0 0 0,1 1 0 0 0,-1-1 1 0 0,1 0-1 0 0,0 0 0 0 0,0 0 0 0 0,0 1 0 0 0,0-1 1 0 0,0 0-1 0 0,0 0 0 0 0,0 0 0 0 0,1 1 0 0 0,-1-1 1 0 0,0 0-1 0 0,1 0 0 0 0,0 1 0 0 0,0-3 0 0 0,2 0-20 0 0,0-1 0 0 0,1 1 0 0 0,-1 0 0 0 0,1 0-1 0 0,0 1 1 0 0,0-1 0 0 0,0 1 0 0 0,0 0 0 0 0,1 0-1 0 0,-1 0 1 0 0,1 0 0 0 0,0 1 0 0 0,0 0 0 0 0,0 0-1 0 0,0 0 1 0 0,5 0 0 0 0,-8 1-65 0 0,0 1 77 0 0,-1 0 0 0 0,1-1 0 0 0,-1 1 1 0 0,0 0-1 0 0,1 1 0 0 0,-1-1 0 0 0,1 0 0 0 0,-1 0 0 0 0,0 0 1 0 0,1 1-1 0 0,-1-1 0 0 0,0 1 0 0 0,1-1 0 0 0,-1 1 1 0 0,0-1-1 0 0,0 1 0 0 0,0 0 0 0 0,1 0 0 0 0,-1 0 1 0 0,0-1-1 0 0,0 1 0 0 0,0 0 0 0 0,0 0 0 0 0,0 1 1 0 0,-1-1-1 0 0,3 2 0 0 0,-4 0-189 0 0,1-1 0 0 0,0 1 0 0 0,-1-1 0 0 0,1 0 0 0 0,-1 1 0 0 0,1-1 0 0 0,-1 0 0 0 0,0 1 0 0 0,0-1 0 0 0,-1 0 0 0 0,1 0 0 0 0,-2 3 0 0 0,2-4-860 0 0,-7 9-5160 0 0</inkml:trace>
-  <inkml:trace contextRef="#ctx0" brushRef="#br0" timeOffset="784.13">67 74 1068 0 0,'0'0'5677'0'0,"7"-23"-1807"0"0,-6 23-3826 0 0,0-1 0 0 0,0 1 0 0 0,1-1 0 0 0,-1 1 0 0 0,0 0 0 0 0,1 0 0 0 0,-1-1 0 0 0,0 1 0 0 0,0 0 0 0 0,1 0 0 0 0,-1 0 0 0 0,0 0 0 0 0,1 1 0 0 0,-1-1 0 0 0,0 0 0 0 0,1 1 0 0 0,-1-1 0 0 0,0 1 0 0 0,0-1 0 0 0,1 1 0 0 0,-1-1 0 0 0,0 1 0 0 0,0 0 0 0 0,0-1 0 0 0,0 1 0 0 0,0 0 0 0 0,0 0 0 0 0,0 0 0 0 0,0 0-1 0 0,0 0 1 0 0,-1 0 0 0 0,1 0 0 0 0,1 2 0 0 0,-1-1 54 0 0,0 0-50 0 0,-1 0 0 0 0,0 0-1 0 0,0 1 1 0 0,1-1 0 0 0,-1 0 0 0 0,-1 0 0 0 0,1 0 0 0 0,0 1 0 0 0,0-1 0 0 0,-1 0 0 0 0,0 0-1 0 0,1 0 1 0 0,-1 0 0 0 0,0 0 0 0 0,0 0 0 0 0,-1 3 0 0 0,-1-2 31 0 0,0 0 1 0 0,0 0 0 0 0,0 0-1 0 0,-1-1 1 0 0,1 1-1 0 0,0-1 1 0 0,-6 3 0 0 0,7-4-8 0 0,-2 0-53 0 0,1-1 0 0 0,-1 1 0 0 0,0-1 0 0 0,1 0 0 0 0,-1 0 0 0 0,0 0 0 0 0,1-1 0 0 0,-1 1-1 0 0,0-1 1 0 0,1 0 0 0 0,-1 0 0 0 0,1 0 0 0 0,-7-3 0 0 0,9 3-170 0 0,-14-17-511 0 0,12 8-2210 0 0,12 2-3940 0 0</inkml:trace>
-  <inkml:trace contextRef="#ctx0" brushRef="#br0" timeOffset="1940.16">96 68 216 0 0,'0'0'1459'0'0,"-2"-8"1084"0"0,-3-4 8121 0 0,1 22-9920 0 0,1-1 1 0 0,1 0-1 0 0,-1 1 0 0 0,2 0 0 0 0,-2 12 1 0 0,2 8 106 0 0,5 48 0 0 0,-3-58-562 0 0,9 181 783 0 0,-10-199-1036 0 0,-5 57 469 0 0,-6 10-232 0 0,10-67-187 0 0,-9 47 932 0 0,10-48-905 0 0,-8 42 251 0 0,5 20-236 0 0,3-61-120 0 0,0 0-6 0 0,0 8-24 0 0,0-8-68 0 0,0 8-1722 0 0</inkml:trace>
-  <inkml:trace contextRef="#ctx0" brushRef="#br0" timeOffset="3316.23">90 653 1104 0 0,'0'0'10982'0'0,"-13"35"-6927"0"0,-3 169 925 0 0,16-202-4901 0 0,-3 51 342 0 0,-2-1-115 0 0,5-50-274 0 0,-5 37 336 0 0,7-7-275 0 0,2-28 1400 0 0,4-4-5782 0 0,8-5-7484 0 0</inkml:trace>
-</inkml:ink>
-</file>
-
-<file path=word/ink/ink22.xml><?xml version="1.0" encoding="utf-8"?>
-<inkml:ink xmlns:inkml="http://www.w3.org/2003/InkML">
-  <inkml:definitions>
-    <inkml:context xml:id="ctx0">
-      <inkml:inkSource xml:id="inkSrc0">
-        <inkml:traceFormat>
-          <inkml:channel name="X" type="integer" min="-2.14748E9" max="2.14748E9" units="cm"/>
-          <inkml:channel name="Y" type="integer" min="-2.14748E9" max="2.14748E9" units="cm"/>
-          <inkml:channel name="F" type="integer" max="32767" units="dev"/>
-          <inkml:channel name="OA" type="integer" max="360" units="deg"/>
-          <inkml:channel name="OE" type="integer" max="90" units="deg"/>
-        </inkml:traceFormat>
-        <inkml:channelProperties>
-          <inkml:channelProperty channel="X" name="resolution" value="1000" units="1/cm"/>
-          <inkml:channelProperty channel="Y" name="resolution" value="1000" units="1/cm"/>
-          <inkml:channelProperty channel="F" name="resolution" value="0" units="1/dev"/>
-          <inkml:channelProperty channel="OA" name="resolution" value="1000" units="1/deg"/>
-          <inkml:channelProperty channel="OE" name="resolution" value="1000" units="1/deg"/>
-        </inkml:channelProperties>
-      </inkml:inkSource>
-      <inkml:timestamp xml:id="ts0" timeString="2025-09-12T02:07:41.238"/>
-    </inkml:context>
-    <inkml:brush xml:id="br0">
-      <inkml:brushProperty name="width" value="0.035" units="cm"/>
-      <inkml:brushProperty name="height" value="0.035" units="cm"/>
-    </inkml:brush>
-  </inkml:definitions>
-  <inkml:trace contextRef="#ctx0" brushRef="#br0">0 269 792 0 0,'0'0'21101'0'0,"22"-14"-19114"0"0,7-22-1433 0 0,-11 14-227 0 0,-1 0 0 0 0,25-42-1 0 0,-42 63-326 0 0,0 1-1 0 0,0 0 1 0 0,0 0-1 0 0,0-1 1 0 0,0 1 0 0 0,0 0-1 0 0,0-1 1 0 0,0 1-1 0 0,0 0 1 0 0,0 0-1 0 0,0-1 1 0 0,0 1-1 0 0,1 0 1 0 0,-1 0-1 0 0,0-1 1 0 0,0 1 0 0 0,0 0-1 0 0,0 0 1 0 0,1 0-1 0 0,-1-1 1 0 0,0 1-1 0 0,0 0 1 0 0,0 0-1 0 0,1 0 1 0 0,-1-1-1 0 0,0 1 1 0 0,0 0-1 0 0,1 0 1 0 0,-1 0 0 0 0,0 0-1 0 0,1 0 1 0 0,-1 0-1 0 0,0 0 1 0 0,0 0-1 0 0,1 0 1 0 0,-1-1-1 0 0,0 1 1 0 0,0 0-1 0 0,1 0 1 0 0,-1 1 0 0 0,1-1-1 0 0,1 13-33 0 0,-2 18 13 0 0,-4 6 107 0 0,1 0 0 0 0,3 45 1 0 0,1 3 15 0 0,-1-84-101 0 0,0-1 0 0 0,0 0 1 0 0,0 0-1 0 0,0 0 0 0 0,0 1 0 0 0,0-1 1 0 0,-1 0-1 0 0,1 0 0 0 0,0 1 0 0 0,0-1 1 0 0,0 0-1 0 0,0 0 0 0 0,0 1 0 0 0,0-1 1 0 0,0 0-1 0 0,0 0 0 0 0,1 0 0 0 0,-1 1 1 0 0,0-1-1 0 0,0 0 0 0 0,0 0 0 0 0,0 1 0 0 0,0-1 1 0 0,0 0-1 0 0,0 0 0 0 0,0 0 0 0 0,1 1 1 0 0,-1-1-1 0 0,0 0 0 0 0,0 0 0 0 0,0 0 1 0 0,0 0-1 0 0,1 1 0 0 0,-1-1 0 0 0,0 0 1 0 0,0 0-1 0 0,0 0 0 0 0,1 0 0 0 0,-1 0 1 0 0,0 0-1 0 0,0 0 0 0 0,0 0 0 0 0,1 0 1 0 0,-1 1-1 0 0,0-1 0 0 0,0 0 0 0 0,1 0 0 0 0,-1 0 1 0 0,0 0-1 0 0,0 0 0 0 0,1-1 0 0 0,12-10 45 0 0,9-20 7 0 0,-5-4-58 0 0,-1-2 1 0 0,15-49 0 0 0,10-22-349 0 0,-41 106 202 0 0,7-6-571 0 0,-4 11 704 0 0,-1 0 1 0 0,0 0-1 0 0,0 0 0 0 0,-1 1 1 0 0,1-1-1 0 0,-1 0 0 0 0,0 1 0 0 0,1 0 1 0 0,-2-1-1 0 0,1 1 0 0 0,0-1 1 0 0,0 8-1 0 0,4 62 12 0 0,-3-36-5 0 0,4 8-22 0 0,-5-36 21 0 0,-1-7 21 0 0,0 1 1 0 0,0 0-1 0 0,1 0 1 0 0,-1-1-1 0 0,1 1 1 0 0,-1 0-1 0 0,1-1 1 0 0,0 1-1 0 0,0-1 1 0 0,0 1 0 0 0,0-1-1 0 0,0 1 1 0 0,3 3-1 0 0,-3-5 12 0 0,9-11 37 0 0,4-13-64 0 0,-1-1 0 0 0,-1 0 0 0 0,-1-1 0 0 0,12-40 0 0 0,20-42-99 0 0,-43 105 81 0 0,0 2 19 0 0,0-1 0 0 0,0 1 0 0 0,0 0 0 0 0,0-1-1 0 0,0 1 1 0 0,0 0 0 0 0,0-1 0 0 0,0 1 0 0 0,0 0-1 0 0,1 0 1 0 0,-1-1 0 0 0,0 1 0 0 0,0 0 0 0 0,0-1-1 0 0,0 1 1 0 0,0 0 0 0 0,0 0 0 0 0,1-1 0 0 0,-1 1 0 0 0,0 0-1 0 0,0 0 1 0 0,0-1 0 0 0,1 1 0 0 0,-1 0 0 0 0,0 0-1 0 0,0-1 1 0 0,1 1 0 0 0,-1 0 0 0 0,0 0 0 0 0,0 0 0 0 0,1 0-1 0 0,-1 0 1 0 0,0 0 0 0 0,1-1 0 0 0,-1 1 0 0 0,0 0-1 0 0,1 0 1 0 0,-1 0 0 0 0,0 0 0 0 0,1 0 0 0 0,-1 0 0 0 0,0 0-1 0 0,1 0 1 0 0,-1 0 0 0 0,0 0 0 0 0,0 0 0 0 0,1 1-1 0 0,-1-1 1 0 0,0 0 0 0 0,1 0 0 0 0,-1 0 0 0 0,1 1-1 0 0,0-1 0 0 0,0 1 0 0 0,0-1 0 0 0,0 1 0 0 0,-1-1 0 0 0,1 1 0 0 0,0 0 0 0 0,0 0 0 0 0,-1-1 0 0 0,1 1 0 0 0,-1 0 0 0 0,1 0 0 0 0,0 0 0 0 0,-1-1 0 0 0,0 1 0 0 0,1 0 0 0 0,-1 0 0 0 0,1 0 0 0 0,-1 0 0 0 0,0 1 0 0 0,25 239 2 0 0,-24-239 29 0 0,11 16 388 0 0,-6-24-406 0 0,1 0 0 0 0,-1 0 1 0 0,-1-1-1 0 0,1 0 0 0 0,-1 0 0 0 0,-1 0 0 0 0,1 0 1 0 0,-1-1-1 0 0,4-11 0 0 0,28-83-101 0 0,-28 76 83 0 0,27-82-112 0 0,-35 106 79 0 0,0 2 38 0 0,0 0 0 0 0,0 0 0 0 0,0-1 0 0 0,0 1 0 0 0,0 0 0 0 0,1 0 0 0 0,-1-1 0 0 0,0 1 0 0 0,0 0 0 0 0,0 0 0 0 0,0-1 0 0 0,0 1 0 0 0,0 0 0 0 0,0 0 0 0 0,0-1 0 0 0,1 1 0 0 0,-1 0 0 0 0,0 0 0 0 0,0 0 0 0 0,0-1-1 0 0,0 1 1 0 0,1 0 0 0 0,-1 0 0 0 0,0 0 0 0 0,0-1 0 0 0,0 1 0 0 0,1 0 0 0 0,-1 0 0 0 0,0 0 0 0 0,0 0 0 0 0,1 0 0 0 0,-1 0 0 0 0,1 0 0 0 0,1 3 13 0 0,0 0 0 0 0,-1 1 0 0 0,1-1 0 0 0,0 1 0 0 0,-1-1 0 0 0,0 1-1 0 0,0 0 1 0 0,0-1 0 0 0,0 1 0 0 0,-1 0 0 0 0,0 0 0 0 0,1 0 0 0 0,-2 6 0 0 0,2 3 90 0 0,3 18 89 0 0,2 0 0 0 0,1 0-1 0 0,1 0 1 0 0,20 46 0 0 0,-6-14-145 0 0,-14-47-32 0 0,-6-14 42 0 0,-1 0 0 0 0,0 0 1 0 0,0 0-1 0 0,0 0 0 0 0,0 0 0 0 0,0 0 1 0 0,-1 0-1 0 0,1 0 0 0 0,-1 0 0 0 0,1 5 0 0 0,12-70 3 0 0,-4-19-297 0 0,-9 80 230 0 0,1-10-18 0 0,-1 10 21 0 0,0 0 0 0 0,-1 0 0 0 0,1 0-1 0 0,0 0 1 0 0,0 0 0 0 0,0 0-1 0 0,1 0 1 0 0,-1 1 0 0 0,0-1 0 0 0,1 0-1 0 0,-1 0 1 0 0,1 0 0 0 0,-1 0 0 0 0,1 1-1 0 0,0-1 1 0 0,0 0 0 0 0,0 1-1 0 0,0-1 1 0 0,0 1 0 0 0,2-3 0 0 0,28-3 175 0 0,1 1 1 0 0,0 1 0 0 0,51-1-1 0 0,103 9 479 0 0,-166-2-614 0 0,16 1-116 0 0,53 10-1 0 0,-49-3-2639 0 0,-1 2-3755 0 0,-28-6-3984 0 0</inkml:trace>
-  <inkml:trace contextRef="#ctx0" brushRef="#br0" timeOffset="1582.94">1346 188 1464 0 0,'0'0'6587'0'0,"34"-9"3417"0"0,4 18-8585 0 0,0-1 0 0 0,0-3 0 0 0,62 3 0 0 0,123-11-154 0 0,-70-1-787 0 0,-96 5-1883 0 0,74 4 4550 0 0,-72-2-8519 0 0,-1-1-10111 0 0</inkml:trace>
-</inkml:ink>
-</file>
-
-<file path=word/ink/ink23.xml><?xml version="1.0" encoding="utf-8"?>
-<inkml:ink xmlns:inkml="http://www.w3.org/2003/InkML">
-  <inkml:definitions>
-    <inkml:context xml:id="ctx0">
-      <inkml:inkSource xml:id="inkSrc0">
-        <inkml:traceFormat>
-          <inkml:channel name="X" type="integer" min="-2.14748E9" max="2.14748E9" units="cm"/>
-          <inkml:channel name="Y" type="integer" min="-2.14748E9" max="2.14748E9" units="cm"/>
-          <inkml:channel name="F" type="integer" max="32767" units="dev"/>
-          <inkml:channel name="OA" type="integer" max="360" units="deg"/>
-          <inkml:channel name="OE" type="integer" max="90" units="deg"/>
-        </inkml:traceFormat>
-        <inkml:channelProperties>
-          <inkml:channelProperty channel="X" name="resolution" value="1000" units="1/cm"/>
-          <inkml:channelProperty channel="Y" name="resolution" value="1000" units="1/cm"/>
-          <inkml:channelProperty channel="F" name="resolution" value="0" units="1/dev"/>
-          <inkml:channelProperty channel="OA" name="resolution" value="1000" units="1/deg"/>
-          <inkml:channelProperty channel="OE" name="resolution" value="1000" units="1/deg"/>
-        </inkml:channelProperties>
-      </inkml:inkSource>
-      <inkml:timestamp xml:id="ts0" timeString="2025-09-12T02:07:34.724"/>
-    </inkml:context>
-    <inkml:brush xml:id="br0">
-      <inkml:brushProperty name="width" value="0.035" units="cm"/>
-      <inkml:brushProperty name="height" value="0.035" units="cm"/>
-    </inkml:brush>
-  </inkml:definitions>
-  <inkml:trace contextRef="#ctx0" brushRef="#br0">27 144 8 0 0,'0'0'1634'0'0,"-26"17"18955"0"0,31-16-20298 0 0,1 1 1 0 0,0-1 0 0 0,0 1 0 0 0,0-2 0 0 0,11 2-1 0 0,-1-1 70 0 0,-13-1-257 0 0,50 4 89 0 0,-50-4-183 0 0,71 1 267 0 0,-72-1-272 0 0,16 0 15 0 0,67 0 133 0 0,-82 0-153 0 0,17 0 17 0 0,55 3 267 0 0,-72-3-273 0 0,46 2 1 0 0,8-1 16 0 0,-41-1-32 0 0,70 0-14 0 0,-52-1 23 0 0,31 1-23 0 0,65-3-117 0 0,-127 3 127 0 0,337-11-222 0 0,-337 11 208 0 0,18-1 330 0 0,-8 0-2665 0 0,-6 1-3083 0 0</inkml:trace>
-</inkml:ink>
-</file>
-
-<file path=word/ink/ink24.xml><?xml version="1.0" encoding="utf-8"?>
-<inkml:ink xmlns:inkml="http://www.w3.org/2003/InkML">
-  <inkml:definitions>
-    <inkml:context xml:id="ctx0">
-      <inkml:inkSource xml:id="inkSrc0">
-        <inkml:traceFormat>
-          <inkml:channel name="X" type="integer" min="-2.14748E9" max="2.14748E9" units="cm"/>
-          <inkml:channel name="Y" type="integer" min="-2.14748E9" max="2.14748E9" units="cm"/>
-          <inkml:channel name="F" type="integer" max="32767" units="dev"/>
-          <inkml:channel name="OA" type="integer" max="360" units="deg"/>
-          <inkml:channel name="OE" type="integer" max="90" units="deg"/>
-        </inkml:traceFormat>
-        <inkml:channelProperties>
-          <inkml:channelProperty channel="X" name="resolution" value="1000" units="1/cm"/>
-          <inkml:channelProperty channel="Y" name="resolution" value="1000" units="1/cm"/>
-          <inkml:channelProperty channel="F" name="resolution" value="0" units="1/dev"/>
-          <inkml:channelProperty channel="OA" name="resolution" value="1000" units="1/deg"/>
-          <inkml:channelProperty channel="OE" name="resolution" value="1000" units="1/deg"/>
-        </inkml:channelProperties>
-      </inkml:inkSource>
-      <inkml:timestamp xml:id="ts0" timeString="2025-09-12T02:05:55.411"/>
-    </inkml:context>
-    <inkml:brush xml:id="br0">
-      <inkml:brushProperty name="width" value="0.035" units="cm"/>
-      <inkml:brushProperty name="height" value="0.035" units="cm"/>
-    </inkml:brush>
-  </inkml:definitions>
-  <inkml:trace contextRef="#ctx0" brushRef="#br0">217 345 1468 0 0,'0'0'16343'0'0,"38"3"-13625"0"0,303 4 3548 0 0,14 1-9580 0 0,-352-7 2472 0 0,17-1-2786 0 0,-12 0-655 0 0</inkml:trace>
-  <inkml:trace contextRef="#ctx0" brushRef="#br0" timeOffset="4328.06">0 12 1772 0 0,'0'0'1855'0'0,"6"-9"7593"0"0,-1 17-8946 0 0,0 0-1 0 0,0 0 1 0 0,-1 0-1 0 0,0 1 1 0 0,0-1-1 0 0,-1 1 1 0 0,0 0-1 0 0,2 15 1 0 0,7 13-7 0 0,7 13-2 0 0,-18-49-370 0 0,0 1 70 0 0,-1 0 0 0 0,1 0 0 0 0,0 0 1 0 0,0-1-1 0 0,0 1 0 0 0,0 0 0 0 0,0-1 1 0 0,0 1-1 0 0,0-1 0 0 0,0 1 0 0 0,2 0 1 0 0,0-3-175 0 0,0-1 1 0 0,-1 0-1 0 0,1 0 1 0 0,-1 0 0 0 0,1 0-1 0 0,-1 0 1 0 0,0-1 0 0 0,0 1-1 0 0,0-1 1 0 0,0 1-1 0 0,0-1 1 0 0,0 0 0 0 0,-1 0-1 0 0,0 0 1 0 0,1 0 0 0 0,-1 0-1 0 0,1-4 1 0 0,19-71 4 0 0,-15 52-2 0 0,-5 21-16 0 0,9-32-127 0 0,-8 28-163 0 0,-3 32-16039 0 0,0-21 14031 0 0</inkml:trace>
-  <inkml:trace contextRef="#ctx0" brushRef="#br0" timeOffset="4688.26">257 106 1212 0 0,'0'0'9860'0'0,"12"12"-6701"0"0,-12-10-2716 0 0,1 0-343 0 0,-1-1 1 0 0,1 1-1 0 0,-1 0 0 0 0,1 0 0 0 0,-1-1 1 0 0,0 1-1 0 0,1 0 0 0 0,-1 0 0 0 0,0 0 1 0 0,0-1-1 0 0,0 1 0 0 0,-1 0 0 0 0,1 0 1 0 0,-1 2-1 0 0,-1 33-152 0 0,2-36-659 0 0,0 7 1246 0 0</inkml:trace>
-  <inkml:trace contextRef="#ctx0" brushRef="#br0" timeOffset="4856.4">271 44 216 0 0,'0'0'1864'0'0,"0"-12"4789"0"0</inkml:trace>
-  <inkml:trace contextRef="#ctx0" brushRef="#br0" timeOffset="5331.88">345 118 1848 0 0,'14'46'9471'0'0,"-13"-45"-8832"0"0,5 21 5261 0 0,-3-32-5826 0 0,-1-4-74 0 0,1 1 0 0 0,0-1 0 0 0,2 1 1 0 0,-1 0-1 0 0,11-19 0 0 0,-13 29 3 0 0,0 0 0 0 0,1 0 0 0 0,-1 0 1 0 0,1 1-1 0 0,0-1 0 0 0,0 1 0 0 0,0 0 0 0 0,0-1 0 0 0,5-1 0 0 0,-6 3 109 0 0,24 23 1610 0 0,-21-6-1313 0 0,0-1 0 0 0,-1 1 0 0 0,2 18 0 0 0,3 10-2082 0 0,-9-42 661 0 0,4 7-1689 0 0,10-3-10943 0 0</inkml:trace>
-</inkml:ink>
-</file>
-
-<file path=word/ink/ink25.xml><?xml version="1.0" encoding="utf-8"?>
-<inkml:ink xmlns:inkml="http://www.w3.org/2003/InkML">
-  <inkml:definitions>
-    <inkml:context xml:id="ctx0">
-      <inkml:inkSource xml:id="inkSrc0">
-        <inkml:traceFormat>
-          <inkml:channel name="X" type="integer" min="-2.14748E9" max="2.14748E9" units="cm"/>
-          <inkml:channel name="Y" type="integer" min="-2.14748E9" max="2.14748E9" units="cm"/>
-          <inkml:channel name="F" type="integer" max="32767" units="dev"/>
-          <inkml:channel name="OA" type="integer" max="360" units="deg"/>
-          <inkml:channel name="OE" type="integer" max="90" units="deg"/>
-        </inkml:traceFormat>
-        <inkml:channelProperties>
-          <inkml:channelProperty channel="X" name="resolution" value="1000" units="1/cm"/>
-          <inkml:channelProperty channel="Y" name="resolution" value="1000" units="1/cm"/>
-          <inkml:channelProperty channel="F" name="resolution" value="0" units="1/dev"/>
-          <inkml:channelProperty channel="OA" name="resolution" value="1000" units="1/deg"/>
-          <inkml:channelProperty channel="OE" name="resolution" value="1000" units="1/deg"/>
-        </inkml:channelProperties>
-      </inkml:inkSource>
-      <inkml:timestamp xml:id="ts0" timeString="2025-09-12T00:43:24.355"/>
-    </inkml:context>
-    <inkml:brush xml:id="br0">
-      <inkml:brushProperty name="width" value="0.035" units="cm"/>
-      <inkml:brushProperty name="height" value="0.035" units="cm"/>
-    </inkml:brush>
-  </inkml:definitions>
-  <inkml:trace contextRef="#ctx0" brushRef="#br0">10 102 40 0 0,'0'0'18179'0'0,"-9"13"-14706"0"0,9-11-2773 0 0,5-1-228 0 0,0 0 1 0 0,0 0-1 0 0,0-1 1 0 0,0 1-1 0 0,0-1 1 0 0,7-1-1 0 0,248-28 2035 0 0,-84 7-1861 0 0,-108 14-580 0 0,90-5-63 0 0,219-4 167 0 0,-375 17-152 0 0,47-2 88 0 0,84-3 62 0 0,16-1-152 0 0,-54 1 27 0 0,-24 1-33 0 0,3-2-28 0 0,0 3 1 0 0,90 9-1 0 0,-162-6 22 0 0,1 0 0 0 0,10 1 2 0 0,-2 0-4 0 0,29 2-72 0 0,4 1-4373 0 0,-42-4 3187 0 0,7 2-3306 0 0</inkml:trace>
-  <inkml:trace contextRef="#ctx0" brushRef="#br0" timeOffset="506.8">1780 6 2116 0 0,'0'-1'145'0'0,"0"1"0"0"0,0 0-1 0 0,0 0 1 0 0,-1 0 0 0 0,1 0 0 0 0,0 0-1 0 0,0 0 1 0 0,0 0 0 0 0,-1 0 0 0 0,1 0-1 0 0,0 0 1 0 0,0 0 0 0 0,0 0 0 0 0,-1 0-1 0 0,1 0 1 0 0,0 0 0 0 0,0 0 0 0 0,0 0-1 0 0,-1 0 1 0 0,1 1 0 0 0,0-1 0 0 0,0 0-1 0 0,0 0 1 0 0,-1 0 0 0 0,1 0-1 0 0,0 0 1 0 0,0 0 0 0 0,0 1 0 0 0,0-1-1 0 0,0 0 1 0 0,-1 0 0 0 0,1 0 0 0 0,0 0-1 0 0,0 1 1 0 0,0-1 0 0 0,0 0 0 0 0,0 0-1 0 0,0 0 1 0 0,0 1 0 0 0,0-1 0 0 0,0 0-1 0 0,0 0 1 0 0,0 0 0 0 0,0 1 0 0 0,0-1-1 0 0,0 0 1 0 0,0 0 0 0 0,0 0 0 0 0,0 1-1 0 0,0-1 1 0 0,0 0 0 0 0,0 0-1 0 0,0 0 1 0 0,0 1 0 0 0,0-1 0 0 0,0 0-1 0 0,0 0 1 0 0,0 0 0 0 0,0 0 0 0 0,0 1-1 0 0,1-1 1 0 0,-1 0 0 0 0,0 0 0 0 0,0 0-1 0 0,0 0 1 0 0,0 1 0 0 0,0-1 0 0 0,1 0-1 0 0,22 6 3172 0 0,30-1-1626 0 0,116 5 428 0 0,-134-7-6477 0 0,0 2-4456 0 0</inkml:trace>
-</inkml:ink>
-</file>
-
-<file path=word/ink/ink26.xml><?xml version="1.0" encoding="utf-8"?>
 <inkml:ink xmlns:inkml="http://www.w3.org/2003/InkML">
   <inkml:definitions>
     <inkml:context xml:id="ctx0">
@@ -8551,7 +7523,7 @@
   </inkml:definitions>
   <inkml:trace contextRef="#ctx0" brushRef="#br0">7 368 1816 0 0,'-6'6'14427'0'0,"6"-2"-10681"0"0,48-3 729 0 0,179-21-949 0 0,9 0-2153 0 0,-3 18-6026 0 0,-196 1-2079 0 0,-16-4-4794 0 0</inkml:trace>
   <inkml:trace contextRef="#ctx0" brushRef="#br0" timeOffset="540.91">679 235 1700 0 0,'-13'-3'5734'0'0,"-12"0"-65"0"0,11 4 610 0 0,14-1-6224 0 0,-1 1 0 0 0,1-1 0 0 0,0 0-1 0 0,-1 1 1 0 0,1-1 0 0 0,0 0-1 0 0,0 0 1 0 0,0 1 0 0 0,-1-1 0 0 0,1 0-1 0 0,0 1 1 0 0,0-1 0 0 0,0 1-1 0 0,0-1 1 0 0,0 0 0 0 0,-1 1 0 0 0,1-1-1 0 0,0 0 1 0 0,0 1 0 0 0,0-1-1 0 0,0 1 1 0 0,0-1 0 0 0,0 0 0 0 0,0 1-1 0 0,1-1 1 0 0,-1 1 0 0 0,0-1-1 0 0,0 0 1 0 0,0 1 0 0 0,0-1 0 0 0,0 0-1 0 0,0 1 1 0 0,1-1 0 0 0,-1 0-1 0 0,0 1 1 0 0,0-1 0 0 0,1 0 0 0 0,-1 1-1 0 0,0-1 1 0 0,0 0 0 0 0,1 0-1 0 0,-1 1 1 0 0,0-1 0 0 0,1 0 0 0 0,-1 0-1 0 0,0 0 1 0 0,1 1 0 0 0,12 13 977 0 0,5-1-725 0 0,0-1 0 0 0,1-1-1 0 0,23 10 1 0 0,-22-11-327 0 0,0 0-1 0 0,27 20 1 0 0,-46-29 36 0 0,0 0 0 0 0,0 0 0 0 0,-1 0 1 0 0,1 0-1 0 0,0 0 0 0 0,0 0 0 0 0,0 0 0 0 0,-1 0 0 0 0,1 1 1 0 0,-1-1-1 0 0,1 0 0 0 0,-1 1 0 0 0,1-1 0 0 0,-1 0 1 0 0,0 1-1 0 0,0-1 0 0 0,1 0 0 0 0,-1 1 0 0 0,0-1 0 0 0,0 1 1 0 0,0-1-1 0 0,-1 0 0 0 0,1 1 0 0 0,0-1 0 0 0,-1 0 0 0 0,1 1 1 0 0,0-1-1 0 0,-1 0 0 0 0,1 1 0 0 0,-1-1 0 0 0,0 0 1 0 0,0 0-1 0 0,1 0 0 0 0,-1 0 0 0 0,0 1 0 0 0,0-1 0 0 0,-2 1 1 0 0,-37 37 547 0 0,-33 14-786 0 0,42-31-4249 0 0,29-21 2397 0 0</inkml:trace>
-  <inkml:trace contextRef="#ctx0" brushRef="#br0" timeOffset="1292.69">1157 261 464 0 0,'0'0'4495'0'0,"-38"2"4211"0"0,32 2-8349 0 0,1 0 0 0 0,-1 0 0 0 0,1 0 0 0 0,0 0 0 0 0,1 1 0 0 0,-1 0 0 0 0,1 0 0 0 0,0 0 0 0 0,0 1 0 0 0,0-1 0 0 0,1 1 0 0 0,0 0 1 0 0,0 0-1 0 0,0 0 0 0 0,1 0 0 0 0,-3 12 0 0 0,4-16-305 0 0,0 1 1 0 0,1 0-1 0 0,-1-1 1 0 0,1 1-1 0 0,-1 0 1 0 0,1 0-1 0 0,0-1 1 0 0,0 1 0 0 0,0 0-1 0 0,1-1 1 0 0,-1 1-1 0 0,0 0 1 0 0,1 0-1 0 0,0-1 1 0 0,0 1-1 0 0,0-1 1 0 0,0 1-1 0 0,0-1 1 0 0,0 1-1 0 0,1-1 1 0 0,-1 0-1 0 0,1 1 1 0 0,-1-1-1 0 0,1 0 1 0 0,0 0-1 0 0,0 0 1 0 0,0-1-1 0 0,0 1 1 0 0,0 0 0 0 0,1-1-1 0 0,-1 1 1 0 0,0-1-1 0 0,1 0 1 0 0,-1 0-1 0 0,1 0 1 0 0,-1 0-1 0 0,1 0 1 0 0,0 0-1 0 0,-1-1 1 0 0,1 1-1 0 0,0-1 1 0 0,2 0-1 0 0,0 1-73 0 0,-1-1-1 0 0,0 0 1 0 0,1-1-1 0 0,-1 1 1 0 0,0-1-1 0 0,0 0 1 0 0,1 0-1 0 0,-1 0 1 0 0,0 0-1 0 0,0-1 0 0 0,0 1 1 0 0,0-1-1 0 0,0 0 1 0 0,-1-1-1 0 0,1 1 1 0 0,-1-1-1 0 0,1 1 1 0 0,-1-1-1 0 0,0 0 1 0 0,0 0-1 0 0,0 0 1 0 0,0-1-1 0 0,-1 1 1 0 0,1-1-1 0 0,-1 0 1 0 0,0 1-1 0 0,0-1 0 0 0,0 0 1 0 0,-1 0-1 0 0,0 0 1 0 0,2-5-1 0 0,-2 4-44 0 0,1 0 0 0 0,-1 1 1 0 0,0-1-1 0 0,0 0 0 0 0,-1 0 0 0 0,1 0 0 0 0,-1 0 0 0 0,0 0 0 0 0,0 0 0 0 0,-1 0 0 0 0,0 0 0 0 0,0 0 0 0 0,0 0 0 0 0,0 1 0 0 0,-1-1 0 0 0,1 0 0 0 0,-1 1 0 0 0,-1-1 0 0 0,1 1 0 0 0,-1 0 1 0 0,1-1-1 0 0,-1 1 0 0 0,0 0 0 0 0,-1 1 0 0 0,-6-8 0 0 0,8 10-14 0 0,1 1-1 0 0,-1-1 1 0 0,0 0 0 0 0,0 0 0 0 0,1 1-1 0 0,-1-1 1 0 0,0 1 0 0 0,0 0 0 0 0,0-1 0 0 0,0 1-1 0 0,1 0 1 0 0,-1 0 0 0 0,0 0 0 0 0,0 0 0 0 0,0 0-1 0 0,0 1 1 0 0,0-1 0 0 0,1 1 0 0 0,-1-1-1 0 0,0 1 1 0 0,0 0 0 0 0,1-1 0 0 0,-1 1 0 0 0,0 0-1 0 0,1 0 1 0 0,-1 0 0 0 0,1 0 0 0 0,-1 1 0 0 0,1-1-1 0 0,-1 0 1 0 0,1 0 0 0 0,0 1 0 0 0,0-1-1 0 0,-2 3 1 0 0,2-2-1166 0 0,2 1-1014 0 0,-1 3 1120 0 0,13 1-8592 0 0</inkml:trace>
+  <inkml:trace contextRef="#ctx0" brushRef="#br0" timeOffset="1292.67">1157 261 464 0 0,'0'0'4495'0'0,"-38"2"4211"0"0,32 2-8349 0 0,1 0 0 0 0,-1 0 0 0 0,1 0 0 0 0,0 0 0 0 0,1 1 0 0 0,-1 0 0 0 0,1 0 0 0 0,0 0 0 0 0,0 1 0 0 0,0-1 0 0 0,1 1 0 0 0,0 0 1 0 0,0 0-1 0 0,0 0 0 0 0,1 0 0 0 0,-3 12 0 0 0,4-16-305 0 0,0 1 1 0 0,1 0-1 0 0,-1-1 1 0 0,1 1-1 0 0,-1 0 1 0 0,1 0-1 0 0,0-1 1 0 0,0 1 0 0 0,0 0-1 0 0,1-1 1 0 0,-1 1-1 0 0,0 0 1 0 0,1 0-1 0 0,0-1 1 0 0,0 1-1 0 0,0-1 1 0 0,0 1-1 0 0,0-1 1 0 0,0 1-1 0 0,1-1 1 0 0,-1 0-1 0 0,1 1 1 0 0,-1-1-1 0 0,1 0 1 0 0,0 0-1 0 0,0 0 1 0 0,0-1-1 0 0,0 1 1 0 0,0 0 0 0 0,1-1-1 0 0,-1 1 1 0 0,0-1-1 0 0,1 0 1 0 0,-1 0-1 0 0,1 0 1 0 0,-1 0-1 0 0,1 0 1 0 0,0 0-1 0 0,-1-1 1 0 0,1 1-1 0 0,0-1 1 0 0,2 0-1 0 0,0 1-73 0 0,-1-1-1 0 0,0 0 1 0 0,1-1-1 0 0,-1 1 1 0 0,0-1-1 0 0,0 0 1 0 0,1 0-1 0 0,-1 0 1 0 0,0 0-1 0 0,0-1 0 0 0,0 1 1 0 0,0-1-1 0 0,0 0 1 0 0,-1-1-1 0 0,1 1 1 0 0,-1-1-1 0 0,1 1 1 0 0,-1-1-1 0 0,0 0 1 0 0,0 0-1 0 0,0 0 1 0 0,0-1-1 0 0,-1 1 1 0 0,1-1-1 0 0,-1 0 1 0 0,0 1-1 0 0,0-1 0 0 0,0 0 1 0 0,-1 0-1 0 0,0 0 1 0 0,2-5-1 0 0,-2 4-44 0 0,1 0 0 0 0,-1 1 1 0 0,0-1-1 0 0,0 0 0 0 0,-1 0 0 0 0,1 0 0 0 0,-1 0 0 0 0,0 0 0 0 0,0 0 0 0 0,-1 0 0 0 0,0 0 0 0 0,0 0 0 0 0,0 0 0 0 0,0 1 0 0 0,-1-1 0 0 0,1 0 0 0 0,-1 1 0 0 0,-1-1 0 0 0,1 1 0 0 0,-1 0 1 0 0,1-1-1 0 0,-1 1 0 0 0,0 0 0 0 0,-1 1 0 0 0,-6-8 0 0 0,8 10-14 0 0,1 1-1 0 0,-1-1 1 0 0,0 0 0 0 0,0 0 0 0 0,1 1-1 0 0,-1-1 1 0 0,0 1 0 0 0,0 0 0 0 0,0-1 0 0 0,0 1-1 0 0,1 0 1 0 0,-1 0 0 0 0,0 0 0 0 0,0 0 0 0 0,0 0-1 0 0,0 1 1 0 0,0-1 0 0 0,1 1 0 0 0,-1-1-1 0 0,0 1 1 0 0,0 0 0 0 0,1-1 0 0 0,-1 1 0 0 0,0 0-1 0 0,1 0 1 0 0,-1 0 0 0 0,1 0 0 0 0,-1 1 0 0 0,1-1-1 0 0,-1 0 1 0 0,1 0 0 0 0,0 1 0 0 0,0-1-1 0 0,-2 3 1 0 0,2-2-1166 0 0,2 1-1014 0 0,-1 3 1120 0 0,13 1-8592 0 0</inkml:trace>
   <inkml:trace contextRef="#ctx0" brushRef="#br0" timeOffset="1600.42">1479 54 2128 0 0,'-49'-12'10787'0'0,"46"12"-10552"0"0,-1 1 0 0 0,1-1 0 0 0,0 1 1 0 0,0 0-1 0 0,-1 0 0 0 0,1 0 0 0 0,0 0 0 0 0,0 1 0 0 0,0-1 0 0 0,0 1 0 0 0,0 0 0 0 0,1 0 0 0 0,-1 0 0 0 0,0 0 1 0 0,1 0-1 0 0,0 0 0 0 0,-1 1 0 0 0,1-1 0 0 0,0 1 0 0 0,0 0 0 0 0,0-1 0 0 0,1 1 0 0 0,-1 0 0 0 0,1 0 0 0 0,0 0 1 0 0,-1 0-1 0 0,1 1 0 0 0,0-1 0 0 0,1 0 0 0 0,-1 0 0 0 0,1 1 0 0 0,-1-1 0 0 0,1 7 0 0 0,0 12 129 0 0,1 0 0 0 0,1 0-1 0 0,1 0 1 0 0,6 26 0 0 0,-1-6-508 0 0,-6-32-329 0 0,-1 1-1 0 0,-1-1 0 0 0,0 1 0 0 0,-2 20 0 0 0,-4-9-3194 0 0,-5-2-3831 0 0,8-18 4354 0 0,-5 3-353 0 0</inkml:trace>
   <inkml:trace contextRef="#ctx0" brushRef="#br0" timeOffset="1788.82">1278 316 2164 0 0,'0'-1'369'0'0,"0"0"0"0"0,0 0 0 0 0,0 0 0 0 0,0 0 1 0 0,0 0-1 0 0,0 0 0 0 0,0 0 0 0 0,0 0 0 0 0,0 0 0 0 0,0 0 0 0 0,1 0 0 0 0,-1 0 0 0 0,0 0 0 0 0,1 0 0 0 0,-1 0 0 0 0,1 0 0 0 0,-1 0 0 0 0,1 0 1 0 0,-1 0-1 0 0,1 0 0 0 0,0 0 0 0 0,1 0 0 0 0,25-15 2875 0 0,49 3-5297 0 0,-51 9 470 0 0,23-7-4627 0 0,-33 7 4563 0 0</inkml:trace>
   <inkml:trace contextRef="#ctx0" brushRef="#br0" timeOffset="2063.51">1686 73 2264 0 0,'-1'-2'462'0'0,"0"0"-1"0"0,0 1 1 0 0,0-1-1 0 0,0 0 1 0 0,-1 1-1 0 0,1-1 0 0 0,-1 1 1 0 0,1 0-1 0 0,-1-1 1 0 0,1 1-1 0 0,-1 0 1 0 0,0 0-1 0 0,1 0 1 0 0,-1 0-1 0 0,0 0 1 0 0,0 0-1 0 0,0 1 1 0 0,0-1-1 0 0,1 1 0 0 0,-1-1 1 0 0,0 1-1 0 0,0 0 1 0 0,0-1-1 0 0,0 1 1 0 0,0 0-1 0 0,0 1 1 0 0,0-1-1 0 0,-3 0 1 0 0,2 2-233 0 0,1-1 1 0 0,0 1 0 0 0,-1-1 0 0 0,1 1 0 0 0,0 0 0 0 0,0 0 0 0 0,0 0 0 0 0,0 0-1 0 0,0 0 1 0 0,1 0 0 0 0,-1 0 0 0 0,1 1 0 0 0,-1-1 0 0 0,1 1 0 0 0,0-1 0 0 0,0 1-1 0 0,0-1 1 0 0,0 1 0 0 0,0 0 0 0 0,0 3 0 0 0,-3 15 249 0 0,2 0 0 0 0,0 0 0 0 0,1 1-1 0 0,1-1 1 0 0,5 34 0 0 0,-1 0-2518 0 0,-5-1-4012 0 0</inkml:trace>
@@ -8562,7 +7534,412 @@
 </inkml:ink>
 </file>
 
+<file path=word/ink/ink20.xml><?xml version="1.0" encoding="utf-8"?>
+<inkml:ink xmlns:inkml="http://www.w3.org/2003/InkML">
+  <inkml:definitions>
+    <inkml:context xml:id="ctx0">
+      <inkml:inkSource xml:id="inkSrc0">
+        <inkml:traceFormat>
+          <inkml:channel name="X" type="integer" min="-2.14748E9" max="2.14748E9" units="cm"/>
+          <inkml:channel name="Y" type="integer" min="-2.14748E9" max="2.14748E9" units="cm"/>
+          <inkml:channel name="F" type="integer" max="32767" units="dev"/>
+          <inkml:channel name="OA" type="integer" max="360" units="deg"/>
+          <inkml:channel name="OE" type="integer" max="90" units="deg"/>
+        </inkml:traceFormat>
+        <inkml:channelProperties>
+          <inkml:channelProperty channel="X" name="resolution" value="1000" units="1/cm"/>
+          <inkml:channelProperty channel="Y" name="resolution" value="1000" units="1/cm"/>
+          <inkml:channelProperty channel="F" name="resolution" value="0" units="1/dev"/>
+          <inkml:channelProperty channel="OA" name="resolution" value="1000" units="1/deg"/>
+          <inkml:channelProperty channel="OE" name="resolution" value="1000" units="1/deg"/>
+        </inkml:channelProperties>
+      </inkml:inkSource>
+      <inkml:timestamp xml:id="ts0" timeString="2025-09-12T00:35:44.288"/>
+    </inkml:context>
+    <inkml:brush xml:id="br0">
+      <inkml:brushProperty name="width" value="0.035" units="cm"/>
+      <inkml:brushProperty name="height" value="0.035" units="cm"/>
+    </inkml:brush>
+  </inkml:definitions>
+  <inkml:trace contextRef="#ctx0" brushRef="#br0">1163 1 1468 0 0,'0'0'11639'0'0,"-40"4"-6844"0"0,-106 21-3267 0 0,-1-7 0 0 0,-171-1-1 0 0,-85 8-911 0 0,335-16-3730 0 0,28-3-8178 0 0</inkml:trace>
+</inkml:ink>
+</file>
+
+<file path=word/ink/ink21.xml><?xml version="1.0" encoding="utf-8"?>
+<inkml:ink xmlns:inkml="http://www.w3.org/2003/InkML">
+  <inkml:definitions>
+    <inkml:context xml:id="ctx0">
+      <inkml:inkSource xml:id="inkSrc0">
+        <inkml:traceFormat>
+          <inkml:channel name="X" type="integer" min="-2.14748E9" max="2.14748E9" units="cm"/>
+          <inkml:channel name="Y" type="integer" min="-2.14748E9" max="2.14748E9" units="cm"/>
+          <inkml:channel name="F" type="integer" max="32767" units="dev"/>
+        </inkml:traceFormat>
+        <inkml:channelProperties>
+          <inkml:channelProperty channel="X" name="resolution" value="1000" units="1/cm"/>
+          <inkml:channelProperty channel="Y" name="resolution" value="1000" units="1/cm"/>
+          <inkml:channelProperty channel="F" name="resolution" value="0" units="1/dev"/>
+        </inkml:channelProperties>
+      </inkml:inkSource>
+      <inkml:timestamp xml:id="ts0" timeString="2025-09-12T00:35:43.133"/>
+    </inkml:context>
+    <inkml:brush xml:id="br0">
+      <inkml:brushProperty name="width" value="0.035" units="cm"/>
+      <inkml:brushProperty name="height" value="0.035" units="cm"/>
+    </inkml:brush>
+  </inkml:definitions>
+  <inkml:trace contextRef="#ctx0" brushRef="#br0">101 11 17534,'1'1'0,"0"0"0,0 0 0,-1 1 0,1-1 0,-1 1 0,1-1 0,-1 1 0,1-1 0,-1 1 0,0-1 0,0 1 0,0 0 0,0 0 0,0-1 0,-1 1 0,1 0 0,0 0 0,-1 0 0,0 0 0,1-1 0,-1 1 0,0 0 0,0 0 0,0 0 0,0 0 0,0 0 0,0 0 0,0-1 0,-1 1 0,1 0 0,0 0 0,-1 0 0,1 0 0,-1-1 0,0 1 0,1 0 0,-1-1 0,0 1 0,0-1 0,0 1 0,1-1 0,-1 1 0,0-1 0,0 0 0,0 1 0,0-1 0,0 0 0,0 0 0,-1 0 0,1 0 0,0 0 0,0 0 0,0-1 0,0 1 0,0 0 0,0-1 0,0 1 0,0-1 0,0 0 0,0 1 0,0-1 0,0 0 0,0 0 0,0 0 0,1 0 0,-1-1 0,0 1 0,1 0 0,-1-1 0,0 1 0,1-1 0,-1 1 0,1-1 0,0 0 0,-1 0 0,1 0 0,0 1 0,0-2 0,0 1 0,0 0 0,0 0 0,1 0 0,-1-1 0,0 1 0,1 0 0,-1-1 0,1 1 0,0-1 0,-1 0 0,1 1 0,0-1 0,0 0 0,0 1 0,1-1 0,-1 0 0,0 0 0,1 0 0,-1 1 0,1-1 0,-1 0 0,1 0 0,0 0 0,0 0 0,0 0 0,0 0 0,0 0 0,0 1 0,0-1 0,1 0 0,-1 0 0,1 0 0,-1 0 0,1 1 0,-1-1 0,1 0 0,0 1 0,-1-1 0,1 0 0,0 1 0,0-1 0,0 1 0,0 0 0,0-1 0,0 1 0,0 0 0,0-1 0,0 1 0,0 0 0,0 0 0,0 0 0,0 0 0,0 1 0,0-1 0,0 0 0,0 1 0,0-1 0,0 1 0,0-1 0,0 1 0,0 0 0,0-1 0,0 1 0,0 0 0,0 0 0,0 1 0,-1-1 0,1 0 0,0 0 0,-1 1 0,1-1 0,-1 1 0,1-1 0,-1 1 0,1 0 0,-1 0 0,0 0 0,0 0 0,0 0 0,0 0 0</inkml:trace>
+</inkml:ink>
+</file>
+
+<file path=word/ink/ink22.xml><?xml version="1.0" encoding="utf-8"?>
+<inkml:ink xmlns:inkml="http://www.w3.org/2003/InkML">
+  <inkml:definitions>
+    <inkml:context xml:id="ctx0">
+      <inkml:inkSource xml:id="inkSrc0">
+        <inkml:traceFormat>
+          <inkml:channel name="X" type="integer" min="-2.14748E9" max="2.14748E9" units="cm"/>
+          <inkml:channel name="Y" type="integer" min="-2.14748E9" max="2.14748E9" units="cm"/>
+          <inkml:channel name="F" type="integer" max="32767" units="dev"/>
+          <inkml:channel name="OA" type="integer" max="360" units="deg"/>
+          <inkml:channel name="OE" type="integer" max="90" units="deg"/>
+        </inkml:traceFormat>
+        <inkml:channelProperties>
+          <inkml:channelProperty channel="X" name="resolution" value="1000" units="1/cm"/>
+          <inkml:channelProperty channel="Y" name="resolution" value="1000" units="1/cm"/>
+          <inkml:channelProperty channel="F" name="resolution" value="0" units="1/dev"/>
+          <inkml:channelProperty channel="OA" name="resolution" value="1000" units="1/deg"/>
+          <inkml:channelProperty channel="OE" name="resolution" value="1000" units="1/deg"/>
+        </inkml:channelProperties>
+      </inkml:inkSource>
+      <inkml:timestamp xml:id="ts0" timeString="2025-09-12T00:35:08.365"/>
+    </inkml:context>
+    <inkml:brush xml:id="br0">
+      <inkml:brushProperty name="width" value="0.035" units="cm"/>
+      <inkml:brushProperty name="height" value="0.035" units="cm"/>
+    </inkml:brush>
+  </inkml:definitions>
+  <inkml:trace contextRef="#ctx0" brushRef="#br0">82 9 76 0 0,'0'0'10432'0'0,"-4"-8"-2231"0"0,-9 48-4693 0 0,11-33-3362 0 0,2-6-81 0 0,-4 37 1027 0 0,3 20-196 0 0,1-57-724 0 0,6 47 280 0 0,-1-50-3404 0 0,16-32-12295 0 0,-15 21 13154 0 0,-6 12 2209 0 0,2-2 493 0 0,-1 0 1 0 0,1 0-1 0 0,-1 0 0 0 0,0 0 1 0 0,0 0-1 0 0,-1-1 1 0 0,1 1-1 0 0,-1 0 0 0 0,1-1 1 0 0,-1 1-1 0 0,0 0 0 0 0,-1-6 1 0 0,-8-30 3736 0 0,8 37-3524 0 0,-2-1 190 0 0,3 2-1001 0 0,0 1 1 0 0,0 0 0 0 0,0 0 0 0 0,0 0-1 0 0,0 0 1 0 0,0 0 0 0 0,0-1 0 0 0,0 1 0 0 0,0 0-1 0 0,0 0 1 0 0,0 0 0 0 0,-1 0 0 0 0,1 0-1 0 0,0 0 1 0 0,0-1 0 0 0,0 1 0 0 0,0 0-1 0 0,0 0 1 0 0,0 0 0 0 0,0 0 0 0 0,-1 0 0 0 0,1 0-1 0 0,0 0 1 0 0,0 0 0 0 0,0 0 0 0 0,0 0-1 0 0,0 0 1 0 0,-1 0 0 0 0,1 0 0 0 0,0 0-1 0 0,0 0 1 0 0,0 0 0 0 0,0 0 0 0 0,0 0 0 0 0,-1 0-1 0 0,1 0 1 0 0,0 0 0 0 0,0 0 0 0 0,0 0-1 0 0,0 0 1 0 0,0 0 0 0 0,-1 0 0 0 0,1 0-1 0 0,0 0 1 0 0,0 0 0 0 0,0 0 0 0 0,0 0 0 0 0,0 0-1 0 0,0 0 1 0 0,-1 1 0 0 0,1-1 0 0 0,0 0-1 0 0,0 0 1 0 0,0 0 0 0 0,0 0 0 0 0,0 0-1 0 0,0 0 1 0 0,0 0 0 0 0,0 1 0 0 0,-2 0 417 0 0,-2 44 1716 0 0,4-43-2005 0 0,4 41 836 0 0,-4 9-93 0 0,0-50-791 0 0,0 13 193 0 0,0 37 557 0 0,0-50-712 0 0,5 45 1344 0 0,-5-45-1249 0 0,10 60 410 0 0,-10-60-613 0 0,4 34 111 0 0,-3-28-123 0 0,-1-6-4 0 0,2 93 650 0 0,-3-92-594 0 0,1-1-53 0 0,0 6-4 0 0,0-6 5 0 0,0 0-11 0 0,0 8 4 0 0,0-8 13 0 0,0 46 694 0 0,0-46-519 0 0,0 4 1756 0 0,0-3-3550 0 0</inkml:trace>
+  <inkml:trace contextRef="#ctx0" brushRef="#br0" timeOffset="2435.17">88 632 1416 0 0,'0'0'2873'0'0,"-17"23"13639"0"0,18-22-16301 0 0,0 0 1 0 0,0 0-1 0 0,0 0 1 0 0,0 0-1 0 0,0 0 1 0 0,0 0-1 0 0,0 0 1 0 0,0-1 0 0 0,0 1-1 0 0,0 0 1 0 0,1-1-1 0 0,-1 1 1 0 0,0-1-1 0 0,0 1 1 0 0,1-1-1 0 0,-1 0 1 0 0,0 1 0 0 0,1-1-1 0 0,1 0 1 0 0,-1 0 76 0 0,48-3 612 0 0,-49 3-895 0 0,16-1 28 0 0,1 0-1 0 0,-1 1 1 0 0,21 2-1 0 0,-36-1-28 0 0,14 3 7 0 0,-7-2-9 0 0,-9-1-1 0 0,1-1 0 0 0,0 0 0 0 0,-1 0 0 0 0,1 1-1 0 0,-1-1 1 0 0,1 0 0 0 0,-1 1 0 0 0,1-1 0 0 0,-1 1-1 0 0,1-1 1 0 0,-1 0 0 0 0,1 1 0 0 0,-1-1 0 0 0,0 1 0 0 0,1-1-1 0 0,-1 1 1 0 0,0 0 0 0 0,1-1 0 0 0,-1 1 0 0 0,0-1-1 0 0,0 1 1 0 0,0 0 0 0 0,1-1 0 0 0,-1 1 0 0 0,0-1-1 0 0,0 1 1 0 0,0 0 0 0 0,0-1 0 0 0,0 1 0 0 0,0 0-1 0 0,0-1 1 0 0,0 1 0 0 0,0 0 0 0 0,-1-1 0 0 0,1 1-1 0 0,0-1 1 0 0,0 1 0 0 0,-1 0 0 0 0,1-1 0 0 0,0 1-1 0 0,0-1 1 0 0,-1 1 0 0 0,1-1 0 0 0,-1 1 0 0 0,1-1 0 0 0,0 1-1 0 0,-1-1 1 0 0,1 1 0 0 0,-1-1 0 0 0,1 0 0 0 0,-1 1-1 0 0,0-1 1 0 0,-29 28 46 0 0,28-26-47 0 0,-34 24 25 0 0,-76 42-1 0 0,61-38-15 0 0,49-30-18 0 0,-10 9-19 0 0,12-9 28 0 0,-1 0 0 0 0,1 0 0 0 0,0 0 0 0 0,0 1 0 0 0,0-1 0 0 0,0 0 0 0 0,0 0 0 0 0,0 0 0 0 0,0 1 0 0 0,-1-1 0 0 0,1 0-1 0 0,0 0 1 0 0,0 1 0 0 0,0-1 0 0 0,0 0 0 0 0,0 0 0 0 0,0 1 0 0 0,0-1 0 0 0,0 0 0 0 0,0 0 0 0 0,0 0 0 0 0,0 1 0 0 0,1-1-1 0 0,-1 0 1 0 0,0 0 0 0 0,0 1 0 0 0,0-1 0 0 0,0 0 0 0 0,0 0 0 0 0,0 0 0 0 0,0 1 0 0 0,1-1 0 0 0,-1 0 0 0 0,0 0 0 0 0,0 0 0 0 0,0 1-1 0 0,0-1 1 0 0,1 0 0 0 0,-1 0 0 0 0,0 0 0 0 0,0 0 0 0 0,0 0 0 0 0,1 0 0 0 0,-1 0 0 0 0,0 1 0 0 0,0-1 0 0 0,1 0 0 0 0,-1 0-1 0 0,0 0 1 0 0,0 0 0 0 0,1 0 0 0 0,-1 0 0 0 0,0 0 0 0 0,0 0 0 0 0,0 0 0 0 0,1 0 0 0 0,-1 0 0 0 0,0 0 0 0 0,0 0 0 0 0,1 0-1 0 0,-1-1 1 0 0,0 1 0 0 0,0 0 0 0 0,1 0 0 0 0,-1 0 0 0 0,0 0 0 0 0,0 0 0 0 0,1-1 0 0 0,48 0-17 0 0,-2-1-19 0 0,80 7 0 0 0,-122-5 38 0 0,-2 0-5 0 0,-1 0 0 0 0,1 0 0 0 0,0 1 0 0 0,0-1 0 0 0,0 0 0 0 0,0 1-1 0 0,0 0 1 0 0,-1 0 0 0 0,1 0 0 0 0,0 0 0 0 0,0 0 0 0 0,-1 0-1 0 0,1 1 1 0 0,-1-1 0 0 0,1 1 0 0 0,1 2 0 0 0,-3-3 6 0 0,-2 1-5 0 0,-2 3 19 0 0,-1 1 1 0 0,0 0-1 0 0,0-1 0 0 0,-1 0 0 0 0,1 0 0 0 0,-1 0 1 0 0,0 0-1 0 0,-1-1 0 0 0,1 0 0 0 0,-1 0 0 0 0,0 0 1 0 0,0-1-1 0 0,0 0 0 0 0,0 0 0 0 0,-13 3 1 0 0,-8 7 3 0 0,-86 41-3 0 0,112-53-30 0 0,-2 0 14 0 0,-12 7-95 0 0,18-4 45 0 0,17-4 37 0 0,39-6 0 0 0,-24 2-6 0 0,0 1 1 0 0,54 4-1 0 0,-88-1 25 0 0,0 0 0 0 0,0-1-1 0 0,0 1 1 0 0,1 0 0 0 0,-1 0-1 0 0,0 0 1 0 0,0 1 0 0 0,0-1 0 0 0,0 0-1 0 0,0 0 1 0 0,0 1 0 0 0,0-1-1 0 0,0 0 1 0 0,-1 1 0 0 0,1-1-1 0 0,0 1 1 0 0,0-1 0 0 0,0 1 0 0 0,0 0-1 0 0,0-1 1 0 0,-1 1 0 0 0,1 0-1 0 0,0-1 1 0 0,0 1 0 0 0,0 2 0 0 0,-1-2 20 0 0,0 0 1 0 0,0 0 0 0 0,0 0 0 0 0,0 0 0 0 0,-1 0 0 0 0,1 1 0 0 0,0-1 0 0 0,-1 0-1 0 0,1 0 1 0 0,-1 0 0 0 0,1 0 0 0 0,-1 0 0 0 0,1 0 0 0 0,-1 0 0 0 0,0 0 0 0 0,0-1-1 0 0,1 1 1 0 0,-2 1 0 0 0,-42 32 849 0 0,-76 30-487 0 0,52-31-401 0 0,66-32-9 0 0,-16 11-55 0 0,57-8 95 0 0,-6-8-13 0 0,107-16-36 0 0,-138 20 16 0 0,-1 0 11 0 0,27-1-77 0 0,-28 1 78 0 0,1-1-1 0 0,-1 1 1 0 0,1 0-1 0 0,-1 0 1 0 0,1 0-1 0 0,-1 0 1 0 0,1 0-1 0 0,-1 0 1 0 0,1-1-1 0 0,-1 1 0 0 0,1 1 1 0 0,-1-1-1 0 0,1 0 1 0 0,-1 0-1 0 0,1 0 1 0 0,-1 0-1 0 0,1 0 1 0 0,-1 0-1 0 0,1 0 1 0 0,-1 1-1 0 0,0-1 1 0 0,1 0-1 0 0,-1 0 0 0 0,1 1 1 0 0,-1-1-1 0 0,1 0 1 0 0,-1 1-1 0 0,0-1 1 0 0,1 0-1 0 0,-1 1 1 0 0,0-1-1 0 0,1 0 1 0 0,-1 1-1 0 0,0-1 0 0 0,0 1 1 0 0,1-1-1 0 0,-1 1 1 0 0,0-1-1 0 0,0 1 1 0 0,0-1-1 0 0,0 1 1 0 0,0-1-1 0 0,1 2 1 0 0,-6 6 2 0 0,-1-2 0 0 0,0 0 1 0 0,0 0 0 0 0,-1 0-1 0 0,0-1 1 0 0,0 0 0 0 0,0 0 0 0 0,-15 6-1 0 0,9-3 0 0 0,-28 18 28 0 0,11-9 10 0 0,1 2 0 0 0,1 2 0 0 0,1 0 0 0 0,-29 30 1 0 0,55-50-34 0 0,-8 11 143 0 0,8-12-142 0 0,1 0-1 0 0,0 0 1 0 0,0 0 0 0 0,0 1-1 0 0,0-1 1 0 0,-1 0-1 0 0,1 0 1 0 0,0 1 0 0 0,0-1-1 0 0,0 0 1 0 0,0 0-1 0 0,0 1 1 0 0,0-1 0 0 0,0 0-1 0 0,0 1 1 0 0,0-1-1 0 0,0 0 1 0 0,0 0 0 0 0,0 1-1 0 0,0-1 1 0 0,0 0 0 0 0,0 1-1 0 0,0-1 1 0 0,0 0-1 0 0,0 0 1 0 0,0 1 0 0 0,0-1-1 0 0,0 0 1 0 0,0 0-1 0 0,1 1 1 0 0,-1-1 0 0 0,0 0-1 0 0,0 0 1 0 0,0 1-1 0 0,0-1 1 0 0,1 0 0 0 0,-1 0-1 0 0,0 0 1 0 0,0 1-1 0 0,1-1 1 0 0,-1 0 0 0 0,0 0-1 0 0,0 0 1 0 0,1 0-1 0 0,-1 0 1 0 0,0 0 0 0 0,0 1-1 0 0,1-1 1 0 0,-1 0-1 0 0,0 0 1 0 0,0 0 0 0 0,1 0-1 0 0,-1 0 1 0 0,0 0-1 0 0,1 0 1 0 0,-1 0 0 0 0,0 0-1 0 0,33-3 36 0 0,44-10 1 0 0,-19 2-73 0 0,-56 11-26 0 0,10-1 249 0 0,-5 0-2991 0 0</inkml:trace>
+  <inkml:trace contextRef="#ctx0" brushRef="#br0" timeOffset="3567.27">191 1462 112 0 0,'0'0'11028'0'0,"-12"3"-712"0"0,9 0-9626 0 0,0 18 317 0 0,2-1 0 0 0,0 0-1 0 0,1 1 1 0 0,2-1 0 0 0,4 28 0 0 0,1 26 145 0 0,6 160-54 0 0,-13-232-1153 0 0,1 10-843 0 0,0-5-5054 0 0</inkml:trace>
+  <inkml:trace contextRef="#ctx0" brushRef="#br0" timeOffset="4574.28">64 1996 1028 0 0,'0'0'8699'0'0,"-9"-1"661"0"0,37-4-7870 0 0,0 0-1 0 0,29-11 1 0 0,26-5-1058 0 0,-81 21-416 0 0,-1 0-14 0 0,0 0 1 0 0,0-1-1 0 0,0 1 0 0 0,0 0 0 0 0,0 0 1 0 0,0 0-1 0 0,0 0 0 0 0,0 0 0 0 0,0 0 0 0 0,0 1 1 0 0,0-1-1 0 0,0 0 0 0 0,0 0 0 0 0,-1 1 1 0 0,1-1-1 0 0,0 1 0 0 0,0-1 0 0 0,0 0 1 0 0,0 1-1 0 0,0 0 0 0 0,-1-1 0 0 0,1 1 0 0 0,0-1 1 0 0,0 1-1 0 0,-1 0 0 0 0,1 0 0 0 0,-1-1 1 0 0,1 1-1 0 0,0 0 0 0 0,-1 0 0 0 0,0 0 1 0 0,1 0-1 0 0,-1 0 0 0 0,1 0 0 0 0,-1-1 0 0 0,0 1 1 0 0,0 0-1 0 0,0 0 0 0 0,1 0 0 0 0,-1 2 1 0 0,0-1 3 0 0,-28 61-3 0 0,-30 69 426 0 0,57-131-420 0 0,-4 6 9 0 0,5-6 0 0 0,0 0 0 0 0,0-1 1 0 0,0 1-1 0 0,0 0 0 0 0,0-1 0 0 0,-1 1 0 0 0,1 0 0 0 0,0-1 1 0 0,0 1-1 0 0,-1-1 0 0 0,1 1 0 0 0,-1-1 0 0 0,1 1 0 0 0,0-1 0 0 0,-1 1 1 0 0,1-1-1 0 0,-1 1 0 0 0,1-1 0 0 0,-1 1 0 0 0,1-1 0 0 0,-1 0 0 0 0,1 1 1 0 0,-1-1-1 0 0,0 0 0 0 0,1 1 0 0 0,-1-1 0 0 0,1 0 0 0 0,-1 0 0 0 0,0 0 1 0 0,1 0-1 0 0,-1 1 0 0 0,0-1 0 0 0,1 0 0 0 0,-2 0 0 0 0,-7-6 8 0 0,-1 0 1 0 0,2-1-1 0 0,-1 1 0 0 0,1-2 0 0 0,-1 1 0 0 0,-9-14 0 0 0,-15-12 23 0 0,16 20 588 0 0,12 9-2549 0 0</inkml:trace>
+</inkml:ink>
+</file>
+
+<file path=word/ink/ink23.xml><?xml version="1.0" encoding="utf-8"?>
+<inkml:ink xmlns:inkml="http://www.w3.org/2003/InkML">
+  <inkml:definitions>
+    <inkml:context xml:id="ctx0">
+      <inkml:inkSource xml:id="inkSrc0">
+        <inkml:traceFormat>
+          <inkml:channel name="X" type="integer" min="-2.14748E9" max="2.14748E9" units="cm"/>
+          <inkml:channel name="Y" type="integer" min="-2.14748E9" max="2.14748E9" units="cm"/>
+          <inkml:channel name="F" type="integer" max="32767" units="dev"/>
+          <inkml:channel name="OA" type="integer" max="360" units="deg"/>
+          <inkml:channel name="OE" type="integer" max="90" units="deg"/>
+        </inkml:traceFormat>
+        <inkml:channelProperties>
+          <inkml:channelProperty channel="X" name="resolution" value="1000" units="1/cm"/>
+          <inkml:channelProperty channel="Y" name="resolution" value="1000" units="1/cm"/>
+          <inkml:channelProperty channel="F" name="resolution" value="0" units="1/dev"/>
+          <inkml:channelProperty channel="OA" name="resolution" value="1000" units="1/deg"/>
+          <inkml:channelProperty channel="OE" name="resolution" value="1000" units="1/deg"/>
+        </inkml:channelProperties>
+      </inkml:inkSource>
+      <inkml:timestamp xml:id="ts0" timeString="2025-09-12T00:35:35.464"/>
+    </inkml:context>
+    <inkml:brush xml:id="br0">
+      <inkml:brushProperty name="width" value="0.035" units="cm"/>
+      <inkml:brushProperty name="height" value="0.035" units="cm"/>
+    </inkml:brush>
+  </inkml:definitions>
+  <inkml:trace contextRef="#ctx0" brushRef="#br0">62 0 2568 0 0,'3'0'18124'0'0,"-2"3"-18385"0"0,-8 55 4231 0 0,-16 29-2174 0 0,15-61-1268 0 0,0-2-256 0 0,3-7-132 0 0,0 0 0 0 0,-5 29 0 0 0,10-44-146 0 0,12 6-220 0 0,0-9-275 0 0,1-1-1 0 0,-1 0 1 0 0,0 0-1 0 0,24-9 0 0 0,0-2-3598 0 0,-22 7 1121 0 0,-12 6 1074 0 0</inkml:trace>
+  <inkml:trace contextRef="#ctx0" brushRef="#br0" timeOffset="512.02">228 101 852 0 0,'-5'-7'14062'0'0,"1"6"-14585"0"0,3 1 683 0 0,-1 1 1 0 0,1 0-1 0 0,-1 0 0 0 0,1 0 0 0 0,0 0 0 0 0,0 0 0 0 0,0 0 0 0 0,0 0 0 0 0,0 0 0 0 0,0 1 1 0 0,0-1-1 0 0,0 0 0 0 0,0 1 0 0 0,0-1 0 0 0,1 0 0 0 0,-1 1 0 0 0,0-1 0 0 0,0 4 0 0 0,-9 26 1621 0 0,10-28-1661 0 0,-1 0 0 0 0,1 0-1 0 0,0 1 1 0 0,-1-1-1 0 0,1 0 1 0 0,1 0 0 0 0,-1 1-1 0 0,0-1 1 0 0,1 0-1 0 0,0 0 1 0 0,0 0 0 0 0,0 0-1 0 0,0 0 1 0 0,0 0-1 0 0,1 0 1 0 0,-1 0 0 0 0,1 0-1 0 0,-1 0 1 0 0,1-1-1 0 0,0 1 1 0 0,1-1 0 0 0,-1 1-1 0 0,0-1 1 0 0,0 0-1 0 0,1 0 1 0 0,0 0 0 0 0,-1 0-1 0 0,1 0 1 0 0,0-1-1 0 0,0 1 1 0 0,0-1 0 0 0,0 0-1 0 0,0 0 1 0 0,0 0-1 0 0,0 0 1 0 0,0 0 0 0 0,6 0-1 0 0,-6 0-138 0 0,0-1-1 0 0,0 1 1 0 0,0-1 0 0 0,0 1-1 0 0,0-1 1 0 0,0 0-1 0 0,0 0 1 0 0,-1-1 0 0 0,1 1-1 0 0,0-1 1 0 0,0 1-1 0 0,0-1 1 0 0,0 0 0 0 0,0 0-1 0 0,-1 0 1 0 0,1 0-1 0 0,0-1 1 0 0,-1 1 0 0 0,1-1-1 0 0,-1 1 1 0 0,1-1 0 0 0,-1 0-1 0 0,0 0 1 0 0,0 0-1 0 0,0 0 1 0 0,0 0 0 0 0,0-1-1 0 0,-1 1 1 0 0,1-1-1 0 0,0 1 1 0 0,-1-1 0 0 0,0 0-1 0 0,0 1 1 0 0,0-1-1 0 0,0 0 1 0 0,0 0 0 0 0,0 0-1 0 0,-1 0 1 0 0,1 1-1 0 0,-1-7 1 0 0,0 5-47 0 0,0-1 1 0 0,-1 1-1 0 0,1 0 1 0 0,-1-1-1 0 0,0 1 0 0 0,0 0 1 0 0,0-1-1 0 0,-1 1 1 0 0,1 0-1 0 0,-1 0 0 0 0,0 0 1 0 0,0 1-1 0 0,-3-5 1 0 0,3 6-109 0 0,0 0 1 0 0,1 1-1 0 0,-1-1 1 0 0,0 1 0 0 0,0 0-1 0 0,0 0 1 0 0,0 0 0 0 0,0-1-1 0 0,0 2 1 0 0,0-1-1 0 0,0 0 1 0 0,0 0 0 0 0,-1 1-1 0 0,1-1 1 0 0,0 1 0 0 0,0 0-1 0 0,-1 0 1 0 0,1-1-1 0 0,0 2 1 0 0,-1-1 0 0 0,1 0-1 0 0,0 0 1 0 0,0 1-1 0 0,-1-1 1 0 0,1 1 0 0 0,0 0-1 0 0,0-1 1 0 0,0 1 0 0 0,0 0-1 0 0,-4 3 1 0 0,-2 1-580 0 0,-6 12-10109 0 0</inkml:trace>
+  <inkml:trace contextRef="#ctx0" brushRef="#br0" timeOffset="995.72">385 246 1008 0 0,'0'0'17307'0'0,"2"-13"-15446"0"0,72-207 1727 0 0,-73 219-3390 0 0,11 33 26 0 0,-4-5 24 0 0,1 1 0 0 0,22 45 0 0 0,-4-22-5629 0 0,-26-49 3932 0 0,3 6-1844 0 0</inkml:trace>
+  <inkml:trace contextRef="#ctx0" brushRef="#br0" timeOffset="1206.61">382 139 104 0 0,'0'0'10570'0'0,"29"7"-5037"0"0,-10-6-5375 0 0,0 0-1 0 0,28-2 1 0 0,-18-3-3719 0 0,-2-1-4138 0 0,-24 4 4683 0 0</inkml:trace>
+  <inkml:trace contextRef="#ctx0" brushRef="#br0" timeOffset="1498.53">695 25 520 0 0,'0'0'6413'0'0,"-9"2"371"0"0,3 1-5053 0 0,3 14-569 0 0,0 0 0 0 0,0 1 0 0 0,2-1-1 0 0,0 0 1 0 0,3 28 0 0 0,-2 30-6643 0 0,0-73 3583 0 0,-1 6-7287 0 0</inkml:trace>
+  <inkml:trace contextRef="#ctx0" brushRef="#br0" timeOffset="1804.03">649 52 340 0 0,'12'-30'11910'0'0,"-10"28"-11722"0"0,-1 1 0 0 0,1 0 0 0 0,0 0 0 0 0,0 0 0 0 0,0 0 0 0 0,0 1 1 0 0,0-1-1 0 0,0 0 0 0 0,0 1 0 0 0,0-1 0 0 0,0 1 0 0 0,1 0 0 0 0,-1 0 0 0 0,0 0 1 0 0,0 0-1 0 0,0 0 0 0 0,0 0 0 0 0,0 1 0 0 0,0-1 0 0 0,1 1 0 0 0,-1-1 0 0 0,0 1 0 0 0,0 0 1 0 0,0 0-1 0 0,-1-1 0 0 0,1 2 0 0 0,0-1 0 0 0,0 0 0 0 0,0 0 0 0 0,-1 0 0 0 0,3 3 1 0 0,3 1-92 0 0,-1 1 0 0 0,0-1 0 0 0,0 1 0 0 0,-1 0 0 0 0,0 1 0 0 0,9 13 0 0 0,-12-17 41 0 0,0 0-1 0 0,-1 1 1 0 0,1-1-1 0 0,0 1 0 0 0,-1-1 1 0 0,0 1-1 0 0,0-1 1 0 0,0 1-1 0 0,-1 0 1 0 0,1 0-1 0 0,-1 0 1 0 0,0-1-1 0 0,0 1 1 0 0,0 0-1 0 0,0 0 1 0 0,-1 0-1 0 0,1-1 1 0 0,-1 1-1 0 0,0 0 1 0 0,0-1-1 0 0,0 1 1 0 0,-3 4-1 0 0,-1-1 88 0 0,0 0 1 0 0,0-1-1 0 0,-1 1 0 0 0,0-1 1 0 0,0 0-1 0 0,-1 0 0 0 0,0-1 1 0 0,-12 8-1 0 0,10-6-782 0 0,-14 8-2300 0 0,15-11-1973 0 0,-1-2-3532 0 0,0 0 3233 0 0</inkml:trace>
+</inkml:ink>
+</file>
+
+<file path=word/ink/ink24.xml><?xml version="1.0" encoding="utf-8"?>
+<inkml:ink xmlns:inkml="http://www.w3.org/2003/InkML">
+  <inkml:definitions>
+    <inkml:context xml:id="ctx0">
+      <inkml:inkSource xml:id="inkSrc0">
+        <inkml:traceFormat>
+          <inkml:channel name="X" type="integer" min="-2.14748E9" max="2.14748E9" units="cm"/>
+          <inkml:channel name="Y" type="integer" min="-2.14748E9" max="2.14748E9" units="cm"/>
+          <inkml:channel name="F" type="integer" max="32767" units="dev"/>
+          <inkml:channel name="OA" type="integer" max="360" units="deg"/>
+          <inkml:channel name="OE" type="integer" max="90" units="deg"/>
+        </inkml:traceFormat>
+        <inkml:channelProperties>
+          <inkml:channelProperty channel="X" name="resolution" value="1000" units="1/cm"/>
+          <inkml:channelProperty channel="Y" name="resolution" value="1000" units="1/cm"/>
+          <inkml:channelProperty channel="F" name="resolution" value="0" units="1/dev"/>
+          <inkml:channelProperty channel="OA" name="resolution" value="1000" units="1/deg"/>
+          <inkml:channelProperty channel="OE" name="resolution" value="1000" units="1/deg"/>
+        </inkml:channelProperties>
+      </inkml:inkSource>
+      <inkml:timestamp xml:id="ts0" timeString="2025-09-12T00:35:28.556"/>
+    </inkml:context>
+    <inkml:brush xml:id="br0">
+      <inkml:brushProperty name="width" value="0.035" units="cm"/>
+      <inkml:brushProperty name="height" value="0.035" units="cm"/>
+    </inkml:brush>
+  </inkml:definitions>
+  <inkml:trace contextRef="#ctx0" brushRef="#br0">1651 617 2252 0 0,'0'0'4933'0'0,"0"-14"-33"0"0,-2 3-2328 0 0,0-1-2760 0 0,-3 4-3584 0 0,1-3-4521 0 0</inkml:trace>
+  <inkml:trace contextRef="#ctx0" brushRef="#br0" timeOffset="167.8">1613 438 3244 0 0,'-6'-13'5049'0'0,"2"3"-429"0"0,-1-1-2092 0 0,0 1-2592 0 0,-3 3-7820 0 0</inkml:trace>
+  <inkml:trace contextRef="#ctx0" brushRef="#br0" timeOffset="723.8">1539 325 1236 0 0,'0'0'10542'0'0,"-12"11"-5941"0"0,-2 1-3461 0 0,8-8-1031 0 0,-14 7-11744 0 0</inkml:trace>
+  <inkml:trace contextRef="#ctx0" brushRef="#br0" timeOffset="-728.18">1668 1400 1864 0 0,'0'0'2472'0'0,"0"-32"7163"0"0,0 12-6851 0 0,0 18-2779 0 0,-2-11-4094 0 0,-2 3-2712 0 0,4 9 5706 0 0,-3-8-1276 0 0</inkml:trace>
+  <inkml:trace contextRef="#ctx0" brushRef="#br0" timeOffset="-532.23">1651 1200 652 0 0,'-5'-35'13564'0'0,"3"24"-11963"0"0,1 9-1881 0 0,-2-16-9476 0 0,3 15 8953 0 0</inkml:trace>
+  <inkml:trace contextRef="#ctx0" brushRef="#br0" timeOffset="-341.5">1652 1026 1204 0 0,'-2'-11'2081'0'0,"-4"-18"9788"0"0,4 20-10798 0 0,2 7-1285 0 0,0-7-5372 0 0,1-5-2435 0 0</inkml:trace>
+  <inkml:trace contextRef="#ctx0" brushRef="#br0" timeOffset="-3875.84">47 1540 424 0 0,'9'40'11676'0'0,"-5"23"-9497"0"0,-5-42-5047 0 0,-1-2-3494 0 0,2-17 3717 0 0</inkml:trace>
+  <inkml:trace contextRef="#ctx0" brushRef="#br0" timeOffset="-3088.9">52 1891 1140 0 0,'-5'-8'15375'0'0,"1"58"-12448"0"0,3-17-5181 0 0,0-31 1075 0 0,1 9-1339 0 0,2 5-8569 0 0</inkml:trace>
+  <inkml:trace contextRef="#ctx0" brushRef="#br0" timeOffset="-2852.65">147 1983 2496 0 0,'0'0'2008'0'0,"18"0"4168"0"0,46-5-2639 0 0,-40 1-6274 0 0,-3-2-4181 0 0,-9 3 4760 0 0</inkml:trace>
+  <inkml:trace contextRef="#ctx0" brushRef="#br0" timeOffset="-2672.14">406 1923 1480 0 0,'0'0'1604'0'0,"13"-3"636"0"0,0 0-847 0 0,1 0-613 0 0,-1 1-824 0 0,1 0-1064 0 0,3 1-2833 0 0</inkml:trace>
+  <inkml:trace contextRef="#ctx0" brushRef="#br0" timeOffset="-2460.92">625 1895 2292 0 0,'41'1'10621'0'0,"-1"-1"-5105"0"0,0-2-7083 0 0,-3-2-9154 0 0</inkml:trace>
+  <inkml:trace contextRef="#ctx0" brushRef="#br0" timeOffset="-2288.32">982 1868 1912 0 0,'0'0'5541'0'0,"16"0"-1669"0"0,-3-1-1284 0 0,1 0-912 0 0,0 0-1284 0 0,3-1-776 0 0,1 0-1112 0 0,-1 2-1280 0 0,2-1-3221 0 0</inkml:trace>
+  <inkml:trace contextRef="#ctx0" brushRef="#br0" timeOffset="-2063.48">1308 1831 332 0 0,'14'-2'4780'0'0,"-2"-1"-1631"0"0,0 2-1077 0 0,0 0-960 0 0,2-2-1040 0 0,-1 2-1404 0 0,-1 1-3000 0 0,0-1 883 0 0</inkml:trace>
+  <inkml:trace contextRef="#ctx0" brushRef="#br0" timeOffset="-1392.67">1621 1781 416 0 0,'1'-2'17008'0'0,"21"-2"-13268"0"0,27 0-4847 0 0,-47 4 584 0 0,3-1 217 0 0,16-2-12408 0 0</inkml:trace>
+  <inkml:trace contextRef="#ctx0" brushRef="#br0" timeOffset="-1012.06">1734 1645 8 0 0,'0'0'9211'0'0,"-13"-32"1419"0"0,7 21-10599 0 0,-2 1-1019 0 0,-4-6-1035 0 0,0 1-8311 0 0,5 7 6203 0 0</inkml:trace>
+  <inkml:trace contextRef="#ctx0" brushRef="#br0" timeOffset="-6395.79">43 519 1912 0 0,'0'0'14209'0'0,"31"-4"-12651"0"0,-11 1-5104 0 0,-17 2 2978 0 0,2 0 25 0 0,3 0-7338 0 0,3-1 5144 0 0</inkml:trace>
+  <inkml:trace contextRef="#ctx0" brushRef="#br0" timeOffset="-6156.52">204 481 1420 0 0,'0'0'1925'0'0,"16"-1"3461"0"0,30-4-2442 0 0,-15 1-4734 0 0,-30 4 380 0 0,2-1-1650 0 0,6 0 1766 0 0,-7 0-423 0 0</inkml:trace>
+  <inkml:trace contextRef="#ctx0" brushRef="#br0" timeOffset="-5889.9">412 460 1156 0 0,'0'0'3436'0'0,"19"1"-991"0"0,-3-2-765 0 0,0 0-624 0 0,1-1-616 0 0,-1 0-596 0 0,-1 0-1232 0 0,-2-1-2269 0 0</inkml:trace>
+  <inkml:trace contextRef="#ctx0" brushRef="#br0" timeOffset="-5693.73">699 426 956 0 0,'0'0'3588'0'0,"17"0"-1087"0"0,-4 0-845 0 0,-1 0-680 0 0,1-1-816 0 0,1-1-824 0 0,-4 0-1776 0 0,0-1-1137 0 0</inkml:trace>
+  <inkml:trace contextRef="#ctx0" brushRef="#br0" timeOffset="-5460.9">945 414 76 0 0,'16'2'3488'0'0,"-4"-1"-1019"0"0,2 0-741 0 0,1 0-576 0 0,1 0-472 0 0,0 0-632 0 0,0 1-964 0 0,-1-2-1236 0 0,-2 1-1337 0 0</inkml:trace>
+  <inkml:trace contextRef="#ctx0" brushRef="#br0" timeOffset="-5277.37">1274 384 436 0 0,'0'0'5941'0'0,"12"-3"-1857"0"0,-2 0-1420 0 0,4 0-1024 0 0,4 0-1132 0 0,-1 1-852 0 0,2 0-1812 0 0,-1 1-3200 0 0,-4 1 343 0 0</inkml:trace>
+  <inkml:trace contextRef="#ctx0" brushRef="#br0" timeOffset="-4519.94">35 657 372 0 0,'0'0'5859'0'0,"-6"40"1667"0"0,8 5-7312 0 0,-1-21-3074 0 0,0-5-3661 0 0,-1-17 4335 0 0</inkml:trace>
+  <inkml:trace contextRef="#ctx0" brushRef="#br0" timeOffset="-4271.91">0 966 548 0 0,'0'0'2518'0'0,"3"43"8881"0"0,1-3-11336 0 0,-6 1-10250 0 0,2-39 8250 0 0</inkml:trace>
+  <inkml:trace contextRef="#ctx0" brushRef="#br0" timeOffset="-4077.68">13 1215 1968 0 0,'0'0'2020'0'0,"0"14"1325"0"0,-1 1-977 0 0,-1 1-896 0 0,2 0-1028 0 0,-1-1-672 0 0,0 1-1172 0 0,0 0-604 0 0,-1-2-2241 0 0</inkml:trace>
+  <inkml:trace contextRef="#ctx0" brushRef="#br0" timeOffset="-3875.84">47 1540 424 0 0,'9'40'11676'0'0,"-5"23"-9497"0"0,-5-42-5047 0 0,-1-2-3494 0 0,2-17 3717 0 0</inkml:trace>
+  <inkml:trace contextRef="#ctx0" brushRef="#br0" timeOffset="-3088.9">52 1891 1140 0 0,'-5'-8'15375'0'0,"1"58"-12448"0"0,3-17-5181 0 0,0-31 1075 0 0,1 9-1339 0 0,2 5-8569 0 0</inkml:trace>
+  <inkml:trace contextRef="#ctx0" brushRef="#br0" timeOffset="-2852.65">146 1983 2496 0 0,'0'0'2008'0'0,"18"0"4168"0"0,46-5-2639 0 0,-40 1-6274 0 0,-3-2-4181 0 0,-9 3 4760 0 0</inkml:trace>
+  <inkml:trace contextRef="#ctx0" brushRef="#br0" timeOffset="-2672.14">406 1923 1480 0 0,'0'0'1604'0'0,"13"-3"636"0"0,0 0-847 0 0,1 0-613 0 0,-1 1-824 0 0,1 0-1064 0 0,3 1-2833 0 0</inkml:trace>
+  <inkml:trace contextRef="#ctx0" brushRef="#br0" timeOffset="-2460.92">624 1895 2292 0 0,'41'1'10621'0'0,"-1"-1"-5105"0"0,0-2-7083 0 0,-3-2-9154 0 0</inkml:trace>
+  <inkml:trace contextRef="#ctx0" brushRef="#br0" timeOffset="-2288.32">982 1868 1912 0 0,'0'0'5541'0'0,"16"0"-1669"0"0,-3-1-1284 0 0,1 0-912 0 0,0 0-1284 0 0,3-1-776 0 0,1 0-1112 0 0,-1 2-1280 0 0,2-1-3221 0 0</inkml:trace>
+  <inkml:trace contextRef="#ctx0" brushRef="#br0" timeOffset="-2063.48">1308 1831 332 0 0,'14'-2'4780'0'0,"-2"-1"-1631"0"0,0 2-1077 0 0,0 0-960 0 0,2-2-1040 0 0,-1 2-1404 0 0,-1 1-3000 0 0,0-1 883 0 0</inkml:trace>
+  <inkml:trace contextRef="#ctx0" brushRef="#br0" timeOffset="-1392.67">1621 1781 416 0 0,'1'-2'17008'0'0,"21"-2"-13268"0"0,27 0-4847 0 0,-47 4 584 0 0,3-1 217 0 0,16-2-12408 0 0</inkml:trace>
+  <inkml:trace contextRef="#ctx0" brushRef="#br0" timeOffset="-1012.06">1734 1645 8 0 0,'0'0'9211'0'0,"-13"-32"1419"0"0,7 21-10599 0 0,-2 1-1019 0 0,-4-6-1035 0 0,0 1-8311 0 0,5 7 6203 0 0</inkml:trace>
+  <inkml:trace contextRef="#ctx0" brushRef="#br0" timeOffset="-728.18">1668 1399 1864 0 0,'0'0'2472'0'0,"0"-32"7163"0"0,0 12-6851 0 0,0 18-2779 0 0,-2-11-4094 0 0,-2 3-2712 0 0,4 9 5706 0 0,-3-8-1276 0 0</inkml:trace>
+  <inkml:trace contextRef="#ctx0" brushRef="#br0" timeOffset="-532.23">1651 1200 652 0 0,'-5'-35'13564'0'0,"3"24"-11963"0"0,1 9-1881 0 0,-2-16-9476 0 0,3 15 8953 0 0</inkml:trace>
+  <inkml:trace contextRef="#ctx0" brushRef="#br0" timeOffset="-341.5">1651 1026 1204 0 0,'-2'-11'2081'0'0,"-4"-18"9788"0"0,4 20-10798 0 0,2 7-1285 0 0,0-7-5372 0 0,1-5-2435 0 0</inkml:trace>
+  <inkml:trace contextRef="#ctx0" brushRef="#br0" timeOffset="-172.77">1645 807 684 0 0,'0'0'4068'0'0,"-5"-11"-771"0"0,0 2-2065 0 0,1-2-2448 0 0,1 2-3741 0 0</inkml:trace>
+  <inkml:trace contextRef="#ctx0" brushRef="#br0">1650 616 2252 0 0,'0'0'4933'0'0,"0"-14"-33"0"0,-2 3-2328 0 0,0-1-2760 0 0,-3 4-3584 0 0,1-3-4521 0 0</inkml:trace>
+  <inkml:trace contextRef="#ctx0" brushRef="#br0" timeOffset="167.8">1612 437 3244 0 0,'-6'-13'5049'0'0,"2"3"-429"0"0,-1-1-2092 0 0,0 1-2592 0 0,-3 3-7820 0 0</inkml:trace>
+  <inkml:trace contextRef="#ctx0" brushRef="#br0" timeOffset="723.8">1538 325 1236 0 0,'0'0'10542'0'0,"-12"11"-5941"0"0,-2 1-3461 0 0,8-8-1031 0 0,-14 7-11744 0 0</inkml:trace>
+</inkml:ink>
+</file>
+
+<file path=word/ink/ink25.xml><?xml version="1.0" encoding="utf-8"?>
+<inkml:ink xmlns:inkml="http://www.w3.org/2003/InkML">
+  <inkml:definitions>
+    <inkml:context xml:id="ctx0">
+      <inkml:inkSource xml:id="inkSrc0">
+        <inkml:traceFormat>
+          <inkml:channel name="X" type="integer" min="-2.14748E9" max="2.14748E9" units="cm"/>
+          <inkml:channel name="Y" type="integer" min="-2.14748E9" max="2.14748E9" units="cm"/>
+          <inkml:channel name="F" type="integer" max="32767" units="dev"/>
+          <inkml:channel name="OA" type="integer" max="360" units="deg"/>
+          <inkml:channel name="OE" type="integer" max="90" units="deg"/>
+        </inkml:traceFormat>
+        <inkml:channelProperties>
+          <inkml:channelProperty channel="X" name="resolution" value="1000" units="1/cm"/>
+          <inkml:channelProperty channel="Y" name="resolution" value="1000" units="1/cm"/>
+          <inkml:channelProperty channel="F" name="resolution" value="0" units="1/dev"/>
+          <inkml:channelProperty channel="OA" name="resolution" value="1000" units="1/deg"/>
+          <inkml:channelProperty channel="OE" name="resolution" value="1000" units="1/deg"/>
+        </inkml:channelProperties>
+      </inkml:inkSource>
+      <inkml:timestamp xml:id="ts0" timeString="2025-09-12T00:34:53.576"/>
+    </inkml:context>
+    <inkml:brush xml:id="br0">
+      <inkml:brushProperty name="width" value="0.035" units="cm"/>
+      <inkml:brushProperty name="height" value="0.035" units="cm"/>
+    </inkml:brush>
+  </inkml:definitions>
+  <inkml:trace contextRef="#ctx0" brushRef="#br0">0 259 512 0 0,'0'0'6859'0'0,"24"-17"4507"0"0,-18 15-10924 0 0,0-1 1 0 0,0 1-1 0 0,0 0 0 0 0,1 1 0 0 0,-1 0 0 0 0,7-1 1 0 0,-10 1-253 0 0,40-10 1659 0 0,-41 11-1796 0 0,99-12 125 0 0,-99 12-167 0 0,76-9 852 0 0,-75 8-786 0 0,55-11 941 0 0,52-17-273 0 0,-107 28-745 0 0,27-3 29 0 0,166-16-23 0 0,-15 14 19 0 0,154-37 224 0 0,-121 11-98 0 0,59 4 944 0 0,402 10 1 0 0,-101 19-286 0 0,-269-3-811 0 0,-107 2 391 0 0,1081 7 1324 0 0,-542 25-1431 0 0,97 1-197 0 0,372-40-123 0 0,467-14-95 0 0,-1212 33-503 0 0,-102-2-569 0 0,0-11 1131 0 0,146 5-48 0 0,837 35 84 0 0,-1298-35 225 0 0,-22-2 200 0 0,-8-1-3910 0 0,-4-2-3307 0 0,7-4-11503 0 0</inkml:trace>
+  <inkml:trace contextRef="#ctx0" brushRef="#br0" timeOffset="1443.25">12310 127 872 0 0,'0'0'15985'0'0,"4"-7"-12020"0"0,-5 42-1971 0 0,6 45 0 0 0,-1 2-514 0 0,-3-41-2507 0 0,4 22 5155 0 0,-1-15-3172 0 0,-2-17-4435 0 0,-2-5-3333 0 0,-1 0-4573 0 0</inkml:trace>
+  <inkml:trace contextRef="#ctx0" brushRef="#br0" timeOffset="2950.59">12307 481 372 0 0,'0'0'11722'0'0,"0"-10"-7469"0"0,-5 71 7 0 0,5-58-4130 0 0,0 16 190 0 0,1 13 145 0 0,8 43 0 0 0,-3-36-75 0 0,1 56 1 0 0,-6-35 687 0 0,-1-58-1028 0 0,1 37 385 0 0,3 4 597 0 0,-4-41-907 0 0,5 47 61 0 0,-5-46 141 0 0,0-1 1042 0 0</inkml:trace>
+  <inkml:trace contextRef="#ctx0" brushRef="#br0" timeOffset="4207.85">12344 611 852 0 0,'0'0'2564'0'0,"-9"-34"8118"0"0,2-6-6029 0 0,6 38-3918 0 0,-2-17 1180 0 0,5 131-62 0 0,0-35-1141 0 0,-3-34-101 0 0,1-41-544 0 0,0 57 597 0 0,0-56-618 0 0,2 47 576 0 0,-1-48-568 0 0,0 45 1136 0 0,-1-45-1132 0 0,2 39 317 0 0,0 4 693 0 0,-1-43-913 0 0,-1 0-2010 0 0,2 14 5931 0 0,-1-9-5693 0 0</inkml:trace>
+  <inkml:trace contextRef="#ctx0" brushRef="#br0" timeOffset="7304.04">12150 1061 1392 0 0,'0'0'21678'0'0,"17"-1"-20525"0"0,121-9 201 0 0,-28-1-775 0 0,-107 11-576 0 0,16-1 0 0 0,-10 0-1 0 0,41-2-119 0 0,-48 3 118 0 0,-24 42 83 0 0,8-20 54 0 0,-48 112 504 0 0,61-133-634 0 0,0 1 8 0 0,-2 6 5 0 0,1-5-4 0 0,0 5-6 0 0,-23 56 381 0 0,24-62-360 0 0,-15 42 502 0 0,16-44-471 0 0,0 1 1 0 0,0-1-1 0 0,0 1 0 0 0,0-1 1 0 0,-1 1-1 0 0,1-1 0 0 0,0 1 0 0 0,0-1 1 0 0,-1 1-1 0 0,1-1 0 0 0,0 1 0 0 0,-1-1 1 0 0,1 1-1 0 0,0-1 0 0 0,-1 0 1 0 0,1 1-1 0 0,-1-1 0 0 0,1 0 0 0 0,-1 1 1 0 0,1-1-1 0 0,-1 0 0 0 0,1 1 0 0 0,-1-1 1 0 0,1 0-1 0 0,-1 0 0 0 0,1 0 0 0 0,-1 0 1 0 0,1 0-1 0 0,-1 1 0 0 0,0-1 1 0 0,0 0-1 0 0,-18-12 568 0 0,-20-41-982 0 0,26 35 535 0 0,6 7-188 0 0,-1 1 0 0 0,1-2 0 0 0,1 1 0 0 0,0-1 0 0 0,-8-22 0 0 0,6 12-12 0 0,-1 0 0 0 0,-21-36-1 0 0,29 57 11 0 0,-1-10-570 0 0,-4 8-6855 0 0,5 3 6752 0 0,0 1 0 0 0,1 0-1 0 0,-1 0 1 0 0,1-1-1 0 0,-1 1 1 0 0,1 0 0 0 0,-1 0-1 0 0,1 0 1 0 0,-1 0-1 0 0,1-1 1 0 0,0 1-1 0 0,-1 0 1 0 0,1 0 0 0 0,0 0-1 0 0,0 0 1 0 0,0 0-1 0 0,0 0 1 0 0,0 0 0 0 0,0 0-1 0 0,0 0 1 0 0,0 2-1 0 0,1 11-4315 0 0</inkml:trace>
+  <inkml:trace contextRef="#ctx0" brushRef="#br0" timeOffset="7963.91">12146 1413 716 0 0,'-24'-3'20615'0'0,"153"-11"-15311"0"0,69-22-1941 0 0,-51 9-2076 0 0,-145 26-1584 0 0,10 0 202 0 0,-4 0-2850 0 0</inkml:trace>
+  <inkml:trace contextRef="#ctx0" brushRef="#br0" timeOffset="8810.57">12364 1415 1604 0 0,'0'0'5582'0'0,"-4"-9"-1604"0"0,-1 2 3694 0 0,2 24-6595 0 0,0 1-1 0 0,1-1 0 0 0,1 1 0 0 0,0-1 1 0 0,1 1-1 0 0,4 20 0 0 0,-2 19 54 0 0,-4 133 467 0 0,2-188-1809 0 0,0 0-1469 0 0,1 10 3931 0 0,-1-7-4325 0 0</inkml:trace>
+  <inkml:trace contextRef="#ctx0" brushRef="#br0" timeOffset="9615.99">12616 1091 1536 0 0,'0'0'16786'0'0,"35"-18"-13003"0"0,56-31-3245 0 0,-89 48-1126 0 0,8-3-791 0 0</inkml:trace>
+  <inkml:trace contextRef="#ctx0" brushRef="#br0" timeOffset="9999.74">12663 1228 1212 0 0,'0'0'13915'0'0,"16"-6"-8893"0"0,66-36 3447 0 0,-54 29-9543 0 0,-1 1-4963 0 0</inkml:trace>
+</inkml:ink>
+</file>
+
+<file path=word/ink/ink26.xml><?xml version="1.0" encoding="utf-8"?>
+<inkml:ink xmlns:inkml="http://www.w3.org/2003/InkML">
+  <inkml:definitions>
+    <inkml:context xml:id="ctx0">
+      <inkml:inkSource xml:id="inkSrc0">
+        <inkml:traceFormat>
+          <inkml:channel name="X" type="integer" min="-2.14748E9" max="2.14748E9" units="cm"/>
+          <inkml:channel name="Y" type="integer" min="-2.14748E9" max="2.14748E9" units="cm"/>
+          <inkml:channel name="F" type="integer" max="32767" units="dev"/>
+          <inkml:channel name="OA" type="integer" max="360" units="deg"/>
+          <inkml:channel name="OE" type="integer" max="90" units="deg"/>
+        </inkml:traceFormat>
+        <inkml:channelProperties>
+          <inkml:channelProperty channel="X" name="resolution" value="1000" units="1/cm"/>
+          <inkml:channelProperty channel="Y" name="resolution" value="1000" units="1/cm"/>
+          <inkml:channelProperty channel="F" name="resolution" value="0" units="1/dev"/>
+          <inkml:channelProperty channel="OA" name="resolution" value="1000" units="1/deg"/>
+          <inkml:channelProperty channel="OE" name="resolution" value="1000" units="1/deg"/>
+        </inkml:channelProperties>
+      </inkml:inkSource>
+      <inkml:timestamp xml:id="ts0" timeString="2025-09-12T00:34:10.923"/>
+    </inkml:context>
+    <inkml:brush xml:id="br0">
+      <inkml:brushProperty name="width" value="0.035" units="cm"/>
+      <inkml:brushProperty name="height" value="0.035" units="cm"/>
+    </inkml:brush>
+  </inkml:definitions>
+  <inkml:trace contextRef="#ctx0" brushRef="#br0">12 77 1600 0 0,'0'0'6616'0'0,"-11"0"4936"0"0,12 1-11412 0 0,0 1-1 0 0,0-1 0 0 0,1 1 0 0 0,-1-1 0 0 0,0 0 0 0 0,1 1 1 0 0,-1-1-1 0 0,1 0 0 0 0,-1 0 0 0 0,1 0 0 0 0,0 0 0 0 0,-1 0 0 0 0,1-1 1 0 0,0 1-1 0 0,0 0 0 0 0,0-1 0 0 0,-1 1 0 0 0,1-1 0 0 0,0 0 1 0 0,0 1-1 0 0,0-1 0 0 0,3 0 0 0 0,-4 0-143 0 0,1 0 188 0 0,38 2 202 0 0,17-12-153 0 0,-56 9-229 0 0,47-7 0 0 0,-47 7-6 0 0,1 1-4 0 0,8-2 4 0 0,3-1 2 0 0,-1 1 0 0 0,0-1 0 0 0,-8 2-2 0 0,3 0 2 0 0,-5 0-9 0 0,29-3 34 0 0,-17 0-1 0 0,-12 4-18 0 0,51-3 67 0 0,-51 3-30 0 0,14-1-11 0 0,75-4 433 0 0,-54 3-485 0 0,-37 2 20 0 0,0 0 1 0 0,1 0 0 0 0,-1 0-1 0 0,0 1 1 0 0,0-1-1 0 0,1 0 1 0 0,-1 0 0 0 0,0 0-1 0 0,1 1 1 0 0,-1-1-1 0 0,0 0 1 0 0,0 0-1 0 0,1 1 1 0 0,-1-1 0 0 0,0 0-1 0 0,0 0 1 0 0,0 1-1 0 0,1-1 1 0 0,-1 0 0 0 0,0 1-1 0 0,0-1 1 0 0,0 0-1 0 0,0 1 1 0 0,0-1-1 0 0,0 0 1 0 0,0 1 0 0 0,0-1-1 0 0,0 0 1 0 0,0 1-1 0 0,0-1 1 0 0,0 0-1 0 0,0 1 1 0 0,0-1 0 0 0,0 0-1 0 0,0 1 1 0 0,0-1-1 0 0,0 0 1 0 0,0 1 0 0 0,0-1-1 0 0,0 0 1 0 0,-1 1-1 0 0,1-1 1 0 0,0 1-1 0 0,-9 10 354 0 0,8-12-355 0 0,-1 1-1 0 0,1-1 1 0 0,0 0-1 0 0,-1 1 1 0 0,1-1-1 0 0,0 0 1 0 0,0 0-1 0 0,-1 0 1 0 0,1 0-1 0 0,0 0 1 0 0,0 0-1 0 0,0 0 1 0 0,0 0-1 0 0,0 0 1 0 0,0 0-1 0 0,1-1 1 0 0,-1 1-1 0 0,0 0 1 0 0,1-1-1 0 0,-1 1 1 0 0,0-1-1 0 0,1 1 1 0 0,0 0-1 0 0,-1-1 1 0 0,1 1-1 0 0,0-1 1 0 0,0 1-1 0 0,0-1 1 0 0,0 1-1 0 0,0-1 1 0 0,0-1-1 0 0,0-4-59 0 0,0 5 31 0 0,4-4-174 0 0,-4 6 198 0 0,0-1 0 0 0,1 1 0 0 0,-1-1 1 0 0,0 1-1 0 0,0 0 0 0 0,0-1 1 0 0,0 1-1 0 0,1-1 0 0 0,-1 1 0 0 0,0 0 1 0 0,0-1-1 0 0,1 1 0 0 0,-1 0 1 0 0,0 0-1 0 0,0-1 0 0 0,1 1 0 0 0,-1 0 1 0 0,0 0-1 0 0,1-1 0 0 0,-1 1 1 0 0,0 0-1 0 0,1 0 0 0 0,-1 0 0 0 0,1-1 1 0 0,-1 1-1 0 0,0 0 0 0 0,1 0 1 0 0,-1 0-1 0 0,1 0 0 0 0,-1 0 0 0 0,0 0 1 0 0,1 0-1 0 0,-1 0 0 0 0,1 0 1 0 0,-1 0-1 0 0,0 0 0 0 0,1 0 0 0 0,-1 0 1 0 0,1 0-1 0 0,-1 1 0 0 0,0-1 1 0 0,1 0-1 0 0,-1 0 0 0 0,1 0 0 0 0,-1 0 1 0 0,0 1-1 0 0,1-1 0 0 0,-1 0 0 0 0,0 1 1 0 0,0-1-1 0 0,1 0 0 0 0,-1 0 1 0 0,0 1-1 0 0,0-1 0 0 0,1 0 0 0 0,-1 1 1 0 0,0-1-1 0 0,0 1 0 0 0,1-1 1 0 0,0 2 0 0 0,1-1 2 0 0,-1 0 0 0 0,1 1 0 0 0,0-1 0 0 0,-1 1 0 0 0,1-1 0 0 0,-1 1 0 0 0,1 0 0 0 0,-1 0 0 0 0,0 0 0 0 0,0 0-1 0 0,0 0 1 0 0,0 0 0 0 0,0 0 0 0 0,1 3 0 0 0,-3-3 4 0 0,1 1-1 0 0,-1 0 1 0 0,1-1 0 0 0,-1 1-1 0 0,0-1 1 0 0,1 0 0 0 0,-1 1-1 0 0,0-1 1 0 0,-1 0-1 0 0,1 1 1 0 0,0-1 0 0 0,-1 0-1 0 0,1 0 1 0 0,-1 0 0 0 0,0 0-1 0 0,0 0 1 0 0,0-1-1 0 0,1 1 1 0 0,-2-1 0 0 0,1 1-1 0 0,0-1 1 0 0,0 1 0 0 0,-5 1-1 0 0,0 1 4 0 0,6-4-17 0 0,0 1-1 0 0,0 0 0 0 0,-1-1 0 0 0,1 0 1 0 0,0 1-1 0 0,0-1 0 0 0,0 0 1 0 0,-1 0-1 0 0,1 0 0 0 0,0 1 1 0 0,0-1-1 0 0,-1 0 0 0 0,1-1 1 0 0,0 1-1 0 0,0 0 0 0 0,0 0 0 0 0,-1 0 1 0 0,1-1-1 0 0,0 1 0 0 0,0-1 1 0 0,0 1-1 0 0,0-1 0 0 0,0 1 1 0 0,-1-1-1 0 0,0 0 0 0 0,1-1-12 0 0,13-25-248 0 0,25 10 155 0 0,-35 16 113 0 0,0 1 1 0 0,-1-1-1 0 0,1 1 0 0 0,0-1 0 0 0,0 1 1 0 0,0 0-1 0 0,0 0 0 0 0,0-1 1 0 0,0 1-1 0 0,-1 1 0 0 0,1-1 0 0 0,0 0 1 0 0,0 0-1 0 0,0 1 0 0 0,0-1 1 0 0,0 1-1 0 0,3 1 0 0 0,0 2 3 0 0,-4-1 5 0 0,1 5-4 0 0,-2-6 7 0 0,-1 1 0 0 0,1-1-1 0 0,0 1 1 0 0,-1-1-1 0 0,0 0 1 0 0,1 1-1 0 0,-1-1 1 0 0,0 0-1 0 0,0 0 1 0 0,0 1-1 0 0,-1-1 1 0 0,1 0-1 0 0,-1 0 1 0 0,1 0 0 0 0,-1 0-1 0 0,1-1 1 0 0,-1 1-1 0 0,0 0 1 0 0,0-1-1 0 0,0 1 1 0 0,0-1-1 0 0,0 0 1 0 0,0 0-1 0 0,0 1 1 0 0,-3 0-1 0 0,3-2-2 0 0,-16-29-187 0 0,17 26 174 0 0,1 0 0 0 0,-1 0 0 0 0,0 0 0 0 0,1 0 1 0 0,0 0-1 0 0,0 0 0 0 0,0 0 0 0 0,0 0 0 0 0,0 0 0 0 0,1-1 0 0 0,-1 1 0 0 0,1 0 0 0 0,0 0 0 0 0,-1 1 0 0 0,2-1 0 0 0,-1 0 0 0 0,0 0 0 0 0,0 0 1 0 0,1 1-1 0 0,0-1 0 0 0,-1 1 0 0 0,1-1 0 0 0,0 1 0 0 0,0-1 0 0 0,1 1 0 0 0,-1 0 0 0 0,0 0 0 0 0,1 0 0 0 0,-1 1 0 0 0,1-1 0 0 0,-1 0 1 0 0,1 1-1 0 0,4-2 0 0 0,-5 3 5 0 0,1-1 0 0 0,10 1 6 0 0,-1 1 4 0 0,-12-1 6 0 0,1 0 0 0 0,0 0 0 0 0,-1 0 0 0 0,1 0 0 0 0,0 0 0 0 0,-1 0 0 0 0,1 0 0 0 0,0 0 0 0 0,-1 1 0 0 0,1-1 0 0 0,-1 0 0 0 0,1 0 1 0 0,-1 1-1 0 0,1-1 0 0 0,0 0 0 0 0,-1 1 0 0 0,1-1 0 0 0,-1 1 0 0 0,1-1 0 0 0,-1 1 0 0 0,0-1 0 0 0,1 1 0 0 0,-1-1 0 0 0,1 1 0 0 0,-1-1 0 0 0,0 1 0 0 0,0-1 0 0 0,1 1 1 0 0,-1 0-1 0 0,0-1 0 0 0,0 1 0 0 0,1-1 0 0 0,-1 1 0 0 0,0 0 0 0 0,0-1 0 0 0,0 1 0 0 0,0 0 0 0 0,0-1 0 0 0,0 1 0 0 0,0 0 0 0 0,0-1 0 0 0,0 1 0 0 0,-1-1 0 0 0,1 1 1 0 0,0 0-1 0 0,0-1 0 0 0,-1 1 0 0 0,1-1 0 0 0,0 1 0 0 0,0 0 0 0 0,-1-1 0 0 0,1 1 0 0 0,-1-1 0 0 0,0 1 0 0 0,-23 28-511 0 0,21-27 326 0 0,-13 10-4167 0 0</inkml:trace>
+</inkml:ink>
+</file>
+
 <file path=word/ink/ink27.xml><?xml version="1.0" encoding="utf-8"?>
+<inkml:ink xmlns:inkml="http://www.w3.org/2003/InkML">
+  <inkml:definitions>
+    <inkml:context xml:id="ctx0">
+      <inkml:inkSource xml:id="inkSrc0">
+        <inkml:traceFormat>
+          <inkml:channel name="X" type="integer" min="-2.14748E9" max="2.14748E9" units="cm"/>
+          <inkml:channel name="Y" type="integer" min="-2.14748E9" max="2.14748E9" units="cm"/>
+          <inkml:channel name="F" type="integer" max="32767" units="dev"/>
+          <inkml:channel name="OA" type="integer" max="360" units="deg"/>
+          <inkml:channel name="OE" type="integer" max="90" units="deg"/>
+        </inkml:traceFormat>
+        <inkml:channelProperties>
+          <inkml:channelProperty channel="X" name="resolution" value="1000" units="1/cm"/>
+          <inkml:channelProperty channel="Y" name="resolution" value="1000" units="1/cm"/>
+          <inkml:channelProperty channel="F" name="resolution" value="0" units="1/dev"/>
+          <inkml:channelProperty channel="OA" name="resolution" value="1000" units="1/deg"/>
+          <inkml:channelProperty channel="OE" name="resolution" value="1000" units="1/deg"/>
+        </inkml:channelProperties>
+      </inkml:inkSource>
+      <inkml:timestamp xml:id="ts0" timeString="2025-09-12T00:33:55.409"/>
+    </inkml:context>
+    <inkml:brush xml:id="br0">
+      <inkml:brushProperty name="width" value="0.035" units="cm"/>
+      <inkml:brushProperty name="height" value="0.035" units="cm"/>
+    </inkml:brush>
+  </inkml:definitions>
+  <inkml:trace contextRef="#ctx0" brushRef="#br0">155 806 908 0 0,'0'0'5210'0'0,"1"-29"7619"0"0,-2 32-12707 0 0,-1 1-1 0 0,1-1 1 0 0,0 1-1 0 0,0-1 1 0 0,0 1-1 0 0,0 0 1 0 0,0-1-1 0 0,1 1 1 0 0,0 0 0 0 0,0 7-1 0 0,2 54 661 0 0,-1-39-729 0 0,-1-23-39 0 0,0 12 6 0 0,0-7-18 0 0,0-1-196 0 0,-2 22-416 0 0,-5-13-7792 0 0</inkml:trace>
+  <inkml:trace contextRef="#ctx0" brushRef="#br0" timeOffset="671.45">123 947 1288 0 0,'0'0'12799'0'0,"2"40"-9278"0"0,5 19-2465 0 0,-7-57-1133 0 0,2 15-1472 0 0,-1-11-2191 0 0</inkml:trace>
+  <inkml:trace contextRef="#ctx0" brushRef="#br0" timeOffset="3210.04">109 1092 1824 0 0,'-6'-6'21065'0'0,"27"6"-20437"0"0,0 1 1 0 0,37 6-1 0 0,-56-7-610 0 0,26 15 61 0 0,-28-14-63 0 0,-1 1-4 0 0,-3 4-8 0 0,0-1 0 0 0,0 1 0 0 0,-1-1 0 0 0,0-1 0 0 0,0 1 0 0 0,0-1 0 0 0,-1 1-1 0 0,1-1 1 0 0,-1-1 0 0 0,0 1 0 0 0,0-1 0 0 0,0 0 0 0 0,-1-1 0 0 0,-7 3 0 0 0,-1 1-2 0 0,-24 10-7 0 0,-42 21-88 0 0,79-35 92 0 0,-3 2 0 0 0,4-3 7 0 0,3 0 0 0 0,0 1 0 0 0,0-1 0 0 0,0 1 0 0 0,0-1 0 0 0,0 0 0 0 0,1 0 0 0 0,-1 0 0 0 0,0 0 0 0 0,1-1 0 0 0,-1 1 0 0 0,1 0 0 0 0,-1-1 0 0 0,6 0 0 0 0,48 2-26 0 0,16-8 13 0 0,-35 1-5 0 0,16 5-558 0 0,-52 1 561 0 0,2 6 9 0 0,-2-4 6 0 0,-3 2-3 0 0,0 0 1 0 0,0 0 0 0 0,-1-1-1 0 0,1 1 1 0 0,-1-1 0 0 0,0 0 0 0 0,-1 0-1 0 0,1 0 1 0 0,0 0 0 0 0,-1 0 0 0 0,0-1-1 0 0,0 1 1 0 0,0-1 0 0 0,-1 0-1 0 0,1 0 1 0 0,-1-1 0 0 0,1 1 0 0 0,-1-1-1 0 0,-9 3 1 0 0,2 0 18 0 0,-52 24 372 0 0,63-28-384 0 0,-12 4-24 0 0,8-2 6 0 0,4-2 16 0 0,1-1-8 0 0,0 0 0 0 0,0 0 0 0 0,0-1 0 0 0,0 1 0 0 0,1 0 1 0 0,-1 0-1 0 0,0 0 0 0 0,0 0 0 0 0,0 0 0 0 0,0 0 0 0 0,0 0 0 0 0,1 0 0 0 0,-1 0 0 0 0,0 0 0 0 0,0 0 0 0 0,0 0 0 0 0,0 0 0 0 0,1 0 0 0 0,-1 0 0 0 0,0 0 0 0 0,0 0 0 0 0,0 0 0 0 0,0 0 0 0 0,0 0 0 0 0,1 1 0 0 0,-1-1 0 0 0,0 0 0 0 0,0 0 0 0 0,0 0 1 0 0,0 0-1 0 0,0 0 0 0 0,0 0 0 0 0,1 0 0 0 0,-1 0 0 0 0,0 1 0 0 0,0-1 0 0 0,0 0 0 0 0,0 0 0 0 0,0 0 0 0 0,0 0 0 0 0,0 0 0 0 0,0 0 0 0 0,0 1 0 0 0,0-1 0 0 0,0 0 0 0 0,0 0 0 0 0,0 0 0 0 0,0 0 0 0 0,0 1 0 0 0,0-1 0 0 0,0 0 0 0 0,0 0 0 0 0,0 0 0 0 0,0 0 1 0 0,0 1-1 0 0,0-1 0 0 0,0 0 0 0 0,0 1 0 0 0,0-1 0 0 0,0 0 0 0 0,0 1 0 0 0,0-1 0 0 0,0 0 0 0 0,0 0 0 0 0,1 1 0 0 0,-1-1 1 0 0,0 0-1 0 0,0 1 0 0 0,0-1 0 0 0,0 0 0 0 0,0 0 0 0 0,0 1 0 0 0,1-1 0 0 0,-1 0 0 0 0,0 0 0 0 0,0 1 0 0 0,0-1 0 0 0,1 0 1 0 0,-1 0-1 0 0,0 0 0 0 0,0 0 0 0 0,1 1 0 0 0,-1-1 0 0 0,0 0 0 0 0,0 0 0 0 0,1 0 0 0 0,-1 0 0 0 0,0 0 0 0 0,1 0 0 0 0,-1 0 1 0 0,0 1-1 0 0,1-1 0 0 0,-1 0 0 0 0,1 0 0 0 0,58 3 2 0 0,9-6-10 0 0,-41 3-34 0 0,-24 0 43 0 0,2 10 21 0 0,-8-4 38 0 0,-1 0 0 0 0,0 0-1 0 0,-1-1 1 0 0,0 1 0 0 0,0-1 0 0 0,0 0 0 0 0,0 0-1 0 0,-1-1 1 0 0,0 1 0 0 0,0-1 0 0 0,0 0 0 0 0,-9 3 0 0 0,-6 6 223 0 0,-46 31 845 0 0,65-43-1066 0 0,-23 15 80 0 0,23-15-127 0 0,3 3-6 0 0,21 0 38 0 0,79-10-48 0 0,-97 5 0 0 0,0 1-4 0 0,-1-1-1 0 0,0 1 0 0 0,0 0 1 0 0,1 0-1 0 0,-1 0 1 0 0,0 1-1 0 0,0-1 0 0 0,0 1 1 0 0,0 0-1 0 0,1 0 0 0 0,3 1 1 0 0,-6-1 9 0 0,-1 1 11 0 0,0 5 3 0 0,-1-4-11 0 0,1-1 0 0 0,-1-1 0 0 0,0 1 0 0 0,0 0-1 0 0,0 0 1 0 0,0 0 0 0 0,-1 0 0 0 0,1-1 0 0 0,0 1 0 0 0,-1 0 0 0 0,1-1 0 0 0,-1 1-1 0 0,1-1 1 0 0,-1 0 0 0 0,0 1 0 0 0,-2 0 0 0 0,-34 22 129 0 0,31-20-85 0 0,-70 41 795 0 0,75-44-813 0 0,-15 9 55 0 0,15-10-102 0 0,-1 4-18 0 0,3-4 33 0 0,-1 0 0 0 0,1 1 0 0 0,0-1 0 0 0,0 0 0 0 0,0 0 0 0 0,0 1 0 0 0,0-1 0 0 0,0 0-1 0 0,0 0 1 0 0,0 1 0 0 0,0-1 0 0 0,0 0 0 0 0,0 0 0 0 0,0 1 0 0 0,1-1 0 0 0,-1 0 0 0 0,0 0 0 0 0,0 1 0 0 0,0-1 0 0 0,0 0 0 0 0,0 0-1 0 0,0 0 1 0 0,1 1 0 0 0,-1-1 0 0 0,0 0 0 0 0,0 0 0 0 0,0 0 0 0 0,0 0 0 0 0,1 1 0 0 0,-1-1 0 0 0,0 0 0 0 0,0 0 0 0 0,0 0 0 0 0,1 0-1 0 0,-1 0 1 0 0,0 0 0 0 0,0 1 0 0 0,1-1 0 0 0,-1 0 0 0 0,0 0 0 0 0,0 0 0 0 0,1 0 0 0 0,-1 0 0 0 0,0 0 0 0 0,0 0 0 0 0,1 0 0 0 0,-1 0-1 0 0,0 0 1 0 0,0 0 0 0 0,1-1 0 0 0,95-13 12 0 0,-26 0-42 0 0,-67 14 2 0 0,33 4-216 0 0,-36-3 244 0 0,0 1 0 0 0,0-1 0 0 0,0 1 0 0 0,0 0 0 0 0,0-1 0 0 0,0 1 1 0 0,-1-1-1 0 0,1 1 0 0 0,0-1 0 0 0,-1 1 0 0 0,1-1 0 0 0,-1 1 0 0 0,0-1 1 0 0,1 0-1 0 0,-1 1 0 0 0,0-1 0 0 0,0 0 0 0 0,0 1 0 0 0,0-1 0 0 0,0 0 1 0 0,0 0-1 0 0,0 0 0 0 0,0 0 0 0 0,-3 1 0 0 0,-38 36 22 0 0,31-29-8 0 0,-64 64-44 0 0,73-71 26 0 0,-10 21 2612 0 0,15-20-2566 0 0,3 0 86 0 0,21-3-69 0 0,1-4-52 0 0,-26 4-11 0 0,1 0-1698 0 0,17-2 5131 0 0,-13 2-5467 0 0</inkml:trace>
+  <inkml:trace contextRef="#ctx0" brushRef="#br0" timeOffset="4077.46">211 1864 680 0 0,'0'0'3668'0'0,"-6"3"-2118"0"0,-14 11 8913 0 0,22 97-3732 0 0,0-40-7217 0 0,-2-67-1176 0 0,0 3 2197 0 0</inkml:trace>
+  <inkml:trace contextRef="#ctx0" brushRef="#br0" timeOffset="5508.96">75 2149 552 0 0,'0'0'6700'0'0,"-9"-16"5028"0"0,12 15-11579 0 0,0-1 0 0 0,1 1 0 0 0,-1 0 0 0 0,0 0 0 0 0,0 0 0 0 0,1 1 0 0 0,-1-1 0 0 0,1 1 0 0 0,-1 0 0 0 0,1-1 0 0 0,-1 2 0 0 0,1-1 0 0 0,4 1 0 0 0,17-1 194 0 0,111 0 122 0 0,-134 0-451 0 0,21 4-81 0 0,-24 7 102 0 0,-2-1 0 0 0,1 0-1 0 0,-1 0 1 0 0,-1 0-1 0 0,0 0 1 0 0,-9 15 0 0 0,-6 20-46 0 0,7-10-3 0 0,2-4 10 0 0,-15 42 24 0 0,24-72-13 0 0,-1 1 120 0 0,1 1-1 0 0,-1-1 1 0 0,0 0-1 0 0,0 0 1 0 0,0 0 0 0 0,-1 0-1 0 0,1-1 1 0 0,-4 3-1 0 0,1-6-99 0 0,0-1 0 0 0,1 0-1 0 0,-1 0 1 0 0,1 0 0 0 0,0 0-1 0 0,0-1 1 0 0,0 0-1 0 0,0 0 1 0 0,0 0 0 0 0,-3-6-1 0 0,-31-56 109 0 0,4 7-1603 0 0,33 58 452 0 0</inkml:trace>
+  <inkml:trace contextRef="#ctx0" brushRef="#br0" timeOffset="6957.61">479 197 1052 0 0,'0'0'19975'0'0,"23"-3"-17853"0"0,217 8 1200 0 0,-238-5-3424 0 0,21 2-602 0 0,-8 1-2139 0 0,-7-1-3050 0 0</inkml:trace>
+  <inkml:trace contextRef="#ctx0" brushRef="#br0" timeOffset="9697.66">782 208 2100 0 0,'0'0'11172'0'0,"-8"3"-2907"0"0,13-19-7619 0 0,1 1-1 0 0,0 0 0 0 0,2 0 1 0 0,8-13-1 0 0,13-27 144 0 0,-17 32-484 0 0,-11 23-302 0 0,-1 0-1 0 0,0 0 1 0 0,0 0-1 0 0,0-1 1 0 0,0 1-1 0 0,0 0 1 0 0,1 0-1 0 0,-1 0 1 0 0,0 0-1 0 0,0 0 1 0 0,0 0-1 0 0,0 0 0 0 0,1 0 1 0 0,-1 0-1 0 0,0 0 1 0 0,0 0-1 0 0,0 0 1 0 0,0 0-1 0 0,1 0 1 0 0,-1 0-1 0 0,0 0 1 0 0,0 0-1 0 0,0 0 1 0 0,1 0-1 0 0,-1 0 1 0 0,0 0-1 0 0,0 0 1 0 0,0 0-1 0 0,0 0 1 0 0,1 0-1 0 0,-1 0 1 0 0,0 0-1 0 0,0 0 1 0 0,0 0-1 0 0,0 0 1 0 0,1 1-1 0 0,-1-1 1 0 0,0 0-1 0 0,0 0 0 0 0,0 0 1 0 0,0 0-1 0 0,0 0 1 0 0,0 1-1 0 0,1-1 1 0 0,-1 0-1 0 0,0 0 1 0 0,0 0-1 0 0,0 0 1 0 0,0 1-1 0 0,0-1 1 0 0,6 42-2 0 0,-3-19 19 0 0,1-1 9 0 0,2-1-1 0 0,1 0 1 0 0,10 24-1 0 0,8 26 127 0 0,-24-69-122 0 0,-1-2-26 0 0,0 0 0 0 0,0 0 0 0 0,0-1 0 0 0,1 1 0 0 0,-1 0-1 0 0,0 0 1 0 0,0 0 0 0 0,0 0 0 0 0,1 0 0 0 0,-1 0 0 0 0,0 0-1 0 0,0 0 1 0 0,0 0 0 0 0,0 0 0 0 0,1 0 0 0 0,-1 0 0 0 0,0 0-1 0 0,0 0 1 0 0,0 0 0 0 0,0 0 0 0 0,1 0 0 0 0,-1 0-1 0 0,0 1 1 0 0,0-1 0 0 0,0 0 0 0 0,0 0 0 0 0,1 0 0 0 0,-1 0-1 0 0,0 0 1 0 0,0 0 0 0 0,0 0 0 0 0,0 1 0 0 0,0-1 0 0 0,0 0-1 0 0,0 0 1 0 0,1 0 0 0 0,-1 0 0 0 0,0 0 0 0 0,0 1 0 0 0,0-1-1 0 0,0 0 1 0 0,0 0 0 0 0,0 0 0 0 0,0 0 0 0 0,0 1 0 0 0,0-1-1 0 0,0 0 1 0 0,0 0 0 0 0,0 0 0 0 0,0 1 0 0 0,0-1 0 0 0,7-22 127 0 0,7-177-358 0 0,-13 197 199 0 0,1-8-41 0 0,1-2-169 0 0,5 30 111 0 0,7 46 143 0 0,-7-30 85 0 0,1 1 0 0 0,14 33 0 0 0,-22-66-69 0 0,4 1 412 0 0,1-1 253 0 0,3-13-632 0 0,-2-5-55 0 0,-1 0 1 0 0,-1 0 0 0 0,0 0 0 0 0,-1-1-1 0 0,0 0 1 0 0,0-18 0 0 0,15-74-72 0 0,-19 107 43 0 0,4-15-111 0 0,2 14 16 0 0,1 18 61 0 0,-2 17 49 0 0,0 20 101 0 0,-2-19-31 0 0,2 1 0 0 0,1-1 0 0 0,12 38 0 0 0,-18-69-49 0 0,3 3 13 0 0,4 7 33 0 0,-6-12-65 0 0,0 0-1 0 0,0 0 1 0 0,-1 0 0 0 0,1-1 0 0 0,0 1 0 0 0,-1 0-1 0 0,1-1 1 0 0,-1 1 0 0 0,1 0 0 0 0,0-1-1 0 0,-1 1 1 0 0,1-1 0 0 0,-1 1 0 0 0,1-1 0 0 0,-1 0-1 0 0,1 1 1 0 0,-1-1 0 0 0,1 1 0 0 0,-1-1 0 0 0,0 0-1 0 0,1 1 1 0 0,-1-1 0 0 0,0 0 0 0 0,0 1 0 0 0,1-1-1 0 0,-1 0 1 0 0,0 0 0 0 0,0 1 0 0 0,0-1-1 0 0,0-1 1 0 0,10-30-128 0 0,-1 0 0 0 0,5-38-1 0 0,14-61-171 0 0,-27 129 267 0 0,3-1-72 0 0,3-1-79 0 0,5 28 162 0 0,3 28 69 0 0,-1-5 421 0 0,27 64 1 0 0,-40-109-443 0 0,2 4 44 0 0,5 8 749 0 0,-4-15-804 0 0,3-3 40 0 0,3-18-14 0 0,-3-2-93 0 0,-1 0 0 0 0,-1 0 1 0 0,-1-1-1 0 0,0-30 0 0 0,-2 33 6 0 0,-2 20 32 0 0,2-16-51 0 0,0-3-188 0 0,-3 22 247 0 0,1-1 1 0 0,0 0-1 0 0,0 0 1 0 0,1 0-1 0 0,-1 0 0 0 0,0 1 1 0 0,0-1-1 0 0,0 0 1 0 0,0 0-1 0 0,0 0 1 0 0,0 0-1 0 0,0 1 1 0 0,0-1-1 0 0,0 0 1 0 0,0 0-1 0 0,0 0 0 0 0,0 0 1 0 0,1 0-1 0 0,-1 1 1 0 0,0-1-1 0 0,0 0 1 0 0,0 0-1 0 0,0 0 1 0 0,0 0-1 0 0,0 0 0 0 0,1 0 1 0 0,-1 0-1 0 0,0 0 1 0 0,0 0-1 0 0,0 1 1 0 0,0-1-1 0 0,1 0 1 0 0,-1 0-1 0 0,0 0 0 0 0,0 0 1 0 0,0 0-1 0 0,0 0 1 0 0,1 0-1 0 0,-1 0 1 0 0,0 0-1 0 0,0 0 1 0 0,0 0-1 0 0,0 0 0 0 0,1 0 1 0 0,-1-1-1 0 0,0 1 1 0 0,0 0-1 0 0,0 0 1 0 0,0 0-1 0 0,1 0 1 0 0,-1 0-1 0 0,0 0 1 0 0,0 0-1 0 0,0 0 0 0 0,0 0 1 0 0,0-1-1 0 0,1 1 1 0 0,-1 0-1 0 0,0 0 1 0 0,0 0-1 0 0,0 0 1 0 0,1 1-14 0 0,12 53-6 0 0,29 95 493 0 0,-42-147-466 0 0,15 36 495 0 0,-13-39-494 0 0,4-2-1 0 0,-4-1-2 0 0,1 0 1 0 0,-1 0-1 0 0,1 0 1 0 0,-1 0-1 0 0,0-1 1 0 0,-1 1 0 0 0,1-1-1 0 0,-1 1 1 0 0,1-8-1 0 0,5-12-13 0 0,5-24-9 0 0,-12 47 23 0 0,0-1-8 0 0,2-6-3 0 0,-1 5-5 0 0,0 1 0 0 0,0-1 0 0 0,0 1-1 0 0,0-1 1 0 0,1 1 0 0 0,-1 0-1 0 0,1 0 1 0 0,0 0 0 0 0,0-1 0 0 0,-1 2-1 0 0,1-1 1 0 0,0 0 0 0 0,1 0 0 0 0,-1 1-1 0 0,0-1 1 0 0,0 1 0 0 0,1-1 0 0 0,-1 1-1 0 0,1 0 1 0 0,-1 0 0 0 0,1 0-1 0 0,4 0 1 0 0,10-4 48 0 0,0 2-1 0 0,27-3 0 0 0,-10 1-36 0 0,34-8-83 0 0,104-16-2420 0 0,-169 29 1188 0 0</inkml:trace>
+</inkml:ink>
+</file>
+
+<file path=word/ink/ink28.xml><?xml version="1.0" encoding="utf-8"?>
+<inkml:ink xmlns:inkml="http://www.w3.org/2003/InkML">
+  <inkml:definitions>
+    <inkml:context xml:id="ctx0">
+      <inkml:inkSource xml:id="inkSrc0">
+        <inkml:traceFormat>
+          <inkml:channel name="X" type="integer" min="-2.14748E9" max="2.14748E9" units="cm"/>
+          <inkml:channel name="Y" type="integer" min="-2.14748E9" max="2.14748E9" units="cm"/>
+          <inkml:channel name="F" type="integer" max="32767" units="dev"/>
+          <inkml:channel name="OA" type="integer" max="360" units="deg"/>
+          <inkml:channel name="OE" type="integer" max="90" units="deg"/>
+        </inkml:traceFormat>
+        <inkml:channelProperties>
+          <inkml:channelProperty channel="X" name="resolution" value="1000" units="1/cm"/>
+          <inkml:channelProperty channel="Y" name="resolution" value="1000" units="1/cm"/>
+          <inkml:channelProperty channel="F" name="resolution" value="0" units="1/dev"/>
+          <inkml:channelProperty channel="OA" name="resolution" value="1000" units="1/deg"/>
+          <inkml:channelProperty channel="OE" name="resolution" value="1000" units="1/deg"/>
+        </inkml:channelProperties>
+      </inkml:inkSource>
+      <inkml:timestamp xml:id="ts0" timeString="2025-09-12T00:32:11.900"/>
+    </inkml:context>
+    <inkml:brush xml:id="br0">
+      <inkml:brushProperty name="width" value="0.035" units="cm"/>
+      <inkml:brushProperty name="height" value="0.035" units="cm"/>
+    </inkml:brush>
+  </inkml:definitions>
+  <inkml:trace contextRef="#ctx0" brushRef="#br0">2395 8 1244 0 0,'0'0'16534'0'0,"-3"21"-15188"0"0,8 23-550 0 0,-4-42-716 0 0,7 39 565 0 0,-3 3-305 0 0,-4-42-282 0 0,-1 14 184 0 0,-2 44 190 0 0,2-57-426 0 0,-1 13 12 0 0,-4 60 270 0 0,5-74-260 0 0,-6 40 150 0 0,6-40-159 0 0,-10 62 170 0 0,10-62-178 0 0,-4 32 41 0 0,2-12-33 0 0,2-20-14 0 0,-2 11 12 0 0,1-5-19 0 0,0 39 76 0 0,1-45-50 0 0,0 21-22 0 0,0-21 0 0 0,3 55 10 0 0,0-21 8 0 0,-3-34-19 0 0,0 13 0 0 0,1-7 5 0 0,-1-6-2 0 0,3 74 18 0 0,-3-74-18 0 0,0 27-3 0 0,-2-17-2 0 0,-2 167 79 0 0,1-93-29 0 0,2-70-46 0 0,-3 64 11 0 0,3-17-9 0 0,1 55 24 0 0,1-58-3 0 0,-1-58-18 0 0,-2 38 1 0 0,-2 162 268 0 0,4-187-275 0 0,0-1-5 0 0,1 1 1 0 0,0 48 13 0 0,0 35 5 0 0,-1-91-11 0 0,-1 146 34 0 0,3-23-25 0 0,4 168 84 0 0,4-139-207 0 0,-8-129 116 0 0,8 171 39 0 0,-24 116 624 0 0,0 3-76 0 0,10-251-526 0 0,4-67-61 0 0,-2 36 88 0 0,1-31-92 0 0,1-5 3 0 0,0 0 2 0 0,-1 5-4 0 0,1-5-2 0 0,0 0-5 0 0,-1 6 8 0 0,1-7-2 0 0,-4 41-10 0 0,5-24 975 0 0,0-1-3358 0 0,-1-6-9258 0 0,-12-12 2328 0 0</inkml:trace>
+  <inkml:trace contextRef="#ctx0" brushRef="#br0" timeOffset="2027.33">1849 3779 864 0 0,'0'0'15213'0'0,"-10"2"-9699"0"0,10 0-5368 0 0,1-1 1 0 0,0 0-1 0 0,0 0 1 0 0,0 1-1 0 0,0-1 1 0 0,0 0-1 0 0,0 0 1 0 0,0 0-1 0 0,0 0 1 0 0,0 0-1 0 0,1 0 1 0 0,-1-1-1 0 0,0 1 1 0 0,1 0-1 0 0,-1-1 1 0 0,0 1-1 0 0,1-1 1 0 0,-1 1-1 0 0,1-1 1 0 0,-1 0-1 0 0,1 1 1 0 0,-1-1-1 0 0,1 0 0 0 0,2 0 1 0 0,-2 0 320 0 0,53-5 1104 0 0,-53 5-1490 0 0,15-3 183 0 0,51-10 99 0 0,-65 13-358 0 0,12-2 22 0 0,37 0 137 0 0,-50 2-125 0 0,53-2 1072 0 0,-52 2-958 0 0,24-4 214 0 0,-19 3-361 0 0,-6 1 0 0 0,40-2 26 0 0,12 1 17 0 0,24-1-1111 0 0,-78 2 1044 0 0,1 0 1 0 0,-1 0-1 0 0,1 0 0 0 0,-1 0 1 0 0,0 0-1 0 0,1 0 1 0 0,-1 0-1 0 0,1 0 0 0 0,-1 0 1 0 0,1 0-1 0 0,-1 0 0 0 0,0 0 1 0 0,1 0-1 0 0,-1-1 0 0 0,1 1 1 0 0,-1 0-1 0 0,0 0 0 0 0,1-1 1 0 0,-1 1-1 0 0,0 0 1 0 0,1 0-1 0 0,-1-1 0 0 0,0 1 1 0 0,1 0-1 0 0,-1-1 0 0 0,0 1 1 0 0,0 0-1 0 0,1-1 0 0 0,-1 1 1 0 0,0-1-1 0 0,0 1 1 0 0,0 0-1 0 0,0-1 0 0 0,-2-16-216 0 0,1 10-298 0 0,0 5 32 0 0,-8-21-5221 0 0,4 13 116 0 0</inkml:trace>
+  <inkml:trace contextRef="#ctx0" brushRef="#br0" timeOffset="8468.42">356 336 4 0 0,'0'0'14166'0'0,"16"24"-9931"0"0,5 78-353 0 0,-15-55-3315 0 0,1 65-1 0 0,-7-110-497 0 0,-1 9 444 0 0,-1-14-546 0 0,0-1 0 0 0,0 0 0 0 0,0 1 1 0 0,1-1-1 0 0,0 0 0 0 0,-1 0 1 0 0,1 0-1 0 0,1 0 0 0 0,-1 0 0 0 0,0 0 1 0 0,1-5-1 0 0,-1-56-630 0 0,1 52 527 0 0,0 1-8 0 0,3-65-387 0 0,-2 72 478 0 0,0-1 1 0 0,0 1 0 0 0,1 0 0 0 0,-1 0-1 0 0,1 1 1 0 0,0-1 0 0 0,0 0 0 0 0,0 1-1 0 0,1-1 1 0 0,0 1 0 0 0,0 0 0 0 0,4-6-1 0 0,-6 9 36 0 0,0 0 0 0 0,0 0-1 0 0,1 0 1 0 0,-1 0-1 0 0,0 1 1 0 0,0-1 0 0 0,1 0-1 0 0,-1 1 1 0 0,0-1-1 0 0,1 0 1 0 0,-1 1 0 0 0,1 0-1 0 0,-1-1 1 0 0,0 1-1 0 0,1 0 1 0 0,-1 0 0 0 0,1 0-1 0 0,-1 0 1 0 0,1 0-1 0 0,-1 0 1 0 0,1 0 0 0 0,-1 0-1 0 0,1 0 1 0 0,-1 1-1 0 0,0-1 1 0 0,1 1 0 0 0,-1-1-1 0 0,0 1 1 0 0,1 0-1 0 0,-1-1 1 0 0,0 1 0 0 0,0 0-1 0 0,1 0 1 0 0,-1 0-1 0 0,0 0 1 0 0,0 0 0 0 0,1 2-1 0 0,0-1 17 0 0,0 0 0 0 0,0 1 0 0 0,-1 0 0 0 0,1-1 0 0 0,-1 1 0 0 0,0 0 0 0 0,0 0 0 0 0,0 0 0 0 0,0 0 0 0 0,0-1 0 0 0,-1 1 0 0 0,1 0 0 0 0,-1 1 0 0 0,0-1 0 0 0,0 0 0 0 0,0 0 0 0 0,0 0 0 0 0,-1 0 0 0 0,1 0 0 0 0,-1 0 0 0 0,1 0 0 0 0,-1 0 0 0 0,-2 3 0 0 0,3-3 2 0 0,-13 17 11 0 0,-21 10-584 0 0,32-29 347 0 0,-6 1-1661 0 0,13-3 1906 0 0,0 0 1 0 0,1 1-1 0 0,-1-1 1 0 0,0 1-1 0 0,0 1 1 0 0,1-1-1 0 0,-1 1 1 0 0,0-1-1 0 0,0 1 1 0 0,0 1-1 0 0,0-1 1 0 0,0 1-1 0 0,0 0 1 0 0,0 0-1 0 0,0 0 1 0 0,-1 1-1 0 0,1 0 1 0 0,-1 0 0 0 0,0 0-1 0 0,0 0 1 0 0,0 1-1 0 0,0-1 1 0 0,0 1-1 0 0,-1 0 1 0 0,0 0-1 0 0,0 0 1 0 0,0 1-1 0 0,0-1 1 0 0,0 1-1 0 0,2 7 1 0 0,-5-9 61 0 0,1-1 0 0 0,-1 1 0 0 0,0 0 0 0 0,0-1 0 0 0,0 1 0 0 0,0 0 0 0 0,0 0 0 0 0,-1-1 0 0 0,1 1 0 0 0,-1 0 0 0 0,0-1 0 0 0,0 1 0 0 0,0-1 0 0 0,0 1 0 0 0,0-1 0 0 0,0 1 0 0 0,-1-1 0 0 0,1 0 0 0 0,-1 0 1 0 0,1 0-1 0 0,-1 0 0 0 0,0 0 0 0 0,0 0 0 0 0,0 0 0 0 0,0 0 0 0 0,0-1 0 0 0,-1 1 0 0 0,1-1 0 0 0,-3 2 0 0 0,-6 4-154 0 0,-1-1 0 0 0,1 0 0 0 0,-1 0 0 0 0,-15 4 0 0 0,25-9-457 0 0,-11 0-2728 0 0,12-1 2968 0 0,1 0-1 0 0,0 0 1 0 0,0 0-1 0 0,-1 0 0 0 0,1 0 1 0 0,0 0-1 0 0,0 0 1 0 0,-1 0-1 0 0,0-15-11751 0 0</inkml:trace>
+  <inkml:trace contextRef="#ctx0" brushRef="#br0" timeOffset="9216.18">650 463 8 0 0,'-15'-12'15498'0'0,"14"13"-15368"0"0,0-1 0 0 0,0 0 0 0 0,1 1 0 0 0,-1 0 0 0 0,0-1 0 0 0,0 1 0 0 0,0-1 0 0 0,1 1-1 0 0,-1 0 1 0 0,0 0 0 0 0,1-1 0 0 0,-1 1 0 0 0,1 0 0 0 0,-1 0 0 0 0,1 0 0 0 0,-1 0 0 0 0,1 0 0 0 0,-1-1 0 0 0,1 1 0 0 0,0 0 0 0 0,0 0-1 0 0,-1 0 1 0 0,1 0 0 0 0,0 2 0 0 0,3 34 1652 0 0,0-28-1488 0 0,-1-1 0 0 0,1 1 1 0 0,0 0-1 0 0,1-1 0 0 0,8 13 0 0 0,-11-19-266 0 0,-1-1 1 0 0,1 0-1 0 0,0 1 1 0 0,0-1-1 0 0,1 0 1 0 0,-1 0-1 0 0,0 0 1 0 0,0 1-1 0 0,1-1 1 0 0,-1-1-1 0 0,0 1 1 0 0,1 0-1 0 0,-1 0 1 0 0,1 0-1 0 0,-1-1 1 0 0,1 1-1 0 0,-1-1 1 0 0,1 1 0 0 0,-1-1-1 0 0,1 0 1 0 0,0 0-1 0 0,-1 1 1 0 0,1-1-1 0 0,0 0 1 0 0,-1 0-1 0 0,1-1 1 0 0,-1 1-1 0 0,1 0 1 0 0,0 0-1 0 0,-1-1 1 0 0,1 1-1 0 0,-1-1 1 0 0,1 0-1 0 0,-1 1 1 0 0,1-1-1 0 0,-1 0 1 0 0,1 0-1 0 0,-1 0 1 0 0,0 0-1 0 0,0 0 1 0 0,1 0-1 0 0,-1 0 1 0 0,0 0-1 0 0,0 0 1 0 0,0-1-1 0 0,0 1 1 0 0,0 0-1 0 0,1-3 1 0 0,3-4-53 0 0,1 0 0 0 0,-1 0 1 0 0,-1 0-1 0 0,0-1 0 0 0,0 0 0 0 0,5-15 0 0 0,1-22-240 0 0,-10 44 220 0 0,-1 5-107 0 0,0 1 147 0 0,1-1 0 0 0,-1 1 0 0 0,1-1 0 0 0,-1 1 0 0 0,1-1 0 0 0,0 1 0 0 0,0-1 0 0 0,0 1 0 0 0,2 6 0 0 0,-1-7-158 0 0,0 7 6 0 0,1-1 1 0 0,1 0-1 0 0,-1 0 0 0 0,6 10 1 0 0,-7-16-528 0 0,0-1 0 0 0,0 0 0 0 0,1 1 0 0 0,-1-1 0 0 0,1 0 0 0 0,0 0 0 0 0,0 0 0 0 0,-1 0 0 0 0,1 0 0 0 0,0-1 0 0 0,1 1 0 0 0,2 1 0 0 0,0-1-4085 0 0,-1-1 3560 0 0,-2-2 134 0 0</inkml:trace>
+  <inkml:trace contextRef="#ctx0" brushRef="#br0" timeOffset="9618.52">935 414 640 0 0,'0'0'9634'0'0,"-29"26"-3885"0"0,26-22-5542 0 0,0 1-1 0 0,0-1 1 0 0,0 0-1 0 0,1 1 1 0 0,0-1-1 0 0,0 1 0 0 0,0 0 1 0 0,0 0-1 0 0,1 0 1 0 0,-1 0-1 0 0,1 0 1 0 0,1 0-1 0 0,-1 0 0 0 0,1 0 1 0 0,0 0-1 0 0,0 0 1 0 0,0 1-1 0 0,1-1 0 0 0,1 8 1 0 0,-1-11-152 0 0,1 0 0 0 0,-1 0 0 0 0,0 0 0 0 0,1 0 1 0 0,-1 0-1 0 0,1 0 0 0 0,-1 0 0 0 0,1-1 0 0 0,0 1 0 0 0,0-1 0 0 0,0 1 0 0 0,0-1 1 0 0,0 0-1 0 0,0 0 0 0 0,0 0 0 0 0,0 0 0 0 0,1 0 0 0 0,-1 0 0 0 0,0-1 0 0 0,0 1 1 0 0,5 0-1 0 0,0 0-383 0 0,0 0 0 0 0,0-1 0 0 0,0 0 0 0 0,1 0-1 0 0,-1 0 1 0 0,9-3 0 0 0,-15 3 298 0 0,22-5-3270 0 0,2-6-6407 0 0,-16 4 6080 0 0</inkml:trace>
+  <inkml:trace contextRef="#ctx0" brushRef="#br0" timeOffset="10531.44">1067 273 1252 0 0,'-4'-7'12687'0'0,"35"166"-5339"0"0,-6-37-5114 0 0,-21-100-887 0 0,-5-39-840 0 0,-1-22-1409 0 0,11-57-1313 0 0,-8 87 2091 0 0,1 0 0 0 0,1 0 1 0 0,-1 1-1 0 0,1-1 0 0 0,1 1 0 0 0,0-1 1 0 0,0 1-1 0 0,7-10 0 0 0,-10 17 110 0 0,1-1 0 0 0,-1 1 0 0 0,0-1 0 0 0,1 1 0 0 0,-1 0 1 0 0,1 0-1 0 0,0 0 0 0 0,-1 0 0 0 0,1 0 0 0 0,0 0 0 0 0,-1 0 0 0 0,1 0 0 0 0,0 1 0 0 0,0-1 1 0 0,0 1-1 0 0,0-1 0 0 0,0 1 0 0 0,0 0 0 0 0,0 0 0 0 0,0 0 0 0 0,0 0 0 0 0,-1 0 0 0 0,1 0 1 0 0,0 0-1 0 0,0 1 0 0 0,0-1 0 0 0,0 1 0 0 0,0-1 0 0 0,0 1 0 0 0,0 0 0 0 0,-1 0 0 0 0,1-1 1 0 0,2 3-1 0 0,-2-2-18 0 0,0 0 0 0 0,0 1 0 0 0,0-1-1 0 0,0 1 1 0 0,0-1 0 0 0,0 1 0 0 0,-1 0 0 0 0,1 0 0 0 0,-1 0 0 0 0,1 0 0 0 0,-1 0 0 0 0,1 0 0 0 0,-1 0 0 0 0,0 1 0 0 0,0-1 0 0 0,0 0 0 0 0,0 1 0 0 0,-1-1 0 0 0,1 1 0 0 0,-1-1 0 0 0,1 0 0 0 0,-1 1 0 0 0,0-1 0 0 0,0 1 0 0 0,0 4-1 0 0,-1-4-48 0 0,-1 1 0 0 0,1 0 0 0 0,0-1 0 0 0,-1 1 0 0 0,0-1 0 0 0,0 0 0 0 0,0 1 0 0 0,0-1-1 0 0,-1 0 1 0 0,1 0 0 0 0,-1-1 0 0 0,1 1 0 0 0,-1 0 0 0 0,0-1 0 0 0,0 0 0 0 0,-1 1-1 0 0,1-1 1 0 0,0 0 0 0 0,-1-1 0 0 0,1 1 0 0 0,-6 1 0 0 0,0 2-182 0 0,8-4 116 0 0,0-2 120 0 0,0 1 1 0 0,0 0-1 0 0,0 0 1 0 0,0 0-1 0 0,0 0 1 0 0,0 0-1 0 0,0 0 1 0 0,0 1-1 0 0,0-1 1 0 0,0 0-1 0 0,0 0 1 0 0,0 1-1 0 0,0-1 1 0 0,0 0 0 0 0,0 1-1 0 0,0-1 1 0 0,0 1-1 0 0,0 0 1 0 0,0-1-1 0 0,1 1 1 0 0,-1 0-1 0 0,-1 1 1 0 0,2-1 82 0 0,-1-1 1 0 0,1 1-1 0 0,0 0 1 0 0,0 0 0 0 0,0 0-1 0 0,0 0 1 0 0,0 0-1 0 0,0 0 1 0 0,0-1 0 0 0,0 1-1 0 0,1 0 1 0 0,-1 0-1 0 0,0 0 1 0 0,0 0 0 0 0,1 0-1 0 0,-1-1 1 0 0,1 1-1 0 0,-1 0 1 0 0,0 0 0 0 0,1 0-1 0 0,3 4 289 0 0,-1-1 0 0 0,1 0 0 0 0,-1 1-1 0 0,1-1 1 0 0,0-1 0 0 0,6 6 0 0 0,50 25 1473 0 0,9 7-1088 0 0,-30-9-3274 0 0,-39-32 2480 0 0,6 8-3190 0 0,-1 5-11665 0 0</inkml:trace>
+  <inkml:trace contextRef="#ctx0" brushRef="#br0" timeOffset="13032.12">1967 1073 1192 0 0,'0'0'18643'0'0,"-37"11"-17387"0"0,29-6-1209 0 0,0-1 0 0 0,1 2-1 0 0,0-1 1 0 0,-9 10 0 0 0,15-14-51 0 0,0 0-6 0 0,0 0 1 0 0,0 0-1 0 0,0 0 1 0 0,1 0-1 0 0,-1 0 1 0 0,0 1-1 0 0,0-1 1 0 0,1 0-1 0 0,-1 0 1 0 0,1 1-1 0 0,-1-1 1 0 0,1 0-1 0 0,0 1 1 0 0,0-1-1 0 0,-1 1 1 0 0,1-1-1 0 0,0 0 1 0 0,0 1-1 0 0,0-1 1 0 0,1 3-1 0 0,-1-2-46 0 0,24 19-604 0 0,-18-18 568 0 0,1 0-209 0 0,-1 1 1 0 0,1 0-1 0 0,-1 0 1 0 0,0 0-1 0 0,0 1 1 0 0,6 5-1 0 0,-11-9 148 0 0,-1 0 133 0 0,1 0 0 0 0,0 1 0 0 0,-1-1 0 0 0,1 0 0 0 0,-1 0 0 0 0,0 0 0 0 0,1 1 0 0 0,-1-1 1 0 0,0 0-1 0 0,0 0 0 0 0,0 1 0 0 0,0-1 0 0 0,0 0 0 0 0,0 0 0 0 0,0 1 0 0 0,0-1 0 0 0,0 0 0 0 0,0 0 0 0 0,-1 1 1 0 0,1-1-1 0 0,-1 0 0 0 0,1 0 0 0 0,-1 0 0 0 0,1 0 0 0 0,-1 0 0 0 0,-1 2 0 0 0,1-1 10 0 0,-1-1-1 0 0,0 0 1 0 0,0 0 0 0 0,0 1-1 0 0,1-1 1 0 0,-1 0-1 0 0,0-1 1 0 0,0 1 0 0 0,0 0-1 0 0,-1 0 1 0 0,1-1-1 0 0,0 1 1 0 0,0-1 0 0 0,0 0-1 0 0,0 0 1 0 0,-1 0-1 0 0,1 0 1 0 0,0 0 0 0 0,-4-1-1 0 0,-4 0-821 0 0,8 1 204 0 0,-10-4-1516 0 0,2 2-3048 0 0</inkml:trace>
+  <inkml:trace contextRef="#ctx0" brushRef="#br0" timeOffset="13672.73">2016 1117 1976 0 0,'10'-10'14647'0'0,"-9"16"-15531"0"0,-1-3 1376 0 0,8 52 1661 0 0,-8-54-2143 0 0,0 1 0 0 0,0-1-1 0 0,0 0 1 0 0,1 1 0 0 0,-1-1-1 0 0,0 0 1 0 0,0 1 0 0 0,1-1-1 0 0,-1 0 1 0 0,1 1 0 0 0,-1-1-1 0 0,1 0 1 0 0,0 0 0 0 0,-1 1-1 0 0,1-1 1 0 0,0 0 0 0 0,0 0-1 0 0,0 0 1 0 0,0 0 0 0 0,0 0-1 0 0,0 0 1 0 0,0-1-1 0 0,0 1 1 0 0,0 0 0 0 0,0 0-1 0 0,1-1 1 0 0,-1 1 0 0 0,0 0-1 0 0,0-1 1 0 0,1 0 0 0 0,-1 1-1 0 0,0-1 1 0 0,1 0 0 0 0,0 1-1 0 0,1-2-95 0 0,28-28-993 0 0,-23 34 1393 0 0,-7-4-233 0 0,-1-1-1 0 0,1 1 0 0 0,0 0 1 0 0,0 0-1 0 0,-1-1 0 0 0,1 1 1 0 0,0-1-1 0 0,0 1 0 0 0,0-1 1 0 0,0 1-1 0 0,0-1 1 0 0,0 0-1 0 0,0 1 0 0 0,0-1 1 0 0,0 0-1 0 0,0 0 0 0 0,0 1 1 0 0,0-1-1 0 0,0 0 0 0 0,0 0 1 0 0,0 0-1 0 0,0 0 0 0 0,0-1 1 0 0,0 1-1 0 0,1 0 0 0 0,1-2 37 0 0,0 1 0 0 0,-1-1 0 0 0,1 0-1 0 0,0 0 1 0 0,-1 0 0 0 0,0 0 0 0 0,0 0-1 0 0,1-1 1 0 0,-1 1 0 0 0,-1 0-1 0 0,1-1 1 0 0,0 0 0 0 0,-1 1 0 0 0,1-1-1 0 0,-1 0 1 0 0,0 0 0 0 0,0 0 0 0 0,0 0-1 0 0,0 0 1 0 0,0 0 0 0 0,-1 0-1 0 0,1 0 1 0 0,-1 0 0 0 0,0 0 0 0 0,0-1-1 0 0,0 1 1 0 0,0 0 0 0 0,-1-3-1 0 0,0 4-120 0 0,-1-10-1558 0 0,-1-11-14197 0 0</inkml:trace>
+  <inkml:trace contextRef="#ctx0" brushRef="#br0" timeOffset="14718.72">2426 1156 260 0 0,'0'0'18498'0'0,"11"-16"-13124"0"0,160-5-1382 0 0,1 6-5646 0 0,-169 15 745 0 0,2-1 218 0 0,16-3-16458 0 0</inkml:trace>
+  <inkml:trace contextRef="#ctx0" brushRef="#br0" timeOffset="15475">2442 1164 1660 0 0,'0'0'4161'0'0,"-47"4"5557"0"0,45-4-8487 0 0,97-11-342 0 0,-71 9-1131 0 0,38-2-709 0 0,-43 2-2889 0 0,0-2-3410 0 0</inkml:trace>
+  <inkml:trace contextRef="#ctx0" brushRef="#br0" timeOffset="17471.68">2737 1113 256 0 0,'0'0'9925'0'0,"36"13"-5150"0"0,28 1-2644 0 0,-62-14-1865 0 0,-2 0-196 0 0,1 0 0 0 0,-1 0 0 0 0,1 0 0 0 0,-1 0 0 0 0,0 0 0 0 0,1 0 0 0 0,-1 0 0 0 0,1 0 0 0 0,-1 0 0 0 0,1 0 0 0 0,-1 0 0 0 0,0-1 0 0 0,1 1 0 0 0,-1 0 0 0 0,1 0 0 0 0,-1 0 0 0 0,0-1 0 0 0,1 1 0 0 0,-1 0 0 0 0,0 0 0 0 0,1-1 0 0 0,-1 1 0 0 0,0 0 0 0 0,0-1 0 0 0,1 1 0 0 0,-1 0 0 0 0,0-1 0 0 0,0 1 0 0 0,0-1 0 0 0,1 1 0 0 0,-1-1 0 0 0,0-1 231 0 0,-1-6-130 0 0,1 6-155 0 0,0-1 0 0 0,0 0-1 0 0,0 0 1 0 0,0 0 0 0 0,1 0 0 0 0,-1 1-1 0 0,1-1 1 0 0,0 0 0 0 0,0 0 0 0 0,0 1-1 0 0,0-1 1 0 0,0 1 0 0 0,0-1 0 0 0,1 1-1 0 0,2-4 1 0 0,-3 2-18 0 0,1 1-1 0 0,0 0 1 0 0,0 0-1 0 0,0 0 0 0 0,0 0 1 0 0,0 0-1 0 0,1 1 1 0 0,-1-1-1 0 0,1 1 1 0 0,0-1-1 0 0,0 1 1 0 0,0 0-1 0 0,0 0 0 0 0,0 0 1 0 0,0 1-1 0 0,0-1 1 0 0,1 1-1 0 0,-1 0 1 0 0,0-1-1 0 0,1 2 1 0 0,-1-1-1 0 0,1 0 0 0 0,0 1 1 0 0,-1-1-1 0 0,1 1 1 0 0,-1 0-1 0 0,1 0 1 0 0,4 1-1 0 0,4 1 1 0 0,-9-2 10 0 0,0 0 0 0 0,0 0 0 0 0,0 1 1 0 0,-1 0-1 0 0,1-1 0 0 0,0 1 0 0 0,0 0 1 0 0,-1 0-1 0 0,1 1 0 0 0,-1-1 0 0 0,1 0 1 0 0,-1 1-1 0 0,1 0 0 0 0,-1-1 0 0 0,0 1 1 0 0,0 0-1 0 0,0 0 0 0 0,0 0 0 0 0,0 0 1 0 0,0 1-1 0 0,-1-1 0 0 0,1 1 0 0 0,1 3 1 0 0,3 4 97 0 0,-3-5-79 0 0,-1 0 0 0 0,0 0 0 0 0,0 0 1 0 0,0 1-1 0 0,-1-1 0 0 0,0 1 0 0 0,0-1 1 0 0,0 6-1 0 0,0-9 6 0 0,-6 32 2127 0 0,8-45-2130 0 0,0-1-1 0 0,1 1 0 0 0,0 0 1 0 0,1 0-1 0 0,0 1 0 0 0,0-1 1 0 0,9-10-1 0 0,-10 14-44 0 0,1 1 1 0 0,-1 0-1 0 0,1 0 1 0 0,1 1-1 0 0,-1-1 0 0 0,1 1 1 0 0,0 0-1 0 0,0 1 1 0 0,0 0-1 0 0,1 0 0 0 0,13-7 1 0 0,-18 10-2 0 0,1 1 4 0 0,-1 1 15 0 0,0-1-1 0 0,0 0 1 0 0,0 0 0 0 0,0 0 0 0 0,0 1 0 0 0,-1-1 0 0 0,1 1-1 0 0,0 0 1 0 0,0-1 0 0 0,0 1 0 0 0,-1 0 0 0 0,1 0 0 0 0,0 0-1 0 0,-1 0 1 0 0,1 1 0 0 0,-1-1 0 0 0,1 0 0 0 0,-1 1 0 0 0,0-1-1 0 0,1 1 1 0 0,-1-1 0 0 0,0 1 0 0 0,0-1 0 0 0,1 3 0 0 0,10 40 233 0 0,-10-33-198 0 0,6 57 298 0 0,-7-67-205 0 0,-1 8 396 0 0,2-19 115 0 0,0-1-747 0 0,1 0 0 0 0,1-1 0 0 0,0 1 1 0 0,0 0-1 0 0,1 1 0 0 0,0-1 1 0 0,1 1-1 0 0,0 0 0 0 0,1 1 0 0 0,0-1 1 0 0,14-13-1 0 0,-19 21 102 0 0,0 1 0 0 0,0-1 0 0 0,0 1-1 0 0,0 0 1 0 0,0 0 0 0 0,1 0 0 0 0,-1 0 0 0 0,0 0 0 0 0,1 0 0 0 0,-1 1 0 0 0,1-1 0 0 0,-1 1 0 0 0,0-1 0 0 0,1 1 0 0 0,-1 0-1 0 0,1 0 1 0 0,-1 0 0 0 0,1 1 0 0 0,-1-1 0 0 0,1 0 0 0 0,-1 1 0 0 0,1 0 0 0 0,-1-1 0 0 0,0 1 0 0 0,1 0 0 0 0,-1 0 0 0 0,0 0-1 0 0,0 1 1 0 0,0-1 0 0 0,0 1 0 0 0,0-1 0 0 0,0 1 0 0 0,3 2 0 0 0,-1 0 14 0 0,0 0 1 0 0,0 1-1 0 0,-1-1 0 0 0,1 1 0 0 0,-1-1 1 0 0,0 1-1 0 0,0 0 0 0 0,-1 0 1 0 0,0 1-1 0 0,0-1 0 0 0,0 0 1 0 0,0 1-1 0 0,1 10 0 0 0,-1 37 171 0 0,-2-50-7 0 0,2 3-114 0 0,-1-4-102 0 0,4-13-189 0 0,7-21-472 0 0,-6 17 508 0 0,-1-1-1 0 0,2 1 1 0 0,0 0 0 0 0,1 0 0 0 0,0 1-1 0 0,1 0 1 0 0,1 1 0 0 0,13-15 0 0 0,-21 27 193 0 0,0-1 0 0 0,0 0 0 0 0,0 1 0 0 0,0 0 0 0 0,0 0 0 0 0,0-1 0 0 0,1 1 1 0 0,-1 1-1 0 0,0-1 0 0 0,1 0 0 0 0,-1 1 0 0 0,1-1 0 0 0,-1 1 0 0 0,1-1 0 0 0,-1 1 0 0 0,1 0 1 0 0,-1 0-1 0 0,1 0 0 0 0,-1 1 0 0 0,1-1 0 0 0,-1 1 0 0 0,1-1 0 0 0,-1 1 0 0 0,1 0 0 0 0,-1 0 1 0 0,0 0-1 0 0,0 0 0 0 0,1 0 0 0 0,-1 0 0 0 0,0 1 0 0 0,2 1 0 0 0,1 1 57 0 0,-1 0-1 0 0,0-1 1 0 0,0 1-1 0 0,0 1 1 0 0,0-1-1 0 0,-1 0 0 0 0,0 1 1 0 0,0 0-1 0 0,0 0 1 0 0,0 0-1 0 0,-1 0 1 0 0,0 0-1 0 0,2 7 1 0 0,3 56 250 0 0,-7-66-262 0 0,1 8 69 0 0,-2-9-58 0 0,1 1 0 0 0,0-1-1 0 0,-1 1 1 0 0,1-1 0 0 0,0 1-1 0 0,0 0 1 0 0,0-1 0 0 0,0 1 0 0 0,1 0-1 0 0,-1-1 1 0 0,0 1 0 0 0,1-1-1 0 0,-1 1 1 0 0,1-1 0 0 0,-1 1-1 0 0,1-1 1 0 0,0 1 0 0 0,-1-1-1 0 0,1 1 1 0 0,0-1 0 0 0,0 0 0 0 0,2 2-1 0 0,29-1 232 0 0,1-2 0 0 0,0-1 0 0 0,57-9-1 0 0,-17 1-30 0 0,-4 2-1361 0 0,35-6 3753 0 0,-47 6-2912 0 0,-1 1-3852 0 0,19-2-10934 0 0</inkml:trace>
+  <inkml:trace contextRef="#ctx0" brushRef="#br0" timeOffset="18772.08">4044 1125 1720 0 0,'0'0'13800'0'0,"-2"-7"-7396"0"0,19 74-1170 0 0,2 40-3821 0 0,-10-50-1082 0 0,-7-26-723 0 0,-5-16-3783 0 0,0-10-2345 0 0,-10 3-8891 0 0</inkml:trace>
+  <inkml:trace contextRef="#ctx0" brushRef="#br0" timeOffset="19184.23">3966 1419 276 0 0,'-9'-2'18792'0'0,"199"-1"-12537"0"0,-108-2-6668 0 0,-80 5-287 0 0,9 0-880 0 0</inkml:trace>
+  <inkml:trace contextRef="#ctx0" brushRef="#br0" timeOffset="19884.45">4007 1554 1552 0 0,'0'0'10782'0'0,"-9"-3"-2931"0"0,165-26-3534 0 0,0 4-5200 0 0,-154 24 46 0 0</inkml:trace>
+  <inkml:trace contextRef="#ctx0" brushRef="#br0" timeOffset="20480.68">4138 1558 616 0 0,'0'0'9873'0'0,"-7"-8"-1063"0"0,6 10-8668 0 0,0 0-1 0 0,0-1 0 0 0,-1 1 1 0 0,2 0-1 0 0,-1 0 1 0 0,0 0-1 0 0,0 0 1 0 0,1 0-1 0 0,-1 0 0 0 0,1 0 1 0 0,-1 0-1 0 0,1 0 1 0 0,0 1-1 0 0,0-1 0 0 0,0 0 1 0 0,0 0-1 0 0,1 4 1 0 0,5 51 966 0 0,-4-37-826 0 0,3 23-321 0 0,-4-31-3096 0 0,0-3-4137 0 0</inkml:trace>
+  <inkml:trace contextRef="#ctx0" brushRef="#br0" timeOffset="-12519.63">25 47 640 0 0,'0'0'12418'0'0,"5"41"-7788"0"0,-4 100-3473 0 0,-4 241-718 0 0,-12 216 575 0 0,22-294-957 0 0,2-74-59 0 0,1 33 44 0 0,1 1 32 0 0,-3-91 203 0 0,2 33-24 0 0,-15-102 329 0 0,-3 62-372 0 0,8-150-202 0 0,2 23-237 0 0</inkml:trace>
+  <inkml:trace contextRef="#ctx0" brushRef="#br0" timeOffset="-10823.77">24 36 1288 0 0,'0'0'5171'0'0,"-22"19"1727"0"0,22-18-6837 0 0,0-1 0 0 0,0 0 0 0 0,-1 1 0 0 0,1-1 1 0 0,0 1-1 0 0,0-1 0 0 0,0 0 0 0 0,0 1 0 0 0,0-1 1 0 0,-1 1-1 0 0,1-1 0 0 0,0 1 0 0 0,0-1 0 0 0,0 1 1 0 0,0-1-1 0 0,0 0 0 0 0,0 1 0 0 0,1-1 0 0 0,-1 1 1 0 0,0-1-1 0 0,0 1 0 0 0,0-1 0 0 0,0 0 0 0 0,0 1 1 0 0,1-1-1 0 0,-1 1 0 0 0,0-1 0 0 0,0 0 0 0 0,1 1 1 0 0,-1-1-1 0 0,0 0 0 0 0,1 1 0 0 0,-1-1 0 0 0,0 0 1 0 0,1 1-1 0 0,-1-1 0 0 0,0 0 0 0 0,1 0 0 0 0,-1 0 1 0 0,0 1-1 0 0,1-1 0 0 0,-1 0 0 0 0,1 0 0 0 0,-1 0 1 0 0,1 0-1 0 0,-1 0 0 0 0,0 0 0 0 0,1 0 0 0 0,-1 0 1 0 0,1 0-1 0 0,-1 0 0 0 0,1 0 0 0 0,1 1 199 0 0,14-3 775 0 0,64-6 328 0 0,299-18 748 0 0,-98 20-1936 0 0,-163 2-1429 0 0,53-6 3638 0 0,-29 2-1586 0 0,-43 4-3284 0 0,-13 1-2577 0 0,4 2-3554 0 0</inkml:trace>
+  <inkml:trace contextRef="#ctx0" brushRef="#br0" timeOffset="-8658.96">66 2981 580 0 0,'0'0'5291'0'0,"-2"-8"4598"0"0,-4 72-4807 0 0,6-62-4958 0 0,-3 41 584 0 0,4 66-217 0 0,2-46-181 0 0,-3-61-289 0 0,-1 47 99 0 0,-13 175 987 0 0,14-222-1092 0 0,-2 32 13 0 0,2-24-26 0 0,0 24 30 0 0,-8 59-28 0 0,8-91-7 0 0,-2 37 32 0 0,2 3-30 0 0,2 17-3426 0 0,-2-58 2008 0 0</inkml:trace>
+  <inkml:trace contextRef="#ctx0" brushRef="#br0" timeOffset="32660.64">1882 2740 672 0 0,'0'0'2620'0'0,"3"-32"16108"0"0,-5 77-15765 0 0,4 53 0 0 0,0-25-3885 0 0,1-49-2751 0 0</inkml:trace>
+  <inkml:trace contextRef="#ctx0" brushRef="#br0" timeOffset="32936.61">1864 2712 2344 0 0,'0'0'4127'0'0,"7"-22"5843"0"0,60-5-3384 0 0,-18 9-8242 0 0,-48 17 572 0 0,2 1-1273 0 0,0-1 3285 0 0</inkml:trace>
+  <inkml:trace contextRef="#ctx0" brushRef="#br0" timeOffset="33232.32">1872 2775 624 0 0,'-2'2'2089'0'0,"2"-2"-1790"0"0,0 0-1 0 0,0 0 1 0 0,-1 1-1 0 0,1-1 1 0 0,0 0-1 0 0,0 0 1 0 0,0 1-1 0 0,0-1 1 0 0,0 0-1 0 0,0 1 1 0 0,-1-1-1 0 0,1 0 1 0 0,0 1-1 0 0,0-1 1 0 0,0 0-1 0 0,0 0 0 0 0,0 1 1 0 0,0-1-1 0 0,0 0 1 0 0,1 1-1 0 0,-1-1 1 0 0,0 0-1 0 0,0 1 1 0 0,0-1-1 0 0,0 0 1 0 0,0 0-1 0 0,2 3 2389 0 0,-2-3-2389 0 0,1 0 1 0 0,18 0 3361 0 0,30-13-2718 0 0,-48 13-536 0 0,6-3-1123 0 0,18-5 1751 0 0,-16 6-5339 0 0,0 2-4943 0 0</inkml:trace>
+  <inkml:trace contextRef="#ctx0" brushRef="#br0" timeOffset="34176.14">2067 2719 1704 0 0,'0'0'5604'0'0,"6"45"1007"0"0,-4-18-5339 0 0,0 2-77 0 0,-1 1-1 0 0,-5 45 1 0 0,4-73-909 0 0,-1-43-159 0 0,2-15-246 0 0,-1 39 161 0 0,0 0 0 0 0,1 0 0 0 0,0 0 0 0 0,2 0 0 0 0,7-26 0 0 0,-9 40-33 0 0,2-3-16 0 0,-2 6 7 0 0,-1-1 1 0 0,0 0-1 0 0,0 1 0 0 0,1-1 0 0 0,-1 0 1 0 0,0 1-1 0 0,1-1 0 0 0,-1 1 1 0 0,0-1-1 0 0,1 1 0 0 0,-1-1 0 0 0,1 1 1 0 0,-1-1-1 0 0,1 1 0 0 0,-1-1 0 0 0,1 1 1 0 0,-1 0-1 0 0,1-1 0 0 0,0 1 0 0 0,-1 0 1 0 0,1-1-1 0 0,0 1 0 0 0,-1 0 1 0 0,1 0-1 0 0,0 0 0 0 0,-1-1 0 0 0,1 1 1 0 0,0 0-1 0 0,-1 0 0 0 0,1 0 0 0 0,0 0 1 0 0,-1 0-1 0 0,1 0 0 0 0,0 1 1 0 0,-1-1-1 0 0,1 0 0 0 0,0 0 0 0 0,-1 0 1 0 0,1 1-1 0 0,0-1 0 0 0,-1 0 0 0 0,1 1 1 0 0,0-1-1 0 0,15 22 13 0 0,-16-21-8 0 0,0 4 1 0 0,0 0 1 0 0,0-1-1 0 0,-1 1 0 0 0,1 0 0 0 0,-1 0 1 0 0,0-1-1 0 0,-1 1 0 0 0,1-1 1 0 0,-3 6-1 0 0,2-7-6 0 0,-2 4 2 0 0,-8 3-120 0 0,11-10 98 0 0,1 0 0 0 0,0 0 0 0 0,0 0-1 0 0,-1 0 1 0 0,1 0 0 0 0,0 0 0 0 0,-1 0 0 0 0,1 0-1 0 0,0 0 1 0 0,0 0 0 0 0,-1 1 0 0 0,1-1 0 0 0,0 0-1 0 0,-1 0 1 0 0,1 0 0 0 0,0 0 0 0 0,0 0 0 0 0,-1 1-1 0 0,1-1 1 0 0,0 0 0 0 0,0 0 0 0 0,0 0 0 0 0,-1 1-1 0 0,1-1 1 0 0,0 0 0 0 0,0 0 0 0 0,0 1 0 0 0,0-1-1 0 0,0 0 1 0 0,-1 0 0 0 0,1 1 0 0 0,0-1 0 0 0,0 0-1 0 0,0 1 1 0 0,0-1 0 0 0,0 0 0 0 0,0 0 0 0 0,0 1-1 0 0,0-1 1 0 0,0 0 0 0 0,0 1 0 0 0,0-1 0 0 0,0 0-1 0 0,0 1 1 0 0,0-1 0 0 0,0 0 0 0 0,1 0 0 0 0,-1 1-1 0 0,0-1 1 0 0,0 0 0 0 0,0 0 0 0 0,0 1 0 0 0,0-1-1 0 0,1 0 1 0 0,-1 0 0 0 0,0 1 0 0 0,0-1 0 0 0,0 0-1 0 0,1 0 1 0 0,-1 0 0 0 0,0 1 0 0 0,1-1 0 0 0,0 1-4 0 0,1-1 4 0 0,11 4 28 0 0,44 16-44 0 0,-55-19 54 0 0,0 1 0 0 0,1-1 0 0 0,-1 0 1 0 0,0 1-1 0 0,-1 0 0 0 0,1 0 1 0 0,0-1-1 0 0,0 1 0 0 0,-1 0 0 0 0,1 0 1 0 0,-1 0-1 0 0,0 1 0 0 0,1-1 0 0 0,-1 0 1 0 0,0 0-1 0 0,1 5 0 0 0,-2-5 35 0 0,0-1-1 0 0,0 1 1 0 0,0-1-1 0 0,0 1 1 0 0,0-1-1 0 0,0 1 1 0 0,0 0-1 0 0,-1-1 1 0 0,1 1-1 0 0,-1-1 0 0 0,1 1 1 0 0,-1-1-1 0 0,1 1 1 0 0,-1-1-1 0 0,0 0 1 0 0,0 1-1 0 0,0-1 1 0 0,0 0-1 0 0,0 0 1 0 0,0 1-1 0 0,0-1 1 0 0,0 0-1 0 0,0 0 0 0 0,0 0 1 0 0,-1 0-1 0 0,-1 0 1 0 0,-38 22 846 0 0,40-23-437 0 0,-26 10-2386 0 0,26-9 1343 0 0,0-1-1 0 0,0 0 1 0 0,0 1-1 0 0,0-1 1 0 0,1 1-1 0 0,-1-1 0 0 0,0 0 1 0 0,0 0-1 0 0,0 1 1 0 0,0-1-1 0 0,0 0 1 0 0,0 0-1 0 0,0 0 1 0 0,-1 0-1 0 0,1 0 1 0 0,0 0-1 0 0,0-1 1 0 0,0 1-1 0 0,0 0 0 0 0,-1-1 1 0 0</inkml:trace>
+  <inkml:trace contextRef="#ctx0" brushRef="#br0" timeOffset="35979.99">2437 2808 528 0 0,'0'0'9884'0'0,"0"-1"-10357"0"0,1-8 9483 0 0,0 6-7679 0 0,0 3-1159 0 0,166 18 2638 0 0,280-25-2384 0 0,-214 2-399 0 0,332-16 284 0 0,-280 8-7073 0 0,-276 13 3602 0 0,-4 0 1427 0 0,1-1-4909 0 0,6-1 3317 0 0</inkml:trace>
+  <inkml:trace contextRef="#ctx0" brushRef="#br0" timeOffset="37131.93">2656 2426 1464 0 0,'1'-1'5068'0'0,"1"-8"5239"0"0,0 24-9698 0 0,0 1 0 0 0,0 0 1 0 0,-1-1-1 0 0,-1 1 0 0 0,-1 0 1 0 0,-4 24-1 0 0,1 8-1195 0 0,3-46 20 0 0,2 14-3172 0 0,-1-7-7151 0 0</inkml:trace>
+  <inkml:trace contextRef="#ctx0" brushRef="#br0" timeOffset="37643.56">2752 2516 208 0 0,'0'0'14653'0'0,"-2"13"-12514"0"0,3-4-1879 0 0,1 0 1 0 0,0-1-1 0 0,0 1 0 0 0,1-1 1 0 0,0 1-1 0 0,0-1 0 0 0,9 15 0 0 0,-11-22-189 0 0,18 3 914 0 0,-14-12-874 0 0,0 0 1 0 0,-1-1 0 0 0,0 0-1 0 0,-1 0 1 0 0,1 0-1 0 0,-2 0 1 0 0,0-1-1 0 0,2-15 1 0 0,-3 24-231 0 0,1-8-272 0 0</inkml:trace>
+  <inkml:trace contextRef="#ctx0" brushRef="#br0" timeOffset="49833.35">4878 1422 536 0 0,'0'0'15618'0'0,"-11"46"-10619"0"0,10-1-3563 0 0,3 54 1 0 0,2-12-755 0 0,-4-84-674 0 0,-2 48 571 0 0,1 4-358 0 0,1-53-57 0 0,7-25-155 0 0,-4 10-16 0 0,1-9-49 0 0,-1 0-1 0 0,-2 0 1 0 0,0-28-1 0 0,1-12-183 0 0,-2 60 210 0 0,-2-56-500 0 0,2 56 448 0 0,-3-41-1475 0 0,0 33-348 0 0,1 33 1129 0 0,13 226-1568 0 0,-7-221-10556 0 0</inkml:trace>
+  <inkml:trace contextRef="#ctx0" brushRef="#br0" timeOffset="51885.06">4868 1820 1104 0 0,'0'0'3485'0'0,"-17"-10"11424"0"0,22 9-14670 0 0,-1 0 0 0 0,1 0 0 0 0,-1 0 0 0 0,0 1 0 0 0,1-1 0 0 0,-1 1-1 0 0,1 0 1 0 0,-1 1 0 0 0,1-1 0 0 0,5 2 0 0 0,51 11 25 0 0,-54-11-189 0 0,-5-1-58 0 0,2 0 5 0 0,-3-1-11 0 0,0 0 0 0 0,-1 0 1 0 0,1 0-1 0 0,0 0 0 0 0,-1 1 0 0 0,1-1 0 0 0,0 0 0 0 0,-1 0 0 0 0,1 1 0 0 0,0-1 0 0 0,-1 0 0 0 0,1 0 0 0 0,0 1 0 0 0,-1-1 0 0 0,1 1 0 0 0,-1-1 0 0 0,1 1 0 0 0,-1-1 0 0 0,1 1 0 0 0,-1-1 1 0 0,1 1-1 0 0,-1-1 0 0 0,1 1 0 0 0,0 0 0 0 0,-3 2 16 0 0,1-1 1 0 0,0 0 0 0 0,0 0 0 0 0,-1 0-1 0 0,1 0 1 0 0,-1 0 0 0 0,0 0-1 0 0,1 0 1 0 0,-1 0 0 0 0,0-1-1 0 0,0 1 1 0 0,0-1 0 0 0,0 1-1 0 0,0-1 1 0 0,-1 0 0 0 0,-3 2 0 0 0,-50 18 101 0 0,35-13-109 0 0,-6 1-14 0 0,-48 24-91 0 0,74-33 72 0 0,-5 7-27 0 0,13-2 40 0 0,-2-4 15 0 0,1 1-1 0 0,-1-1 1 0 0,0 0-1 0 0,1 0 0 0 0,-1-1 1 0 0,1 0-1 0 0,-1 0 0 0 0,1 0 1 0 0,-1 0-1 0 0,9-3 1 0 0,3 1 17 0 0,34-1 37 0 0,-7-1-60 0 0,52 3 0 0 0,-95 1-7 0 0,-1 0 1 0 0,1 0-1 0 0,0 0 0 0 0,0 0 1 0 0,0 0-1 0 0,-1 0 0 0 0,1 0 1 0 0,0 0-1 0 0,0 0 1 0 0,-1 1-1 0 0,1-1 0 0 0,0 0 1 0 0,-1 0-1 0 0,1 1 0 0 0,0-1 1 0 0,-1 0-1 0 0,1 1 1 0 0,0-1-1 0 0,-1 1 0 0 0,1-1 1 0 0,-1 1-1 0 0,1-1 0 0 0,0 1 1 0 0,-1-1-1 0 0,1 1 0 0 0,-1 0 1 0 0,0-1-1 0 0,1 1 1 0 0,-1 0-1 0 0,1 0 0 0 0,-1 1 10 0 0,-1-1-1 0 0,1 0 0 0 0,0 0 0 0 0,-1 1 1 0 0,1-1-1 0 0,-1 0 0 0 0,1 0 0 0 0,-1 0 1 0 0,0 1-1 0 0,1-1 0 0 0,-1 0 0 0 0,0 0 1 0 0,0 0-1 0 0,0 0 0 0 0,-1 1 0 0 0,-39 29 358 0 0,-143 61 75 0 0,182-91-459 0 0,2-1 14 0 0,0 0-1 0 0,1 0 0 0 0,-1 0 0 0 0,0 0 0 0 0,1 0 1 0 0,-1 0-1 0 0,0 0 0 0 0,1 0 0 0 0,-1 1 1 0 0,0-1-1 0 0,0 0 0 0 0,1 0 0 0 0,-1 0 1 0 0,0 1-1 0 0,0-1 0 0 0,0 0 0 0 0,1 0 1 0 0,-1 1-1 0 0,0-1 0 0 0,0 0 0 0 0,0 0 1 0 0,1 1-1 0 0,-1-1 0 0 0,0 0 0 0 0,0 1 1 0 0,0-1-1 0 0,0 0 0 0 0,0 1 0 0 0,0-1 1 0 0,0 0-1 0 0,0 0 0 0 0,0 1 0 0 0,0-1 1 0 0,0 0-1 0 0,0 1 0 0 0,0-1 0 0 0,0 0 1 0 0,0 1-1 0 0,0-1 0 0 0,0 0 0 0 0,0 1 1 0 0,0-1-1 0 0,-1 0 0 0 0,1 0 0 0 0,0 1 1 0 0,0-1-1 0 0,0 0 0 0 0,0 0 0 0 0,-1 1 1 0 0,1-1-1 0 0,0 0 0 0 0,0 0 0 0 0,-1 1 1 0 0,1-1-1 0 0,0 0 0 0 0,0 0 0 0 0,-1 0 1 0 0,1 0-1 0 0,0 1 0 0 0,-1-1 0 0 0,1 0 1 0 0,67-3-17 0 0,-39 1 11 0 0,0 1 0 0 0,0 2 1 0 0,31 3-1 0 0,-57-4 19 0 0,-4 3 0 0 0,0 0-1 0 0,0 0 1 0 0,-1 0 0 0 0,1-1 0 0 0,-1 1-1 0 0,0-1 1 0 0,1 0 0 0 0,-1 0-1 0 0,0 0 1 0 0,0 0 0 0 0,-6 2 0 0 0,-45 18 70 0 0,24-10-53 0 0,-101 47-108 0 0,130-58 66 0 0,-1 2-27 0 0,-1 1-8 0 0,11-3 46 0 0,67-9-11 0 0,-54 4 6 0 0,0 1-1 0 0,-1 1 1 0 0,1 1-1 0 0,0 1 1 0 0,0 1-1 0 0,35 5 1 0 0,-55-6 7 0 0,1 1 1 0 0,-1-1-1 0 0,1 0 1 0 0,-1 0-1 0 0,0 1 1 0 0,1-1-1 0 0,-1 0 1 0 0,0 1-1 0 0,0 0 1 0 0,1-1-1 0 0,-1 1 1 0 0,0 0-1 0 0,0-1 1 0 0,0 1-1 0 0,0 0 1 0 0,0 0-1 0 0,0 0 1 0 0,0 0-1 0 0,0 0 1 0 0,0 0-1 0 0,0 0 1 0 0,0 0-1 0 0,-1 1 1 0 0,1-1-1 0 0,0 2 1 0 0,-1-2 0 0 0,0 1-1 0 0,0-1 1 0 0,-1 1 0 0 0,1-1 0 0 0,0 1 0 0 0,-1-1-1 0 0,1 0 1 0 0,-1 1 0 0 0,0-1 0 0 0,0 1 0 0 0,1-1 0 0 0,-1 0-1 0 0,0 0 1 0 0,0 1 0 0 0,0-1 0 0 0,0 0 0 0 0,0 0-1 0 0,-2 1 1 0 0,-6 5 12 0 0,0 0-1 0 0,-1 0 0 0 0,-17 9 1 0 0,-82 30-5 0 0,33-16-30 0 0,74-29 9 0 0,-16 8-27 0 0,16-8 34 0 0,1 0 3 0 0,-4 3 6 0 0,4-3 30 0 0,2-1-19 0 0,4 4-1 0 0,-2-3 1 0 0,9-2-6 0 0,2-1-7 0 0,30-4 3 0 0,-30 3-29 0 0,1 1 0 0 0,0 0-1 0 0,0 1 1 0 0,0 1 0 0 0,16 2 0 0 0,-29-2 20 0 0,30 12 32 0 0,-35-7-6 0 0,-1 0-1 0 0,0 0 1 0 0,0 0 0 0 0,0 0 0 0 0,0-1-1 0 0,-1 0 1 0 0,0 0 0 0 0,0 0 0 0 0,0 0 0 0 0,0-1-1 0 0,-10 5 1 0 0,-26 20-11 0 0,13-4 12 0 0,27-23-14 0 0,-15 15 322 0 0</inkml:trace>
+  <inkml:trace contextRef="#ctx0" brushRef="#br0" timeOffset="52648.83">4894 2555 260 0 0,'0'0'7391'0'0,"-4"-8"713"0"0,1 16-7503 0 0,1 1 0 0 0,0-1 0 0 0,1 1 0 0 0,0-1 0 0 0,0 1 0 0 0,1 0 0 0 0,0-1-1 0 0,2 13 1 0 0,-1 17 49 0 0,-12 96 798 0 0,11-131-1440 0 0,-2 15 279 0 0</inkml:trace>
+  <inkml:trace contextRef="#ctx0" brushRef="#br0" timeOffset="54081.36">4187 2776 1500 0 0,'0'0'2272'0'0,"-36"-10"6402"0"0,-8 13-1634 0 0,45-1-6885 0 0,0 0 0 0 0,0-1 0 0 0,0 1 0 0 0,0 0 0 0 0,1 0 0 0 0,-1-1 0 0 0,1 1 0 0 0,0-1 0 0 0,-1 1 0 0 0,1-1 0 0 0,0 1 0 0 0,3 1 0 0 0,16 3 204 0 0,0-1 1 0 0,1 0-1 0 0,-1-2 0 0 0,1 0 0 0 0,23-1 0 0 0,23 4-237 0 0,37 2 148 0 0,0-5 0 0 0,-1-4 0 0 0,181-25 0 0 0,76 5 464 0 0,-226 17-2825 0 0,-3-4-5274 0 0,-129 8 4845 0 0,1-1-2202 0 0,0 1 3361 0 0,-2-1 198 0 0</inkml:trace>
+  <inkml:trace contextRef="#ctx0" brushRef="#br0" timeOffset="56996.89">4895 2868 2340 0 0,'0'0'10166'0'0,"-3"-8"-5177"0"0,-5 87 540 0 0,14 50-2614 0 0,-1-29-1299 0 0,-5-98-1588 0 0,0 18-3300 0 0</inkml:trace>
+  <inkml:trace contextRef="#ctx0" brushRef="#br0" timeOffset="59004.9">4881 3195 256 0 0,'0'0'6574'0'0,"-10"1"5074"0"0,18 1-11165 0 0,0 0 0 0 0,1 0 1 0 0,-1 0-1 0 0,0-1 0 0 0,10 0 0 0 0,-10-1-408 0 0,0 0-1 0 0,0 1 1 0 0,0 0-1 0 0,0 1 1 0 0,0 0-1 0 0,-1 0 1 0 0,11 4-1 0 0,-16-5-56 0 0,5 20 77 0 0,-15-13-85 0 0,0-1 0 0 0,-1 0 0 0 0,0-1-1 0 0,0 0 1 0 0,-1 0 0 0 0,0-1 0 0 0,0 0 0 0 0,0-1 0 0 0,-20 6-1 0 0,-29 14-22 0 0,48-19 22 0 0,10-5-3 0 0,0 0-1 0 0,0 0 1 0 0,1 1 0 0 0,-1-1-1 0 0,0 0 1 0 0,0 1-1 0 0,0-1 1 0 0,0 0 0 0 0,1 1-1 0 0,-1-1 1 0 0,0 1-1 0 0,1-1 1 0 0,-1 1 0 0 0,0 0-1 0 0,1-1 1 0 0,-1 1 0 0 0,0 0-1 0 0,1-1 1 0 0,-1 1-1 0 0,1 0 1 0 0,-1-1 0 0 0,1 1-1 0 0,0 0 1 0 0,-1 0 0 0 0,1 0-1 0 0,0 0 1 0 0,0-1-1 0 0,-1 1 1 0 0,1 0 0 0 0,0 0-1 0 0,0 0 1 0 0,0 0-1 0 0,0 0 1 0 0,0 1 0 0 0,54-6 297 0 0,-4-4-219 0 0,-18 3-70 0 0,1 1 0 0 0,36 0 1 0 0,-22 7-20 0 0,-45-3 14 0 0,1 2 7 0 0,-2-2-8 0 0,-1 0 1 0 0,1 0 0 0 0,-1 0 0 0 0,1 0 0 0 0,-1 0 0 0 0,0 1 0 0 0,1-1-1 0 0,-1 0 1 0 0,1 0 0 0 0,-1 0 0 0 0,1 1 0 0 0,-1-1 0 0 0,1 0 0 0 0,-1 1-1 0 0,0-1 1 0 0,1 0 0 0 0,-1 1 0 0 0,0-1 0 0 0,1 0 0 0 0,-1 1 0 0 0,0-1-1 0 0,0 1 1 0 0,1-1 0 0 0,-1 1 0 0 0,0-1 0 0 0,0 0 0 0 0,0 1 0 0 0,1-1-1 0 0,-1 1 1 0 0,0-1 0 0 0,0 1 0 0 0,0-1 0 0 0,0 1 0 0 0,0-1 0 0 0,0 1-1 0 0,0-1 1 0 0,0 1 0 0 0,0-1 0 0 0,0 1 0 0 0,-5 5 28 0 0,1 0 0 0 0,-1-1 0 0 0,0 0 1 0 0,0 0-1 0 0,0-1 0 0 0,-1 1 0 0 0,0-1 0 0 0,0 0 0 0 0,0-1 1 0 0,-7 4-1 0 0,-77 31 16 0 0,33-16-47 0 0,-53 33-166 0 0,108-55 135 0 0,-5 8-25 0 0,14-4 43 0 0,-3-3 3 0 0,141-10 11 0 0,-76 2-28 0 0,-44 6 0 0 0,-21 2 27 0 0,-3-1-5 0 0,-1 0-1 0 0,1 1 1 0 0,-1-1-1 0 0,0 0 1 0 0,1 1 0 0 0,-1-1-1 0 0,1 1 1 0 0,-1-1-1 0 0,0 1 1 0 0,1-1 0 0 0,-1 1-1 0 0,0-1 1 0 0,1 1-1 0 0,-1-1 1 0 0,0 1-1 0 0,0-1 1 0 0,1 1 0 0 0,-1 0-1 0 0,0-1 1 0 0,0 1-1 0 0,0-1 1 0 0,0 1 0 0 0,0 0-1 0 0,0-1 1 0 0,0 1-1 0 0,0-1 1 0 0,0 1-1 0 0,0 0 1 0 0,0-1 0 0 0,-1 1-1 0 0,1-1 1 0 0,0 1-1 0 0,0-1 1 0 0,0 1 0 0 0,-1-1-1 0 0,1 1 1 0 0,0-1-1 0 0,-1 1 1 0 0,1-1-1 0 0,-1 1 1 0 0,1-1 0 0 0,0 1-1 0 0,-1-1 1 0 0,1 0-1 0 0,-1 1 1 0 0,0 0 0 0 0,-20 18 26 0 0,20-18-25 0 0,-27 19 5 0 0,-1 0 1 0 0,-60 30 0 0 0,20-12-127 0 0,68-37 73 0 0,-1 0-20 0 0,-2 6-86 0 0,30-8 136 0 0,4-3 17 0 0,1 0 0 0 0,-1 2 0 0 0,1 1 0 0 0,0 2 0 0 0,0 1 1 0 0,58 11-1 0 0,-88-13 9 0 0,0 0 1 0 0,0 0-1 0 0,0 0 1 0 0,0 1-1 0 0,1-1 0 0 0,-1 0 1 0 0,0 1-1 0 0,0-1 1 0 0,0 0-1 0 0,0 1 1 0 0,0-1-1 0 0,0 1 0 0 0,0 0 1 0 0,0-1-1 0 0,0 1 1 0 0,0 0-1 0 0,0 0 1 0 0,0 0-1 0 0,0-1 1 0 0,-1 1-1 0 0,1 0 0 0 0,0 0 1 0 0,-1 0-1 0 0,1 0 1 0 0,-1 0-1 0 0,1 0 1 0 0,-1 0-1 0 0,1 2 1 0 0,-1-1-3 0 0,-1-1 1 0 0,1 1 0 0 0,-1 0 0 0 0,0-1 0 0 0,1 1 0 0 0,-1-1 0 0 0,0 1 0 0 0,0-1 0 0 0,0 1 0 0 0,0-1 0 0 0,0 0 0 0 0,-1 1 0 0 0,1-1 0 0 0,0 0 0 0 0,-1 0 0 0 0,-1 1-1 0 0,-11 8 12 0 0,-1-1 0 0 0,-25 12-1 0 0,37-19-19 0 0,-179 104-728 0 0,180-105 695 0 0,-12 14-25 0 0,24-12 163 0 0,0-1 0 0 0,0-1 0 0 0,0 0 0 0 0,1 0 0 0 0,-1-1 1 0 0,0 0-1 0 0,0-1 0 0 0,17-3 0 0 0,7 1-18 0 0,-29 3-170 0 0,35-2-542 0 0,-14 0-4011 0 0,-12 0-6742 0 0</inkml:trace>
+  <inkml:trace contextRef="#ctx0" brushRef="#br0" timeOffset="60436.54">5046 3925 1348 0 0,'0'0'6562'0'0,"-28"15"665"0"0,-32 52-3403 0 0,59-66-3770 0 0,-29 26 1233 0 0,29-25-1191 0 0,0 0 0 0 0,0 0 1 0 0,0 0-1 0 0,0 0 0 0 0,0 0 1 0 0,1 0-1 0 0,-1 0 0 0 0,1 0 0 0 0,-1 0 1 0 0,1 0-1 0 0,0 1 0 0 0,0-1 1 0 0,0 0-1 0 0,0 0 0 0 0,1 3 0 0 0,5 46 695 0 0,-3-28-645 0 0,-1 10 129 0 0,-4 48 0 0 0,0-11 21 0 0,2-68-287 0 0,-1 4 1426 0 0,-2 12-11593 0 0,2-12 2625 0 0</inkml:trace>
+  <inkml:trace contextRef="#ctx0" brushRef="#br0" timeOffset="61516.18">4845 4423 1440 0 0,'-6'-6'18526'0'0,"71"-10"-14497"0"0,36 1-2790 0 0,-99 15-1205 0 0,1 0-25 0 0,-1 0 0 0 0,0 0 0 0 0,1 0 0 0 0,-1 0-1 0 0,0 1 1 0 0,1-1 0 0 0,-1 0 0 0 0,0 1 0 0 0,0 0-1 0 0,0 0 1 0 0,1-1 0 0 0,-1 1 0 0 0,0 1 0 0 0,0-1-1 0 0,0 0 1 0 0,0 0 0 0 0,-1 1 0 0 0,4 2 0 0 0,-2 3 3 0 0,-2-3-10 0 0,-2 1 0 0 0,1-1-1 0 0,0 1 1 0 0,-1-1 0 0 0,0 0-1 0 0,0 1 1 0 0,0-1 0 0 0,0 0-1 0 0,-1 0 1 0 0,0 0 0 0 0,-2 5-1 0 0,-3 8-7 0 0,-2 9 19 0 0,6-18-4 0 0,0 0 0 0 0,0-1 1 0 0,-1 1-1 0 0,0-1 0 0 0,-1 1 1 0 0,1-1-1 0 0,-7 7 0 0 0,1 0 5 0 0,9-13-12 0 0,1 0-1 0 0,-1 0 1 0 0,0 0 0 0 0,0 0-1 0 0,0-1 1 0 0,0 1 0 0 0,0 0-1 0 0,0 0 1 0 0,0-1-1 0 0,0 1 1 0 0,-1-1 0 0 0,1 1-1 0 0,0-1 1 0 0,0 1 0 0 0,0-1-1 0 0,-1 0 1 0 0,1 1 0 0 0,0-1-1 0 0,-1 0 1 0 0,1 0 0 0 0,0 0-1 0 0,0 0 1 0 0,-1 0-1 0 0,1 0 1 0 0,0-1 0 0 0,0 1-1 0 0,-1 0 1 0 0,1-1 0 0 0,0 1-1 0 0,0 0 1 0 0,0-1 0 0 0,-1 0-1 0 0,1 1 1 0 0,0-1 0 0 0,0 0-1 0 0,0 1 1 0 0,0-1 0 0 0,0 0-1 0 0,0 0 1 0 0,0 0-1 0 0,1 0 1 0 0,-2-2 0 0 0,-8-6-5 0 0,1-1 0 0 0,1 0 0 0 0,-9-13 0 0 0,10 14-2 0 0,-51-69-65 0 0,57 77-441 0 0,-1-2-526 0 0,-1-2-377 0 0</inkml:trace>
+  <inkml:trace contextRef="#ctx0" brushRef="#br0" timeOffset="64133.11">4853 2864 2072 0 0,'0'0'3498'0'0,"14"-10"5531"0"0,-14 11-9010 0 0,-1 0 1 0 0,0-1 0 0 0,1 1 0 0 0,-1 0 0 0 0,0 0 0 0 0,0-1-1 0 0,0 1 1 0 0,1 0 0 0 0,-1-1 0 0 0,0 1 0 0 0,0-1 0 0 0,0 1-1 0 0,0-1 1 0 0,0 1 0 0 0,0-1 0 0 0,0 0 0 0 0,0 1 0 0 0,0-1-1 0 0,-1 0 1 0 0,1 0 0 0 0,0 0 0 0 0,0 0 0 0 0,0 0-1 0 0,0 0 1 0 0,0 0 0 0 0,0 0 0 0 0,0-1 0 0 0,0 1 0 0 0,0 0-1 0 0,0-1 1 0 0,0 1 0 0 0,0 0 0 0 0,-2-2 0 0 0,1 1-770 0 0,7-7-8987 0 0</inkml:trace>
+  <inkml:trace contextRef="#ctx0" brushRef="#br0" timeOffset="65825.19">5163 1041 820 0 0,'0'0'18357'0'0,"30"-12"-16899"0"0,-3-9-1154 0 0,-26 20-290 0 0,26-14 18 0 0,-25 14-1353 0 0,18-4 3497 0 0,-15 3-6970 0 0</inkml:trace>
+  <inkml:trace contextRef="#ctx0" brushRef="#br0" timeOffset="66877.05">5174 986 592 0 0,'0'0'9764'0'0,"-8"-4"-1766"0"0,14 0-7354 0 0,0 1-1 0 0,0 0 1 0 0,0 1-1 0 0,1-1 0 0 0,-1 1 1 0 0,11-2-1 0 0,82-6 234 0 0,-58 8-439 0 0,170-7 258 0 0,-158 8-646 0 0,-4 2-27 0 0,66 5-15 0 0,-89-4-3 0 0,76-2 17 0 0,175-15-9 0 0,84-1-47 0 0,-359 16 42 0 0,25 0 987 0 0,-18 0-2801 0 0,-2 0-4017 0 0</inkml:trace>
+  <inkml:trace contextRef="#ctx0" brushRef="#br0" timeOffset="87217.4">6040 2754 112 0 0,'6'-1'23794'0'0,"-4"2"-24670"0"0,-1 0 2201 0 0,-1 39 1827 0 0,3 86-412 0 0,-3-124-2693 0 0,0 54 431 0 0,0-53-451 0 0,1 36 102 0 0,-2-28 81 0 0,-1-1-3391 0 0,1-3-4159 0 0</inkml:trace>
+  <inkml:trace contextRef="#ctx0" brushRef="#br0" timeOffset="88141.05">6059 3028 316 0 0,'0'0'4386'0'0,"-3"-6"-3004"0"0,-9-10 10520 0 0,22 85-7927 0 0,-9-53-3712 0 0,-1-14-189 0 0,1 15 596 0 0,-1-12-5369 0 0</inkml:trace>
+  <inkml:trace contextRef="#ctx0" brushRef="#br0" timeOffset="89740.53">6479 3232 904 0 0,'0'0'10838'0'0,"3"-9"-602"0"0,15 128-3457 0 0,-9 3-3769 0 0,-7-67-2830 0 0,2-1 1 0 0,3 0 0 0 0,19 76 0 0 0,-14-86-4122 0 0,-11-42 2306 0 0</inkml:trace>
+  <inkml:trace contextRef="#ctx0" brushRef="#br0" timeOffset="94761.75">6446 3364 1172 0 0,'0'0'23418'0'0,"-29"-15"-20389"0"0,-67-20-843 0 0,93 34-2117 0 0,-2 0 46 0 0,-1 0 0 0 0,1 0-1 0 0,0-1 1 0 0,0 1 0 0 0,0-1 0 0 0,0 0 0 0 0,0 0-1 0 0,0-1 1 0 0,0 0 0 0 0,-5-4 0 0 0,-8-3-53 0 0,-18-6 13 0 0,34 15-58 0 0,-17-7 31 0 0,17 8-43 0 0,-9-5-9 0 0,5 3 8 0 0,4 1 6 0 0,-35-15-21 0 0,35 16 7 0 0,0-1-2 0 0,-4-1 10 0 0,4 1-4 0 0,0 1-6 0 0,-5-2 1 0 0,6 1-5 0 0,-1 1-10 0 0,-5-2 18 0 0,6 2 2 0 0,0 0-201 0 0,0-1 192 0 0,1 1 0 0 0,-1-1-1 0 0,1 1 1 0 0,-1-1-1 0 0,1 1 1 0 0,-1-1 0 0 0,1 1-1 0 0,-1-1 1 0 0,1 1-1 0 0,0-1 1 0 0,-1 0 0 0 0,1 1-1 0 0,0-1 1 0 0,-1 0-1 0 0,1 1 1 0 0,0-1 0 0 0,0 0-1 0 0,0 1 1 0 0,0-1-1 0 0,-1 0 1 0 0,1 0 0 0 0,0 1-1 0 0,0-1 1 0 0,0 0-1 0 0,1 1 1 0 0,-1-1 0 0 0,0 0-1 0 0,0-1 1 0 0,3-35-514 0 0,-1 20 162 0 0,-5-29-1204 0 0,2 45 1047 0 0,1-1-1355 0 0,-2-10 3506 0 0,2 7-3759 0 0</inkml:trace>
+  <inkml:trace contextRef="#ctx0" brushRef="#br0" timeOffset="96137.93">6482 3632 1436 0 0,'0'0'13201'0'0,"-36"20"-9290"0"0,-2 7-2691 0 0,4-2-668 0 0,2 0 0 0 0,-31 32 0 0 0,62-56-545 0 0,-36 38 467 0 0,-21 12-229 0 0,57-50-241 0 0,0 1-1071 0 0,-8 6 2566 0 0</inkml:trace>
+  <inkml:trace contextRef="#ctx0" brushRef="#br0" timeOffset="96970.31">6173 3891 212 0 0,'-2'-8'16288'0'0,"-1"21"-15535"0"0,2 0 0 0 0,0 0-1 0 0,1 0 1 0 0,0 0 0 0 0,1 0 0 0 0,0 0-1 0 0,4 13 1 0 0,-5-24-530 0 0,12 48 1592 0 0,-11-48-1766 0 0,8 94 202 0 0,-9-94-251 0 0,-1 3 3 0 0,1 0-1 0 0,-1 0 1 0 0,0 0-1 0 0,0 0 0 0 0,-1-1 1 0 0,0 1-1 0 0,-2 5 1 0 0,3-8-5 0 0,-1 0 1695 0 0,-2 3-4386 0 0</inkml:trace>
+  <inkml:trace contextRef="#ctx0" brushRef="#br0" timeOffset="99963.03">6208 3721 1644 0 0,'0'0'4462'0'0,"7"-15"9738"0"0,-24 88-10098 0 0,16-71-4003 0 0,-8 48 402 0 0,8-47-475 0 0,-6 53 1219 0 0,7-56-1247 0 0,1 4 5 0 0,24 6 2 0 0,36 3-18 0 0,-60-13 16 0 0,10 5-28 0 0,-5-2 17 0 0,-4-2-1 0 0,19 17-10742 0 0</inkml:trace>
+</inkml:ink>
+</file>
+
+<file path=word/ink/ink29.xml><?xml version="1.0" encoding="utf-8"?>
+<inkml:ink xmlns:inkml="http://www.w3.org/2003/InkML">
+  <inkml:definitions>
+    <inkml:context xml:id="ctx0">
+      <inkml:inkSource xml:id="inkSrc0">
+        <inkml:traceFormat>
+          <inkml:channel name="X" type="integer" min="-2.14748E9" max="2.14748E9" units="cm"/>
+          <inkml:channel name="Y" type="integer" min="-2.14748E9" max="2.14748E9" units="cm"/>
+          <inkml:channel name="F" type="integer" max="32767" units="dev"/>
+        </inkml:traceFormat>
+        <inkml:channelProperties>
+          <inkml:channelProperty channel="X" name="resolution" value="1000" units="1/cm"/>
+          <inkml:channelProperty channel="Y" name="resolution" value="1000" units="1/cm"/>
+          <inkml:channelProperty channel="F" name="resolution" value="0" units="1/dev"/>
+        </inkml:channelProperties>
+      </inkml:inkSource>
+      <inkml:timestamp xml:id="ts0" timeString="2025-09-12T00:33:07.915"/>
+    </inkml:context>
+    <inkml:brush xml:id="br0">
+      <inkml:brushProperty name="width" value="0.035" units="cm"/>
+      <inkml:brushProperty name="height" value="0.035" units="cm"/>
+    </inkml:brush>
+  </inkml:definitions>
+  <inkml:trace contextRef="#ctx0" brushRef="#br0">115 58 18240,'0'2'0,"0"0"0,0 1 0,0-1 0,-1 0 0,1 0 0,-1 1 0,0-1 0,1 0 0,-1 0 0,0 0 0,0 0 0,0 0 0,0 0 0,0 0 0,-1 0 0,1-1 0,0 1 0,-1 0 0,0 0 0,1-1 0,-1 1 0,0-1 0,1 0 0,-1 1 0,0-1 0,0 0 0,0 0 0,0 0 0,0 0 0,0 0 0,0 0 0,-1-1 0,1 1 0,0-1 0,0 1 0,0-1 0,-1 0 0,1 0 0,0 0 0,0 0 0,-1 0 0,1 0 0,0 0 0,0-1 0,-1 1 0,1-1 0,0 1 0,0-1 0,0 0 0,0 0 0,0 0 0,0 0 0,0 0 0,0 0 0,0-1 0,0 1 0,1 0 0,-1-1 0,0 1 0,1-1 0,-1 0 0,1 0 0,-1 1 0,1-1 0,0 0 0,0 0 0,0 0 0,0 0 0,0 0 0,0 0 0,0 0 0,1 0 0,-1-1 0,1 1 0,-1 0 0,1 0 0,0-1 0,0 1 0,-1 0 0,2 0 0,-1-1 0,0 1 0,0 0 0,1 0 0,-1 0 0,1-1 0,-1 1 0,1 0 0,0 0 0,0 0 0,0 0 0,0 0 0,0 0 0,0 0 0,0 0 0,1 0 0,-1 1 0,1-1 0,-1 0 0,1 1 0,0-1 0,-1 1 0,1 0 0,0-1 0,0 1 0,0 0 0,0 0 0,0 0 0,0 0 0,0 0 0,0 0 0,0 1 0,0-1 0,1 1 0,-1-1 0,0 1 0,0 0 0,1 0 0,-1 0 0,0 0 0,0 0 0,1 0 0,-1 0 0,0 1 0,0-1 0,0 1 0,1-1 0,-1 1 0,0 0 0,0 0 0,0 0 0,0 0 0,0 0 0,0 0 0,0 1 0,-1-1 0,1 0 0,0 1 0,-1-1 0,1 1 0,0 0 0,-1-1 0,0 1 0,1 0 0,-1 0 0,0 0 0,0 0 0,0 0 0,0 0 0,0 0 0,-1 0 0,1 0 0,0 1 0,-1-1 0,1 0 0,-1 0 0,0 0 0,0 1 0,0-1 0</inkml:trace>
+</inkml:ink>
+</file>
+
+<file path=word/ink/ink3.xml><?xml version="1.0" encoding="utf-8"?>
 <inkml:ink xmlns:inkml="http://www.w3.org/2003/InkML">
   <inkml:definitions>
     <inkml:context xml:id="ctx0">
@@ -8593,7 +7970,7 @@
   <inkml:trace contextRef="#ctx0" brushRef="#br0" timeOffset="417.87">1875 3578 1704 0 0,'0'0'7698'0'0,"-12"8"-4231"0"0,6-6-3034 0 0,0 2 0 0 0,0-1 1 0 0,0 0-1 0 0,1 1 0 0 0,-1 0 0 0 0,1 1 0 0 0,0-1 0 0 0,1 1 1 0 0,-1 0-1 0 0,1 0 0 0 0,-1 0 0 0 0,2 1 0 0 0,-1-1 0 0 0,1 1 0 0 0,-1 0 1 0 0,1 0-1 0 0,1 1 0 0 0,0-1 0 0 0,-1 0 0 0 0,-1 12 0 0 0,4-16-408 0 0,0-1-1 0 0,0 1 0 0 0,0-1 0 0 0,0 0 0 0 0,0 1 1 0 0,1-1-1 0 0,-1 0 0 0 0,0 1 0 0 0,1-1 1 0 0,-1 0-1 0 0,0 1 0 0 0,1-1 0 0 0,0 0 1 0 0,-1 0-1 0 0,1 0 0 0 0,0 0 0 0 0,0 1 0 0 0,-1-1 1 0 0,1 0-1 0 0,0 0 0 0 0,0 0 0 0 0,0-1 1 0 0,0 1-1 0 0,0 0 0 0 0,1 0 0 0 0,-1 0 0 0 0,0-1 1 0 0,0 1-1 0 0,0-1 0 0 0,1 1 0 0 0,-1-1 1 0 0,0 1-1 0 0,1-1 0 0 0,-1 0 0 0 0,0 0 0 0 0,1 1 1 0 0,-1-1-1 0 0,0 0 0 0 0,1 0 0 0 0,-1 0 1 0 0,1-1-1 0 0,1 1 0 0 0,2-1-9 0 0,0 1 0 0 0,0-1 1 0 0,0 0-1 0 0,0 0 0 0 0,0-1 0 0 0,0 1 0 0 0,-1-1 0 0 0,1 0 1 0 0,8-6-1 0 0,-9 5-42 0 0,-1 0 0 0 0,0-1 0 0 0,1 1 1 0 0,-2-1-1 0 0,1 0 0 0 0,0 0 0 0 0,-1 0 0 0 0,0 0 1 0 0,0-1-1 0 0,0 1 0 0 0,0-1 0 0 0,-1 1 1 0 0,1-1-1 0 0,-1 1 0 0 0,0-1 0 0 0,-1 0 0 0 0,1 1 1 0 0,-1-1-1 0 0,0 0 0 0 0,0 0 0 0 0,-1 1 0 0 0,1-1 1 0 0,-1 0-1 0 0,0 1 0 0 0,0-1 0 0 0,-1 0 1 0 0,-2-5-1 0 0,4 9-14 0 0,-1 0 0 0 0,1 0 0 0 0,-1 0 0 0 0,0 1 0 0 0,0-1 1 0 0,1 0-1 0 0,-1 0 0 0 0,0 1 0 0 0,0-1 0 0 0,0 1 0 0 0,0-1 0 0 0,0 0 1 0 0,0 1-1 0 0,0 0 0 0 0,0-1 0 0 0,0 1 0 0 0,0 0 0 0 0,0-1 0 0 0,0 1 1 0 0,0 0-1 0 0,0 0 0 0 0,0 0 0 0 0,0 0 0 0 0,0 0 0 0 0,0 0 0 0 0,0 0 1 0 0,0 0-1 0 0,-1 0 0 0 0,1 1 0 0 0,0-1 0 0 0,0 0 0 0 0,0 1 0 0 0,0-1 1 0 0,0 1-1 0 0,0-1 0 0 0,-1 1 0 0 0,-13 12-3909 0 0,14-13 3529 0 0,1 1 0 0 0,0-1 0 0 0,0 1 1 0 0,-1-1-1 0 0,1 1 0 0 0,0-1 0 0 0,0 0 0 0 0,-1 1 0 0 0,1-1 0 0 0,0 1 0 0 0,0-1 1 0 0,0 1-1 0 0,0-1 0 0 0,0 1 0 0 0,0-1 0 0 0,0 1 0 0 0,0 0 0 0 0,0-1 0 0 0,0 1 1 0 0,0-1-1 0 0,0 1 0 0 0,0-1 0 0 0,0 1 0 0 0,0-1 0 0 0,1 1 0 0 0,-1-1 0 0 0,1 1 0 0 0,4 7-2337 0 0</inkml:trace>
   <inkml:trace contextRef="#ctx0" brushRef="#br0" timeOffset="848.26">1927 3616 432 0 0,'0'0'2960'0'0,"16"-11"14433"0"0,-16 38-14791 0 0,0-23-2380 0 0,0 1 1 0 0,0-1-1 0 0,0 1 1 0 0,0-1-1 0 0,1 0 1 0 0,-1 1-1 0 0,1-1 1 0 0,0 0-1 0 0,2 5 1 0 0,-2-8-245 0 0,0 0 1 0 0,0 1 0 0 0,0-1-1 0 0,1 0 1 0 0,-1 0-1 0 0,0-1 1 0 0,0 1 0 0 0,1 0-1 0 0,-1 0 1 0 0,1-1-1 0 0,-1 1 1 0 0,1 0 0 0 0,-1-1-1 0 0,1 0 1 0 0,-1 1-1 0 0,1-1 1 0 0,-1 0 0 0 0,1 0-1 0 0,-1 0 1 0 0,1 0-1 0 0,-1 0 1 0 0,1 0 0 0 0,0 0-1 0 0,-1 0 1 0 0,1-1-1 0 0,-1 1 1 0 0,1 0 0 0 0,-1-1-1 0 0,1 0 1 0 0,-1 1-1 0 0,0-1 1 0 0,2-1 0 0 0,3 0-180 0 0,-1 0 1 0 0,0-1 0 0 0,1 0 0 0 0,-1 0 0 0 0,-1-1 0 0 0,1 1-1 0 0,0-1 1 0 0,7-8 0 0 0,-6 6 25 0 0,-5 5 71 0 0,6-6 265 0 0,-6 9-54 0 0,-1 0-1 0 0,1 0 1 0 0,0-1 0 0 0,0 1-1 0 0,-1 0 1 0 0,1-1 0 0 0,0 1-1 0 0,0-1 1 0 0,1 1 0 0 0,-1-1-1 0 0,0 1 1 0 0,0-1 0 0 0,1 0-1 0 0,-1 0 1 0 0,1 0 0 0 0,-1 1-1 0 0,1-1 1 0 0,-1-1 0 0 0,1 1-1 0 0,0 0 1 0 0,-1 0 0 0 0,1-1-1 0 0,2 2 1 0 0,-1-2 3 0 0,1 0 0 0 0,-1 0 1 0 0,0 0-1 0 0,1 0 0 0 0,-1 0 0 0 0,0-1 0 0 0,0 0 0 0 0,0 1 0 0 0,1-1 1 0 0,-1 0-1 0 0,0-1 0 0 0,4-1 0 0 0,0 0-171 0 0,-1-1-1 0 0,-1 1 1 0 0,1-1 0 0 0,-1 0 0 0 0,1-1-1 0 0,-1 1 1 0 0,0-1 0 0 0,-1 0 0 0 0,1 0-1 0 0,-1-1 1 0 0,0 1 0 0 0,0-1 0 0 0,3-8-1 0 0,-1-12-3283 0 0,-4 18-2238 0 0</inkml:trace>
   <inkml:trace contextRef="#ctx0" brushRef="#br0" timeOffset="1493.34">2259 3598 608 0 0,'26'3'13426'0'0,"-16"-3"-10433"0"0,-5-2-2631 0 0,-1 0 0 0 0,1-1 1 0 0,-1 1-1 0 0,1-1 0 0 0,-1 0 1 0 0,0 0-1 0 0,0 0 0 0 0,0-1 0 0 0,-1 1 1 0 0,1-1-1 0 0,-1 0 0 0 0,0 0 0 0 0,4-7 1 0 0,-6 10-293 0 0,-2-14-126 0 0,0 13 40 0 0,-1 1 1 0 0,1 0 0 0 0,-1-1 0 0 0,1 1 0 0 0,-1 0-1 0 0,1 0 1 0 0,-1 0 0 0 0,0 1 0 0 0,0-1 0 0 0,0 0-1 0 0,1 1 1 0 0,-1-1 0 0 0,0 1 0 0 0,0-1 0 0 0,0 1-1 0 0,0 0 1 0 0,0 0 0 0 0,0 0 0 0 0,0 0 0 0 0,0 0-1 0 0,0 0 1 0 0,0 1 0 0 0,1-1 0 0 0,-1 1 0 0 0,0-1-1 0 0,0 1 1 0 0,0 0 0 0 0,0-1 0 0 0,1 1 0 0 0,-1 0-1 0 0,0 0 1 0 0,1 0 0 0 0,-1 1 0 0 0,1-1 0 0 0,-1 0-1 0 0,-1 3 1 0 0,-1-1 65 0 0,1-1 1 0 0,0 1-1 0 0,0 0 0 0 0,0 0 0 0 0,0 0 0 0 0,1 1 0 0 0,-1-1 0 0 0,1 1 0 0 0,0-1 1 0 0,0 1-1 0 0,0 0 0 0 0,0 0 0 0 0,1 0 0 0 0,0 0 0 0 0,0 0 0 0 0,0 0 1 0 0,-1 8-1 0 0,2-9-15 0 0,1 0 0 0 0,-1 0 1 0 0,1 0-1 0 0,0 0 0 0 0,0 0 0 0 0,0 0 1 0 0,0-1-1 0 0,0 1 0 0 0,1 0 1 0 0,-1 0-1 0 0,1-1 0 0 0,0 1 1 0 0,-1-1-1 0 0,1 0 0 0 0,1 1 0 0 0,-1-1 1 0 0,0 0-1 0 0,0 0 0 0 0,1 0 1 0 0,-1 0-1 0 0,1-1 0 0 0,0 1 0 0 0,-1-1 1 0 0,1 0-1 0 0,0 1 0 0 0,0-1 1 0 0,0 0-1 0 0,0-1 0 0 0,0 1 0 0 0,0 0 1 0 0,0-1-1 0 0,0 0 0 0 0,0 0 1 0 0,0 0-1 0 0,4 0 0 0 0,0 0-60 0 0,0 0 0 0 0,1-1-1 0 0,-1 0 1 0 0,0 0 0 0 0,1 0 0 0 0,-1-1-1 0 0,0 0 1 0 0,0-1 0 0 0,0 1 0 0 0,-1-1-1 0 0,1-1 1 0 0,-1 1 0 0 0,9-7-1 0 0,-8 4-42 0 0,11-7-214 0 0,-18 13 294 0 0,1 0-1 0 0,-1 0 0 0 0,1 0 1 0 0,-1 0-1 0 0,1 1 0 0 0,-1-1 1 0 0,1 0-1 0 0,-1 0 0 0 0,0 1 1 0 0,1-1-1 0 0,-1 0 0 0 0,0 1 1 0 0,1-1-1 0 0,-1 0 0 0 0,1 1 1 0 0,-1-1-1 0 0,0 1 0 0 0,0-1 1 0 0,1 1-1 0 0,-1-1 0 0 0,0 1 1 0 0,0-1-1 0 0,0 0 0 0 0,1 1 1 0 0,-1-1-1 0 0,0 1 0 0 0,0-1 1 0 0,0 1-1 0 0,0-1 0 0 0,0 1 1 0 0,0-1-1 0 0,0 1 0 0 0,0-1 1 0 0,0 1-1 0 0,0-1 0 0 0,-1 2 1 0 0,2 0 266 0 0,-1-1-127 0 0,-1 0 1 0 0,1 0 0 0 0,0 0-1 0 0,0 0 1 0 0,0 1-1 0 0,-1-1 1 0 0,1 0 0 0 0,0 0-1 0 0,-1 0 1 0 0,1 0 0 0 0,-1 0-1 0 0,0 0 1 0 0,1 0-1 0 0,-1 0 1 0 0,0 0 0 0 0,0 0-1 0 0,-1 1 1 0 0,1-3-125 0 0,0 0-1 0 0,-1 0 1 0 0,1 0 0 0 0,0 0 0 0 0,0 0-1 0 0,0 0 1 0 0,0 0 0 0 0,0 0 0 0 0,0 0 0 0 0,0 0-1 0 0,0-1 1 0 0,0 1 0 0 0,0 0 0 0 0,1-1-1 0 0,-1 1 1 0 0,0-1 0 0 0,1 1 0 0 0,-1-1 0 0 0,1 1-1 0 0,0-1 1 0 0,-1 1 0 0 0,1-3 0 0 0,0 0-7 0 0,0 0 0 0 0,1 0 1 0 0,-1 0-1 0 0,1-1 1 0 0,0 1-1 0 0,0 0 0 0 0,0 0 1 0 0,3-5-1 0 0,0 0-3 0 0,0 1 0 0 0,0 0 0 0 0,1 1 1 0 0,0-1-1 0 0,1 1 0 0 0,-1 0 0 0 0,12-10 0 0 0,-13 13-191 0 0,1 0 1 0 0,1 0 0 0 0,-1 1-1 0 0,0 0 1 0 0,1 0-1 0 0,0 0 1 0 0,-1 1-1 0 0,11-4 1 0 0,-14 6-956 0 0,14 4-4403 0 0,-4 3-5505 0 0,-4 0 5318 0 0</inkml:trace>
-  <inkml:trace contextRef="#ctx0" brushRef="#br0" timeOffset="2160.7">2933 3228 2072 0 0,'0'0'10993'0'0,"8"26"-4005"0"0,-15 107-993 0 0,0-80-4808 0 0,-25 96 1 0 0,32-149-1187 0 0,0 0 1 0 0,0 0-1 0 0,0 0 0 0 0,0 1 1 0 0,0-1-1 0 0,0 0 1 0 0,-1 0-1 0 0,1 1 1 0 0,0-1-1 0 0,0 0 1 0 0,0 0-1 0 0,0 0 0 0 0,0 1 1 0 0,0-1-1 0 0,0 0 1 0 0,0 0-1 0 0,0 1 1 0 0,1-1-1 0 0,-1 0 1 0 0,0 0-1 0 0,0 0 0 0 0,0 1 1 0 0,0-1-1 0 0,0 0 1 0 0,0 0-1 0 0,0 0 1 0 0,0 1-1 0 0,1-1 1 0 0,-1 0-1 0 0,0 0 0 0 0,0 0 1 0 0,0 0-1 0 0,0 1 1 0 0,1-1-1 0 0,-1 0 1 0 0,0 0-1 0 0,0 0 1 0 0,0 0-1 0 0,1 0 0 0 0,-1 0 1 0 0,0 0-1 0 0,0 0 1 0 0,0 0-1 0 0,1 1 1 0 0,14-4-4 0 0,24-15-173 0 0,-30 13 64 0 0,56-21-5461 0 0,-63 26 3949 0 0,4-2-1041 0 0,-2 1-391 0 0</inkml:trace>
+  <inkml:trace contextRef="#ctx0" brushRef="#br0" timeOffset="2160.69">2933 3228 2072 0 0,'0'0'10993'0'0,"8"26"-4005"0"0,-15 107-993 0 0,0-80-4808 0 0,-25 96 1 0 0,32-149-1187 0 0,0 0 1 0 0,0 0-1 0 0,0 0 0 0 0,0 1 1 0 0,0-1-1 0 0,0 0 1 0 0,-1 0-1 0 0,1 1 1 0 0,0-1-1 0 0,0 0 1 0 0,0 0-1 0 0,0 0 0 0 0,0 1 1 0 0,0-1-1 0 0,0 0 1 0 0,0 0-1 0 0,0 1 1 0 0,1-1-1 0 0,-1 0 1 0 0,0 0-1 0 0,0 0 0 0 0,0 1 1 0 0,0-1-1 0 0,0 0 1 0 0,0 0-1 0 0,0 0 1 0 0,0 1-1 0 0,1-1 1 0 0,-1 0-1 0 0,0 0 0 0 0,0 0 1 0 0,0 0-1 0 0,0 1 1 0 0,1-1-1 0 0,-1 0 1 0 0,0 0-1 0 0,0 0 1 0 0,0 0-1 0 0,1 0 0 0 0,-1 0 1 0 0,0 0-1 0 0,0 0 1 0 0,0 0-1 0 0,1 1 1 0 0,14-4-4 0 0,24-15-173 0 0,-30 13 64 0 0,56-21-5461 0 0,-63 26 3949 0 0,4-2-1041 0 0,-2 1-391 0 0</inkml:trace>
   <inkml:trace contextRef="#ctx0" brushRef="#br0" timeOffset="2552.82">3157 3485 3040 0 0,'0'0'2590'0'0,"-2"-22"9439"0"0,0 14-10600 0 0,1 7-640 0 0,-13 7 1191 0 0,10-3-1772 0 0,1 0-1 0 0,0 1 1 0 0,0-1-1 0 0,0 1 1 0 0,0 0 0 0 0,1 0-1 0 0,-1 0 1 0 0,1 0-1 0 0,0 1 1 0 0,1-1-1 0 0,-3 9 1 0 0,3-12-169 0 0,1 1 0 0 0,-1 0 1 0 0,1 0-1 0 0,0 0 0 0 0,0 0 1 0 0,-1 0-1 0 0,2 0 0 0 0,-1 0 1 0 0,0-1-1 0 0,0 1 0 0 0,0 0 1 0 0,1 0-1 0 0,-1 0 0 0 0,1 0 0 0 0,0-1 1 0 0,-1 1-1 0 0,1 0 0 0 0,0 0 1 0 0,0-1-1 0 0,0 1 0 0 0,0-1 1 0 0,0 1-1 0 0,1-1 0 0 0,-1 1 1 0 0,0-1-1 0 0,1 0 0 0 0,-1 0 0 0 0,1 1 1 0 0,-1-1-1 0 0,1 0 0 0 0,3 1 1 0 0,-3-1-31 0 0,0-1 1 0 0,0 1-1 0 0,0 0 0 0 0,0-1 1 0 0,0 0-1 0 0,1 1 1 0 0,-1-1-1 0 0,0 0 0 0 0,0 0 1 0 0,0 0-1 0 0,1-1 1 0 0,-1 1-1 0 0,0 0 1 0 0,0-1-1 0 0,0 1 0 0 0,0-1 1 0 0,0 0-1 0 0,0 0 1 0 0,0 0-1 0 0,0 0 1 0 0,0 0-1 0 0,0 0 0 0 0,0 0 1 0 0,0-1-1 0 0,-1 1 1 0 0,1-1-1 0 0,-1 1 1 0 0,1-1-1 0 0,1-2 0 0 0,0 0-67 0 0,1-1-1 0 0,-1 1 0 0 0,0-1 0 0 0,0 0 0 0 0,-1 0 1 0 0,1 0-1 0 0,-1 0 0 0 0,0-1 0 0 0,-1 1 0 0 0,2-10 1 0 0,-2 13 31 0 0,0-1 0 0 0,-1 0 0 0 0,0 0 0 0 0,0 0 0 0 0,0 0 0 0 0,0 0-1 0 0,0 0 1 0 0,-1 0 0 0 0,1 0 0 0 0,-1 0 0 0 0,0 0 0 0 0,0 1 0 0 0,0-1 0 0 0,0 0 0 0 0,0 0 0 0 0,-3-2 0 0 0,3 4-13 0 0,-3 1-263 0 0,1 0 0 0 0,-1 1 0 0 0,0 0 0 0 0,1 0 0 0 0,-1 0 0 0 0,1 0 0 0 0,-1 1 0 0 0,1 0 1 0 0,0-1-1 0 0,-1 1 0 0 0,-3 3 0 0 0,-2 5-1312 0 0,5-5-2441 0 0,6 9-8976 0 0</inkml:trace>
   <inkml:trace contextRef="#ctx0" brushRef="#br0" timeOffset="3004.04">3361 3468 2224 0 0,'1'-1'5806'0'0,"4"-7"1061"0"0,-7 7-6677 0 0,0 0 0 0 0,0 1 0 0 0,0-1 0 0 0,0 1 0 0 0,0-1 0 0 0,0 1-1 0 0,0 0 1 0 0,0 0 0 0 0,0 0 0 0 0,0 0 0 0 0,0 0 0 0 0,0 0 0 0 0,0 1 0 0 0,0-1 0 0 0,0 1 0 0 0,0-1 0 0 0,0 1 0 0 0,0 0 0 0 0,1 0 0 0 0,-1 0 0 0 0,0 0 0 0 0,0 0 0 0 0,1 0 0 0 0,-1 0 0 0 0,1 1 0 0 0,-1-1 0 0 0,1 1 0 0 0,-1-1 0 0 0,-1 3 0 0 0,1-2-134 0 0,0 1 0 0 0,0-1-1 0 0,0 1 1 0 0,0-1 0 0 0,0 1 0 0 0,0 0 0 0 0,1 0 0 0 0,-1 0 0 0 0,1 0-1 0 0,0 0 1 0 0,0 0 0 0 0,0 1 0 0 0,0-1 0 0 0,0 0 0 0 0,1 0 0 0 0,0 1-1 0 0,0 3 1 0 0,0-6-48 0 0,0 0 0 0 0,1 0-1 0 0,0 0 1 0 0,-1 1 0 0 0,1-2-1 0 0,0 1 1 0 0,-1 0 0 0 0,1 0-1 0 0,0 0 1 0 0,0 0 0 0 0,0 0-1 0 0,0-1 1 0 0,0 1 0 0 0,0 0-1 0 0,0-1 1 0 0,0 1 0 0 0,0 0-1 0 0,0-1 1 0 0,0 0 0 0 0,0 1-1 0 0,0-1 1 0 0,0 0 0 0 0,0 1-1 0 0,1-1 1 0 0,-1 0 0 0 0,0 0 0 0 0,0 0-1 0 0,0 0 1 0 0,1 0 0 0 0,-1 0-1 0 0,0 0 1 0 0,2-1 0 0 0,36-9 55 0 0,-31 6-14 0 0,-1 0-1 0 0,-1-1 1 0 0,1-1-1 0 0,-1 1 1 0 0,1-1-1 0 0,-2 0 1 0 0,1 0-1 0 0,6-9 1 0 0,-11 13 171 0 0,0 3-210 0 0,0 0 0 0 0,0 0-1 0 0,-1 0 1 0 0,1 0-1 0 0,0 0 1 0 0,-1 0-1 0 0,1 0 1 0 0,-1 0-1 0 0,1 0 1 0 0,-1 0 0 0 0,1 0-1 0 0,-1 1 1 0 0,0-1-1 0 0,0 0 1 0 0,1 0-1 0 0,-1 0 1 0 0,0 1-1 0 0,0-1 1 0 0,0 2 0 0 0,0 37 389 0 0,0-23 5 0 0,1-3-115 0 0,0-3 63 0 0,0 0 0 0 0,-1 0 0 0 0,0 0 0 0 0,-1 0 0 0 0,-4 21 0 0 0,4-28-312 0 0,-1-1-1 0 0,0 1 1 0 0,1-1 0 0 0,-1 1-1 0 0,0-1 1 0 0,-1 0-1 0 0,1 0 1 0 0,0 0-1 0 0,-1 0 1 0 0,0 0 0 0 0,1-1-1 0 0,-1 1 1 0 0,0-1-1 0 0,-1 0 1 0 0,1 0 0 0 0,0 0-1 0 0,-1 0 1 0 0,1 0-1 0 0,-1-1 1 0 0,-5 2-1 0 0,7-2-257 0 0,-26 6-1292 0 0,10-12-4024 0 0,17 4 3588 0 0,16-31-9735 0 0,-7 22 8172 0 0</inkml:trace>
   <inkml:trace contextRef="#ctx0" brushRef="#br0" timeOffset="3249.53">3528 3475 2212 0 0,'22'-27'18103'0'0,"-20"28"-17865"0"0,-1-1 0 0 0,1 1 0 0 0,-1 0 0 0 0,1 0 1 0 0,-1 0-1 0 0,0 1 0 0 0,1-1 0 0 0,-1 0 0 0 0,0 0 1 0 0,0 1-1 0 0,0-1 0 0 0,0 1 0 0 0,0-1 0 0 0,0 1 1 0 0,0-1-1 0 0,-1 1 0 0 0,1 0 0 0 0,-1-1 0 0 0,1 1 1 0 0,-1 0-1 0 0,1-1 0 0 0,-1 1 0 0 0,0 0 0 0 0,0 0 1 0 0,0-1-1 0 0,0 1 0 0 0,0 0 0 0 0,0 2 0 0 0,-5 66 1032 0 0,3-53-1705 0 0,0-8 753 0 0,-3 1-4677 0 0,5-9 4091 0 0,0-1 0 0 0,0 0 0 0 0,0 1 0 0 0,-1-1 0 0 0,1 0 1 0 0,0 1-1 0 0,0-1 0 0 0,0 0 0 0 0,-1 0 0 0 0,1 1 0 0 0,0-1 0 0 0,0 0 0 0 0,-1 0 1 0 0,1 1-1 0 0,0-1 0 0 0,0 0 0 0 0,-1 0 0 0 0,1 0 0 0 0,0 0 0 0 0,-1 0 0 0 0,1 1 1 0 0,0-1-1 0 0,-1 0 0 0 0,1 0 0 0 0,0 0 0 0 0,-1 0 0 0 0,1 0 0 0 0,0 0 0 0 0,-1 0 1 0 0,1 0-1 0 0,0 0 0 0 0,-1 0 0 0 0,1 0 0 0 0,0 0 0 0 0,-1 0 0 0 0,1 0 0 0 0,0-1 1 0 0,-1 1-1 0 0,1 0 0 0 0,0 0 0 0 0,0 0 0 0 0,-1 0 0 0 0,1-1 0 0 0,0 1 1 0 0,-1 0-1 0 0,1 0 0 0 0,0-1 0 0 0,0 1 0 0 0,0 0 0 0 0,-1 0 0 0 0,1-1 0 0 0,0 1 1 0 0,0 0-1 0 0,0 0 0 0 0,-1-1 0 0 0,1 1 0 0 0,0 0 0 0 0,0-1 0 0 0,0 1 0 0 0,0 0 1 0 0,0-1-1 0 0,0 1 0 0 0,0-1 0 0 0</inkml:trace>
@@ -8625,7 +8002,7 @@
   <inkml:trace contextRef="#ctx0" brushRef="#br0" timeOffset="-120045.4">2425 898 16 0 0,'-10'-48'16430'0'0,"-8"76"-11847"0"0,13-3-3190 0 0,1 1-1 0 0,2 0 1 0 0,1 0-1 0 0,2 34 1 0 0,3 12-1399 0 0,0-15-5414 0 0,-2-1-7152 0 0,-8-49 4982 0 0</inkml:trace>
   <inkml:trace contextRef="#ctx0" brushRef="#br0" timeOffset="-119670.09">2299 1122 1936 0 0,'-2'-11'12181'0'0,"14"6"-6818"0"0,26 6-4487 0 0,-21-1-122 0 0,6-1-1102 0 0,51-5-10320 0 0,-46 0 8639 0 0,-26 6 2494 0 0,16-7 3779 0 0,-18 7-4021 0 0,1-1 1 0 0,-1 1-1 0 0,1 0 1 0 0,-1 0-1 0 0,1-1 1 0 0,-1 1-1 0 0,1 0 1 0 0,0 0-1 0 0,-1 0 0 0 0,1 0 1 0 0,-1 0-1 0 0,1 0 1 0 0,0 0-1 0 0,-1 0 1 0 0,1 0-1 0 0,-1 0 1 0 0,1 0-1 0 0,0 0 1 0 0,-1 0-1 0 0,1 0 0 0 0,-1 1 1 0 0,1-1-1 0 0,-1 0 1 0 0,1 0-1 0 0,-1 1 1 0 0,1-1-1 0 0,-1 0 1 0 0,1 1-1 0 0,-1-1 1 0 0,1 1-1 0 0,0 0 0 0 0,-3 60 5404 0 0,-9 1-6789 0 0,9-52-2 0 0,2-8-506 0 0,-2 1-1332 0 0,0 1 512 0 0</inkml:trace>
   <inkml:trace contextRef="#ctx0" brushRef="#br0" timeOffset="-119498.57">2528 1009 1432 0 0,'1'-34'15303'0'0,"1"26"-12904"0"0,18 42-8115 0 0,-2-1-2558 0 0,-10-22 5534 0 0</inkml:trace>
-  <inkml:trace contextRef="#ctx0" brushRef="#br0" timeOffset="-119161.62">2660 1131 1184 0 0,'0'0'10084'0'0,"-10"10"-5421"0"0,6-7-4126 0 0,0-1-1 0 0,0 1 0 0 0,0 0 0 0 0,0 0 0 0 0,1 1 0 0 0,-1-1 1 0 0,1 1-1 0 0,0 0 0 0 0,0 0 0 0 0,0 0 0 0 0,0 0 0 0 0,1 0 0 0 0,-3 7 1 0 0,4-9-483 0 0,0 0 0 0 0,1 0 0 0 0,-1-1 0 0 0,1 1 0 0 0,0 0 0 0 0,-1 0 0 0 0,1 0 0 0 0,0-1 1 0 0,0 1-1 0 0,0 0 0 0 0,1 0 0 0 0,-1 0 0 0 0,0 0 0 0 0,1-1 0 0 0,-1 1 0 0 0,1 0 0 0 0,-1 0 1 0 0,1-1-1 0 0,0 1 0 0 0,0 0 0 0 0,0-1 0 0 0,0 1 0 0 0,0-1 0 0 0,0 1 0 0 0,0-1 0 0 0,0 0 0 0 0,1 1 1 0 0,-1-1-1 0 0,0 0 0 0 0,1 0 0 0 0,-1 0 0 0 0,1 0 0 0 0,0 0 0 0 0,-1 0 0 0 0,1-1 0 0 0,0 1 0 0 0,-1 0 1 0 0,4 0-1 0 0,-3 0-69 0 0,1 0 1 0 0,0 0-1 0 0,0 0 1 0 0,0 0-1 0 0,0-1 1 0 0,0 1-1 0 0,0-1 1 0 0,0 0-1 0 0,0 0 1 0 0,0 0-1 0 0,0 0 1 0 0,0 0 0 0 0,-1-1-1 0 0,1 1 1 0 0,0-1-1 0 0,0 0 1 0 0,0 0-1 0 0,0 0 1 0 0,0 0-1 0 0,-1 0 1 0 0,1-1-1 0 0,-1 1 1 0 0,1-1-1 0 0,-1 1 1 0 0,1-1-1 0 0,-1 0 1 0 0,0 0 0 0 0,0 0-1 0 0,0-1 1 0 0,0 1-1 0 0,0 0 1 0 0,0-1-1 0 0,1-4 1 0 0,-1 3-6 0 0,0 0 1 0 0,0 0-1 0 0,-1 0 0 0 0,1 0 1 0 0,-1 0-1 0 0,0-1 1 0 0,-1 1-1 0 0,1 0 0 0 0,-1-1 1 0 0,0 1-1 0 0,0 0 1 0 0,0-1-1 0 0,0 1 1 0 0,-1 0-1 0 0,0-1 0 0 0,0 1 1 0 0,0 0-1 0 0,0 0 1 0 0,-1 0-1 0 0,1 0 1 0 0,-5-7-1 0 0,-20-9 96 0 0,16 17-3507 0 0</inkml:trace>
+  <inkml:trace contextRef="#ctx0" brushRef="#br0" timeOffset="-119161.63">2660 1131 1184 0 0,'0'0'10084'0'0,"-10"10"-5421"0"0,6-7-4126 0 0,0-1-1 0 0,0 1 0 0 0,0 0 0 0 0,0 0 0 0 0,1 1 0 0 0,-1-1 1 0 0,1 1-1 0 0,0 0 0 0 0,0 0 0 0 0,0 0 0 0 0,0 0 0 0 0,1 0 0 0 0,-3 7 1 0 0,4-9-483 0 0,0 0 0 0 0,1 0 0 0 0,-1-1 0 0 0,1 1 0 0 0,0 0 0 0 0,-1 0 0 0 0,1 0 0 0 0,0-1 1 0 0,0 1-1 0 0,0 0 0 0 0,1 0 0 0 0,-1 0 0 0 0,0 0 0 0 0,1-1 0 0 0,-1 1 0 0 0,1 0 0 0 0,-1 0 1 0 0,1-1-1 0 0,0 1 0 0 0,0 0 0 0 0,0-1 0 0 0,0 1 0 0 0,0-1 0 0 0,0 1 0 0 0,0-1 0 0 0,0 0 0 0 0,1 1 1 0 0,-1-1-1 0 0,0 0 0 0 0,1 0 0 0 0,-1 0 0 0 0,1 0 0 0 0,0 0 0 0 0,-1 0 0 0 0,1-1 0 0 0,0 1 0 0 0,-1 0 1 0 0,4 0-1 0 0,-3 0-69 0 0,1 0 1 0 0,0 0-1 0 0,0 0 1 0 0,0 0-1 0 0,0-1 1 0 0,0 1-1 0 0,0-1 1 0 0,0 0-1 0 0,0 0 1 0 0,0 0-1 0 0,0 0 1 0 0,0 0 0 0 0,-1-1-1 0 0,1 1 1 0 0,0-1-1 0 0,0 0 1 0 0,0 0-1 0 0,0 0 1 0 0,0 0-1 0 0,-1 0 1 0 0,1-1-1 0 0,-1 1 1 0 0,1-1-1 0 0,-1 1 1 0 0,1-1-1 0 0,-1 0 1 0 0,0 0 0 0 0,0 0-1 0 0,0-1 1 0 0,0 1-1 0 0,0 0 1 0 0,0-1-1 0 0,1-4 1 0 0,-1 3-6 0 0,0 0 1 0 0,0 0-1 0 0,-1 0 0 0 0,1 0 1 0 0,-1 0-1 0 0,0-1 1 0 0,-1 1-1 0 0,1 0 0 0 0,-1-1 1 0 0,0 1-1 0 0,0 0 1 0 0,0-1-1 0 0,0 1 1 0 0,-1 0-1 0 0,0-1 0 0 0,0 1 1 0 0,0 0-1 0 0,0 0 1 0 0,-1 0-1 0 0,1 0 1 0 0,-5-7-1 0 0,-20-9 96 0 0,16 17-3507 0 0</inkml:trace>
   <inkml:trace contextRef="#ctx0" brushRef="#br0" timeOffset="-118805.34">2772 1138 2496 0 0,'37'23'10889'0'0,"-36"-21"-10550"0"0,1 0 0 0 0,-1 0 0 0 0,0-1 0 0 0,0 1-1 0 0,1 0 1 0 0,-1 0 0 0 0,0 0 0 0 0,-1 0 0 0 0,1 1-1 0 0,0-1 1 0 0,-1 0 0 0 0,1 0 0 0 0,-1 0 0 0 0,1 1 0 0 0,-1-1-1 0 0,0 0 1 0 0,0 0 0 0 0,0 1 0 0 0,0-1 0 0 0,-1 0-1 0 0,1 0 1 0 0,-1 0 0 0 0,1 1 0 0 0,-1-1 0 0 0,0 0 0 0 0,1 0-1 0 0,-1 0 1 0 0,0 0 0 0 0,-3 4 0 0 0,-6 19 3587 0 0,10-26-3905 0 0,0 1 0 0 0,0 0-1 0 0,0 0 1 0 0,0 0 0 0 0,0 0 0 0 0,0 0 0 0 0,0 0 0 0 0,0 0-1 0 0,0 0 1 0 0,0 0 0 0 0,0 0 0 0 0,0 0 0 0 0,0 0 0 0 0,-1-1-1 0 0,1 1 1 0 0,0 0 0 0 0,0 0 0 0 0,0 0 0 0 0,0 0 0 0 0,0 0-1 0 0,0 0 1 0 0,0 0 0 0 0,0 0 0 0 0,-1 0 0 0 0,1 0 0 0 0,0 0-1 0 0,0 0 1 0 0,0 0 0 0 0,0 0 0 0 0,0 0 0 0 0,0 0 0 0 0,0 0-1 0 0,0 0 1 0 0,-1 0 0 0 0,1 0 0 0 0,0 0 0 0 0,0 0 0 0 0,0 1-1 0 0,0-1 1 0 0,0 0 0 0 0,0 0 0 0 0,0 0 0 0 0,0 0 0 0 0,0 0-1 0 0,0 0 1 0 0,0 0 0 0 0,-1 0 0 0 0,1 0 0 0 0,0 0 0 0 0,0 1-1 0 0,-1-12 110 0 0,3 0-348 0 0,2 1-1 0 0,-1 0 1 0 0,1 0 0 0 0,1 0-1 0 0,0 0 1 0 0,0 1 0 0 0,11-15-1 0 0,52-55-1038 0 0,-61 70 1186 0 0,-6 8 72 0 0,5-6 79 0 0,-1 1 0 0 0,2-1-1 0 0,-1 1 1 0 0,1 0 0 0 0,0 0 0 0 0,0 1-1 0 0,0 0 1 0 0,1 0 0 0 0,9-4 0 0 0,-15 9 496 0 0,7 14 1621 0 0,-11 16-272 0 0,-8 48 0 0 0,0-10-2940 0 0,8-4-8520 0 0,2-58 4403 0 0,2 2 2010 0 0,9 5-8685 0 0</inkml:trace>
   <inkml:trace contextRef="#ctx0" brushRef="#br0" timeOffset="-116741.86">3523 571 1088 0 0,'-1'-6'105'0'0,"-4"-14"15615"0"0,3 30-13224 0 0,8 195 6979 0 0,2-50-8198 0 0,-11-78-4418 0 0,-8-2-3427 0 0</inkml:trace>
   <inkml:trace contextRef="#ctx0" brushRef="#br0" timeOffset="-116046.78">3536 518 1572 0 0,'-3'-9'17792'0'0,"3"13"-17360"0"0,1-1-1 0 0,0 0 0 0 0,0 1 1 0 0,0-1-1 0 0,0 1 0 0 0,0-1 0 0 0,1 0 1 0 0,-1 0-1 0 0,1 0 0 0 0,0 0 1 0 0,0 0-1 0 0,0 0 0 0 0,0 0 0 0 0,1-1 1 0 0,-1 1-1 0 0,5 3 0 0 0,51 42 2944 0 0,-46-39-2662 0 0,25 18 375 0 0,60 33 0 0 0,-46-30-1170 0 0,-1 2 0 0 0,77 63 0 0 0,-125-93-1914 0 0,2 1 3469 0 0,2 1-836 0 0</inkml:trace>
@@ -8636,7 +8013,7 @@
   <inkml:trace contextRef="#ctx0" brushRef="#br0" timeOffset="-109993.65">759 1361 788 0 0,'1'-19'15121'0'0,"3"33"-11533"0"0,0 35-2760 0 0,-13 100 1346 0 0,-1 68-167 0 0,5-86-1503 0 0,5-128-328 0 0,0-3-167 0 0,-1 1 0 0 0,1-1 1 0 0,0 1-1 0 0,0-1 0 0 0,0 1 1 0 0,0-1-1 0 0,0 1 0 0 0,0-1 1 0 0,0 1-1 0 0,0-1 0 0 0,1 1 0 0 0,-1-1 1 0 0,0 1-1 0 0,0-1 0 0 0,0 1 1 0 0,0-1-1 0 0,1 1 0 0 0,-1-1 1 0 0,0 0-1 0 0,1 1 0 0 0,-1-1 1 0 0,0 1-1 0 0,1-1 0 0 0,-1 0 1 0 0,0 1-1 0 0,1-1 0 0 0,-1 0 1 0 0,0 1-1 0 0,1-1 0 0 0,-1 0 1 0 0,1 0-1 0 0,-1 1 0 0 0,1-1 1 0 0,-1 0-1 0 0,1 0 0 0 0,-1 0 0 0 0,1 0 1 0 0,-1 0-1 0 0,1 1 0 0 0,-1-1 1 0 0,1 0-1 0 0,-1 0 0 0 0,1 0 1 0 0,-1 0-1 0 0,1-1 0 0 0,0 1 1 0 0,365-49 1815 0 0,779-69-505 0 0,-1098 116-2618 0 0,67-1 3330 0 0,-65 4-3576 0 0,5 3-5239 0 0,1 3-7904 0 0,-44-5 10602 0 0</inkml:trace>
   <inkml:trace contextRef="#ctx0" brushRef="#br0" timeOffset="-108909.15">2510 1725 864 0 0,'0'0'6039'0'0,"-30"13"1645"0"0,11 22 2282 0 0,79-38-8102 0 0,62-11-1 0 0,17-1-1504 0 0,505-31 1543 0 0,-365 24-1608 0 0,-151 15-448 0 0,-42 7-4895 0 0,-84 0 3841 0 0,4 0-448 0 0,0 0-1415 0 0</inkml:trace>
   <inkml:trace contextRef="#ctx0" brushRef="#br0" timeOffset="-108104.6">3504 821 392 0 0,'0'0'17949'0'0,"-42"3"-11598"0"0,-1 4-5736 0 0,-59 4 6724 0 0,66-8-7533 0 0,-2-1-4398 0 0,-1 1-6366 0 0,17-2 1513 0 0</inkml:trace>
-  <inkml:trace contextRef="#ctx0" brushRef="#br0" timeOffset="-105665.62">3847 1692 2072 0 0,'0'0'6689'0'0,"-2"-13"5323"0"0,3 9-11119 0 0,131 14 4188 0 0,-45-6-4318 0 0,152-14 0 0 0,-237 10-773 0 0,0 0-12 0 0,7-1 17 0 0,-7 1 6 0 0,32-10 611 0 0,-31 2-323 0 0,-1 0 0 0 0,0 0 1 0 0,-1 0-1 0 0,0-1 0 0 0,0 1 1 0 0,-1 0-1 0 0,0 0 1 0 0,-1-1-1 0 0,-1-12 0 0 0,-1-16-227 0 0,4-14 71 0 0,-3 0 0 0 0,-1-1 0 0 0,-3 1 0 0 0,-3 1 0 0 0,-18-66 0 0 0,5 41-56 0 0,-17-119 0 0 0,20 86-66 0 0,16 91-11 0 0,1 0 0 0 0,0 0 0 0 0,1-1 0 0 0,-1-1 0 0 0,1 0 0 0 0,0 0 0 0 0,1 0 0 0 0,-1 2 0 0 0,0 0 0 0 0,-1 2 0 0 0,2 0 0 0 0,0 1 0 0 0,0 0 0 0 0,0-1 0 0 0,0-1 0 0 0,0-1 0 0 0,2 0 0 0 0,-1 0 0 0 0,-2 1 0 0 0,-7-61-174 0 0,-1-49-1179 0 0,5 73-492 0 0,3 51 1659 0 0,0-34-2713 0 0,1 31 2453 0 0,0 0 0 0 0,0-1-1 0 0,1 1 1 0 0,0 1-1 0 0,0-1 1 0 0,0 0 0 0 0,0 0-1 0 0,3-6 1 0 0,-3 9 305 0 0,14-49-640 0 0,-15 49 686 0 0,1-5-233 0 0,-1 5 208 0 0,1 1 0 0 0,-1-1 1 0 0,1 0-1 0 0,-1 1 1 0 0,0-1-1 0 0,0 0 0 0 0,1 1 1 0 0,-1-1-1 0 0,0 1 0 0 0,-1-1 1 0 0,1 0-1 0 0,0 1 0 0 0,0-1 1 0 0,-1 0-1 0 0,1 1 0 0 0,-1-1 1 0 0,1 1-1 0 0,-1-1 0 0 0,0 1 1 0 0,0-1-1 0 0,1 1 0 0 0,-3-2 1 0 0,-24-1 222 0 0,0 2 0 0 0,-1 1 0 0 0,1 1-1 0 0,-35 4 1 0 0,-16 0 521 0 0,-32-5 135 0 0,-13-1-453 0 0,45 7-3963 0 0,74-4 670 0 0,-8 2 165 0 0,4 7-5707 0 0</inkml:trace>
+  <inkml:trace contextRef="#ctx0" brushRef="#br0" timeOffset="-105665.63">3847 1692 2072 0 0,'0'0'6689'0'0,"-2"-13"5323"0"0,3 9-11119 0 0,131 14 4188 0 0,-45-6-4318 0 0,152-14 0 0 0,-237 10-773 0 0,0 0-12 0 0,7-1 17 0 0,-7 1 6 0 0,32-10 611 0 0,-31 2-323 0 0,-1 0 0 0 0,0 0 1 0 0,-1 0-1 0 0,0-1 0 0 0,0 1 1 0 0,-1 0-1 0 0,0 0 1 0 0,-1-1-1 0 0,-1-12 0 0 0,-1-16-227 0 0,4-14 71 0 0,-3 0 0 0 0,-1-1 0 0 0,-3 1 0 0 0,-3 1 0 0 0,-18-66 0 0 0,5 41-56 0 0,-17-119 0 0 0,20 86-66 0 0,16 91-11 0 0,1 0 0 0 0,0 0 0 0 0,1-1 0 0 0,-1-1 0 0 0,1 0 0 0 0,0 0 0 0 0,1 0 0 0 0,-1 2 0 0 0,0 0 0 0 0,-1 2 0 0 0,2 0 0 0 0,0 1 0 0 0,0 0 0 0 0,0-1 0 0 0,0-1 0 0 0,0-1 0 0 0,2 0 0 0 0,-1 0 0 0 0,-2 1 0 0 0,-7-61-174 0 0,-1-49-1179 0 0,5 73-492 0 0,3 51 1659 0 0,0-34-2713 0 0,1 31 2453 0 0,0 0 0 0 0,0-1-1 0 0,1 1 1 0 0,0 1-1 0 0,0-1 1 0 0,0 0 0 0 0,0 0-1 0 0,3-6 1 0 0,-3 9 305 0 0,14-49-640 0 0,-15 49 686 0 0,1-5-233 0 0,-1 5 208 0 0,1 1 0 0 0,-1-1 1 0 0,1 0-1 0 0,-1 1 1 0 0,0-1-1 0 0,0 0 0 0 0,1 1 1 0 0,-1-1-1 0 0,0 1 0 0 0,-1-1 1 0 0,1 0-1 0 0,0 1 0 0 0,0-1 1 0 0,-1 0-1 0 0,1 1 0 0 0,-1-1 1 0 0,1 1-1 0 0,-1-1 0 0 0,0 1 1 0 0,0-1-1 0 0,1 1 0 0 0,-3-2 1 0 0,-24-1 222 0 0,0 2 0 0 0,-1 1 0 0 0,1 1-1 0 0,-35 4 1 0 0,-16 0 521 0 0,-32-5 135 0 0,-13-1-453 0 0,45 7-3963 0 0,74-4 670 0 0,-8 2 165 0 0,4 7-5707 0 0</inkml:trace>
   <inkml:trace contextRef="#ctx0" brushRef="#br0" timeOffset="35946.17">122 924 1596 0 0,'0'0'3014'0'0,"-6"8"549"0"0,-8 7 8287 0 0,13-15-11788 0 0,0 0-1 0 0,-1 0 0 0 0,1-1 1 0 0,0 1-1 0 0,0 0 0 0 0,-1 0 1 0 0,1-1-1 0 0,0 1 0 0 0,0-1 1 0 0,0 0-1 0 0,-1 1 0 0 0,1-1 1 0 0,0 0-1 0 0,0 1 1 0 0,0-1-1 0 0,0 0 0 0 0,0 0 1 0 0,0 0-1 0 0,0 0 0 0 0,1 0 1 0 0,-1 0-1 0 0,0 0 0 0 0,0 0 1 0 0,1 0-1 0 0,-1 0 0 0 0,1-1 1 0 0,-1 1-1 0 0,1 0 0 0 0,-1 0 1 0 0,1-1-1 0 0,0 1 1 0 0,0 0-1 0 0,0 0 0 0 0,-1-1 1 0 0,1 1-1 0 0,0 0 0 0 0,1-1 1 0 0,-1-1-1 0 0,0 1-19 0 0,20-29-321 0 0,-19 30 277 0 0,1 1-1 0 0,-1-1 1 0 0,0 1-1 0 0,1 0 1 0 0,-1-1-1 0 0,1 1 0 0 0,-1 0 1 0 0,0 0-1 0 0,1 0 1 0 0,-1 0-1 0 0,1 0 1 0 0,-1 0-1 0 0,1 1 0 0 0,-1-1 1 0 0,0 0-1 0 0,1 1 1 0 0,-1-1-1 0 0,1 1 1 0 0,-1-1-1 0 0,0 1 0 0 0,0 0 1 0 0,1-1-1 0 0,-1 1 1 0 0,0 0-1 0 0,0 0 1 0 0,0 0-1 0 0,0 0 1 0 0,0 0-1 0 0,0 0 0 0 0,0 0 1 0 0,0 0-1 0 0,0 1 1 0 0,-1-1-1 0 0,1 0 1 0 0,0 0-1 0 0,-1 1 0 0 0,1-1 1 0 0,-1 0-1 0 0,1 1 1 0 0,-1-1-1 0 0,0 1 1 0 0,0-1-1 0 0,1 1 0 0 0,-1-1 1 0 0,-1 3-1 0 0,2 0 72 0 0,-1-1-1 0 0,0 1 1 0 0,0 0-1 0 0,0-1 1 0 0,-1 1 0 0 0,1 0-1 0 0,-1-1 1 0 0,0 1-1 0 0,0-1 1 0 0,0 1-1 0 0,-1-1 1 0 0,1 0-1 0 0,-1 1 1 0 0,0-1-1 0 0,0 0 1 0 0,0 0-1 0 0,0 0 1 0 0,-4 4-1 0 0,5-6 32 0 0,0-1-25 0 0,0 1-67 0 0,0-1-1 0 0,0 1 1 0 0,0-1-1 0 0,0 1 0 0 0,0-1 1 0 0,0 1-1 0 0,0-1 1 0 0,0 0-1 0 0,0 1 0 0 0,0-1 1 0 0,-1 0-1 0 0,1 0 1 0 0,0 0-1 0 0,0 0 0 0 0,0 0 1 0 0,0 0-1 0 0,-1 0 1 0 0,1 0-1 0 0,0 0 0 0 0,0-1 1 0 0,0 1-1 0 0,0-1 1 0 0,0 1-1 0 0,-2-1 1 0 0,0 0-76 0 0,1 0 1 0 0,-1 0-1 0 0,0 0 1 0 0,1 0 0 0 0,-1 0-1 0 0,0-1 1 0 0,1 1 0 0 0,0-1-1 0 0,-1 0 1 0 0,1 1 0 0 0,0-1-1 0 0,0 0 1 0 0,0 0 0 0 0,0-1-1 0 0,0 1 1 0 0,1 0 0 0 0,-4-5-1 0 0,4 5-71 0 0,4-22-312 0 0,0 22 436 0 0,-1 0-1 0 0,1-1 0 0 0,0 2 0 0 0,0-1 1 0 0,0 0-1 0 0,0 1 0 0 0,0-1 0 0 0,0 1 1 0 0,0 0-1 0 0,1 0 0 0 0,-1 0 0 0 0,0 0 1 0 0,1 1-1 0 0,-1-1 0 0 0,1 1 1 0 0,3 0-1 0 0,-4 0 17 0 0,-1 0 0 0 0,1 0-1 0 0,-1 0 1 0 0,0 0 0 0 0,1 1 0 0 0,-1-1 0 0 0,0 1 0 0 0,1-1 0 0 0,-1 1-1 0 0,0 0 1 0 0,0 0 0 0 0,1 0 0 0 0,-1 0 0 0 0,0 0 0 0 0,0 1 0 0 0,0-1 0 0 0,0 0-1 0 0,0 1 1 0 0,-1 0 0 0 0,1-1 0 0 0,0 1 0 0 0,-1 0 0 0 0,3 4 0 0 0,-3-5 67 0 0,-1 0-56 0 0,0 0-1 0 0,0 0 1 0 0,0 0 0 0 0,0 0 0 0 0,1 0 0 0 0,-1-1 0 0 0,-1 1 0 0 0,1 0-1 0 0,0 0 1 0 0,0 0 0 0 0,0 0 0 0 0,0-1 0 0 0,-1 1 0 0 0,1 0 0 0 0,0 0-1 0 0,-1 0 1 0 0,1-1 0 0 0,0 1 0 0 0,-1 0 0 0 0,1 0 0 0 0,-1-1 0 0 0,1 1-1 0 0,-1 0 1 0 0,0-1 0 0 0,1 1 0 0 0,-1-1 0 0 0,0 1 0 0 0,-21 23 283 0 0,18-23-329 0 0,1 1-1 0 0,-1 0 1 0 0,0-1-1 0 0,0 0 1 0 0,1 0-1 0 0,-1 0 1 0 0,0 0-1 0 0,0-1 1 0 0,0 1-1 0 0,0-1 1 0 0,0 0-1 0 0,0-1 1 0 0,0 1-1 0 0,0 0 1 0 0,1-1-1 0 0,-1 0 1 0 0,0 0-1 0 0,0 0 1 0 0,0-1-1 0 0,1 1 1 0 0,-1-1-1 0 0,1 0 1 0 0,-1 0-1 0 0,1 0 1 0 0,0 0-1 0 0,0 0 1 0 0,0-1-1 0 0,0 0 1 0 0,0 1-1 0 0,0-1 1 0 0,1 0-1 0 0,-4-6 1 0 0,5 7-10 0 0,0 1-1 0 0,1-1 1 0 0,-1 0 0 0 0,1 1-1 0 0,0-1 1 0 0,0 0 0 0 0,-1 0-1 0 0,1 1 1 0 0,0-1 0 0 0,0 0-1 0 0,0 1 1 0 0,1-1-1 0 0,-1 0 1 0 0,0 0 0 0 0,1 1-1 0 0,-1-1 1 0 0,1 0 0 0 0,0 1-1 0 0,-1-1 1 0 0,1 1 0 0 0,0-1-1 0 0,0 1 1 0 0,0-1 0 0 0,0 1-1 0 0,0-1 1 0 0,0 1 0 0 0,1 0-1 0 0,-1 0 1 0 0,0 0 0 0 0,1-1-1 0 0,-1 1 1 0 0,0 1 0 0 0,1-1-1 0 0,-1 0 1 0 0,1 0 0 0 0,2 0-1 0 0,3-3 9 0 0,1 0 0 0 0,-1 1 1 0 0,1-1-1 0 0,0 2 0 0 0,15-4 0 0 0,-21 6 45 0 0,6 5 146 0 0,-8-5-142 0 0,1 1 1 0 0,-1-1-1 0 0,1 0 1 0 0,-1 0-1 0 0,1 0 1 0 0,-1 0 0 0 0,1 1-1 0 0,-1-1 1 0 0,0 0-1 0 0,1 0 1 0 0,-1 1-1 0 0,1-1 1 0 0,-1 0-1 0 0,0 1 1 0 0,1-1 0 0 0,-1 0-1 0 0,0 1 1 0 0,1-1-1 0 0,-1 0 1 0 0,0 1-1 0 0,0-1 1 0 0,1 1 0 0 0,-1-1-1 0 0,0 1 1 0 0,0-1-1 0 0,0 1 1 0 0,0-1-1 0 0,0 1 1 0 0,1-1 0 0 0,-1 0-1 0 0,0 1 1 0 0,0-1-1 0 0,0 1 1 0 0,0-1-1 0 0,0 1 1 0 0,-1-1 0 0 0,1 1-1 0 0,0-1 1 0 0,0 1-1 0 0,0-1 1 0 0,0 1-1 0 0,0-1 1 0 0,-1 1 0 0 0,1-1-1 0 0,0 0 1 0 0,0 1-1 0 0,-1-1 1 0 0,1 1-1 0 0,0-1 1 0 0,-1 0 0 0 0,1 1-1 0 0,0-1 1 0 0,-1 0-1 0 0,1 1 1 0 0,-1-1-1 0 0,1 0 1 0 0,-1 1 0 0 0,0-1-396 0 0,-17 19 877 0 0,10-7-8303 0 0</inkml:trace>
   <inkml:trace contextRef="#ctx0" brushRef="#br0" timeOffset="37090.53">96 931 624 0 0,'0'0'5061'0'0,"26"12"825"0"0,-24-11-5397 0 0,-2 0-326 0 0,1-1 0 0 0,0 1 0 0 0,0 0 0 0 0,0 0 0 0 0,0 0 0 0 0,-1 0 0 0 0,1 0 0 0 0,0 0 0 0 0,-1 0 0 0 0,1 0 0 0 0,-1 0 0 0 0,1 0 0 0 0,-1 0 0 0 0,0 0-1 0 0,1 1 1 0 0,-1-1 0 0 0,0 0 0 0 0,0 0 0 0 0,0 0 0 0 0,0 0 0 0 0,0 3 0 0 0,-2 32 1893 0 0,0-17-1482 0 0,2-5-427 0 0,-9 388 10943 0 0,9-399-11552 0 0,-1 3-615 0 0,0 5-4820 0 0</inkml:trace>
   <inkml:trace contextRef="#ctx0" brushRef="#br0" timeOffset="39605.38">128 1382 848 0 0,'0'0'4922'0'0,"-10"-12"4733"0"0,5 67-6918 0 0,2 0-1 0 0,6 82 0 0 0,23 110-754 0 0,-10-119-1676 0 0,-12-47 199 0 0,-11 147 1 0 0,-21 0 571 0 0,-10 152 649 0 0,39 7-1486 0 0,1-18-202 0 0,-4-289-17 0 0,-15 248 422 0 0,8-223-312 0 0,7-82-120 0 0,-11 66 30 0 0,13-87-36 0 0,-1 0-1 0 0,1 4-3 0 0,-1-4 3 0 0,1-2-3 0 0,1 0 0 0 0,-1 0 0 0 0,0 0-1 0 0,0 0 1 0 0,0 1 0 0 0,0-1-1 0 0,0 0 1 0 0,1 0 0 0 0,-1 0-1 0 0,0 0 1 0 0,0 0 0 0 0,0 0-1 0 0,0 1 1 0 0,0-1 0 0 0,0 0 0 0 0,0 0-1 0 0,0 0 1 0 0,1 0 0 0 0,-1 1-1 0 0,0-1 1 0 0,0 0 0 0 0,0 0-1 0 0,0 0 1 0 0,0 0 0 0 0,0 1-1 0 0,0-1 1 0 0,0 0 0 0 0,0 0 0 0 0,0 0-1 0 0,0 0 1 0 0,0 1 0 0 0,0-1-1 0 0,0 0 1 0 0,0 0 0 0 0,-1 0-1 0 0,1 1 1 0 0,0-1 0 0 0,0 0-1 0 0,0 0 1 0 0,0 0 0 0 0,0 0 0 0 0,0 0-1 0 0,0 1 1 0 0,0-1 0 0 0,-1 0-1 0 0,1 0 1 0 0,0 0 0 0 0,0 0-1 0 0,0 0 1 0 0,0 0 0 0 0,0 0-1 0 0,-1 0 1 0 0,1 1 0 0 0,0-1-1 0 0,-1 0 3 0 0,1 0-1 0 0,0 1 1 0 0,-1-1-1 0 0,1 0 1 0 0,0 1-1 0 0,0-1 1 0 0,-1 0-1 0 0,1 1 0 0 0,0-1 1 0 0,0 0-1 0 0,-1 1 1 0 0,1-1-1 0 0,0 1 1 0 0,0-1-1 0 0,0 0 0 0 0,0 1 1 0 0,0-1-1 0 0,0 1 1 0 0,0-1-1 0 0,0 1 1 0 0,0-1-1 0 0,0 0 0 0 0,0 1 1 0 0,0-1-1 0 0,0 1 1 0 0,0-1-1 0 0,0 1 1 0 0,0-1-1 0 0,0 0 1 0 0,0 1-1 0 0,1-1 0 0 0,-1 1 1 0 0,0-1-1 0 0,0 0 1 0 0,1 1-1 0 0,-1-1 1 0 0,0 1-1 0 0,0-1 0 0 0,1 0 1 0 0,-1 0-1 0 0,0 1 1 0 0,1-1-1 0 0,6 1 5 0 0,1-1 0 0 0,-1 0-1 0 0,0 0 1 0 0,1-1 0 0 0,-1 0 0 0 0,0 0-1 0 0,0-1 1 0 0,11-3 0 0 0,34-8-15 0 0,-34 8 8 0 0,0 1 0 0 0,-1 0 0 0 0,109-23 2 0 0,-18 6 17 0 0,-14 3-16 0 0,-11 6 139 0 0,103-1 1 0 0,-123 7 214 0 0,-61 6-290 0 0,49-4 718 0 0,-49 4-760 0 0,48-6 79 0 0,-48 6-88 0 0,40-5 112 0 0,-18 3-128 0 0,-21 2-4 0 0,-1 0-14 0 0,7-1 13 0 0,-6 1 4 0 0,13 0 37 0 0,-7 1-34 0 0,-7-1 1 0 0,0 0 1 0 0,7 0-1 0 0,-7 1-6 0 0</inkml:trace>
@@ -8644,7 +8021,156 @@
 </inkml:ink>
 </file>
 
-<file path=word/ink/ink28.xml><?xml version="1.0" encoding="utf-8"?>
+<file path=word/ink/ink30.xml><?xml version="1.0" encoding="utf-8"?>
+<inkml:ink xmlns:inkml="http://www.w3.org/2003/InkML">
+  <inkml:definitions>
+    <inkml:context xml:id="ctx0">
+      <inkml:inkSource xml:id="inkSrc0">
+        <inkml:traceFormat>
+          <inkml:channel name="X" type="integer" min="-2.14748E9" max="2.14748E9" units="cm"/>
+          <inkml:channel name="Y" type="integer" min="-2.14748E9" max="2.14748E9" units="cm"/>
+          <inkml:channel name="F" type="integer" max="32767" units="dev"/>
+        </inkml:traceFormat>
+        <inkml:channelProperties>
+          <inkml:channelProperty channel="X" name="resolution" value="1000" units="1/cm"/>
+          <inkml:channelProperty channel="Y" name="resolution" value="1000" units="1/cm"/>
+          <inkml:channelProperty channel="F" name="resolution" value="0" units="1/dev"/>
+        </inkml:channelProperties>
+      </inkml:inkSource>
+      <inkml:timestamp xml:id="ts0" timeString="2025-09-12T00:33:06.774"/>
+    </inkml:context>
+    <inkml:brush xml:id="br0">
+      <inkml:brushProperty name="width" value="0.035" units="cm"/>
+      <inkml:brushProperty name="height" value="0.035" units="cm"/>
+    </inkml:brush>
+  </inkml:definitions>
+  <inkml:trace contextRef="#ctx0" brushRef="#br0">72 76 16509,'-1'2'0,"0"1"0,0-1 0,0 0 0,0 1 0,-1-1 0,1 0 0,0 0 0,0 0 0,-1 1 0,1-1 0,0 0 0,-1-1 0,1 1 0,-1 0 0,1 0 0,-1 0 0,1-1 0,-1 1 0,1-1 0,-1 0 0,0 1 0,1-1 0,-1 0 0,1 0 0,-1 0 0,1 0 0,-1-1 0,1 1 0,-1-1 0,1 1 0,-1-1 0,1 1 0,-1-1 0,1 0 0,-1 0 0,1 0 0,0-1 0,-1 1 0,1 0 0,0-1 0,0 0 0,0 1 0,0-1 0,0 0 0,0 0 0,0 0 0,0 0 0,0-1 0,0 1 0,0 0 0,1-1 0,-1 1 0,0-1 0,1 0 0,-1 0 0,1 1 0,0-1 0,-1 0 0,1 0 0,0 0 0,0-1 0,0 1 0,0 0 0,0 0 0,0-1 0,0 1 0,0 0 0,1-1 0,-1 1 0,0-1 0,1 1 0,0-1 0,-1 1 0,1-1 0,0 1 0,-1-1 0,1 1 0,0 0 0,0-1 0,0 1 0,0-1 0,0 1 0,0 0 0,0-1 0,0 1 0,1 0 0,-1 0 0,0-1 0,1 1 0,-1 0 0,0 0 0,1 0 0,-1 0 0,1 1 0,-1-1 0,1 0 0,-1 1 0,1-1 0,-1 1 0,1-1 0,-1 1 0,1 0 0,0 0 0,-1 0 0,1 0 0,-1 0 0,1 1 0,-1-1 0,1 0 0,-1 1 0,1 0 0,-1-1 0,1 1 0,-1 0 0,0 0 0,1 0 0,-1 1 0,0-1 0,1 0 0,-1 1 0,0-1 0,0 1 0,0 0 0,0 0 0,0 0 0,0 0 0,0 0 0,0 0 0,0 1 0,0-1 0,-1 1 0,1-1 0,0 1 0,-1 0 0,1-1 0,-1 1 0,0 0 0,1 0 0,-1 0 0,0 0 0,0 0 0,0 1 0,0-1 0,0 0 0,0 0 0,0 1 0,0-1 0,-1 1 0,1-1 0,-1 0 0,1 1 0,-1-1 0,1 1 0,-1-1 0,0 1 0,1-1 0,-1 1 0,0-1 0,0 1 0</inkml:trace>
+</inkml:ink>
+</file>
+
+<file path=word/ink/ink31.xml><?xml version="1.0" encoding="utf-8"?>
+<inkml:ink xmlns:inkml="http://www.w3.org/2003/InkML">
+  <inkml:definitions>
+    <inkml:context xml:id="ctx0">
+      <inkml:inkSource xml:id="inkSrc0">
+        <inkml:traceFormat>
+          <inkml:channel name="X" type="integer" min="-2.14748E9" max="2.14748E9" units="cm"/>
+          <inkml:channel name="Y" type="integer" min="-2.14748E9" max="2.14748E9" units="cm"/>
+          <inkml:channel name="F" type="integer" max="32767" units="dev"/>
+          <inkml:channel name="OA" type="integer" max="360" units="deg"/>
+          <inkml:channel name="OE" type="integer" max="90" units="deg"/>
+        </inkml:traceFormat>
+        <inkml:channelProperties>
+          <inkml:channelProperty channel="X" name="resolution" value="1000" units="1/cm"/>
+          <inkml:channelProperty channel="Y" name="resolution" value="1000" units="1/cm"/>
+          <inkml:channelProperty channel="F" name="resolution" value="0" units="1/dev"/>
+          <inkml:channelProperty channel="OA" name="resolution" value="1000" units="1/deg"/>
+          <inkml:channelProperty channel="OE" name="resolution" value="1000" units="1/deg"/>
+        </inkml:channelProperties>
+      </inkml:inkSource>
+      <inkml:timestamp xml:id="ts0" timeString="2025-09-12T00:32:53.273"/>
+    </inkml:context>
+    <inkml:brush xml:id="br0">
+      <inkml:brushProperty name="width" value="0.035" units="cm"/>
+      <inkml:brushProperty name="height" value="0.035" units="cm"/>
+    </inkml:brush>
+  </inkml:definitions>
+  <inkml:trace contextRef="#ctx0" brushRef="#br0">122 73 756 0 0,'0'0'14031'0'0,"36"-8"-8085"0"0,15 8-4734 0 0,70-11 0 0 0,-13 0-2179 0 0,-106 11 502 0 0,13 0-2971 0 0,1 0-9731 0 0</inkml:trace>
+  <inkml:trace contextRef="#ctx0" brushRef="#br0" timeOffset="1263.75">74 56 128 0 0,'0'0'17347'0'0,"6"-14"-17002"0"0,-4 13-335 0 0,-2 1 5 0 0,1 0-15 0 0,0 0 0 0 0,0-1 0 0 0,1 1-1 0 0,-1 0 1 0 0,0 0 0 0 0,0 0 0 0 0,0 0-1 0 0,1 0 1 0 0,-1 0 0 0 0,0 0 0 0 0,0 0-1 0 0,0 0 1 0 0,0 1 0 0 0,1-1 0 0 0,-1 0 0 0 0,0 1-1 0 0,0-1 1 0 0,0 1 0 0 0,0-1 0 0 0,2 2-1 0 0,5 3-5 0 0,-7-5 10 0 0,-1 1 0 0 0,1 0-1 0 0,0 0 1 0 0,0 0 0 0 0,0 0 0 0 0,0-1-1 0 0,-1 1 1 0 0,1 0 0 0 0,0 1-1 0 0,-1-1 1 0 0,1 0 0 0 0,-1 0 0 0 0,1 0-1 0 0,-1 0 1 0 0,0 0 0 0 0,1 0-1 0 0,-1 1 1 0 0,0-1 0 0 0,0 0 0 0 0,0 0-1 0 0,0 0 1 0 0,0 1 0 0 0,0-1-1 0 0,0 0 1 0 0,0 0 0 0 0,0 0 0 0 0,-1 1-1 0 0,1-1 1 0 0,0 0 0 0 0,-1 0-1 0 0,1 0 1 0 0,-1 0 0 0 0,1 0 0 0 0,-2 2-1 0 0,1-1 48 0 0,-27 3 184 0 0,19-7-221 0 0,8 2-16 0 0,0 0-1 0 0,0 0 0 0 0,0 0 0 0 0,0 0 0 0 0,0 0 0 0 0,-1 0 1 0 0,1 0-1 0 0,0 0 0 0 0,0-1 0 0 0,0 1 0 0 0,0 0 0 0 0,0-1 1 0 0,0 1-1 0 0,0-1 0 0 0,0 1 0 0 0,0-1 0 0 0,0 0 0 0 0,1 1 1 0 0,-1-1-1 0 0,0 0 0 0 0,0 0 0 0 0,0 1 0 0 0,1-1 0 0 0,-1 0 1 0 0,1 0-1 0 0,-1 0 0 0 0,0 0 0 0 0,1 0 0 0 0,-1 0 0 0 0,1 0 1 0 0,0 0-1 0 0,-1 0 0 0 0,1 0 0 0 0,0 0 0 0 0,0 0 0 0 0,0 0 1 0 0,-1 0-1 0 0,1 0 0 0 0,0-1 0 0 0,0 1 0 0 0,1 0 0 0 0,-1 0 1 0 0,0 0-1 0 0,0 0 0 0 0,0 0 0 0 0,1 0 0 0 0,-1 0 0 0 0,1 0 1 0 0,-1 0-1 0 0,2-2 0 0 0,0 0-21 0 0,0-1 0 0 0,1 1 1 0 0,-1-1-1 0 0,1 1 0 0 0,0 0 0 0 0,0 0 1 0 0,0 0-1 0 0,1 1 0 0 0,-1-1 0 0 0,1 1 0 0 0,-1 0 1 0 0,5-2-1 0 0,-6 3 6 0 0,1-1-1 0 0,0 1 1 0 0,-1 1-1 0 0,1-1 1 0 0,0 0 0 0 0,0 1-1 0 0,-1-1 1 0 0,1 1 0 0 0,0 0-1 0 0,0 0 1 0 0,-1 0 0 0 0,1 1-1 0 0,0-1 1 0 0,5 2-1 0 0,-7-2 14 0 0,0 1-1 0 0,0-1 0 0 0,0 1 0 0 0,0 0 0 0 0,0 0 0 0 0,0-1 1 0 0,0 1-1 0 0,0 0 0 0 0,0 0 0 0 0,0 0 0 0 0,0 0 1 0 0,-1 0-1 0 0,1 0 0 0 0,0 0 0 0 0,-1 1 0 0 0,1-1 0 0 0,0 2 1 0 0,0 1 9 0 0,0-1 1 0 0,-1 1 0 0 0,1 0 0 0 0,-1 0 0 0 0,1 0 0 0 0,-1 0 0 0 0,-1 0-1 0 0,0 7 1 0 0,1-9 8 0 0,-1 1 1 0 0,0 0-1 0 0,0-1 0 0 0,0 1 0 0 0,0-1 0 0 0,0 1 0 0 0,0-1 1 0 0,-1 1-1 0 0,1-1 0 0 0,-1 0 0 0 0,-3 4 0 0 0,4-5 11 0 0,0 0-22 0 0,1-1 0 0 0,-1 1 1 0 0,0-1-1 0 0,1 0 1 0 0,-1 1-1 0 0,1-1 0 0 0,-1 0 1 0 0,0 1-1 0 0,1-1 0 0 0,-1 0 1 0 0,0 0-1 0 0,1 0 1 0 0,-1 0-1 0 0,0 1 0 0 0,1-1 1 0 0,-1 0-1 0 0,0 0 0 0 0,1 0 1 0 0,-1-1-1 0 0,0 1 1 0 0,1 0-1 0 0,-1 0 0 0 0,0 0 1 0 0,1 0-1 0 0,-1-1 0 0 0,0 1 1 0 0,1 0-1 0 0,-1 0 1 0 0,0-1-1 0 0,0 0 0 0 0,-26-14-241 0 0,25 12 171 0 0,0 0 0 0 0,1 0 0 0 0,0 0 0 0 0,-1 0 0 0 0,1 0 1 0 0,0-1-1 0 0,0 1 0 0 0,1 0 0 0 0,-1 0 0 0 0,1-1 0 0 0,-1 1 0 0 0,1-1 1 0 0,0 1-1 0 0,1 0 0 0 0,-1-1 0 0 0,0 1 0 0 0,1 0 0 0 0,0-1 0 0 0,0 1 1 0 0,2-6-1 0 0,-2 8 22 0 0,16-15-1242 0 0,-17 16 1281 0 0,1 0 0 0 0,0 0 0 0 0,-1 1 0 0 0,1-1 0 0 0,0 0-1 0 0,-1 1 1 0 0,1-1 0 0 0,0 1 0 0 0,-1-1 0 0 0,1 1 0 0 0,-1-1 0 0 0,1 1-1 0 0,-1-1 1 0 0,1 1 0 0 0,-1-1 0 0 0,1 1 0 0 0,-1 0 0 0 0,1-1 0 0 0,-1 1-1 0 0,0 0 1 0 0,0-1 0 0 0,1 1 0 0 0,-1 0 0 0 0,0 0 0 0 0,0-1 0 0 0,0 1-1 0 0,0 0 1 0 0,0 0 0 0 0,0 1 0 0 0,-6 35 23 0 0,5-36-137 0 0,0 2-665 0 0,-2 2-165 0 0,-5-9-9320 0 0</inkml:trace>
+  <inkml:trace contextRef="#ctx0" brushRef="#br0" timeOffset="3151.52">127 61 4 0 0,'-13'-4'15228'0'0,"9"5"-15179"0"0,-1 12 1592 0 0,1 1-1 0 0,0 0 1 0 0,-3 23 0 0 0,3 4-564 0 0,2 44 0 0 0,4 14 173 0 0,-2-96-1168 0 0,1 49 326 0 0,-1-50-398 0 0,1 0 3 0 0,0 5-4 0 0,-1-5-1 0 0,3 45 118 0 0,-3-45-119 0 0,2 12 23 0 0,-3-7-27 0 0,0-5 6 0 0</inkml:trace>
+</inkml:ink>
+</file>
+
+<file path=word/ink/ink32.xml><?xml version="1.0" encoding="utf-8"?>
+<inkml:ink xmlns:inkml="http://www.w3.org/2003/InkML">
+  <inkml:definitions>
+    <inkml:context xml:id="ctx0">
+      <inkml:inkSource xml:id="inkSrc0">
+        <inkml:traceFormat>
+          <inkml:channel name="X" type="integer" min="-2.14748E9" max="2.14748E9" units="cm"/>
+          <inkml:channel name="Y" type="integer" min="-2.14748E9" max="2.14748E9" units="cm"/>
+          <inkml:channel name="F" type="integer" max="32767" units="dev"/>
+        </inkml:traceFormat>
+        <inkml:channelProperties>
+          <inkml:channelProperty channel="X" name="resolution" value="1000" units="1/cm"/>
+          <inkml:channelProperty channel="Y" name="resolution" value="1000" units="1/cm"/>
+          <inkml:channelProperty channel="F" name="resolution" value="0" units="1/dev"/>
+        </inkml:channelProperties>
+      </inkml:inkSource>
+      <inkml:timestamp xml:id="ts0" timeString="2025-09-12T00:32:55.115"/>
+    </inkml:context>
+    <inkml:brush xml:id="br0">
+      <inkml:brushProperty name="width" value="0.035" units="cm"/>
+      <inkml:brushProperty name="height" value="0.035" units="cm"/>
+    </inkml:brush>
+  </inkml:definitions>
+  <inkml:trace contextRef="#ctx0" brushRef="#br0">55 50 15196,'0'2'0,"-1"0"0,1 0 0,0 0 0,0 0 0,0 0 0,0 0 0,-1 0 0,1 0 0,-1-1 0,1 1 0,0 0 0,-1 0 0,1-1 0,-1 1 0,0 0 0,1-1 0,-1 1 0,0-1 0,1 1 0,-1-1 0,0 0 0,0 0 0,0 1 0,1-1 0,-1 0 0,0 0 0,0 0 0,0 0 0,0-1 0,0 1 0,0 0 0,0-1 0,0 1 0,0-1 0,0 0 0,0 1 0,0-1 0,0 0 0,0 0 0,0 0 0,0 0 0,-1 0 0,1-1 0,0 1 0,0 0 0,0-1 0,0 1 0,0-1 0,0 0 0,0 1 0,0-1 0,0 0 0,1 0 0,-1 0 0,0 0 0,0-1 0,0 1 0,0 0 0,1 0 0,-1-1 0,0 1 0,0-1 0,1 1 0,-1-1 0,1 0 0,-1 1 0,1-1 0,-1 0 0,1 0 0,-1 1 0,1-1 0,0 0 0,-1 0 0,1 0 0,0 0 0,0 0 0,0 0 0,0 0 0,0 0 0,0 0 0,0 0 0,0 0 0,0 0 0,0 1 0,0-1 0,1 0 0,-1 0 0,0 0 0,1 0 0,-1 0 0,1 1 0,-1-1 0,1 0 0,-1 1 0,1-1 0,-1 0 0,1 1 0,0-1 0,0 1 0,-1 0 0,1-1 0,0 1 0,0 0 0,0 0 0,0 0 0,-1 0 0,1 0 0,0 0 0,0 0 0,0 1 0,0-1 0,0 0 0,0 1 0,0-1 0,0 1 0,0 0 0,1 0 0,-1-1 0,0 1 0,0 0 0,0 1 0,0-1 0,0 0 0,0 0 0,0 1 0,0-1 0,0 1 0,0 0 0,0-1 0,0 1 0,0 0 0,0 0 0,0 0 0,0 0 0,-1 0 0,1 0 0,0 0 0,0 1 0,0-1 0,-1 0 0,1 1 0,0-1 0,-1 1 0,1 0 0,0-1 0,-1 1 0,1 0 0,-1-1 0,0 1 0,1 0 0,-1 0 0,1 0 0,-1 0 0,0 0 0,0-1 0,0 1 0,0 0 0,1 0 0,-1 0 0</inkml:trace>
+</inkml:ink>
+</file>
+
+<file path=word/ink/ink33.xml><?xml version="1.0" encoding="utf-8"?>
+<inkml:ink xmlns:inkml="http://www.w3.org/2003/InkML">
+  <inkml:definitions>
+    <inkml:context xml:id="ctx0">
+      <inkml:inkSource xml:id="inkSrc0">
+        <inkml:traceFormat>
+          <inkml:channel name="X" type="integer" min="-2.14748E9" max="2.14748E9" units="cm"/>
+          <inkml:channel name="Y" type="integer" min="-2.14748E9" max="2.14748E9" units="cm"/>
+          <inkml:channel name="F" type="integer" max="32767" units="dev"/>
+          <inkml:channel name="OA" type="integer" max="360" units="deg"/>
+          <inkml:channel name="OE" type="integer" max="90" units="deg"/>
+        </inkml:traceFormat>
+        <inkml:channelProperties>
+          <inkml:channelProperty channel="X" name="resolution" value="1000" units="1/cm"/>
+          <inkml:channelProperty channel="Y" name="resolution" value="1000" units="1/cm"/>
+          <inkml:channelProperty channel="F" name="resolution" value="0" units="1/dev"/>
+          <inkml:channelProperty channel="OA" name="resolution" value="1000" units="1/deg"/>
+          <inkml:channelProperty channel="OE" name="resolution" value="1000" units="1/deg"/>
+        </inkml:channelProperties>
+      </inkml:inkSource>
+      <inkml:timestamp xml:id="ts0" timeString="2025-09-12T00:32:37.960"/>
+    </inkml:context>
+    <inkml:brush xml:id="br0">
+      <inkml:brushProperty name="width" value="0.035" units="cm"/>
+      <inkml:brushProperty name="height" value="0.035" units="cm"/>
+    </inkml:brush>
+  </inkml:definitions>
+  <inkml:trace contextRef="#ctx0" brushRef="#br0">4 785 1420 0 0,'0'0'12295'0'0,"2"-8"-5521"0"0,1 6-7220 0 0,-2 1 709 0 0,41-7 1190 0 0,23-1-1083 0 0,-63 9-354 0 0,0-1-4 0 0,21-1 2 0 0,-21 2 4 0 0,14 9-65 0 0,-15-8 49 0 0,-2 1-7 0 0,-75 165 48 0 0,68-146-19 0 0,7-20-4 0 0,1 0-14 0 0,0-1-1 0 0,0 1 1 0 0,0-1-1 0 0,0 1 1 0 0,-1-1-1 0 0,1 1 1 0 0,0-1-1 0 0,0 1 1 0 0,0-1-1 0 0,-1 0 1 0 0,1 1-1 0 0,0-1 1 0 0,0 1-1 0 0,-1-1 1 0 0,1 1-1 0 0,0-1 1 0 0,-1 0-1 0 0,1 1 1 0 0,0-1-1 0 0,-1 0 1 0 0,1 0 0 0 0,-1 1-1 0 0,1-1 1 0 0,-1 0-1 0 0,1 0 1 0 0,-1 1-1 0 0,1-1 1 0 0,-1 0-1 0 0,1 0 1 0 0,0 0-1 0 0,-1 0 1 0 0,1 0-1 0 0,-1 0 1 0 0,1 0-1 0 0,-1 0 1 0 0,1 0-1 0 0,-1 0 1 0 0,1 0-1 0 0,-1 0 1 0 0,1 0-1 0 0,-1 0 1 0 0,1 0-1 0 0,-1-1 1 0 0,1 1-1 0 0,-1 0 1 0 0,1 0 0 0 0,-1-1-1 0 0,1 1 1 0 0,0 0-1 0 0,-1 0 1 0 0,1-1-1 0 0,-1 1 1 0 0,1-1-1 0 0,0 1 1 0 0,-1 0-1 0 0,1-1 1 0 0,-9-17 17 0 0,1 0 1 0 0,-8-27-1 0 0,-6-16-752 0 0,21 60 181 0 0</inkml:trace>
+  <inkml:trace contextRef="#ctx0" brushRef="#br0" timeOffset="1924.58">154 123 104 0 0,'-9'-11'4318'0'0,"4"0"7395"0"0,9 7-7569 0 0,7 1-3709 0 0,374-54 3646 0 0,2 21-7863 0 0,-357 36-499 0 0</inkml:trace>
+  <inkml:trace contextRef="#ctx0" brushRef="#br0" timeOffset="2883.9">173 143 816 0 0,'-24'4'5484'0'0,"4"-1"-449"0"0,6-3 1313 0 0,12 0-5443 0 0,42-11 912 0 0,59-14-759 0 0,-61 14-1313 0 0,0 2 0 0 0,0 1 0 0 0,0 2 0 0 0,1 1 0 0 0,49 2 0 0 0,-67 6-3765 0 0,0 0-7137 0 0</inkml:trace>
+  <inkml:trace contextRef="#ctx0" brushRef="#br0" timeOffset="3459.64">268 110 1080 0 0,'-4'-3'12188'0'0,"22"-1"-8745"0"0,29-1-2388 0 0,131-21 1512 0 0,6 1-4003 0 0,-181 25 993 0 0,12-1-1688 0 0,12 0-10537 0 0</inkml:trace>
+  <inkml:trace contextRef="#ctx0" brushRef="#br0" timeOffset="3892">554 70 1160 0 0,'0'0'1315'0'0,"24"-7"4685"0"0,170-10 1429 0 0,1 10-6743 0 0,-192 7-1063 0 0,2 1-480 0 0,4-1 432 0 0</inkml:trace>
+</inkml:ink>
+</file>
+
+<file path=word/ink/ink34.xml><?xml version="1.0" encoding="utf-8"?>
+<inkml:ink xmlns:inkml="http://www.w3.org/2003/InkML">
+  <inkml:definitions>
+    <inkml:context xml:id="ctx0">
+      <inkml:inkSource xml:id="inkSrc0">
+        <inkml:traceFormat>
+          <inkml:channel name="X" type="integer" min="-2.14748E9" max="2.14748E9" units="cm"/>
+          <inkml:channel name="Y" type="integer" min="-2.14748E9" max="2.14748E9" units="cm"/>
+          <inkml:channel name="F" type="integer" max="32767" units="dev"/>
+        </inkml:traceFormat>
+        <inkml:channelProperties>
+          <inkml:channelProperty channel="X" name="resolution" value="1000" units="1/cm"/>
+          <inkml:channelProperty channel="Y" name="resolution" value="1000" units="1/cm"/>
+          <inkml:channelProperty channel="F" name="resolution" value="0" units="1/dev"/>
+        </inkml:channelProperties>
+      </inkml:inkSource>
+      <inkml:timestamp xml:id="ts0" timeString="2025-09-12T00:32:07.726"/>
+    </inkml:context>
+    <inkml:brush xml:id="br0">
+      <inkml:brushProperty name="width" value="0.035" units="cm"/>
+      <inkml:brushProperty name="height" value="0.035" units="cm"/>
+    </inkml:brush>
+  </inkml:definitions>
+  <inkml:trace contextRef="#ctx0" brushRef="#br0">0 0 21285,'885'11'0</inkml:trace>
+</inkml:ink>
+</file>
+
+<file path=word/ink/ink4.xml><?xml version="1.0" encoding="utf-8"?>
 <inkml:ink xmlns:inkml="http://www.w3.org/2003/InkML">
   <inkml:definitions>
     <inkml:context xml:id="ctx0">
@@ -8685,7 +8211,7 @@
 </inkml:ink>
 </file>
 
-<file path=word/ink/ink29.xml><?xml version="1.0" encoding="utf-8"?>
+<file path=word/ink/ink5.xml><?xml version="1.0" encoding="utf-8"?>
 <inkml:ink xmlns:inkml="http://www.w3.org/2003/InkML">
   <inkml:definitions>
     <inkml:context xml:id="ctx0">
@@ -8722,50 +8248,7 @@
 </inkml:ink>
 </file>
 
-<file path=word/ink/ink3.xml><?xml version="1.0" encoding="utf-8"?>
-<inkml:ink xmlns:inkml="http://www.w3.org/2003/InkML">
-  <inkml:definitions>
-    <inkml:context xml:id="ctx0">
-      <inkml:inkSource xml:id="inkSrc0">
-        <inkml:traceFormat>
-          <inkml:channel name="X" type="integer" min="-2.14748E9" max="2.14748E9" units="cm"/>
-          <inkml:channel name="Y" type="integer" min="-2.14748E9" max="2.14748E9" units="cm"/>
-          <inkml:channel name="F" type="integer" max="32767" units="dev"/>
-          <inkml:channel name="OA" type="integer" max="360" units="deg"/>
-          <inkml:channel name="OE" type="integer" max="90" units="deg"/>
-        </inkml:traceFormat>
-        <inkml:channelProperties>
-          <inkml:channelProperty channel="X" name="resolution" value="1000" units="1/cm"/>
-          <inkml:channelProperty channel="Y" name="resolution" value="1000" units="1/cm"/>
-          <inkml:channelProperty channel="F" name="resolution" value="0" units="1/dev"/>
-          <inkml:channelProperty channel="OA" name="resolution" value="1000" units="1/deg"/>
-          <inkml:channelProperty channel="OE" name="resolution" value="1000" units="1/deg"/>
-        </inkml:channelProperties>
-      </inkml:inkSource>
-      <inkml:timestamp xml:id="ts0" timeString="2025-09-12T02:10:49.900"/>
-    </inkml:context>
-    <inkml:brush xml:id="br0">
-      <inkml:brushProperty name="width" value="0.035" units="cm"/>
-      <inkml:brushProperty name="height" value="0.035" units="cm"/>
-    </inkml:brush>
-  </inkml:definitions>
-  <inkml:trace contextRef="#ctx0" brushRef="#br0">78 21 200 0 0,'0'0'7247'0'0,"-6"-13"-276"0"0,5 8-6368 0 0,2 5-572 0 0,-1 0 1 0 0,1-1 0 0 0,-1 1-1 0 0,1 0 1 0 0,0 0 0 0 0,-1-1-1 0 0,1 1 1 0 0,-1 0 0 0 0,1 0-1 0 0,-1 0 1 0 0,1 0-1 0 0,0 0 1 0 0,-1 0 0 0 0,1 0-1 0 0,-1 0 1 0 0,1 0 0 0 0,0 0-1 0 0,-1 0 1 0 0,1 0 0 0 0,-1 0-1 0 0,1 0 1 0 0,-1 1 0 0 0,1-1-1 0 0,0 0 1 0 0,-1 0 0 0 0,1 1-1 0 0,-1-1 1 0 0,1 0-1 0 0,-1 1 1 0 0,1-1 0 0 0,-1 0-1 0 0,0 1 1 0 0,1-1 0 0 0,-1 1-1 0 0,1-1 1 0 0,-1 1 0 0 0,1 0-1 0 0,8 23 733 0 0,-9-22-698 0 0,-26 26 357 0 0,25-27-411 0 0,0 0-1 0 0,0-1 1 0 0,-1 1-1 0 0,1 0 1 0 0,0-1-1 0 0,-1 1 0 0 0,1-1 1 0 0,-1 0-1 0 0,1 1 1 0 0,-1-1-1 0 0,1 0 1 0 0,0 0-1 0 0,-1 0 1 0 0,1 0-1 0 0,-1 0 1 0 0,1 0-1 0 0,-1 0 0 0 0,1 0 1 0 0,-1-1-1 0 0,1 1 1 0 0,-1-1-1 0 0,1 1 1 0 0,0-1-1 0 0,-1 1 1 0 0,1-1-1 0 0,0 0 0 0 0,-2-1 1 0 0,1 1-28 0 0,6-37 28 0 0,-3 37-14 0 0,0 0 1 0 0,0-1-1 0 0,0 1 1 0 0,0 0-1 0 0,0 0 0 0 0,0-1 1 0 0,0 1-1 0 0,1 0 1 0 0,-1 0-1 0 0,0 0 1 0 0,1 0-1 0 0,-1 1 0 0 0,1-1 1 0 0,-1 0-1 0 0,1 0 1 0 0,-1 1-1 0 0,1-1 0 0 0,0 1 1 0 0,-1 0-1 0 0,1-1 1 0 0,0 1-1 0 0,-1 0 1 0 0,4 0-1 0 0,-2 0 2 0 0,1 8-2 0 0,-3-8 2 0 0,0 1 0 0 0,-1-1 0 0 0,1 1 0 0 0,0 0 1 0 0,-1-1-1 0 0,1 1 0 0 0,-1 0 0 0 0,1-1 0 0 0,-1 1 0 0 0,1 0 0 0 0,-1 0 0 0 0,0-1 0 0 0,1 1 1 0 0,-1 0-1 0 0,0 0 0 0 0,0 0 0 0 0,0 0 0 0 0,0-1 0 0 0,1 1 0 0 0,-1 0 0 0 0,0 0 0 0 0,0 0 1 0 0,-1 0-1 0 0,1 0 0 0 0,0 0 0 0 0,0-1 0 0 0,0 1 0 0 0,-1 1 0 0 0,-2 4 33 0 0,-1 1 0 0 0,0-1 0 0 0,0 0 0 0 0,0 0-1 0 0,-1-1 1 0 0,0 1 0 0 0,0-1 0 0 0,-6 5 0 0 0,9-9-5 0 0,-12 4 56 0 0,13-5-82 0 0,0 1-2 0 0,0-1 0 0 0,1 0 0 0 0,-1 0 0 0 0,1 0 0 0 0,-1 0 0 0 0,0 0 0 0 0,1 0 0 0 0,-1 0 0 0 0,1 0 0 0 0,-1 0 0 0 0,0 0 0 0 0,1 0 0 0 0,-1 0 0 0 0,1 0 0 0 0,-1-1 0 0 0,0 1 0 0 0,1 0 0 0 0,-1 0 0 0 0,1-1 0 0 0,-1 1 0 0 0,1 0 0 0 0,-1-1 0 0 0,1 1 0 0 0,-1 0 0 0 0,1-1 0 0 0,-1 1 0 0 0,1-1 0 0 0,0 1 0 0 0,-1-1 0 0 0,1 1 0 0 0,0-1 0 0 0,-1 1 0 0 0,1-2 0 0 0,-1 2 0 0 0,1-1-1 0 0,-1 1 0 0 0,1-1 0 0 0,-1 0 0 0 0,1 1 0 0 0,-1-1 1 0 0,1 0-1 0 0,-1 0 0 0 0,1 0 0 0 0,0 1 0 0 0,0-1 1 0 0,-1 0-1 0 0,1 0 0 0 0,0 0 0 0 0,0 1 0 0 0,0-1 0 0 0,0 0 1 0 0,0 0-1 0 0,0 0 0 0 0,0 0 0 0 0,0 0 0 0 0,0 1 1 0 0,1-1-1 0 0,-1 0 0 0 0,0 0 0 0 0,0 0 0 0 0,1 1 0 0 0,0-2 1 0 0,12-18-156 0 0,-11 19 143 0 0,36-4-2380 0 0,-33 9 1917 0 0,-5 13-12225 0 0</inkml:trace>
-  <inkml:trace contextRef="#ctx0" brushRef="#br0" timeOffset="365.38">29 199 1104 0 0,'0'0'5725'0'0,"1"32"-2099"0"0,-1-31-3696 0 0,2 11-721 0 0,-3 2-5066 0 0,0-4 4524 0 0</inkml:trace>
-  <inkml:trace contextRef="#ctx0" brushRef="#br0" timeOffset="561.74">32 362 1460 0 0,'0'0'1610'0'0,"5"34"4923"0"0,-2-12-6560 0 0,-3-19-308 0 0,1 13-1611 0 0,-1-2-2239 0 0,-2 0 3479 0 0</inkml:trace>
-  <inkml:trace contextRef="#ctx0" brushRef="#br0" timeOffset="753.53">39 625 480 0 0,'0'0'1896'0'0,"-2"11"760"0"0,-1 0-423 0 0,-1 4-1421 0 0,1-4-620 0 0,0 0-984 0 0,1 0-2245 0 0,-1 0 1001 0 0</inkml:trace>
-  <inkml:trace contextRef="#ctx0" brushRef="#br0" timeOffset="998.65">32 837 1720 0 0,'0'15'6624'0'0,"1"7"-4138"0"0,-1 13-1682 0 0,0-33-1478 0 0,2 7-776 0 0,-2-3-4327 0 0,1 5 4448 0 0</inkml:trace>
-  <inkml:trace contextRef="#ctx0" brushRef="#br0" timeOffset="1120.44">39 980 480 0 0,'0'0'1792'0'0,"3"61"7212"0"0,-3-59-8771 0 0,3 26-473 0 0,-1 0-7219 0 0</inkml:trace>
-  <inkml:trace contextRef="#ctx0" brushRef="#br0" timeOffset="1281.49">53 1163 2076 0 0,'0'0'1678'0'0,"-2"30"4756"0"0,0-11-5464 0 0,2-17-1572 0 0,0 9-6404 0 0,0-9 5860 0 0</inkml:trace>
-  <inkml:trace contextRef="#ctx0" brushRef="#br0" timeOffset="1498.9">55 1290 2404 0 0,'0'0'3824'0'0,"5"30"3191"0"0,-3-18-7100 0 0,-1-5-3469 0 0,-1-5 2367 0 0</inkml:trace>
-  <inkml:trace contextRef="#ctx0" brushRef="#br0" timeOffset="1616.83">65 1379 1492 0 0,'0'0'1548'0'0,"-2"27"5749"0"0,1-18-9807 0 0,2-7 2076 0 0,-1 2-100 0 0,0-1-3091 0 0</inkml:trace>
-  <inkml:trace contextRef="#ctx0" brushRef="#br0" timeOffset="1765.54">65 1458 512 0 0,'0'0'6453'0'0,"1"11"-4161"0"0,1 1-4276 0 0</inkml:trace>
-  <inkml:trace contextRef="#ctx0" brushRef="#br0" timeOffset="1997.88">52 1558 672 0 0,'0'0'5980'0'0,"4"16"-4131"0"0,1 0-7130 0 0</inkml:trace>
-  <inkml:trace contextRef="#ctx0" brushRef="#br0" timeOffset="2161.09">77 1644 1408 0 0,'2'31'9169'0'0,"-1"-21"-7858"0"0,-3-1-1343 0 0,1 0-1854 0 0</inkml:trace>
-  <inkml:trace contextRef="#ctx0" brushRef="#br0" timeOffset="2337.36">93 1738 272 0 0,'-2'56'13027'0'0,"2"-54"-12203"0"0,2 26 988 0 0,-1-17-4912 0 0,6 2-7331 0 0</inkml:trace>
-</inkml:ink>
-</file>
-
-<file path=word/ink/ink30.xml><?xml version="1.0" encoding="utf-8"?>
+<file path=word/ink/ink6.xml><?xml version="1.0" encoding="utf-8"?>
 <inkml:ink xmlns:inkml="http://www.w3.org/2003/InkML">
   <inkml:definitions>
     <inkml:context xml:id="ctx0">
@@ -8805,7 +8288,7 @@
 </inkml:ink>
 </file>
 
-<file path=word/ink/ink31.xml><?xml version="1.0" encoding="utf-8"?>
+<file path=word/ink/ink7.xml><?xml version="1.0" encoding="utf-8"?>
 <inkml:ink xmlns:inkml="http://www.w3.org/2003/InkML">
   <inkml:definitions>
     <inkml:context xml:id="ctx0">
@@ -8836,7 +8319,7 @@
 </inkml:ink>
 </file>
 
-<file path=word/ink/ink32.xml><?xml version="1.0" encoding="utf-8"?>
+<file path=word/ink/ink8.xml><?xml version="1.0" encoding="utf-8"?>
 <inkml:ink xmlns:inkml="http://www.w3.org/2003/InkML">
   <inkml:definitions>
     <inkml:context xml:id="ctx0">
@@ -8871,7 +8354,7 @@
 </inkml:ink>
 </file>
 
-<file path=word/ink/ink33.xml><?xml version="1.0" encoding="utf-8"?>
+<file path=word/ink/ink9.xml><?xml version="1.0" encoding="utf-8"?>
 <inkml:ink xmlns:inkml="http://www.w3.org/2003/InkML">
   <inkml:definitions>
     <inkml:context xml:id="ctx0">
@@ -8899,1081 +8382,6 @@
     </inkml:brush>
   </inkml:definitions>
   <inkml:trace contextRef="#ctx0" brushRef="#br0">175 1769 2220 0 0,'0'0'3516'0'0,"-37"1"9752"0"0,37-3-13245 0 0,0 1 1 0 0,-1 0-1 0 0,1-1 0 0 0,0 1 1 0 0,0 0-1 0 0,0-1 1 0 0,0 1-1 0 0,0 0 0 0 0,0-1 1 0 0,0 1-1 0 0,1-1 1 0 0,-1 1-1 0 0,0 0 0 0 0,1 0 1 0 0,-1-1-1 0 0,1 1 1 0 0,-1 0-1 0 0,1 0 0 0 0,0-1 1 0 0,-1 1-1 0 0,1 0 1 0 0,0 0-1 0 0,0 0 0 0 0,0 0 1 0 0,0 0-1 0 0,0 0 1 0 0,0 0-1 0 0,0 0 0 0 0,0 1 1 0 0,0-1-1 0 0,0 0 1 0 0,1 1-1 0 0,-1-1 1 0 0,0 0-1 0 0,0 1 0 0 0,1 0 1 0 0,1-1-1 0 0,-2 1-14 0 0,1-1 0 0 0,-1 1 0 0 0,1 0 0 0 0,-1 0 0 0 0,1 0 0 0 0,-1 0 0 0 0,1 0 0 0 0,-1 0-1 0 0,1 1 1 0 0,-1-1 0 0 0,1 0 0 0 0,-1 1 0 0 0,1-1 0 0 0,-1 1 0 0 0,1-1 0 0 0,-1 1 0 0 0,0 0 0 0 0,1 0 0 0 0,-1 0 0 0 0,0-1-1 0 0,0 1 1 0 0,0 0 0 0 0,0 1 0 0 0,0-1 0 0 0,0 0 0 0 0,0 0 0 0 0,1 2 0 0 0,24 38 241 0 0,-24-38-235 0 0,-1 1-1 0 0,0-1 0 0 0,0 1 1 0 0,0 0-1 0 0,0-1 1 0 0,-1 1-1 0 0,0 0 1 0 0,1 0-1 0 0,-1-1 1 0 0,-1 1-1 0 0,1 0 0 0 0,0 0 1 0 0,-1 0-1 0 0,0-1 1 0 0,-1 6-1 0 0,1-8-8 0 0,0 1 0 0 0,1-1 0 0 0,-1 1 0 0 0,0-1-1 0 0,0 0 1 0 0,0 1 0 0 0,0-1 0 0 0,0 0 0 0 0,-1 0 0 0 0,1 1 0 0 0,0-1 0 0 0,0 0-1 0 0,-1 0 1 0 0,1-1 0 0 0,-1 1 0 0 0,1 0 0 0 0,-1 0 0 0 0,1-1 0 0 0,-1 1-1 0 0,1-1 1 0 0,-1 1 0 0 0,0-1 0 0 0,1 0 0 0 0,-1 1 0 0 0,0-1 0 0 0,1 0 0 0 0,-1 0-1 0 0,0 0 1 0 0,1 0 0 0 0,-1-1 0 0 0,0 1 0 0 0,1 0 0 0 0,-1-1 0 0 0,1 1 0 0 0,-1-1-1 0 0,-1 0 1 0 0,-1-1-16 0 0,1 1-1 0 0,-1-1 0 0 0,1 0 1 0 0,0 1-1 0 0,-1-2 0 0 0,1 1 0 0 0,0 0 1 0 0,0-1-1 0 0,1 1 0 0 0,-1-1 1 0 0,0 0-1 0 0,1 0 0 0 0,0 0 1 0 0,-1 0-1 0 0,1 0 0 0 0,1 0 1 0 0,-1-1-1 0 0,0 1 0 0 0,1-1 1 0 0,-1 1-1 0 0,1-1 0 0 0,0 0 1 0 0,1 0-1 0 0,-1 1 0 0 0,0-1 0 0 0,1 0 1 0 0,0 0-1 0 0,0 0 0 0 0,0 1 1 0 0,1-7-1 0 0,0 6 6 0 0,-1-1 1 0 0,1 1-1 0 0,0 0 1 0 0,0 0-1 0 0,0 0 0 0 0,0 0 1 0 0,1 0-1 0 0,-1 0 1 0 0,1 0-1 0 0,0 0 0 0 0,0 0 1 0 0,1 1-1 0 0,-1-1 1 0 0,1 1-1 0 0,0-1 1 0 0,0 1-1 0 0,0 0 0 0 0,0 0 1 0 0,0 1-1 0 0,1-1 1 0 0,-1 1-1 0 0,1 0 0 0 0,0-1 1 0 0,-1 1-1 0 0,7-1 1 0 0,-6 2-2 0 0,-2 2 8 0 0,-1-1 0 0 0,1 1-1 0 0,0-1 1 0 0,0 1-1 0 0,0 0 1 0 0,-1 0 0 0 0,1-1-1 0 0,0 1 1 0 0,-1 0 0 0 0,1 1-1 0 0,0-1 1 0 0,-1 0 0 0 0,0 0-1 0 0,1 1 1 0 0,-1-1 0 0 0,0 1-1 0 0,0-1 1 0 0,1 1 0 0 0,-1-1-1 0 0,0 1 1 0 0,-1 0 0 0 0,1-1-1 0 0,0 1 1 0 0,0 0 0 0 0,-1 0-1 0 0,1 0 1 0 0,0 3 0 0 0,-1 1 12 0 0,1 1 0 0 0,-1 0 0 0 0,0-1 0 0 0,0 1 1 0 0,-2 9-1 0 0,2-15-14 0 0,-1 5 9 0 0,0-1 0 0 0,0 0 1 0 0,0 0-1 0 0,-1 0 1 0 0,1 0-1 0 0,-1-1 1 0 0,0 1-1 0 0,-1 0 1 0 0,1-1-1 0 0,-1 1 1 0 0,0-1-1 0 0,0 0 1 0 0,-6 6-1 0 0,7-9 5 0 0,2 0-14 0 0,0-1 1 0 0,0 0 0 0 0,-1 1 0 0 0,1-1 0 0 0,0 0 0 0 0,-1 0 0 0 0,1 0-1 0 0,0 1 1 0 0,-1-1 0 0 0,1 0 0 0 0,0 0 0 0 0,-1 0 0 0 0,1 0 0 0 0,-1 1-1 0 0,1-1 1 0 0,0 0 0 0 0,-1 0 0 0 0,1 0 0 0 0,0 0 0 0 0,-1 0 0 0 0,1 0-1 0 0,-1 0 1 0 0,1 0 0 0 0,0 0 0 0 0,-1 0 0 0 0,1-1 0 0 0,-1 1 0 0 0,1 0-1 0 0,0 0 1 0 0,-1 0 0 0 0,1 0 0 0 0,0 0 0 0 0,-1-1 0 0 0,1 1 0 0 0,0 0-1 0 0,-1 0 1 0 0,1-1 0 0 0,0 1 0 0 0,-1-1 0 0 0,-16-11 2 0 0,14 10-4 0 0,-6-19-17 0 0,7 18 7 0 0,1 0 1 0 0,0 0-1 0 0,1 0 0 0 0,-1 0 0 0 0,0-1 0 0 0,1 1 1 0 0,0 0-1 0 0,0-1 0 0 0,0 1 0 0 0,0 0 0 0 0,0-1 1 0 0,1 1-1 0 0,-1 0 0 0 0,1-1 0 0 0,0 1 0 0 0,0 0 1 0 0,0 0-1 0 0,3-5 0 0 0,-3 6 7 0 0,1 0 0 0 0,-1 0-1 0 0,1 0 1 0 0,-1 0 0 0 0,1 1 0 0 0,0-1 0 0 0,0 1-1 0 0,0-1 1 0 0,-1 1 0 0 0,1 0 0 0 0,1 0-1 0 0,-1 0 1 0 0,0 0 0 0 0,0 0 0 0 0,0 0 0 0 0,1 0-1 0 0,-1 1 1 0 0,0-1 0 0 0,0 1 0 0 0,1 0 0 0 0,-1 0-1 0 0,1-1 1 0 0,-1 2 0 0 0,0-1 0 0 0,5 1 0 0 0,-5-1 13 0 0,1 1 0 0 0,-1 0 1 0 0,1 0-1 0 0,-1 0 0 0 0,0 0 1 0 0,1 0-1 0 0,-1 0 1 0 0,0 1-1 0 0,0-1 0 0 0,0 1 1 0 0,0-1-1 0 0,0 1 0 0 0,0 0 1 0 0,0 0-1 0 0,-1 0 1 0 0,1 0-1 0 0,-1 0 0 0 0,1 0 1 0 0,-1 1-1 0 0,0-1 0 0 0,0 0 1 0 0,0 1-1 0 0,0-1 1 0 0,0 1-1 0 0,-1-1 0 0 0,1 1 1 0 0,0 4-1 0 0,0-3 25 0 0,-1 1 1 0 0,1 0-1 0 0,-1 0 0 0 0,0 0 0 0 0,0 0 1 0 0,0-1-1 0 0,-1 1 0 0 0,0 0 1 0 0,0 0-1 0 0,0 0 0 0 0,0-1 0 0 0,-3 7 1 0 0,3-10-30 0 0,0 1 1 0 0,0-1-1 0 0,0 0 1 0 0,0 1 0 0 0,-1-1-1 0 0,1 0 1 0 0,0 0-1 0 0,-1 0 1 0 0,1 0-1 0 0,-1 0 1 0 0,1 0 0 0 0,-1 0-1 0 0,1 0 1 0 0,-1-1-1 0 0,0 1 1 0 0,1-1 0 0 0,-1 1-1 0 0,0-1 1 0 0,1 0-1 0 0,-1 1 1 0 0,0-1-1 0 0,0 0 1 0 0,1 0 0 0 0,-1 0-1 0 0,0 0 1 0 0,0-1-1 0 0,1 1 1 0 0,-1 0 0 0 0,0-1-1 0 0,1 1 1 0 0,-1-1-1 0 0,0 0 1 0 0,1 1-1 0 0,-1-1 1 0 0,1 0 0 0 0,-1 0-1 0 0,1 0 1 0 0,-3-2-1 0 0,1 1-41 0 0,1 0-1 0 0,-1 0 1 0 0,0 0-1 0 0,1 0 1 0 0,-1-1-1 0 0,1 1 1 0 0,0-1-1 0 0,0 0 1 0 0,0 1-1 0 0,0-1 1 0 0,0 0-1 0 0,1 0 1 0 0,-1 0-1 0 0,1 0 0 0 0,0-1 1 0 0,0 1-1 0 0,0 0 1 0 0,0 0-1 0 0,0-8 1 0 0,1 9 25 0 0,0 0 0 0 0,1-1 1 0 0,-1 1-1 0 0,1 0 0 0 0,0 0 0 0 0,0-1 1 0 0,0 1-1 0 0,0 0 0 0 0,0 0 0 0 0,0 0 1 0 0,0 0-1 0 0,1 0 0 0 0,-1 0 0 0 0,1 0 1 0 0,3-3-1 0 0,-4 4-5 0 0,3 0 0 0 0,13-1-44 0 0,-17 3 61 0 0,1-1-1 0 0,0 1 0 0 0,0-1 1 0 0,0 1-1 0 0,0 0 0 0 0,-1 0 1 0 0,1-1-1 0 0,0 1 0 0 0,-1 0 1 0 0,1 0-1 0 0,-1 0 0 0 0,1 0 1 0 0,-1 0-1 0 0,1 0 0 0 0,-1 0 1 0 0,0 0-1 0 0,1 0 0 0 0,-1 0 1 0 0,0 0-1 0 0,0 0 0 0 0,0 0 1 0 0,0 0-1 0 0,0 0 0 0 0,0 2 1 0 0,-2 29 131 0 0,2-31-184 0 0,0 0-1 0 0,0 0 1 0 0,-1-1 0 0 0,1 1-1 0 0,0 0 1 0 0,-1 0-1 0 0,1-1 1 0 0,0 1 0 0 0,-1 0-1 0 0,1-1 1 0 0,-1 1-1 0 0,1-1 1 0 0,-1 1 0 0 0,1 0-1 0 0,-1-1 1 0 0,0 1 0 0 0,1-1-1 0 0,-1 0 1 0 0,0 1-1 0 0,1-1 1 0 0,-1 1 0 0 0,0-1-1 0 0,1 0 1 0 0,-1 0-1 0 0,0 1 1 0 0,0-1 0 0 0,1 0-1 0 0,-1 0 1 0 0,0 0-1 0 0,-1 0 1 0 0,0 0-183 0 0,-2-6-2959 0 0,15 1 10433 0 0,-10 3-8059 0 0,-2 0 1078 0 0,1-15 412 0 0,-26-191 994 0 0,2 41-1511 0 0,9 11 672 0 0,15 153-771 0 0,2-44 201 0 0,2-39-228 0 0,-5 32-54 0 0,-7-131 151 0 0,10 179-134 0 0,-7-75-6 0 0,2 47 304 0 0,-2-1 0 0 0,-16-62 0 0 0,14 68-69 0 0,0 0-1 0 0,-2-35 0 0 0,9 62-221 0 0,-1-15 1 0 0,1-29 24 0 0,-1-49-80 0 0,-7 34 43 0 0,8 58 14 0 0,-13-62-31 0 0,5 25-141 0 0,8 39 130 0 0,-12-43-464 0 0,0-7 253 0 0,12 49 249 0 0,-1 0-3 0 0,-1-5-4 0 0,2 5 2 0 0,0 0-47 0 0,-1 1 51 0 0,1 1 1 0 0,0-1 0 0 0,-1 1 0 0 0,1-1-1 0 0,0 0 1 0 0,0 1 0 0 0,0-1 0 0 0,0 0-1 0 0,0 1 1 0 0,0-1 0 0 0,0 1 0 0 0,0-1-1 0 0,0 0 1 0 0,0 1 0 0 0,0-1-1 0 0,0 1 1 0 0,0-1 0 0 0,0 0 0 0 0,0 1-1 0 0,1-1 1 0 0,-1 1 0 0 0,0-1 0 0 0,0 0-1 0 0,1 1 1 0 0,-1-1 0 0 0,0 1 0 0 0,1-1-1 0 0,-1 1 1 0 0,1 0 0 0 0,-1-1 0 0 0,1 1-1 0 0,-1-1 1 0 0,1 1 0 0 0,-1 0 0 0 0,1-1-1 0 0,-1 1 1 0 0,1 0 0 0 0,-1-1 0 0 0,1 1-1 0 0,-1 0 1 0 0,2 0 0 0 0,-1-1-4 0 0,1 1 9 0 0,6-1-1 0 0,32-1-35 0 0,-38 2 40 0 0,59-5 7 0 0,30 4-25 0 0,-48-2 1 0 0,34 3-9 0 0,-75 0 23 0 0,18 0 18 0 0,46-5-5 0 0,93-7-60 0 0,-65 3 51 0 0,-89 9-3 0 0,7-1-5 0 0,2 1-1 0 0,-1-1 0 0 0,0 1 0 0 0,32 0 7 0 0,75 8-10 0 0,-118-7 11 0 0,0-1 4 0 0,8 2-3 0 0,0 1 31 0 0,-1-2 0 0 0,1 1 0 0 0,0-2-1 0 0,0 1 1 0 0,18-2 0 0 0,-3 0 20 0 0,-22 1-50 0 0,56 2 104 0 0,-57-2-86 0 0,67-1 238 0 0,19-1-194 0 0,-85 2-68 0 0,0 0-4 0 0,7 0 2 0 0,-2-2 2 0 0,17 5-11 0 0,-16 0 13 0 0,58-4 52 0 0,-3 0-35 0 0,22 5-277 0 0,-84-4-189 0 0</inkml:trace>
-</inkml:ink>
-</file>
-
-<file path=word/ink/ink34.xml><?xml version="1.0" encoding="utf-8"?>
-<inkml:ink xmlns:inkml="http://www.w3.org/2003/InkML">
-  <inkml:definitions>
-    <inkml:context xml:id="ctx0">
-      <inkml:inkSource xml:id="inkSrc0">
-        <inkml:traceFormat>
-          <inkml:channel name="X" type="integer" min="-2.14748E9" max="2.14748E9" units="cm"/>
-          <inkml:channel name="Y" type="integer" min="-2.14748E9" max="2.14748E9" units="cm"/>
-          <inkml:channel name="F" type="integer" max="32767" units="dev"/>
-          <inkml:channel name="OA" type="integer" max="360" units="deg"/>
-          <inkml:channel name="OE" type="integer" max="90" units="deg"/>
-        </inkml:traceFormat>
-        <inkml:channelProperties>
-          <inkml:channelProperty channel="X" name="resolution" value="1000" units="1/cm"/>
-          <inkml:channelProperty channel="Y" name="resolution" value="1000" units="1/cm"/>
-          <inkml:channelProperty channel="F" name="resolution" value="0" units="1/dev"/>
-          <inkml:channelProperty channel="OA" name="resolution" value="1000" units="1/deg"/>
-          <inkml:channelProperty channel="OE" name="resolution" value="1000" units="1/deg"/>
-        </inkml:channelProperties>
-      </inkml:inkSource>
-      <inkml:timestamp xml:id="ts0" timeString="2025-09-12T00:37:53.895"/>
-    </inkml:context>
-    <inkml:brush xml:id="br0">
-      <inkml:brushProperty name="width" value="0.035" units="cm"/>
-      <inkml:brushProperty name="height" value="0.035" units="cm"/>
-    </inkml:brush>
-  </inkml:definitions>
-  <inkml:trace contextRef="#ctx0" brushRef="#br0">84 111 424 0 0,'0'0'928'0'0,"-5"-9"-1001"0"0</inkml:trace>
-  <inkml:trace contextRef="#ctx0" brushRef="#br0" timeOffset="147.05">83 89 32 0 0,'0'0'2392'0'0</inkml:trace>
-</inkml:ink>
-</file>
-
-<file path=word/ink/ink35.xml><?xml version="1.0" encoding="utf-8"?>
-<inkml:ink xmlns:inkml="http://www.w3.org/2003/InkML">
-  <inkml:definitions>
-    <inkml:context xml:id="ctx0">
-      <inkml:inkSource xml:id="inkSrc0">
-        <inkml:traceFormat>
-          <inkml:channel name="X" type="integer" min="-2.14748E9" max="2.14748E9" units="cm"/>
-          <inkml:channel name="Y" type="integer" min="-2.14748E9" max="2.14748E9" units="cm"/>
-          <inkml:channel name="F" type="integer" max="32767" units="dev"/>
-          <inkml:channel name="OA" type="integer" max="360" units="deg"/>
-          <inkml:channel name="OE" type="integer" max="90" units="deg"/>
-        </inkml:traceFormat>
-        <inkml:channelProperties>
-          <inkml:channelProperty channel="X" name="resolution" value="1000" units="1/cm"/>
-          <inkml:channelProperty channel="Y" name="resolution" value="1000" units="1/cm"/>
-          <inkml:channelProperty channel="F" name="resolution" value="0" units="1/dev"/>
-          <inkml:channelProperty channel="OA" name="resolution" value="1000" units="1/deg"/>
-          <inkml:channelProperty channel="OE" name="resolution" value="1000" units="1/deg"/>
-        </inkml:channelProperties>
-      </inkml:inkSource>
-      <inkml:timestamp xml:id="ts0" timeString="2025-09-12T00:37:46.487"/>
-    </inkml:context>
-    <inkml:brush xml:id="br0">
-      <inkml:brushProperty name="width" value="0.035" units="cm"/>
-      <inkml:brushProperty name="height" value="0.035" units="cm"/>
-    </inkml:brush>
-  </inkml:definitions>
-  <inkml:trace contextRef="#ctx0" brushRef="#br0">0 22 60 0 0,'18'-9'18542'0'0,"-10"3"-8708"0"0,-2 5-13739 0 0,-4 1 4817 0 0,42 0 1326 0 0,7 3-486 0 0,-49-3-1630 0 0,46-2 1062 0 0,-23 0-839 0 0,-23 2-287 0 0,44-3 311 0 0,29 2-199 0 0,-72 1-161 0 0,58 7 33 0 0,33 7 14 0 0,211 18 226 0 0,-77-15-240 0 0,-145-13-51 0 0,-1 3 0 0 0,117 5 17 0 0,217-16-3 0 0,-394 3-6 0 0,-2-1-1 0 0,0 1 4 0 0,-1 0-4 0 0,55-6 12 0 0,-17 0-6 0 0,-31 3-6 0 0,-1 0 2 0 0,0 1-1 0 0,0 2 1 0 0,39 1-1 0 0,-61 0-2 0 0,68 2 8 0 0,-60-2-5 0 0,31 0 3 0 0,-40 0-7 0 0,1 0 1 0 0,10 0 5 0 0,-1 1-5 0 0,20 0-4 0 0,149 5-292 0 0,-153-6 288 0 0,37-4-366 0 0,-63 4 350 0 0,55-3-299 0 0,-16 4 322 0 0,39-5 18 0 0,-74 4-1428 0 0,15-1 4018 0 0,-14 1-4776 0 0</inkml:trace>
-</inkml:ink>
-</file>
-
-<file path=word/ink/ink36.xml><?xml version="1.0" encoding="utf-8"?>
-<inkml:ink xmlns:inkml="http://www.w3.org/2003/InkML">
-  <inkml:definitions>
-    <inkml:context xml:id="ctx0">
-      <inkml:inkSource xml:id="inkSrc0">
-        <inkml:traceFormat>
-          <inkml:channel name="X" type="integer" min="-2.14748E9" max="2.14748E9" units="cm"/>
-          <inkml:channel name="Y" type="integer" min="-2.14748E9" max="2.14748E9" units="cm"/>
-          <inkml:channel name="F" type="integer" max="32767" units="dev"/>
-          <inkml:channel name="OA" type="integer" max="360" units="deg"/>
-          <inkml:channel name="OE" type="integer" max="90" units="deg"/>
-        </inkml:traceFormat>
-        <inkml:channelProperties>
-          <inkml:channelProperty channel="X" name="resolution" value="1000" units="1/cm"/>
-          <inkml:channelProperty channel="Y" name="resolution" value="1000" units="1/cm"/>
-          <inkml:channelProperty channel="F" name="resolution" value="0" units="1/dev"/>
-          <inkml:channelProperty channel="OA" name="resolution" value="1000" units="1/deg"/>
-          <inkml:channelProperty channel="OE" name="resolution" value="1000" units="1/deg"/>
-        </inkml:channelProperties>
-      </inkml:inkSource>
-      <inkml:timestamp xml:id="ts0" timeString="2025-09-12T00:37:41.291"/>
-    </inkml:context>
-    <inkml:brush xml:id="br0">
-      <inkml:brushProperty name="width" value="0.035" units="cm"/>
-      <inkml:brushProperty name="height" value="0.035" units="cm"/>
-    </inkml:brush>
-  </inkml:definitions>
-  <inkml:trace contextRef="#ctx0" brushRef="#br0">1 224 1500 0 0,'0'0'10053'0'0,"20"22"-901"0"0,-10-18-8982 0 0,-1-1 1 0 0,0 0-1 0 0,1 0 1 0 0,-1-1 0 0 0,1 0-1 0 0,0-1 1 0 0,0 0 0 0 0,0-1-1 0 0,0 0 1 0 0,0 0-1 0 0,-1-1 1 0 0,12-2 0 0 0,50-2-52 0 0,-60 5-116 0 0,-8-1-5 0 0,20 1 10 0 0,-21 0 6 0 0,23-15 166 0 0,73-148 279 0 0,-97 162-438 0 0,4-1 42 0 0,-5 2-54 0 0,1 0 0 0 0,-1-1-1 0 0,1 1 1 0 0,-1 0 0 0 0,1 0 0 0 0,-1-1 0 0 0,1 1 0 0 0,-1 0 0 0 0,0 0 0 0 0,1 0 0 0 0,-1 0 0 0 0,1 0 0 0 0,-1 0-1 0 0,1 0 1 0 0,-1 0 0 0 0,1 0 0 0 0,-1 0 0 0 0,1 0 0 0 0,-1 0 0 0 0,1 0 0 0 0,-1 0 0 0 0,1 0 0 0 0,-1 0 0 0 0,1 0-1 0 0,-1 1 1 0 0,1-1 0 0 0,-1 0 0 0 0,1 0 0 0 0,-1 1 0 0 0,0-1 0 0 0,1 0 0 0 0,-1 1 0 0 0,1-1 0 0 0,-1 0 0 0 0,0 1-1 0 0,1-1 1 0 0,-1 1 0 0 0,0-1 0 0 0,0 0 0 0 0,1 1 0 0 0,-1-1 0 0 0,0 1 0 0 0,0-1 0 0 0,0 1 0 0 0,0-1 0 0 0,1 1-1 0 0,-1-1 1 0 0,0 1 0 0 0,22 63 599 0 0,-7-21-363 0 0,29 61-1 0 0,-43-102-227 0 0,7 6 86 0 0,-1 0 8 0 0,4-25-91 0 0,-3-11-31 0 0,0 1 0 0 0,5-46 0 0 0,6-31-44 0 0,-19 103 31 0 0,0 0 22 0 0,0 1 1 0 0,0 0-1 0 0,0 0 1 0 0,-1-1-1 0 0,1 1 1 0 0,0 0-1 0 0,0 0 1 0 0,0-1-1 0 0,0 1 1 0 0,0 0-1 0 0,0 0 1 0 0,0-1-1 0 0,0 1 1 0 0,0 0-1 0 0,0 0 1 0 0,0-1-1 0 0,1 1 1 0 0,-1 0-1 0 0,0 0 1 0 0,0-1-1 0 0,0 1 1 0 0,0 0-1 0 0,0 0 1 0 0,0-1-1 0 0,0 1 1 0 0,1 0-1 0 0,-1 0 1 0 0,0 0-1 0 0,0-1 1 0 0,0 1-1 0 0,0 0 1 0 0,1 0-1 0 0,-1 0 1 0 0,0 0-1 0 0,0 0 1 0 0,1-1-1 0 0,-1 1 1 0 0,0 0-1 0 0,0 0 1 0 0,1 0-1 0 0,-1 0 1 0 0,0 0-1 0 0,0 0 1 0 0,1 0-1 0 0,-1 0 1 0 0,0 0-1 0 0,0 0 1 0 0,1 0-1 0 0,-1 0 1 0 0,0 0-1 0 0,0 0 1 0 0,1 0-1 0 0,-1 0 1 0 0,0 0-1 0 0,0 0 1 0 0,1 0-1 0 0,-1 0 1 0 0,0 1-1 0 0,0-1 1 0 0,0 0-1 0 0,1 0 1 0 0,-1 0-1 0 0,0 1 1 0 0,12 17-40 0 0,19 203 387 0 0,-31-218-329 0 0,9 18 112 0 0,-5-25-144 0 0,-1-1 1 0 0,1 1-1 0 0,-1-1 0 0 0,0 1 0 0 0,0-1 1 0 0,-1 0-1 0 0,1 0 0 0 0,-1-1 0 0 0,0 1 1 0 0,-1 0-1 0 0,1-1 0 0 0,-1 1 1 0 0,1-10-1 0 0,3-8-92 0 0,35-116-253 0 0,-40 137 340 0 0,3-1-14 0 0,-3 4 33 0 0,0-1 1 0 0,0 0 0 0 0,0 0-1 0 0,0 1 1 0 0,0-1 0 0 0,0 0-1 0 0,0 0 1 0 0,0 1-1 0 0,0-1 1 0 0,0 0 0 0 0,0 0-1 0 0,0 1 1 0 0,0-1 0 0 0,0 0-1 0 0,1 0 1 0 0,-1 1-1 0 0,0-1 1 0 0,0 0 0 0 0,0 0-1 0 0,0 0 1 0 0,0 1 0 0 0,1-1-1 0 0,-1 0 1 0 0,0 0 0 0 0,0 0-1 0 0,1 1 1 0 0,-1-1-1 0 0,0 0 1 0 0,0 0 0 0 0,0 0-1 0 0,1 0 1 0 0,-1 0 0 0 0,0 0-1 0 0,0 0 1 0 0,1 0-1 0 0,-1 0 1 0 0,0 0 0 0 0,0 1-1 0 0,1-1 1 0 0,-1 0 0 0 0,0 0-1 0 0,1-1 1 0 0,-1 1-1 0 0,0 0 1 0 0,0 0 0 0 0,1 0-1 0 0,-1 0 1 0 0,0 0 0 0 0,0 0-1 0 0,1 0 1 0 0,-1 0-1 0 0,0 0 1 0 0,0-1 0 0 0,0 1-1 0 0,1 0 1 0 0,-1 0 0 0 0,0 0-1 0 0,0 0 1 0 0,0-1 0 0 0,1 1-1 0 0,-1 0 1 0 0,0 0-1 0 0,0 0 1 0 0,0-1 0 0 0,0 1-1 0 0,1-1 1 0 0,43 167 1391 0 0,-44-164-1367 0 0,10 16 130 0 0,-7-21-169 0 0,0-1 0 0 0,-1 1 0 0 0,1-1 0 0 0,-1 0 0 0 0,0 0 0 0 0,0 0 0 0 0,-1 0 0 0 0,1 0 0 0 0,-1 0 0 0 0,0-1 0 0 0,0 1 0 0 0,0 0 0 0 0,0-1 0 0 0,-1-8 0 0 0,3-6-112 0 0,21-128-296 0 0,-24 145 411 0 0,7-21-128 0 0,-6 25 164 0 0,1-1 1 0 0,-1 0-1 0 0,1 1 1 0 0,-1-1-1 0 0,0 1 0 0 0,0 0 1 0 0,0-1-1 0 0,0 1 1 0 0,0 0-1 0 0,0-1 1 0 0,0 1-1 0 0,0 0 0 0 0,-1 0 1 0 0,1 0-1 0 0,-1 0 1 0 0,1 0-1 0 0,-1 0 0 0 0,1 2 1 0 0,7 53 527 0 0,-6-34-283 0 0,5 5 328 0 0,0-1 0 0 0,16 37 0 0 0,-1-3 109 0 0,-22-60-680 0 0,2 4-9 0 0,5 14 152 0 0,-7-19-170 0 0,0 0 0 0 0,0 0 0 0 0,0 0 0 0 0,0-1-1 0 0,0 1 1 0 0,0 0 0 0 0,0 0 0 0 0,0 0 0 0 0,0-1 0 0 0,1 1-1 0 0,-1 0 1 0 0,0 0 0 0 0,0 0 0 0 0,0-1 0 0 0,0 1 0 0 0,0 0-1 0 0,0 0 1 0 0,0 0 0 0 0,0 0 0 0 0,1-1 0 0 0,-1 1 0 0 0,0 0-1 0 0,0 0 1 0 0,0 0 0 0 0,0 0 0 0 0,1 0 0 0 0,-1-1 0 0 0,0 1-1 0 0,0 0 1 0 0,0 0 0 0 0,1 0 0 0 0,-1 0 0 0 0,0 0 0 0 0,0 0-1 0 0,0 0 1 0 0,1 0 0 0 0,-1 0 0 0 0,0 0 0 0 0,0 0 0 0 0,0 0-1 0 0,1 0 1 0 0,-1 0 0 0 0,0 0 0 0 0,0 0 0 0 0,1 0 0 0 0,-1 0-1 0 0,0 0 1 0 0,0 0 0 0 0,0 0 0 0 0,0 1 0 0 0,1-1 0 0 0,-1 0-1 0 0,0 0 1 0 0,0 0 0 0 0,0 0 0 0 0,0 0 0 0 0,1 0 0 0 0,-1 1-1 0 0,0-1 1 0 0,0 0 0 0 0,0 0 0 0 0,0 0 0 0 0,0 0-1 0 0,1 1 1 0 0,14-96-51 0 0,-10 54 34 0 0,3-26-21 0 0,-8 65 31 0 0,1-4-8 0 0,-2 5 13 0 0,1 1-1 0 0,0-1 1 0 0,0 1 0 0 0,0-1-1 0 0,0 1 1 0 0,0-1 0 0 0,-1 1 0 0 0,1-1-1 0 0,0 1 1 0 0,0-1 0 0 0,0 1-1 0 0,0-1 1 0 0,1 1 0 0 0,-1-1 0 0 0,0 1-1 0 0,0-1 1 0 0,0 1 0 0 0,0-1-1 0 0,0 1 1 0 0,1-1 0 0 0,-1 1 0 0 0,0 0-1 0 0,0-1 1 0 0,1 1 0 0 0,-1-1-1 0 0,0 1 1 0 0,1 0 0 0 0,-1-1-1 0 0,0 1 1 0 0,1-1 0 0 0,-1 1 0 0 0,0 0-1 0 0,1 0 1 0 0,-1-1 0 0 0,1 1-1 0 0,-1 0 1 0 0,1 0 0 0 0,-1-1 0 0 0,1 1-1 0 0,-1 0 1 0 0,1 0 0 0 0,-1 0-1 0 0,1 0 1 0 0,-1 0 0 0 0,1 0-1 0 0,-1 0 1 0 0,1 0 0 0 0,-1 0 0 0 0,2 0-1 0 0,14 34 380 0 0,-13-26-250 0 0,22 34 648 0 0,-24-40-726 0 0,1 0-1938 0 0,13 9 6036 0 0,-7-6-5835 0 0</inkml:trace>
-  <inkml:trace contextRef="#ctx0" brushRef="#br0" timeOffset="1502.89">1060 184 1176 0 0,'0'0'11038'0'0,"-2"8"-3915"0"0,2-5-7375 0 0,1-1 1245 0 0,33 6 3027 0 0,61-9 147 0 0,-93 1-4067 0 0,58-6 860 0 0,37-7-301 0 0,-95 13-658 0 0,29-7 4 0 0,-29 6-9 0 0,31-8-2 0 0,-31 9 9 0 0,-1-1 0 0 0,7-1-2 0 0,37-13 10 0 0,-43 14-22 0 0,31-9-49 0 0,-27 7 58 0 0,33-14-50 0 0,-38 16 44 0 0,30-12-89 0 0,-26 11 92 0 0,-1 1 1 0 0,5-2 0 0 0,-5 2 0 0 0,3-2 3 0 0,-3 2-2 0 0,5-2 0 0 0,2 0 5 0 0,-2 0-3 0 0,0 0 1 0 0,1 0 0 0 0,0 1 0 0 0,-1 0-1 0 0,1 0 1 0 0,11 1 0 0 0,48-7-10 0 0,-34 4 1 0 0,-30 4-1470 0 0,17-2 4223 0 0,-14 1-4795 0 0,-2 1-4837 0 0</inkml:trace>
-</inkml:ink>
-</file>
-
-<file path=word/ink/ink37.xml><?xml version="1.0" encoding="utf-8"?>
-<inkml:ink xmlns:inkml="http://www.w3.org/2003/InkML">
-  <inkml:definitions>
-    <inkml:context xml:id="ctx0">
-      <inkml:inkSource xml:id="inkSrc0">
-        <inkml:traceFormat>
-          <inkml:channel name="X" type="integer" min="-2.14748E9" max="2.14748E9" units="cm"/>
-          <inkml:channel name="Y" type="integer" min="-2.14748E9" max="2.14748E9" units="cm"/>
-          <inkml:channel name="F" type="integer" max="32767" units="dev"/>
-          <inkml:channel name="OA" type="integer" max="360" units="deg"/>
-          <inkml:channel name="OE" type="integer" max="90" units="deg"/>
-        </inkml:traceFormat>
-        <inkml:channelProperties>
-          <inkml:channelProperty channel="X" name="resolution" value="1000" units="1/cm"/>
-          <inkml:channelProperty channel="Y" name="resolution" value="1000" units="1/cm"/>
-          <inkml:channelProperty channel="F" name="resolution" value="0" units="1/dev"/>
-          <inkml:channelProperty channel="OA" name="resolution" value="1000" units="1/deg"/>
-          <inkml:channelProperty channel="OE" name="resolution" value="1000" units="1/deg"/>
-        </inkml:channelProperties>
-      </inkml:inkSource>
-      <inkml:timestamp xml:id="ts0" timeString="2025-09-12T00:37:18.750"/>
-    </inkml:context>
-    <inkml:brush xml:id="br0">
-      <inkml:brushProperty name="width" value="0.035" units="cm"/>
-      <inkml:brushProperty name="height" value="0.035" units="cm"/>
-    </inkml:brush>
-  </inkml:definitions>
-  <inkml:trace contextRef="#ctx0" brushRef="#br0">331 730 1420 0 0,'-1'-2'266'0'0,"-8"-15"9433"0"0,-8 21-3022 0 0,7 16-4718 0 0,8-11-1293 0 0,1-8-518 0 0,-7 49 1036 0 0,6 14-726 0 0,2-61-444 0 0,6 57 727 0 0,-2-8-482 0 0,-4-50-226 0 0,2 40 611 0 0,-3 3-530 0 0,0-43-138 0 0,3 28 4 0 0,7 98 495 0 0,-9-125-466 0 0,3 50 17 0 0,-3-51-20 0 0,4 51 14 0 0,-4-51-24 0 0,0 0-1 0 0,5 61 1 0 0,-5-61 0 0 0,3 13 13 0 0,17 178 128 0 0,-20-191-138 0 0,5 54-14 0 0,6 19 48 0 0,-2-34-40 0 0,-9-39 9 0 0,-9 37 13 0 0,8-38-23 0 0,-17-4-538 0 0,17 2 530 0 0,0-1 1 0 0,0 1-1 0 0,1 0 0 0 0,-1 0 0 0 0,1-1 1 0 0,-1 1-1 0 0,1 0 0 0 0,-1-1 0 0 0,1 1 1 0 0,0 0-1 0 0,-1-1 0 0 0,1 1 0 0 0,0 0 1 0 0,0-1-1 0 0,0 1 0 0 0,0-1 0 0 0,1 1 1 0 0,-1 0-1 0 0,0-1 0 0 0,0 1 0 0 0,1 0 0 0 0,-1-1 1 0 0,1 1-1 0 0,0-2 0 0 0,0 1 12 0 0,19 2-185 0 0,-19 0 174 0 0,-1 1 3 0 0,1-1 0 0 0,0 1 0 0 0,0 0 0 0 0,-1 0 0 0 0,1 0 0 0 0,0-1 0 0 0,-1 1 0 0 0,1 0 0 0 0,-1 0 0 0 0,1 0 0 0 0,-1 0 0 0 0,1 0-1 0 0,-1 0 1 0 0,0 0 0 0 0,1 0 0 0 0,-1 2 0 0 0,0-1 9 0 0,-1 0-1 0 0,1 1 0 0 0,-1-1 1 0 0,0 0-1 0 0,0 0 0 0 0,0 0 1 0 0,0 0-1 0 0,0 0 1 0 0,0 0-1 0 0,-1 0 0 0 0,1 0 1 0 0,-1 0-1 0 0,1-1 0 0 0,-4 3 1 0 0,4-2 6 0 0,0-1 0 0 0,-1 1 0 0 0,1-1 0 0 0,0 0 0 0 0,-1 1 0 0 0,1-1-1 0 0,-1 0 1 0 0,0 0 0 0 0,1 0 0 0 0,-1 0 0 0 0,0-1 0 0 0,1 1 0 0 0,-1 0 0 0 0,0-1 0 0 0,0 1 0 0 0,0-1 0 0 0,0 1 0 0 0,0-1 0 0 0,0 0 0 0 0,1 0 0 0 0,-1 0 0 0 0,0 0 0 0 0,0 0 0 0 0,0 0 0 0 0,-3-2-1 0 0,3 2-5 0 0,-2-13 2 0 0,4 11 0 0 0,0-1 0 0 0,-1 1 0 0 0,1 0 0 0 0,0-1 0 0 0,0 1 0 0 0,0 0-1 0 0,0-1 1 0 0,1 1 0 0 0,-1 0 0 0 0,1-1 0 0 0,-1 1 0 0 0,1 0 0 0 0,0-1-1 0 0,0 1 1 0 0,0 0 0 0 0,0 0 0 0 0,0 0 0 0 0,0 0 0 0 0,1 0-1 0 0,-1 0 1 0 0,1 0 0 0 0,-1 1 0 0 0,1-1 0 0 0,0 0 0 0 0,0 1 0 0 0,3-3-1 0 0,2-2-5 0 0,-6 5-3 0 0,0 0-1 0 0,0 0 0 0 0,0 0 0 0 0,1 0 0 0 0,-1 1 0 0 0,0-1 0 0 0,1 0 0 0 0,-1 1 0 0 0,0-1 0 0 0,1 1 0 0 0,-1-1 0 0 0,1 1 0 0 0,-1 0 0 0 0,1-1 0 0 0,-1 1 0 0 0,1 0 0 0 0,-1 0 0 0 0,1 0 0 0 0,-1 0 0 0 0,1 0 0 0 0,-1 1 0 0 0,1-1 0 0 0,-1 0 0 0 0,1 1 0 0 0,-1-1 0 0 0,1 1 0 0 0,-1-1 0 0 0,0 1 0 0 0,1 0 0 0 0,-1 0 0 0 0,0 0 0 0 0,0-1 0 0 0,1 1 0 0 0,-1 0 0 0 0,2 2 0 0 0,-2-2-52 0 0,0 1 47 0 0,0 0 0 0 0,0 0 0 0 0,0 0 0 0 0,-1 0 0 0 0,1 0 1 0 0,0 1-1 0 0,-1-1 0 0 0,1 0 0 0 0,-1 0 0 0 0,0 0 0 0 0,0 1 0 0 0,0-1 1 0 0,0 0-1 0 0,0 0 0 0 0,0 1 0 0 0,0-1 0 0 0,-1 0 0 0 0,0 3 0 0 0,-3 2 21 0 0,-1 1 0 0 0,0-1 0 0 0,0-1 0 0 0,-8 9 0 0 0,12-14 45 0 0,-34-5 240 0 0,22-14-275 0 0,9 8-19 0 0,3 8 0 0 0,7-22-36 0 0,-3 23 39 0 0,1-1 1 0 0,1 1 0 0 0,-1 0-1 0 0,0 0 1 0 0,0 0 0 0 0,0 1-1 0 0,1-1 1 0 0,-1 1 0 0 0,0 0-1 0 0,0 0 1 0 0,1 1-1 0 0,-1-1 1 0 0,0 1 0 0 0,0 0-1 0 0,0 0 1 0 0,0 0 0 0 0,0 1-1 0 0,0-1 1 0 0,0 1 0 0 0,0 0-1 0 0,6 4 1 0 0,-9-5 1 0 0,1-1 1 0 0,-1 1 0 0 0,0 0 0 0 0,0 0 0 0 0,0-1 0 0 0,0 1 0 0 0,-1 0 0 0 0,1 0 1 0 0,0 0-1 0 0,0 0 0 0 0,0 0 0 0 0,-1 0 0 0 0,1 0 0 0 0,0 0 0 0 0,-1 0 0 0 0,1 1 0 0 0,-1-1 0 0 0,1 0 0 0 0,-1 0 1 0 0,0 0-1 0 0,0 1 0 0 0,1-1 0 0 0,-1 0 0 0 0,0 0 0 0 0,0 3 0 0 0,0 8 5 0 0,0-10-17 0 0,1 0 1 0 0,-1 0-1 0 0,0 0 0 0 0,0 0 1 0 0,-1 0-1 0 0,1 0 1 0 0,0 1-1 0 0,-1-1 1 0 0,1 0-1 0 0,-1 0 0 0 0,0 0 1 0 0,0 0-1 0 0,0 0 1 0 0,0 0-1 0 0,0-1 0 0 0,0 1 1 0 0,0 0-1 0 0,0 0 1 0 0,-1-1-1 0 0,1 1 1 0 0,-1-1-1 0 0,1 1 0 0 0,-1-1 1 0 0,0 0-1 0 0,1 1 1 0 0,-1-1-1 0 0,0 0 0 0 0,0 0 1 0 0,0 0-1 0 0,-3 1 1 0 0,4-2-10 0 0,-1 1-33 0 0,1-1 34 0 0,0 1 0 0 0,1-1 0 0 0,-1 0 0 0 0,0 0-1 0 0,0 1 1 0 0,1-1 0 0 0,-1 0 0 0 0,0 0-1 0 0,1 0 1 0 0,-1 0 0 0 0,0 0 0 0 0,0 0 0 0 0,1 0-1 0 0,-1 0 1 0 0,0 0 0 0 0,1-1 0 0 0,-1 1-1 0 0,0 0 1 0 0,0 0 0 0 0,1-1 0 0 0,-1 1 0 0 0,0 0-1 0 0,1-1 1 0 0,-1 1 0 0 0,1-1 0 0 0,-1 1-1 0 0,1-1 1 0 0,-1 1 0 0 0,0-1 0 0 0,1 1 0 0 0,-1-2-1 0 0,-23-15-966 0 0,2-29-346 0 0,22 44 1251 0 0,11-36-206 0 0,-8 37 285 0 0,-3 0 0 0 0,1 1 0 0 0,0-1 0 0 0,0 1 0 0 0,0 0 0 0 0,0-1 0 0 0,0 1-1 0 0,0 0 1 0 0,0 0 0 0 0,0-1 0 0 0,0 1 0 0 0,0 0 0 0 0,0 0-1 0 0,0 0 1 0 0,0 0 0 0 0,0 0 0 0 0,0 0 0 0 0,0 1 0 0 0,0-1-1 0 0,-1 0 1 0 0,1 0 0 0 0,0 1 0 0 0,0-1 0 0 0,0 0 0 0 0,0 1 0 0 0,0-1-1 0 0,0 1 1 0 0,0 0 0 0 0,-1-1 0 0 0,1 1 0 0 0,0-1 0 0 0,0 2-1 0 0,0-1 15 0 0,0-1 0 0 0,0 1-1 0 0,0 0 1 0 0,0 0 0 0 0,0 0-1 0 0,0 0 1 0 0,0-1-1 0 0,0 1 1 0 0,0 1 0 0 0,-1-1-1 0 0,1 0 1 0 0,0 0 0 0 0,-1 0-1 0 0,1 0 1 0 0,-1 0 0 0 0,1 1-1 0 0,-1-1 1 0 0,1 0-1 0 0,-1 0 1 0 0,0 1 0 0 0,0-1-1 0 0,0 0 1 0 0,0 1 0 0 0,0-1-1 0 0,0 0 1 0 0,0 1-1 0 0,0-1 1 0 0,0 0 0 0 0,-1 0-1 0 0,1 1 1 0 0,0-1 0 0 0,-1 0-1 0 0,1 0 1 0 0,-1 0-1 0 0,0 1 1 0 0,1-1 0 0 0,-1 0-1 0 0,0 0 1 0 0,0 0 0 0 0,1 0-1 0 0,-3 1 1 0 0,-1 3 260 0 0,-1 0 0 0 0,0-1 0 0 0,0 1 1 0 0,0-1-1 0 0,-10 6 0 0 0,13-9-96 0 0,-8 0-1481 0 0,7-4-2358 0 0,1-3-3512 0 0,3-4 3766 0 0</inkml:trace>
-  <inkml:trace contextRef="#ctx0" brushRef="#br0" timeOffset="1607.56">100 208 1320 0 0,'0'0'14478'0'0,"40"9"-9855"0"0,132-20-1544 0 0,-3-1-6455 0 0,-166 12 986 0 0,-1-1 3111 0 0,1-1-3508 0 0</inkml:trace>
-  <inkml:trace contextRef="#ctx0" brushRef="#br0" timeOffset="3608.43">509 181 180 0 0,'0'0'3251'0'0,"-18"5"14957"0"0,34-11-17792 0 0,-1-2 0 0 0,-1 0-1 0 0,0-1 1 0 0,0 0-1 0 0,0-1 1 0 0,-1-1 0 0 0,20-20-1 0 0,-18 16-236 0 0,-13 14-166 0 0,24-12 21 0 0,-24 13-36 0 0,16 38-10 0 0,39 118 393 0 0,-56-154-244 0 0,3 0 121 0 0,11 3 196 0 0,-13-6-454 0 0,-1 0-1 0 0,0 0 1 0 0,0 0 0 0 0,0 0-1 0 0,0 0 1 0 0,0 0 0 0 0,0 0-1 0 0,0 0 1 0 0,-1 0-1 0 0,1 0 1 0 0,0-1 0 0 0,0 1-1 0 0,-1 0 1 0 0,1-1 0 0 0,0 0-1 0 0,12-33-143 0 0,-1 0-1 0 0,7-38 1 0 0,-8 29 79 0 0,-11 43 46 0 0,14-16-118 0 0,-6 23 128 0 0,-6-3 9 0 0,1 0-1 0 0,-1 0 1 0 0,0 0-1 0 0,0 0 1 0 0,0 1-1 0 0,0-1 1 0 0,-1 1-1 0 0,0-1 1 0 0,1 1-1 0 0,-1-1 1 0 0,0 6-1 0 0,3 3-1 0 0,40 108 253 0 0,-43-118-233 0 0,-1-2-16 0 0,0 1-1 0 0,0-1 1 0 0,-1 0 0 0 0,1 1 0 0 0,0-1 0 0 0,0 1 0 0 0,0-1-1 0 0,0 1 1 0 0,0-1 0 0 0,0 0 0 0 0,0 1 0 0 0,0-1 0 0 0,0 1-1 0 0,0-1 1 0 0,1 1 0 0 0,-1-1 0 0 0,0 0 0 0 0,0 1-1 0 0,0-1 1 0 0,0 1 0 0 0,1-1 0 0 0,-1 0 0 0 0,0 1 0 0 0,0-1-1 0 0,1 0 1 0 0,-1 1 0 0 0,0-1 0 0 0,1 0 0 0 0,-1 1 0 0 0,0-1-1 0 0,1 0 1 0 0,-1 0 0 0 0,0 1 0 0 0,1-1 0 0 0,-1 0 0 0 0,0 0-1 0 0,1 0 1 0 0,-1 0 0 0 0,1 1 0 0 0,-1-1 0 0 0,1 0 0 0 0,-1 0-1 0 0,0 0 1 0 0,1 0 0 0 0,-1 0 0 0 0,1 0 0 0 0,-1 0 0 0 0,1 0-1 0 0,-1 0 1 0 0,0 0 0 0 0,1-1 0 0 0,-1 1 0 0 0,1 0 0 0 0,-1 0-1 0 0,0 0 1 0 0,1 0 0 0 0,-1-1 0 0 0,1 1 0 0 0,-1 0 0 0 0,0 0-1 0 0,1-1 1 0 0,2-1-25 0 0,-1 0 0 0 0,0 1-1 0 0,0-1 1 0 0,1 0 0 0 0,-1 0 0 0 0,-1-1-1 0 0,1 1 1 0 0,0 0 0 0 0,2-5-1 0 0,5-14-114 0 0,-1-1-1 0 0,7-25 0 0 0,8-25-79 0 0,-22 70 194 0 0,6-7-111 0 0,-5 10 133 0 0,0 1-1 0 0,0-1 1 0 0,0 0-1 0 0,0 1 1 0 0,-1-1 0 0 0,1 1-1 0 0,-1-1 1 0 0,1 1 0 0 0,-1 0-1 0 0,0 0 1 0 0,1 0-1 0 0,-1-1 1 0 0,0 1 0 0 0,0 0-1 0 0,0 1 1 0 0,-1-1-1 0 0,1 0 1 0 0,0 4 0 0 0,15 55 128 0 0,-11-41-31 0 0,11 39 37 0 0,-15-57-116 0 0,2 1 13 0 0,-3-3-28 0 0,1 0-1 0 0,-1 1 1 0 0,0-1 0 0 0,0 0-1 0 0,0 1 1 0 0,1-1 0 0 0,-1 0 0 0 0,0 1-1 0 0,0-1 1 0 0,1 0 0 0 0,-1 0-1 0 0,0 1 1 0 0,1-1 0 0 0,-1 0 0 0 0,0 0-1 0 0,1 1 1 0 0,-1-1 0 0 0,0 0-1 0 0,1 0 1 0 0,-1 0 0 0 0,1 0 0 0 0,-1 0-1 0 0,0 0 1 0 0,1 0 0 0 0,-1 0-1 0 0,1 0 1 0 0,-1 0 0 0 0,0 0 0 0 0,1 0-1 0 0,-1 0 1 0 0,1 0 0 0 0,-1 0-1 0 0,0 0 1 0 0,1 0 0 0 0,-1 0 0 0 0,1 0-1 0 0,-1 0 1 0 0,0-1 0 0 0,1 1-1 0 0,-1 0 1 0 0,0 0 0 0 0,1-1 0 0 0,-1 1-1 0 0,0 0 1 0 0,1 0 0 0 0,-1-1-1 0 0,0 1 1 0 0,0 0 0 0 0,1-1 0 0 0,10-17-19 0 0,-1 0 0 0 0,0 0 0 0 0,-1-1 0 0 0,-1-1 1 0 0,8-28-1 0 0,5-12-105 0 0,-20 58 91 0 0,-1 1 8 0 0,9-14-101 0 0,-8 14 125 0 0,-1 1-1 0 0,0-1 1 0 0,0 1-1 0 0,1 0 1 0 0,-1-1 0 0 0,1 1-1 0 0,-1 0 1 0 0,0-1-1 0 0,1 1 1 0 0,-1 0-1 0 0,1 0 1 0 0,-1-1 0 0 0,0 1-1 0 0,1 0 1 0 0,-1 0-1 0 0,1 0 1 0 0,-1 0-1 0 0,1 0 1 0 0,-1 0 0 0 0,1 0-1 0 0,-1 0 1 0 0,1 0-1 0 0,-1 0 1 0 0,1 0-1 0 0,-1 0 1 0 0,1 0-1 0 0,-1 0 1 0 0,1 0 0 0 0,-1 0-1 0 0,1 0 1 0 0,-1 0-1 0 0,1 1 1 0 0,-1-1-1 0 0,0 0 1 0 0,1 0 0 0 0,-1 1-1 0 0,1-1 1 0 0,-1 0-1 0 0,0 1 1 0 0,1-1-1 0 0,-1 1 1 0 0,6 6 132 0 0,-2 1 1 0 0,1 0 0 0 0,-1 0-1 0 0,-1 0 1 0 0,1 1-1 0 0,-1-1 1 0 0,-1 1-1 0 0,1 0 1 0 0,1 15-1 0 0,7 22 794 0 0,14 28-288 0 0,-25-72-618 0 0,6 5 30 0 0,-6-7-46 0 0,0 1 0 0 0,0-1 0 0 0,0 1 0 0 0,0-1 0 0 0,0 1 0 0 0,0-1 1 0 0,0 1-1 0 0,0-1 0 0 0,1 1 0 0 0,-1-1 0 0 0,0 1 0 0 0,0-1 0 0 0,1 1 0 0 0,-1-1 1 0 0,0 1-1 0 0,0-1 0 0 0,1 1 0 0 0,-1-1 0 0 0,1 0 0 0 0,-1 1 0 0 0,0-1 0 0 0,1 0 0 0 0,-1 1 1 0 0,1-1-1 0 0,-1 0 0 0 0,1 0 0 0 0,-1 1 0 0 0,1-1 0 0 0,-1 0 0 0 0,1 0 0 0 0,-1 0 0 0 0,1 0 1 0 0,-1 0-1 0 0,1 0 0 0 0,-1 0 0 0 0,1 0 0 0 0,-1 0 0 0 0,1 0 0 0 0,-1 0 0 0 0,1 0 0 0 0,-1 0 1 0 0,1 0-1 0 0,-1 0 0 0 0,1 0 0 0 0,-1 0 0 0 0,1-1 0 0 0,-1 1 0 0 0,1 0 0 0 0,-1 0 1 0 0,1-1-1 0 0,-1 1 0 0 0,0 0 0 0 0,1-1 0 0 0,-1 1 0 0 0,1 0 0 0 0,-1-1 0 0 0,0 1 0 0 0,1-1 1 0 0,-1 1-1 0 0,0-1 0 0 0,0 1 0 0 0,1 0 0 0 0,-1-1 0 0 0,0 0 0 0 0,3-4-5 0 0,2-1-7 0 0,-1-1-1 0 0,0 0 1 0 0,-1 0-1 0 0,0-1 1 0 0,0 1-1 0 0,0-1 1 0 0,2-12 0 0 0,7-22-127 0 0,-11 41 128 0 0,3-12-10 0 0,-4 11 1 0 0,0 1 1 0 0,0-1 0 0 0,0 1-1 0 0,0 0 1 0 0,0-1-1 0 0,1 1 1 0 0,-1-1-1 0 0,0 1 1 0 0,1 0 0 0 0,0-1-1 0 0,-1 1 1 0 0,1 0-1 0 0,0-1 1 0 0,-1 1-1 0 0,1 0 1 0 0,0 0-1 0 0,0 0 1 0 0,2-2 0 0 0,27-3 214 0 0,49-4 1 0 0,-39 6-3495 0 0,-38 3 1242 0 0,7-1-6181 0 0</inkml:trace>
-  <inkml:trace contextRef="#ctx0" brushRef="#br0" timeOffset="11112.93">422 1835 624 0 0,'0'0'3643'0'0,"-22"22"6479"0"0,20-21-9653 0 0,1 0-316 0 0,0-1-1 0 0,0 1 1 0 0,0 0 0 0 0,0 0-1 0 0,0-1 1 0 0,0 1 0 0 0,0-1-1 0 0,0 1 1 0 0,0-1 0 0 0,-1 1-1 0 0,1-1 1 0 0,0 0 0 0 0,0 1-1 0 0,0-1 1 0 0,-1 0 0 0 0,1 0-1 0 0,0 0 1 0 0,0 0 0 0 0,0 0-1 0 0,-1 0 1 0 0,1 0 0 0 0,0-1-1 0 0,0 1 1 0 0,0 0-1 0 0,-1-1 1 0 0,1 1 0 0 0,0-1-1 0 0,-2 0 1 0 0,2 0 58 0 0,1-1-324 0 0,0 2 107 0 0,0 0 0 0 0,0 0 1 0 0,0 0-1 0 0,0 0 0 0 0,0 0 1 0 0,1 0-1 0 0,-1 0 0 0 0,0 0 1 0 0,0 1-1 0 0,0-1 0 0 0,0 0 1 0 0,0 0-1 0 0,1 0 0 0 0,-1 0 1 0 0,0 0-1 0 0,0 0 0 0 0,0 0 1 0 0,0 0-1 0 0,0 0 0 0 0,1 0 1 0 0,-1 0-1 0 0,0 0 0 0 0,0 0 1 0 0,0 0-1 0 0,0 0 0 0 0,0 0 1 0 0,1 0-1 0 0,-1 0 0 0 0,0 0 1 0 0,0 0-1 0 0,0-1 0 0 0,0 1 0 0 0,0 0 1 0 0,0 0-1 0 0,1 0 0 0 0,-1 0 1 0 0,0 0-1 0 0,0 0 0 0 0,0 0 1 0 0,0 0-1 0 0,0-1 0 0 0,0 1 1 0 0,0 0-1 0 0,0 0 0 0 0,0 0 1 0 0,0 0-1 0 0,1 0 0 0 0,-1 0 1 0 0,0-1-1 0 0,0 1 0 0 0,0 0 1 0 0,0 0-1 0 0,0 0 0 0 0,0 0 1 0 0,0 0-1 0 0,0-1 0 0 0,0 1 1 0 0,0 0-1 0 0,0 0 0 0 0,0 0 1 0 0,0 0-1 0 0,2 0-50 0 0,-2 0 33 0 0,1 0 35 0 0,0 0-1 0 0,-1 0 0 0 0,1 0 0 0 0,0 0 0 0 0,-1 0 1 0 0,1 0-1 0 0,0 0 0 0 0,-1 0 0 0 0,1 1 1 0 0,0-1-1 0 0,-1 0 0 0 0,1 0 0 0 0,0 1 1 0 0,-1-1-1 0 0,1 1 0 0 0,-1-1 0 0 0,1 0 0 0 0,-1 1 1 0 0,1-1-1 0 0,-1 1 0 0 0,1-1 0 0 0,-1 1 1 0 0,1-1-1 0 0,-1 1 0 0 0,0 0 0 0 0,1-1 1 0 0,-1 1-1 0 0,0-1 0 0 0,1 1 0 0 0,-1 0 0 0 0,0-1 1 0 0,0 1-1 0 0,0 0 0 0 0,1-1 0 0 0,-1 1 1 0 0,0 0-1 0 0,0-1 0 0 0,0 1 0 0 0,0 0 1 0 0,0 0-1 0 0,-1-1 0 0 0,1 1 0 0 0,0 0 0 0 0,0-1 1 0 0,0 1-1 0 0,0 0 0 0 0,-1-1 0 0 0,1 1 1 0 0,0-1-1 0 0,-1 1 0 0 0,1 0 0 0 0,-1-1 0 0 0,1 1 1 0 0,0-1-1 0 0,-1 1 0 0 0,-1 0 29 0 0,-7 2-517 0 0,-10-4-10429 0 0,15 0 8574 0 0</inkml:trace>
-</inkml:ink>
-</file>
-
-<file path=word/ink/ink38.xml><?xml version="1.0" encoding="utf-8"?>
-<inkml:ink xmlns:inkml="http://www.w3.org/2003/InkML">
-  <inkml:definitions>
-    <inkml:context xml:id="ctx0">
-      <inkml:inkSource xml:id="inkSrc0">
-        <inkml:traceFormat>
-          <inkml:channel name="X" type="integer" min="-2.14748E9" max="2.14748E9" units="cm"/>
-          <inkml:channel name="Y" type="integer" min="-2.14748E9" max="2.14748E9" units="cm"/>
-          <inkml:channel name="F" type="integer" max="32767" units="dev"/>
-          <inkml:channel name="OA" type="integer" max="360" units="deg"/>
-          <inkml:channel name="OE" type="integer" max="90" units="deg"/>
-        </inkml:traceFormat>
-        <inkml:channelProperties>
-          <inkml:channelProperty channel="X" name="resolution" value="1000" units="1/cm"/>
-          <inkml:channelProperty channel="Y" name="resolution" value="1000" units="1/cm"/>
-          <inkml:channelProperty channel="F" name="resolution" value="0" units="1/dev"/>
-          <inkml:channelProperty channel="OA" name="resolution" value="1000" units="1/deg"/>
-          <inkml:channelProperty channel="OE" name="resolution" value="1000" units="1/deg"/>
-        </inkml:channelProperties>
-      </inkml:inkSource>
-      <inkml:timestamp xml:id="ts0" timeString="2025-09-12T00:37:25.562"/>
-    </inkml:context>
-    <inkml:brush xml:id="br0">
-      <inkml:brushProperty name="width" value="0.035" units="cm"/>
-      <inkml:brushProperty name="height" value="0.035" units="cm"/>
-    </inkml:brush>
-  </inkml:definitions>
-  <inkml:trace contextRef="#ctx0" brushRef="#br0">9 48 1144 0 0,'-8'-4'19872'0'0,"83"11"-17008"0"0,109-3-2182 0 0,-181-4-674 0 0,0 0-3 0 0,8 0 3 0 0,94-8-13 0 0,-91 7 9 0 0,-1-1 2 0 0,8-1-135 0 0,0-1 0 0 0,36-13-1 0 0,-56 16 103 0 0,1 1-49 0 0,5-2 63 0 0,-6 1 7 0 0,19-4-38 0 0,-18 4 32 0 0,6-4 9 0 0,-2 1 2 0 0,-5 3-3 0 0,0 4-141 0 0,0 0 152 0 0,1 0 0 0 0,-2 1 0 0 0,1-1 0 0 0,0 0-1 0 0,-1 0 1 0 0,1 0 0 0 0,-1 1 0 0 0,0-1 0 0 0,0 0 0 0 0,-1 5 0 0 0,1 1 108 0 0,10 94 1058 0 0,-10-102-1118 0 0,8 45 406 0 0,-2-24-294 0 0,-3-9-131 0 0,0 0-1 0 0,-1 0 1 0 0,-1 0-1 0 0,1 21 1 0 0,-2-31-33 0 0,1-1-4 0 0,1 7 3 0 0,-1 45 80 0 0,-1-52-88 0 0,-3 26-14 0 0,2-19 25 0 0,1-7 2 0 0,0 0-4 0 0,0 6-4 0 0,0-6 3 0 0,-2 30 10 0 0,2-30-2 0 0,-1 0-4 0 0,0 6 0 0 0,0-5 3 0 0,1-2-4 0 0,-1 7-3 0 0,1-6-6 0 0,-8 38 45 0 0,7-42-106 0 0,0-1-1 0 0,1 1 1 0 0,-1 0-1 0 0,0 0 1 0 0,1-1-1 0 0,0 1 1 0 0,-1-1 0 0 0,1 1-1 0 0,0 0 1 0 0,0-1-1 0 0,1 1 1 0 0,-1-1-1 0 0,0 1 1 0 0,1 0 0 0 0,-1-1-1 0 0,1 1 1 0 0,0 0-1 0 0,0-1 1 0 0,0 1-1 0 0,0 0 1 0 0,0 0-1 0 0,0 0 1 0 0,1 0 0 0 0,-1 0-1 0 0,1 0 1 0 0,-1 0-1 0 0,5-2 1 0 0,-5 3 26 0 0,13-1-65 0 0,-3 3 94 0 0,-6-1 2 0 0,7 8 5 0 0,-10-7 2 0 0,-1 1-2 0 0,-17 36-35 0 0,14-34 24 0 0,0-1 0 0 0,-1 0 0 0 0,1 1 0 0 0,-1-1 0 0 0,0 0 0 0 0,1 0 0 0 0,-1-1 0 0 0,-1 1-1 0 0,1 0 1 0 0,0-1 0 0 0,-1 0 0 0 0,1 0 0 0 0,-1 0 0 0 0,1 0 0 0 0,-1-1 0 0 0,0 1 0 0 0,0-1 0 0 0,0 0 0 0 0,0 0 0 0 0,0 0 0 0 0,0-1 0 0 0,0 1 0 0 0,0-1 0 0 0,0 0 0 0 0,0 0 0 0 0,0-1 0 0 0,0 1 0 0 0,-5-2 0 0 0,5 0 13 0 0,2 2-2 0 0,0-1 0 0 0,0-1 0 0 0,0 1 1 0 0,0 0-1 0 0,0 0 0 0 0,0-1 0 0 0,0 1 0 0 0,0-1 0 0 0,1 0 1 0 0,-1 1-1 0 0,1-1 0 0 0,-1 0 0 0 0,1 0 0 0 0,0 0 1 0 0,-1 0-1 0 0,1 0 0 0 0,0 0 0 0 0,0-1 0 0 0,-1-3 0 0 0,2 6 3 0 0,0-2-7 0 0,10-19-19 0 0,-7 19 19 0 0,1 0 0 0 0,0 0-1 0 0,-1 0 1 0 0,1 0 0 0 0,0 1 0 0 0,0-1 0 0 0,0 1 0 0 0,0 0 0 0 0,0 0-1 0 0,1 1 1 0 0,-1-1 0 0 0,0 1 0 0 0,0 0 0 0 0,0 0 0 0 0,1 0 0 0 0,-1 1 0 0 0,0-1-1 0 0,0 1 1 0 0,4 1 0 0 0,-5-1-12 0 0,4 31-91 0 0,-8-30 109 0 0,0 0-1 0 0,0 0 1 0 0,0 0 0 0 0,0 0-1 0 0,0 0 1 0 0,0-1-1 0 0,-1 1 1 0 0,1-1-1 0 0,-1 1 1 0 0,1-1-1 0 0,-1 1 1 0 0,0-1-1 0 0,1 0 1 0 0,-1 0-1 0 0,0 0 1 0 0,0 0-1 0 0,0 0 1 0 0,0 0-1 0 0,0 0 1 0 0,0-1-1 0 0,0 1 1 0 0,0-1-1 0 0,0 1 1 0 0,0-1-1 0 0,0 0 1 0 0,0 0-1 0 0,0 0 1 0 0,-3 0-1 0 0,3 0 16 0 0,1-1-18 0 0,-3-4 5 0 0,4 4-2 0 0,-1 1 0 0 0,1-1 0 0 0,0 0 0 0 0,0 0 0 0 0,0 0 0 0 0,0 0 1 0 0,0 1-1 0 0,0-1 0 0 0,0 0 0 0 0,1 0 0 0 0,-1 0 0 0 0,0 0 0 0 0,0 1 0 0 0,1-1 0 0 0,-1 0 0 0 0,0 0 1 0 0,1 1-1 0 0,-1-1 0 0 0,1 0 0 0 0,-1 1 0 0 0,1-1 0 0 0,-1 0 0 0 0,1 1 0 0 0,-1-1 0 0 0,1 1 0 0 0,0-1 1 0 0,0 0-1 0 0,19-16-30 0 0,-16 14 29 0 0,1 0 0 0 0,0 1-1 0 0,0-1 1 0 0,0 1-1 0 0,0 0 1 0 0,0 0-1 0 0,1 1 1 0 0,-1 0-1 0 0,1 0 1 0 0,-1 0-1 0 0,1 0 1 0 0,-1 1-1 0 0,11 1 1 0 0,-7 2 10 0 0,-7-2-6 0 0,-1 0 0 0 0,0 1 0 0 0,0-1 0 0 0,0 0 0 0 0,0 0 0 0 0,0 0 0 0 0,0 1 0 0 0,0-1 0 0 0,-1 0 0 0 0,1 1 1 0 0,0-1-1 0 0,-1 1 0 0 0,1-1 0 0 0,-1 1 0 0 0,0-1 0 0 0,1 1 0 0 0,-1-1 0 0 0,0 4 0 0 0,0-3-1 0 0,0 0 0 0 0,0 0 0 0 0,0 0 0 0 0,0 0 0 0 0,-1 1-1 0 0,1-1 1 0 0,-1 0 0 0 0,1 0 0 0 0,-1 0 0 0 0,0 0 0 0 0,0 0 0 0 0,0-1 0 0 0,0 1 0 0 0,0 0-1 0 0,0 0 1 0 0,-1-1 0 0 0,1 1 0 0 0,-1 0 0 0 0,1-1 0 0 0,-1 1 0 0 0,1-1 0 0 0,-1 0 0 0 0,0 0-1 0 0,0 0 1 0 0,1 1 0 0 0,-1-2 0 0 0,0 1 0 0 0,-2 1 0 0 0,-1 0-2 0 0,3-1-10 0 0,0 0-1 0 0,1-1 1 0 0,-1 1 0 0 0,0-1 0 0 0,0 0-1 0 0,0 0 1 0 0,1 1 0 0 0,-1-1 0 0 0,0 0 0 0 0,0-1-1 0 0,0 1 1 0 0,0 0 0 0 0,1 0 0 0 0,-1-1 0 0 0,0 1-1 0 0,0-1 1 0 0,1 0 0 0 0,-1 1 0 0 0,0-1-1 0 0,1 0 1 0 0,-1 0 0 0 0,1 0 0 0 0,-1 0 0 0 0,1 0-1 0 0,-1-1 1 0 0,1 1 0 0 0,0 0 0 0 0,0 0-1 0 0,0-1 1 0 0,-1 1 0 0 0,1-1 0 0 0,1 1 0 0 0,-1-1-1 0 0,0 0 1 0 0,0 1 0 0 0,0-1 0 0 0,1 0-1 0 0,-1 0 1 0 0,1 1 0 0 0,-1-4 0 0 0,1 4-118 0 0,12-18-1609 0 0,-3 8-2848 0 0,-6 9 4353 0 0,11-2-10383 0 0</inkml:trace>
-</inkml:ink>
-</file>
-
-<file path=word/ink/ink39.xml><?xml version="1.0" encoding="utf-8"?>
-<inkml:ink xmlns:inkml="http://www.w3.org/2003/InkML">
-  <inkml:definitions>
-    <inkml:context xml:id="ctx0">
-      <inkml:inkSource xml:id="inkSrc0">
-        <inkml:traceFormat>
-          <inkml:channel name="X" type="integer" min="-2.14748E9" max="2.14748E9" units="cm"/>
-          <inkml:channel name="Y" type="integer" min="-2.14748E9" max="2.14748E9" units="cm"/>
-          <inkml:channel name="F" type="integer" max="32767" units="dev"/>
-          <inkml:channel name="OA" type="integer" max="360" units="deg"/>
-          <inkml:channel name="OE" type="integer" max="90" units="deg"/>
-        </inkml:traceFormat>
-        <inkml:channelProperties>
-          <inkml:channelProperty channel="X" name="resolution" value="1000" units="1/cm"/>
-          <inkml:channelProperty channel="Y" name="resolution" value="1000" units="1/cm"/>
-          <inkml:channelProperty channel="F" name="resolution" value="0" units="1/dev"/>
-          <inkml:channelProperty channel="OA" name="resolution" value="1000" units="1/deg"/>
-          <inkml:channelProperty channel="OE" name="resolution" value="1000" units="1/deg"/>
-        </inkml:channelProperties>
-      </inkml:inkSource>
-      <inkml:timestamp xml:id="ts0" timeString="2025-09-12T00:37:11.079"/>
-    </inkml:context>
-    <inkml:brush xml:id="br0">
-      <inkml:brushProperty name="width" value="0.035" units="cm"/>
-      <inkml:brushProperty name="height" value="0.035" units="cm"/>
-    </inkml:brush>
-  </inkml:definitions>
-  <inkml:trace contextRef="#ctx0" brushRef="#br0">8 28 948 0 0,'-7'5'20657'0'0,"47"-4"-19107"0"0,79-8 1 0 0,24-11-1574 0 0,-140 17 12 0 0,44-6-93 0 0,-45 7 88 0 0,0 0-63 0 0,5 2 71 0 0,-5-1 7 0 0,11 24 14 0 0,-13-22-13 0 0,1 5-1 0 0,5 51 428 0 0,-6-57-394 0 0,4 39 763 0 0,1 37-512 0 0,-5-76-269 0 0,4 46 384 0 0,-1 18-262 0 0,-3-64-133 0 0,-2 79 63 0 0,0-26-15 0 0,2-53-54 0 0,-1 1 3 0 0,0-1 0 0 0,0 1 0 0 0,0-1 0 0 0,1 1 0 0 0,-1-1 0 0 0,1 1 0 0 0,0 0 0 0 0,0-1 0 0 0,0 1 0 0 0,0-1 0 0 0,0 1 0 0 0,0 0 0 0 0,1 2 0 0 0,0 3-65 0 0,-1-6 48 0 0,3 38-30 0 0,-1-37 44 0 0,1 36 1 0 0,-3-39 1 0 0,1 13 0 0 0,0 0 0 0 0,-1 0 0 0 0,-1 20-1 0 0,0-9 3 0 0,1-22 3 0 0,-1 25-3 0 0,1-18-3 0 0,-6 104 31 0 0,5-90-27 0 0,1-21-10 0 0,1 19-37 0 0,-1-21 22 0 0,0 1 1 0 0,0-1-1 0 0,0 0 1 0 0,0 1-1 0 0,0-1 1 0 0,0 0-1 0 0,0 1 1 0 0,0-1-1 0 0,0 0 1 0 0,0 1-1 0 0,-1-1 1 0 0,1 0-1 0 0,0 1 1 0 0,0-1-1 0 0,0 0 1 0 0,0 1-1 0 0,0-1 1 0 0,-1 0-1 0 0,1 1 1 0 0,0-1-1 0 0,0 0 0 0 0,0 0 1 0 0,-1 1-1 0 0,1-1 1 0 0,0 0-1 0 0,0 0 1 0 0,-1 0-1 0 0,1 1 1 0 0,0-1-1 0 0,-1 0 1 0 0,1 0-1 0 0,0 0 1 0 0,-1 0-1 0 0,1 0 1 0 0,0 0-1 0 0,-1 0 1 0 0,1 0-1 0 0,0 1 1 0 0,-1-1-1 0 0,1 0 1 0 0,0 0-1 0 0,-1 0 1 0 0,1 0-1 0 0,0-1 1 0 0,-1 1-1 0 0,1 0 1 0 0,0 0-1 0 0,-1 0 1 0 0,1 0-1 0 0,0 0 1 0 0,-1-1-1 0 0,0 0-150 0 0,-4-36-1159 0 0,5 35 1325 0 0,1 0 0 0 0,0 0 1 0 0,-1 0-1 0 0,1 0 0 0 0,0 1 1 0 0,0-1-1 0 0,0 0 1 0 0,0 1-1 0 0,0-1 0 0 0,0 1 1 0 0,0-1-1 0 0,1 1 0 0 0,-1 0 1 0 0,0-1-1 0 0,1 1 0 0 0,-1 0 1 0 0,1 0-1 0 0,0 0 1 0 0,-1 0-1 0 0,1 0 0 0 0,0 0 1 0 0,0 1-1 0 0,-1-1 0 0 0,4 0 1 0 0,-3 1-6 0 0,19 22 16 0 0,-20-21 0 0 0,-1 1-1 0 0,0 0 1 0 0,-1 0 0 0 0,1 0-1 0 0,0 0 1 0 0,0-1 0 0 0,-1 1-1 0 0,1 0 1 0 0,-1 0 0 0 0,0 0-1 0 0,0-1 1 0 0,1 1 0 0 0,-1 0 0 0 0,0-1-1 0 0,0 1 1 0 0,0-1 0 0 0,-1 1-1 0 0,1-1 1 0 0,0 0 0 0 0,0 1-1 0 0,-1-1 1 0 0,1 0 0 0 0,-1 0-1 0 0,1 0 1 0 0,-1 0 0 0 0,0 0 0 0 0,-2 1-1 0 0,3-2 2 0 0,-1 0 0 0 0,2 0-6 0 0,-1 0-1 0 0,1 1 1 0 0,-1-1 0 0 0,1 1-1 0 0,-1-1 1 0 0,0 0-1 0 0,1 1 1 0 0,-1-1 0 0 0,0 0-1 0 0,0 0 1 0 0,1 0 0 0 0,-1 1-1 0 0,0-1 1 0 0,1 0-1 0 0,-1 0 1 0 0,0 0 0 0 0,0 0-1 0 0,1 0 1 0 0,-1 0 0 0 0,0-1-1 0 0,1 1 1 0 0,-1 0-1 0 0,0 0 1 0 0,1 0 0 0 0,-1-1-1 0 0,0 1 1 0 0,1 0 0 0 0,-1-1-1 0 0,0 1 1 0 0,1 0-1 0 0,-1-1 1 0 0,1 1 0 0 0,-1-1-1 0 0,1 1 1 0 0,-1-1 0 0 0,0 0-1 0 0,-1-1-6 0 0,1 2 4 0 0,-1-1-1 0 0,1 1 0 0 0,0-1 0 0 0,0 0 0 0 0,-1 1 0 0 0,1-1 0 0 0,0 0 0 0 0,0 0 1 0 0,0 0-1 0 0,0 0 0 0 0,0 0 0 0 0,0 0 0 0 0,0 0 0 0 0,1 0 0 0 0,-1 0 1 0 0,0 0-1 0 0,1 0 0 0 0,-1-1 0 0 0,0 1 0 0 0,1 0 0 0 0,-1 0 0 0 0,1-1 1 0 0,0 1-1 0 0,0-1 0 0 0,-1 1 0 0 0,1 0 0 0 0,0-1 0 0 0,0 1 0 0 0,0 0 0 0 0,0-1 1 0 0,0 1-1 0 0,1 0 0 0 0,-1-1 0 0 0,0 1 0 0 0,1 0 0 0 0,-1-1 0 0 0,1 1 1 0 0,-1 0-1 0 0,1-1 0 0 0,-1 1 0 0 0,1 0 0 0 0,0 0 0 0 0,0 0 0 0 0,1-2 1 0 0,-1 3 1 0 0,-1-1 1 0 0,1 0 1 0 0,-1 1-1 0 0,1-1 0 0 0,-1 1 0 0 0,1-1 1 0 0,0 1-1 0 0,-1 0 0 0 0,1-1 0 0 0,0 1 1 0 0,-1 0-1 0 0,1-1 0 0 0,0 1 0 0 0,-1 0 1 0 0,1 0-1 0 0,0 0 0 0 0,0 0 0 0 0,-1 0 0 0 0,1-1 1 0 0,0 1-1 0 0,0 0 0 0 0,-1 1 0 0 0,1-1 1 0 0,0 0-1 0 0,0 0 0 0 0,-1 0 0 0 0,1 0 1 0 0,0 1-1 0 0,0-1 0 0 0,-1 0 0 0 0,1 0 1 0 0,0 1-1 0 0,-1-1 0 0 0,1 1 0 0 0,-1-1 1 0 0,2 1-1 0 0,6 4 6 0 0,-2 1 3 0 0,-5-5-6 0 0,0 0-1 0 0,0 1 0 0 0,0-1 1 0 0,0 0-1 0 0,-1 1 0 0 0,1-1 1 0 0,0 1-1 0 0,-1-1 1 0 0,1 1-1 0 0,-1 0 0 0 0,0-1 1 0 0,1 1-1 0 0,-1-1 0 0 0,0 1 1 0 0,0 0-1 0 0,0-1 0 0 0,0 1 1 0 0,0 0-1 0 0,-1-1 1 0 0,1 1-1 0 0,0-1 0 0 0,-1 1 1 0 0,1-1-1 0 0,-1 1 0 0 0,0-1 1 0 0,1 1-1 0 0,-1-1 1 0 0,0 1-1 0 0,-1 1 0 0 0,-1 0 5 0 0,1 0-1 0 0,-1-1 0 0 0,0 1 0 0 0,1-1 1 0 0,-1 1-1 0 0,-1-1 0 0 0,1 0 0 0 0,0 0 1 0 0,0 0-1 0 0,-1 0 0 0 0,1-1 1 0 0,-1 1-1 0 0,0-1 0 0 0,1 0 0 0 0,-1 0 1 0 0,0 0-1 0 0,0-1 0 0 0,-7 1 1 0 0,10-1 3 0 0,0 1 0 0 0,-1-1 0 0 0,1 0 0 0 0,0 0 0 0 0,0 0 0 0 0,-1 0 0 0 0,1 0 0 0 0,0 0 0 0 0,-1 0 0 0 0,1-1 0 0 0,0 1 0 0 0,-1 0 0 0 0,1-1 1 0 0,0 1-1 0 0,0-1 0 0 0,0 1 0 0 0,-1-1 0 0 0,1 1 0 0 0,0-1 0 0 0,-2-1 0 0 0,3 1-5 0 0,0 0 0 0 0,0 0 0 0 0,-1 1 0 0 0,1-1 1 0 0,0 0-1 0 0,0 0 0 0 0,0 0 0 0 0,0 0 0 0 0,0 1 0 0 0,0-1 0 0 0,0 0 0 0 0,0 0 0 0 0,1 0 0 0 0,-1 1 0 0 0,0-1 1 0 0,0 0-1 0 0,1 0 0 0 0,-1 0 0 0 0,0 1 0 0 0,1-1 0 0 0,-1 0 0 0 0,1 1 0 0 0,0-2 0 0 0,3-3 7 0 0,-1 1 0 0 0,1-1 0 0 0,1 1 0 0 0,-1 0 0 0 0,1 0 0 0 0,-1 0 0 0 0,1 1 0 0 0,8-5 0 0 0,-12 7-9 0 0,1 0 0 0 0,-1 0 0 0 0,1 0-1 0 0,-1 0 1 0 0,1 0 0 0 0,0 0 0 0 0,0 1 0 0 0,-1-1 0 0 0,1 1 0 0 0,0-1 0 0 0,0 1 0 0 0,0-1 0 0 0,0 1 0 0 0,0 0-1 0 0,-1 0 1 0 0,1 0 0 0 0,0 0 0 0 0,0 0 0 0 0,0 1 0 0 0,0-1 0 0 0,0 1 0 0 0,0-1 0 0 0,-1 1 0 0 0,1-1-1 0 0,0 1 1 0 0,0 0 0 0 0,-1 0 0 0 0,1 0 0 0 0,-1 0 0 0 0,1 0 0 0 0,-1 0 0 0 0,1 1 0 0 0,-1-1 0 0 0,0 0-1 0 0,1 1 1 0 0,-1-1 0 0 0,0 1 0 0 0,0-1 0 0 0,0 1 0 0 0,1 2 0 0 0,-1-2 9 0 0,-3 7-2 0 0,2-5-7 0 0,0 0 0 0 0,0 0 0 0 0,-1-1 0 0 0,0 1 1 0 0,1 0-1 0 0,-1-1 0 0 0,-1 1 0 0 0,1-1 0 0 0,-1 1 0 0 0,1-1 0 0 0,-3 4 0 0 0,0-4 34 0 0,1 0 0 0 0,-1 0 0 0 0,1 0 0 0 0,-1-1 0 0 0,0 1 0 0 0,0-1 0 0 0,-1 0 0 0 0,1 0 0 0 0,0 0 0 0 0,-9 1 0 0 0,10-2 180 0 0,-4-2-77 0 0,6 1-130 0 0,1 1 0 0 0,-1-1 0 0 0,1 0 0 0 0,-1 0 0 0 0,0 0 0 0 0,1 0 1 0 0,-1 0-1 0 0,0 0 0 0 0,1 0 0 0 0,-1 0 0 0 0,0 0 0 0 0,1 0 0 0 0,-1-1 1 0 0,0 1-1 0 0,1 0 0 0 0,-1 0 0 0 0,1 0 0 0 0,-1-1 0 0 0,0 1 0 0 0,1 0 0 0 0,-1-1 1 0 0,1 1-1 0 0,-1-1 0 0 0,1 1 0 0 0,-1-1 0 0 0,1 1 0 0 0,-1-1 0 0 0,1-1-6 0 0,-1 1 1 0 0,1-1-1 0 0,0 1 0 0 0,0-1 0 0 0,-1 1 0 0 0,1 0 0 0 0,0-1 1 0 0,1 1-1 0 0,-1-1 0 0 0,0 1 0 0 0,0-1 0 0 0,1 1 0 0 0,-1-1 1 0 0,0 1-1 0 0,1-1 0 0 0,0 1 0 0 0,-1 0 0 0 0,1-1 0 0 0,0 1 1 0 0,1-2-1 0 0,1-1-8 0 0,-1 1 1 0 0,1 0 0 0 0,0 1 0 0 0,0-1-1 0 0,0 0 1 0 0,0 1 0 0 0,0 0 0 0 0,1 0-1 0 0,-1 0 1 0 0,1 0 0 0 0,3-1 0 0 0,-5 2 1 0 0,0 0 0 0 0,-1 0 0 0 0,1 0 1 0 0,0 1-1 0 0,0-1 0 0 0,0 1 0 0 0,0-1 0 0 0,0 1 1 0 0,0 0-1 0 0,0 0 0 0 0,0 0 0 0 0,0 0 1 0 0,0 0-1 0 0,0 0 0 0 0,0 0 0 0 0,0 1 1 0 0,0-1-1 0 0,-1 1 0 0 0,1-1 0 0 0,0 1 0 0 0,0 0 1 0 0,0 0-1 0 0,-1 0 0 0 0,1 0 0 0 0,0 0 1 0 0,-1 0-1 0 0,1 0 0 0 0,-1 1 0 0 0,1-1 1 0 0,-1 1-1 0 0,0-1 0 0 0,1 1 0 0 0,-1-1 0 0 0,0 1 1 0 0,0 0-1 0 0,0-1 0 0 0,0 1 0 0 0,-1 0 1 0 0,1 0-1 0 0,0 0 0 0 0,-1 0 0 0 0,1 0 0 0 0,-1 0 1 0 0,1 2-1 0 0,-1-2 10 0 0,0 4 17 0 0,1-5-22 0 0,-1-1-1 0 0,1 1 1 0 0,-1 0 0 0 0,0 0 0 0 0,1-1-1 0 0,-1 1 1 0 0,0 0 0 0 0,0 0 0 0 0,1-1 0 0 0,-1 1-1 0 0,0 0 1 0 0,0 0 0 0 0,0 0 0 0 0,0-1-1 0 0,0 1 1 0 0,0 0 0 0 0,0 0 0 0 0,-1-1 0 0 0,1 1-1 0 0,0 0 1 0 0,0 0 0 0 0,0 0 0 0 0,-1-1-1 0 0,1 1 1 0 0,0 0 0 0 0,-1-1 0 0 0,1 1-1 0 0,-1 0 1 0 0,1-1 0 0 0,-1 1 0 0 0,1-1 0 0 0,-1 1-1 0 0,0 0 1 0 0,1-1 0 0 0,-1 1 0 0 0,1-1-1 0 0,-1 0 1 0 0,0 1 0 0 0,1-1 0 0 0,-1 0-1 0 0,0 1 1 0 0,0-1 0 0 0,1 0 0 0 0,-1 0 0 0 0,0 1-1 0 0,0-1 1 0 0,0 0 0 0 0,1 0 0 0 0,-1 0-1 0 0,0 0 1 0 0,0 0 0 0 0,0 0 0 0 0,-5-1-108 0 0,0 0 0 0 0,0 1-1 0 0,1-2 1 0 0,-1 1 0 0 0,0-1 0 0 0,1 0 0 0 0,-1 0 0 0 0,1 0 0 0 0,0-1 0 0 0,0 0 0 0 0,0 0 0 0 0,0 0 0 0 0,-6-6 0 0 0,10 8-39 0 0,0 0 134 0 0,1 1 0 0 0,-1 0-1 0 0,1-1 1 0 0,-1 1 0 0 0,1 0-1 0 0,0-1 1 0 0,-1 1 0 0 0,1 0 0 0 0,0-1-1 0 0,-1 1 1 0 0,1 0 0 0 0,0-1-1 0 0,0 1 1 0 0,-1-1 0 0 0,1 1-1 0 0,0-1 1 0 0,0 1 0 0 0,0-1 0 0 0,0 1-1 0 0,-1-1 1 0 0,1 1 0 0 0,0-1-1 0 0,0 1 1 0 0,0-1 0 0 0,0 1 0 0 0,0-1-1 0 0,0 1 1 0 0,0-1 0 0 0,1 1-1 0 0,-1-1 1 0 0,0 1 0 0 0,0-1-1 0 0,0 1 1 0 0,0 0 0 0 0,1-1 0 0 0,-1 1-1 0 0,0-1 1 0 0,1 0 0 0 0,11-22-446 0 0,20 9-1277 0 0,-21 12-1797 0 0,1 0-3971 0 0</inkml:trace>
-</inkml:ink>
-</file>
-
-<file path=word/ink/ink4.xml><?xml version="1.0" encoding="utf-8"?>
-<inkml:ink xmlns:inkml="http://www.w3.org/2003/InkML">
-  <inkml:definitions>
-    <inkml:context xml:id="ctx0">
-      <inkml:inkSource xml:id="inkSrc0">
-        <inkml:traceFormat>
-          <inkml:channel name="X" type="integer" min="-2.14748E9" max="2.14748E9" units="cm"/>
-          <inkml:channel name="Y" type="integer" min="-2.14748E9" max="2.14748E9" units="cm"/>
-          <inkml:channel name="F" type="integer" max="32767" units="dev"/>
-        </inkml:traceFormat>
-        <inkml:channelProperties>
-          <inkml:channelProperty channel="X" name="resolution" value="1000" units="1/cm"/>
-          <inkml:channelProperty channel="Y" name="resolution" value="1000" units="1/cm"/>
-          <inkml:channelProperty channel="F" name="resolution" value="0" units="1/dev"/>
-        </inkml:channelProperties>
-      </inkml:inkSource>
-      <inkml:timestamp xml:id="ts0" timeString="2025-09-12T02:10:35.570"/>
-    </inkml:context>
-    <inkml:brush xml:id="br0">
-      <inkml:brushProperty name="width" value="0.035" units="cm"/>
-      <inkml:brushProperty name="height" value="0.035" units="cm"/>
-    </inkml:brush>
-  </inkml:definitions>
-  <inkml:trace contextRef="#ctx0" brushRef="#br0">71 26 18354,'0'1'0,"0"0"0,0-1 0,0 1 0,-1 0 0,1 0 0,0 0 0,-1 0 0,1 0 0,-1 0 0,1 0 0,-1 0 0,1 0 0,-1 0 0,0-1 0,0 1 0,1 0 0,-1 0 0,0 0 0,0-1 0,0 1 0,0 0 0,0-1 0,0 1 0,-1-1 0,1 1 0,0-1 0,0 1 0,0-1 0,-1 1 0,1-1 0,0 0 0,-1 1 0,1-1 0,0 0 0,-1 0 0,1 0 0,-1 1 0,1-1 0,0 0 0,-1 0 0,1 0 0,-1-1 0,1 1 0,0 0 0,-1 0 0,1 0 0,0-1 0,-1 1 0,1 0 0,0-1 0,-1 1 0,1-1 0,0 1 0,0-1 0,0 1 0,0-1 0,0 1 0,0-1 0,-1 0 0,2 1 0,-1-1 0,0 0 0,0 0 0,0 0 0,0 1 0,1-1 0,-1 0 0,0 0 0,1 0 0,-1 0 0,1 0 0,-1 0 0,1 0 0,0 0 0,0 0 0,-1 0 0,1 1 0,0-1 0,0 0 0,0 0 0,0 0 0,0 0 0,1 0 0,-1 0 0,0 0 0,0 0 0,1 0 0,-1 0 0,1 0 0,-1 0 0,1 0 0,0 0 0,-1 0 0,1 1 0,0-1 0,0 0 0,0 0 0,0 1 0,-1-1 0,2 0 0,-1 1 0,0-1 0,0 0 0,0 1 0,0-1 0,0 1 0,0-1 0,1 1 0,-1-1 0,0 1 0,1 0 0,-1-1 0,0 1 0,1 0 0,-1 0 0,0 0 0,1 0 0,-1 0 0,1 0 0,-1 0 0,0 0 0,1 0 0,-1 0 0,1 0 0,-1 0 0,0 0 0,1 1 0,-1-1 0,0 0 0,1 1 0,-1-1 0,0 1 0,0-1 0,0 1 0,1-1 0,-1 1 0,0 0 0,0-1 0,0 1 0,0 0 0,0-1 0,0 1 0,-1 0 0,1 0 0,0-1 0,0 1 0,-1 0 0,1 0 0,-1 0 0,1 0 0,-1 0 0,1 0 0,-1 0 0,0 0 0,1 0 0,-1 0 0,0 0 0,0 0 0,0 0 0</inkml:trace>
-</inkml:ink>
-</file>
-
-<file path=word/ink/ink40.xml><?xml version="1.0" encoding="utf-8"?>
-<inkml:ink xmlns:inkml="http://www.w3.org/2003/InkML">
-  <inkml:definitions>
-    <inkml:context xml:id="ctx0">
-      <inkml:inkSource xml:id="inkSrc0">
-        <inkml:traceFormat>
-          <inkml:channel name="X" type="integer" min="-2.14748E9" max="2.14748E9" units="cm"/>
-          <inkml:channel name="Y" type="integer" min="-2.14748E9" max="2.14748E9" units="cm"/>
-          <inkml:channel name="F" type="integer" max="32767" units="dev"/>
-          <inkml:channel name="OA" type="integer" max="360" units="deg"/>
-          <inkml:channel name="OE" type="integer" max="90" units="deg"/>
-        </inkml:traceFormat>
-        <inkml:channelProperties>
-          <inkml:channelProperty channel="X" name="resolution" value="1000" units="1/cm"/>
-          <inkml:channelProperty channel="Y" name="resolution" value="1000" units="1/cm"/>
-          <inkml:channelProperty channel="F" name="resolution" value="0" units="1/dev"/>
-          <inkml:channelProperty channel="OA" name="resolution" value="1000" units="1/deg"/>
-          <inkml:channelProperty channel="OE" name="resolution" value="1000" units="1/deg"/>
-        </inkml:channelProperties>
-      </inkml:inkSource>
-      <inkml:timestamp xml:id="ts0" timeString="2025-09-12T00:37:05.478"/>
-    </inkml:context>
-    <inkml:brush xml:id="br0">
-      <inkml:brushProperty name="width" value="0.035" units="cm"/>
-      <inkml:brushProperty name="height" value="0.035" units="cm"/>
-    </inkml:brush>
-  </inkml:definitions>
-  <inkml:trace contextRef="#ctx0" brushRef="#br0">1 206 2504 0 0,'0'0'16372'0'0,"40"3"-12117"0"0,-11 0-3249 0 0,1-2 0 0 0,0-1-1 0 0,0-1 1 0 0,57-10-1 0 0,36-4-828 0 0,-74 9-163 0 0,16-2-24 0 0,102-9 25 0 0,-164 17-23 0 0,-1 0 4 0 0,7-1 0 0 0,-6 1-2 0 0,20-1 647 0 0,-9 2-5394 0 0</inkml:trace>
-  <inkml:trace contextRef="#ctx0" brushRef="#br0" timeOffset="516.42">710 30 1028 0 0,'-3'-9'19219'0'0,"3"29"-18034"0"0,1-1 0 0 0,0 0 0 0 0,1 0-1 0 0,6 24 1 0 0,2 20 77 0 0,-3 17-1058 0 0,-7-78-563 0 0,1 5-366 0 0,-2 1-2574 0 0,0-3-2630 0 0</inkml:trace>
-  <inkml:trace contextRef="#ctx0" brushRef="#br0" timeOffset="1144.22">842 6 148 0 0,'-5'-6'16345'0'0,"3"10"-15853"0"0,1-1 1 0 0,0 1-1 0 0,0-1 1 0 0,0 1-1 0 0,0-1 1 0 0,1 1-1 0 0,-1 0 1 0 0,1-1-1 0 0,0 5 1 0 0,9 70 2107 0 0,-5-46-2000 0 0,6 97-224 0 0,-10-127-559 0 0,0 16 513 0 0,0-13-2298 0 0</inkml:trace>
-  <inkml:trace contextRef="#ctx0" brushRef="#br0" timeOffset="1855.01">876 149 1340 0 0,'-8'4'18720'0'0,"61"-5"-17285"0"0,0-1 0 0 0,0-3 0 0 0,53-12 1 0 0,12 0-807 0 0,-39 6-640 0 0,25-3-1382 0 0,-36 10-9691 0 0,-64 4 6250 0 0,0 0 3422 0 0,-2 1 212 0 0</inkml:trace>
-</inkml:ink>
-</file>
-
-<file path=word/ink/ink41.xml><?xml version="1.0" encoding="utf-8"?>
-<inkml:ink xmlns:inkml="http://www.w3.org/2003/InkML">
-  <inkml:definitions>
-    <inkml:context xml:id="ctx0">
-      <inkml:inkSource xml:id="inkSrc0">
-        <inkml:traceFormat>
-          <inkml:channel name="X" type="integer" min="-2.14748E9" max="2.14748E9" units="cm"/>
-          <inkml:channel name="Y" type="integer" min="-2.14748E9" max="2.14748E9" units="cm"/>
-          <inkml:channel name="F" type="integer" max="32767" units="dev"/>
-          <inkml:channel name="OA" type="integer" max="360" units="deg"/>
-          <inkml:channel name="OE" type="integer" max="90" units="deg"/>
-        </inkml:traceFormat>
-        <inkml:channelProperties>
-          <inkml:channelProperty channel="X" name="resolution" value="1000" units="1/cm"/>
-          <inkml:channelProperty channel="Y" name="resolution" value="1000" units="1/cm"/>
-          <inkml:channelProperty channel="F" name="resolution" value="0" units="1/dev"/>
-          <inkml:channelProperty channel="OA" name="resolution" value="1000" units="1/deg"/>
-          <inkml:channelProperty channel="OE" name="resolution" value="1000" units="1/deg"/>
-        </inkml:channelProperties>
-      </inkml:inkSource>
-      <inkml:timestamp xml:id="ts0" timeString="2025-09-12T00:36:38.497"/>
-    </inkml:context>
-    <inkml:brush xml:id="br0">
-      <inkml:brushProperty name="width" value="0.035" units="cm"/>
-      <inkml:brushProperty name="height" value="0.035" units="cm"/>
-    </inkml:brush>
-  </inkml:definitions>
-  <inkml:trace contextRef="#ctx0" brushRef="#br0">985 19 1808 0 0,'0'-1'7951'0'0,"-2"-8"523"0"0,0 20-7652 0 0,1 0-1 0 0,0 0 1 0 0,0 0 0 0 0,1 0-1 0 0,0 0 1 0 0,4 21 0 0 0,-1 3 261 0 0,3 110 1405 0 0,10 463 283 0 0,-22-442-3081 0 0,-3-98-7252 0 0,8-66 4928 0 0</inkml:trace>
-  <inkml:trace contextRef="#ctx0" brushRef="#br0" timeOffset="1048.98">955 8 492 0 0,'3'-8'16348'0'0,"-12"13"-15748"0"0,1 1 0 0 0,0-1 0 0 0,1 1-1 0 0,-1 1 1 0 0,1 0 0 0 0,0 0 0 0 0,1 0 0 0 0,0 1 0 0 0,-7 9 0 0 0,-19 22 585 0 0,-42 29-96 0 0,-4-2 1 0 0,-136 88-1 0 0,-15 11-756 0 0,177-125-506 0 0,-66 56 793 0 0,44-31-4614 0 0,72-64 3138 0 0,-4 4-2322 0 0</inkml:trace>
-  <inkml:trace contextRef="#ctx0" brushRef="#br0" timeOffset="7872.59">19 777 1788 0 0,'0'0'10124'0'0,"3"-2"-8559"0"0,15-6 7583 0 0,-10 6-8470 0 0,33 15 761 0 0,-40-13-1321 0 0,31 11 511 0 0,19 9-580 0 0,-49-20-53 0 0,35 16 45 0 0,-35-15-36 0 0,28 13 33 0 0,-25-11-42 0 0,33 19-17 0 0,-9-8 62 0 0,1-2 0 0 0,33 10 0 0 0,-60-21-35 0 0,4 1 0 0 0,-4-1 4 0 0,6 2 1 0 0,102 33 255 0 0,-109-35-261 0 0,17 4 23 0 0,28 12-12 0 0,-45-17-4 0 0,35 10 754 0 0,159 39 689 0 0,-194-48-1449 0 0,40 12 38 0 0,-40-13-42 0 0,11 5-4 0 0,-6-2 8 0 0,-6-3-7 0 0,1 1 4 0 0,6 2 3 0 0,-6-2-8 0 0,34 14-58 0 0,-35-14-92 0 0</inkml:trace>
-  <inkml:trace contextRef="#ctx0" brushRef="#br0" timeOffset="9365.67">721 445 1820 0 0,'0'0'8898'0'0,"-1"-8"-1688"0"0,2 5-7550 0 0,0 2 913 0 0,45-2 1305 0 0,-20 3-1586 0 0,-23 0-212 0 0,23 1 101 0 0,-132 22-195 0 0,58-12-224 0 0,46-10 188 0 0,15-8-190 0 0,50-11 219 0 0,-34 12-839 0 0,-7 3-3890 0 0,-19 3 2551 0 0,11-1-7617 0 0</inkml:trace>
-  <inkml:trace contextRef="#ctx0" brushRef="#br0" timeOffset="11553.53">1001 441 112 0 0,'-6'5'20413'0'0,"28"0"-19580"0"0,0-1 0 0 0,0-1 0 0 0,1-1-1 0 0,0-1 1 0 0,29-2 0 0 0,-8 0 331 0 0,40-2-170 0 0,-81 3-961 0 0,34-1 61 0 0,74 3 23 0 0,-4 2-85 0 0,-73-3-9 0 0,75 2 634 0 0,-28-1-599 0 0,117 17 0 0 0,-64-2-33 0 0,-91-14-39 0 0,93 13 18 0 0,-134-16 3 0 0,1 0-2 0 0,9 2-1 0 0,0-1-2 0 0,-8 0-3 0 0,8-1 4 0 0,-1 1-1 0 0,45 3-8 0 0,-22-2 1 0 0,88 9 14 0 0,-112-10-7 0 0,31 3 7 0 0,50 10-14 0 0,-82-12 2 0 0,109 17 46 0 0,-109-18-1729 0 0,9 0 5338 0 0,-7 1-4903 0 0,-3 1-6155 0 0</inkml:trace>
-  <inkml:trace contextRef="#ctx0" brushRef="#br0" timeOffset="12053.43">2792 608 1056 0 0,'-17'-1'3508'0'0,"-8"-3"14735"0"0,51 8-16028 0 0,-13-1-3241 0 0,68 8 7031 0 0,-53-9-11938 0 0,0-1-10832 0 0</inkml:trace>
-  <inkml:trace contextRef="#ctx0" brushRef="#br0" timeOffset="13508.94">736 737 3188 0 0,'-1'-8'22596'0'0,"2"16"-22407"0"0,0 0-1 0 0,-1 1 0 0 0,0-1 0 0 0,0 1 1 0 0,-1-1-1 0 0,0 0 0 0 0,-1 1 1 0 0,0-1-1 0 0,-3 9 0 0 0,-4 28-507 0 0,7-34-593 0 0,-1 15-6400 0 0</inkml:trace>
-  <inkml:trace contextRef="#ctx0" brushRef="#br0" timeOffset="13813.54">665 850 1292 0 0,'0'0'13771'0'0,"24"-9"-7423"0"0,39-3-2440 0 0,-35 6-6985 0 0,-18 3 161 0 0,4 2-14006 0 0</inkml:trace>
-  <inkml:trace contextRef="#ctx0" brushRef="#br0" timeOffset="14617.7">1032 852 188 0 0,'0'0'2734'0'0,"-23"-4"19455"0"0,261 4-17069 0 0,-106 2-4656 0 0,-67 1-317 0 0,-32-1-1637 0 0,1-1-3962 0 0,-30 1 3112 0 0</inkml:trace>
-</inkml:ink>
-</file>
-
-<file path=word/ink/ink42.xml><?xml version="1.0" encoding="utf-8"?>
-<inkml:ink xmlns:inkml="http://www.w3.org/2003/InkML">
-  <inkml:definitions>
-    <inkml:context xml:id="ctx0">
-      <inkml:inkSource xml:id="inkSrc0">
-        <inkml:traceFormat>
-          <inkml:channel name="X" type="integer" min="-2.14748E9" max="2.14748E9" units="cm"/>
-          <inkml:channel name="Y" type="integer" min="-2.14748E9" max="2.14748E9" units="cm"/>
-          <inkml:channel name="F" type="integer" max="32767" units="dev"/>
-          <inkml:channel name="OA" type="integer" max="360" units="deg"/>
-          <inkml:channel name="OE" type="integer" max="90" units="deg"/>
-        </inkml:traceFormat>
-        <inkml:channelProperties>
-          <inkml:channelProperty channel="X" name="resolution" value="1000" units="1/cm"/>
-          <inkml:channelProperty channel="Y" name="resolution" value="1000" units="1/cm"/>
-          <inkml:channelProperty channel="F" name="resolution" value="0" units="1/dev"/>
-          <inkml:channelProperty channel="OA" name="resolution" value="1000" units="1/deg"/>
-          <inkml:channelProperty channel="OE" name="resolution" value="1000" units="1/deg"/>
-        </inkml:channelProperties>
-      </inkml:inkSource>
-      <inkml:timestamp xml:id="ts0" timeString="2025-09-12T00:36:22.517"/>
-    </inkml:context>
-    <inkml:brush xml:id="br0">
-      <inkml:brushProperty name="width" value="0.035" units="cm"/>
-      <inkml:brushProperty name="height" value="0.035" units="cm"/>
-    </inkml:brush>
-  </inkml:definitions>
-  <inkml:trace contextRef="#ctx0" brushRef="#br0">767 5 612 0 0,'0'0'9846'0'0,"-8"-4"-319"0"0,3 4-7789 0 0,-51 0 2195 0 0,54 0-3728 0 0,-34 2 633 0 0,-504 10 1710 0 0,471-10-4626 0 0,29 1-3016 0 0,38-3 3606 0 0,-6 2-1462 0 0</inkml:trace>
-  <inkml:trace contextRef="#ctx0" brushRef="#br0" timeOffset="1115.53">606 8 316 0 0,'-2'0'12046'0'0,"-9"-1"188"0"0,7 3-12259 0 0,0 22 1417 0 0,0 0 1 0 0,1 32-1 0 0,7 102-331 0 0,-4-152-1005 0 0,2 64-528 0 0,-2-67 215 0 0,0 19-4348 0 0,0-13-1807 0 0</inkml:trace>
-  <inkml:trace contextRef="#ctx0" brushRef="#br0" timeOffset="1800.1">400 409 2148 0 0,'-10'2'16506'0'0,"59"1"-11861"0"0,34-13-2374 0 0,-34 3-1497 0 0,3 2-507 0 0,47-5 437 0 0,-35 7-4805 0 0,-61 3 2657 0 0</inkml:trace>
-  <inkml:trace contextRef="#ctx0" brushRef="#br0" timeOffset="2536.5">449 573 1132 0 0,'0'0'14869'0'0,"46"-1"-10038"0"0,88-12-1478 0 0,21 0-4749 0 0,-153 12 410 0 0,0 2-716 0 0,5-1 1450 0 0</inkml:trace>
-  <inkml:trace contextRef="#ctx0" brushRef="#br0" timeOffset="3168.21">624 590 148 0 0,'6'40'18988'0'0,"-3"11"-9490"0"0,-2 6-8695 0 0,-1 1-8323 0 0,-1-4-7756 0 0</inkml:trace>
-  <inkml:trace contextRef="#ctx0" brushRef="#br0" timeOffset="4735.37">640 582 832 0 0,'0'0'4459'0'0,"-9"-2"6459"0"0,7 2-9586 0 0,1 1-668 0 0,0 57 2194 0 0,4 13-1658 0 0,10 92 1293 0 0,-13-161-2483 0 0,11 45-238 0 0,-11-45 149 0 0,-1 9-107 0 0,1-4-2402 0 0</inkml:trace>
-  <inkml:trace contextRef="#ctx0" brushRef="#br0" timeOffset="5507.7">532 939 2148 0 0,'0'0'8510'0'0,"-8"2"-1399"0"0,75-1-2200 0 0,41-17-3501 0 0,-59 7-879 0 0,-46 9-509 0 0,-3-1-29 0 0,1 1 0 0 0,0 0 0 0 0,0-1 0 0 0,0 1 0 0 0,-1 0 0 0 0,1 0 0 0 0,0 0 0 0 0,0 0 0 0 0,0-1 0 0 0,0 1 0 0 0,-1 0-1 0 0,1 1 1 0 0,0-1 0 0 0,0 0 0 0 0,0 0 0 0 0,0 0 0 0 0,-1 0 0 0 0,1 1 0 0 0,0-1 0 0 0,0 0 0 0 0,0 1 0 0 0,-1-1 0 0 0,1 0 0 0 0,0 1 0 0 0,-1-1 0 0 0,1 1 0 0 0,0-1 0 0 0,-1 1 0 0 0,1 0 0 0 0,0 0 0 0 0,-1 3 5 0 0,-1-1 0 0 0,1 1 1 0 0,-1 0-1 0 0,0-1 1 0 0,0 1-1 0 0,0 0 0 0 0,0-1 1 0 0,-1 0-1 0 0,-3 7 0 0 0,4-8 2 0 0,-12 25 9 0 0,0 0 1 0 0,-2-1 0 0 0,-25 34-1 0 0,39-59 1 0 0,1 0-3 0 0,0-1-1 0 0,0 1 1 0 0,0-1 0 0 0,0 1-1 0 0,-1-1 1 0 0,1 1-1 0 0,0-1 1 0 0,0 1 0 0 0,0-1-1 0 0,-1 1 1 0 0,1-1-1 0 0,0 1 1 0 0,-1-1-1 0 0,1 1 1 0 0,-1-1 0 0 0,1 0-1 0 0,0 1 1 0 0,-1-1-1 0 0,1 0 1 0 0,-1 1 0 0 0,1-1-1 0 0,-1 0 1 0 0,1 0-1 0 0,-1 1 1 0 0,1-1 0 0 0,-1 0-1 0 0,1 0 1 0 0,-1 0-1 0 0,1 0 1 0 0,-1 0-1 0 0,1 0 1 0 0,-1 1 0 0 0,0-1-1 0 0,1 0 1 0 0,-1-1-1 0 0,1 1 1 0 0,-1 0 0 0 0,1 0-1 0 0,-1 0 1 0 0,1 0-1 0 0,-1-1 1 0 0,-1 1 6 0 0,0 0 0 0 0,0-1 0 0 0,1 1 0 0 0,-1-1 0 0 0,1 1 0 0 0,-1-1-1 0 0,0 0 1 0 0,1 1 0 0 0,-1-1 0 0 0,1 0 0 0 0,0 0 0 0 0,-1 0 0 0 0,1 0 0 0 0,-2-2 0 0 0,-44-82 86 0 0,25 44-319 0 0,21 40-114 0 0,-5-6-510 0 0</inkml:trace>
-</inkml:ink>
-</file>
-
-<file path=word/ink/ink43.xml><?xml version="1.0" encoding="utf-8"?>
-<inkml:ink xmlns:inkml="http://www.w3.org/2003/InkML">
-  <inkml:definitions>
-    <inkml:context xml:id="ctx0">
-      <inkml:inkSource xml:id="inkSrc0">
-        <inkml:traceFormat>
-          <inkml:channel name="X" type="integer" min="-2.14748E9" max="2.14748E9" units="cm"/>
-          <inkml:channel name="Y" type="integer" min="-2.14748E9" max="2.14748E9" units="cm"/>
-          <inkml:channel name="F" type="integer" max="32767" units="dev"/>
-          <inkml:channel name="OA" type="integer" max="360" units="deg"/>
-          <inkml:channel name="OE" type="integer" max="90" units="deg"/>
-        </inkml:traceFormat>
-        <inkml:channelProperties>
-          <inkml:channelProperty channel="X" name="resolution" value="1000" units="1/cm"/>
-          <inkml:channelProperty channel="Y" name="resolution" value="1000" units="1/cm"/>
-          <inkml:channelProperty channel="F" name="resolution" value="0" units="1/dev"/>
-          <inkml:channelProperty channel="OA" name="resolution" value="1000" units="1/deg"/>
-          <inkml:channelProperty channel="OE" name="resolution" value="1000" units="1/deg"/>
-        </inkml:channelProperties>
-      </inkml:inkSource>
-      <inkml:timestamp xml:id="ts0" timeString="2025-09-12T00:36:14.640"/>
-    </inkml:context>
-    <inkml:brush xml:id="br0">
-      <inkml:brushProperty name="width" value="0.035" units="cm"/>
-      <inkml:brushProperty name="height" value="0.035" units="cm"/>
-    </inkml:brush>
-  </inkml:definitions>
-  <inkml:trace contextRef="#ctx0" brushRef="#br0">591 215 1624 0 0,'0'0'22008'0'0,"12"5"-19784"0"0,14-4-1567 0 0,1-2 0 0 0,-1 0 0 0 0,1-2 0 0 0,-1 0 0 0 0,37-11 0 0 0,35-4-4133 0 0,-96 17 2374 0 0,4 5-3202 0 0,7 3-10391 0 0</inkml:trace>
-  <inkml:trace contextRef="#ctx0" brushRef="#br0" timeOffset="1992.79">917 202 596 0 0,'0'0'5199'0'0,"-23"1"11914"0"0,30-12-16911 0 0,0 1-1 0 0,1-1 1 0 0,0 1-1 0 0,0 1 1 0 0,1 0-1 0 0,0 0 1 0 0,21-15-1 0 0,-1-2 1196 0 0,-28 25-1381 0 0,-1 1 1 0 0,0-1-1 0 0,1 1 1 0 0,-1-1-1 0 0,1 1 0 0 0,-1-1 1 0 0,1 1-1 0 0,-1 0 1 0 0,1-1-1 0 0,-1 1 1 0 0,1 0-1 0 0,-1-1 0 0 0,1 1 1 0 0,0 0-1 0 0,-1 0 1 0 0,1 0-1 0 0,-1-1 0 0 0,1 1 1 0 0,0 0-1 0 0,-1 0 1 0 0,1 0-1 0 0,0 0 0 0 0,-1 0 1 0 0,1 0-1 0 0,0 0 1 0 0,-1 0-1 0 0,1 0 1 0 0,-1 1-1 0 0,1-1 0 0 0,0 0 1 0 0,0 1-1 0 0,11 20 352 0 0,-1 51 78 0 0,-7-44-268 0 0,2 9-72 0 0,12 49 18 0 0,-18-84-91 0 0,0-2-33 0 0,0 0-1 0 0,0 0 1 0 0,1 0-1 0 0,-1 0 1 0 0,0 0-1 0 0,0 0 1 0 0,0 0-1 0 0,0 0 1 0 0,0 0-1 0 0,1 0 1 0 0,-1 0 0 0 0,0 0-1 0 0,0 0 1 0 0,0 0-1 0 0,0 0 1 0 0,1 0-1 0 0,-1 0 1 0 0,0 0-1 0 0,0 0 1 0 0,0 0-1 0 0,0 0 1 0 0,0 0-1 0 0,1 0 1 0 0,-1 0-1 0 0,0 0 1 0 0,0 0-1 0 0,0 0 1 0 0,0 0-1 0 0,0 0 1 0 0,0 1-1 0 0,1-1 1 0 0,-1 0 0 0 0,0 0-1 0 0,0 0 1 0 0,0 0-1 0 0,0 0 1 0 0,0 0-1 0 0,0 1 1 0 0,0-1-1 0 0,0 0 1 0 0,0 0-1 0 0,0 0 1 0 0,0 0-1 0 0,0 0 1 0 0,0 1-1 0 0,0-1 1 0 0,1 0-1 0 0,-1 0 1 0 0,0 0-1 0 0,-1 0 1 0 0,1 0 0 0 0,0 1-1 0 0,0-1 1 0 0,0 0-1 0 0,0 0 1 0 0,0 0-1 0 0,0 0 1 0 0,0 1-1 0 0,0-1 1 0 0,0 0-1 0 0,0 0 1 0 0,0 0-1 0 0,0 0 1 0 0,0 0-1 0 0,0 0 1 0 0,-1 1-1 0 0,1-1 1 0 0,0 0-1 0 0,0 0 1 0 0,9-15-281 0 0,6-23-400 0 0,37-177-928 0 0,-52 213 1533 0 0,1 2-116 0 0,0 1 192 0 0,0-1 1 0 0,0 1 0 0 0,0-1-1 0 0,0 1 1 0 0,0-1-1 0 0,0 1 1 0 0,0 0-1 0 0,-1-1 1 0 0,1 1 0 0 0,0 0-1 0 0,-1 0 1 0 0,1-1-1 0 0,0 1 1 0 0,-1 0 0 0 0,1 0-1 0 0,-1 0 1 0 0,1 0-1 0 0,-1 0 1 0 0,1 0-1 0 0,-1 0 1 0 0,0 0 0 0 0,0 0-1 0 0,1 0 1 0 0,-1 2-1 0 0,7 35 229 0 0,-5-26-100 0 0,-1-4-54 0 0,5 20 143 0 0,1-1 0 0 0,1 0-1 0 0,13 31 1 0 0,-21-58-219 0 0,0 1 0 0 0,0-1 0 0 0,0 1 0 0 0,0-1 0 0 0,0 0 0 0 0,1 1 0 0 0,-1-1 1 0 0,0 1-1 0 0,0-1 0 0 0,0 0 0 0 0,0 1 0 0 0,1-1 0 0 0,-1 0 0 0 0,0 1 0 0 0,0-1 0 0 0,1 0 0 0 0,-1 0 0 0 0,0 1 0 0 0,1-1 0 0 0,-1 0 0 0 0,0 0 0 0 0,1 1 0 0 0,-1-1 1 0 0,0 0-1 0 0,1 0 0 0 0,-1 0 0 0 0,1 0 0 0 0,-1 1 0 0 0,0-1 0 0 0,1 0 0 0 0,-1 0 0 0 0,1 0 0 0 0,-1 0 0 0 0,0 0 0 0 0,1 0 0 0 0,-1 0 0 0 0,1 0 0 0 0,-1 0 0 0 0,1-1 1 0 0,11-14-185 0 0,4-23-397 0 0,27-157-867 0 0,-43 193 1425 0 0,1 2-58 0 0,-1 0 84 0 0,1 1 1 0 0,0-1-1 0 0,-1 0 0 0 0,0 1 1 0 0,1-1-1 0 0,-1 1 1 0 0,1-1-1 0 0,-1 1 0 0 0,1-1 1 0 0,-1 0-1 0 0,0 1 1 0 0,1 0-1 0 0,-1-1 0 0 0,0 1 1 0 0,0-1-1 0 0,1 1 1 0 0,-1-1-1 0 0,0 1 0 0 0,0-1 1 0 0,0 1-1 0 0,0 0 1 0 0,0-1-1 0 0,0 1 0 0 0,0 0 1 0 0,0-1-1 0 0,0 2 1 0 0,3 21 216 0 0,-2-21-203 0 0,34 171 1621 0 0,-35-171-1612 0 0,5 0 0 0 0,-4-2-34 0 0,-1 0 0 0 0,0 1 0 0 0,1-1-1 0 0,-1 0 1 0 0,1 0 0 0 0,-1 0-1 0 0,0 0 1 0 0,1 1 0 0 0,-1-1 0 0 0,1 0-1 0 0,-1 0 1 0 0,0 0 0 0 0,1 0 0 0 0,-1 0-1 0 0,1 0 1 0 0,-1 0 0 0 0,0 0 0 0 0,1 0-1 0 0,-1 0 1 0 0,1-1 0 0 0,-1 1 0 0 0,0 0-1 0 0,1 0 1 0 0,-1 0 0 0 0,1 0-1 0 0,-1-1 1 0 0,0 1 0 0 0,1 0 0 0 0,-1 0-1 0 0,0 0 1 0 0,1-1 0 0 0,-1 1 0 0 0,0 0-1 0 0,0-1 1 0 0,1 1 0 0 0,-1 0 0 0 0,0-1-1 0 0,0 1 1 0 0,0 0 0 0 0,1-1-1 0 0,-1 1 1 0 0,0-1 0 0 0,0 1 0 0 0,0 0-1 0 0,0-1 1 0 0,0 1 0 0 0,0-1 0 0 0,0 1-1 0 0,0 0 1 0 0,0-1 0 0 0,0 1 0 0 0,0-1-1 0 0,0 0 1 0 0,14-39-535 0 0,-2-2 0 0 0,10-59 0 0 0,-10 42 418 0 0,-11 57 112 0 0,-1 2 18 0 0,0 0-1 0 0,0 0 0 0 0,0 0 0 0 0,0 1 0 0 0,0-1 0 0 0,1 0 0 0 0,-1 0 0 0 0,0 0 0 0 0,0 0 0 0 0,0 0 0 0 0,0 0 0 0 0,0 0 0 0 0,1 0 0 0 0,-1 0 0 0 0,0 0 0 0 0,0 0 0 0 0,0 0 0 0 0,0 0 0 0 0,1 0 0 0 0,-1 0 1 0 0,0 0-1 0 0,0 0 0 0 0,0 0 0 0 0,0 0 0 0 0,1 0 0 0 0,-1 0 0 0 0,0 0 0 0 0,0 0 0 0 0,0 0 0 0 0,0 0 0 0 0,0 0 0 0 0,1 0 0 0 0,-1 0 0 0 0,0 0 0 0 0,0 0 0 0 0,0-1 0 0 0,0 1 0 0 0,0 0 0 0 0,0 0 0 0 0,1 0 0 0 0,-1 0 1 0 0,0 0-1 0 0,0 0 0 0 0,0-1 0 0 0,0 1 0 0 0,0 0 0 0 0,8 19 448 0 0,12 94 1174 0 0,-16-82-1426 0 0,1 0 0 0 0,1 0 1 0 0,13 38-1 0 0,-18-68-191 0 0,6 20 92 0 0,-5-22-116 0 0,-1-1 0 0 0,1 0 0 0 0,0 1 0 0 0,-1-1 0 0 0,0 0 1 0 0,1 0-1 0 0,-1 0 0 0 0,0 0 0 0 0,0 0 0 0 0,0 0 0 0 0,0-1 0 0 0,0 1 1 0 0,-1 0-1 0 0,1 0 0 0 0,0-5 0 0 0,7-48-131 0 0,-4 27 39 0 0,9-54-95 0 0,-12 79 178 0 0,0-2-33 0 0,-2 4 64 0 0,1 0 1 0 0,0 1-1 0 0,0-1 1 0 0,0 1 0 0 0,0-1-1 0 0,0 0 1 0 0,0 1 0 0 0,0-1-1 0 0,0 1 1 0 0,0-1-1 0 0,0 0 1 0 0,0 1 0 0 0,0-1-1 0 0,1 1 1 0 0,-1-1-1 0 0,0 0 1 0 0,0 1 0 0 0,1-1-1 0 0,-1 1 1 0 0,0-1 0 0 0,0 1-1 0 0,1-1 1 0 0,-1 1-1 0 0,1-1 1 0 0,-1 1 0 0 0,1-1-1 0 0,-1 1 1 0 0,0 0-1 0 0,1-1 1 0 0,0 1 0 0 0,-1 0-1 0 0,1-1 1 0 0,-1 1 0 0 0,1 0-1 0 0,-1 0 1 0 0,1-1-1 0 0,-1 1 1 0 0,1 0 0 0 0,0 0-1 0 0,-1 0 1 0 0,1 0-1 0 0,1 0 1 0 0,32 2 497 0 0,1-1-1 0 0,0-2 1 0 0,0-2 0 0 0,57-11-1 0 0,-42 6-1430 0 0,83-3 0 0 0,-88 11-2929 0 0,-43 0 2597 0 0,3 0-710 0 0,1 0-540 0 0</inkml:trace>
-  <inkml:trace contextRef="#ctx0" brushRef="#br0" timeOffset="2508.2">1850 87 616 0 0,'-2'0'1224'0'0,"-1"1"0"0"0,1-1 0 0 0,0 1 1 0 0,-1 0-1 0 0,1 0 0 0 0,0 0 0 0 0,-1 0 0 0 0,1 0 0 0 0,0 1 0 0 0,0-1 0 0 0,0 1 0 0 0,-3 2 1 0 0,5-4-1090 0 0,0 0 0 0 0,0 0 0 0 0,0 1 0 0 0,0-1 1 0 0,-1 0-1 0 0,1 0 0 0 0,0 1 0 0 0,0-1 0 0 0,0 0 1 0 0,0 0-1 0 0,0 1 0 0 0,0-1 0 0 0,0 0 0 0 0,0 0 1 0 0,0 1-1 0 0,1-1 0 0 0,-1 0 0 0 0,0 0 0 0 0,0 0 1 0 0,0 1-1 0 0,0-1 0 0 0,0 0 0 0 0,0 0 0 0 0,0 0 1 0 0,0 1-1 0 0,1-1 0 0 0,-1 0 0 0 0,0 0 0 0 0,0 0 1 0 0,0 0-1 0 0,0 1 0 0 0,1-1 0 0 0,-1 0 0 0 0,0 0 1 0 0,0 0-1 0 0,1 0 0 0 0,-1 0 0 0 0,0 0 0 0 0,0 1 1 0 0,0-1-1 0 0,1 0 0 0 0,-1 0 0 0 0,27 4 112 0 0,361-6 4190 0 0,-127-9-7501 0 0,-259 11 2843 0 0,36-3-3632 0 0,-20-1-2665 0 0</inkml:trace>
-  <inkml:trace contextRef="#ctx0" brushRef="#br0" timeOffset="3220.46">2057 102 344 0 0,'-4'0'1106'0'0,"-86"4"7816"0"0,88-3-8549 0 0,-59 2 4516 0 0,31-1-3069 0 0,17-1 1735 0 0,37-5-1970 0 0,67-9-796 0 0,142-17 425 0 0,-80 24-8332 0 0,-151 6 5914 0 0,9 0-848 0 0</inkml:trace>
-  <inkml:trace contextRef="#ctx0" brushRef="#br0" timeOffset="3780.76">2052 86 572 0 0,'0'0'12714'0'0,"25"8"-7358"0"0,180 2-55 0 0,0-17-7005 0 0,-188 4-339 0 0,-10 1-1750 0 0,1 1-5821 0 0</inkml:trace>
-  <inkml:trace contextRef="#ctx0" brushRef="#br0" timeOffset="4124.95">2258 117 1440 0 0,'0'0'2350'0'0,"20"-1"3342"0"0,-12 0-5017 0 0,101-4 4982 0 0,-73 4-8551 0 0,-4 3-4830 0 0</inkml:trace>
-</inkml:ink>
-</file>
-
-<file path=word/ink/ink44.xml><?xml version="1.0" encoding="utf-8"?>
-<inkml:ink xmlns:inkml="http://www.w3.org/2003/InkML">
-  <inkml:definitions>
-    <inkml:context xml:id="ctx0">
-      <inkml:inkSource xml:id="inkSrc0">
-        <inkml:traceFormat>
-          <inkml:channel name="X" type="integer" min="-2.14748E9" max="2.14748E9" units="cm"/>
-          <inkml:channel name="Y" type="integer" min="-2.14748E9" max="2.14748E9" units="cm"/>
-          <inkml:channel name="F" type="integer" max="32767" units="dev"/>
-          <inkml:channel name="OA" type="integer" max="360" units="deg"/>
-          <inkml:channel name="OE" type="integer" max="90" units="deg"/>
-        </inkml:traceFormat>
-        <inkml:channelProperties>
-          <inkml:channelProperty channel="X" name="resolution" value="1000" units="1/cm"/>
-          <inkml:channelProperty channel="Y" name="resolution" value="1000" units="1/cm"/>
-          <inkml:channelProperty channel="F" name="resolution" value="0" units="1/dev"/>
-          <inkml:channelProperty channel="OA" name="resolution" value="1000" units="1/deg"/>
-          <inkml:channelProperty channel="OE" name="resolution" value="1000" units="1/deg"/>
-        </inkml:channelProperties>
-      </inkml:inkSource>
-      <inkml:timestamp xml:id="ts0" timeString="2025-09-12T00:35:44.288"/>
-    </inkml:context>
-    <inkml:brush xml:id="br0">
-      <inkml:brushProperty name="width" value="0.035" units="cm"/>
-      <inkml:brushProperty name="height" value="0.035" units="cm"/>
-    </inkml:brush>
-  </inkml:definitions>
-  <inkml:trace contextRef="#ctx0" brushRef="#br0">1163 1 1468 0 0,'0'0'11639'0'0,"-40"4"-6844"0"0,-106 21-3267 0 0,-1-7 0 0 0,-171-1-1 0 0,-85 8-911 0 0,335-16-3730 0 0,28-3-8178 0 0</inkml:trace>
-</inkml:ink>
-</file>
-
-<file path=word/ink/ink45.xml><?xml version="1.0" encoding="utf-8"?>
-<inkml:ink xmlns:inkml="http://www.w3.org/2003/InkML">
-  <inkml:definitions>
-    <inkml:context xml:id="ctx0">
-      <inkml:inkSource xml:id="inkSrc0">
-        <inkml:traceFormat>
-          <inkml:channel name="X" type="integer" min="-2.14748E9" max="2.14748E9" units="cm"/>
-          <inkml:channel name="Y" type="integer" min="-2.14748E9" max="2.14748E9" units="cm"/>
-          <inkml:channel name="F" type="integer" max="32767" units="dev"/>
-        </inkml:traceFormat>
-        <inkml:channelProperties>
-          <inkml:channelProperty channel="X" name="resolution" value="1000" units="1/cm"/>
-          <inkml:channelProperty channel="Y" name="resolution" value="1000" units="1/cm"/>
-          <inkml:channelProperty channel="F" name="resolution" value="0" units="1/dev"/>
-        </inkml:channelProperties>
-      </inkml:inkSource>
-      <inkml:timestamp xml:id="ts0" timeString="2025-09-12T00:35:43.133"/>
-    </inkml:context>
-    <inkml:brush xml:id="br0">
-      <inkml:brushProperty name="width" value="0.035" units="cm"/>
-      <inkml:brushProperty name="height" value="0.035" units="cm"/>
-    </inkml:brush>
-  </inkml:definitions>
-  <inkml:trace contextRef="#ctx0" brushRef="#br0">101 11 17534,'1'1'0,"0"0"0,0 0 0,-1 1 0,1-1 0,-1 1 0,1-1 0,-1 1 0,1-1 0,-1 1 0,0-1 0,0 1 0,0 0 0,0 0 0,0-1 0,-1 1 0,1 0 0,0 0 0,-1 0 0,0 0 0,1-1 0,-1 1 0,0 0 0,0 0 0,0 0 0,0 0 0,0 0 0,0 0 0,0-1 0,-1 1 0,1 0 0,0 0 0,-1 0 0,1 0 0,-1-1 0,0 1 0,1 0 0,-1-1 0,0 1 0,0-1 0,0 1 0,1-1 0,-1 1 0,0-1 0,0 0 0,0 1 0,0-1 0,0 0 0,0 0 0,-1 0 0,1 0 0,0 0 0,0 0 0,0-1 0,0 1 0,0 0 0,0-1 0,0 1 0,0-1 0,0 0 0,0 1 0,0-1 0,0 0 0,0 0 0,0 0 0,1 0 0,-1-1 0,0 1 0,1 0 0,-1-1 0,0 1 0,1-1 0,-1 1 0,1-1 0,0 0 0,-1 0 0,1 0 0,0 1 0,0-2 0,0 1 0,0 0 0,0 0 0,1 0 0,-1-1 0,0 1 0,1 0 0,-1-1 0,1 1 0,0-1 0,-1 0 0,1 1 0,0-1 0,0 0 0,0 1 0,1-1 0,-1 0 0,0 0 0,1 0 0,-1 1 0,1-1 0,-1 0 0,1 0 0,0 0 0,0 0 0,0 0 0,0 0 0,0 0 0,0 1 0,0-1 0,1 0 0,-1 0 0,1 0 0,-1 0 0,1 1 0,-1-1 0,1 0 0,0 1 0,-1-1 0,1 0 0,0 1 0,0-1 0,0 1 0,0 0 0,0-1 0,0 1 0,0 0 0,0-1 0,0 1 0,0 0 0,0 0 0,0 0 0,0 0 0,0 1 0,0-1 0,0 0 0,0 1 0,0-1 0,0 1 0,0-1 0,0 1 0,0 0 0,0-1 0,0 1 0,0 0 0,0 0 0,0 1 0,-1-1 0,1 0 0,0 0 0,-1 1 0,1-1 0,-1 1 0,1-1 0,-1 1 0,1 0 0,-1 0 0,0 0 0,0 0 0,0 0 0,0 0 0</inkml:trace>
-</inkml:ink>
-</file>
-
-<file path=word/ink/ink46.xml><?xml version="1.0" encoding="utf-8"?>
-<inkml:ink xmlns:inkml="http://www.w3.org/2003/InkML">
-  <inkml:definitions>
-    <inkml:context xml:id="ctx0">
-      <inkml:inkSource xml:id="inkSrc0">
-        <inkml:traceFormat>
-          <inkml:channel name="X" type="integer" min="-2.14748E9" max="2.14748E9" units="cm"/>
-          <inkml:channel name="Y" type="integer" min="-2.14748E9" max="2.14748E9" units="cm"/>
-          <inkml:channel name="F" type="integer" max="32767" units="dev"/>
-          <inkml:channel name="OA" type="integer" max="360" units="deg"/>
-          <inkml:channel name="OE" type="integer" max="90" units="deg"/>
-        </inkml:traceFormat>
-        <inkml:channelProperties>
-          <inkml:channelProperty channel="X" name="resolution" value="1000" units="1/cm"/>
-          <inkml:channelProperty channel="Y" name="resolution" value="1000" units="1/cm"/>
-          <inkml:channelProperty channel="F" name="resolution" value="0" units="1/dev"/>
-          <inkml:channelProperty channel="OA" name="resolution" value="1000" units="1/deg"/>
-          <inkml:channelProperty channel="OE" name="resolution" value="1000" units="1/deg"/>
-        </inkml:channelProperties>
-      </inkml:inkSource>
-      <inkml:timestamp xml:id="ts0" timeString="2025-09-12T00:35:08.365"/>
-    </inkml:context>
-    <inkml:brush xml:id="br0">
-      <inkml:brushProperty name="width" value="0.035" units="cm"/>
-      <inkml:brushProperty name="height" value="0.035" units="cm"/>
-    </inkml:brush>
-  </inkml:definitions>
-  <inkml:trace contextRef="#ctx0" brushRef="#br0">82 9 76 0 0,'0'0'10432'0'0,"-4"-8"-2231"0"0,-9 48-4693 0 0,11-33-3362 0 0,2-6-81 0 0,-4 37 1027 0 0,3 20-196 0 0,1-57-724 0 0,6 47 280 0 0,-1-50-3404 0 0,16-32-12295 0 0,-15 21 13154 0 0,-6 12 2209 0 0,2-2 493 0 0,-1 0 1 0 0,1 0-1 0 0,-1 0 0 0 0,0 0 1 0 0,0 0-1 0 0,-1-1 1 0 0,1 1-1 0 0,-1 0 0 0 0,1-1 1 0 0,-1 1-1 0 0,0 0 0 0 0,-1-6 1 0 0,-8-30 3736 0 0,8 37-3524 0 0,-2-1 190 0 0,3 2-1001 0 0,0 1 1 0 0,0 0 0 0 0,0 0 0 0 0,0 0-1 0 0,0 0 1 0 0,0 0 0 0 0,0-1 0 0 0,0 1 0 0 0,0 0-1 0 0,0 0 1 0 0,0 0 0 0 0,-1 0 0 0 0,1 0-1 0 0,0 0 1 0 0,0-1 0 0 0,0 1 0 0 0,0 0-1 0 0,0 0 1 0 0,0 0 0 0 0,0 0 0 0 0,-1 0 0 0 0,1 0-1 0 0,0 0 1 0 0,0 0 0 0 0,0 0 0 0 0,0 0-1 0 0,0 0 1 0 0,-1 0 0 0 0,1 0 0 0 0,0 0-1 0 0,0 0 1 0 0,0 0 0 0 0,0 0 0 0 0,0 0 0 0 0,-1 0-1 0 0,1 0 1 0 0,0 0 0 0 0,0 0 0 0 0,0 0-1 0 0,0 0 1 0 0,0 0 0 0 0,-1 0 0 0 0,1 0-1 0 0,0 0 1 0 0,0 0 0 0 0,0 0 0 0 0,0 0 0 0 0,0 0-1 0 0,0 0 1 0 0,-1 1 0 0 0,1-1 0 0 0,0 0-1 0 0,0 0 1 0 0,0 0 0 0 0,0 0 0 0 0,0 0-1 0 0,0 0 1 0 0,0 0 0 0 0,0 1 0 0 0,-2 0 417 0 0,-2 44 1716 0 0,4-43-2005 0 0,4 41 836 0 0,-4 9-93 0 0,0-50-791 0 0,0 13 193 0 0,0 37 557 0 0,0-50-712 0 0,5 45 1344 0 0,-5-45-1249 0 0,10 60 410 0 0,-10-60-613 0 0,4 34 111 0 0,-3-28-123 0 0,-1-6-4 0 0,2 93 650 0 0,-3-92-594 0 0,1-1-53 0 0,0 6-4 0 0,0-6 5 0 0,0 0-11 0 0,0 8 4 0 0,0-8 13 0 0,0 46 694 0 0,0-46-519 0 0,0 4 1756 0 0,0-3-3550 0 0</inkml:trace>
-  <inkml:trace contextRef="#ctx0" brushRef="#br0" timeOffset="2435.18">88 632 1416 0 0,'0'0'2873'0'0,"-17"23"13639"0"0,18-22-16301 0 0,0 0 1 0 0,0 0-1 0 0,0 0 1 0 0,0 0-1 0 0,0 0 1 0 0,0 0-1 0 0,0 0 1 0 0,0-1 0 0 0,0 1-1 0 0,0 0 1 0 0,1-1-1 0 0,-1 1 1 0 0,0-1-1 0 0,0 1 1 0 0,1-1-1 0 0,-1 0 1 0 0,0 1 0 0 0,1-1-1 0 0,1 0 1 0 0,-1 0 76 0 0,48-3 612 0 0,-49 3-895 0 0,16-1 28 0 0,1 0-1 0 0,-1 1 1 0 0,21 2-1 0 0,-36-1-28 0 0,14 3 7 0 0,-7-2-9 0 0,-9-1-1 0 0,1-1 0 0 0,0 0 0 0 0,-1 0 0 0 0,1 1-1 0 0,-1-1 1 0 0,1 0 0 0 0,-1 1 0 0 0,1-1 0 0 0,-1 1-1 0 0,1-1 1 0 0,-1 0 0 0 0,1 1 0 0 0,-1-1 0 0 0,0 1 0 0 0,1-1-1 0 0,-1 1 1 0 0,0 0 0 0 0,1-1 0 0 0,-1 1 0 0 0,0-1-1 0 0,0 1 1 0 0,0 0 0 0 0,1-1 0 0 0,-1 1 0 0 0,0-1-1 0 0,0 1 1 0 0,0 0 0 0 0,0-1 0 0 0,0 1 0 0 0,0 0-1 0 0,0-1 1 0 0,0 1 0 0 0,0 0 0 0 0,-1-1 0 0 0,1 1-1 0 0,0-1 1 0 0,0 1 0 0 0,-1 0 0 0 0,1-1 0 0 0,0 1-1 0 0,0-1 1 0 0,-1 1 0 0 0,1-1 0 0 0,-1 1 0 0 0,1-1 0 0 0,0 1-1 0 0,-1-1 1 0 0,1 1 0 0 0,-1-1 0 0 0,1 0 0 0 0,-1 1-1 0 0,0-1 1 0 0,-29 28 46 0 0,28-26-47 0 0,-34 24 25 0 0,-76 42-1 0 0,61-38-15 0 0,49-30-18 0 0,-10 9-19 0 0,12-9 28 0 0,-1 0 0 0 0,1 0 0 0 0,0 0 0 0 0,0 1 0 0 0,0-1 0 0 0,0 0 0 0 0,0 0 0 0 0,0 0 0 0 0,0 1 0 0 0,-1-1 0 0 0,1 0-1 0 0,0 0 1 0 0,0 1 0 0 0,0-1 0 0 0,0 0 0 0 0,0 0 0 0 0,0 1 0 0 0,0-1 0 0 0,0 0 0 0 0,0 0 0 0 0,0 0 0 0 0,0 1 0 0 0,1-1-1 0 0,-1 0 1 0 0,0 0 0 0 0,0 1 0 0 0,0-1 0 0 0,0 0 0 0 0,0 0 0 0 0,0 0 0 0 0,0 1 0 0 0,1-1 0 0 0,-1 0 0 0 0,0 0 0 0 0,0 0 0 0 0,0 1-1 0 0,0-1 1 0 0,1 0 0 0 0,-1 0 0 0 0,0 0 0 0 0,0 0 0 0 0,0 0 0 0 0,1 0 0 0 0,-1 0 0 0 0,0 1 0 0 0,0-1 0 0 0,1 0 0 0 0,-1 0-1 0 0,0 0 1 0 0,0 0 0 0 0,1 0 0 0 0,-1 0 0 0 0,0 0 0 0 0,0 0 0 0 0,0 0 0 0 0,1 0 0 0 0,-1 0 0 0 0,0 0 0 0 0,0 0 0 0 0,1 0-1 0 0,-1-1 1 0 0,0 1 0 0 0,0 0 0 0 0,1 0 0 0 0,-1 0 0 0 0,0 0 0 0 0,0 0 0 0 0,1-1 0 0 0,48 0-17 0 0,-2-1-19 0 0,80 7 0 0 0,-122-5 38 0 0,-2 0-5 0 0,-1 0 0 0 0,1 0 0 0 0,0 1 0 0 0,0-1 0 0 0,0 0 0 0 0,0 1-1 0 0,0 0 1 0 0,-1 0 0 0 0,1 0 0 0 0,0 0 0 0 0,0 0 0 0 0,-1 0-1 0 0,1 1 1 0 0,-1-1 0 0 0,1 1 0 0 0,1 2 0 0 0,-3-3 6 0 0,-2 1-5 0 0,-2 3 19 0 0,-1 1 1 0 0,0 0-1 0 0,0-1 0 0 0,-1 0 0 0 0,1 0 0 0 0,-1 0 1 0 0,0 0-1 0 0,-1-1 0 0 0,1 0 0 0 0,-1 0 0 0 0,0 0 1 0 0,0-1-1 0 0,0 0 0 0 0,0 0 0 0 0,-13 3 1 0 0,-8 7 3 0 0,-86 41-3 0 0,112-53-30 0 0,-2 0 14 0 0,-12 7-95 0 0,18-4 45 0 0,17-4 37 0 0,39-6 0 0 0,-24 2-6 0 0,0 1 1 0 0,54 4-1 0 0,-88-1 25 0 0,0 0 0 0 0,0-1-1 0 0,0 1 1 0 0,1 0 0 0 0,-1 0-1 0 0,0 0 1 0 0,0 1 0 0 0,0-1 0 0 0,0 0-1 0 0,0 0 1 0 0,0 1 0 0 0,0-1-1 0 0,0 0 1 0 0,-1 1 0 0 0,1-1-1 0 0,0 1 1 0 0,0-1 0 0 0,0 1 0 0 0,0 0-1 0 0,0-1 1 0 0,-1 1 0 0 0,1 0-1 0 0,0-1 1 0 0,0 1 0 0 0,0 2 0 0 0,-1-2 20 0 0,0 0 1 0 0,0 0 0 0 0,0 0 0 0 0,0 0 0 0 0,-1 0 0 0 0,1 1 0 0 0,0-1 0 0 0,-1 0-1 0 0,1 0 1 0 0,-1 0 0 0 0,1 0 0 0 0,-1 0 0 0 0,1 0 0 0 0,-1 0 0 0 0,0 0 0 0 0,0-1-1 0 0,1 1 1 0 0,-2 1 0 0 0,-42 32 849 0 0,-76 30-487 0 0,52-31-401 0 0,66-32-9 0 0,-16 11-55 0 0,57-8 95 0 0,-6-8-13 0 0,107-16-36 0 0,-138 20 16 0 0,-1 0 11 0 0,27-1-77 0 0,-28 1 78 0 0,1-1-1 0 0,-1 1 1 0 0,1 0-1 0 0,-1 0 1 0 0,1 0-1 0 0,-1 0 1 0 0,1 0-1 0 0,-1 0 1 0 0,1-1-1 0 0,-1 1 0 0 0,1 1 1 0 0,-1-1-1 0 0,1 0 1 0 0,-1 0-1 0 0,1 0 1 0 0,-1 0-1 0 0,1 0 1 0 0,-1 0-1 0 0,1 0 1 0 0,-1 1-1 0 0,0-1 1 0 0,1 0-1 0 0,-1 0 0 0 0,1 1 1 0 0,-1-1-1 0 0,1 0 1 0 0,-1 1-1 0 0,0-1 1 0 0,1 0-1 0 0,-1 1 1 0 0,0-1-1 0 0,1 0 1 0 0,-1 1-1 0 0,0-1 0 0 0,0 1 1 0 0,1-1-1 0 0,-1 1 1 0 0,0-1-1 0 0,0 1 1 0 0,0-1-1 0 0,0 1 1 0 0,0-1-1 0 0,1 2 1 0 0,-6 6 2 0 0,-1-2 0 0 0,0 0 1 0 0,0 0 0 0 0,-1 0-1 0 0,0-1 1 0 0,0 0 0 0 0,0 0 0 0 0,-15 6-1 0 0,9-3 0 0 0,-28 18 28 0 0,11-9 10 0 0,1 2 0 0 0,1 2 0 0 0,1 0 0 0 0,-29 30 1 0 0,55-50-34 0 0,-8 11 143 0 0,8-12-142 0 0,1 0-1 0 0,0 0 1 0 0,0 0 0 0 0,0 1-1 0 0,0-1 1 0 0,-1 0-1 0 0,1 0 1 0 0,0 1 0 0 0,0-1-1 0 0,0 0 1 0 0,0 0-1 0 0,0 1 1 0 0,0-1 0 0 0,0 0-1 0 0,0 1 1 0 0,0-1-1 0 0,0 0 1 0 0,0 0 0 0 0,0 1-1 0 0,0-1 1 0 0,0 0 0 0 0,0 1-1 0 0,0-1 1 0 0,0 0-1 0 0,0 0 1 0 0,0 1 0 0 0,0-1-1 0 0,0 0 1 0 0,0 0-1 0 0,1 1 1 0 0,-1-1 0 0 0,0 0-1 0 0,0 0 1 0 0,0 1-1 0 0,0-1 1 0 0,1 0 0 0 0,-1 0-1 0 0,0 0 1 0 0,0 1-1 0 0,1-1 1 0 0,-1 0 0 0 0,0 0-1 0 0,0 0 1 0 0,1 0-1 0 0,-1 0 1 0 0,0 0 0 0 0,0 1-1 0 0,1-1 1 0 0,-1 0-1 0 0,0 0 1 0 0,0 0 0 0 0,1 0-1 0 0,-1 0 1 0 0,0 0-1 0 0,1 0 1 0 0,-1 0 0 0 0,0 0-1 0 0,33-3 36 0 0,44-10 1 0 0,-19 2-73 0 0,-56 11-26 0 0,10-1 249 0 0,-5 0-2991 0 0</inkml:trace>
-  <inkml:trace contextRef="#ctx0" brushRef="#br0" timeOffset="3567.27">191 1462 112 0 0,'0'0'11028'0'0,"-12"3"-712"0"0,9 0-9626 0 0,0 18 317 0 0,2-1 0 0 0,0 0-1 0 0,1 1 1 0 0,2-1 0 0 0,4 28 0 0 0,1 26 145 0 0,6 160-54 0 0,-13-232-1153 0 0,1 10-843 0 0,0-5-5054 0 0</inkml:trace>
-  <inkml:trace contextRef="#ctx0" brushRef="#br0" timeOffset="4574.28">64 1996 1028 0 0,'0'0'8699'0'0,"-9"-1"661"0"0,37-4-7870 0 0,0 0-1 0 0,29-11 1 0 0,26-5-1058 0 0,-81 21-416 0 0,-1 0-14 0 0,0 0 1 0 0,0-1-1 0 0,0 1 0 0 0,0 0 0 0 0,0 0 1 0 0,0 0-1 0 0,0 0 0 0 0,0 0 0 0 0,0 0 0 0 0,0 1 1 0 0,0-1-1 0 0,0 0 0 0 0,0 0 0 0 0,-1 1 1 0 0,1-1-1 0 0,0 1 0 0 0,0-1 0 0 0,0 0 1 0 0,0 1-1 0 0,0 0 0 0 0,-1-1 0 0 0,1 1 0 0 0,0-1 1 0 0,0 1-1 0 0,-1 0 0 0 0,1 0 0 0 0,-1-1 1 0 0,1 1-1 0 0,0 0 0 0 0,-1 0 0 0 0,0 0 1 0 0,1 0-1 0 0,-1 0 0 0 0,1 0 0 0 0,-1-1 0 0 0,0 1 1 0 0,0 0-1 0 0,0 0 0 0 0,1 0 0 0 0,-1 2 1 0 0,0-1 3 0 0,-28 61-3 0 0,-30 69 426 0 0,57-131-420 0 0,-4 6 9 0 0,5-6 0 0 0,0 0 0 0 0,0-1 1 0 0,0 1-1 0 0,0 0 0 0 0,0-1 0 0 0,-1 1 0 0 0,1 0 0 0 0,0-1 1 0 0,0 1-1 0 0,-1-1 0 0 0,1 1 0 0 0,-1-1 0 0 0,1 1 0 0 0,0-1 0 0 0,-1 1 1 0 0,1-1-1 0 0,-1 1 0 0 0,1-1 0 0 0,-1 1 0 0 0,1-1 0 0 0,-1 0 0 0 0,1 1 1 0 0,-1-1-1 0 0,0 0 0 0 0,1 1 0 0 0,-1-1 0 0 0,1 0 0 0 0,-1 0 0 0 0,0 0 1 0 0,1 0-1 0 0,-1 1 0 0 0,0-1 0 0 0,1 0 0 0 0,-2 0 0 0 0,-7-6 8 0 0,-1 0 1 0 0,2-1-1 0 0,-1 1 0 0 0,1-2 0 0 0,-1 1 0 0 0,-9-14 0 0 0,-15-12 23 0 0,16 20 588 0 0,12 9-2549 0 0</inkml:trace>
-</inkml:ink>
-</file>
-
-<file path=word/ink/ink47.xml><?xml version="1.0" encoding="utf-8"?>
-<inkml:ink xmlns:inkml="http://www.w3.org/2003/InkML">
-  <inkml:definitions>
-    <inkml:context xml:id="ctx0">
-      <inkml:inkSource xml:id="inkSrc0">
-        <inkml:traceFormat>
-          <inkml:channel name="X" type="integer" min="-2.14748E9" max="2.14748E9" units="cm"/>
-          <inkml:channel name="Y" type="integer" min="-2.14748E9" max="2.14748E9" units="cm"/>
-          <inkml:channel name="F" type="integer" max="32767" units="dev"/>
-          <inkml:channel name="OA" type="integer" max="360" units="deg"/>
-          <inkml:channel name="OE" type="integer" max="90" units="deg"/>
-        </inkml:traceFormat>
-        <inkml:channelProperties>
-          <inkml:channelProperty channel="X" name="resolution" value="1000" units="1/cm"/>
-          <inkml:channelProperty channel="Y" name="resolution" value="1000" units="1/cm"/>
-          <inkml:channelProperty channel="F" name="resolution" value="0" units="1/dev"/>
-          <inkml:channelProperty channel="OA" name="resolution" value="1000" units="1/deg"/>
-          <inkml:channelProperty channel="OE" name="resolution" value="1000" units="1/deg"/>
-        </inkml:channelProperties>
-      </inkml:inkSource>
-      <inkml:timestamp xml:id="ts0" timeString="2025-09-12T00:35:35.464"/>
-    </inkml:context>
-    <inkml:brush xml:id="br0">
-      <inkml:brushProperty name="width" value="0.035" units="cm"/>
-      <inkml:brushProperty name="height" value="0.035" units="cm"/>
-    </inkml:brush>
-  </inkml:definitions>
-  <inkml:trace contextRef="#ctx0" brushRef="#br0">62 0 2568 0 0,'3'0'18124'0'0,"-2"3"-18385"0"0,-8 55 4231 0 0,-16 29-2174 0 0,15-61-1268 0 0,0-2-256 0 0,3-7-132 0 0,0 0 0 0 0,-5 29 0 0 0,10-44-146 0 0,12 6-220 0 0,0-9-275 0 0,1-1-1 0 0,-1 0 1 0 0,0 0-1 0 0,24-9 0 0 0,0-2-3598 0 0,-22 7 1121 0 0,-12 6 1074 0 0</inkml:trace>
-  <inkml:trace contextRef="#ctx0" brushRef="#br0" timeOffset="512.02">228 101 852 0 0,'-5'-7'14062'0'0,"1"6"-14585"0"0,3 1 683 0 0,-1 1 1 0 0,1 0-1 0 0,-1 0 0 0 0,1 0 0 0 0,0 0 0 0 0,0 0 0 0 0,0 0 0 0 0,0 0 0 0 0,0 0 0 0 0,0 1 1 0 0,0-1-1 0 0,0 0 0 0 0,0 1 0 0 0,0-1 0 0 0,1 0 0 0 0,-1 1 0 0 0,0-1 0 0 0,0 4 0 0 0,-9 26 1621 0 0,10-28-1661 0 0,-1 0 0 0 0,1 0-1 0 0,0 1 1 0 0,-1-1-1 0 0,1 0 1 0 0,1 0 0 0 0,-1 1-1 0 0,0-1 1 0 0,1 0-1 0 0,0 0 1 0 0,0 0 0 0 0,0 0-1 0 0,0 0 1 0 0,0 0-1 0 0,1 0 1 0 0,-1 0 0 0 0,1 0-1 0 0,-1 0 1 0 0,1-1-1 0 0,0 1 1 0 0,1-1 0 0 0,-1 1-1 0 0,0-1 1 0 0,0 0-1 0 0,1 0 1 0 0,0 0 0 0 0,-1 0-1 0 0,1 0 1 0 0,0-1-1 0 0,0 1 1 0 0,0-1 0 0 0,0 0-1 0 0,0 0 1 0 0,0 0-1 0 0,0 0 1 0 0,0 0 0 0 0,6 0-1 0 0,-6 0-138 0 0,0-1-1 0 0,0 1 1 0 0,0-1 0 0 0,0 1-1 0 0,0-1 1 0 0,0 0-1 0 0,0 0 1 0 0,-1-1 0 0 0,1 1-1 0 0,0-1 1 0 0,0 1-1 0 0,0-1 1 0 0,0 0 0 0 0,0 0-1 0 0,-1 0 1 0 0,1 0-1 0 0,0-1 1 0 0,-1 1 0 0 0,1-1-1 0 0,-1 1 1 0 0,1-1 0 0 0,-1 0-1 0 0,0 0 1 0 0,0 0-1 0 0,0 0 1 0 0,0 0 0 0 0,0-1-1 0 0,-1 1 1 0 0,1-1-1 0 0,0 1 1 0 0,-1-1 0 0 0,0 0-1 0 0,0 1 1 0 0,0-1-1 0 0,0 0 1 0 0,0 0 0 0 0,0 0-1 0 0,-1 0 1 0 0,1 1-1 0 0,-1-7 1 0 0,0 5-47 0 0,0-1 1 0 0,-1 1-1 0 0,1 0 1 0 0,-1-1-1 0 0,0 1 0 0 0,0 0 1 0 0,0-1-1 0 0,-1 1 1 0 0,1 0-1 0 0,-1 0 0 0 0,0 0 1 0 0,0 1-1 0 0,-3-5 1 0 0,3 6-109 0 0,0 0 1 0 0,1 1-1 0 0,-1-1 1 0 0,0 1 0 0 0,0 0-1 0 0,0 0 1 0 0,0 0 0 0 0,0-1-1 0 0,0 2 1 0 0,0-1-1 0 0,0 0 1 0 0,0 0 0 0 0,-1 1-1 0 0,1-1 1 0 0,0 1 0 0 0,0 0-1 0 0,-1 0 1 0 0,1-1-1 0 0,0 2 1 0 0,-1-1 0 0 0,1 0-1 0 0,0 0 1 0 0,0 1-1 0 0,-1-1 1 0 0,1 1 0 0 0,0 0-1 0 0,0-1 1 0 0,0 1 0 0 0,0 0-1 0 0,-4 3 1 0 0,-2 1-580 0 0,-6 12-10109 0 0</inkml:trace>
-  <inkml:trace contextRef="#ctx0" brushRef="#br0" timeOffset="995.72">385 246 1008 0 0,'0'0'17307'0'0,"2"-13"-15446"0"0,72-207 1727 0 0,-73 219-3390 0 0,11 33 26 0 0,-4-5 24 0 0,1 1 0 0 0,22 45 0 0 0,-4-22-5629 0 0,-26-49 3932 0 0,3 6-1844 0 0</inkml:trace>
-  <inkml:trace contextRef="#ctx0" brushRef="#br0" timeOffset="1206.63">382 139 104 0 0,'0'0'10570'0'0,"29"7"-5037"0"0,-10-6-5375 0 0,0 0-1 0 0,28-2 1 0 0,-18-3-3719 0 0,-2-1-4138 0 0,-24 4 4683 0 0</inkml:trace>
-  <inkml:trace contextRef="#ctx0" brushRef="#br0" timeOffset="1498.53">695 25 520 0 0,'0'0'6413'0'0,"-9"2"371"0"0,3 1-5053 0 0,3 14-569 0 0,0 0 0 0 0,0 1 0 0 0,2-1-1 0 0,0 0 1 0 0,3 28 0 0 0,-2 30-6643 0 0,0-73 3583 0 0,-1 6-7287 0 0</inkml:trace>
-  <inkml:trace contextRef="#ctx0" brushRef="#br0" timeOffset="1804.03">649 52 340 0 0,'12'-30'11910'0'0,"-10"28"-11722"0"0,-1 1 0 0 0,1 0 0 0 0,0 0 0 0 0,0 0 0 0 0,0 0 0 0 0,0 1 1 0 0,0-1-1 0 0,0 0 0 0 0,0 1 0 0 0,0-1 0 0 0,0 1 0 0 0,1 0 0 0 0,-1 0 0 0 0,0 0 1 0 0,0 0-1 0 0,0 0 0 0 0,0 0 0 0 0,0 1 0 0 0,0-1 0 0 0,1 1 0 0 0,-1-1 0 0 0,0 1 0 0 0,0 0 1 0 0,0 0-1 0 0,-1-1 0 0 0,1 2 0 0 0,0-1 0 0 0,0 0 0 0 0,0 0 0 0 0,-1 0 0 0 0,3 3 1 0 0,3 1-92 0 0,-1 1 0 0 0,0-1 0 0 0,0 1 0 0 0,-1 0 0 0 0,0 1 0 0 0,9 13 0 0 0,-12-17 41 0 0,0 0-1 0 0,-1 1 1 0 0,1-1-1 0 0,0 1 0 0 0,-1-1 1 0 0,0 1-1 0 0,0-1 1 0 0,0 1-1 0 0,-1 0 1 0 0,1 0-1 0 0,-1 0 1 0 0,0-1-1 0 0,0 1 1 0 0,0 0-1 0 0,0 0 1 0 0,-1 0-1 0 0,1-1 1 0 0,-1 1-1 0 0,0 0 1 0 0,0-1-1 0 0,0 1 1 0 0,-3 4-1 0 0,-1-1 88 0 0,0 0 1 0 0,0-1-1 0 0,-1 1 0 0 0,0-1 1 0 0,0 0-1 0 0,-1 0 0 0 0,0-1 1 0 0,-12 8-1 0 0,10-6-782 0 0,-14 8-2300 0 0,15-11-1973 0 0,-1-2-3532 0 0,0 0 3233 0 0</inkml:trace>
-</inkml:ink>
-</file>
-
-<file path=word/ink/ink48.xml><?xml version="1.0" encoding="utf-8"?>
-<inkml:ink xmlns:inkml="http://www.w3.org/2003/InkML">
-  <inkml:definitions>
-    <inkml:context xml:id="ctx0">
-      <inkml:inkSource xml:id="inkSrc0">
-        <inkml:traceFormat>
-          <inkml:channel name="X" type="integer" min="-2.14748E9" max="2.14748E9" units="cm"/>
-          <inkml:channel name="Y" type="integer" min="-2.14748E9" max="2.14748E9" units="cm"/>
-          <inkml:channel name="F" type="integer" max="32767" units="dev"/>
-          <inkml:channel name="OA" type="integer" max="360" units="deg"/>
-          <inkml:channel name="OE" type="integer" max="90" units="deg"/>
-        </inkml:traceFormat>
-        <inkml:channelProperties>
-          <inkml:channelProperty channel="X" name="resolution" value="1000" units="1/cm"/>
-          <inkml:channelProperty channel="Y" name="resolution" value="1000" units="1/cm"/>
-          <inkml:channelProperty channel="F" name="resolution" value="0" units="1/dev"/>
-          <inkml:channelProperty channel="OA" name="resolution" value="1000" units="1/deg"/>
-          <inkml:channelProperty channel="OE" name="resolution" value="1000" units="1/deg"/>
-        </inkml:channelProperties>
-      </inkml:inkSource>
-      <inkml:timestamp xml:id="ts0" timeString="2025-09-12T00:35:28.556"/>
-    </inkml:context>
-    <inkml:brush xml:id="br0">
-      <inkml:brushProperty name="width" value="0.035" units="cm"/>
-      <inkml:brushProperty name="height" value="0.035" units="cm"/>
-    </inkml:brush>
-  </inkml:definitions>
-  <inkml:trace contextRef="#ctx0" brushRef="#br0">1651 617 2252 0 0,'0'0'4933'0'0,"0"-14"-33"0"0,-2 3-2328 0 0,0-1-2760 0 0,-3 4-3584 0 0,1-3-4521 0 0</inkml:trace>
-  <inkml:trace contextRef="#ctx0" brushRef="#br0" timeOffset="167.8">1613 438 3244 0 0,'-6'-13'5049'0'0,"2"3"-429"0"0,-1-1-2092 0 0,0 1-2592 0 0,-3 3-7820 0 0</inkml:trace>
-  <inkml:trace contextRef="#ctx0" brushRef="#br0" timeOffset="723.8">1539 325 1236 0 0,'0'0'10542'0'0,"-12"11"-5941"0"0,-2 1-3461 0 0,8-8-1031 0 0,-14 7-11744 0 0</inkml:trace>
-  <inkml:trace contextRef="#ctx0" brushRef="#br0" timeOffset="-728.18">1668 1400 1864 0 0,'0'0'2472'0'0,"0"-32"7163"0"0,0 12-6851 0 0,0 18-2779 0 0,-2-11-4094 0 0,-2 3-2712 0 0,4 9 5706 0 0,-3-8-1276 0 0</inkml:trace>
-  <inkml:trace contextRef="#ctx0" brushRef="#br0" timeOffset="-532.23">1651 1200 652 0 0,'-5'-35'13564'0'0,"3"24"-11963"0"0,1 9-1881 0 0,-2-16-9476 0 0,3 15 8953 0 0</inkml:trace>
-  <inkml:trace contextRef="#ctx0" brushRef="#br0" timeOffset="-341.5">1652 1026 1204 0 0,'-2'-11'2081'0'0,"-4"-18"9788"0"0,4 20-10798 0 0,2 7-1285 0 0,0-7-5372 0 0,1-5-2435 0 0</inkml:trace>
-  <inkml:trace contextRef="#ctx0" brushRef="#br0" timeOffset="-3875.83">47 1540 424 0 0,'9'40'11676'0'0,"-5"23"-9497"0"0,-5-42-5047 0 0,-1-2-3494 0 0,2-17 3717 0 0</inkml:trace>
-  <inkml:trace contextRef="#ctx0" brushRef="#br0" timeOffset="-3088.9">52 1891 1140 0 0,'-5'-8'15375'0'0,"1"58"-12448"0"0,3-17-5181 0 0,0-31 1075 0 0,1 9-1339 0 0,2 5-8569 0 0</inkml:trace>
-  <inkml:trace contextRef="#ctx0" brushRef="#br0" timeOffset="-2852.65">147 1983 2496 0 0,'0'0'2008'0'0,"18"0"4168"0"0,46-5-2639 0 0,-40 1-6274 0 0,-3-2-4181 0 0,-9 3 4760 0 0</inkml:trace>
-  <inkml:trace contextRef="#ctx0" brushRef="#br0" timeOffset="-2672.14">406 1923 1480 0 0,'0'0'1604'0'0,"13"-3"636"0"0,0 0-847 0 0,1 0-613 0 0,-1 1-824 0 0,1 0-1064 0 0,3 1-2833 0 0</inkml:trace>
-  <inkml:trace contextRef="#ctx0" brushRef="#br0" timeOffset="-2460.92">625 1895 2292 0 0,'41'1'10621'0'0,"-1"-1"-5105"0"0,0-2-7083 0 0,-3-2-9154 0 0</inkml:trace>
-  <inkml:trace contextRef="#ctx0" brushRef="#br0" timeOffset="-2288.3">982 1868 1912 0 0,'0'0'5541'0'0,"16"0"-1669"0"0,-3-1-1284 0 0,1 0-912 0 0,0 0-1284 0 0,3-1-776 0 0,1 0-1112 0 0,-1 2-1280 0 0,2-1-3221 0 0</inkml:trace>
-  <inkml:trace contextRef="#ctx0" brushRef="#br0" timeOffset="-2063.48">1308 1831 332 0 0,'14'-2'4780'0'0,"-2"-1"-1631"0"0,0 2-1077 0 0,0 0-960 0 0,2-2-1040 0 0,-1 2-1404 0 0,-1 1-3000 0 0,0-1 883 0 0</inkml:trace>
-  <inkml:trace contextRef="#ctx0" brushRef="#br0" timeOffset="-1392.67">1621 1781 416 0 0,'1'-2'17008'0'0,"21"-2"-13268"0"0,27 0-4847 0 0,-47 4 584 0 0,3-1 217 0 0,16-2-12408 0 0</inkml:trace>
-  <inkml:trace contextRef="#ctx0" brushRef="#br0" timeOffset="-1012.06">1734 1645 8 0 0,'0'0'9211'0'0,"-13"-32"1419"0"0,7 21-10599 0 0,-2 1-1019 0 0,-4-6-1035 0 0,0 1-8311 0 0,5 7 6203 0 0</inkml:trace>
-  <inkml:trace contextRef="#ctx0" brushRef="#br0" timeOffset="-6395.79">43 519 1912 0 0,'0'0'14209'0'0,"31"-4"-12651"0"0,-11 1-5104 0 0,-17 2 2978 0 0,2 0 25 0 0,3 0-7338 0 0,3-1 5144 0 0</inkml:trace>
-  <inkml:trace contextRef="#ctx0" brushRef="#br0" timeOffset="-6156.52">204 481 1420 0 0,'0'0'1925'0'0,"16"-1"3461"0"0,30-4-2442 0 0,-15 1-4734 0 0,-30 4 380 0 0,2-1-1650 0 0,6 0 1766 0 0,-7 0-423 0 0</inkml:trace>
-  <inkml:trace contextRef="#ctx0" brushRef="#br0" timeOffset="-5889.9">412 460 1156 0 0,'0'0'3436'0'0,"19"1"-991"0"0,-3-2-765 0 0,0 0-624 0 0,1-1-616 0 0,-1 0-596 0 0,-1 0-1232 0 0,-2-1-2269 0 0</inkml:trace>
-  <inkml:trace contextRef="#ctx0" brushRef="#br0" timeOffset="-5693.73">699 426 956 0 0,'0'0'3588'0'0,"17"0"-1087"0"0,-4 0-845 0 0,-1 0-680 0 0,1-1-816 0 0,1-1-824 0 0,-4 0-1776 0 0,0-1-1137 0 0</inkml:trace>
-  <inkml:trace contextRef="#ctx0" brushRef="#br0" timeOffset="-5460.9">945 414 76 0 0,'16'2'3488'0'0,"-4"-1"-1019"0"0,2 0-741 0 0,1 0-576 0 0,1 0-472 0 0,0 0-632 0 0,0 1-964 0 0,-1-2-1236 0 0,-2 1-1337 0 0</inkml:trace>
-  <inkml:trace contextRef="#ctx0" brushRef="#br0" timeOffset="-5277.37">1274 384 436 0 0,'0'0'5941'0'0,"12"-3"-1857"0"0,-2 0-1420 0 0,4 0-1024 0 0,4 0-1132 0 0,-1 1-852 0 0,2 0-1812 0 0,-1 1-3200 0 0,-4 1 343 0 0</inkml:trace>
-  <inkml:trace contextRef="#ctx0" brushRef="#br0" timeOffset="-4519.94">35 657 372 0 0,'0'0'5859'0'0,"-6"40"1667"0"0,8 5-7312 0 0,-1-21-3074 0 0,0-5-3661 0 0,-1-17 4335 0 0</inkml:trace>
-  <inkml:trace contextRef="#ctx0" brushRef="#br0" timeOffset="-4271.91">0 966 548 0 0,'0'0'2518'0'0,"3"43"8881"0"0,1-3-11336 0 0,-6 1-10250 0 0,2-39 8250 0 0</inkml:trace>
-  <inkml:trace contextRef="#ctx0" brushRef="#br0" timeOffset="-4077.68">13 1215 1968 0 0,'0'0'2020'0'0,"0"14"1325"0"0,-1 1-977 0 0,-1 1-896 0 0,2 0-1028 0 0,-1-1-672 0 0,0 1-1172 0 0,0 0-604 0 0,-1-2-2241 0 0</inkml:trace>
-  <inkml:trace contextRef="#ctx0" brushRef="#br0" timeOffset="-3875.83">47 1540 424 0 0,'9'40'11676'0'0,"-5"23"-9497"0"0,-5-42-5047 0 0,-1-2-3494 0 0,2-17 3717 0 0</inkml:trace>
-  <inkml:trace contextRef="#ctx0" brushRef="#br0" timeOffset="-3088.9">52 1891 1140 0 0,'-5'-8'15375'0'0,"1"58"-12448"0"0,3-17-5181 0 0,0-31 1075 0 0,1 9-1339 0 0,2 5-8569 0 0</inkml:trace>
-  <inkml:trace contextRef="#ctx0" brushRef="#br0" timeOffset="-2852.65">146 1983 2496 0 0,'0'0'2008'0'0,"18"0"4168"0"0,46-5-2639 0 0,-40 1-6274 0 0,-3-2-4181 0 0,-9 3 4760 0 0</inkml:trace>
-  <inkml:trace contextRef="#ctx0" brushRef="#br0" timeOffset="-2672.14">406 1923 1480 0 0,'0'0'1604'0'0,"13"-3"636"0"0,0 0-847 0 0,1 0-613 0 0,-1 1-824 0 0,1 0-1064 0 0,3 1-2833 0 0</inkml:trace>
-  <inkml:trace contextRef="#ctx0" brushRef="#br0" timeOffset="-2460.92">624 1895 2292 0 0,'41'1'10621'0'0,"-1"-1"-5105"0"0,0-2-7083 0 0,-3-2-9154 0 0</inkml:trace>
-  <inkml:trace contextRef="#ctx0" brushRef="#br0" timeOffset="-2288.3">982 1868 1912 0 0,'0'0'5541'0'0,"16"0"-1669"0"0,-3-1-1284 0 0,1 0-912 0 0,0 0-1284 0 0,3-1-776 0 0,1 0-1112 0 0,-1 2-1280 0 0,2-1-3221 0 0</inkml:trace>
-  <inkml:trace contextRef="#ctx0" brushRef="#br0" timeOffset="-2063.48">1308 1831 332 0 0,'14'-2'4780'0'0,"-2"-1"-1631"0"0,0 2-1077 0 0,0 0-960 0 0,2-2-1040 0 0,-1 2-1404 0 0,-1 1-3000 0 0,0-1 883 0 0</inkml:trace>
-  <inkml:trace contextRef="#ctx0" brushRef="#br0" timeOffset="-1392.67">1621 1781 416 0 0,'1'-2'17008'0'0,"21"-2"-13268"0"0,27 0-4847 0 0,-47 4 584 0 0,3-1 217 0 0,16-2-12408 0 0</inkml:trace>
-  <inkml:trace contextRef="#ctx0" brushRef="#br0" timeOffset="-1012.06">1734 1645 8 0 0,'0'0'9211'0'0,"-13"-32"1419"0"0,7 21-10599 0 0,-2 1-1019 0 0,-4-6-1035 0 0,0 1-8311 0 0,5 7 6203 0 0</inkml:trace>
-  <inkml:trace contextRef="#ctx0" brushRef="#br0" timeOffset="-728.18">1668 1399 1864 0 0,'0'0'2472'0'0,"0"-32"7163"0"0,0 12-6851 0 0,0 18-2779 0 0,-2-11-4094 0 0,-2 3-2712 0 0,4 9 5706 0 0,-3-8-1276 0 0</inkml:trace>
-  <inkml:trace contextRef="#ctx0" brushRef="#br0" timeOffset="-532.23">1651 1200 652 0 0,'-5'-35'13564'0'0,"3"24"-11963"0"0,1 9-1881 0 0,-2-16-9476 0 0,3 15 8953 0 0</inkml:trace>
-  <inkml:trace contextRef="#ctx0" brushRef="#br0" timeOffset="-341.5">1651 1026 1204 0 0,'-2'-11'2081'0'0,"-4"-18"9788"0"0,4 20-10798 0 0,2 7-1285 0 0,0-7-5372 0 0,1-5-2435 0 0</inkml:trace>
-  <inkml:trace contextRef="#ctx0" brushRef="#br0" timeOffset="-172.77">1645 807 684 0 0,'0'0'4068'0'0,"-5"-11"-771"0"0,0 2-2065 0 0,1-2-2448 0 0,1 2-3741 0 0</inkml:trace>
-  <inkml:trace contextRef="#ctx0" brushRef="#br0">1650 616 2252 0 0,'0'0'4933'0'0,"0"-14"-33"0"0,-2 3-2328 0 0,0-1-2760 0 0,-3 4-3584 0 0,1-3-4521 0 0</inkml:trace>
-  <inkml:trace contextRef="#ctx0" brushRef="#br0" timeOffset="167.8">1612 437 3244 0 0,'-6'-13'5049'0'0,"2"3"-429"0"0,-1-1-2092 0 0,0 1-2592 0 0,-3 3-7820 0 0</inkml:trace>
-  <inkml:trace contextRef="#ctx0" brushRef="#br0" timeOffset="723.8">1538 325 1236 0 0,'0'0'10542'0'0,"-12"11"-5941"0"0,-2 1-3461 0 0,8-8-1031 0 0,-14 7-11744 0 0</inkml:trace>
-</inkml:ink>
-</file>
-
-<file path=word/ink/ink49.xml><?xml version="1.0" encoding="utf-8"?>
-<inkml:ink xmlns:inkml="http://www.w3.org/2003/InkML">
-  <inkml:definitions>
-    <inkml:context xml:id="ctx0">
-      <inkml:inkSource xml:id="inkSrc0">
-        <inkml:traceFormat>
-          <inkml:channel name="X" type="integer" min="-2.14748E9" max="2.14748E9" units="cm"/>
-          <inkml:channel name="Y" type="integer" min="-2.14748E9" max="2.14748E9" units="cm"/>
-          <inkml:channel name="F" type="integer" max="32767" units="dev"/>
-          <inkml:channel name="OA" type="integer" max="360" units="deg"/>
-          <inkml:channel name="OE" type="integer" max="90" units="deg"/>
-        </inkml:traceFormat>
-        <inkml:channelProperties>
-          <inkml:channelProperty channel="X" name="resolution" value="1000" units="1/cm"/>
-          <inkml:channelProperty channel="Y" name="resolution" value="1000" units="1/cm"/>
-          <inkml:channelProperty channel="F" name="resolution" value="0" units="1/dev"/>
-          <inkml:channelProperty channel="OA" name="resolution" value="1000" units="1/deg"/>
-          <inkml:channelProperty channel="OE" name="resolution" value="1000" units="1/deg"/>
-        </inkml:channelProperties>
-      </inkml:inkSource>
-      <inkml:timestamp xml:id="ts0" timeString="2025-09-12T00:34:53.576"/>
-    </inkml:context>
-    <inkml:brush xml:id="br0">
-      <inkml:brushProperty name="width" value="0.035" units="cm"/>
-      <inkml:brushProperty name="height" value="0.035" units="cm"/>
-    </inkml:brush>
-  </inkml:definitions>
-  <inkml:trace contextRef="#ctx0" brushRef="#br0">0 259 512 0 0,'0'0'6859'0'0,"24"-17"4507"0"0,-18 15-10924 0 0,0-1 1 0 0,0 1-1 0 0,0 0 0 0 0,1 1 0 0 0,-1 0 0 0 0,7-1 1 0 0,-10 1-253 0 0,40-10 1659 0 0,-41 11-1796 0 0,99-12 125 0 0,-99 12-167 0 0,76-9 852 0 0,-75 8-786 0 0,55-11 941 0 0,52-17-273 0 0,-107 28-745 0 0,27-3 29 0 0,166-16-23 0 0,-15 14 19 0 0,154-37 224 0 0,-121 11-98 0 0,59 4 944 0 0,402 10 1 0 0,-101 19-286 0 0,-269-3-811 0 0,-107 2 391 0 0,1081 7 1324 0 0,-542 25-1431 0 0,97 1-197 0 0,372-40-123 0 0,467-14-95 0 0,-1212 33-503 0 0,-102-2-569 0 0,0-11 1131 0 0,146 5-48 0 0,837 35 84 0 0,-1298-35 225 0 0,-22-2 200 0 0,-8-1-3910 0 0,-4-2-3307 0 0,7-4-11503 0 0</inkml:trace>
-  <inkml:trace contextRef="#ctx0" brushRef="#br0" timeOffset="1443.25">12310 127 872 0 0,'0'0'15985'0'0,"4"-7"-12020"0"0,-5 42-1971 0 0,6 45 0 0 0,-1 2-514 0 0,-3-41-2507 0 0,4 22 5155 0 0,-1-15-3172 0 0,-2-17-4435 0 0,-2-5-3333 0 0,-1 0-4573 0 0</inkml:trace>
-  <inkml:trace contextRef="#ctx0" brushRef="#br0" timeOffset="2950.59">12307 481 372 0 0,'0'0'11722'0'0,"0"-10"-7469"0"0,-5 71 7 0 0,5-58-4130 0 0,0 16 190 0 0,1 13 145 0 0,8 43 0 0 0,-3-36-75 0 0,1 56 1 0 0,-6-35 687 0 0,-1-58-1028 0 0,1 37 385 0 0,3 4 597 0 0,-4-41-907 0 0,5 47 61 0 0,-5-46 141 0 0,0-1 1042 0 0</inkml:trace>
-  <inkml:trace contextRef="#ctx0" brushRef="#br0" timeOffset="4207.85">12344 611 852 0 0,'0'0'2564'0'0,"-9"-34"8118"0"0,2-6-6029 0 0,6 38-3918 0 0,-2-17 1180 0 0,5 131-62 0 0,0-35-1141 0 0,-3-34-101 0 0,1-41-544 0 0,0 57 597 0 0,0-56-618 0 0,2 47 576 0 0,-1-48-568 0 0,0 45 1136 0 0,-1-45-1132 0 0,2 39 317 0 0,0 4 693 0 0,-1-43-913 0 0,-1 0-2010 0 0,2 14 5931 0 0,-1-9-5693 0 0</inkml:trace>
-  <inkml:trace contextRef="#ctx0" brushRef="#br0" timeOffset="7304.04">12150 1061 1392 0 0,'0'0'21678'0'0,"17"-1"-20525"0"0,121-9 201 0 0,-28-1-775 0 0,-107 11-576 0 0,16-1 0 0 0,-10 0-1 0 0,41-2-119 0 0,-48 3 118 0 0,-24 42 83 0 0,8-20 54 0 0,-48 112 504 0 0,61-133-634 0 0,0 1 8 0 0,-2 6 5 0 0,1-5-4 0 0,0 5-6 0 0,-23 56 381 0 0,24-62-360 0 0,-15 42 502 0 0,16-44-471 0 0,0 1 1 0 0,0-1-1 0 0,0 1 0 0 0,0-1 1 0 0,-1 1-1 0 0,1-1 0 0 0,0 1 0 0 0,0-1 1 0 0,-1 1-1 0 0,1-1 0 0 0,0 1 0 0 0,-1-1 1 0 0,1 1-1 0 0,0-1 0 0 0,-1 0 1 0 0,1 1-1 0 0,-1-1 0 0 0,1 0 0 0 0,-1 1 1 0 0,1-1-1 0 0,-1 0 0 0 0,1 1 0 0 0,-1-1 1 0 0,1 0-1 0 0,-1 0 0 0 0,1 0 0 0 0,-1 0 1 0 0,1 0-1 0 0,-1 1 0 0 0,0-1 1 0 0,0 0-1 0 0,-18-12 568 0 0,-20-41-982 0 0,26 35 535 0 0,6 7-188 0 0,-1 1 0 0 0,1-2 0 0 0,1 1 0 0 0,0-1 0 0 0,-8-22 0 0 0,6 12-12 0 0,-1 0 0 0 0,-21-36-1 0 0,29 57 11 0 0,-1-10-570 0 0,-4 8-6855 0 0,5 3 6752 0 0,0 1 0 0 0,1 0-1 0 0,-1 0 1 0 0,1-1-1 0 0,-1 1 1 0 0,1 0 0 0 0,-1 0-1 0 0,1 0 1 0 0,-1 0-1 0 0,1-1 1 0 0,0 1-1 0 0,-1 0 1 0 0,1 0 0 0 0,0 0-1 0 0,0 0 1 0 0,0 0-1 0 0,0 0 1 0 0,0 0 0 0 0,0 0-1 0 0,0 0 1 0 0,0 2-1 0 0,1 11-4315 0 0</inkml:trace>
-  <inkml:trace contextRef="#ctx0" brushRef="#br0" timeOffset="7963.91">12146 1413 716 0 0,'-24'-3'20615'0'0,"153"-11"-15311"0"0,69-22-1941 0 0,-51 9-2076 0 0,-145 26-1584 0 0,10 0 202 0 0,-4 0-2850 0 0</inkml:trace>
-  <inkml:trace contextRef="#ctx0" brushRef="#br0" timeOffset="8810.57">12364 1415 1604 0 0,'0'0'5582'0'0,"-4"-9"-1604"0"0,-1 2 3694 0 0,2 24-6595 0 0,0 1-1 0 0,1-1 0 0 0,1 1 0 0 0,0-1 1 0 0,1 1-1 0 0,4 20 0 0 0,-2 19 54 0 0,-4 133 467 0 0,2-188-1809 0 0,0 0-1469 0 0,1 10 3931 0 0,-1-7-4325 0 0</inkml:trace>
-  <inkml:trace contextRef="#ctx0" brushRef="#br0" timeOffset="9615.99">12616 1091 1536 0 0,'0'0'16786'0'0,"35"-18"-13003"0"0,56-31-3245 0 0,-89 48-1126 0 0,8-3-791 0 0</inkml:trace>
-  <inkml:trace contextRef="#ctx0" brushRef="#br0" timeOffset="9999.74">12663 1228 1212 0 0,'0'0'13915'0'0,"16"-6"-8893"0"0,66-36 3447 0 0,-54 29-9543 0 0,-1 1-4963 0 0</inkml:trace>
-</inkml:ink>
-</file>
-
-<file path=word/ink/ink5.xml><?xml version="1.0" encoding="utf-8"?>
-<inkml:ink xmlns:inkml="http://www.w3.org/2003/InkML">
-  <inkml:definitions>
-    <inkml:context xml:id="ctx0">
-      <inkml:inkSource xml:id="inkSrc0">
-        <inkml:traceFormat>
-          <inkml:channel name="X" type="integer" min="-2.14748E9" max="2.14748E9" units="cm"/>
-          <inkml:channel name="Y" type="integer" min="-2.14748E9" max="2.14748E9" units="cm"/>
-          <inkml:channel name="F" type="integer" max="32767" units="dev"/>
-        </inkml:traceFormat>
-        <inkml:channelProperties>
-          <inkml:channelProperty channel="X" name="resolution" value="1000" units="1/cm"/>
-          <inkml:channelProperty channel="Y" name="resolution" value="1000" units="1/cm"/>
-          <inkml:channelProperty channel="F" name="resolution" value="0" units="1/dev"/>
-        </inkml:channelProperties>
-      </inkml:inkSource>
-      <inkml:timestamp xml:id="ts0" timeString="2025-09-12T02:10:31.334"/>
-    </inkml:context>
-    <inkml:brush xml:id="br0">
-      <inkml:brushProperty name="width" value="0.035" units="cm"/>
-      <inkml:brushProperty name="height" value="0.035" units="cm"/>
-    </inkml:brush>
-  </inkml:definitions>
-  <inkml:trace contextRef="#ctx0" brushRef="#br0">74 37 17532,'0'2'0,"0"-1"0,0 1 0,0-1 0,0 1 0,-1-1 0,1 0 0,-1 1 0,1-1 0,-1 1 0,1-1 0,-1 0 0,1 0 0,-1 1 0,0-1 0,0 0 0,0 0 0,0 0 0,0 1 0,0-1 0,0 0 0,0 0 0,0-1 0,0 1 0,0 0 0,0 0 0,-1 0 0,1-1 0,0 1 0,-1 0 0,1-1 0,0 1 0,-1-1 0,1 0 0,-1 1 0,1-1 0,0 0 0,-1 0 0,1 0 0,-1 0 0,1 0 0,-1 0 0,1 0 0,-1 0 0,1 0 0,0-1 0,-1 1 0,1 0 0,-1-1 0,1 1 0,0-1 0,-1 0 0,1 1 0,0-1 0,0 0 0,-1 0 0,1 0 0,0 1 0,0-1 0,0 0 0,0 0 0,0-1 0,0 1 0,0 0 0,0 0 0,1 0 0,-1-1 0,0 1 0,1 0 0,-1 0 0,1-1 0,-1 1 0,1-1 0,-1 1 0,1 0 0,0-1 0,-1 1 0,1-1 0,0 1 0,0-1 0,0 1 0,0-1 0,0 1 0,1 0 0,-1-1 0,0 1 0,1-1 0,-1 1 0,1 0 0,-1-1 0,1 1 0,-1 0 0,1-1 0,0 1 0,-1 0 0,1 0 0,0-1 0,0 1 0,0 0 0,0 0 0,0 0 0,0 0 0,0 0 0,0 0 0,1 1 0,-1-1 0,0 0 0,0 0 0,1 1 0,-1-1 0,0 1 0,1-1 0,-1 1 0,1-1 0,-1 1 0,0 0 0,1 0 0,-1-1 0,1 1 0,-1 0 0,1 0 0,-1 0 0,1 1 0,-1-1 0,0 0 0,1 0 0,-1 1 0,1-1 0,-1 1 0,0-1 0,1 1 0,-1-1 0,0 1 0,1 0 0,-1 0 0,0-1 0,0 1 0,0 0 0,0 0 0,0 0 0,0 0 0,0 0 0,0 0 0,0 1 0,0-1 0,0 0 0,0 0 0,-1 1 0,1-1 0,-1 0 0,1 1 0,-1-1 0,1 0 0,-1 1 0,1-1 0,-1 1 0,0-1 0,0 0 0,0 1 0,0-1 0</inkml:trace>
-</inkml:ink>
-</file>
-
-<file path=word/ink/ink50.xml><?xml version="1.0" encoding="utf-8"?>
-<inkml:ink xmlns:inkml="http://www.w3.org/2003/InkML">
-  <inkml:definitions>
-    <inkml:context xml:id="ctx0">
-      <inkml:inkSource xml:id="inkSrc0">
-        <inkml:traceFormat>
-          <inkml:channel name="X" type="integer" min="-2.14748E9" max="2.14748E9" units="cm"/>
-          <inkml:channel name="Y" type="integer" min="-2.14748E9" max="2.14748E9" units="cm"/>
-          <inkml:channel name="F" type="integer" max="32767" units="dev"/>
-          <inkml:channel name="OA" type="integer" max="360" units="deg"/>
-          <inkml:channel name="OE" type="integer" max="90" units="deg"/>
-        </inkml:traceFormat>
-        <inkml:channelProperties>
-          <inkml:channelProperty channel="X" name="resolution" value="1000" units="1/cm"/>
-          <inkml:channelProperty channel="Y" name="resolution" value="1000" units="1/cm"/>
-          <inkml:channelProperty channel="F" name="resolution" value="0" units="1/dev"/>
-          <inkml:channelProperty channel="OA" name="resolution" value="1000" units="1/deg"/>
-          <inkml:channelProperty channel="OE" name="resolution" value="1000" units="1/deg"/>
-        </inkml:channelProperties>
-      </inkml:inkSource>
-      <inkml:timestamp xml:id="ts0" timeString="2025-09-12T00:34:10.923"/>
-    </inkml:context>
-    <inkml:brush xml:id="br0">
-      <inkml:brushProperty name="width" value="0.035" units="cm"/>
-      <inkml:brushProperty name="height" value="0.035" units="cm"/>
-    </inkml:brush>
-  </inkml:definitions>
-  <inkml:trace contextRef="#ctx0" brushRef="#br0">12 77 1600 0 0,'0'0'6616'0'0,"-11"0"4936"0"0,12 1-11412 0 0,0 1-1 0 0,0-1 0 0 0,1 1 0 0 0,-1-1 0 0 0,0 0 0 0 0,1 1 1 0 0,-1-1-1 0 0,1 0 0 0 0,-1 0 0 0 0,1 0 0 0 0,0 0 0 0 0,-1 0 0 0 0,1-1 1 0 0,0 1-1 0 0,0 0 0 0 0,0-1 0 0 0,-1 1 0 0 0,1-1 0 0 0,0 0 1 0 0,0 1-1 0 0,0-1 0 0 0,3 0 0 0 0,-4 0-143 0 0,1 0 188 0 0,38 2 202 0 0,17-12-153 0 0,-56 9-229 0 0,47-7 0 0 0,-47 7-6 0 0,1 1-4 0 0,8-2 4 0 0,3-1 2 0 0,-1 1 0 0 0,0-1 0 0 0,-8 2-2 0 0,3 0 2 0 0,-5 0-9 0 0,29-3 34 0 0,-17 0-1 0 0,-12 4-18 0 0,51-3 67 0 0,-51 3-30 0 0,14-1-11 0 0,75-4 433 0 0,-54 3-485 0 0,-37 2 20 0 0,0 0 1 0 0,1 0 0 0 0,-1 0-1 0 0,0 1 1 0 0,0-1-1 0 0,1 0 1 0 0,-1 0 0 0 0,0 0-1 0 0,1 1 1 0 0,-1-1-1 0 0,0 0 1 0 0,0 0-1 0 0,1 1 1 0 0,-1-1 0 0 0,0 0-1 0 0,0 0 1 0 0,0 1-1 0 0,1-1 1 0 0,-1 0 0 0 0,0 1-1 0 0,0-1 1 0 0,0 0-1 0 0,0 1 1 0 0,0-1-1 0 0,0 0 1 0 0,0 1 0 0 0,0-1-1 0 0,0 0 1 0 0,0 1-1 0 0,0-1 1 0 0,0 0-1 0 0,0 1 1 0 0,0-1 0 0 0,0 0-1 0 0,0 1 1 0 0,0-1-1 0 0,0 0 1 0 0,0 1 0 0 0,0-1-1 0 0,0 0 1 0 0,-1 1-1 0 0,1-1 1 0 0,0 1-1 0 0,-9 10 354 0 0,8-12-355 0 0,-1 1-1 0 0,1-1 1 0 0,0 0-1 0 0,-1 1 1 0 0,1-1-1 0 0,0 0 1 0 0,0 0-1 0 0,-1 0 1 0 0,1 0-1 0 0,0 0 1 0 0,0 0-1 0 0,0 0 1 0 0,0 0-1 0 0,0 0 1 0 0,0 0-1 0 0,1-1 1 0 0,-1 1-1 0 0,0 0 1 0 0,1-1-1 0 0,-1 1 1 0 0,0-1-1 0 0,1 1 1 0 0,0 0-1 0 0,-1-1 1 0 0,1 1-1 0 0,0-1 1 0 0,0 1-1 0 0,0-1 1 0 0,0 1-1 0 0,0-1 1 0 0,0-1-1 0 0,0-4-59 0 0,0 5 31 0 0,4-4-174 0 0,-4 6 198 0 0,0-1 0 0 0,1 1 0 0 0,-1-1 1 0 0,0 1-1 0 0,0 0 0 0 0,0-1 1 0 0,0 1-1 0 0,1-1 0 0 0,-1 1 0 0 0,0 0 1 0 0,0-1-1 0 0,1 1 0 0 0,-1 0 1 0 0,0 0-1 0 0,0-1 0 0 0,1 1 0 0 0,-1 0 1 0 0,0 0-1 0 0,1-1 0 0 0,-1 1 1 0 0,0 0-1 0 0,1 0 0 0 0,-1 0 0 0 0,1-1 1 0 0,-1 1-1 0 0,0 0 0 0 0,1 0 1 0 0,-1 0-1 0 0,1 0 0 0 0,-1 0 0 0 0,0 0 1 0 0,1 0-1 0 0,-1 0 0 0 0,1 0 1 0 0,-1 0-1 0 0,0 0 0 0 0,1 0 0 0 0,-1 0 1 0 0,1 0-1 0 0,-1 1 0 0 0,0-1 1 0 0,1 0-1 0 0,-1 0 0 0 0,1 0 0 0 0,-1 0 1 0 0,0 1-1 0 0,1-1 0 0 0,-1 0 0 0 0,0 1 1 0 0,0-1-1 0 0,1 0 0 0 0,-1 0 1 0 0,0 1-1 0 0,0-1 0 0 0,1 0 0 0 0,-1 1 1 0 0,0-1-1 0 0,0 1 0 0 0,1-1 1 0 0,0 2 0 0 0,1-1 2 0 0,-1 0 0 0 0,1 1 0 0 0,0-1 0 0 0,-1 1 0 0 0,1-1 0 0 0,-1 1 0 0 0,1 0 0 0 0,-1 0 0 0 0,0 0 0 0 0,0 0-1 0 0,0 0 1 0 0,0 0 0 0 0,0 0 0 0 0,1 3 0 0 0,-3-3 4 0 0,1 1-1 0 0,-1 0 1 0 0,1-1 0 0 0,-1 1-1 0 0,0-1 1 0 0,1 0 0 0 0,-1 1-1 0 0,0-1 1 0 0,-1 0-1 0 0,1 1 1 0 0,0-1 0 0 0,-1 0-1 0 0,1 0 1 0 0,-1 0 0 0 0,0 0-1 0 0,0 0 1 0 0,0-1-1 0 0,1 1 1 0 0,-2-1 0 0 0,1 1-1 0 0,0-1 1 0 0,0 1 0 0 0,-5 1-1 0 0,0 1 4 0 0,6-4-17 0 0,0 1-1 0 0,0 0 0 0 0,-1-1 0 0 0,1 0 1 0 0,0 1-1 0 0,0-1 0 0 0,0 0 1 0 0,-1 0-1 0 0,1 0 0 0 0,0 1 1 0 0,0-1-1 0 0,-1 0 0 0 0,1-1 1 0 0,0 1-1 0 0,0 0 0 0 0,0 0 0 0 0,-1 0 1 0 0,1-1-1 0 0,0 1 0 0 0,0-1 1 0 0,0 1-1 0 0,0-1 0 0 0,0 1 1 0 0,-1-1-1 0 0,0 0 0 0 0,1-1-12 0 0,13-25-248 0 0,25 10 155 0 0,-35 16 113 0 0,0 1 1 0 0,-1-1-1 0 0,1 1 0 0 0,0-1 0 0 0,0 1 1 0 0,0 0-1 0 0,0 0 0 0 0,0-1 1 0 0,0 1-1 0 0,-1 1 0 0 0,1-1 0 0 0,0 0 1 0 0,0 0-1 0 0,0 1 0 0 0,0-1 1 0 0,0 1-1 0 0,3 1 0 0 0,0 2 3 0 0,-4-1 5 0 0,1 5-4 0 0,-2-6 7 0 0,-1 1 0 0 0,1-1-1 0 0,0 1 1 0 0,-1-1-1 0 0,0 0 1 0 0,1 1-1 0 0,-1-1 1 0 0,0 0-1 0 0,0 0 1 0 0,0 1-1 0 0,-1-1 1 0 0,1 0-1 0 0,-1 0 1 0 0,1 0 0 0 0,-1 0-1 0 0,1-1 1 0 0,-1 1-1 0 0,0 0 1 0 0,0-1-1 0 0,0 1 1 0 0,0-1-1 0 0,0 0 1 0 0,0 0-1 0 0,0 1 1 0 0,-3 0-1 0 0,3-2-2 0 0,-16-29-187 0 0,17 26 174 0 0,1 0 0 0 0,-1 0 0 0 0,0 0 0 0 0,1 0 1 0 0,0 0-1 0 0,0 0 0 0 0,0 0 0 0 0,0 0 0 0 0,0 0 0 0 0,1-1 0 0 0,-1 1 0 0 0,1 0 0 0 0,0 0 0 0 0,-1 1 0 0 0,2-1 0 0 0,-1 0 0 0 0,0 0 0 0 0,0 0 1 0 0,1 1-1 0 0,0-1 0 0 0,-1 1 0 0 0,1-1 0 0 0,0 1 0 0 0,0-1 0 0 0,1 1 0 0 0,-1 0 0 0 0,0 0 0 0 0,1 0 0 0 0,-1 1 0 0 0,1-1 0 0 0,-1 0 1 0 0,1 1-1 0 0,4-2 0 0 0,-5 3 5 0 0,1-1 0 0 0,10 1 6 0 0,-1 1 4 0 0,-12-1 6 0 0,1 0 0 0 0,0 0 0 0 0,-1 0 0 0 0,1 0 0 0 0,0 0 0 0 0,-1 0 0 0 0,1 0 0 0 0,0 0 0 0 0,-1 1 0 0 0,1-1 0 0 0,-1 0 0 0 0,1 0 1 0 0,-1 1-1 0 0,1-1 0 0 0,0 0 0 0 0,-1 1 0 0 0,1-1 0 0 0,-1 1 0 0 0,1-1 0 0 0,-1 1 0 0 0,0-1 0 0 0,1 1 0 0 0,-1-1 0 0 0,1 1 0 0 0,-1-1 0 0 0,0 1 0 0 0,0-1 0 0 0,1 1 1 0 0,-1 0-1 0 0,0-1 0 0 0,0 1 0 0 0,1-1 0 0 0,-1 1 0 0 0,0 0 0 0 0,0-1 0 0 0,0 1 0 0 0,0 0 0 0 0,0-1 0 0 0,0 1 0 0 0,0 0 0 0 0,0-1 0 0 0,0 1 0 0 0,-1-1 0 0 0,1 1 1 0 0,0 0-1 0 0,0-1 0 0 0,-1 1 0 0 0,1-1 0 0 0,0 1 0 0 0,0 0 0 0 0,-1-1 0 0 0,1 1 0 0 0,-1-1 0 0 0,0 1 0 0 0,-23 28-511 0 0,21-27 326 0 0,-13 10-4167 0 0</inkml:trace>
-</inkml:ink>
-</file>
-
-<file path=word/ink/ink51.xml><?xml version="1.0" encoding="utf-8"?>
-<inkml:ink xmlns:inkml="http://www.w3.org/2003/InkML">
-  <inkml:definitions>
-    <inkml:context xml:id="ctx0">
-      <inkml:inkSource xml:id="inkSrc0">
-        <inkml:traceFormat>
-          <inkml:channel name="X" type="integer" min="-2.14748E9" max="2.14748E9" units="cm"/>
-          <inkml:channel name="Y" type="integer" min="-2.14748E9" max="2.14748E9" units="cm"/>
-          <inkml:channel name="F" type="integer" max="32767" units="dev"/>
-          <inkml:channel name="OA" type="integer" max="360" units="deg"/>
-          <inkml:channel name="OE" type="integer" max="90" units="deg"/>
-        </inkml:traceFormat>
-        <inkml:channelProperties>
-          <inkml:channelProperty channel="X" name="resolution" value="1000" units="1/cm"/>
-          <inkml:channelProperty channel="Y" name="resolution" value="1000" units="1/cm"/>
-          <inkml:channelProperty channel="F" name="resolution" value="0" units="1/dev"/>
-          <inkml:channelProperty channel="OA" name="resolution" value="1000" units="1/deg"/>
-          <inkml:channelProperty channel="OE" name="resolution" value="1000" units="1/deg"/>
-        </inkml:channelProperties>
-      </inkml:inkSource>
-      <inkml:timestamp xml:id="ts0" timeString="2025-09-12T00:33:55.409"/>
-    </inkml:context>
-    <inkml:brush xml:id="br0">
-      <inkml:brushProperty name="width" value="0.035" units="cm"/>
-      <inkml:brushProperty name="height" value="0.035" units="cm"/>
-    </inkml:brush>
-  </inkml:definitions>
-  <inkml:trace contextRef="#ctx0" brushRef="#br0">155 806 908 0 0,'0'0'5210'0'0,"1"-29"7619"0"0,-2 32-12707 0 0,-1 1-1 0 0,1-1 1 0 0,0 1-1 0 0,0-1 1 0 0,0 1-1 0 0,0 0 1 0 0,0-1-1 0 0,1 1 1 0 0,0 0 0 0 0,0 7-1 0 0,2 54 661 0 0,-1-39-729 0 0,-1-23-39 0 0,0 12 6 0 0,0-7-18 0 0,0-1-196 0 0,-2 22-416 0 0,-5-13-7792 0 0</inkml:trace>
-  <inkml:trace contextRef="#ctx0" brushRef="#br0" timeOffset="671.46">123 947 1288 0 0,'0'0'12799'0'0,"2"40"-9278"0"0,5 19-2465 0 0,-7-57-1133 0 0,2 15-1472 0 0,-1-11-2191 0 0</inkml:trace>
-  <inkml:trace contextRef="#ctx0" brushRef="#br0" timeOffset="3210.04">109 1092 1824 0 0,'-6'-6'21065'0'0,"27"6"-20437"0"0,0 1 1 0 0,37 6-1 0 0,-56-7-610 0 0,26 15 61 0 0,-28-14-63 0 0,-1 1-4 0 0,-3 4-8 0 0,0-1 0 0 0,0 1 0 0 0,-1-1 0 0 0,0-1 0 0 0,0 1 0 0 0,0-1 0 0 0,-1 1-1 0 0,1-1 1 0 0,-1-1 0 0 0,0 1 0 0 0,0-1 0 0 0,0 0 0 0 0,-1-1 0 0 0,-7 3 0 0 0,-1 1-2 0 0,-24 10-7 0 0,-42 21-88 0 0,79-35 92 0 0,-3 2 0 0 0,4-3 7 0 0,3 0 0 0 0,0 1 0 0 0,0-1 0 0 0,0 1 0 0 0,0-1 0 0 0,0 0 0 0 0,1 0 0 0 0,-1 0 0 0 0,0 0 0 0 0,1-1 0 0 0,-1 1 0 0 0,1 0 0 0 0,-1-1 0 0 0,6 0 0 0 0,48 2-26 0 0,16-8 13 0 0,-35 1-5 0 0,16 5-558 0 0,-52 1 561 0 0,2 6 9 0 0,-2-4 6 0 0,-3 2-3 0 0,0 0 1 0 0,0 0 0 0 0,-1-1-1 0 0,1 1 1 0 0,-1-1 0 0 0,0 0 0 0 0,-1 0-1 0 0,1 0 1 0 0,0 0 0 0 0,-1 0 0 0 0,0-1-1 0 0,0 1 1 0 0,0-1 0 0 0,-1 0-1 0 0,1 0 1 0 0,-1-1 0 0 0,1 1 0 0 0,-1-1-1 0 0,-9 3 1 0 0,2 0 18 0 0,-52 24 372 0 0,63-28-384 0 0,-12 4-24 0 0,8-2 6 0 0,4-2 16 0 0,1-1-8 0 0,0 0 0 0 0,0 0 0 0 0,0-1 0 0 0,0 1 0 0 0,1 0 1 0 0,-1 0-1 0 0,0 0 0 0 0,0 0 0 0 0,0 0 0 0 0,0 0 0 0 0,0 0 0 0 0,1 0 0 0 0,-1 0 0 0 0,0 0 0 0 0,0 0 0 0 0,0 0 0 0 0,0 0 0 0 0,1 0 0 0 0,-1 0 0 0 0,0 0 0 0 0,0 0 0 0 0,0 0 0 0 0,0 0 0 0 0,0 0 0 0 0,1 1 0 0 0,-1-1 0 0 0,0 0 0 0 0,0 0 0 0 0,0 0 1 0 0,0 0-1 0 0,0 0 0 0 0,0 0 0 0 0,1 0 0 0 0,-1 0 0 0 0,0 1 0 0 0,0-1 0 0 0,0 0 0 0 0,0 0 0 0 0,0 0 0 0 0,0 0 0 0 0,0 0 0 0 0,0 0 0 0 0,0 1 0 0 0,0-1 0 0 0,0 0 0 0 0,0 0 0 0 0,0 0 0 0 0,0 0 0 0 0,0 1 0 0 0,0-1 0 0 0,0 0 0 0 0,0 0 0 0 0,0 0 0 0 0,0 0 1 0 0,0 1-1 0 0,0-1 0 0 0,0 0 0 0 0,0 1 0 0 0,0-1 0 0 0,0 0 0 0 0,0 1 0 0 0,0-1 0 0 0,0 0 0 0 0,0 0 0 0 0,1 1 0 0 0,-1-1 1 0 0,0 0-1 0 0,0 1 0 0 0,0-1 0 0 0,0 0 0 0 0,0 0 0 0 0,0 1 0 0 0,1-1 0 0 0,-1 0 0 0 0,0 0 0 0 0,0 1 0 0 0,0-1 0 0 0,1 0 1 0 0,-1 0-1 0 0,0 0 0 0 0,0 0 0 0 0,1 1 0 0 0,-1-1 0 0 0,0 0 0 0 0,0 0 0 0 0,1 0 0 0 0,-1 0 0 0 0,0 0 0 0 0,1 0 0 0 0,-1 0 1 0 0,0 1-1 0 0,1-1 0 0 0,-1 0 0 0 0,1 0 0 0 0,58 3 2 0 0,9-6-10 0 0,-41 3-34 0 0,-24 0 43 0 0,2 10 21 0 0,-8-4 38 0 0,-1 0 0 0 0,0 0-1 0 0,-1-1 1 0 0,0 1 0 0 0,0-1 0 0 0,0 0 0 0 0,0 0-1 0 0,-1-1 1 0 0,0 1 0 0 0,0-1 0 0 0,0 0 0 0 0,-9 3 0 0 0,-6 6 223 0 0,-46 31 845 0 0,65-43-1066 0 0,-23 15 80 0 0,23-15-127 0 0,3 3-6 0 0,21 0 38 0 0,79-10-48 0 0,-97 5 0 0 0,0 1-4 0 0,-1-1-1 0 0,0 1 0 0 0,0 0 1 0 0,1 0-1 0 0,-1 0 1 0 0,0 1-1 0 0,0-1 0 0 0,0 1 1 0 0,0 0-1 0 0,1 0 0 0 0,3 1 1 0 0,-6-1 9 0 0,-1 1 11 0 0,0 5 3 0 0,-1-4-11 0 0,1-1 0 0 0,-1-1 0 0 0,0 1 0 0 0,0 0-1 0 0,0 0 1 0 0,0 0 0 0 0,-1 0 0 0 0,1-1 0 0 0,0 1 0 0 0,-1 0 0 0 0,1-1 0 0 0,-1 1-1 0 0,1-1 1 0 0,-1 0 0 0 0,0 1 0 0 0,-2 0 0 0 0,-34 22 129 0 0,31-20-85 0 0,-70 41 795 0 0,75-44-813 0 0,-15 9 55 0 0,15-10-102 0 0,-1 4-18 0 0,3-4 33 0 0,-1 0 0 0 0,1 1 0 0 0,0-1 0 0 0,0 0 0 0 0,0 0 0 0 0,0 1 0 0 0,0-1 0 0 0,0 0-1 0 0,0 0 1 0 0,0 1 0 0 0,0-1 0 0 0,0 0 0 0 0,0 0 0 0 0,0 1 0 0 0,1-1 0 0 0,-1 0 0 0 0,0 0 0 0 0,0 1 0 0 0,0-1 0 0 0,0 0 0 0 0,0 0-1 0 0,0 0 1 0 0,1 1 0 0 0,-1-1 0 0 0,0 0 0 0 0,0 0 0 0 0,0 0 0 0 0,0 0 0 0 0,1 1 0 0 0,-1-1 0 0 0,0 0 0 0 0,0 0 0 0 0,0 0 0 0 0,1 0-1 0 0,-1 0 1 0 0,0 0 0 0 0,0 1 0 0 0,1-1 0 0 0,-1 0 0 0 0,0 0 0 0 0,0 0 0 0 0,1 0 0 0 0,-1 0 0 0 0,0 0 0 0 0,0 0 0 0 0,1 0 0 0 0,-1 0-1 0 0,0 0 1 0 0,0 0 0 0 0,1-1 0 0 0,95-13 12 0 0,-26 0-42 0 0,-67 14 2 0 0,33 4-216 0 0,-36-3 244 0 0,0 1 0 0 0,0-1 0 0 0,0 1 0 0 0,0 0 0 0 0,0-1 0 0 0,0 1 1 0 0,-1-1-1 0 0,1 1 0 0 0,0-1 0 0 0,-1 1 0 0 0,1-1 0 0 0,-1 1 0 0 0,0-1 1 0 0,1 0-1 0 0,-1 1 0 0 0,0-1 0 0 0,0 0 0 0 0,0 1 0 0 0,0-1 0 0 0,0 0 1 0 0,0 0-1 0 0,0 0 0 0 0,0 0 0 0 0,-3 1 0 0 0,-38 36 22 0 0,31-29-8 0 0,-64 64-44 0 0,73-71 26 0 0,-10 21 2612 0 0,15-20-2566 0 0,3 0 86 0 0,21-3-69 0 0,1-4-52 0 0,-26 4-11 0 0,1 0-1698 0 0,17-2 5131 0 0,-13 2-5467 0 0</inkml:trace>
-  <inkml:trace contextRef="#ctx0" brushRef="#br0" timeOffset="4077.46">211 1864 680 0 0,'0'0'3668'0'0,"-6"3"-2118"0"0,-14 11 8913 0 0,22 97-3732 0 0,0-40-7217 0 0,-2-67-1176 0 0,0 3 2197 0 0</inkml:trace>
-  <inkml:trace contextRef="#ctx0" brushRef="#br0" timeOffset="5508.97">75 2149 552 0 0,'0'0'6700'0'0,"-9"-16"5028"0"0,12 15-11579 0 0,0-1 0 0 0,1 1 0 0 0,-1 0 0 0 0,0 0 0 0 0,0 0 0 0 0,1 1 0 0 0,-1-1 0 0 0,1 1 0 0 0,-1 0 0 0 0,1-1 0 0 0,-1 2 0 0 0,1-1 0 0 0,4 1 0 0 0,17-1 194 0 0,111 0 122 0 0,-134 0-451 0 0,21 4-81 0 0,-24 7 102 0 0,-2-1 0 0 0,1 0-1 0 0,-1 0 1 0 0,-1 0-1 0 0,0 0 1 0 0,-9 15 0 0 0,-6 20-46 0 0,7-10-3 0 0,2-4 10 0 0,-15 42 24 0 0,24-72-13 0 0,-1 1 120 0 0,1 1-1 0 0,-1-1 1 0 0,0 0-1 0 0,0 0 1 0 0,0 0 0 0 0,-1 0-1 0 0,1-1 1 0 0,-4 3-1 0 0,1-6-99 0 0,0-1 0 0 0,1 0-1 0 0,-1 0 1 0 0,1 0 0 0 0,0 0-1 0 0,0-1 1 0 0,0 0-1 0 0,0 0 1 0 0,0 0 0 0 0,-3-6-1 0 0,-31-56 109 0 0,4 7-1603 0 0,33 58 452 0 0</inkml:trace>
-  <inkml:trace contextRef="#ctx0" brushRef="#br0" timeOffset="6957.61">479 197 1052 0 0,'0'0'19975'0'0,"23"-3"-17853"0"0,217 8 1200 0 0,-238-5-3424 0 0,21 2-602 0 0,-8 1-2139 0 0,-7-1-3050 0 0</inkml:trace>
-  <inkml:trace contextRef="#ctx0" brushRef="#br0" timeOffset="9697.66">782 208 2100 0 0,'0'0'11172'0'0,"-8"3"-2907"0"0,13-19-7619 0 0,1 1-1 0 0,0 0 0 0 0,2 0 1 0 0,8-13-1 0 0,13-27 144 0 0,-17 32-484 0 0,-11 23-302 0 0,-1 0-1 0 0,0 0 1 0 0,0 0-1 0 0,0-1 1 0 0,0 1-1 0 0,0 0 1 0 0,1 0-1 0 0,-1 0 1 0 0,0 0-1 0 0,0 0 1 0 0,0 0-1 0 0,0 0 0 0 0,1 0 1 0 0,-1 0-1 0 0,0 0 1 0 0,0 0-1 0 0,0 0 1 0 0,0 0-1 0 0,1 0 1 0 0,-1 0-1 0 0,0 0 1 0 0,0 0-1 0 0,0 0 1 0 0,1 0-1 0 0,-1 0 1 0 0,0 0-1 0 0,0 0 1 0 0,0 0-1 0 0,0 0 1 0 0,1 0-1 0 0,-1 0 1 0 0,0 0-1 0 0,0 0 1 0 0,0 0-1 0 0,0 0 1 0 0,1 1-1 0 0,-1-1 1 0 0,0 0-1 0 0,0 0 0 0 0,0 0 1 0 0,0 0-1 0 0,0 0 1 0 0,0 1-1 0 0,1-1 1 0 0,-1 0-1 0 0,0 0 1 0 0,0 0-1 0 0,0 0 1 0 0,0 1-1 0 0,0-1 1 0 0,6 42-2 0 0,-3-19 19 0 0,1-1 9 0 0,2-1-1 0 0,1 0 1 0 0,10 24-1 0 0,8 26 127 0 0,-24-69-122 0 0,-1-2-26 0 0,0 0 0 0 0,0 0 0 0 0,0-1 0 0 0,1 1 0 0 0,-1 0-1 0 0,0 0 1 0 0,0 0 0 0 0,0 0 0 0 0,1 0 0 0 0,-1 0 0 0 0,0 0-1 0 0,0 0 1 0 0,0 0 0 0 0,0 0 0 0 0,1 0 0 0 0,-1 0 0 0 0,0 0-1 0 0,0 0 1 0 0,0 0 0 0 0,0 0 0 0 0,1 0 0 0 0,-1 0-1 0 0,0 1 1 0 0,0-1 0 0 0,0 0 0 0 0,0 0 0 0 0,1 0 0 0 0,-1 0-1 0 0,0 0 1 0 0,0 0 0 0 0,0 0 0 0 0,0 1 0 0 0,0-1 0 0 0,0 0-1 0 0,0 0 1 0 0,1 0 0 0 0,-1 0 0 0 0,0 0 0 0 0,0 1 0 0 0,0-1-1 0 0,0 0 1 0 0,0 0 0 0 0,0 0 0 0 0,0 0 0 0 0,0 1 0 0 0,0-1-1 0 0,0 0 1 0 0,0 0 0 0 0,0 0 0 0 0,0 1 0 0 0,0-1 0 0 0,7-22 127 0 0,7-177-358 0 0,-13 197 199 0 0,1-8-41 0 0,1-2-169 0 0,5 30 111 0 0,7 46 143 0 0,-7-30 85 0 0,1 1 0 0 0,14 33 0 0 0,-22-66-69 0 0,4 1 412 0 0,1-1 253 0 0,3-13-632 0 0,-2-5-55 0 0,-1 0 1 0 0,-1 0 0 0 0,0 0 0 0 0,-1-1-1 0 0,0 0 1 0 0,0-18 0 0 0,15-74-72 0 0,-19 107 43 0 0,4-15-111 0 0,2 14 16 0 0,1 18 61 0 0,-2 17 49 0 0,0 20 101 0 0,-2-19-31 0 0,2 1 0 0 0,1-1 0 0 0,12 38 0 0 0,-18-69-49 0 0,3 3 13 0 0,4 7 33 0 0,-6-12-65 0 0,0 0-1 0 0,0 0 1 0 0,-1 0 0 0 0,1-1 0 0 0,0 1 0 0 0,-1 0-1 0 0,1-1 1 0 0,-1 1 0 0 0,1 0 0 0 0,0-1-1 0 0,-1 1 1 0 0,1-1 0 0 0,-1 1 0 0 0,1-1 0 0 0,-1 0-1 0 0,1 1 1 0 0,-1-1 0 0 0,1 1 0 0 0,-1-1 0 0 0,0 0-1 0 0,1 1 1 0 0,-1-1 0 0 0,0 0 0 0 0,0 1 0 0 0,1-1-1 0 0,-1 0 1 0 0,0 0 0 0 0,0 1 0 0 0,0-1-1 0 0,0-1 1 0 0,10-30-128 0 0,-1 0 0 0 0,5-38-1 0 0,14-61-171 0 0,-27 129 267 0 0,3-1-72 0 0,3-1-79 0 0,5 28 162 0 0,3 28 69 0 0,-1-5 421 0 0,27 64 1 0 0,-40-109-443 0 0,2 4 44 0 0,5 8 749 0 0,-4-15-804 0 0,3-3 40 0 0,3-18-14 0 0,-3-2-93 0 0,-1 0 0 0 0,-1 0 1 0 0,-1-1-1 0 0,0-30 0 0 0,-2 33 6 0 0,-2 20 32 0 0,2-16-51 0 0,0-3-188 0 0,-3 22 247 0 0,1-1 1 0 0,0 0-1 0 0,0 0 1 0 0,1 0-1 0 0,-1 0 0 0 0,0 1 1 0 0,0-1-1 0 0,0 0 1 0 0,0 0-1 0 0,0 0 1 0 0,0 0-1 0 0,0 1 1 0 0,0-1-1 0 0,0 0 1 0 0,0 0-1 0 0,0 0 0 0 0,0 0 1 0 0,1 0-1 0 0,-1 1 1 0 0,0-1-1 0 0,0 0 1 0 0,0 0-1 0 0,0 0 1 0 0,0 0-1 0 0,0 0 0 0 0,1 0 1 0 0,-1 0-1 0 0,0 0 1 0 0,0 0-1 0 0,0 1 1 0 0,0-1-1 0 0,1 0 1 0 0,-1 0-1 0 0,0 0 0 0 0,0 0 1 0 0,0 0-1 0 0,0 0 1 0 0,1 0-1 0 0,-1 0 1 0 0,0 0-1 0 0,0 0 1 0 0,0 0-1 0 0,0 0 0 0 0,1 0 1 0 0,-1-1-1 0 0,0 1 1 0 0,0 0-1 0 0,0 0 1 0 0,0 0-1 0 0,1 0 1 0 0,-1 0-1 0 0,0 0 1 0 0,0 0-1 0 0,0 0 0 0 0,0 0 1 0 0,0-1-1 0 0,1 1 1 0 0,-1 0-1 0 0,0 0 1 0 0,0 0-1 0 0,0 0 1 0 0,1 1-14 0 0,12 53-6 0 0,29 95 493 0 0,-42-147-466 0 0,15 36 495 0 0,-13-39-494 0 0,4-2-1 0 0,-4-1-2 0 0,1 0 1 0 0,-1 0-1 0 0,1 0 1 0 0,-1 0-1 0 0,0-1 1 0 0,-1 1 0 0 0,1-1-1 0 0,-1 1 1 0 0,1-8-1 0 0,5-12-13 0 0,5-24-9 0 0,-12 47 23 0 0,0-1-8 0 0,2-6-3 0 0,-1 5-5 0 0,0 1 0 0 0,0-1 0 0 0,0 1-1 0 0,0-1 1 0 0,1 1 0 0 0,-1 0-1 0 0,1 0 1 0 0,0 0 0 0 0,0-1 0 0 0,-1 2-1 0 0,1-1 1 0 0,0 0 0 0 0,1 0 0 0 0,-1 1-1 0 0,0-1 1 0 0,0 1 0 0 0,1-1 0 0 0,-1 1-1 0 0,1 0 1 0 0,-1 0 0 0 0,1 0-1 0 0,4 0 1 0 0,10-4 48 0 0,0 2-1 0 0,27-3 0 0 0,-10 1-36 0 0,34-8-83 0 0,104-16-2420 0 0,-169 29 1188 0 0</inkml:trace>
-</inkml:ink>
-</file>
-
-<file path=word/ink/ink52.xml><?xml version="1.0" encoding="utf-8"?>
-<inkml:ink xmlns:inkml="http://www.w3.org/2003/InkML">
-  <inkml:definitions>
-    <inkml:context xml:id="ctx0">
-      <inkml:inkSource xml:id="inkSrc0">
-        <inkml:traceFormat>
-          <inkml:channel name="X" type="integer" min="-2.14748E9" max="2.14748E9" units="cm"/>
-          <inkml:channel name="Y" type="integer" min="-2.14748E9" max="2.14748E9" units="cm"/>
-          <inkml:channel name="F" type="integer" max="32767" units="dev"/>
-          <inkml:channel name="OA" type="integer" max="360" units="deg"/>
-          <inkml:channel name="OE" type="integer" max="90" units="deg"/>
-        </inkml:traceFormat>
-        <inkml:channelProperties>
-          <inkml:channelProperty channel="X" name="resolution" value="1000" units="1/cm"/>
-          <inkml:channelProperty channel="Y" name="resolution" value="1000" units="1/cm"/>
-          <inkml:channelProperty channel="F" name="resolution" value="0" units="1/dev"/>
-          <inkml:channelProperty channel="OA" name="resolution" value="1000" units="1/deg"/>
-          <inkml:channelProperty channel="OE" name="resolution" value="1000" units="1/deg"/>
-        </inkml:channelProperties>
-      </inkml:inkSource>
-      <inkml:timestamp xml:id="ts0" timeString="2025-09-12T00:32:11.900"/>
-    </inkml:context>
-    <inkml:brush xml:id="br0">
-      <inkml:brushProperty name="width" value="0.035" units="cm"/>
-      <inkml:brushProperty name="height" value="0.035" units="cm"/>
-    </inkml:brush>
-  </inkml:definitions>
-  <inkml:trace contextRef="#ctx0" brushRef="#br0">2395 8 1244 0 0,'0'0'16534'0'0,"-3"21"-15188"0"0,8 23-550 0 0,-4-42-716 0 0,7 39 565 0 0,-3 3-305 0 0,-4-42-282 0 0,-1 14 184 0 0,-2 44 190 0 0,2-57-426 0 0,-1 13 12 0 0,-4 60 270 0 0,5-74-260 0 0,-6 40 150 0 0,6-40-159 0 0,-10 62 170 0 0,10-62-178 0 0,-4 32 41 0 0,2-12-33 0 0,2-20-14 0 0,-2 11 12 0 0,1-5-19 0 0,0 39 76 0 0,1-45-50 0 0,0 21-22 0 0,0-21 0 0 0,3 55 10 0 0,0-21 8 0 0,-3-34-19 0 0,0 13 0 0 0,1-7 5 0 0,-1-6-2 0 0,3 74 18 0 0,-3-74-18 0 0,0 27-3 0 0,-2-17-2 0 0,-2 167 79 0 0,1-93-29 0 0,2-70-46 0 0,-3 64 11 0 0,3-17-9 0 0,1 55 24 0 0,1-58-3 0 0,-1-58-18 0 0,-2 38 1 0 0,-2 162 268 0 0,4-187-275 0 0,0-1-5 0 0,1 1 1 0 0,0 48 13 0 0,0 35 5 0 0,-1-91-11 0 0,-1 146 34 0 0,3-23-25 0 0,4 168 84 0 0,4-139-207 0 0,-8-129 116 0 0,8 171 39 0 0,-24 116 624 0 0,0 3-76 0 0,10-251-526 0 0,4-67-61 0 0,-2 36 88 0 0,1-31-92 0 0,1-5 3 0 0,0 0 2 0 0,-1 5-4 0 0,1-5-2 0 0,0 0-5 0 0,-1 6 8 0 0,1-7-2 0 0,-4 41-10 0 0,5-24 975 0 0,0-1-3358 0 0,-1-6-9258 0 0,-12-12 2328 0 0</inkml:trace>
-  <inkml:trace contextRef="#ctx0" brushRef="#br0" timeOffset="2027.33">1849 3779 864 0 0,'0'0'15213'0'0,"-10"2"-9699"0"0,10 0-5368 0 0,1-1 1 0 0,0 0-1 0 0,0 0 1 0 0,0 1-1 0 0,0-1 1 0 0,0 0-1 0 0,0 0 1 0 0,0 0-1 0 0,0 0 1 0 0,0 0-1 0 0,1 0 1 0 0,-1-1-1 0 0,0 1 1 0 0,1 0-1 0 0,-1-1 1 0 0,0 1-1 0 0,1-1 1 0 0,-1 1-1 0 0,1-1 1 0 0,-1 0-1 0 0,1 1 1 0 0,-1-1-1 0 0,1 0 0 0 0,2 0 1 0 0,-2 0 320 0 0,53-5 1104 0 0,-53 5-1490 0 0,15-3 183 0 0,51-10 99 0 0,-65 13-358 0 0,12-2 22 0 0,37 0 137 0 0,-50 2-125 0 0,53-2 1072 0 0,-52 2-958 0 0,24-4 214 0 0,-19 3-361 0 0,-6 1 0 0 0,40-2 26 0 0,12 1 17 0 0,24-1-1111 0 0,-78 2 1044 0 0,1 0 1 0 0,-1 0-1 0 0,1 0 0 0 0,-1 0 1 0 0,0 0-1 0 0,1 0 1 0 0,-1 0-1 0 0,1 0 0 0 0,-1 0 1 0 0,1 0-1 0 0,-1 0 0 0 0,0 0 1 0 0,1 0-1 0 0,-1-1 0 0 0,1 1 1 0 0,-1 0-1 0 0,0 0 0 0 0,1-1 1 0 0,-1 1-1 0 0,0 0 1 0 0,1 0-1 0 0,-1-1 0 0 0,0 1 1 0 0,1 0-1 0 0,-1-1 0 0 0,0 1 1 0 0,0 0-1 0 0,1-1 0 0 0,-1 1 1 0 0,0-1-1 0 0,0 1 1 0 0,0 0-1 0 0,0-1 0 0 0,-2-16-216 0 0,1 10-298 0 0,0 5 32 0 0,-8-21-5221 0 0,4 13 116 0 0</inkml:trace>
-  <inkml:trace contextRef="#ctx0" brushRef="#br0" timeOffset="8468.42">356 336 4 0 0,'0'0'14166'0'0,"16"24"-9931"0"0,5 78-353 0 0,-15-55-3315 0 0,1 65-1 0 0,-7-110-497 0 0,-1 9 444 0 0,-1-14-546 0 0,0-1 0 0 0,0 0 0 0 0,0 1 1 0 0,1-1-1 0 0,0 0 0 0 0,-1 0 1 0 0,1 0-1 0 0,1 0 0 0 0,-1 0 0 0 0,0 0 1 0 0,1-5-1 0 0,-1-56-630 0 0,1 52 527 0 0,0 1-8 0 0,3-65-387 0 0,-2 72 478 0 0,0-1 1 0 0,0 1 0 0 0,1 0 0 0 0,-1 0-1 0 0,1 1 1 0 0,0-1 0 0 0,0 0 0 0 0,0 1-1 0 0,1-1 1 0 0,0 1 0 0 0,0 0 0 0 0,4-6-1 0 0,-6 9 36 0 0,0 0 0 0 0,0 0-1 0 0,1 0 1 0 0,-1 0-1 0 0,0 1 1 0 0,0-1 0 0 0,1 0-1 0 0,-1 1 1 0 0,0-1-1 0 0,1 0 1 0 0,-1 1 0 0 0,1 0-1 0 0,-1-1 1 0 0,0 1-1 0 0,1 0 1 0 0,-1 0 0 0 0,1 0-1 0 0,-1 0 1 0 0,1 0-1 0 0,-1 0 1 0 0,1 0 0 0 0,-1 0-1 0 0,1 0 1 0 0,-1 1-1 0 0,0-1 1 0 0,1 1 0 0 0,-1-1-1 0 0,0 1 1 0 0,1 0-1 0 0,-1-1 1 0 0,0 1 0 0 0,0 0-1 0 0,1 0 1 0 0,-1 0-1 0 0,0 0 1 0 0,0 0 0 0 0,1 2-1 0 0,0-1 17 0 0,0 0 0 0 0,0 1 0 0 0,-1 0 0 0 0,1-1 0 0 0,-1 1 0 0 0,0 0 0 0 0,0 0 0 0 0,0 0 0 0 0,0 0 0 0 0,0-1 0 0 0,-1 1 0 0 0,1 0 0 0 0,-1 1 0 0 0,0-1 0 0 0,0 0 0 0 0,0 0 0 0 0,0 0 0 0 0,-1 0 0 0 0,1 0 0 0 0,-1 0 0 0 0,1 0 0 0 0,-1 0 0 0 0,-2 3 0 0 0,3-3 2 0 0,-13 17 11 0 0,-21 10-584 0 0,32-29 347 0 0,-6 1-1661 0 0,13-3 1906 0 0,0 0 1 0 0,1 1-1 0 0,-1-1 1 0 0,0 1-1 0 0,0 1 1 0 0,1-1-1 0 0,-1 1 1 0 0,0-1-1 0 0,0 1 1 0 0,0 1-1 0 0,0-1 1 0 0,0 1-1 0 0,0 0 1 0 0,0 0-1 0 0,0 0 1 0 0,-1 1-1 0 0,1 0 1 0 0,-1 0 0 0 0,0 0-1 0 0,0 0 1 0 0,0 1-1 0 0,0-1 1 0 0,0 1-1 0 0,-1 0 1 0 0,0 0-1 0 0,0 0 1 0 0,0 1-1 0 0,0-1 1 0 0,0 1-1 0 0,2 7 1 0 0,-5-9 61 0 0,1-1 0 0 0,-1 1 0 0 0,0 0 0 0 0,0-1 0 0 0,0 1 0 0 0,0 0 0 0 0,0 0 0 0 0,-1-1 0 0 0,1 1 0 0 0,-1 0 0 0 0,0-1 0 0 0,0 1 0 0 0,0-1 0 0 0,0 1 0 0 0,0-1 0 0 0,0 1 0 0 0,-1-1 0 0 0,1 0 0 0 0,-1 0 1 0 0,1 0-1 0 0,-1 0 0 0 0,0 0 0 0 0,0 0 0 0 0,0 0 0 0 0,0 0 0 0 0,0-1 0 0 0,-1 1 0 0 0,1-1 0 0 0,-3 2 0 0 0,-6 4-154 0 0,-1-1 0 0 0,1 0 0 0 0,-1 0 0 0 0,-15 4 0 0 0,25-9-457 0 0,-11 0-2728 0 0,12-1 2968 0 0,1 0-1 0 0,0 0 1 0 0,0 0-1 0 0,-1 0 0 0 0,1 0 1 0 0,0 0-1 0 0,0 0 1 0 0,-1 0-1 0 0,0-15-11751 0 0</inkml:trace>
-  <inkml:trace contextRef="#ctx0" brushRef="#br0" timeOffset="9216.18">650 463 8 0 0,'-15'-12'15498'0'0,"14"13"-15368"0"0,0-1 0 0 0,0 0 0 0 0,1 1 0 0 0,-1 0 0 0 0,0-1 0 0 0,0 1 0 0 0,0-1 0 0 0,1 1-1 0 0,-1 0 1 0 0,0 0 0 0 0,1-1 0 0 0,-1 1 0 0 0,1 0 0 0 0,-1 0 0 0 0,1 0 0 0 0,-1 0 0 0 0,1 0 0 0 0,-1-1 0 0 0,1 1 0 0 0,0 0 0 0 0,0 0-1 0 0,-1 0 1 0 0,1 0 0 0 0,0 2 0 0 0,3 34 1652 0 0,0-28-1488 0 0,-1-1 0 0 0,1 1 1 0 0,0 0-1 0 0,1-1 0 0 0,8 13 0 0 0,-11-19-266 0 0,-1-1 1 0 0,1 0-1 0 0,0 1 1 0 0,0-1-1 0 0,1 0 1 0 0,-1 0-1 0 0,0 0 1 0 0,0 1-1 0 0,1-1 1 0 0,-1-1-1 0 0,0 1 1 0 0,1 0-1 0 0,-1 0 1 0 0,1 0-1 0 0,-1-1 1 0 0,1 1-1 0 0,-1-1 1 0 0,1 1 0 0 0,-1-1-1 0 0,1 0 1 0 0,0 0-1 0 0,-1 1 1 0 0,1-1-1 0 0,0 0 1 0 0,-1 0-1 0 0,1-1 1 0 0,-1 1-1 0 0,1 0 1 0 0,0 0-1 0 0,-1-1 1 0 0,1 1-1 0 0,-1-1 1 0 0,1 0-1 0 0,-1 1 1 0 0,1-1-1 0 0,-1 0 1 0 0,1 0-1 0 0,-1 0 1 0 0,0 0-1 0 0,0 0 1 0 0,1 0-1 0 0,-1 0 1 0 0,0 0-1 0 0,0 0 1 0 0,0-1-1 0 0,0 1 1 0 0,0 0-1 0 0,1-3 1 0 0,3-4-53 0 0,1 0 0 0 0,-1 0 1 0 0,-1 0-1 0 0,0-1 0 0 0,0 0 0 0 0,5-15 0 0 0,1-22-240 0 0,-10 44 220 0 0,-1 5-107 0 0,0 1 147 0 0,1-1 0 0 0,-1 1 0 0 0,1-1 0 0 0,-1 1 0 0 0,1-1 0 0 0,0 1 0 0 0,0-1 0 0 0,0 1 0 0 0,2 6 0 0 0,-1-7-158 0 0,0 7 6 0 0,1-1 1 0 0,1 0-1 0 0,-1 0 0 0 0,6 10 1 0 0,-7-16-528 0 0,0-1 0 0 0,0 0 0 0 0,1 1 0 0 0,-1-1 0 0 0,1 0 0 0 0,0 0 0 0 0,0 0 0 0 0,-1 0 0 0 0,1 0 0 0 0,0-1 0 0 0,1 1 0 0 0,2 1 0 0 0,0-1-4085 0 0,-1-1 3560 0 0,-2-2 134 0 0</inkml:trace>
-  <inkml:trace contextRef="#ctx0" brushRef="#br0" timeOffset="9618.52">935 414 640 0 0,'0'0'9634'0'0,"-29"26"-3885"0"0,26-22-5542 0 0,0 1-1 0 0,0-1 1 0 0,0 0-1 0 0,1 1 1 0 0,0-1-1 0 0,0 1 0 0 0,0 0 1 0 0,0 0-1 0 0,1 0 1 0 0,-1 0-1 0 0,1 0 1 0 0,1 0-1 0 0,-1 0 0 0 0,1 0 1 0 0,0 0-1 0 0,0 0 1 0 0,0 1-1 0 0,1-1 0 0 0,1 8 1 0 0,-1-11-152 0 0,1 0 0 0 0,-1 0 0 0 0,0 0 0 0 0,1 0 1 0 0,-1 0-1 0 0,1 0 0 0 0,-1 0 0 0 0,1-1 0 0 0,0 1 0 0 0,0-1 0 0 0,0 1 0 0 0,0-1 1 0 0,0 0-1 0 0,0 0 0 0 0,0 0 0 0 0,0 0 0 0 0,1 0 0 0 0,-1 0 0 0 0,0-1 0 0 0,0 1 1 0 0,5 0-1 0 0,0 0-383 0 0,0 0 0 0 0,0-1 0 0 0,0 0 0 0 0,1 0-1 0 0,-1 0 1 0 0,9-3 0 0 0,-15 3 298 0 0,22-5-3270 0 0,2-6-6407 0 0,-16 4 6080 0 0</inkml:trace>
-  <inkml:trace contextRef="#ctx0" brushRef="#br0" timeOffset="10531.44">1067 273 1252 0 0,'-4'-7'12687'0'0,"35"166"-5339"0"0,-6-37-5114 0 0,-21-100-887 0 0,-5-39-840 0 0,-1-22-1409 0 0,11-57-1313 0 0,-8 87 2091 0 0,1 0 0 0 0,1 0 1 0 0,-1 1-1 0 0,1-1 0 0 0,1 1 0 0 0,0-1 1 0 0,0 1-1 0 0,7-10 0 0 0,-10 17 110 0 0,1-1 0 0 0,-1 1 0 0 0,0-1 0 0 0,1 1 0 0 0,-1 0 1 0 0,1 0-1 0 0,0 0 0 0 0,-1 0 0 0 0,1 0 0 0 0,0 0 0 0 0,-1 0 0 0 0,1 0 0 0 0,0 1 0 0 0,0-1 1 0 0,0 1-1 0 0,0-1 0 0 0,0 1 0 0 0,0 0 0 0 0,0 0 0 0 0,0 0 0 0 0,0 0 0 0 0,-1 0 0 0 0,1 0 1 0 0,0 0-1 0 0,0 1 0 0 0,0-1 0 0 0,0 1 0 0 0,0-1 0 0 0,0 1 0 0 0,0 0 0 0 0,-1 0 0 0 0,1-1 1 0 0,2 3-1 0 0,-2-2-18 0 0,0 0 0 0 0,0 1 0 0 0,0-1-1 0 0,0 1 1 0 0,0-1 0 0 0,0 1 0 0 0,-1 0 0 0 0,1 0 0 0 0,-1 0 0 0 0,1 0 0 0 0,-1 0 0 0 0,1 0 0 0 0,-1 0 0 0 0,0 1 0 0 0,0-1 0 0 0,0 0 0 0 0,0 1 0 0 0,-1-1 0 0 0,1 1 0 0 0,-1-1 0 0 0,1 0 0 0 0,-1 1 0 0 0,0-1 0 0 0,0 1 0 0 0,0 4-1 0 0,-1-4-48 0 0,-1 1 0 0 0,1 0 0 0 0,0-1 0 0 0,-1 1 0 0 0,0-1 0 0 0,0 0 0 0 0,0 1 0 0 0,0-1-1 0 0,-1 0 1 0 0,1 0 0 0 0,-1-1 0 0 0,1 1 0 0 0,-1 0 0 0 0,0-1 0 0 0,0 0 0 0 0,-1 1-1 0 0,1-1 1 0 0,0 0 0 0 0,-1-1 0 0 0,1 1 0 0 0,-6 1 0 0 0,0 2-182 0 0,8-4 116 0 0,0-2 120 0 0,0 1 1 0 0,0 0-1 0 0,0 0 1 0 0,0 0-1 0 0,0 0 1 0 0,0 0-1 0 0,0 0 1 0 0,0 1-1 0 0,0-1 1 0 0,0 0-1 0 0,0 0 1 0 0,0 1-1 0 0,0-1 1 0 0,0 0 0 0 0,0 1-1 0 0,0-1 1 0 0,0 1-1 0 0,0 0 1 0 0,0-1-1 0 0,1 1 1 0 0,-1 0-1 0 0,-1 1 1 0 0,2-1 82 0 0,-1-1 1 0 0,1 1-1 0 0,0 0 1 0 0,0 0 0 0 0,0 0-1 0 0,0 0 1 0 0,0 0-1 0 0,0 0 1 0 0,0-1 0 0 0,0 1-1 0 0,1 0 1 0 0,-1 0-1 0 0,0 0 1 0 0,0 0 0 0 0,1 0-1 0 0,-1-1 1 0 0,1 1-1 0 0,-1 0 1 0 0,0 0 0 0 0,1 0-1 0 0,3 4 289 0 0,-1-1 0 0 0,1 0 0 0 0,-1 1-1 0 0,1-1 1 0 0,0-1 0 0 0,6 6 0 0 0,50 25 1473 0 0,9 7-1088 0 0,-30-9-3274 0 0,-39-32 2480 0 0,6 8-3190 0 0,-1 5-11665 0 0</inkml:trace>
-  <inkml:trace contextRef="#ctx0" brushRef="#br0" timeOffset="13032.12">1967 1073 1192 0 0,'0'0'18643'0'0,"-37"11"-17387"0"0,29-6-1209 0 0,0-1 0 0 0,1 2-1 0 0,0-1 1 0 0,-9 10 0 0 0,15-14-51 0 0,0 0-6 0 0,0 0 1 0 0,0 0-1 0 0,0 0 1 0 0,1 0-1 0 0,-1 0 1 0 0,0 1-1 0 0,0-1 1 0 0,1 0-1 0 0,-1 0 1 0 0,1 1-1 0 0,-1-1 1 0 0,1 0-1 0 0,0 1 1 0 0,0-1-1 0 0,-1 1 1 0 0,1-1-1 0 0,0 0 1 0 0,0 1-1 0 0,0-1 1 0 0,1 3-1 0 0,-1-2-46 0 0,24 19-604 0 0,-18-18 568 0 0,1 0-209 0 0,-1 1 1 0 0,1 0-1 0 0,-1 0 1 0 0,0 0-1 0 0,0 1 1 0 0,6 5-1 0 0,-11-9 148 0 0,-1 0 133 0 0,1 0 0 0 0,0 1 0 0 0,-1-1 0 0 0,1 0 0 0 0,-1 0 0 0 0,0 0 0 0 0,1 1 0 0 0,-1-1 1 0 0,0 0-1 0 0,0 0 0 0 0,0 1 0 0 0,0-1 0 0 0,0 0 0 0 0,0 0 0 0 0,0 1 0 0 0,0-1 0 0 0,0 0 0 0 0,0 0 0 0 0,-1 1 1 0 0,1-1-1 0 0,-1 0 0 0 0,1 0 0 0 0,-1 0 0 0 0,1 0 0 0 0,-1 0 0 0 0,-1 2 0 0 0,1-1 10 0 0,-1-1-1 0 0,0 0 1 0 0,0 0 0 0 0,0 1-1 0 0,1-1 1 0 0,-1 0-1 0 0,0-1 1 0 0,0 1 0 0 0,0 0-1 0 0,-1 0 1 0 0,1-1-1 0 0,0 1 1 0 0,0-1 0 0 0,0 0-1 0 0,0 0 1 0 0,-1 0-1 0 0,1 0 1 0 0,0 0 0 0 0,-4-1-1 0 0,-4 0-821 0 0,8 1 204 0 0,-10-4-1516 0 0,2 2-3048 0 0</inkml:trace>
-  <inkml:trace contextRef="#ctx0" brushRef="#br0" timeOffset="13672.73">2016 1117 1976 0 0,'10'-10'14647'0'0,"-9"16"-15531"0"0,-1-3 1376 0 0,8 52 1661 0 0,-8-54-2143 0 0,0 1 0 0 0,0-1-1 0 0,0 0 1 0 0,1 1 0 0 0,-1-1-1 0 0,0 0 1 0 0,0 1 0 0 0,1-1-1 0 0,-1 0 1 0 0,1 1 0 0 0,-1-1-1 0 0,1 0 1 0 0,0 0 0 0 0,-1 1-1 0 0,1-1 1 0 0,0 0 0 0 0,0 0-1 0 0,0 0 1 0 0,0 0 0 0 0,0 0-1 0 0,0 0 1 0 0,0-1-1 0 0,0 1 1 0 0,0 0 0 0 0,0 0-1 0 0,1-1 1 0 0,-1 1 0 0 0,0 0-1 0 0,0-1 1 0 0,1 0 0 0 0,-1 1-1 0 0,0-1 1 0 0,1 0 0 0 0,0 1-1 0 0,1-2-95 0 0,28-28-993 0 0,-23 34 1393 0 0,-7-4-233 0 0,-1-1-1 0 0,1 1 0 0 0,0 0 1 0 0,0 0-1 0 0,-1-1 0 0 0,1 1 1 0 0,0-1-1 0 0,0 1 0 0 0,0-1 1 0 0,0 1-1 0 0,0-1 1 0 0,0 0-1 0 0,0 1 0 0 0,0-1 1 0 0,0 0-1 0 0,0 0 0 0 0,0 1 1 0 0,0-1-1 0 0,0 0 0 0 0,0 0 1 0 0,0 0-1 0 0,0 0 0 0 0,0-1 1 0 0,0 1-1 0 0,1 0 0 0 0,1-2 37 0 0,0 1 0 0 0,-1-1 0 0 0,1 0-1 0 0,0 0 1 0 0,-1 0 0 0 0,0 0 0 0 0,0 0-1 0 0,1-1 1 0 0,-1 1 0 0 0,-1 0-1 0 0,1-1 1 0 0,0 0 0 0 0,-1 1 0 0 0,1-1-1 0 0,-1 0 1 0 0,0 0 0 0 0,0 0 0 0 0,0 0-1 0 0,0 0 1 0 0,0 0 0 0 0,-1 0-1 0 0,1 0 1 0 0,-1 0 0 0 0,0 0 0 0 0,0-1-1 0 0,0 1 1 0 0,0 0 0 0 0,-1-3-1 0 0,0 4-120 0 0,-1-10-1558 0 0,-1-11-14197 0 0</inkml:trace>
-  <inkml:trace contextRef="#ctx0" brushRef="#br0" timeOffset="14718.72">2426 1156 260 0 0,'0'0'18498'0'0,"11"-16"-13124"0"0,160-5-1382 0 0,1 6-5646 0 0,-169 15 745 0 0,2-1 218 0 0,16-3-16458 0 0</inkml:trace>
-  <inkml:trace contextRef="#ctx0" brushRef="#br0" timeOffset="15475">2442 1164 1660 0 0,'0'0'4161'0'0,"-47"4"5557"0"0,45-4-8487 0 0,97-11-342 0 0,-71 9-1131 0 0,38-2-709 0 0,-43 2-2889 0 0,0-2-3410 0 0</inkml:trace>
-  <inkml:trace contextRef="#ctx0" brushRef="#br0" timeOffset="17471.69">2737 1113 256 0 0,'0'0'9925'0'0,"36"13"-5150"0"0,28 1-2644 0 0,-62-14-1865 0 0,-2 0-196 0 0,1 0 0 0 0,-1 0 0 0 0,1 0 0 0 0,-1 0 0 0 0,0 0 0 0 0,1 0 0 0 0,-1 0 0 0 0,1 0 0 0 0,-1 0 0 0 0,1 0 0 0 0,-1 0 0 0 0,0-1 0 0 0,1 1 0 0 0,-1 0 0 0 0,1 0 0 0 0,-1 0 0 0 0,0-1 0 0 0,1 1 0 0 0,-1 0 0 0 0,0 0 0 0 0,1-1 0 0 0,-1 1 0 0 0,0 0 0 0 0,0-1 0 0 0,1 1 0 0 0,-1 0 0 0 0,0-1 0 0 0,0 1 0 0 0,0-1 0 0 0,1 1 0 0 0,-1-1 0 0 0,0-1 231 0 0,-1-6-130 0 0,1 6-155 0 0,0-1 0 0 0,0 0-1 0 0,0 0 1 0 0,0 0 0 0 0,1 0 0 0 0,-1 1-1 0 0,1-1 1 0 0,0 0 0 0 0,0 0 0 0 0,0 1-1 0 0,0-1 1 0 0,0 1 0 0 0,0-1 0 0 0,1 1-1 0 0,2-4 1 0 0,-3 2-18 0 0,1 1-1 0 0,0 0 1 0 0,0 0-1 0 0,0 0 0 0 0,0 0 1 0 0,0 0-1 0 0,1 1 1 0 0,-1-1-1 0 0,1 1 1 0 0,0-1-1 0 0,0 1 1 0 0,0 0-1 0 0,0 0 0 0 0,0 0 1 0 0,0 1-1 0 0,0-1 1 0 0,1 1-1 0 0,-1 0 1 0 0,0-1-1 0 0,1 2 1 0 0,-1-1-1 0 0,1 0 0 0 0,0 1 1 0 0,-1-1-1 0 0,1 1 1 0 0,-1 0-1 0 0,1 0 1 0 0,4 1-1 0 0,4 1 1 0 0,-9-2 10 0 0,0 0 0 0 0,0 0 0 0 0,0 1 1 0 0,-1 0-1 0 0,1-1 0 0 0,0 1 0 0 0,0 0 1 0 0,-1 0-1 0 0,1 1 0 0 0,-1-1 0 0 0,1 0 1 0 0,-1 1-1 0 0,1 0 0 0 0,-1-1 0 0 0,0 1 1 0 0,0 0-1 0 0,0 0 0 0 0,0 0 0 0 0,0 0 1 0 0,0 1-1 0 0,-1-1 0 0 0,1 1 0 0 0,1 3 1 0 0,3 4 97 0 0,-3-5-79 0 0,-1 0 0 0 0,0 0 0 0 0,0 0 1 0 0,0 1-1 0 0,-1-1 0 0 0,0 1 0 0 0,0-1 1 0 0,0 6-1 0 0,0-9 6 0 0,-6 32 2127 0 0,8-45-2130 0 0,0-1-1 0 0,1 1 0 0 0,0 0 1 0 0,1 0-1 0 0,0 1 0 0 0,0-1 1 0 0,9-10-1 0 0,-10 14-44 0 0,1 1 1 0 0,-1 0-1 0 0,1 0 1 0 0,1 1-1 0 0,-1-1 0 0 0,1 1 1 0 0,0 0-1 0 0,0 1 1 0 0,0 0-1 0 0,1 0 0 0 0,13-7 1 0 0,-18 10-2 0 0,1 1 4 0 0,-1 1 15 0 0,0-1-1 0 0,0 0 1 0 0,0 0 0 0 0,0 0 0 0 0,0 1 0 0 0,-1-1 0 0 0,1 1-1 0 0,0 0 1 0 0,0-1 0 0 0,0 1 0 0 0,-1 0 0 0 0,1 0 0 0 0,0 0-1 0 0,-1 0 1 0 0,1 1 0 0 0,-1-1 0 0 0,1 0 0 0 0,-1 1 0 0 0,0-1-1 0 0,1 1 1 0 0,-1-1 0 0 0,0 1 0 0 0,0-1 0 0 0,1 3 0 0 0,10 40 233 0 0,-10-33-198 0 0,6 57 298 0 0,-7-67-205 0 0,-1 8 396 0 0,2-19 115 0 0,0-1-747 0 0,1 0 0 0 0,1-1 0 0 0,0 1 1 0 0,0 0-1 0 0,1 1 0 0 0,0-1 1 0 0,1 1-1 0 0,0 0 0 0 0,1 1 0 0 0,0-1 1 0 0,14-13-1 0 0,-19 21 102 0 0,0 1 0 0 0,0-1 0 0 0,0 1-1 0 0,0 0 1 0 0,0 0 0 0 0,1 0 0 0 0,-1 0 0 0 0,0 0 0 0 0,1 0 0 0 0,-1 1 0 0 0,1-1 0 0 0,-1 1 0 0 0,0-1 0 0 0,1 1 0 0 0,-1 0-1 0 0,1 0 1 0 0,-1 0 0 0 0,1 1 0 0 0,-1-1 0 0 0,1 0 0 0 0,-1 1 0 0 0,1 0 0 0 0,-1-1 0 0 0,0 1 0 0 0,1 0 0 0 0,-1 0 0 0 0,0 0-1 0 0,0 1 1 0 0,0-1 0 0 0,0 1 0 0 0,0-1 0 0 0,0 1 0 0 0,3 2 0 0 0,-1 0 14 0 0,0 0 1 0 0,0 1-1 0 0,-1-1 0 0 0,1 1 0 0 0,-1-1 1 0 0,0 1-1 0 0,0 0 0 0 0,-1 0 1 0 0,0 1-1 0 0,0-1 0 0 0,0 0 1 0 0,0 1-1 0 0,1 10 0 0 0,-1 37 171 0 0,-2-50-7 0 0,2 3-114 0 0,-1-4-102 0 0,4-13-189 0 0,7-21-472 0 0,-6 17 508 0 0,-1-1-1 0 0,2 1 1 0 0,0 0 0 0 0,1 0 0 0 0,0 1-1 0 0,1 0 1 0 0,1 1 0 0 0,13-15 0 0 0,-21 27 193 0 0,0-1 0 0 0,0 0 0 0 0,0 1 0 0 0,0 0 0 0 0,0 0 0 0 0,0-1 0 0 0,1 1 1 0 0,-1 1-1 0 0,0-1 0 0 0,1 0 0 0 0,-1 1 0 0 0,1-1 0 0 0,-1 1 0 0 0,1-1 0 0 0,-1 1 0 0 0,1 0 1 0 0,-1 0-1 0 0,1 0 0 0 0,-1 1 0 0 0,1-1 0 0 0,-1 1 0 0 0,1-1 0 0 0,-1 1 0 0 0,1 0 0 0 0,-1 0 1 0 0,0 0-1 0 0,0 0 0 0 0,1 0 0 0 0,-1 0 0 0 0,0 1 0 0 0,2 1 0 0 0,1 1 57 0 0,-1 0-1 0 0,0-1 1 0 0,0 1-1 0 0,0 1 1 0 0,0-1-1 0 0,-1 0 0 0 0,0 1 1 0 0,0 0-1 0 0,0 0 1 0 0,0 0-1 0 0,-1 0 1 0 0,0 0-1 0 0,2 7 1 0 0,3 56 250 0 0,-7-66-262 0 0,1 8 69 0 0,-2-9-58 0 0,1 1 0 0 0,0-1-1 0 0,-1 1 1 0 0,1-1 0 0 0,0 1-1 0 0,0 0 1 0 0,0-1 0 0 0,0 1 0 0 0,1 0-1 0 0,-1-1 1 0 0,0 1 0 0 0,1-1-1 0 0,-1 1 1 0 0,1-1 0 0 0,-1 1-1 0 0,1-1 1 0 0,0 1 0 0 0,-1-1-1 0 0,1 1 1 0 0,0-1 0 0 0,0 0 0 0 0,2 2-1 0 0,29-1 232 0 0,1-2 0 0 0,0-1 0 0 0,57-9-1 0 0,-17 1-30 0 0,-4 2-1361 0 0,35-6 3753 0 0,-47 6-2912 0 0,-1 1-3852 0 0,19-2-10934 0 0</inkml:trace>
-  <inkml:trace contextRef="#ctx0" brushRef="#br0" timeOffset="18772.08">4044 1125 1720 0 0,'0'0'13800'0'0,"-2"-7"-7396"0"0,19 74-1170 0 0,2 40-3821 0 0,-10-50-1082 0 0,-7-26-723 0 0,-5-16-3783 0 0,0-10-2345 0 0,-10 3-8891 0 0</inkml:trace>
-  <inkml:trace contextRef="#ctx0" brushRef="#br0" timeOffset="19184.23">3966 1419 276 0 0,'-9'-2'18792'0'0,"199"-1"-12537"0"0,-108-2-6668 0 0,-80 5-287 0 0,9 0-880 0 0</inkml:trace>
-  <inkml:trace contextRef="#ctx0" brushRef="#br0" timeOffset="19884.45">4007 1554 1552 0 0,'0'0'10782'0'0,"-9"-3"-2931"0"0,165-26-3534 0 0,0 4-5200 0 0,-154 24 46 0 0</inkml:trace>
-  <inkml:trace contextRef="#ctx0" brushRef="#br0" timeOffset="20480.69">4138 1558 616 0 0,'0'0'9873'0'0,"-7"-8"-1063"0"0,6 10-8668 0 0,0 0-1 0 0,0-1 0 0 0,-1 1 1 0 0,2 0-1 0 0,-1 0 1 0 0,0 0-1 0 0,0 0 1 0 0,1 0-1 0 0,-1 0 0 0 0,1 0 1 0 0,-1 0-1 0 0,1 0 1 0 0,0 1-1 0 0,0-1 0 0 0,0 0 1 0 0,0 0-1 0 0,1 4 1 0 0,5 51 966 0 0,-4-37-826 0 0,3 23-321 0 0,-4-31-3096 0 0,0-3-4137 0 0</inkml:trace>
-  <inkml:trace contextRef="#ctx0" brushRef="#br0" timeOffset="-12519.63">25 47 640 0 0,'0'0'12418'0'0,"5"41"-7788"0"0,-4 100-3473 0 0,-4 241-718 0 0,-12 216 575 0 0,22-294-957 0 0,2-74-59 0 0,1 33 44 0 0,1 1 32 0 0,-3-91 203 0 0,2 33-24 0 0,-15-102 329 0 0,-3 62-372 0 0,8-150-202 0 0,2 23-237 0 0</inkml:trace>
-  <inkml:trace contextRef="#ctx0" brushRef="#br0" timeOffset="-10823.77">24 36 1288 0 0,'0'0'5171'0'0,"-22"19"1727"0"0,22-18-6837 0 0,0-1 0 0 0,0 0 0 0 0,-1 1 0 0 0,1-1 1 0 0,0 1-1 0 0,0-1 0 0 0,0 0 0 0 0,0 1 0 0 0,0-1 1 0 0,-1 1-1 0 0,1-1 0 0 0,0 1 0 0 0,0-1 0 0 0,0 1 1 0 0,0-1-1 0 0,0 0 0 0 0,0 1 0 0 0,1-1 0 0 0,-1 1 1 0 0,0-1-1 0 0,0 1 0 0 0,0-1 0 0 0,0 0 0 0 0,0 1 1 0 0,1-1-1 0 0,-1 1 0 0 0,0-1 0 0 0,0 0 0 0 0,1 1 1 0 0,-1-1-1 0 0,0 0 0 0 0,1 1 0 0 0,-1-1 0 0 0,0 0 1 0 0,1 1-1 0 0,-1-1 0 0 0,0 0 0 0 0,1 0 0 0 0,-1 0 1 0 0,0 1-1 0 0,1-1 0 0 0,-1 0 0 0 0,1 0 0 0 0,-1 0 1 0 0,1 0-1 0 0,-1 0 0 0 0,0 0 0 0 0,1 0 0 0 0,-1 0 1 0 0,1 0-1 0 0,-1 0 0 0 0,1 0 0 0 0,1 1 199 0 0,14-3 775 0 0,64-6 328 0 0,299-18 748 0 0,-98 20-1936 0 0,-163 2-1429 0 0,53-6 3638 0 0,-29 2-1586 0 0,-43 4-3284 0 0,-13 1-2577 0 0,4 2-3554 0 0</inkml:trace>
-  <inkml:trace contextRef="#ctx0" brushRef="#br0" timeOffset="-8658.96">66 2981 580 0 0,'0'0'5291'0'0,"-2"-8"4598"0"0,-4 72-4807 0 0,6-62-4958 0 0,-3 41 584 0 0,4 66-217 0 0,2-46-181 0 0,-3-61-289 0 0,-1 47 99 0 0,-13 175 987 0 0,14-222-1092 0 0,-2 32 13 0 0,2-24-26 0 0,0 24 30 0 0,-8 59-28 0 0,8-91-7 0 0,-2 37 32 0 0,2 3-30 0 0,2 17-3426 0 0,-2-58 2008 0 0</inkml:trace>
-  <inkml:trace contextRef="#ctx0" brushRef="#br0" timeOffset="32660.64">1882 2740 672 0 0,'0'0'2620'0'0,"3"-32"16108"0"0,-5 77-15765 0 0,4 53 0 0 0,0-25-3885 0 0,1-49-2751 0 0</inkml:trace>
-  <inkml:trace contextRef="#ctx0" brushRef="#br0" timeOffset="32936.63">1864 2712 2344 0 0,'0'0'4127'0'0,"7"-22"5843"0"0,60-5-3384 0 0,-18 9-8242 0 0,-48 17 572 0 0,2 1-1273 0 0,0-1 3285 0 0</inkml:trace>
-  <inkml:trace contextRef="#ctx0" brushRef="#br0" timeOffset="33232.32">1872 2775 624 0 0,'-2'2'2089'0'0,"2"-2"-1790"0"0,0 0-1 0 0,0 0 1 0 0,-1 1-1 0 0,1-1 1 0 0,0 0-1 0 0,0 0 1 0 0,0 1-1 0 0,0-1 1 0 0,0 0-1 0 0,0 1 1 0 0,-1-1-1 0 0,1 0 1 0 0,0 1-1 0 0,0-1 1 0 0,0 0-1 0 0,0 0 0 0 0,0 1 1 0 0,0-1-1 0 0,0 0 1 0 0,1 1-1 0 0,-1-1 1 0 0,0 0-1 0 0,0 1 1 0 0,0-1-1 0 0,0 0 1 0 0,0 0-1 0 0,2 3 2389 0 0,-2-3-2389 0 0,1 0 1 0 0,18 0 3361 0 0,30-13-2718 0 0,-48 13-536 0 0,6-3-1123 0 0,18-5 1751 0 0,-16 6-5339 0 0,0 2-4943 0 0</inkml:trace>
-  <inkml:trace contextRef="#ctx0" brushRef="#br0" timeOffset="34176.14">2067 2719 1704 0 0,'0'0'5604'0'0,"6"45"1007"0"0,-4-18-5339 0 0,0 2-77 0 0,-1 1-1 0 0,-5 45 1 0 0,4-73-909 0 0,-1-43-159 0 0,2-15-246 0 0,-1 39 161 0 0,0 0 0 0 0,1 0 0 0 0,0 0 0 0 0,2 0 0 0 0,7-26 0 0 0,-9 40-33 0 0,2-3-16 0 0,-2 6 7 0 0,-1-1 1 0 0,0 0-1 0 0,0 1 0 0 0,1-1 0 0 0,-1 0 1 0 0,0 1-1 0 0,1-1 0 0 0,-1 1 1 0 0,0-1-1 0 0,1 1 0 0 0,-1-1 0 0 0,1 1 1 0 0,-1-1-1 0 0,1 1 0 0 0,-1-1 0 0 0,1 1 1 0 0,-1 0-1 0 0,1-1 0 0 0,0 1 0 0 0,-1 0 1 0 0,1-1-1 0 0,0 1 0 0 0,-1 0 1 0 0,1 0-1 0 0,0 0 0 0 0,-1-1 0 0 0,1 1 1 0 0,0 0-1 0 0,-1 0 0 0 0,1 0 0 0 0,0 0 1 0 0,-1 0-1 0 0,1 0 0 0 0,0 1 1 0 0,-1-1-1 0 0,1 0 0 0 0,0 0 0 0 0,-1 0 1 0 0,1 1-1 0 0,0-1 0 0 0,-1 0 0 0 0,1 1 1 0 0,0-1-1 0 0,15 22 13 0 0,-16-21-8 0 0,0 4 1 0 0,0 0 1 0 0,0-1-1 0 0,-1 1 0 0 0,1 0 0 0 0,-1 0 1 0 0,0-1-1 0 0,-1 1 0 0 0,1-1 1 0 0,-3 6-1 0 0,2-7-6 0 0,-2 4 2 0 0,-8 3-120 0 0,11-10 98 0 0,1 0 0 0 0,0 0 0 0 0,0 0-1 0 0,-1 0 1 0 0,1 0 0 0 0,0 0 0 0 0,-1 0 0 0 0,1 0-1 0 0,0 0 1 0 0,0 0 0 0 0,-1 1 0 0 0,1-1 0 0 0,0 0-1 0 0,-1 0 1 0 0,1 0 0 0 0,0 0 0 0 0,0 0 0 0 0,-1 1-1 0 0,1-1 1 0 0,0 0 0 0 0,0 0 0 0 0,0 0 0 0 0,-1 1-1 0 0,1-1 1 0 0,0 0 0 0 0,0 0 0 0 0,0 1 0 0 0,0-1-1 0 0,0 0 1 0 0,-1 0 0 0 0,1 1 0 0 0,0-1 0 0 0,0 0-1 0 0,0 1 1 0 0,0-1 0 0 0,0 0 0 0 0,0 0 0 0 0,0 1-1 0 0,0-1 1 0 0,0 0 0 0 0,0 1 0 0 0,0-1 0 0 0,0 0-1 0 0,0 1 1 0 0,0-1 0 0 0,0 0 0 0 0,1 0 0 0 0,-1 1-1 0 0,0-1 1 0 0,0 0 0 0 0,0 0 0 0 0,0 1 0 0 0,0-1-1 0 0,1 0 1 0 0,-1 0 0 0 0,0 1 0 0 0,0-1 0 0 0,0 0-1 0 0,1 0 1 0 0,-1 0 0 0 0,0 1 0 0 0,1-1 0 0 0,0 1-4 0 0,1-1 4 0 0,11 4 28 0 0,44 16-44 0 0,-55-19 54 0 0,0 1 0 0 0,1-1 0 0 0,-1 0 1 0 0,0 1-1 0 0,-1 0 0 0 0,1 0 1 0 0,0-1-1 0 0,0 1 0 0 0,-1 0 0 0 0,1 0 1 0 0,-1 0-1 0 0,0 1 0 0 0,1-1 0 0 0,-1 0 1 0 0,0 0-1 0 0,1 5 0 0 0,-2-5 35 0 0,0-1-1 0 0,0 1 1 0 0,0-1-1 0 0,0 1 1 0 0,0-1-1 0 0,0 1 1 0 0,0 0-1 0 0,-1-1 1 0 0,1 1-1 0 0,-1-1 0 0 0,1 1 1 0 0,-1-1-1 0 0,1 1 1 0 0,-1-1-1 0 0,0 0 1 0 0,0 1-1 0 0,0-1 1 0 0,0 0-1 0 0,0 0 1 0 0,0 1-1 0 0,0-1 1 0 0,0 0-1 0 0,0 0 0 0 0,0 0 1 0 0,-1 0-1 0 0,-1 0 1 0 0,-38 22 846 0 0,40-23-437 0 0,-26 10-2386 0 0,26-9 1343 0 0,0-1-1 0 0,0 0 1 0 0,0 1-1 0 0,0-1 1 0 0,1 1-1 0 0,-1-1 0 0 0,0 0 1 0 0,0 0-1 0 0,0 1 1 0 0,0-1-1 0 0,0 0 1 0 0,0 0-1 0 0,0 0 1 0 0,-1 0-1 0 0,1 0 1 0 0,0 0-1 0 0,0-1 1 0 0,0 1-1 0 0,0 0 0 0 0,-1-1 1 0 0</inkml:trace>
-  <inkml:trace contextRef="#ctx0" brushRef="#br0" timeOffset="35979.99">2437 2808 528 0 0,'0'0'9884'0'0,"0"-1"-10357"0"0,1-8 9483 0 0,0 6-7679 0 0,0 3-1159 0 0,166 18 2638 0 0,280-25-2384 0 0,-214 2-399 0 0,332-16 284 0 0,-280 8-7073 0 0,-276 13 3602 0 0,-4 0 1427 0 0,1-1-4909 0 0,6-1 3317 0 0</inkml:trace>
-  <inkml:trace contextRef="#ctx0" brushRef="#br0" timeOffset="37131.93">2656 2426 1464 0 0,'1'-1'5068'0'0,"1"-8"5239"0"0,0 24-9698 0 0,0 1 0 0 0,0 0 1 0 0,-1-1-1 0 0,-1 1 0 0 0,-1 0 1 0 0,-4 24-1 0 0,1 8-1195 0 0,3-46 20 0 0,2 14-3172 0 0,-1-7-7151 0 0</inkml:trace>
-  <inkml:trace contextRef="#ctx0" brushRef="#br0" timeOffset="37643.56">2752 2516 208 0 0,'0'0'14653'0'0,"-2"13"-12514"0"0,3-4-1879 0 0,1 0 1 0 0,0-1-1 0 0,0 1 0 0 0,1-1 1 0 0,0 1-1 0 0,0-1 0 0 0,9 15 0 0 0,-11-22-189 0 0,18 3 914 0 0,-14-12-874 0 0,0 0 1 0 0,-1-1 0 0 0,0 0-1 0 0,-1 0 1 0 0,1 0-1 0 0,-2 0 1 0 0,0-1-1 0 0,2-15 1 0 0,-3 24-231 0 0,1-8-272 0 0</inkml:trace>
-  <inkml:trace contextRef="#ctx0" brushRef="#br0" timeOffset="49833.35">4878 1422 536 0 0,'0'0'15618'0'0,"-11"46"-10619"0"0,10-1-3563 0 0,3 54 1 0 0,2-12-755 0 0,-4-84-674 0 0,-2 48 571 0 0,1 4-358 0 0,1-53-57 0 0,7-25-155 0 0,-4 10-16 0 0,1-9-49 0 0,-1 0-1 0 0,-2 0 1 0 0,0-28-1 0 0,1-12-183 0 0,-2 60 210 0 0,-2-56-500 0 0,2 56 448 0 0,-3-41-1475 0 0,0 33-348 0 0,1 33 1129 0 0,13 226-1568 0 0,-7-221-10556 0 0</inkml:trace>
-  <inkml:trace contextRef="#ctx0" brushRef="#br0" timeOffset="51885.06">4868 1820 1104 0 0,'0'0'3485'0'0,"-17"-10"11424"0"0,22 9-14670 0 0,-1 0 0 0 0,1 0 0 0 0,-1 0 0 0 0,0 1 0 0 0,1-1 0 0 0,-1 1-1 0 0,1 0 1 0 0,-1 1 0 0 0,1-1 0 0 0,5 2 0 0 0,51 11 25 0 0,-54-11-189 0 0,-5-1-58 0 0,2 0 5 0 0,-3-1-11 0 0,0 0 0 0 0,-1 0 1 0 0,1 0-1 0 0,0 0 0 0 0,-1 1 0 0 0,1-1 0 0 0,0 0 0 0 0,-1 0 0 0 0,1 1 0 0 0,0-1 0 0 0,-1 0 0 0 0,1 0 0 0 0,0 1 0 0 0,-1-1 0 0 0,1 1 0 0 0,-1-1 0 0 0,1 1 0 0 0,-1-1 0 0 0,1 1 0 0 0,-1-1 1 0 0,1 1-1 0 0,-1-1 0 0 0,1 1 0 0 0,0 0 0 0 0,-3 2 16 0 0,1-1 1 0 0,0 0 0 0 0,0 0 0 0 0,-1 0-1 0 0,1 0 1 0 0,-1 0 0 0 0,0 0-1 0 0,1 0 1 0 0,-1 0 0 0 0,0-1-1 0 0,0 1 1 0 0,0-1 0 0 0,0 1-1 0 0,0-1 1 0 0,-1 0 0 0 0,-3 2 0 0 0,-50 18 101 0 0,35-13-109 0 0,-6 1-14 0 0,-48 24-91 0 0,74-33 72 0 0,-5 7-27 0 0,13-2 40 0 0,-2-4 15 0 0,1 1-1 0 0,-1-1 1 0 0,0 0-1 0 0,1 0 0 0 0,-1-1 1 0 0,1 0-1 0 0,-1 0 0 0 0,1 0 1 0 0,-1 0-1 0 0,9-3 1 0 0,3 1 17 0 0,34-1 37 0 0,-7-1-60 0 0,52 3 0 0 0,-95 1-7 0 0,-1 0 1 0 0,1 0-1 0 0,0 0 0 0 0,0 0 1 0 0,0 0-1 0 0,-1 0 0 0 0,1 0 1 0 0,0 0-1 0 0,0 0 1 0 0,-1 1-1 0 0,1-1 0 0 0,0 0 1 0 0,-1 0-1 0 0,1 1 0 0 0,0-1 1 0 0,-1 0-1 0 0,1 1 1 0 0,0-1-1 0 0,-1 1 0 0 0,1-1 1 0 0,-1 1-1 0 0,1-1 0 0 0,0 1 1 0 0,-1-1-1 0 0,1 1 0 0 0,-1 0 1 0 0,0-1-1 0 0,1 1 1 0 0,-1 0-1 0 0,1 0 0 0 0,-1 1 10 0 0,-1-1-1 0 0,1 0 0 0 0,0 0 0 0 0,-1 1 1 0 0,1-1-1 0 0,-1 0 0 0 0,1 0 0 0 0,-1 0 1 0 0,0 1-1 0 0,1-1 0 0 0,-1 0 0 0 0,0 0 1 0 0,0 0-1 0 0,0 0 0 0 0,-1 1 0 0 0,-39 29 358 0 0,-143 61 75 0 0,182-91-459 0 0,2-1 14 0 0,0 0-1 0 0,1 0 0 0 0,-1 0 0 0 0,0 0 0 0 0,1 0 1 0 0,-1 0-1 0 0,0 0 0 0 0,1 0 0 0 0,-1 1 1 0 0,0-1-1 0 0,0 0 0 0 0,1 0 0 0 0,-1 0 1 0 0,0 1-1 0 0,0-1 0 0 0,0 0 0 0 0,1 0 1 0 0,-1 1-1 0 0,0-1 0 0 0,0 0 0 0 0,0 0 1 0 0,1 1-1 0 0,-1-1 0 0 0,0 0 0 0 0,0 1 1 0 0,0-1-1 0 0,0 0 0 0 0,0 1 0 0 0,0-1 1 0 0,0 0-1 0 0,0 0 0 0 0,0 1 0 0 0,0-1 1 0 0,0 0-1 0 0,0 1 0 0 0,0-1 0 0 0,0 0 1 0 0,0 1-1 0 0,0-1 0 0 0,0 0 0 0 0,0 1 1 0 0,0-1-1 0 0,-1 0 0 0 0,1 0 0 0 0,0 1 1 0 0,0-1-1 0 0,0 0 0 0 0,0 0 0 0 0,-1 1 1 0 0,1-1-1 0 0,0 0 0 0 0,0 0 0 0 0,-1 1 1 0 0,1-1-1 0 0,0 0 0 0 0,0 0 0 0 0,-1 0 1 0 0,1 0-1 0 0,0 1 0 0 0,-1-1 0 0 0,1 0 1 0 0,67-3-17 0 0,-39 1 11 0 0,0 1 0 0 0,0 2 1 0 0,31 3-1 0 0,-57-4 19 0 0,-4 3 0 0 0,0 0-1 0 0,0 0 1 0 0,-1 0 0 0 0,1-1 0 0 0,-1 1-1 0 0,0-1 1 0 0,1 0 0 0 0,-1 0-1 0 0,0 0 1 0 0,0 0 0 0 0,-6 2 0 0 0,-45 18 70 0 0,24-10-53 0 0,-101 47-108 0 0,130-58 66 0 0,-1 2-27 0 0,-1 1-8 0 0,11-3 46 0 0,67-9-11 0 0,-54 4 6 0 0,0 1-1 0 0,-1 1 1 0 0,1 1-1 0 0,0 1 1 0 0,0 1-1 0 0,35 5 1 0 0,-55-6 7 0 0,1 1 1 0 0,-1-1-1 0 0,1 0 1 0 0,-1 0-1 0 0,0 1 1 0 0,1-1-1 0 0,-1 0 1 0 0,0 1-1 0 0,0 0 1 0 0,1-1-1 0 0,-1 1 1 0 0,0 0-1 0 0,0-1 1 0 0,0 1-1 0 0,0 0 1 0 0,0 0-1 0 0,0 0 1 0 0,0 0-1 0 0,0 0 1 0 0,0 0-1 0 0,0 0 1 0 0,0 0-1 0 0,-1 1 1 0 0,1-1-1 0 0,0 2 1 0 0,-1-2 0 0 0,0 1-1 0 0,0-1 1 0 0,-1 1 0 0 0,1-1 0 0 0,0 1 0 0 0,-1-1-1 0 0,1 0 1 0 0,-1 1 0 0 0,0-1 0 0 0,0 1 0 0 0,1-1 0 0 0,-1 0-1 0 0,0 0 1 0 0,0 1 0 0 0,0-1 0 0 0,0 0 0 0 0,0 0-1 0 0,-2 1 1 0 0,-6 5 12 0 0,0 0-1 0 0,-1 0 0 0 0,-17 9 1 0 0,-82 30-5 0 0,33-16-30 0 0,74-29 9 0 0,-16 8-27 0 0,16-8 34 0 0,1 0 3 0 0,-4 3 6 0 0,4-3 30 0 0,2-1-19 0 0,4 4-1 0 0,-2-3 1 0 0,9-2-6 0 0,2-1-7 0 0,30-4 3 0 0,-30 3-29 0 0,1 1 0 0 0,0 0-1 0 0,0 1 1 0 0,0 1 0 0 0,16 2 0 0 0,-29-2 20 0 0,30 12 32 0 0,-35-7-6 0 0,-1 0-1 0 0,0 0 1 0 0,0 0 0 0 0,0 0 0 0 0,0-1-1 0 0,-1 0 1 0 0,0 0 0 0 0,0 0 0 0 0,0 0 0 0 0,0-1-1 0 0,-10 5 1 0 0,-26 20-11 0 0,13-4 12 0 0,27-23-14 0 0,-15 15 322 0 0</inkml:trace>
-  <inkml:trace contextRef="#ctx0" brushRef="#br0" timeOffset="52648.83">4894 2555 260 0 0,'0'0'7391'0'0,"-4"-8"713"0"0,1 16-7503 0 0,1 1 0 0 0,0-1 0 0 0,1 1 0 0 0,0-1 0 0 0,0 1 0 0 0,1 0 0 0 0,0-1-1 0 0,2 13 1 0 0,-1 17 49 0 0,-12 96 798 0 0,11-131-1440 0 0,-2 15 279 0 0</inkml:trace>
-  <inkml:trace contextRef="#ctx0" brushRef="#br0" timeOffset="54081.36">4187 2776 1500 0 0,'0'0'2272'0'0,"-36"-10"6402"0"0,-8 13-1634 0 0,45-1-6885 0 0,0 0 0 0 0,0-1 0 0 0,0 1 0 0 0,0 0 0 0 0,1 0 0 0 0,-1-1 0 0 0,1 1 0 0 0,0-1 0 0 0,-1 1 0 0 0,1-1 0 0 0,0 1 0 0 0,3 1 0 0 0,16 3 204 0 0,0-1 1 0 0,1 0-1 0 0,-1-2 0 0 0,1 0 0 0 0,23-1 0 0 0,23 4-237 0 0,37 2 148 0 0,0-5 0 0 0,-1-4 0 0 0,181-25 0 0 0,76 5 464 0 0,-226 17-2825 0 0,-3-4-5274 0 0,-129 8 4845 0 0,1-1-2202 0 0,0 1 3361 0 0,-2-1 198 0 0</inkml:trace>
-  <inkml:trace contextRef="#ctx0" brushRef="#br0" timeOffset="56996.89">4895 2868 2340 0 0,'0'0'10166'0'0,"-3"-8"-5177"0"0,-5 87 540 0 0,14 50-2614 0 0,-1-29-1299 0 0,-5-98-1588 0 0,0 18-3300 0 0</inkml:trace>
-  <inkml:trace contextRef="#ctx0" brushRef="#br0" timeOffset="59004.9">4881 3195 256 0 0,'0'0'6574'0'0,"-10"1"5074"0"0,18 1-11165 0 0,0 0 0 0 0,1 0 1 0 0,-1 0-1 0 0,0-1 0 0 0,10 0 0 0 0,-10-1-408 0 0,0 0-1 0 0,0 1 1 0 0,0 0-1 0 0,0 1 1 0 0,0 0-1 0 0,-1 0 1 0 0,11 4-1 0 0,-16-5-56 0 0,5 20 77 0 0,-15-13-85 0 0,0-1 0 0 0,-1 0 0 0 0,0-1-1 0 0,0 0 1 0 0,-1 0 0 0 0,0-1 0 0 0,0 0 0 0 0,0-1 0 0 0,-20 6-1 0 0,-29 14-22 0 0,48-19 22 0 0,10-5-3 0 0,0 0-1 0 0,0 0 1 0 0,1 1 0 0 0,-1-1-1 0 0,0 0 1 0 0,0 1-1 0 0,0-1 1 0 0,0 0 0 0 0,1 1-1 0 0,-1-1 1 0 0,0 1-1 0 0,1-1 1 0 0,-1 1 0 0 0,0 0-1 0 0,1-1 1 0 0,-1 1 0 0 0,0 0-1 0 0,1-1 1 0 0,-1 1-1 0 0,1 0 1 0 0,-1-1 0 0 0,1 1-1 0 0,0 0 1 0 0,-1 0 0 0 0,1 0-1 0 0,0 0 1 0 0,0-1-1 0 0,-1 1 1 0 0,1 0 0 0 0,0 0-1 0 0,0 0 1 0 0,0 0-1 0 0,0 0 1 0 0,0 1 0 0 0,54-6 297 0 0,-4-4-219 0 0,-18 3-70 0 0,1 1 0 0 0,36 0 1 0 0,-22 7-20 0 0,-45-3 14 0 0,1 2 7 0 0,-2-2-8 0 0,-1 0 1 0 0,1 0 0 0 0,-1 0 0 0 0,1 0 0 0 0,-1 0 0 0 0,0 1 0 0 0,1-1-1 0 0,-1 0 1 0 0,1 0 0 0 0,-1 0 0 0 0,1 1 0 0 0,-1-1 0 0 0,1 0 0 0 0,-1 1-1 0 0,0-1 1 0 0,1 0 0 0 0,-1 1 0 0 0,0-1 0 0 0,1 0 0 0 0,-1 1 0 0 0,0-1-1 0 0,0 1 1 0 0,1-1 0 0 0,-1 1 0 0 0,0-1 0 0 0,0 0 0 0 0,0 1 0 0 0,1-1-1 0 0,-1 1 1 0 0,0-1 0 0 0,0 1 0 0 0,0-1 0 0 0,0 1 0 0 0,0-1 0 0 0,0 1-1 0 0,0-1 1 0 0,0 1 0 0 0,0-1 0 0 0,0 1 0 0 0,-5 5 28 0 0,1 0 0 0 0,-1-1 0 0 0,0 0 1 0 0,0 0-1 0 0,0-1 0 0 0,-1 1 0 0 0,0-1 0 0 0,0 0 0 0 0,0-1 1 0 0,-7 4-1 0 0,-77 31 16 0 0,33-16-47 0 0,-53 33-166 0 0,108-55 135 0 0,-5 8-25 0 0,14-4 43 0 0,-3-3 3 0 0,141-10 11 0 0,-76 2-28 0 0,-44 6 0 0 0,-21 2 27 0 0,-3-1-5 0 0,-1 0-1 0 0,1 1 1 0 0,-1-1-1 0 0,0 0 1 0 0,1 1 0 0 0,-1-1-1 0 0,1 1 1 0 0,-1-1-1 0 0,0 1 1 0 0,1-1 0 0 0,-1 1-1 0 0,0-1 1 0 0,1 1-1 0 0,-1-1 1 0 0,0 1-1 0 0,0-1 1 0 0,1 1 0 0 0,-1 0-1 0 0,0-1 1 0 0,0 1-1 0 0,0-1 1 0 0,0 1 0 0 0,0 0-1 0 0,0-1 1 0 0,0 1-1 0 0,0-1 1 0 0,0 1-1 0 0,0 0 1 0 0,0-1 0 0 0,-1 1-1 0 0,1-1 1 0 0,0 1-1 0 0,0-1 1 0 0,0 1 0 0 0,-1-1-1 0 0,1 1 1 0 0,0-1-1 0 0,-1 1 1 0 0,1-1-1 0 0,-1 1 1 0 0,1-1 0 0 0,0 1-1 0 0,-1-1 1 0 0,1 0-1 0 0,-1 1 1 0 0,0 0 0 0 0,-20 18 26 0 0,20-18-25 0 0,-27 19 5 0 0,-1 0 1 0 0,-60 30 0 0 0,20-12-127 0 0,68-37 73 0 0,-1 0-20 0 0,-2 6-86 0 0,30-8 136 0 0,4-3 17 0 0,1 0 0 0 0,-1 2 0 0 0,1 1 0 0 0,0 2 0 0 0,0 1 1 0 0,58 11-1 0 0,-88-13 9 0 0,0 0 1 0 0,0 0-1 0 0,0 0 1 0 0,0 1-1 0 0,1-1 0 0 0,-1 0 1 0 0,0 1-1 0 0,0-1 1 0 0,0 0-1 0 0,0 1 1 0 0,0-1-1 0 0,0 1 0 0 0,0 0 1 0 0,0-1-1 0 0,0 1 1 0 0,0 0-1 0 0,0 0 1 0 0,0 0-1 0 0,0-1 1 0 0,-1 1-1 0 0,1 0 0 0 0,0 0 1 0 0,-1 0-1 0 0,1 0 1 0 0,-1 0-1 0 0,1 0 1 0 0,-1 0-1 0 0,1 2 1 0 0,-1-1-3 0 0,-1-1 1 0 0,1 1 0 0 0,-1 0 0 0 0,0-1 0 0 0,1 1 0 0 0,-1-1 0 0 0,0 1 0 0 0,0-1 0 0 0,0 1 0 0 0,0-1 0 0 0,0 0 0 0 0,-1 1 0 0 0,1-1 0 0 0,0 0 0 0 0,-1 0 0 0 0,-1 1-1 0 0,-11 8 12 0 0,-1-1 0 0 0,-25 12-1 0 0,37-19-19 0 0,-179 104-728 0 0,180-105 695 0 0,-12 14-25 0 0,24-12 163 0 0,0-1 0 0 0,0-1 0 0 0,0 0 0 0 0,1 0 0 0 0,-1-1 1 0 0,0 0-1 0 0,0-1 0 0 0,17-3 0 0 0,7 1-18 0 0,-29 3-170 0 0,35-2-542 0 0,-14 0-4011 0 0,-12 0-6742 0 0</inkml:trace>
-  <inkml:trace contextRef="#ctx0" brushRef="#br0" timeOffset="60436.54">5046 3925 1348 0 0,'0'0'6562'0'0,"-28"15"665"0"0,-32 52-3403 0 0,59-66-3770 0 0,-29 26 1233 0 0,29-25-1191 0 0,0 0 0 0 0,0 0 1 0 0,0 0-1 0 0,0 0 0 0 0,0 0 1 0 0,1 0-1 0 0,-1 0 0 0 0,1 0 0 0 0,-1 0 1 0 0,1 0-1 0 0,0 1 0 0 0,0-1 1 0 0,0 0-1 0 0,0 0 0 0 0,1 3 0 0 0,5 46 695 0 0,-3-28-645 0 0,-1 10 129 0 0,-4 48 0 0 0,0-11 21 0 0,2-68-287 0 0,-1 4 1426 0 0,-2 12-11593 0 0,2-12 2625 0 0</inkml:trace>
-  <inkml:trace contextRef="#ctx0" brushRef="#br0" timeOffset="61516.18">4845 4423 1440 0 0,'-6'-6'18526'0'0,"71"-10"-14497"0"0,36 1-2790 0 0,-99 15-1205 0 0,1 0-25 0 0,-1 0 0 0 0,0 0 0 0 0,1 0 0 0 0,-1 0-1 0 0,0 1 1 0 0,1-1 0 0 0,-1 0 0 0 0,0 1 0 0 0,0 0-1 0 0,0 0 1 0 0,1-1 0 0 0,-1 1 0 0 0,0 1 0 0 0,0-1-1 0 0,0 0 1 0 0,0 0 0 0 0,-1 1 0 0 0,4 2 0 0 0,-2 3 3 0 0,-2-3-10 0 0,-2 1 0 0 0,1-1-1 0 0,0 1 1 0 0,-1-1 0 0 0,0 0-1 0 0,0 1 1 0 0,0-1 0 0 0,0 0-1 0 0,-1 0 1 0 0,0 0 0 0 0,-2 5-1 0 0,-3 8-7 0 0,-2 9 19 0 0,6-18-4 0 0,0 0 0 0 0,0-1 1 0 0,-1 1-1 0 0,0-1 0 0 0,-1 1 1 0 0,1-1-1 0 0,-7 7 0 0 0,1 0 5 0 0,9-13-12 0 0,1 0-1 0 0,-1 0 1 0 0,0 0 0 0 0,0 0-1 0 0,0-1 1 0 0,0 1 0 0 0,0 0-1 0 0,0 0 1 0 0,0-1-1 0 0,0 1 1 0 0,-1-1 0 0 0,1 1-1 0 0,0-1 1 0 0,0 1 0 0 0,0-1-1 0 0,-1 0 1 0 0,1 1 0 0 0,0-1-1 0 0,-1 0 1 0 0,1 0 0 0 0,0 0-1 0 0,0 0 1 0 0,-1 0-1 0 0,1 0 1 0 0,0-1 0 0 0,0 1-1 0 0,-1 0 1 0 0,1-1 0 0 0,0 1-1 0 0,0 0 1 0 0,0-1 0 0 0,-1 0-1 0 0,1 1 1 0 0,0-1 0 0 0,0 0-1 0 0,0 1 1 0 0,0-1 0 0 0,0 0-1 0 0,0 0 1 0 0,0 0-1 0 0,1 0 1 0 0,-2-2 0 0 0,-8-6-5 0 0,1-1 0 0 0,1 0 0 0 0,-9-13 0 0 0,10 14-2 0 0,-51-69-65 0 0,57 77-441 0 0,-1-2-526 0 0,-1-2-377 0 0</inkml:trace>
-  <inkml:trace contextRef="#ctx0" brushRef="#br0" timeOffset="64133.11">4853 2864 2072 0 0,'0'0'3498'0'0,"14"-10"5531"0"0,-14 11-9010 0 0,-1 0 1 0 0,0-1 0 0 0,1 1 0 0 0,-1 0 0 0 0,0 0 0 0 0,0-1-1 0 0,0 1 1 0 0,1 0 0 0 0,-1-1 0 0 0,0 1 0 0 0,0-1 0 0 0,0 1-1 0 0,0-1 1 0 0,0 1 0 0 0,0-1 0 0 0,0 0 0 0 0,0 1 0 0 0,0-1-1 0 0,-1 0 1 0 0,1 0 0 0 0,0 0 0 0 0,0 0 0 0 0,0 0-1 0 0,0 0 1 0 0,0 0 0 0 0,0 0 0 0 0,0-1 0 0 0,0 1 0 0 0,0 0-1 0 0,0-1 1 0 0,0 1 0 0 0,0 0 0 0 0,-2-2 0 0 0,1 1-770 0 0,7-7-8987 0 0</inkml:trace>
-  <inkml:trace contextRef="#ctx0" brushRef="#br0" timeOffset="65825.19">5163 1041 820 0 0,'0'0'18357'0'0,"30"-12"-16899"0"0,-3-9-1154 0 0,-26 20-290 0 0,26-14 18 0 0,-25 14-1353 0 0,18-4 3497 0 0,-15 3-6970 0 0</inkml:trace>
-  <inkml:trace contextRef="#ctx0" brushRef="#br0" timeOffset="66877.05">5174 986 592 0 0,'0'0'9764'0'0,"-8"-4"-1766"0"0,14 0-7354 0 0,0 1-1 0 0,0 0 1 0 0,0 1-1 0 0,1-1 0 0 0,-1 1 1 0 0,11-2-1 0 0,82-6 234 0 0,-58 8-439 0 0,170-7 258 0 0,-158 8-646 0 0,-4 2-27 0 0,66 5-15 0 0,-89-4-3 0 0,76-2 17 0 0,175-15-9 0 0,84-1-47 0 0,-359 16 42 0 0,25 0 987 0 0,-18 0-2801 0 0,-2 0-4017 0 0</inkml:trace>
-  <inkml:trace contextRef="#ctx0" brushRef="#br0" timeOffset="87217.4">6040 2754 112 0 0,'6'-1'23794'0'0,"-4"2"-24670"0"0,-1 0 2201 0 0,-1 39 1827 0 0,3 86-412 0 0,-3-124-2693 0 0,0 54 431 0 0,0-53-451 0 0,1 36 102 0 0,-2-28 81 0 0,-1-1-3391 0 0,1-3-4159 0 0</inkml:trace>
-  <inkml:trace contextRef="#ctx0" brushRef="#br0" timeOffset="88141.05">6059 3028 316 0 0,'0'0'4386'0'0,"-3"-6"-3004"0"0,-9-10 10520 0 0,22 85-7927 0 0,-9-53-3712 0 0,-1-14-189 0 0,1 15 596 0 0,-1-12-5369 0 0</inkml:trace>
-  <inkml:trace contextRef="#ctx0" brushRef="#br0" timeOffset="89740.53">6479 3232 904 0 0,'0'0'10838'0'0,"3"-9"-602"0"0,15 128-3457 0 0,-9 3-3769 0 0,-7-67-2830 0 0,2-1 1 0 0,3 0 0 0 0,19 76 0 0 0,-14-86-4122 0 0,-11-42 2306 0 0</inkml:trace>
-  <inkml:trace contextRef="#ctx0" brushRef="#br0" timeOffset="94761.75">6446 3364 1172 0 0,'0'0'23418'0'0,"-29"-15"-20389"0"0,-67-20-843 0 0,93 34-2117 0 0,-2 0 46 0 0,-1 0 0 0 0,1 0-1 0 0,0-1 1 0 0,0 1 0 0 0,0-1 0 0 0,0 0 0 0 0,0 0-1 0 0,0-1 1 0 0,0 0 0 0 0,-5-4 0 0 0,-8-3-53 0 0,-18-6 13 0 0,34 15-58 0 0,-17-7 31 0 0,17 8-43 0 0,-9-5-9 0 0,5 3 8 0 0,4 1 6 0 0,-35-15-21 0 0,35 16 7 0 0,0-1-2 0 0,-4-1 10 0 0,4 1-4 0 0,0 1-6 0 0,-5-2 1 0 0,6 1-5 0 0,-1 1-10 0 0,-5-2 18 0 0,6 2 2 0 0,0 0-201 0 0,0-1 192 0 0,1 1 0 0 0,-1-1-1 0 0,1 1 1 0 0,-1-1-1 0 0,1 1 1 0 0,-1-1 0 0 0,1 1-1 0 0,-1-1 1 0 0,1 1-1 0 0,0-1 1 0 0,-1 0 0 0 0,1 1-1 0 0,0-1 1 0 0,-1 0-1 0 0,1 1 1 0 0,0-1 0 0 0,0 0-1 0 0,0 1 1 0 0,0-1-1 0 0,-1 0 1 0 0,1 0 0 0 0,0 1-1 0 0,0-1 1 0 0,0 0-1 0 0,1 1 1 0 0,-1-1 0 0 0,0 0-1 0 0,0-1 1 0 0,3-35-514 0 0,-1 20 162 0 0,-5-29-1204 0 0,2 45 1047 0 0,1-1-1355 0 0,-2-10 3506 0 0,2 7-3759 0 0</inkml:trace>
-  <inkml:trace contextRef="#ctx0" brushRef="#br0" timeOffset="96137.93">6482 3632 1436 0 0,'0'0'13201'0'0,"-36"20"-9290"0"0,-2 7-2691 0 0,4-2-668 0 0,2 0 0 0 0,-31 32 0 0 0,62-56-545 0 0,-36 38 467 0 0,-21 12-229 0 0,57-50-241 0 0,0 1-1071 0 0,-8 6 2566 0 0</inkml:trace>
-  <inkml:trace contextRef="#ctx0" brushRef="#br0" timeOffset="96970.31">6173 3891 212 0 0,'-2'-8'16288'0'0,"-1"21"-15535"0"0,2 0 0 0 0,0 0-1 0 0,1 0 1 0 0,0 0 0 0 0,1 0 0 0 0,0 0-1 0 0,4 13 1 0 0,-5-24-530 0 0,12 48 1592 0 0,-11-48-1766 0 0,8 94 202 0 0,-9-94-251 0 0,-1 3 3 0 0,1 0-1 0 0,-1 0 1 0 0,0 0-1 0 0,0 0 0 0 0,-1-1 1 0 0,0 1-1 0 0,-2 5 1 0 0,3-8-5 0 0,-1 0 1695 0 0,-2 3-4386 0 0</inkml:trace>
-  <inkml:trace contextRef="#ctx0" brushRef="#br0" timeOffset="99963.03">6208 3721 1644 0 0,'0'0'4462'0'0,"7"-15"9738"0"0,-24 88-10098 0 0,16-71-4003 0 0,-8 48 402 0 0,8-47-475 0 0,-6 53 1219 0 0,7-56-1247 0 0,1 4 5 0 0,24 6 2 0 0,36 3-18 0 0,-60-13 16 0 0,10 5-28 0 0,-5-2 17 0 0,-4-2-1 0 0,19 17-10742 0 0</inkml:trace>
-</inkml:ink>
-</file>
-
-<file path=word/ink/ink53.xml><?xml version="1.0" encoding="utf-8"?>
-<inkml:ink xmlns:inkml="http://www.w3.org/2003/InkML">
-  <inkml:definitions>
-    <inkml:context xml:id="ctx0">
-      <inkml:inkSource xml:id="inkSrc0">
-        <inkml:traceFormat>
-          <inkml:channel name="X" type="integer" min="-2.14748E9" max="2.14748E9" units="cm"/>
-          <inkml:channel name="Y" type="integer" min="-2.14748E9" max="2.14748E9" units="cm"/>
-          <inkml:channel name="F" type="integer" max="32767" units="dev"/>
-        </inkml:traceFormat>
-        <inkml:channelProperties>
-          <inkml:channelProperty channel="X" name="resolution" value="1000" units="1/cm"/>
-          <inkml:channelProperty channel="Y" name="resolution" value="1000" units="1/cm"/>
-          <inkml:channelProperty channel="F" name="resolution" value="0" units="1/dev"/>
-        </inkml:channelProperties>
-      </inkml:inkSource>
-      <inkml:timestamp xml:id="ts0" timeString="2025-09-12T00:33:07.915"/>
-    </inkml:context>
-    <inkml:brush xml:id="br0">
-      <inkml:brushProperty name="width" value="0.035" units="cm"/>
-      <inkml:brushProperty name="height" value="0.035" units="cm"/>
-    </inkml:brush>
-  </inkml:definitions>
-  <inkml:trace contextRef="#ctx0" brushRef="#br0">115 58 18240,'0'2'0,"0"0"0,0 1 0,0-1 0,-1 0 0,1 0 0,-1 1 0,0-1 0,1 0 0,-1 0 0,0 0 0,0 0 0,0 0 0,0 0 0,0 0 0,-1 0 0,1-1 0,0 1 0,-1 0 0,0 0 0,1-1 0,-1 1 0,0-1 0,1 0 0,-1 1 0,0-1 0,0 0 0,0 0 0,0 0 0,0 0 0,0 0 0,0 0 0,-1-1 0,1 1 0,0-1 0,0 1 0,0-1 0,-1 0 0,1 0 0,0 0 0,0 0 0,-1 0 0,1 0 0,0 0 0,0-1 0,-1 1 0,1-1 0,0 1 0,0-1 0,0 0 0,0 0 0,0 0 0,0 0 0,0 0 0,0 0 0,0-1 0,0 1 0,1 0 0,-1-1 0,0 1 0,1-1 0,-1 0 0,1 0 0,-1 1 0,1-1 0,0 0 0,0 0 0,0 0 0,0 0 0,0 0 0,0 0 0,0 0 0,1 0 0,-1-1 0,1 1 0,-1 0 0,1 0 0,0-1 0,0 1 0,-1 0 0,2 0 0,-1-1 0,0 1 0,0 0 0,1 0 0,-1 0 0,1-1 0,-1 1 0,1 0 0,0 0 0,0 0 0,0 0 0,0 0 0,0 0 0,0 0 0,0 0 0,1 0 0,-1 1 0,1-1 0,-1 0 0,1 1 0,0-1 0,-1 1 0,1 0 0,0-1 0,0 1 0,0 0 0,0 0 0,0 0 0,0 0 0,0 0 0,0 0 0,0 1 0,0-1 0,1 1 0,-1-1 0,0 1 0,0 0 0,1 0 0,-1 0 0,0 0 0,0 0 0,1 0 0,-1 0 0,0 1 0,0-1 0,0 1 0,1-1 0,-1 1 0,0 0 0,0 0 0,0 0 0,0 0 0,0 0 0,0 0 0,0 1 0,-1-1 0,1 0 0,0 1 0,-1-1 0,1 1 0,0 0 0,-1-1 0,0 1 0,1 0 0,-1 0 0,0 0 0,0 0 0,0 0 0,0 0 0,0 0 0,-1 0 0,1 0 0,0 1 0,-1-1 0,1 0 0,-1 0 0,0 0 0,0 1 0,0-1 0</inkml:trace>
-</inkml:ink>
-</file>
-
-<file path=word/ink/ink54.xml><?xml version="1.0" encoding="utf-8"?>
-<inkml:ink xmlns:inkml="http://www.w3.org/2003/InkML">
-  <inkml:definitions>
-    <inkml:context xml:id="ctx0">
-      <inkml:inkSource xml:id="inkSrc0">
-        <inkml:traceFormat>
-          <inkml:channel name="X" type="integer" min="-2.14748E9" max="2.14748E9" units="cm"/>
-          <inkml:channel name="Y" type="integer" min="-2.14748E9" max="2.14748E9" units="cm"/>
-          <inkml:channel name="F" type="integer" max="32767" units="dev"/>
-        </inkml:traceFormat>
-        <inkml:channelProperties>
-          <inkml:channelProperty channel="X" name="resolution" value="1000" units="1/cm"/>
-          <inkml:channelProperty channel="Y" name="resolution" value="1000" units="1/cm"/>
-          <inkml:channelProperty channel="F" name="resolution" value="0" units="1/dev"/>
-        </inkml:channelProperties>
-      </inkml:inkSource>
-      <inkml:timestamp xml:id="ts0" timeString="2025-09-12T00:33:06.774"/>
-    </inkml:context>
-    <inkml:brush xml:id="br0">
-      <inkml:brushProperty name="width" value="0.035" units="cm"/>
-      <inkml:brushProperty name="height" value="0.035" units="cm"/>
-    </inkml:brush>
-  </inkml:definitions>
-  <inkml:trace contextRef="#ctx0" brushRef="#br0">72 76 16509,'-1'2'0,"0"1"0,0-1 0,0 0 0,0 1 0,-1-1 0,1 0 0,0 0 0,0 0 0,-1 1 0,1-1 0,0 0 0,-1-1 0,1 1 0,-1 0 0,1 0 0,-1 0 0,1-1 0,-1 1 0,1-1 0,-1 0 0,0 1 0,1-1 0,-1 0 0,1 0 0,-1 0 0,1 0 0,-1-1 0,1 1 0,-1-1 0,1 1 0,-1-1 0,1 1 0,-1-1 0,1 0 0,-1 0 0,1 0 0,0-1 0,-1 1 0,1 0 0,0-1 0,0 0 0,0 1 0,0-1 0,0 0 0,0 0 0,0 0 0,0 0 0,0-1 0,0 1 0,0 0 0,1-1 0,-1 1 0,0-1 0,1 0 0,-1 0 0,1 1 0,0-1 0,-1 0 0,1 0 0,0 0 0,0-1 0,0 1 0,0 0 0,0 0 0,0-1 0,0 1 0,0 0 0,1-1 0,-1 1 0,0-1 0,1 1 0,0-1 0,-1 1 0,1-1 0,0 1 0,-1-1 0,1 1 0,0 0 0,0-1 0,0 1 0,0-1 0,0 1 0,0 0 0,0-1 0,0 1 0,1 0 0,-1 0 0,0-1 0,1 1 0,-1 0 0,0 0 0,1 0 0,-1 0 0,1 1 0,-1-1 0,1 0 0,-1 1 0,1-1 0,-1 1 0,1-1 0,-1 1 0,1 0 0,0 0 0,-1 0 0,1 0 0,-1 0 0,1 1 0,-1-1 0,1 0 0,-1 1 0,1 0 0,-1-1 0,1 1 0,-1 0 0,0 0 0,1 0 0,-1 1 0,0-1 0,1 0 0,-1 1 0,0-1 0,0 1 0,0 0 0,0 0 0,0 0 0,0 0 0,0 0 0,0 0 0,0 1 0,0-1 0,-1 1 0,1-1 0,0 1 0,-1 0 0,1-1 0,-1 1 0,0 0 0,1 0 0,-1 0 0,0 0 0,0 0 0,0 1 0,0-1 0,0 0 0,0 0 0,0 1 0,0-1 0,-1 1 0,1-1 0,-1 0 0,1 1 0,-1-1 0,1 1 0,-1-1 0,0 1 0,1-1 0,-1 1 0,0-1 0,0 1 0</inkml:trace>
-</inkml:ink>
-</file>
-
-<file path=word/ink/ink55.xml><?xml version="1.0" encoding="utf-8"?>
-<inkml:ink xmlns:inkml="http://www.w3.org/2003/InkML">
-  <inkml:definitions>
-    <inkml:context xml:id="ctx0">
-      <inkml:inkSource xml:id="inkSrc0">
-        <inkml:traceFormat>
-          <inkml:channel name="X" type="integer" min="-2.14748E9" max="2.14748E9" units="cm"/>
-          <inkml:channel name="Y" type="integer" min="-2.14748E9" max="2.14748E9" units="cm"/>
-          <inkml:channel name="F" type="integer" max="32767" units="dev"/>
-          <inkml:channel name="OA" type="integer" max="360" units="deg"/>
-          <inkml:channel name="OE" type="integer" max="90" units="deg"/>
-        </inkml:traceFormat>
-        <inkml:channelProperties>
-          <inkml:channelProperty channel="X" name="resolution" value="1000" units="1/cm"/>
-          <inkml:channelProperty channel="Y" name="resolution" value="1000" units="1/cm"/>
-          <inkml:channelProperty channel="F" name="resolution" value="0" units="1/dev"/>
-          <inkml:channelProperty channel="OA" name="resolution" value="1000" units="1/deg"/>
-          <inkml:channelProperty channel="OE" name="resolution" value="1000" units="1/deg"/>
-        </inkml:channelProperties>
-      </inkml:inkSource>
-      <inkml:timestamp xml:id="ts0" timeString="2025-09-12T00:32:53.273"/>
-    </inkml:context>
-    <inkml:brush xml:id="br0">
-      <inkml:brushProperty name="width" value="0.035" units="cm"/>
-      <inkml:brushProperty name="height" value="0.035" units="cm"/>
-    </inkml:brush>
-  </inkml:definitions>
-  <inkml:trace contextRef="#ctx0" brushRef="#br0">122 73 756 0 0,'0'0'14031'0'0,"36"-8"-8085"0"0,15 8-4734 0 0,70-11 0 0 0,-13 0-2179 0 0,-106 11 502 0 0,13 0-2971 0 0,1 0-9731 0 0</inkml:trace>
-  <inkml:trace contextRef="#ctx0" brushRef="#br0" timeOffset="1263.75">74 56 128 0 0,'0'0'17347'0'0,"6"-14"-17002"0"0,-4 13-335 0 0,-2 1 5 0 0,1 0-15 0 0,0 0 0 0 0,0-1 0 0 0,1 1-1 0 0,-1 0 1 0 0,0 0 0 0 0,0 0 0 0 0,0 0-1 0 0,1 0 1 0 0,-1 0 0 0 0,0 0 0 0 0,0 0-1 0 0,0 0 1 0 0,0 1 0 0 0,1-1 0 0 0,-1 0 0 0 0,0 1-1 0 0,0-1 1 0 0,0 1 0 0 0,0-1 0 0 0,2 2-1 0 0,5 3-5 0 0,-7-5 10 0 0,-1 1 0 0 0,1 0-1 0 0,0 0 1 0 0,0 0 0 0 0,0 0 0 0 0,0-1-1 0 0,-1 1 1 0 0,1 0 0 0 0,0 1-1 0 0,-1-1 1 0 0,1 0 0 0 0,-1 0 0 0 0,1 0-1 0 0,-1 0 1 0 0,0 0 0 0 0,1 0-1 0 0,-1 1 1 0 0,0-1 0 0 0,0 0 0 0 0,0 0-1 0 0,0 0 1 0 0,0 1 0 0 0,0-1-1 0 0,0 0 1 0 0,0 0 0 0 0,0 0 0 0 0,-1 1-1 0 0,1-1 1 0 0,0 0 0 0 0,-1 0-1 0 0,1 0 1 0 0,-1 0 0 0 0,1 0 0 0 0,-2 2-1 0 0,1-1 48 0 0,-27 3 184 0 0,19-7-221 0 0,8 2-16 0 0,0 0-1 0 0,0 0 0 0 0,0 0 0 0 0,0 0 0 0 0,0 0 0 0 0,-1 0 1 0 0,1 0-1 0 0,0 0 0 0 0,0-1 0 0 0,0 1 0 0 0,0 0 0 0 0,0-1 1 0 0,0 1-1 0 0,0-1 0 0 0,0 1 0 0 0,0-1 0 0 0,0 0 0 0 0,1 1 1 0 0,-1-1-1 0 0,0 0 0 0 0,0 0 0 0 0,0 1 0 0 0,1-1 0 0 0,-1 0 1 0 0,1 0-1 0 0,-1 0 0 0 0,0 0 0 0 0,1 0 0 0 0,-1 0 0 0 0,1 0 1 0 0,0 0-1 0 0,-1 0 0 0 0,1 0 0 0 0,0 0 0 0 0,0 0 0 0 0,0 0 1 0 0,-1 0-1 0 0,1 0 0 0 0,0-1 0 0 0,0 1 0 0 0,1 0 0 0 0,-1 0 1 0 0,0 0-1 0 0,0 0 0 0 0,0 0 0 0 0,1 0 0 0 0,-1 0 0 0 0,1 0 1 0 0,-1 0-1 0 0,2-2 0 0 0,0 0-21 0 0,0-1 0 0 0,1 1 1 0 0,-1-1-1 0 0,1 1 0 0 0,0 0 0 0 0,0 0 1 0 0,0 0-1 0 0,1 1 0 0 0,-1-1 0 0 0,1 1 0 0 0,-1 0 1 0 0,5-2-1 0 0,-6 3 6 0 0,1-1-1 0 0,0 1 1 0 0,-1 1-1 0 0,1-1 1 0 0,0 0 0 0 0,0 1-1 0 0,-1-1 1 0 0,1 1 0 0 0,0 0-1 0 0,0 0 1 0 0,-1 0 0 0 0,1 1-1 0 0,0-1 1 0 0,5 2-1 0 0,-7-2 14 0 0,0 1-1 0 0,0-1 0 0 0,0 1 0 0 0,0 0 0 0 0,0 0 0 0 0,0-1 1 0 0,0 1-1 0 0,0 0 0 0 0,0 0 0 0 0,0 0 0 0 0,0 0 1 0 0,-1 0-1 0 0,1 0 0 0 0,0 0 0 0 0,-1 1 0 0 0,1-1 0 0 0,0 2 1 0 0,0 1 9 0 0,0-1 1 0 0,-1 1 0 0 0,1 0 0 0 0,-1 0 0 0 0,1 0 0 0 0,-1 0 0 0 0,-1 0-1 0 0,0 7 1 0 0,1-9 8 0 0,-1 1 1 0 0,0 0-1 0 0,0-1 0 0 0,0 1 0 0 0,0-1 0 0 0,0 1 0 0 0,0-1 1 0 0,-1 1-1 0 0,1-1 0 0 0,-1 0 0 0 0,-3 4 0 0 0,4-5 11 0 0,0 0-22 0 0,1-1 0 0 0,-1 1 1 0 0,0-1-1 0 0,1 0 1 0 0,-1 1-1 0 0,1-1 0 0 0,-1 0 1 0 0,0 1-1 0 0,1-1 0 0 0,-1 0 1 0 0,0 0-1 0 0,1 0 1 0 0,-1 0-1 0 0,0 1 0 0 0,1-1 1 0 0,-1 0-1 0 0,0 0 0 0 0,1 0 1 0 0,-1-1-1 0 0,0 1 1 0 0,1 0-1 0 0,-1 0 0 0 0,0 0 1 0 0,1 0-1 0 0,-1-1 0 0 0,0 1 1 0 0,1 0-1 0 0,-1 0 1 0 0,0-1-1 0 0,0 0 0 0 0,-26-14-241 0 0,25 12 171 0 0,0 0 0 0 0,1 0 0 0 0,0 0 0 0 0,-1 0 0 0 0,1 0 1 0 0,0-1-1 0 0,0 1 0 0 0,1 0 0 0 0,-1 0 0 0 0,1-1 0 0 0,-1 1 0 0 0,1-1 1 0 0,0 1-1 0 0,1 0 0 0 0,-1-1 0 0 0,0 1 0 0 0,1 0 0 0 0,0-1 0 0 0,0 1 1 0 0,2-6-1 0 0,-2 8 22 0 0,16-15-1242 0 0,-17 16 1281 0 0,1 0 0 0 0,0 0 0 0 0,-1 1 0 0 0,1-1 0 0 0,0 0-1 0 0,-1 1 1 0 0,1-1 0 0 0,0 1 0 0 0,-1-1 0 0 0,1 1 0 0 0,-1-1 0 0 0,1 1-1 0 0,-1-1 1 0 0,1 1 0 0 0,-1-1 0 0 0,1 1 0 0 0,-1 0 0 0 0,1-1 0 0 0,-1 1-1 0 0,0 0 1 0 0,0-1 0 0 0,1 1 0 0 0,-1 0 0 0 0,0 0 0 0 0,0-1 0 0 0,0 1-1 0 0,0 0 1 0 0,0 0 0 0 0,0 1 0 0 0,-6 35 23 0 0,5-36-137 0 0,0 2-665 0 0,-2 2-165 0 0,-5-9-9320 0 0</inkml:trace>
-  <inkml:trace contextRef="#ctx0" brushRef="#br0" timeOffset="3151.52">127 61 4 0 0,'-13'-4'15228'0'0,"9"5"-15179"0"0,-1 12 1592 0 0,1 1-1 0 0,0 0 1 0 0,-3 23 0 0 0,3 4-564 0 0,2 44 0 0 0,4 14 173 0 0,-2-96-1168 0 0,1 49 326 0 0,-1-50-398 0 0,1 0 3 0 0,0 5-4 0 0,-1-5-1 0 0,3 45 118 0 0,-3-45-119 0 0,2 12 23 0 0,-3-7-27 0 0,0-5 6 0 0</inkml:trace>
-</inkml:ink>
-</file>
-
-<file path=word/ink/ink56.xml><?xml version="1.0" encoding="utf-8"?>
-<inkml:ink xmlns:inkml="http://www.w3.org/2003/InkML">
-  <inkml:definitions>
-    <inkml:context xml:id="ctx0">
-      <inkml:inkSource xml:id="inkSrc0">
-        <inkml:traceFormat>
-          <inkml:channel name="X" type="integer" min="-2.14748E9" max="2.14748E9" units="cm"/>
-          <inkml:channel name="Y" type="integer" min="-2.14748E9" max="2.14748E9" units="cm"/>
-          <inkml:channel name="F" type="integer" max="32767" units="dev"/>
-        </inkml:traceFormat>
-        <inkml:channelProperties>
-          <inkml:channelProperty channel="X" name="resolution" value="1000" units="1/cm"/>
-          <inkml:channelProperty channel="Y" name="resolution" value="1000" units="1/cm"/>
-          <inkml:channelProperty channel="F" name="resolution" value="0" units="1/dev"/>
-        </inkml:channelProperties>
-      </inkml:inkSource>
-      <inkml:timestamp xml:id="ts0" timeString="2025-09-12T00:32:55.115"/>
-    </inkml:context>
-    <inkml:brush xml:id="br0">
-      <inkml:brushProperty name="width" value="0.035" units="cm"/>
-      <inkml:brushProperty name="height" value="0.035" units="cm"/>
-    </inkml:brush>
-  </inkml:definitions>
-  <inkml:trace contextRef="#ctx0" brushRef="#br0">55 50 15196,'0'2'0,"-1"0"0,1 0 0,0 0 0,0 0 0,0 0 0,0 0 0,-1 0 0,1 0 0,-1-1 0,1 1 0,0 0 0,-1 0 0,1-1 0,-1 1 0,0 0 0,1-1 0,-1 1 0,0-1 0,1 1 0,-1-1 0,0 0 0,0 0 0,0 1 0,1-1 0,-1 0 0,0 0 0,0 0 0,0 0 0,0-1 0,0 1 0,0 0 0,0-1 0,0 1 0,0-1 0,0 0 0,0 1 0,0-1 0,0 0 0,0 0 0,0 0 0,0 0 0,-1 0 0,1-1 0,0 1 0,0 0 0,0-1 0,0 1 0,0-1 0,0 0 0,0 1 0,0-1 0,0 0 0,1 0 0,-1 0 0,0 0 0,0-1 0,0 1 0,0 0 0,1 0 0,-1-1 0,0 1 0,0-1 0,1 1 0,-1-1 0,1 0 0,-1 1 0,1-1 0,-1 0 0,1 0 0,-1 1 0,1-1 0,0 0 0,-1 0 0,1 0 0,0 0 0,0 0 0,0 0 0,0 0 0,0 0 0,0 0 0,0 0 0,0 0 0,0 0 0,0 1 0,0-1 0,1 0 0,-1 0 0,0 0 0,1 0 0,-1 0 0,1 1 0,-1-1 0,1 0 0,-1 1 0,1-1 0,-1 0 0,1 1 0,0-1 0,0 1 0,-1 0 0,1-1 0,0 1 0,0 0 0,0 0 0,0 0 0,-1 0 0,1 0 0,0 0 0,0 0 0,0 1 0,0-1 0,0 0 0,0 1 0,0-1 0,0 1 0,0 0 0,1 0 0,-1-1 0,0 1 0,0 0 0,0 1 0,0-1 0,0 0 0,0 0 0,0 1 0,0-1 0,0 1 0,0 0 0,0-1 0,0 1 0,0 0 0,0 0 0,0 0 0,0 0 0,-1 0 0,1 0 0,0 0 0,0 1 0,0-1 0,-1 0 0,1 1 0,0-1 0,-1 1 0,1 0 0,0-1 0,-1 1 0,1 0 0,-1-1 0,0 1 0,1 0 0,-1 0 0,1 0 0,-1 0 0,0 0 0,0-1 0,0 1 0,0 0 0,1 0 0,-1 0 0</inkml:trace>
-</inkml:ink>
-</file>
-
-<file path=word/ink/ink57.xml><?xml version="1.0" encoding="utf-8"?>
-<inkml:ink xmlns:inkml="http://www.w3.org/2003/InkML">
-  <inkml:definitions>
-    <inkml:context xml:id="ctx0">
-      <inkml:inkSource xml:id="inkSrc0">
-        <inkml:traceFormat>
-          <inkml:channel name="X" type="integer" min="-2.14748E9" max="2.14748E9" units="cm"/>
-          <inkml:channel name="Y" type="integer" min="-2.14748E9" max="2.14748E9" units="cm"/>
-          <inkml:channel name="F" type="integer" max="32767" units="dev"/>
-          <inkml:channel name="OA" type="integer" max="360" units="deg"/>
-          <inkml:channel name="OE" type="integer" max="90" units="deg"/>
-        </inkml:traceFormat>
-        <inkml:channelProperties>
-          <inkml:channelProperty channel="X" name="resolution" value="1000" units="1/cm"/>
-          <inkml:channelProperty channel="Y" name="resolution" value="1000" units="1/cm"/>
-          <inkml:channelProperty channel="F" name="resolution" value="0" units="1/dev"/>
-          <inkml:channelProperty channel="OA" name="resolution" value="1000" units="1/deg"/>
-          <inkml:channelProperty channel="OE" name="resolution" value="1000" units="1/deg"/>
-        </inkml:channelProperties>
-      </inkml:inkSource>
-      <inkml:timestamp xml:id="ts0" timeString="2025-09-12T00:32:37.960"/>
-    </inkml:context>
-    <inkml:brush xml:id="br0">
-      <inkml:brushProperty name="width" value="0.035" units="cm"/>
-      <inkml:brushProperty name="height" value="0.035" units="cm"/>
-    </inkml:brush>
-  </inkml:definitions>
-  <inkml:trace contextRef="#ctx0" brushRef="#br0">4 785 1420 0 0,'0'0'12295'0'0,"2"-8"-5521"0"0,1 6-7220 0 0,-2 1 709 0 0,41-7 1190 0 0,23-1-1083 0 0,-63 9-354 0 0,0-1-4 0 0,21-1 2 0 0,-21 2 4 0 0,14 9-65 0 0,-15-8 49 0 0,-2 1-7 0 0,-75 165 48 0 0,68-146-19 0 0,7-20-4 0 0,1 0-14 0 0,0-1-1 0 0,0 1 1 0 0,0-1-1 0 0,0 1 1 0 0,-1-1-1 0 0,1 1 1 0 0,0-1-1 0 0,0 1 1 0 0,0-1-1 0 0,-1 0 1 0 0,1 1-1 0 0,0-1 1 0 0,0 1-1 0 0,-1-1 1 0 0,1 1-1 0 0,0-1 1 0 0,-1 0-1 0 0,1 1 1 0 0,0-1-1 0 0,-1 0 1 0 0,1 0 0 0 0,-1 1-1 0 0,1-1 1 0 0,-1 0-1 0 0,1 0 1 0 0,-1 1-1 0 0,1-1 1 0 0,-1 0-1 0 0,1 0 1 0 0,0 0-1 0 0,-1 0 1 0 0,1 0-1 0 0,-1 0 1 0 0,1 0-1 0 0,-1 0 1 0 0,1 0-1 0 0,-1 0 1 0 0,1 0-1 0 0,-1 0 1 0 0,1 0-1 0 0,-1 0 1 0 0,1 0-1 0 0,-1-1 1 0 0,1 1-1 0 0,-1 0 1 0 0,1 0 0 0 0,-1-1-1 0 0,1 1 1 0 0,0 0-1 0 0,-1 0 1 0 0,1-1-1 0 0,-1 1 1 0 0,1-1-1 0 0,0 1 1 0 0,-1 0-1 0 0,1-1 1 0 0,-9-17 17 0 0,1 0 1 0 0,-8-27-1 0 0,-6-16-752 0 0,21 60 181 0 0</inkml:trace>
-  <inkml:trace contextRef="#ctx0" brushRef="#br0" timeOffset="1924.58">154 123 104 0 0,'-9'-11'4318'0'0,"4"0"7395"0"0,9 7-7569 0 0,7 1-3709 0 0,374-54 3646 0 0,2 21-7863 0 0,-357 36-499 0 0</inkml:trace>
-  <inkml:trace contextRef="#ctx0" brushRef="#br0" timeOffset="2883.9">173 143 816 0 0,'-24'4'5484'0'0,"4"-1"-449"0"0,6-3 1313 0 0,12 0-5443 0 0,42-11 912 0 0,59-14-759 0 0,-61 14-1313 0 0,0 2 0 0 0,0 1 0 0 0,0 2 0 0 0,1 1 0 0 0,49 2 0 0 0,-67 6-3765 0 0,0 0-7137 0 0</inkml:trace>
-  <inkml:trace contextRef="#ctx0" brushRef="#br0" timeOffset="3459.64">268 110 1080 0 0,'-4'-3'12188'0'0,"22"-1"-8745"0"0,29-1-2388 0 0,131-21 1512 0 0,6 1-4003 0 0,-181 25 993 0 0,12-1-1688 0 0,12 0-10537 0 0</inkml:trace>
-  <inkml:trace contextRef="#ctx0" brushRef="#br0" timeOffset="3892">554 70 1160 0 0,'0'0'1315'0'0,"24"-7"4685"0"0,170-10 1429 0 0,1 10-6743 0 0,-192 7-1063 0 0,2 1-480 0 0,4-1 432 0 0</inkml:trace>
-</inkml:ink>
-</file>
-
-<file path=word/ink/ink58.xml><?xml version="1.0" encoding="utf-8"?>
-<inkml:ink xmlns:inkml="http://www.w3.org/2003/InkML">
-  <inkml:definitions>
-    <inkml:context xml:id="ctx0">
-      <inkml:inkSource xml:id="inkSrc0">
-        <inkml:traceFormat>
-          <inkml:channel name="X" type="integer" min="-2.14748E9" max="2.14748E9" units="cm"/>
-          <inkml:channel name="Y" type="integer" min="-2.14748E9" max="2.14748E9" units="cm"/>
-          <inkml:channel name="F" type="integer" max="32767" units="dev"/>
-        </inkml:traceFormat>
-        <inkml:channelProperties>
-          <inkml:channelProperty channel="X" name="resolution" value="1000" units="1/cm"/>
-          <inkml:channelProperty channel="Y" name="resolution" value="1000" units="1/cm"/>
-          <inkml:channelProperty channel="F" name="resolution" value="0" units="1/dev"/>
-        </inkml:channelProperties>
-      </inkml:inkSource>
-      <inkml:timestamp xml:id="ts0" timeString="2025-09-12T00:32:07.726"/>
-    </inkml:context>
-    <inkml:brush xml:id="br0">
-      <inkml:brushProperty name="width" value="0.035" units="cm"/>
-      <inkml:brushProperty name="height" value="0.035" units="cm"/>
-    </inkml:brush>
-  </inkml:definitions>
-  <inkml:trace contextRef="#ctx0" brushRef="#br0">0 0 21285,'885'11'0</inkml:trace>
-</inkml:ink>
-</file>
-
-<file path=word/ink/ink6.xml><?xml version="1.0" encoding="utf-8"?>
-<inkml:ink xmlns:inkml="http://www.w3.org/2003/InkML">
-  <inkml:definitions>
-    <inkml:context xml:id="ctx0">
-      <inkml:inkSource xml:id="inkSrc0">
-        <inkml:traceFormat>
-          <inkml:channel name="X" type="integer" min="-2.14748E9" max="2.14748E9" units="cm"/>
-          <inkml:channel name="Y" type="integer" min="-2.14748E9" max="2.14748E9" units="cm"/>
-          <inkml:channel name="F" type="integer" max="32767" units="dev"/>
-        </inkml:traceFormat>
-        <inkml:channelProperties>
-          <inkml:channelProperty channel="X" name="resolution" value="1000" units="1/cm"/>
-          <inkml:channelProperty channel="Y" name="resolution" value="1000" units="1/cm"/>
-          <inkml:channelProperty channel="F" name="resolution" value="0" units="1/dev"/>
-        </inkml:channelProperties>
-      </inkml:inkSource>
-      <inkml:timestamp xml:id="ts0" timeString="2025-09-12T02:10:29.846"/>
-    </inkml:context>
-    <inkml:brush xml:id="br0">
-      <inkml:brushProperty name="width" value="0.035" units="cm"/>
-      <inkml:brushProperty name="height" value="0.035" units="cm"/>
-    </inkml:brush>
-  </inkml:definitions>
-  <inkml:trace contextRef="#ctx0" brushRef="#br0">36 36 16278,'-1'1'0,"0"0"0,1-1 0,-1 1 0,0 0 0,0 0 0,1 0 0,-1-1 0,0 1 0,0 0 0,0-1 0,0 1 0,0 0 0,1-1 0,-1 1 0,0-1 0,0 1 0,0-1 0,0 0 0,0 1 0,1-1 0,-1 0 0,0 1 0,0-1 0,0 0 0,0 0 0,1 0 0,-1 0 0,0 0 0,0 0 0,0 0 0,1 0 0,-1 0 0,0 0 0,1 0 0,-1-1 0,0 1 0,1 0 0,-1-1 0,1 1 0,-1-1 0,1 1 0,-1 0 0,1-1 0,-1 0 0,1 1 0,0-1 0,-1 1 0,1-1 0,0 0 0,0 0 0,0 1 0,-1-1 0,1 0 0,0 0 0,0 0 0,0 1 0,0-1 0,0 0 0,0 0 0,0 0 0,1 0 0,-1 0 0,0 0 0,0 0 0,1 0 0,-1 0 0,0 0 0,1 0 0,-1 0 0,1 0 0,-1 0 0,0 0 0,1 0 0,0 0 0,-1 1 0,1-1 0,-1 0 0,1 0 0,0 0 0,-1 0 0,1 0 0,0 0 0,0 0 0,-1 1 0,1-1 0,0 0 0,0 0 0,0 1 0,-1-1 0,1 0 0,0 1 0,0-1 0,0 1 0,0-1 0,0 1 0,-1-1 0,1 1 0,0-1 0,0 1 0,0 0 0,0-1 0,0 1 0,-1 0 0,1 0 0,0 0 0,0 0 0,0 0 0,0 0 0,-1 0 0,1 0 0,0 0 0,-1 0 0,1 0 0,0 0 0,-1 0 0,1 1 0,0-1 0,-1 0 0,1 1 0,-1-1 0,1 1 0,-1-1 0,1 1 0,-1-1 0,0 1 0,1 0 0,-1-1 0,0 1 0,1 0 0,-1-1 0,0 1 0,0 0 0,0 0 0,0-1 0,0 1 0,0 0 0,0 0 0,0 0 0,0 0 0,0 0 0,0 0 0,0 0 0,-1 0 0,1 0 0,0 0 0,0 0 0,-1 0 0,1-1 0,-1 1 0,1 0 0,0 0 0,-1 0 0,0 0 0,1 0 0,-1 0 0,1 0 0,-1 0 0,0 0 0,1 0 0</inkml:trace>
-</inkml:ink>
-</file>
-
-<file path=word/ink/ink7.xml><?xml version="1.0" encoding="utf-8"?>
-<inkml:ink xmlns:inkml="http://www.w3.org/2003/InkML">
-  <inkml:definitions>
-    <inkml:context xml:id="ctx0">
-      <inkml:inkSource xml:id="inkSrc0">
-        <inkml:traceFormat>
-          <inkml:channel name="X" type="integer" min="-2.14748E9" max="2.14748E9" units="cm"/>
-          <inkml:channel name="Y" type="integer" min="-2.14748E9" max="2.14748E9" units="cm"/>
-          <inkml:channel name="F" type="integer" max="32767" units="dev"/>
-          <inkml:channel name="OA" type="integer" max="360" units="deg"/>
-          <inkml:channel name="OE" type="integer" max="90" units="deg"/>
-        </inkml:traceFormat>
-        <inkml:channelProperties>
-          <inkml:channelProperty channel="X" name="resolution" value="1000" units="1/cm"/>
-          <inkml:channelProperty channel="Y" name="resolution" value="1000" units="1/cm"/>
-          <inkml:channelProperty channel="F" name="resolution" value="0" units="1/dev"/>
-          <inkml:channelProperty channel="OA" name="resolution" value="1000" units="1/deg"/>
-          <inkml:channelProperty channel="OE" name="resolution" value="1000" units="1/deg"/>
-        </inkml:channelProperties>
-      </inkml:inkSource>
-      <inkml:timestamp xml:id="ts0" timeString="2025-09-12T02:09:51.268"/>
-    </inkml:context>
-    <inkml:brush xml:id="br0">
-      <inkml:brushProperty name="width" value="0.035" units="cm"/>
-      <inkml:brushProperty name="height" value="0.035" units="cm"/>
-    </inkml:brush>
-  </inkml:definitions>
-  <inkml:trace contextRef="#ctx0" brushRef="#br0">10 173 3372 0 0,'-10'4'19137'0'0,"40"-1"-18320"0"0,0 0 1 0 0,-1-2-1 0 0,1-1 0 0 0,32-4 1 0 0,3 0-187 0 0,226-13 1487 0 0,-52 2-3365 0 0,-79 11-8747 0 0,-149 2 2985 0 0</inkml:trace>
-  <inkml:trace contextRef="#ctx0" brushRef="#br0" timeOffset="502.09">738 30 228 0 0,'-14'-14'8735'0'0,"-4"-2"5161"0"0,62 33-11113 0 0,-12-5-2236 0 0,42 22-1 0 0,-65-29-523 0 0,-1 0-1 0 0,1 1 0 0 0,-1 0 1 0 0,0 0-1 0 0,-1 1 0 0 0,1 0 1 0 0,-1 0-1 0 0,0 1 0 0 0,5 8 0 0 0,-11-14-5 0 0,0 0 0 0 0,-1 0-1 0 0,1 0 1 0 0,0 0-1 0 0,-1 1 1 0 0,0-1 0 0 0,1 0-1 0 0,-1 0 1 0 0,0 0-1 0 0,0 1 1 0 0,0-1 0 0 0,0 0-1 0 0,-1 0 1 0 0,1 0-1 0 0,-1 0 1 0 0,1 1 0 0 0,-1-1-1 0 0,0 0 1 0 0,0 0-1 0 0,0 0 1 0 0,0 0 0 0 0,0 0-1 0 0,0-1 1 0 0,0 1-1 0 0,-1 0 1 0 0,1 0-1 0 0,-1-1 1 0 0,1 1 0 0 0,-1-1-1 0 0,-2 2 1 0 0,-6 6 253 0 0,0 0 1 0 0,0-1-1 0 0,-17 9 1 0 0,-27 14 342 0 0,9-6-5299 0 0,43-23 2341 0 0</inkml:trace>
-</inkml:ink>
-</file>
-
-<file path=word/ink/ink8.xml><?xml version="1.0" encoding="utf-8"?>
-<inkml:ink xmlns:inkml="http://www.w3.org/2003/InkML">
-  <inkml:definitions>
-    <inkml:context xml:id="ctx0">
-      <inkml:inkSource xml:id="inkSrc0">
-        <inkml:traceFormat>
-          <inkml:channel name="X" type="integer" min="-2.14748E9" max="2.14748E9" units="cm"/>
-          <inkml:channel name="Y" type="integer" min="-2.14748E9" max="2.14748E9" units="cm"/>
-          <inkml:channel name="F" type="integer" max="32767" units="dev"/>
-          <inkml:channel name="OA" type="integer" max="360" units="deg"/>
-          <inkml:channel name="OE" type="integer" max="90" units="deg"/>
-        </inkml:traceFormat>
-        <inkml:channelProperties>
-          <inkml:channelProperty channel="X" name="resolution" value="1000" units="1/cm"/>
-          <inkml:channelProperty channel="Y" name="resolution" value="1000" units="1/cm"/>
-          <inkml:channelProperty channel="F" name="resolution" value="0" units="1/dev"/>
-          <inkml:channelProperty channel="OA" name="resolution" value="1000" units="1/deg"/>
-          <inkml:channelProperty channel="OE" name="resolution" value="1000" units="1/deg"/>
-        </inkml:channelProperties>
-      </inkml:inkSource>
-      <inkml:timestamp xml:id="ts0" timeString="2025-09-12T02:09:31.220"/>
-    </inkml:context>
-    <inkml:brush xml:id="br0">
-      <inkml:brushProperty name="width" value="0.035" units="cm"/>
-      <inkml:brushProperty name="height" value="0.035" units="cm"/>
-    </inkml:brush>
-  </inkml:definitions>
-  <inkml:trace contextRef="#ctx0" brushRef="#br0">165 808 40 0 0,'0'0'4960'0'0,"-5"-23"1196"0"0,-14 25-8922 0 0,18-2 3070 0 0,-1 1 0 0 0,1-1 0 0 0,0 1 0 0 0,0-1 0 0 0,0 1 0 0 0,0-1 0 0 0,0 1 0 0 0,1 0 0 0 0,-1-1 0 0 0,0 1 0 0 0,0 0 0 0 0,0 0 0 0 0,0-1 0 0 0,1 1 0 0 0,-1 0 0 0 0,0 0 0 0 0,1 0 0 0 0,-1 0 0 0 0,1 0 0 0 0,-1 0 0 0 0,1 0 0 0 0,0 0 0 0 0,-1 0 0 0 0,1 1 0 0 0,0-1 0 0 0,0 0 0 0 0,-1 0 0 0 0,1 0 0 0 0,0 0 0 0 0,0 0 0 0 0,1 2 0 0 0,-2-1 43 0 0,-1 58 2028 0 0,4 12-1685 0 0,-2-70-673 0 0,0 12-4 0 0,-1 18-256 0 0,0-18-3256 0 0,-1-10 1256 0 0,1 0 1208 0 0</inkml:trace>
-  <inkml:trace contextRef="#ctx0" brushRef="#br0" timeOffset="1859.6">110 1046 1020 0 0,'0'0'8027'0'0,"0"-11"5128"0"0,67 32-11430 0 0,-35-12-1514 0 0,-30-8-192 0 0,7 3 10 0 0,-9-4-25 0 0,1 0 1 0 0,0 0-1 0 0,-1 0 1 0 0,1 0-1 0 0,0 0 1 0 0,-1 0-1 0 0,1 1 1 0 0,0-1 0 0 0,-1 0-1 0 0,1 0 1 0 0,0 0-1 0 0,-1 1 1 0 0,1-1-1 0 0,-1 0 1 0 0,1 1-1 0 0,0-1 1 0 0,-1 0-1 0 0,1 1 1 0 0,-1-1-1 0 0,1 1 1 0 0,-1-1 0 0 0,1 1-1 0 0,-1-1 1 0 0,0 1-1 0 0,1 0 1 0 0,-1-1-1 0 0,0 1 1 0 0,1-1-1 0 0,-1 1 1 0 0,0 0-1 0 0,0-1 1 0 0,1 1-1 0 0,-1 0 1 0 0,0-1 0 0 0,0 1-1 0 0,0 0 1 0 0,0-1-1 0 0,0 1 1 0 0,0 0-1 0 0,0-1 1 0 0,0 1-1 0 0,0 1 1 0 0,-5 4 68 0 0,0-1 0 0 0,0 1 0 0 0,0-1 0 0 0,-1 0 0 0 0,1 0 0 0 0,-1 0 0 0 0,-1-1 0 0 0,-8 5 0 0 0,-64 30 330 0 0,33-17-346 0 0,14-2-52 0 0,11-10-84 0 0,22-8 83 0 0,2 5-6 0 0,0-4 0 0 0,9-1 8 0 0,3 0 1 0 0,95 3-41 0 0,-94-6-12 0 0,0 1 0 0 0,0 1 0 0 0,0 1 0 0 0,0 0 0 0 0,0 1 0 0 0,25 7 0 0 0,-40-9 33 0 0,3 2-8 0 0,-3-2 19 0 0,-1-1 0 0 0,1 0 0 0 0,-1 0 0 0 0,1 1 0 0 0,-1-1-1 0 0,1 0 1 0 0,-1 1 0 0 0,0-1 0 0 0,1 0 0 0 0,-1 1 0 0 0,1-1-1 0 0,-1 1 1 0 0,0-1 0 0 0,1 1 0 0 0,-1-1 0 0 0,0 0 0 0 0,0 1-1 0 0,1 0 1 0 0,-1-1 0 0 0,0 1 0 0 0,0-1 0 0 0,0 1 0 0 0,1-1-1 0 0,-1 1 1 0 0,0-1 0 0 0,0 1 0 0 0,0-1 0 0 0,0 1 0 0 0,0 0-1 0 0,0-1 1 0 0,0 1 0 0 0,0-1 0 0 0,-1 1 0 0 0,1-1 0 0 0,0 1-1 0 0,0-1 1 0 0,0 1 0 0 0,-1-1 0 0 0,1 1 0 0 0,0-1 0 0 0,0 1-1 0 0,-1-1 1 0 0,1 1 0 0 0,0-1 0 0 0,-1 1 0 0 0,1-1 0 0 0,-1 0-1 0 0,1 1 1 0 0,0-1 0 0 0,-1 0 0 0 0,1 1 0 0 0,-1-1 0 0 0,1 0-1 0 0,-2 1 1 0 0,-22 13 1 0 0,-2 0-1 0 0,1-2 1 0 0,-2-1 0 0 0,-34 10-1 0 0,-35 15-54 0 0,94-35 40 0 0,-4 4-37 0 0,6-5 51 0 0,-1 0 0 0 0,1 0 0 0 0,0 0 0 0 0,0 0 0 0 0,0 0 1 0 0,-1 0-1 0 0,1 0 0 0 0,0 0 0 0 0,0 0 0 0 0,0 1 0 0 0,-1-1 0 0 0,1 0 0 0 0,0 0 1 0 0,0 0-1 0 0,0 0 0 0 0,0 0 0 0 0,-1 1 0 0 0,1-1 0 0 0,0 0 0 0 0,0 0 0 0 0,0 0 1 0 0,0 0-1 0 0,0 1 0 0 0,0-1 0 0 0,0 0 0 0 0,-1 0 0 0 0,1 1 0 0 0,0-1 0 0 0,0 0 1 0 0,0 0-1 0 0,0 0 0 0 0,0 1 0 0 0,0-1 0 0 0,0 0 0 0 0,0 0 0 0 0,0 0 0 0 0,0 1 1 0 0,0-1-1 0 0,0 0 0 0 0,0 0 0 0 0,1 1 0 0 0,-1-1 0 0 0,0 0 0 0 0,0 0 0 0 0,0 0 1 0 0,0 1-1 0 0,0-1 0 0 0,0 0 0 0 0,0 0 0 0 0,1 0 0 0 0,-1 0 0 0 0,0 1 0 0 0,0-1 0 0 0,0 0 1 0 0,0 0-1 0 0,1 0 0 0 0,-1 0 0 0 0,1 2-9 0 0,60 1-198 0 0,-20-4-67 0 0,-7 0-541 0 0,48 5 0 0 0,-79-3 722 0 0,-2-1 61 0 0,-1 0 31 0 0,1 0-1 0 0,0 0 0 0 0,-1 0 0 0 0,1 0 0 0 0,0 0 0 0 0,-1 0 0 0 0,1 0 0 0 0,-1 0 0 0 0,1 0 0 0 0,0 0 0 0 0,-1 0 0 0 0,1 1 0 0 0,-1-1 0 0 0,1 0 0 0 0,0 0 0 0 0,-1 1 1 0 0,1-1-1 0 0,-1 0 0 0 0,1 1 0 0 0,-1-1 0 0 0,1 1 0 0 0,-1-1 0 0 0,0 0 0 0 0,1 1 0 0 0,-1-1 0 0 0,1 1 0 0 0,-1-1 0 0 0,0 1 0 0 0,1 0 0 0 0,-1-1 0 0 0,0 1 1 0 0,0-1-1 0 0,0 1 0 0 0,1-1 0 0 0,-1 1 0 0 0,0 0 0 0 0,0-1 0 0 0,0 1 0 0 0,0 0 0 0 0,0-1 0 0 0,0 1 0 0 0,0-1 0 0 0,0 1 0 0 0,0 0 0 0 0,0-1 0 0 0,-1 1 0 0 0,1-1 1 0 0,0 1-1 0 0,0 0 0 0 0,0-1 0 0 0,-1 1 0 0 0,1-1 0 0 0,0 1 0 0 0,-1-1 0 0 0,1 1 0 0 0,0-1 0 0 0,-1 1 0 0 0,1-1 0 0 0,-1 1 0 0 0,1-1 0 0 0,-1 0 0 0 0,1 1 1 0 0,-1-1-1 0 0,1 0 0 0 0,-2 1 0 0 0,-10 9 1 0 0,-1-1 1 0 0,0 0-1 0 0,0 0 0 0 0,-1-2 1 0 0,0 0-1 0 0,-1 0 1 0 0,-21 6-1 0 0,-23 11-4 0 0,55-22 11 0 0,-8 4 1 0 0,-1 0-3 0 0,4-1-7 0 0,-6 4 18 0 0,15-8-12 0 0,0-1 0 0 0,0 0-1 0 0,0 0 1 0 0,-1 1 0 0 0,1-1 0 0 0,0 0 0 0 0,0 0 0 0 0,0 1-1 0 0,0-1 1 0 0,0 0 0 0 0,0 0 0 0 0,0 1 0 0 0,0-1 0 0 0,-1 0-1 0 0,1 0 1 0 0,0 1 0 0 0,0-1 0 0 0,0 0 0 0 0,0 1-1 0 0,0-1 1 0 0,1 0 0 0 0,-1 0 0 0 0,0 1 0 0 0,0-1 0 0 0,0 0-1 0 0,0 1 1 0 0,0-1 0 0 0,0 0 0 0 0,0 0 0 0 0,0 1 0 0 0,1-1-1 0 0,-1 0 1 0 0,0 0 0 0 0,0 0 0 0 0,0 1 0 0 0,1-1 0 0 0,-1 0-1 0 0,1 1 7 0 0,17-1 22 0 0,132-13-77 0 0,-94 20-158 0 0,-56-4 197 0 0,1 5 8 0 0,-1-7 3 0 0,-1 5 5 0 0,-15 6-6 0 0,0-2 1 0 0,-1 0-1 0 0,0-1 1 0 0,-28 11-1 0 0,29-14-3 0 0,-1 2 1 0 0,2-1-1 0 0,-1 2 1 0 0,-15 11-1 0 0,30-19 5 0 0,1-1-1 0 0,0 1-1 0 0,0-1 1 0 0,-1 1 0 0 0,1-1 0 0 0,0 1-1 0 0,0-1 1 0 0,0 1 0 0 0,0-1 0 0 0,-1 0-1 0 0,1 1 1 0 0,0-1 0 0 0,0 1 0 0 0,-1-1-1 0 0,1 0 1 0 0,0 1 0 0 0,-1-1 0 0 0,1 0-1 0 0,0 0 1 0 0,-1 1 0 0 0,1-1 0 0 0,-1 0-1 0 0,1 0 1 0 0,-1 1 0 0 0,1-1-1 0 0,0 0 1 0 0,-1 0 0 0 0,1 0 0 0 0,-1 1-1 0 0,0-1 2 0 0,1 0 0 0 0,0 0 0 0 0,-1 0 0 0 0,1 0 0 0 0,0 0 0 0 0,-1 0 0 0 0,1 0 0 0 0,0 0 0 0 0,-1 0 0 0 0,1 0 0 0 0,0 0-1 0 0,0 0 1 0 0,-1 1 0 0 0,1-1 0 0 0,0 0 0 0 0,0 0 0 0 0,-1 0 0 0 0,1 1 0 0 0,0-1 0 0 0,0 0 0 0 0,-1 0 0 0 0,1 1 0 0 0,0-1-1 0 0,0 0 1 0 0,0 0 0 0 0,0 1 0 0 0,-1-1 0 0 0,1 0 0 0 0,0 1 0 0 0,0-1 0 0 0,0 0 0 0 0,0 0 0 0 0,0 1 0 0 0,0-1 0 0 0,0 0 0 0 0,0 1-1 0 0,0-1 1 0 0,0 0 0 0 0,0 1 0 0 0,0-1 0 0 0,0 0 0 0 0,0 1 0 0 0,0-1 0 0 0,0 0 0 0 0,0 1 0 0 0,1-1 0 0 0,-1 0 0 0 0,0 0-1 0 0,0 1 1 0 0,0-1 0 0 0,0 0 0 0 0,1 0 0 0 0,-1 1 0 0 0,0-1 0 0 0,0 0 0 0 0,0 0 0 0 0,1 1 0 0 0,-1-1 0 0 0,1 1 19 0 0,55-1 316 0 0,5-4-150 0 0,-58 3-183 0 0,6 1 1128 0 0,18-3-12818 0 0,-22 3 6536 0 0</inkml:trace>
-  <inkml:trace contextRef="#ctx0" brushRef="#br0" timeOffset="2844.17">147 1748 1416 0 0,'0'0'15639'0'0,"0"43"-11348"0"0,0-13-3327 0 0,-4 108 446 0 0,4-135-1725 0 0,-2 7-413 0 0,1-4-3028 0 0</inkml:trace>
-  <inkml:trace contextRef="#ctx0" brushRef="#br0" timeOffset="3827.13">142 1986 388 0 0,'0'0'7425'0'0,"-11"-16"4755"0"0,9 20-11965 0 0,0 1-1 0 0,0-1 1 0 0,1 1-1 0 0,-1 0 1 0 0,1-1 0 0 0,0 1-1 0 0,1 0 1 0 0,-1 0-1 0 0,1-1 1 0 0,0 1-1 0 0,0 0 1 0 0,0 0-1 0 0,2 9 1 0 0,0 30-1431 0 0,-2-42 703 0 0,-1 6-3736 0 0</inkml:trace>
-  <inkml:trace contextRef="#ctx0" brushRef="#br0" timeOffset="4558.98">27 2112 2340 0 0,'0'0'8176'0'0,"-11"2"916"0"0,27-1-8133 0 0,-1-1 0 0 0,0-1 0 0 0,0 0 0 0 0,17-4 0 0 0,-16 2-683 0 0,-1 1 0 0 0,0 1 0 0 0,0 0 0 0 0,19 2-1 0 0,-32-1-228 0 0,24 13 120 0 0,-26-11-165 0 0,1 1 0 0 0,0-1 0 0 0,-1 0 0 0 0,0 0 0 0 0,1 0 0 0 0,-1 0 0 0 0,0 1 0 0 0,0-1 0 0 0,0 0 0 0 0,0 0 0 0 0,-1 1 0 0 0,1-1 0 0 0,0 0-1 0 0,-2 2 1 0 0,-20 48-44 0 0,21-49 42 0 0,-5 11 6 0 0,-23 42-2 0 0,28-55-19 0 0,-1 1 3 0 0,2-1 17 0 0,-1 0 0 0 0,0 0 0 0 0,0 0 0 0 0,0 0 1 0 0,1 0-1 0 0,-1-1 0 0 0,0 1 0 0 0,0 0 0 0 0,0 0 0 0 0,0-1 1 0 0,-1 1-1 0 0,1-1 0 0 0,0 1 0 0 0,0-1 0 0 0,0 1 0 0 0,0-1 1 0 0,-1 1-1 0 0,1-1 0 0 0,0 0 0 0 0,0 0 0 0 0,-1 0 0 0 0,1 0 1 0 0,0 0-1 0 0,0 0 0 0 0,-1 0 0 0 0,1 0 0 0 0,0 0 0 0 0,0-1 1 0 0,0 1-1 0 0,-1 0 0 0 0,1-1 0 0 0,0 1 0 0 0,0-1 0 0 0,0 1 1 0 0,0-1-1 0 0,0 0 0 0 0,0 1 0 0 0,0-1 0 0 0,0 0 1 0 0,0 0-1 0 0,0 0 0 0 0,0 0 0 0 0,0 0 0 0 0,0 0 0 0 0,0-1 1 0 0,-5-6-10 0 0,1 0 1 0 0,0 0 0 0 0,1 0 0 0 0,-6-15 0 0 0,6 14-35 0 0,-37-78-529 0 0,40 85 361 0 0,-10-9-1968 0 0</inkml:trace>
-  <inkml:trace contextRef="#ctx0" brushRef="#br0" timeOffset="6712.07">1182 21 2020 0 0,'1'-20'11627'0'0,"0"35"-5874"0"0,3 24-3987 0 0,5 13-520 0 0,3-1-1 0 0,2 0 1 0 0,39 94 0 0 0,-53-144-1241 0 0,0-1-1 0 0,0 1 1 0 0,1-1-1 0 0,-1 1 1 0 0,0-1-1 0 0,0 1 0 0 0,0-1 1 0 0,1 1-1 0 0,-1-1 1 0 0,0 1-1 0 0,0-1 1 0 0,1 0-1 0 0,-1 1 1 0 0,1-1-1 0 0,-1 1 1 0 0,0-1-1 0 0,1 0 1 0 0,-1 1-1 0 0,1-1 1 0 0,-1 0-1 0 0,1 0 1 0 0,-1 1-1 0 0,0-1 1 0 0,1 0-1 0 0,-1 0 1 0 0,1 0-1 0 0,0 0 1 0 0,-1 1-1 0 0,1-1 1 0 0,-1 0-1 0 0,1 0 1 0 0,10-13 13 0 0,0-26-179 0 0,0-112-616 0 0,-5 44 227 0 0,-6 104 309 0 0,0-3-440 0 0,2 18-12956 0 0,0 1 8698 0 0,0 0 2018 0 0</inkml:trace>
-  <inkml:trace contextRef="#ctx0" brushRef="#br0" timeOffset="7208.37">1436 269 2260 0 0,'0'-1'3144'0'0,"-5"-9"6093"0"0,3 11-9004 0 0,-1 0 1 0 0,1 0 0 0 0,0 0-1 0 0,0 0 1 0 0,0 0-1 0 0,0 1 1 0 0,0-1 0 0 0,0 1-1 0 0,1-1 1 0 0,-1 1-1 0 0,0 0 1 0 0,1-1 0 0 0,-1 1-1 0 0,1 0 1 0 0,0 0-1 0 0,-1 0 1 0 0,1 0 0 0 0,0 0-1 0 0,0 1 1 0 0,0-1-1 0 0,1 0 1 0 0,-1 0 0 0 0,1 1-1 0 0,-1-1 1 0 0,1 0 0 0 0,0 1-1 0 0,-1-1 1 0 0,2 4-1 0 0,-2-2-171 0 0,1-1-1 0 0,-1 0 1 0 0,1 0-1 0 0,0 1 0 0 0,0-1 1 0 0,0 0-1 0 0,1 0 0 0 0,-1 1 1 0 0,1-1-1 0 0,0 0 1 0 0,0 0-1 0 0,0 0 0 0 0,0 0 1 0 0,0 0-1 0 0,1 0 1 0 0,0 0-1 0 0,-1 0 0 0 0,1-1 1 0 0,0 1-1 0 0,0-1 1 0 0,0 1-1 0 0,1-1 0 0 0,-1 0 1 0 0,4 3-1 0 0,-5-4-54 0 0,0 0-1 0 0,0-1 0 0 0,0 1 1 0 0,1 0-1 0 0,-1-1 1 0 0,0 1-1 0 0,0-1 1 0 0,0 0-1 0 0,1 1 0 0 0,-1-1 1 0 0,0 0-1 0 0,1 0 1 0 0,-1 1-1 0 0,0-1 1 0 0,1 0-1 0 0,-1-1 0 0 0,0 1 1 0 0,1 0-1 0 0,-1 0 1 0 0,0 0-1 0 0,0-1 1 0 0,1 1-1 0 0,-1-1 0 0 0,0 1 1 0 0,0-1-1 0 0,1 1 1 0 0,-1-1-1 0 0,2-1 1 0 0,-2 0-8 0 0,1-1 0 0 0,0 1 0 0 0,-1 0 1 0 0,0-1-1 0 0,1 1 0 0 0,-1-1 0 0 0,0 1 1 0 0,-1-1-1 0 0,1 0 0 0 0,0 1 0 0 0,-1-1 1 0 0,1 0-1 0 0,-1-3 0 0 0,1-3-3 0 0,-1 1 0 0 0,0-1 0 0 0,-1 1 0 0 0,1-1 0 0 0,-2 1 0 0 0,1 0 0 0 0,-1-1 0 0 0,-1 1 0 0 0,-3-9 0 0 0,5 15-105 0 0,-1-1-1 0 0,1 1 1 0 0,-1 0 0 0 0,0 0-1 0 0,1 0 1 0 0,-1 0-1 0 0,0 0 1 0 0,0 0 0 0 0,-1 1-1 0 0,1-1 1 0 0,0 0 0 0 0,-1 1-1 0 0,1 0 1 0 0,0 0-1 0 0,-1 0 1 0 0,-4-2 0 0 0,4 3-1144 0 0</inkml:trace>
-</inkml:ink>
-</file>
-
-<file path=word/ink/ink9.xml><?xml version="1.0" encoding="utf-8"?>
-<inkml:ink xmlns:inkml="http://www.w3.org/2003/InkML">
-  <inkml:definitions>
-    <inkml:context xml:id="ctx0">
-      <inkml:inkSource xml:id="inkSrc0">
-        <inkml:traceFormat>
-          <inkml:channel name="X" type="integer" min="-2.14748E9" max="2.14748E9" units="cm"/>
-          <inkml:channel name="Y" type="integer" min="-2.14748E9" max="2.14748E9" units="cm"/>
-          <inkml:channel name="F" type="integer" max="32767" units="dev"/>
-          <inkml:channel name="OA" type="integer" max="360" units="deg"/>
-          <inkml:channel name="OE" type="integer" max="90" units="deg"/>
-        </inkml:traceFormat>
-        <inkml:channelProperties>
-          <inkml:channelProperty channel="X" name="resolution" value="1000" units="1/cm"/>
-          <inkml:channelProperty channel="Y" name="resolution" value="1000" units="1/cm"/>
-          <inkml:channelProperty channel="F" name="resolution" value="0" units="1/dev"/>
-          <inkml:channelProperty channel="OA" name="resolution" value="1000" units="1/deg"/>
-          <inkml:channelProperty channel="OE" name="resolution" value="1000" units="1/deg"/>
-        </inkml:channelProperties>
-      </inkml:inkSource>
-      <inkml:timestamp xml:id="ts0" timeString="2025-09-12T02:09:25.500"/>
-    </inkml:context>
-    <inkml:brush xml:id="br0">
-      <inkml:brushProperty name="width" value="0.035" units="cm"/>
-      <inkml:brushProperty name="height" value="0.035" units="cm"/>
-    </inkml:brush>
-  </inkml:definitions>
-  <inkml:trace contextRef="#ctx0" brushRef="#br0">1214 638 720 0 0,'-8'-6'1420'0'0</inkml:trace>
-  <inkml:trace contextRef="#ctx0" brushRef="#br0" timeOffset="-2466.99">7 114 1376 0 0,'-7'-8'24401'0'0,"11"8"-24316"0"0,0-1 0 0 0,0 0 0 0 0,0 1 0 0 0,0 0 0 0 0,0 0 0 0 0,0 0 0 0 0,0 0 0 0 0,0 1 0 0 0,0-1 0 0 0,-1 1 0 0 0,6 2 0 0 0,4-1-7 0 0,-10-1-35 0 0,52 5 742 0 0,226-14-106 0 0,-212 5-675 0 0,72-1-18 0 0,-56 2 1 0 0,-38-1-7 0 0,59-6-78 0 0,154-7-436 0 0,-257 16 530 0 0,0 0 0 0 0,9-1 2 0 0,142-13-272 0 0,-152 13 246 0 0,17 0-36 0 0,-10 1 59 0 0,78-3-10 0 0,4 0 31 0 0,-1 0-4 0 0,-88 3-6 0 0,2 0-7 0 0,8 0 4 0 0,88-3 5 0 0,-53 0 4 0 0,88-4-1445 0 0,180 12 4069 0 0,-109 0-6633 0 0,-104-6-2683 0 0,0-3-4436 0 0,-99 4 6743 0 0</inkml:trace>
-  <inkml:trace contextRef="#ctx0" brushRef="#br0" timeOffset="-1036.12">1260 69 668 0 0,'0'0'10396'0'0,"-16"-29"-1036"0"0,16 28-9337 0 0,0 0 1 0 0,0 0-1 0 0,0 0 0 0 0,0 0 1 0 0,1 0-1 0 0,-1 0 1 0 0,0 0-1 0 0,1 0 1 0 0,-1 1-1 0 0,1-1 0 0 0,-1 0 1 0 0,1 0-1 0 0,0 0 1 0 0,-1 0-1 0 0,1 1 0 0 0,0-1 1 0 0,-1 0-1 0 0,1 1 1 0 0,0-1-1 0 0,0 0 0 0 0,0 1 1 0 0,0-1-1 0 0,-1 1 1 0 0,1 0-1 0 0,0-1 0 0 0,0 1 1 0 0,0 0-1 0 0,2-1 1 0 0,-1 0 8 0 0,4 1-4 0 0,-1-1 1 0 0,1 1 0 0 0,-1 1 0 0 0,1-1 0 0 0,-1 1 0 0 0,1 0 0 0 0,-1 0 0 0 0,10 4 0 0 0,-13-4-22 0 0,0 0 0 0 0,0 0 0 0 0,-1 1 0 0 0,1-1 0 0 0,0 1 0 0 0,-1-1-1 0 0,1 1 1 0 0,-1-1 0 0 0,0 1 0 0 0,0 0 0 0 0,0 0 0 0 0,1 0 0 0 0,-2-1 0 0 0,1 1 0 0 0,0 0 0 0 0,1 4 0 0 0,-2-3 7 0 0,-26 36 77 0 0,23-34-79 0 0,-2-3-9 0 0,-11 3-3 0 0,14-5-9 0 0,0 1 1 0 0,0 0-1 0 0,0 0 0 0 0,0-1 0 0 0,0 1 0 0 0,-1-1 0 0 0,1 0 0 0 0,0 1 0 0 0,0-1 0 0 0,0 0 1 0 0,0 0-1 0 0,-1 0 0 0 0,1-1 0 0 0,0 1 0 0 0,0-1 0 0 0,0 1 0 0 0,0-1 0 0 0,0 0 0 0 0,0 1 1 0 0,0-1-1 0 0,0 0 0 0 0,0 0 0 0 0,0-1 0 0 0,0 1 0 0 0,0 0 0 0 0,1-1 0 0 0,-1 1 0 0 0,0-1 0 0 0,1 1 1 0 0,0-1-1 0 0,-1 0 0 0 0,1 1 0 0 0,0-1 0 0 0,0 0 0 0 0,0 0 0 0 0,0 0 0 0 0,0 0 0 0 0,0 0 1 0 0,0 0-1 0 0,1 0 0 0 0,-1-3 0 0 0,0 2-2 0 0,1 1 1 0 0,-1-1-1 0 0,1 1 0 0 0,0-1 1 0 0,0 1-1 0 0,0-1 0 0 0,0 1 1 0 0,0-1-1 0 0,1 1 0 0 0,-1-1 1 0 0,1 1-1 0 0,0-1 1 0 0,0 1-1 0 0,-1 0 0 0 0,1-1 1 0 0,1 1-1 0 0,-1 0 0 0 0,0 0 1 0 0,1 0-1 0 0,-1 0 0 0 0,1 0 1 0 0,-1 0-1 0 0,1 0 0 0 0,0 0 1 0 0,0 1-1 0 0,0-1 0 0 0,0 1 1 0 0,0-1-1 0 0,0 1 1 0 0,0 0-1 0 0,4-2 0 0 0,-4 2 10 0 0,1 1 0 0 0,-1-1 0 0 0,1 0 0 0 0,0 1 0 0 0,0 0 0 0 0,-1 0 0 0 0,1-1 0 0 0,0 2 0 0 0,-1-1 0 0 0,1 0 0 0 0,0 0 0 0 0,0 1 0 0 0,-1 0 0 0 0,1-1 0 0 0,-1 1 0 0 0,1 0 0 0 0,0 0 0 0 0,-1 0 0 0 0,0 1 0 0 0,1-1 0 0 0,-1 1 0 0 0,0-1 0 0 0,0 1 0 0 0,0 0 0 0 0,0 0 0 0 0,0 0 0 0 0,2 2 0 0 0,-3-3 1 0 0,0 0 0 0 0,-1 0-1 0 0,1 0 1 0 0,0 0 0 0 0,0 0-1 0 0,-1 0 1 0 0,1 0-1 0 0,-1 0 1 0 0,1 1-1 0 0,-1-1 1 0 0,1 0 0 0 0,-1 0-1 0 0,0 1 1 0 0,1-1-1 0 0,-1 0 1 0 0,0 0-1 0 0,0 1 1 0 0,0-1 0 0 0,0 0-1 0 0,0 1 1 0 0,0-1-1 0 0,-1 0 1 0 0,1 0 0 0 0,0 1-1 0 0,-1-1 1 0 0,1 0-1 0 0,-1 0 1 0 0,1 0-1 0 0,-1 1 1 0 0,0 0 0 0 0,-5 9 8 0 0,-1 3 4 0 0,0-8-10 0 0,-4-1 8 0 0,0-1-6 0 0,8-3-23 0 0,0 0 0 0 0,0 0 0 0 0,1-1-1 0 0,-1 1 1 0 0,0-1 0 0 0,0 0 0 0 0,1 0-1 0 0,-1 0 1 0 0,0 0 0 0 0,0 0 0 0 0,0-1-1 0 0,1 1 1 0 0,-1-1 0 0 0,0 0 0 0 0,0 1 0 0 0,1-1-1 0 0,-1-1 1 0 0,1 1 0 0 0,-1 0 0 0 0,1-1-1 0 0,0 1 1 0 0,-1-1 0 0 0,1 0 0 0 0,0 1-1 0 0,0-1 1 0 0,0 0 0 0 0,0 0 0 0 0,0-1-1 0 0,1 1 1 0 0,-1 0 0 0 0,1-1 0 0 0,-3-3 0 0 0,4 4 1 0 0,-1 0 1 0 0,0 0-1 0 0,1 0 1 0 0,-1 0 0 0 0,1 0-1 0 0,-1 0 1 0 0,1 0 0 0 0,0 0-1 0 0,0 0 1 0 0,0 0-1 0 0,0 0 1 0 0,0 0 0 0 0,1 0-1 0 0,-1 0 1 0 0,0 0 0 0 0,1 0-1 0 0,0 0 1 0 0,-1 0 0 0 0,1 0-1 0 0,0 1 1 0 0,0-1-1 0 0,0 0 1 0 0,0 0 0 0 0,0 1-1 0 0,1-1 1 0 0,-1 0 0 0 0,0 1-1 0 0,1 0 1 0 0,-1-1-1 0 0,1 1 1 0 0,0 0 0 0 0,-1 0-1 0 0,1-1 1 0 0,0 1 0 0 0,0 1-1 0 0,-1-1 1 0 0,1 0 0 0 0,0 0-1 0 0,3 0 1 0 0,-2 0-134 0 0,-1 1-1 0 0,0-1 1 0 0,0 1 0 0 0,0-1 0 0 0,1 1 0 0 0,-1 0-1 0 0,0 0 1 0 0,1 0 0 0 0,-1 0 0 0 0,0 1-1 0 0,0-1 1 0 0,0 0 0 0 0,4 2 0 0 0,3 5-3724 0 0,-5 4-4383 0 0</inkml:trace>
-  <inkml:trace contextRef="#ctx0" brushRef="#br0" timeOffset="1903.87">1229 92 924 0 0,'0'0'2138'0'0,"28"-25"4476"0"0,-27 23-5701 0 0,-1 2-742 0 0,0 0 1 0 0,0 0-1 0 0,0 0 1 0 0,0-1-1 0 0,0 1 1 0 0,0 0-1 0 0,0 0 1 0 0,1 0-1 0 0,-1 0 1 0 0,0 0-1 0 0,0 0 1 0 0,0-1-1 0 0,0 1 1 0 0,1 0-1 0 0,-1 0 0 0 0,0 0 1 0 0,0 0-1 0 0,0 0 1 0 0,0 0-1 0 0,1 0 1 0 0,-1 0-1 0 0,0 0 1 0 0,0 0-1 0 0,0 0 1 0 0,1 0-1 0 0,-1 0 1 0 0,0 0-1 0 0,0 0 1 0 0,0 0-1 0 0,1 0 0 0 0,-1 0 1 0 0,0 0-1 0 0,0 0 1 0 0,0 0-1 0 0,0 0 1 0 0,1 0-1 0 0,-1 0 1 0 0,0 0-1 0 0,0 1 1 0 0,0-1-1 0 0,0 0 1 0 0,1 0-1 0 0,-1 0 1 0 0,0 0-1 0 0,0 0 0 0 0,0 1 1 0 0,0-1-1 0 0,0 0 1 0 0,0 0-1 0 0,1 0 1 0 0,-1 0-1 0 0,0 1 1 0 0,0-1-1 0 0,0 0 1 0 0,0 0-1 0 0,0 0 1 0 0,0 1-1 0 0,3 19 2418 0 0,-5 29-1555 0 0,-6 29 428 0 0,-4 92-36 0 0,12-168-1419 0 0,-2 24-1041 0 0,1-16-4987 0 0</inkml:trace>
 </inkml:ink>
 </file>
 

--- a/docs/SystemDesignDocument.docx
+++ b/docs/SystemDesignDocument.docx
@@ -1251,6 +1251,9 @@
         <w:jc w:val="center"/>
       </w:pPr>
       <w:r>
+        <w:rPr>
+          <w:noProof/>
+        </w:rPr>
         <w:drawing>
           <wp:inline distT="0" distB="0" distL="0" distR="0" wp14:anchorId="1DEA16BE" wp14:editId="4ABD77AF">
             <wp:extent cx="4561255" cy="2477729"/>
@@ -1317,6 +1320,9 @@
         <w:jc w:val="center"/>
       </w:pPr>
       <w:r>
+        <w:rPr>
+          <w:noProof/>
+        </w:rPr>
         <w:drawing>
           <wp:inline distT="0" distB="0" distL="0" distR="0" wp14:anchorId="595C07DA" wp14:editId="177BE884">
             <wp:extent cx="5575441" cy="3620125"/>
@@ -1385,19 +1391,7 @@
           <w:rPr>
             <w:rFonts w:ascii="Cambria Math" w:eastAsiaTheme="minorEastAsia" w:hAnsi="Cambria Math"/>
           </w:rPr>
-          <m:t>γ</m:t>
-        </m:r>
-        <m:r>
-          <w:rPr>
-            <w:rFonts w:ascii="Cambria Math" w:eastAsiaTheme="minorEastAsia" w:hAnsi="Cambria Math"/>
-          </w:rPr>
-          <m:t>=</m:t>
-        </m:r>
-        <m:r>
-          <w:rPr>
-            <w:rFonts w:ascii="Cambria Math" w:eastAsiaTheme="minorEastAsia" w:hAnsi="Cambria Math"/>
-          </w:rPr>
-          <m:t>2.2</m:t>
+          <m:t>γ=2.2</m:t>
         </m:r>
       </m:oMath>
       <w:r>
@@ -1444,6 +1438,9 @@
         <w:jc w:val="center"/>
       </w:pPr>
       <w:r>
+        <w:rPr>
+          <w:noProof/>
+        </w:rPr>
         <w:drawing>
           <wp:inline distT="0" distB="0" distL="0" distR="0" wp14:anchorId="2FC634E1" wp14:editId="05F5C312">
             <wp:extent cx="5314725" cy="3476017"/>
@@ -2120,6 +2117,592 @@
     </w:p>
     <w:p>
       <w:pPr>
+        <w:pStyle w:val="Heading3"/>
+      </w:pPr>
+      <w:r>
+        <w:t>Output Capacitance</w:t>
+      </w:r>
+    </w:p>
+    <w:p>
+      <w:pPr>
+        <w:pStyle w:val="NoSpacing"/>
+        <w:contextualSpacing/>
+        <w:rPr>
+          <w:rFonts w:cstheme="minorHAnsi"/>
+        </w:rPr>
+      </w:pPr>
+      <w:r>
+        <w:rPr>
+          <w:rFonts w:cstheme="minorHAnsi"/>
+        </w:rPr>
+        <w:t xml:space="preserve">Solving the output capacitance equation from the datasheet. Assume 30% inductor current ripple for a ballpark minimum. Set the voltage ripple to 100mV, </w:t>
+      </w:r>
+      <w:proofErr w:type="spellStart"/>
+      <w:r>
+        <w:rPr>
+          <w:rFonts w:cstheme="minorHAnsi"/>
+        </w:rPr>
+        <w:t>Iout</w:t>
+      </w:r>
+      <w:proofErr w:type="spellEnd"/>
+      <w:r>
+        <w:rPr>
+          <w:rFonts w:cstheme="minorHAnsi"/>
+        </w:rPr>
+        <w:t xml:space="preserve"> to 3A, and D to 56%. For worst case solve for a ∆I</w:t>
+      </w:r>
+      <w:r>
+        <w:rPr>
+          <w:rFonts w:cstheme="minorHAnsi"/>
+          <w:vertAlign w:val="subscript"/>
+        </w:rPr>
+        <w:t>OUT</w:t>
+      </w:r>
+      <w:r>
+        <w:rPr>
+          <w:rFonts w:cstheme="minorHAnsi"/>
+        </w:rPr>
+        <w:t xml:space="preserve"> of 3A. </w:t>
+      </w:r>
+    </w:p>
+    <w:p>
+      <w:pPr>
+        <w:pStyle w:val="NoSpacing"/>
+        <w:contextualSpacing/>
+        <w:jc w:val="center"/>
+        <w:rPr>
+          <w:rFonts w:cstheme="minorHAnsi"/>
+        </w:rPr>
+      </w:pPr>
+      <w:r>
+        <w:rPr>
+          <w:rFonts w:cstheme="minorHAnsi"/>
+        </w:rPr>
+        <w:drawing>
+          <wp:inline distT="0" distB="0" distL="0" distR="0" wp14:anchorId="1BEC508F" wp14:editId="679B5E04">
+            <wp:extent cx="3470223" cy="632981"/>
+            <wp:effectExtent l="0" t="0" r="0" b="0"/>
+            <wp:docPr id="2034334708" name="Picture 1" descr="A math equation with black text&#10;&#10;AI-generated content may be incorrect."/>
+            <wp:cNvGraphicFramePr>
+              <a:graphicFrameLocks xmlns:a="http://schemas.openxmlformats.org/drawingml/2006/main" noChangeAspect="1"/>
+            </wp:cNvGraphicFramePr>
+            <a:graphic xmlns:a="http://schemas.openxmlformats.org/drawingml/2006/main">
+              <a:graphicData uri="http://schemas.openxmlformats.org/drawingml/2006/picture">
+                <pic:pic xmlns:pic="http://schemas.openxmlformats.org/drawingml/2006/picture">
+                  <pic:nvPicPr>
+                    <pic:cNvPr id="2034334708" name="Picture 1" descr="A math equation with black text&#10;&#10;AI-generated content may be incorrect."/>
+                    <pic:cNvPicPr/>
+                  </pic:nvPicPr>
+                  <pic:blipFill>
+                    <a:blip r:embed="rId22"/>
+                    <a:stretch>
+                      <a:fillRect/>
+                    </a:stretch>
+                  </pic:blipFill>
+                  <pic:spPr>
+                    <a:xfrm>
+                      <a:off x="0" y="0"/>
+                      <a:ext cx="3476099" cy="634053"/>
+                    </a:xfrm>
+                    <a:prstGeom prst="rect">
+                      <a:avLst/>
+                    </a:prstGeom>
+                  </pic:spPr>
+                </pic:pic>
+              </a:graphicData>
+            </a:graphic>
+          </wp:inline>
+        </w:drawing>
+      </w:r>
+    </w:p>
+    <w:p>
+      <w:pPr>
+        <w:pStyle w:val="NoSpacing"/>
+        <w:contextualSpacing/>
+        <w:rPr>
+          <w:rFonts w:eastAsiaTheme="minorEastAsia" w:cstheme="minorHAnsi"/>
+        </w:rPr>
+      </w:pPr>
+      <w:r>
+        <w:rPr>
+          <w:rFonts w:cstheme="minorHAnsi"/>
+        </w:rPr>
+        <w:t xml:space="preserve">Solving results in </w:t>
+      </w:r>
+      <m:oMath>
+        <m:sSub>
+          <m:sSubPr>
+            <m:ctrlPr>
+              <w:rPr>
+                <w:rFonts w:ascii="Cambria Math" w:hAnsi="Cambria Math" w:cstheme="minorHAnsi"/>
+                <w:i/>
+              </w:rPr>
+            </m:ctrlPr>
+          </m:sSubPr>
+          <m:e>
+            <m:r>
+              <w:rPr>
+                <w:rFonts w:ascii="Cambria Math" w:hAnsi="Cambria Math" w:cstheme="minorHAnsi"/>
+              </w:rPr>
+              <m:t>C</m:t>
+            </m:r>
+          </m:e>
+          <m:sub>
+            <m:r>
+              <w:rPr>
+                <w:rFonts w:ascii="Cambria Math" w:hAnsi="Cambria Math" w:cstheme="minorHAnsi"/>
+              </w:rPr>
+              <m:t>OUT</m:t>
+            </m:r>
+          </m:sub>
+        </m:sSub>
+        <m:r>
+          <w:rPr>
+            <w:rFonts w:ascii="Cambria Math" w:hAnsi="Cambria Math" w:cstheme="minorHAnsi"/>
+          </w:rPr>
+          <m:t>≥</m:t>
+        </m:r>
+        <m:r>
+          <w:rPr>
+            <w:rFonts w:ascii="Cambria Math" w:hAnsi="Cambria Math" w:cstheme="minorHAnsi"/>
+          </w:rPr>
+          <m:t>146</m:t>
+        </m:r>
+        <m:r>
+          <m:rPr>
+            <m:sty m:val="p"/>
+          </m:rPr>
+          <w:rPr>
+            <w:rFonts w:ascii="Cambria Math" w:hAnsi="Cambria Math" w:cstheme="minorHAnsi"/>
+          </w:rPr>
+          <m:t>µ</m:t>
+        </m:r>
+        <m:r>
+          <m:rPr>
+            <m:sty m:val="p"/>
+          </m:rPr>
+          <w:rPr>
+            <w:rFonts w:ascii="Cambria Math" w:cstheme="minorHAnsi"/>
+          </w:rPr>
+          <m:t>F</m:t>
+        </m:r>
+      </m:oMath>
+      <w:r>
+        <w:rPr>
+          <w:rFonts w:eastAsiaTheme="minorEastAsia" w:cstheme="minorHAnsi"/>
+        </w:rPr>
+        <w:t xml:space="preserve">, this is a somewhat extreme requirement as in normal steady state operation the change in current will be near zero as an LED strip does not exhibit high frequency switching. </w:t>
+      </w:r>
+    </w:p>
+    <w:p>
+      <w:pPr>
+        <w:pStyle w:val="NoSpacing"/>
+        <w:contextualSpacing/>
+        <w:rPr>
+          <w:rFonts w:eastAsiaTheme="minorEastAsia" w:cstheme="minorHAnsi"/>
+        </w:rPr>
+      </w:pPr>
+    </w:p>
+    <w:p>
+      <w:pPr>
+        <w:pStyle w:val="NoSpacing"/>
+        <w:contextualSpacing/>
+        <w:rPr>
+          <w:rFonts w:eastAsiaTheme="minorEastAsia" w:cstheme="minorHAnsi"/>
+        </w:rPr>
+      </w:pPr>
+      <w:r>
+        <w:rPr>
+          <w:rFonts w:eastAsiaTheme="minorEastAsia" w:cstheme="minorHAnsi"/>
+        </w:rPr>
+        <w:t xml:space="preserve">Resolving the equation for </w:t>
+      </w:r>
+      <w:r>
+        <w:rPr>
+          <w:rFonts w:cstheme="minorHAnsi"/>
+        </w:rPr>
+        <w:t>∆I</w:t>
+      </w:r>
+      <w:r>
+        <w:rPr>
+          <w:rFonts w:cstheme="minorHAnsi"/>
+          <w:vertAlign w:val="subscript"/>
+        </w:rPr>
+        <w:t>OUT</w:t>
+      </w:r>
+      <w:r>
+        <w:rPr>
+          <w:rFonts w:cstheme="minorHAnsi"/>
+          <w:vertAlign w:val="subscript"/>
+        </w:rPr>
+        <w:t xml:space="preserve"> </w:t>
+      </w:r>
+      <w:r>
+        <w:rPr>
+          <w:rFonts w:cstheme="minorHAnsi"/>
+        </w:rPr>
+        <w:t xml:space="preserve">of 0.5A gives </w:t>
+      </w:r>
+      <m:oMath>
+        <m:sSub>
+          <m:sSubPr>
+            <m:ctrlPr>
+              <w:rPr>
+                <w:rFonts w:ascii="Cambria Math" w:hAnsi="Cambria Math" w:cstheme="minorHAnsi"/>
+                <w:i/>
+              </w:rPr>
+            </m:ctrlPr>
+          </m:sSubPr>
+          <m:e>
+            <m:r>
+              <w:rPr>
+                <w:rFonts w:ascii="Cambria Math" w:hAnsi="Cambria Math" w:cstheme="minorHAnsi"/>
+              </w:rPr>
+              <m:t>C</m:t>
+            </m:r>
+          </m:e>
+          <m:sub>
+            <m:r>
+              <w:rPr>
+                <w:rFonts w:ascii="Cambria Math" w:hAnsi="Cambria Math" w:cstheme="minorHAnsi"/>
+              </w:rPr>
+              <m:t>OUT</m:t>
+            </m:r>
+          </m:sub>
+        </m:sSub>
+        <m:r>
+          <w:rPr>
+            <w:rFonts w:ascii="Cambria Math" w:hAnsi="Cambria Math" w:cstheme="minorHAnsi"/>
+          </w:rPr>
+          <m:t>≥</m:t>
+        </m:r>
+        <m:r>
+          <w:rPr>
+            <w:rFonts w:ascii="Cambria Math" w:hAnsi="Cambria Math" w:cstheme="minorHAnsi"/>
+          </w:rPr>
+          <m:t>24</m:t>
+        </m:r>
+        <m:r>
+          <m:rPr>
+            <m:sty m:val="p"/>
+          </m:rPr>
+          <w:rPr>
+            <w:rFonts w:ascii="Cambria Math" w:hAnsi="Cambria Math" w:cstheme="minorHAnsi"/>
+          </w:rPr>
+          <m:t>µ</m:t>
+        </m:r>
+        <m:r>
+          <m:rPr>
+            <m:sty m:val="p"/>
+          </m:rPr>
+          <w:rPr>
+            <w:rFonts w:ascii="Cambria Math" w:cstheme="minorHAnsi"/>
+          </w:rPr>
+          <m:t>F</m:t>
+        </m:r>
+      </m:oMath>
+    </w:p>
+    <w:p>
+      <w:pPr>
+        <w:pStyle w:val="NoSpacing"/>
+        <w:contextualSpacing/>
+        <w:rPr>
+          <w:rFonts w:eastAsiaTheme="minorEastAsia" w:cstheme="minorHAnsi"/>
+        </w:rPr>
+      </w:pPr>
+      <w:r>
+        <w:rPr>
+          <w:rFonts w:eastAsiaTheme="minorEastAsia" w:cstheme="minorHAnsi"/>
+        </w:rPr>
+        <w:t>The datasheet also gives this table of typical values. Minimum Cout is listed as ~66</w:t>
+      </w:r>
+      <w:r>
+        <w:rPr>
+          <w:rFonts w:ascii="Cambria Math" w:hAnsi="Cambria Math" w:cstheme="minorHAnsi"/>
+        </w:rPr>
+        <w:t xml:space="preserve"> </w:t>
+      </w:r>
+      <m:oMath>
+        <m:r>
+          <m:rPr>
+            <m:sty m:val="p"/>
+          </m:rPr>
+          <w:rPr>
+            <w:rFonts w:ascii="Cambria Math" w:hAnsi="Cambria Math" w:cstheme="minorHAnsi"/>
+          </w:rPr>
+          <m:t>µ</m:t>
+        </m:r>
+        <m:r>
+          <m:rPr>
+            <m:sty m:val="p"/>
+          </m:rPr>
+          <w:rPr>
+            <w:rFonts w:ascii="Cambria Math" w:cstheme="minorHAnsi"/>
+          </w:rPr>
+          <m:t>F</m:t>
+        </m:r>
+      </m:oMath>
+      <w:r>
+        <w:rPr>
+          <w:rFonts w:eastAsiaTheme="minorEastAsia" w:cstheme="minorHAnsi"/>
+        </w:rPr>
+        <w:t xml:space="preserve"> </w:t>
+      </w:r>
+    </w:p>
+    <w:p>
+      <w:pPr>
+        <w:pStyle w:val="NoSpacing"/>
+        <w:contextualSpacing/>
+        <w:jc w:val="center"/>
+        <w:rPr>
+          <w:rFonts w:cstheme="minorHAnsi"/>
+        </w:rPr>
+      </w:pPr>
+      <w:r>
+        <w:rPr>
+          <w:rFonts w:cstheme="minorHAnsi"/>
+        </w:rPr>
+        <w:drawing>
+          <wp:inline distT="0" distB="0" distL="0" distR="0" wp14:anchorId="3F0F7D53" wp14:editId="717FEEAC">
+            <wp:extent cx="6056026" cy="1454334"/>
+            <wp:effectExtent l="0" t="0" r="1905" b="0"/>
+            <wp:docPr id="1217854575" name="Picture 1"/>
+            <wp:cNvGraphicFramePr>
+              <a:graphicFrameLocks xmlns:a="http://schemas.openxmlformats.org/drawingml/2006/main" noChangeAspect="1"/>
+            </wp:cNvGraphicFramePr>
+            <a:graphic xmlns:a="http://schemas.openxmlformats.org/drawingml/2006/main">
+              <a:graphicData uri="http://schemas.openxmlformats.org/drawingml/2006/picture">
+                <pic:pic xmlns:pic="http://schemas.openxmlformats.org/drawingml/2006/picture">
+                  <pic:nvPicPr>
+                    <pic:cNvPr id="1217854575" name=""/>
+                    <pic:cNvPicPr/>
+                  </pic:nvPicPr>
+                  <pic:blipFill>
+                    <a:blip r:embed="rId23"/>
+                    <a:stretch>
+                      <a:fillRect/>
+                    </a:stretch>
+                  </pic:blipFill>
+                  <pic:spPr>
+                    <a:xfrm>
+                      <a:off x="0" y="0"/>
+                      <a:ext cx="6057938" cy="1454793"/>
+                    </a:xfrm>
+                    <a:prstGeom prst="rect">
+                      <a:avLst/>
+                    </a:prstGeom>
+                  </pic:spPr>
+                </pic:pic>
+              </a:graphicData>
+            </a:graphic>
+          </wp:inline>
+        </w:drawing>
+      </w:r>
+    </w:p>
+    <w:p>
+      <w:pPr>
+        <w:pStyle w:val="NoSpacing"/>
+        <w:contextualSpacing/>
+        <w:jc w:val="both"/>
+        <w:rPr>
+          <w:rFonts w:cstheme="minorHAnsi"/>
+        </w:rPr>
+      </w:pPr>
+      <w:r>
+        <w:rPr>
+          <w:rFonts w:cstheme="minorHAnsi"/>
+        </w:rPr>
+        <w:t>The datasheet does not give a formula for minimum C</w:t>
+      </w:r>
+      <w:r>
+        <w:rPr>
+          <w:rFonts w:cstheme="minorHAnsi"/>
+          <w:vertAlign w:val="subscript"/>
+        </w:rPr>
+        <w:t>OUT</w:t>
+      </w:r>
+      <w:r>
+        <w:rPr>
+          <w:rFonts w:cstheme="minorHAnsi"/>
+        </w:rPr>
+        <w:t xml:space="preserve"> and the design example calculates 80µF. For this application, it was decided to use ten 10</w:t>
+      </w:r>
+      <w:r>
+        <w:rPr>
+          <w:rFonts w:cstheme="minorHAnsi"/>
+        </w:rPr>
+        <w:t>µF</w:t>
+      </w:r>
+      <w:r>
+        <w:rPr>
+          <w:rFonts w:cstheme="minorHAnsi"/>
+        </w:rPr>
+        <w:t xml:space="preserve"> 50V X7R capacitors in a 1210 package</w:t>
+      </w:r>
+      <w:r>
+        <w:rPr>
+          <w:rFonts w:cstheme="minorHAnsi"/>
+        </w:rPr>
+        <w:t>. These capacitors have an effective capacitance of 7.1</w:t>
+      </w:r>
+      <w:r>
+        <w:rPr>
+          <w:rFonts w:cstheme="minorHAnsi"/>
+        </w:rPr>
+        <w:t>µF</w:t>
+      </w:r>
+      <w:r>
+        <w:rPr>
+          <w:rFonts w:cstheme="minorHAnsi"/>
+        </w:rPr>
+        <w:t xml:space="preserve"> / </w:t>
+      </w:r>
+      <w:proofErr w:type="spellStart"/>
+      <w:r>
+        <w:rPr>
+          <w:rFonts w:cstheme="minorHAnsi"/>
+        </w:rPr>
+        <w:t>ea</w:t>
+      </w:r>
+      <w:proofErr w:type="spellEnd"/>
+      <w:r>
+        <w:rPr>
+          <w:rFonts w:cstheme="minorHAnsi"/>
+        </w:rPr>
+        <w:t xml:space="preserve"> when 13V is applied to them. The </w:t>
+      </w:r>
+      <w:proofErr w:type="gramStart"/>
+      <w:r>
+        <w:rPr>
+          <w:rFonts w:cstheme="minorHAnsi"/>
+        </w:rPr>
+        <w:t>ten capacitor</w:t>
+      </w:r>
+      <w:proofErr w:type="gramEnd"/>
+      <w:r>
+        <w:rPr>
+          <w:rFonts w:cstheme="minorHAnsi"/>
+        </w:rPr>
+        <w:t xml:space="preserve"> bank will have around 71</w:t>
+      </w:r>
+      <w:r>
+        <w:rPr>
+          <w:rFonts w:cstheme="minorHAnsi"/>
+        </w:rPr>
+        <w:t>µF</w:t>
+      </w:r>
+      <w:r>
+        <w:rPr>
+          <w:rFonts w:cstheme="minorHAnsi"/>
+        </w:rPr>
+        <w:t xml:space="preserve"> of capacitance, more than the minimum specified 66</w:t>
+      </w:r>
+      <w:r>
+        <w:rPr>
+          <w:rFonts w:cstheme="minorHAnsi"/>
+        </w:rPr>
+        <w:t xml:space="preserve"> </w:t>
+      </w:r>
+      <w:r>
+        <w:rPr>
+          <w:rFonts w:cstheme="minorHAnsi"/>
+        </w:rPr>
+        <w:t>µF</w:t>
+      </w:r>
+      <w:r>
+        <w:rPr>
+          <w:rFonts w:cstheme="minorHAnsi"/>
+        </w:rPr>
+        <w:t xml:space="preserve">. </w:t>
+      </w:r>
+    </w:p>
+    <w:p>
+      <w:pPr>
+        <w:rPr>
+          <w:rFonts w:cstheme="minorHAnsi"/>
+        </w:rPr>
+      </w:pPr>
+      <w:r>
+        <w:rPr>
+          <w:rFonts w:cstheme="minorHAnsi"/>
+        </w:rPr>
+        <w:br w:type="page"/>
+      </w:r>
+    </w:p>
+    <w:p>
+      <w:pPr>
+        <w:pStyle w:val="Heading3"/>
+      </w:pPr>
+      <w:r>
+        <w:lastRenderedPageBreak/>
+        <w:t xml:space="preserve">Input Capacitance </w:t>
+      </w:r>
+    </w:p>
+    <w:p>
+      <w:pPr>
+        <w:pStyle w:val="NoSpacing"/>
+        <w:contextualSpacing/>
+        <w:rPr>
+          <w:rFonts w:cstheme="minorHAnsi"/>
+        </w:rPr>
+      </w:pPr>
+      <w:r>
+        <w:rPr>
+          <w:rFonts w:cstheme="minorHAnsi"/>
+        </w:rPr>
+        <w:t>Luckily the input capacitance requirements are much less stringent. The datasheet calls for a minimum of 10</w:t>
+      </w:r>
+      <w:r>
+        <w:rPr>
+          <w:rFonts w:cstheme="minorHAnsi"/>
+        </w:rPr>
+        <w:t xml:space="preserve"> </w:t>
+      </w:r>
+      <w:r>
+        <w:rPr>
+          <w:rFonts w:cstheme="minorHAnsi"/>
+        </w:rPr>
+        <w:t>µF</w:t>
+      </w:r>
+      <w:r>
+        <w:rPr>
+          <w:rFonts w:cstheme="minorHAnsi"/>
+        </w:rPr>
+        <w:t xml:space="preserve"> along with a small case size 220nF for HF bypassing. To achieve the 10</w:t>
+      </w:r>
+      <w:r>
+        <w:rPr>
+          <w:rFonts w:cstheme="minorHAnsi"/>
+        </w:rPr>
+        <w:t>µF</w:t>
+      </w:r>
+      <w:r>
+        <w:rPr>
+          <w:rFonts w:cstheme="minorHAnsi"/>
+        </w:rPr>
+        <w:t xml:space="preserve"> the same 50V X7R caps as the output can be used. For the 220n cap several 100n 0603 50V caps can be used. However, I do not like putting different values of ceramic caps in parallel as it can cause resonance peaking from the high Q circuit  that is formed. An LTspice sim of the input is necessary to determine if this is okay or if damping resistance is necessary </w:t>
+      </w:r>
+    </w:p>
+    <w:p>
+      <w:pPr>
+        <w:pStyle w:val="NoSpacing"/>
+        <w:contextualSpacing/>
+        <w:rPr>
+          <w:rFonts w:cstheme="minorHAnsi"/>
+        </w:rPr>
+      </w:pPr>
+    </w:p>
+    <w:p>
+      <w:pPr>
+        <w:pStyle w:val="NoSpacing"/>
+        <w:contextualSpacing/>
+        <w:rPr>
+          <w:rFonts w:cstheme="minorHAnsi"/>
+        </w:rPr>
+      </w:pPr>
+    </w:p>
+    <w:p>
+      <w:pPr>
         <w:spacing w:after="0" w:line="240" w:lineRule="auto"/>
         <w:contextualSpacing/>
         <w:rPr>
@@ -2222,7 +2805,7 @@
                 <wp:cNvGraphicFramePr/>
                 <a:graphic xmlns:a="http://schemas.openxmlformats.org/drawingml/2006/main">
                   <a:graphicData uri="http://schemas.microsoft.com/office/word/2010/wordprocessingInk">
-                    <w14:contentPart bwMode="auto" r:id="rId22">
+                    <w14:contentPart bwMode="auto" r:id="rId24">
                       <w14:nvContentPartPr>
                         <w14:cNvContentPartPr/>
                       </w14:nvContentPartPr>
@@ -7523,7 +8106,7 @@
   </inkml:definitions>
   <inkml:trace contextRef="#ctx0" brushRef="#br0">7 368 1816 0 0,'-6'6'14427'0'0,"6"-2"-10681"0"0,48-3 729 0 0,179-21-949 0 0,9 0-2153 0 0,-3 18-6026 0 0,-196 1-2079 0 0,-16-4-4794 0 0</inkml:trace>
   <inkml:trace contextRef="#ctx0" brushRef="#br0" timeOffset="540.91">679 235 1700 0 0,'-13'-3'5734'0'0,"-12"0"-65"0"0,11 4 610 0 0,14-1-6224 0 0,-1 1 0 0 0,1-1 0 0 0,0 0-1 0 0,-1 1 1 0 0,1-1 0 0 0,0 0-1 0 0,0 0 1 0 0,0 1 0 0 0,-1-1 0 0 0,1 0-1 0 0,0 1 1 0 0,0-1 0 0 0,0 1-1 0 0,0-1 1 0 0,0 0 0 0 0,-1 1 0 0 0,1-1-1 0 0,0 0 1 0 0,0 1 0 0 0,0-1-1 0 0,0 1 1 0 0,0-1 0 0 0,0 0 0 0 0,0 1-1 0 0,1-1 1 0 0,-1 1 0 0 0,0-1-1 0 0,0 0 1 0 0,0 1 0 0 0,0-1 0 0 0,0 0-1 0 0,0 1 1 0 0,1-1 0 0 0,-1 0-1 0 0,0 1 1 0 0,0-1 0 0 0,1 0 0 0 0,-1 1-1 0 0,0-1 1 0 0,0 0 0 0 0,1 0-1 0 0,-1 1 1 0 0,0-1 0 0 0,1 0 0 0 0,-1 0-1 0 0,0 0 1 0 0,1 1 0 0 0,12 13 977 0 0,5-1-725 0 0,0-1 0 0 0,1-1-1 0 0,23 10 1 0 0,-22-11-327 0 0,0 0-1 0 0,27 20 1 0 0,-46-29 36 0 0,0 0 0 0 0,0 0 0 0 0,-1 0 1 0 0,1 0-1 0 0,0 0 0 0 0,0 0 0 0 0,0 0 0 0 0,-1 0 0 0 0,1 1 1 0 0,-1-1-1 0 0,1 0 0 0 0,-1 1 0 0 0,1-1 0 0 0,-1 0 1 0 0,0 1-1 0 0,0-1 0 0 0,1 0 0 0 0,-1 1 0 0 0,0-1 0 0 0,0 1 1 0 0,0-1-1 0 0,-1 0 0 0 0,1 1 0 0 0,0-1 0 0 0,-1 0 0 0 0,1 1 1 0 0,0-1-1 0 0,-1 0 0 0 0,1 1 0 0 0,-1-1 0 0 0,0 0 1 0 0,0 0-1 0 0,1 0 0 0 0,-1 0 0 0 0,0 1 0 0 0,0-1 0 0 0,-2 1 1 0 0,-37 37 547 0 0,-33 14-786 0 0,42-31-4249 0 0,29-21 2397 0 0</inkml:trace>
-  <inkml:trace contextRef="#ctx0" brushRef="#br0" timeOffset="1292.67">1157 261 464 0 0,'0'0'4495'0'0,"-38"2"4211"0"0,32 2-8349 0 0,1 0 0 0 0,-1 0 0 0 0,1 0 0 0 0,0 0 0 0 0,1 1 0 0 0,-1 0 0 0 0,1 0 0 0 0,0 0 0 0 0,0 1 0 0 0,0-1 0 0 0,1 1 0 0 0,0 0 1 0 0,0 0-1 0 0,0 0 0 0 0,1 0 0 0 0,-3 12 0 0 0,4-16-305 0 0,0 1 1 0 0,1 0-1 0 0,-1-1 1 0 0,1 1-1 0 0,-1 0 1 0 0,1 0-1 0 0,0-1 1 0 0,0 1 0 0 0,0 0-1 0 0,1-1 1 0 0,-1 1-1 0 0,0 0 1 0 0,1 0-1 0 0,0-1 1 0 0,0 1-1 0 0,0-1 1 0 0,0 1-1 0 0,0-1 1 0 0,0 1-1 0 0,1-1 1 0 0,-1 0-1 0 0,1 1 1 0 0,-1-1-1 0 0,1 0 1 0 0,0 0-1 0 0,0 0 1 0 0,0-1-1 0 0,0 1 1 0 0,0 0 0 0 0,1-1-1 0 0,-1 1 1 0 0,0-1-1 0 0,1 0 1 0 0,-1 0-1 0 0,1 0 1 0 0,-1 0-1 0 0,1 0 1 0 0,0 0-1 0 0,-1-1 1 0 0,1 1-1 0 0,0-1 1 0 0,2 0-1 0 0,0 1-73 0 0,-1-1-1 0 0,0 0 1 0 0,1-1-1 0 0,-1 1 1 0 0,0-1-1 0 0,0 0 1 0 0,1 0-1 0 0,-1 0 1 0 0,0 0-1 0 0,0-1 0 0 0,0 1 1 0 0,0-1-1 0 0,0 0 1 0 0,-1-1-1 0 0,1 1 1 0 0,-1-1-1 0 0,1 1 1 0 0,-1-1-1 0 0,0 0 1 0 0,0 0-1 0 0,0 0 1 0 0,0-1-1 0 0,-1 1 1 0 0,1-1-1 0 0,-1 0 1 0 0,0 1-1 0 0,0-1 0 0 0,0 0 1 0 0,-1 0-1 0 0,0 0 1 0 0,2-5-1 0 0,-2 4-44 0 0,1 0 0 0 0,-1 1 1 0 0,0-1-1 0 0,0 0 0 0 0,-1 0 0 0 0,1 0 0 0 0,-1 0 0 0 0,0 0 0 0 0,0 0 0 0 0,-1 0 0 0 0,0 0 0 0 0,0 0 0 0 0,0 0 0 0 0,0 1 0 0 0,-1-1 0 0 0,1 0 0 0 0,-1 1 0 0 0,-1-1 0 0 0,1 1 0 0 0,-1 0 1 0 0,1-1-1 0 0,-1 1 0 0 0,0 0 0 0 0,-1 1 0 0 0,-6-8 0 0 0,8 10-14 0 0,1 1-1 0 0,-1-1 1 0 0,0 0 0 0 0,0 0 0 0 0,1 1-1 0 0,-1-1 1 0 0,0 1 0 0 0,0 0 0 0 0,0-1 0 0 0,0 1-1 0 0,1 0 1 0 0,-1 0 0 0 0,0 0 0 0 0,0 0 0 0 0,0 0-1 0 0,0 1 1 0 0,0-1 0 0 0,1 1 0 0 0,-1-1-1 0 0,0 1 1 0 0,0 0 0 0 0,1-1 0 0 0,-1 1 0 0 0,0 0-1 0 0,1 0 1 0 0,-1 0 0 0 0,1 0 0 0 0,-1 1 0 0 0,1-1-1 0 0,-1 0 1 0 0,1 0 0 0 0,0 1 0 0 0,0-1-1 0 0,-2 3 1 0 0,2-2-1166 0 0,2 1-1014 0 0,-1 3 1120 0 0,13 1-8592 0 0</inkml:trace>
+  <inkml:trace contextRef="#ctx0" brushRef="#br0" timeOffset="1292.65">1157 261 464 0 0,'0'0'4495'0'0,"-38"2"4211"0"0,32 2-8349 0 0,1 0 0 0 0,-1 0 0 0 0,1 0 0 0 0,0 0 0 0 0,1 1 0 0 0,-1 0 0 0 0,1 0 0 0 0,0 0 0 0 0,0 1 0 0 0,0-1 0 0 0,1 1 0 0 0,0 0 1 0 0,0 0-1 0 0,0 0 0 0 0,1 0 0 0 0,-3 12 0 0 0,4-16-305 0 0,0 1 1 0 0,1 0-1 0 0,-1-1 1 0 0,1 1-1 0 0,-1 0 1 0 0,1 0-1 0 0,0-1 1 0 0,0 1 0 0 0,0 0-1 0 0,1-1 1 0 0,-1 1-1 0 0,0 0 1 0 0,1 0-1 0 0,0-1 1 0 0,0 1-1 0 0,0-1 1 0 0,0 1-1 0 0,0-1 1 0 0,0 1-1 0 0,1-1 1 0 0,-1 0-1 0 0,1 1 1 0 0,-1-1-1 0 0,1 0 1 0 0,0 0-1 0 0,0 0 1 0 0,0-1-1 0 0,0 1 1 0 0,0 0 0 0 0,1-1-1 0 0,-1 1 1 0 0,0-1-1 0 0,1 0 1 0 0,-1 0-1 0 0,1 0 1 0 0,-1 0-1 0 0,1 0 1 0 0,0 0-1 0 0,-1-1 1 0 0,1 1-1 0 0,0-1 1 0 0,2 0-1 0 0,0 1-73 0 0,-1-1-1 0 0,0 0 1 0 0,1-1-1 0 0,-1 1 1 0 0,0-1-1 0 0,0 0 1 0 0,1 0-1 0 0,-1 0 1 0 0,0 0-1 0 0,0-1 0 0 0,0 1 1 0 0,0-1-1 0 0,0 0 1 0 0,-1-1-1 0 0,1 1 1 0 0,-1-1-1 0 0,1 1 1 0 0,-1-1-1 0 0,0 0 1 0 0,0 0-1 0 0,0 0 1 0 0,0-1-1 0 0,-1 1 1 0 0,1-1-1 0 0,-1 0 1 0 0,0 1-1 0 0,0-1 0 0 0,0 0 1 0 0,-1 0-1 0 0,0 0 1 0 0,2-5-1 0 0,-2 4-44 0 0,1 0 0 0 0,-1 1 1 0 0,0-1-1 0 0,0 0 0 0 0,-1 0 0 0 0,1 0 0 0 0,-1 0 0 0 0,0 0 0 0 0,0 0 0 0 0,-1 0 0 0 0,0 0 0 0 0,0 0 0 0 0,0 0 0 0 0,0 1 0 0 0,-1-1 0 0 0,1 0 0 0 0,-1 1 0 0 0,-1-1 0 0 0,1 1 0 0 0,-1 0 1 0 0,1-1-1 0 0,-1 1 0 0 0,0 0 0 0 0,-1 1 0 0 0,-6-8 0 0 0,8 10-14 0 0,1 1-1 0 0,-1-1 1 0 0,0 0 0 0 0,0 0 0 0 0,1 1-1 0 0,-1-1 1 0 0,0 1 0 0 0,0 0 0 0 0,0-1 0 0 0,0 1-1 0 0,1 0 1 0 0,-1 0 0 0 0,0 0 0 0 0,0 0 0 0 0,0 0-1 0 0,0 1 1 0 0,0-1 0 0 0,1 1 0 0 0,-1-1-1 0 0,0 1 1 0 0,0 0 0 0 0,1-1 0 0 0,-1 1 0 0 0,0 0-1 0 0,1 0 1 0 0,-1 0 0 0 0,1 0 0 0 0,-1 1 0 0 0,1-1-1 0 0,-1 0 1 0 0,1 0 0 0 0,0 1 0 0 0,0-1-1 0 0,-2 3 1 0 0,2-2-1166 0 0,2 1-1014 0 0,-1 3 1120 0 0,13 1-8592 0 0</inkml:trace>
   <inkml:trace contextRef="#ctx0" brushRef="#br0" timeOffset="1600.42">1479 54 2128 0 0,'-49'-12'10787'0'0,"46"12"-10552"0"0,-1 1 0 0 0,1-1 0 0 0,0 1 1 0 0,0 0-1 0 0,-1 0 0 0 0,1 0 0 0 0,0 0 0 0 0,0 1 0 0 0,0-1 0 0 0,0 1 0 0 0,0 0 0 0 0,1 0 0 0 0,-1 0 0 0 0,0 0 1 0 0,1 0-1 0 0,0 0 0 0 0,-1 1 0 0 0,1-1 0 0 0,0 1 0 0 0,0 0 0 0 0,0-1 0 0 0,1 1 0 0 0,-1 0 0 0 0,1 0 0 0 0,0 0 1 0 0,-1 0-1 0 0,1 1 0 0 0,0-1 0 0 0,1 0 0 0 0,-1 0 0 0 0,1 1 0 0 0,-1-1 0 0 0,1 7 0 0 0,0 12 129 0 0,1 0 0 0 0,1 0-1 0 0,1 0 1 0 0,6 26 0 0 0,-1-6-508 0 0,-6-32-329 0 0,-1 1-1 0 0,-1-1 0 0 0,0 1 0 0 0,-2 20 0 0 0,-4-9-3194 0 0,-5-2-3831 0 0,8-18 4354 0 0,-5 3-353 0 0</inkml:trace>
   <inkml:trace contextRef="#ctx0" brushRef="#br0" timeOffset="1788.82">1278 316 2164 0 0,'0'-1'369'0'0,"0"0"0"0"0,0 0 0 0 0,0 0 0 0 0,0 0 1 0 0,0 0-1 0 0,0 0 0 0 0,0 0 0 0 0,0 0 0 0 0,0 0 0 0 0,0 0 0 0 0,1 0 0 0 0,-1 0 0 0 0,0 0 0 0 0,1 0 0 0 0,-1 0 0 0 0,1 0 0 0 0,-1 0 0 0 0,1 0 1 0 0,-1 0-1 0 0,1 0 0 0 0,0 0 0 0 0,1 0 0 0 0,25-15 2875 0 0,49 3-5297 0 0,-51 9 470 0 0,23-7-4627 0 0,-33 7 4563 0 0</inkml:trace>
   <inkml:trace contextRef="#ctx0" brushRef="#br0" timeOffset="2063.51">1686 73 2264 0 0,'-1'-2'462'0'0,"0"0"-1"0"0,0 1 1 0 0,0-1-1 0 0,0 0 1 0 0,-1 1-1 0 0,1-1 0 0 0,-1 1 1 0 0,1 0-1 0 0,-1-1 1 0 0,1 1-1 0 0,-1 0 1 0 0,0 0-1 0 0,1 0 1 0 0,-1 0-1 0 0,0 0 1 0 0,0 0-1 0 0,0 1 1 0 0,0-1-1 0 0,1 1 0 0 0,-1-1 1 0 0,0 1-1 0 0,0 0 1 0 0,0-1-1 0 0,0 1 1 0 0,0 0-1 0 0,0 1 1 0 0,0-1-1 0 0,-3 0 1 0 0,2 2-233 0 0,1-1 1 0 0,0 1 0 0 0,-1-1 0 0 0,1 1 0 0 0,0 0 0 0 0,0 0 0 0 0,0 0 0 0 0,0 0-1 0 0,0 0 1 0 0,1 0 0 0 0,-1 0 0 0 0,1 1 0 0 0,-1-1 0 0 0,1 1 0 0 0,0-1 0 0 0,0 1-1 0 0,0-1 1 0 0,0 1 0 0 0,0 0 0 0 0,0 3 0 0 0,-3 15 249 0 0,2 0 0 0 0,0 0 0 0 0,1 1-1 0 0,1-1 1 0 0,5 34 0 0 0,-1 0-2518 0 0,-5-1-4012 0 0</inkml:trace>
@@ -7656,7 +8239,7 @@
   <inkml:trace contextRef="#ctx0" brushRef="#br0">62 0 2568 0 0,'3'0'18124'0'0,"-2"3"-18385"0"0,-8 55 4231 0 0,-16 29-2174 0 0,15-61-1268 0 0,0-2-256 0 0,3-7-132 0 0,0 0 0 0 0,-5 29 0 0 0,10-44-146 0 0,12 6-220 0 0,0-9-275 0 0,1-1-1 0 0,-1 0 1 0 0,0 0-1 0 0,24-9 0 0 0,0-2-3598 0 0,-22 7 1121 0 0,-12 6 1074 0 0</inkml:trace>
   <inkml:trace contextRef="#ctx0" brushRef="#br0" timeOffset="512.02">228 101 852 0 0,'-5'-7'14062'0'0,"1"6"-14585"0"0,3 1 683 0 0,-1 1 1 0 0,1 0-1 0 0,-1 0 0 0 0,1 0 0 0 0,0 0 0 0 0,0 0 0 0 0,0 0 0 0 0,0 0 0 0 0,0 0 0 0 0,0 1 1 0 0,0-1-1 0 0,0 0 0 0 0,0 1 0 0 0,0-1 0 0 0,1 0 0 0 0,-1 1 0 0 0,0-1 0 0 0,0 4 0 0 0,-9 26 1621 0 0,10-28-1661 0 0,-1 0 0 0 0,1 0-1 0 0,0 1 1 0 0,-1-1-1 0 0,1 0 1 0 0,1 0 0 0 0,-1 1-1 0 0,0-1 1 0 0,1 0-1 0 0,0 0 1 0 0,0 0 0 0 0,0 0-1 0 0,0 0 1 0 0,0 0-1 0 0,1 0 1 0 0,-1 0 0 0 0,1 0-1 0 0,-1 0 1 0 0,1-1-1 0 0,0 1 1 0 0,1-1 0 0 0,-1 1-1 0 0,0-1 1 0 0,0 0-1 0 0,1 0 1 0 0,0 0 0 0 0,-1 0-1 0 0,1 0 1 0 0,0-1-1 0 0,0 1 1 0 0,0-1 0 0 0,0 0-1 0 0,0 0 1 0 0,0 0-1 0 0,0 0 1 0 0,0 0 0 0 0,6 0-1 0 0,-6 0-138 0 0,0-1-1 0 0,0 1 1 0 0,0-1 0 0 0,0 1-1 0 0,0-1 1 0 0,0 0-1 0 0,0 0 1 0 0,-1-1 0 0 0,1 1-1 0 0,0-1 1 0 0,0 1-1 0 0,0-1 1 0 0,0 0 0 0 0,0 0-1 0 0,-1 0 1 0 0,1 0-1 0 0,0-1 1 0 0,-1 1 0 0 0,1-1-1 0 0,-1 1 1 0 0,1-1 0 0 0,-1 0-1 0 0,0 0 1 0 0,0 0-1 0 0,0 0 1 0 0,0 0 0 0 0,0-1-1 0 0,-1 1 1 0 0,1-1-1 0 0,0 1 1 0 0,-1-1 0 0 0,0 0-1 0 0,0 1 1 0 0,0-1-1 0 0,0 0 1 0 0,0 0 0 0 0,0 0-1 0 0,-1 0 1 0 0,1 1-1 0 0,-1-7 1 0 0,0 5-47 0 0,0-1 1 0 0,-1 1-1 0 0,1 0 1 0 0,-1-1-1 0 0,0 1 0 0 0,0 0 1 0 0,0-1-1 0 0,-1 1 1 0 0,1 0-1 0 0,-1 0 0 0 0,0 0 1 0 0,0 1-1 0 0,-3-5 1 0 0,3 6-109 0 0,0 0 1 0 0,1 1-1 0 0,-1-1 1 0 0,0 1 0 0 0,0 0-1 0 0,0 0 1 0 0,0 0 0 0 0,0-1-1 0 0,0 2 1 0 0,0-1-1 0 0,0 0 1 0 0,0 0 0 0 0,-1 1-1 0 0,1-1 1 0 0,0 1 0 0 0,0 0-1 0 0,-1 0 1 0 0,1-1-1 0 0,0 2 1 0 0,-1-1 0 0 0,1 0-1 0 0,0 0 1 0 0,0 1-1 0 0,-1-1 1 0 0,1 1 0 0 0,0 0-1 0 0,0-1 1 0 0,0 1 0 0 0,0 0-1 0 0,-4 3 1 0 0,-2 1-580 0 0,-6 12-10109 0 0</inkml:trace>
   <inkml:trace contextRef="#ctx0" brushRef="#br0" timeOffset="995.72">385 246 1008 0 0,'0'0'17307'0'0,"2"-13"-15446"0"0,72-207 1727 0 0,-73 219-3390 0 0,11 33 26 0 0,-4-5 24 0 0,1 1 0 0 0,22 45 0 0 0,-4-22-5629 0 0,-26-49 3932 0 0,3 6-1844 0 0</inkml:trace>
-  <inkml:trace contextRef="#ctx0" brushRef="#br0" timeOffset="1206.61">382 139 104 0 0,'0'0'10570'0'0,"29"7"-5037"0"0,-10-6-5375 0 0,0 0-1 0 0,28-2 1 0 0,-18-3-3719 0 0,-2-1-4138 0 0,-24 4 4683 0 0</inkml:trace>
+  <inkml:trace contextRef="#ctx0" brushRef="#br0" timeOffset="1206.59">382 139 104 0 0,'0'0'10570'0'0,"29"7"-5037"0"0,-10-6-5375 0 0,0 0-1 0 0,28-2 1 0 0,-18-3-3719 0 0,-2-1-4138 0 0,-24 4 4683 0 0</inkml:trace>
   <inkml:trace contextRef="#ctx0" brushRef="#br0" timeOffset="1498.53">695 25 520 0 0,'0'0'6413'0'0,"-9"2"371"0"0,3 1-5053 0 0,3 14-569 0 0,0 0 0 0 0,0 1 0 0 0,2-1-1 0 0,0 0 1 0 0,3 28 0 0 0,-2 30-6643 0 0,0-73 3583 0 0,-1 6-7287 0 0</inkml:trace>
   <inkml:trace contextRef="#ctx0" brushRef="#br0" timeOffset="1804.03">649 52 340 0 0,'12'-30'11910'0'0,"-10"28"-11722"0"0,-1 1 0 0 0,1 0 0 0 0,0 0 0 0 0,0 0 0 0 0,0 0 0 0 0,0 1 1 0 0,0-1-1 0 0,0 0 0 0 0,0 1 0 0 0,0-1 0 0 0,0 1 0 0 0,1 0 0 0 0,-1 0 0 0 0,0 0 1 0 0,0 0-1 0 0,0 0 0 0 0,0 0 0 0 0,0 1 0 0 0,0-1 0 0 0,1 1 0 0 0,-1-1 0 0 0,0 1 0 0 0,0 0 1 0 0,0 0-1 0 0,-1-1 0 0 0,1 2 0 0 0,0-1 0 0 0,0 0 0 0 0,0 0 0 0 0,-1 0 0 0 0,3 3 1 0 0,3 1-92 0 0,-1 1 0 0 0,0-1 0 0 0,0 1 0 0 0,-1 0 0 0 0,0 1 0 0 0,9 13 0 0 0,-12-17 41 0 0,0 0-1 0 0,-1 1 1 0 0,1-1-1 0 0,0 1 0 0 0,-1-1 1 0 0,0 1-1 0 0,0-1 1 0 0,0 1-1 0 0,-1 0 1 0 0,1 0-1 0 0,-1 0 1 0 0,0-1-1 0 0,0 1 1 0 0,0 0-1 0 0,0 0 1 0 0,-1 0-1 0 0,1-1 1 0 0,-1 1-1 0 0,0 0 1 0 0,0-1-1 0 0,0 1 1 0 0,-3 4-1 0 0,-1-1 88 0 0,0 0 1 0 0,0-1-1 0 0,-1 1 0 0 0,0-1 1 0 0,0 0-1 0 0,-1 0 0 0 0,0-1 1 0 0,-12 8-1 0 0,10-6-782 0 0,-14 8-2300 0 0,15-11-1973 0 0,-1-2-3532 0 0,0 0 3233 0 0</inkml:trace>
 </inkml:ink>
@@ -7700,7 +8283,7 @@
   <inkml:trace contextRef="#ctx0" brushRef="#br0" timeOffset="-2852.65">147 1983 2496 0 0,'0'0'2008'0'0,"18"0"4168"0"0,46-5-2639 0 0,-40 1-6274 0 0,-3-2-4181 0 0,-9 3 4760 0 0</inkml:trace>
   <inkml:trace contextRef="#ctx0" brushRef="#br0" timeOffset="-2672.14">406 1923 1480 0 0,'0'0'1604'0'0,"13"-3"636"0"0,0 0-847 0 0,1 0-613 0 0,-1 1-824 0 0,1 0-1064 0 0,3 1-2833 0 0</inkml:trace>
   <inkml:trace contextRef="#ctx0" brushRef="#br0" timeOffset="-2460.92">625 1895 2292 0 0,'41'1'10621'0'0,"-1"-1"-5105"0"0,0-2-7083 0 0,-3-2-9154 0 0</inkml:trace>
-  <inkml:trace contextRef="#ctx0" brushRef="#br0" timeOffset="-2288.32">982 1868 1912 0 0,'0'0'5541'0'0,"16"0"-1669"0"0,-3-1-1284 0 0,1 0-912 0 0,0 0-1284 0 0,3-1-776 0 0,1 0-1112 0 0,-1 2-1280 0 0,2-1-3221 0 0</inkml:trace>
+  <inkml:trace contextRef="#ctx0" brushRef="#br0" timeOffset="-2288.34">982 1868 1912 0 0,'0'0'5541'0'0,"16"0"-1669"0"0,-3-1-1284 0 0,1 0-912 0 0,0 0-1284 0 0,3-1-776 0 0,1 0-1112 0 0,-1 2-1280 0 0,2-1-3221 0 0</inkml:trace>
   <inkml:trace contextRef="#ctx0" brushRef="#br0" timeOffset="-2063.48">1308 1831 332 0 0,'14'-2'4780'0'0,"-2"-1"-1631"0"0,0 2-1077 0 0,0 0-960 0 0,2-2-1040 0 0,-1 2-1404 0 0,-1 1-3000 0 0,0-1 883 0 0</inkml:trace>
   <inkml:trace contextRef="#ctx0" brushRef="#br0" timeOffset="-1392.67">1621 1781 416 0 0,'1'-2'17008'0'0,"21"-2"-13268"0"0,27 0-4847 0 0,-47 4 584 0 0,3-1 217 0 0,16-2-12408 0 0</inkml:trace>
   <inkml:trace contextRef="#ctx0" brushRef="#br0" timeOffset="-1012.06">1734 1645 8 0 0,'0'0'9211'0'0,"-13"-32"1419"0"0,7 21-10599 0 0,-2 1-1019 0 0,-4-6-1035 0 0,0 1-8311 0 0,5 7 6203 0 0</inkml:trace>
@@ -7718,7 +8301,7 @@
   <inkml:trace contextRef="#ctx0" brushRef="#br0" timeOffset="-2852.65">146 1983 2496 0 0,'0'0'2008'0'0,"18"0"4168"0"0,46-5-2639 0 0,-40 1-6274 0 0,-3-2-4181 0 0,-9 3 4760 0 0</inkml:trace>
   <inkml:trace contextRef="#ctx0" brushRef="#br0" timeOffset="-2672.14">406 1923 1480 0 0,'0'0'1604'0'0,"13"-3"636"0"0,0 0-847 0 0,1 0-613 0 0,-1 1-824 0 0,1 0-1064 0 0,3 1-2833 0 0</inkml:trace>
   <inkml:trace contextRef="#ctx0" brushRef="#br0" timeOffset="-2460.92">624 1895 2292 0 0,'41'1'10621'0'0,"-1"-1"-5105"0"0,0-2-7083 0 0,-3-2-9154 0 0</inkml:trace>
-  <inkml:trace contextRef="#ctx0" brushRef="#br0" timeOffset="-2288.32">982 1868 1912 0 0,'0'0'5541'0'0,"16"0"-1669"0"0,-3-1-1284 0 0,1 0-912 0 0,0 0-1284 0 0,3-1-776 0 0,1 0-1112 0 0,-1 2-1280 0 0,2-1-3221 0 0</inkml:trace>
+  <inkml:trace contextRef="#ctx0" brushRef="#br0" timeOffset="-2288.34">982 1868 1912 0 0,'0'0'5541'0'0,"16"0"-1669"0"0,-3-1-1284 0 0,1 0-912 0 0,0 0-1284 0 0,3-1-776 0 0,1 0-1112 0 0,-1 2-1280 0 0,2-1-3221 0 0</inkml:trace>
   <inkml:trace contextRef="#ctx0" brushRef="#br0" timeOffset="-2063.48">1308 1831 332 0 0,'14'-2'4780'0'0,"-2"-1"-1631"0"0,0 2-1077 0 0,0 0-960 0 0,2-2-1040 0 0,-1 2-1404 0 0,-1 1-3000 0 0,0-1 883 0 0</inkml:trace>
   <inkml:trace contextRef="#ctx0" brushRef="#br0" timeOffset="-1392.67">1621 1781 416 0 0,'1'-2'17008'0'0,"21"-2"-13268"0"0,27 0-4847 0 0,-47 4 584 0 0,3-1 217 0 0,16-2-12408 0 0</inkml:trace>
   <inkml:trace contextRef="#ctx0" brushRef="#br0" timeOffset="-1012.06">1734 1645 8 0 0,'0'0'9211'0'0,"-13"-32"1419"0"0,7 21-10599 0 0,-2 1-1019 0 0,-4-6-1035 0 0,0 1-8311 0 0,5 7 6203 0 0</inkml:trace>

--- a/docs/SystemDesignDocument.docx
+++ b/docs/SystemDesignDocument.docx
@@ -2135,21 +2135,7 @@
         <w:rPr>
           <w:rFonts w:cstheme="minorHAnsi"/>
         </w:rPr>
-        <w:t xml:space="preserve">Solving the output capacitance equation from the datasheet. Assume 30% inductor current ripple for a ballpark minimum. Set the voltage ripple to 100mV, </w:t>
-      </w:r>
-      <w:proofErr w:type="spellStart"/>
-      <w:r>
-        <w:rPr>
-          <w:rFonts w:cstheme="minorHAnsi"/>
-        </w:rPr>
-        <w:t>Iout</w:t>
-      </w:r>
-      <w:proofErr w:type="spellEnd"/>
-      <w:r>
-        <w:rPr>
-          <w:rFonts w:cstheme="minorHAnsi"/>
-        </w:rPr>
-        <w:t xml:space="preserve"> to 3A, and D to 56%. For worst case solve for a ∆I</w:t>
+        <w:t>Solving the output capacitance equation from the datasheet. Assume 30% inductor current ripple for a ballpark minimum. Set the voltage ripple to 100mV, Iout to 3A, and D to 56%. For worst case solve for a ∆I</w:t>
       </w:r>
       <w:r>
         <w:rPr>
@@ -2177,6 +2163,7 @@
       <w:r>
         <w:rPr>
           <w:rFonts w:cstheme="minorHAnsi"/>
+          <w:noProof/>
         </w:rPr>
         <w:drawing>
           <wp:inline distT="0" distB="0" distL="0" distR="0" wp14:anchorId="1BEC508F" wp14:editId="679B5E04">
@@ -2260,13 +2247,7 @@
           <w:rPr>
             <w:rFonts w:ascii="Cambria Math" w:hAnsi="Cambria Math" w:cstheme="minorHAnsi"/>
           </w:rPr>
-          <m:t>≥</m:t>
-        </m:r>
-        <m:r>
-          <w:rPr>
-            <w:rFonts w:ascii="Cambria Math" w:hAnsi="Cambria Math" w:cstheme="minorHAnsi"/>
-          </w:rPr>
-          <m:t>146</m:t>
+          <m:t>≥146</m:t>
         </m:r>
         <m:r>
           <m:rPr>
@@ -2328,14 +2309,7 @@
           <w:rFonts w:cstheme="minorHAnsi"/>
           <w:vertAlign w:val="subscript"/>
         </w:rPr>
-        <w:t>OUT</w:t>
-      </w:r>
-      <w:r>
-        <w:rPr>
-          <w:rFonts w:cstheme="minorHAnsi"/>
-          <w:vertAlign w:val="subscript"/>
-        </w:rPr>
-        <w:t xml:space="preserve"> </w:t>
+        <w:t xml:space="preserve">OUT </w:t>
       </w:r>
       <w:r>
         <w:rPr>
@@ -2374,13 +2348,7 @@
           <w:rPr>
             <w:rFonts w:ascii="Cambria Math" w:hAnsi="Cambria Math" w:cstheme="minorHAnsi"/>
           </w:rPr>
-          <m:t>≥</m:t>
-        </m:r>
-        <m:r>
-          <w:rPr>
-            <w:rFonts w:ascii="Cambria Math" w:hAnsi="Cambria Math" w:cstheme="minorHAnsi"/>
-          </w:rPr>
-          <m:t>24</m:t>
+          <m:t>≥24</m:t>
         </m:r>
         <m:r>
           <m:rPr>
@@ -2461,6 +2429,7 @@
       <w:r>
         <w:rPr>
           <w:rFonts w:cstheme="minorHAnsi"/>
+          <w:noProof/>
         </w:rPr>
         <w:drawing>
           <wp:inline distT="0" distB="0" distL="0" distR="0" wp14:anchorId="3F0F7D53" wp14:editId="717FEEAC">
@@ -2525,95 +2494,25 @@
         <w:rPr>
           <w:rFonts w:cstheme="minorHAnsi"/>
         </w:rPr>
-        <w:t xml:space="preserve"> and the design example calculates 80µF. For this application, it was decided to use ten 10</w:t>
+        <w:t xml:space="preserve"> and the design example calculates 80µF. For this application, it was decided to use ten 10µF 50V X7R capacitors in a 1210 package</w:t>
       </w:r>
       <w:r>
         <w:rPr>
           <w:rFonts w:cstheme="minorHAnsi"/>
         </w:rPr>
-        <w:t>µF</w:t>
+        <w:t>. These capacitors have an effective capacitance of 7.1µF / ea when 13V is applied to them. The ten capacitor bank will have around 71µF of capacitance, more than the minimum specified 66</w:t>
       </w:r>
       <w:r>
         <w:rPr>
           <w:rFonts w:cstheme="minorHAnsi"/>
         </w:rPr>
-        <w:t xml:space="preserve"> 50V X7R capacitors in a 1210 package</w:t>
+        <w:t xml:space="preserve"> </w:t>
       </w:r>
       <w:r>
         <w:rPr>
           <w:rFonts w:cstheme="minorHAnsi"/>
         </w:rPr>
-        <w:t>. These capacitors have an effective capacitance of 7.1</w:t>
-      </w:r>
-      <w:r>
-        <w:rPr>
-          <w:rFonts w:cstheme="minorHAnsi"/>
-        </w:rPr>
-        <w:t>µF</w:t>
-      </w:r>
-      <w:r>
-        <w:rPr>
-          <w:rFonts w:cstheme="minorHAnsi"/>
-        </w:rPr>
-        <w:t xml:space="preserve"> / </w:t>
-      </w:r>
-      <w:proofErr w:type="spellStart"/>
-      <w:r>
-        <w:rPr>
-          <w:rFonts w:cstheme="minorHAnsi"/>
-        </w:rPr>
-        <w:t>ea</w:t>
-      </w:r>
-      <w:proofErr w:type="spellEnd"/>
-      <w:r>
-        <w:rPr>
-          <w:rFonts w:cstheme="minorHAnsi"/>
-        </w:rPr>
-        <w:t xml:space="preserve"> when 13V is applied to them. The </w:t>
-      </w:r>
-      <w:proofErr w:type="gramStart"/>
-      <w:r>
-        <w:rPr>
-          <w:rFonts w:cstheme="minorHAnsi"/>
-        </w:rPr>
-        <w:t>ten capacitor</w:t>
-      </w:r>
-      <w:proofErr w:type="gramEnd"/>
-      <w:r>
-        <w:rPr>
-          <w:rFonts w:cstheme="minorHAnsi"/>
-        </w:rPr>
-        <w:t xml:space="preserve"> bank will have around 71</w:t>
-      </w:r>
-      <w:r>
-        <w:rPr>
-          <w:rFonts w:cstheme="minorHAnsi"/>
-        </w:rPr>
-        <w:t>µF</w:t>
-      </w:r>
-      <w:r>
-        <w:rPr>
-          <w:rFonts w:cstheme="minorHAnsi"/>
-        </w:rPr>
-        <w:t xml:space="preserve"> of capacitance, more than the minimum specified 66</w:t>
-      </w:r>
-      <w:r>
-        <w:rPr>
-          <w:rFonts w:cstheme="minorHAnsi"/>
-        </w:rPr>
-        <w:t xml:space="preserve"> </w:t>
-      </w:r>
-      <w:r>
-        <w:rPr>
-          <w:rFonts w:cstheme="minorHAnsi"/>
-        </w:rPr>
-        <w:t>µF</w:t>
-      </w:r>
-      <w:r>
-        <w:rPr>
-          <w:rFonts w:cstheme="minorHAnsi"/>
-        </w:rPr>
-        <w:t xml:space="preserve">. </w:t>
+        <w:t xml:space="preserve">µF. </w:t>
       </w:r>
     </w:p>
     <w:p>
@@ -2662,25 +2561,43 @@
         <w:rPr>
           <w:rFonts w:cstheme="minorHAnsi"/>
         </w:rPr>
-        <w:t>µF</w:t>
+        <w:t xml:space="preserve">µF along with a small case size 220nF for HF bypassing. To achieve the 10µF the same 50V X7R caps as the output can be used. For the 220n cap several 100n 0603 50V caps can be used. However, I do not like putting different values of ceramic caps in parallel as it can cause resonance peaking from the high Q circuit  that is formed. An LTspice sim of the input is necessary to determine if this is okay or if </w:t>
       </w:r>
       <w:r>
         <w:rPr>
           <w:rFonts w:cstheme="minorHAnsi"/>
         </w:rPr>
-        <w:t xml:space="preserve"> along with a small case size 220nF for HF bypassing. To achieve the 10</w:t>
+        <w:t>a damping</w:t>
       </w:r>
       <w:r>
         <w:rPr>
           <w:rFonts w:cstheme="minorHAnsi"/>
         </w:rPr>
-        <w:t>µF</w:t>
-      </w:r>
-      <w:r>
+        <w:t xml:space="preserve"> resistance is necessary </w:t>
+      </w:r>
+    </w:p>
+    <w:p>
+      <w:pPr>
+        <w:pStyle w:val="NoSpacing"/>
+        <w:contextualSpacing/>
         <w:rPr>
           <w:rFonts w:cstheme="minorHAnsi"/>
         </w:rPr>
-        <w:t xml:space="preserve"> the same 50V X7R caps as the output can be used. For the 220n cap several 100n 0603 50V caps can be used. However, I do not like putting different values of ceramic caps in parallel as it can cause resonance peaking from the high Q circuit  that is formed. An LTspice sim of the input is necessary to determine if this is okay or if damping resistance is necessary </w:t>
+      </w:pPr>
+    </w:p>
+    <w:p>
+      <w:pPr>
+        <w:pStyle w:val="NoSpacing"/>
+        <w:contextualSpacing/>
+        <w:rPr>
+          <w:rFonts w:cstheme="minorHAnsi"/>
+        </w:rPr>
+      </w:pPr>
+      <w:r>
+        <w:rPr>
+          <w:rFonts w:cstheme="minorHAnsi"/>
+        </w:rPr>
+        <w:t xml:space="preserve">For a buck converter, the input of the supply is also noisy since it is directly connected to a switching FET and does not have a filtering inductor like the output. Because a this a ferrite bead will be placed on the incoming ~24V supply to prevent noise conducting out and then radiating to the surrounding equipment. </w:t>
       </w:r>
     </w:p>
     <w:p>
@@ -8106,7 +8023,7 @@
   </inkml:definitions>
   <inkml:trace contextRef="#ctx0" brushRef="#br0">7 368 1816 0 0,'-6'6'14427'0'0,"6"-2"-10681"0"0,48-3 729 0 0,179-21-949 0 0,9 0-2153 0 0,-3 18-6026 0 0,-196 1-2079 0 0,-16-4-4794 0 0</inkml:trace>
   <inkml:trace contextRef="#ctx0" brushRef="#br0" timeOffset="540.91">679 235 1700 0 0,'-13'-3'5734'0'0,"-12"0"-65"0"0,11 4 610 0 0,14-1-6224 0 0,-1 1 0 0 0,1-1 0 0 0,0 0-1 0 0,-1 1 1 0 0,1-1 0 0 0,0 0-1 0 0,0 0 1 0 0,0 1 0 0 0,-1-1 0 0 0,1 0-1 0 0,0 1 1 0 0,0-1 0 0 0,0 1-1 0 0,0-1 1 0 0,0 0 0 0 0,-1 1 0 0 0,1-1-1 0 0,0 0 1 0 0,0 1 0 0 0,0-1-1 0 0,0 1 1 0 0,0-1 0 0 0,0 0 0 0 0,0 1-1 0 0,1-1 1 0 0,-1 1 0 0 0,0-1-1 0 0,0 0 1 0 0,0 1 0 0 0,0-1 0 0 0,0 0-1 0 0,0 1 1 0 0,1-1 0 0 0,-1 0-1 0 0,0 1 1 0 0,0-1 0 0 0,1 0 0 0 0,-1 1-1 0 0,0-1 1 0 0,0 0 0 0 0,1 0-1 0 0,-1 1 1 0 0,0-1 0 0 0,1 0 0 0 0,-1 0-1 0 0,0 0 1 0 0,1 1 0 0 0,12 13 977 0 0,5-1-725 0 0,0-1 0 0 0,1-1-1 0 0,23 10 1 0 0,-22-11-327 0 0,0 0-1 0 0,27 20 1 0 0,-46-29 36 0 0,0 0 0 0 0,0 0 0 0 0,-1 0 1 0 0,1 0-1 0 0,0 0 0 0 0,0 0 0 0 0,0 0 0 0 0,-1 0 0 0 0,1 1 1 0 0,-1-1-1 0 0,1 0 0 0 0,-1 1 0 0 0,1-1 0 0 0,-1 0 1 0 0,0 1-1 0 0,0-1 0 0 0,1 0 0 0 0,-1 1 0 0 0,0-1 0 0 0,0 1 1 0 0,0-1-1 0 0,-1 0 0 0 0,1 1 0 0 0,0-1 0 0 0,-1 0 0 0 0,1 1 1 0 0,0-1-1 0 0,-1 0 0 0 0,1 1 0 0 0,-1-1 0 0 0,0 0 1 0 0,0 0-1 0 0,1 0 0 0 0,-1 0 0 0 0,0 1 0 0 0,0-1 0 0 0,-2 1 1 0 0,-37 37 547 0 0,-33 14-786 0 0,42-31-4249 0 0,29-21 2397 0 0</inkml:trace>
-  <inkml:trace contextRef="#ctx0" brushRef="#br0" timeOffset="1292.65">1157 261 464 0 0,'0'0'4495'0'0,"-38"2"4211"0"0,32 2-8349 0 0,1 0 0 0 0,-1 0 0 0 0,1 0 0 0 0,0 0 0 0 0,1 1 0 0 0,-1 0 0 0 0,1 0 0 0 0,0 0 0 0 0,0 1 0 0 0,0-1 0 0 0,1 1 0 0 0,0 0 1 0 0,0 0-1 0 0,0 0 0 0 0,1 0 0 0 0,-3 12 0 0 0,4-16-305 0 0,0 1 1 0 0,1 0-1 0 0,-1-1 1 0 0,1 1-1 0 0,-1 0 1 0 0,1 0-1 0 0,0-1 1 0 0,0 1 0 0 0,0 0-1 0 0,1-1 1 0 0,-1 1-1 0 0,0 0 1 0 0,1 0-1 0 0,0-1 1 0 0,0 1-1 0 0,0-1 1 0 0,0 1-1 0 0,0-1 1 0 0,0 1-1 0 0,1-1 1 0 0,-1 0-1 0 0,1 1 1 0 0,-1-1-1 0 0,1 0 1 0 0,0 0-1 0 0,0 0 1 0 0,0-1-1 0 0,0 1 1 0 0,0 0 0 0 0,1-1-1 0 0,-1 1 1 0 0,0-1-1 0 0,1 0 1 0 0,-1 0-1 0 0,1 0 1 0 0,-1 0-1 0 0,1 0 1 0 0,0 0-1 0 0,-1-1 1 0 0,1 1-1 0 0,0-1 1 0 0,2 0-1 0 0,0 1-73 0 0,-1-1-1 0 0,0 0 1 0 0,1-1-1 0 0,-1 1 1 0 0,0-1-1 0 0,0 0 1 0 0,1 0-1 0 0,-1 0 1 0 0,0 0-1 0 0,0-1 0 0 0,0 1 1 0 0,0-1-1 0 0,0 0 1 0 0,-1-1-1 0 0,1 1 1 0 0,-1-1-1 0 0,1 1 1 0 0,-1-1-1 0 0,0 0 1 0 0,0 0-1 0 0,0 0 1 0 0,0-1-1 0 0,-1 1 1 0 0,1-1-1 0 0,-1 0 1 0 0,0 1-1 0 0,0-1 0 0 0,0 0 1 0 0,-1 0-1 0 0,0 0 1 0 0,2-5-1 0 0,-2 4-44 0 0,1 0 0 0 0,-1 1 1 0 0,0-1-1 0 0,0 0 0 0 0,-1 0 0 0 0,1 0 0 0 0,-1 0 0 0 0,0 0 0 0 0,0 0 0 0 0,-1 0 0 0 0,0 0 0 0 0,0 0 0 0 0,0 0 0 0 0,0 1 0 0 0,-1-1 0 0 0,1 0 0 0 0,-1 1 0 0 0,-1-1 0 0 0,1 1 0 0 0,-1 0 1 0 0,1-1-1 0 0,-1 1 0 0 0,0 0 0 0 0,-1 1 0 0 0,-6-8 0 0 0,8 10-14 0 0,1 1-1 0 0,-1-1 1 0 0,0 0 0 0 0,0 0 0 0 0,1 1-1 0 0,-1-1 1 0 0,0 1 0 0 0,0 0 0 0 0,0-1 0 0 0,0 1-1 0 0,1 0 1 0 0,-1 0 0 0 0,0 0 0 0 0,0 0 0 0 0,0 0-1 0 0,0 1 1 0 0,0-1 0 0 0,1 1 0 0 0,-1-1-1 0 0,0 1 1 0 0,0 0 0 0 0,1-1 0 0 0,-1 1 0 0 0,0 0-1 0 0,1 0 1 0 0,-1 0 0 0 0,1 0 0 0 0,-1 1 0 0 0,1-1-1 0 0,-1 0 1 0 0,1 0 0 0 0,0 1 0 0 0,0-1-1 0 0,-2 3 1 0 0,2-2-1166 0 0,2 1-1014 0 0,-1 3 1120 0 0,13 1-8592 0 0</inkml:trace>
+  <inkml:trace contextRef="#ctx0" brushRef="#br0" timeOffset="1292.64">1157 261 464 0 0,'0'0'4495'0'0,"-38"2"4211"0"0,32 2-8349 0 0,1 0 0 0 0,-1 0 0 0 0,1 0 0 0 0,0 0 0 0 0,1 1 0 0 0,-1 0 0 0 0,1 0 0 0 0,0 0 0 0 0,0 1 0 0 0,0-1 0 0 0,1 1 0 0 0,0 0 1 0 0,0 0-1 0 0,0 0 0 0 0,1 0 0 0 0,-3 12 0 0 0,4-16-305 0 0,0 1 1 0 0,1 0-1 0 0,-1-1 1 0 0,1 1-1 0 0,-1 0 1 0 0,1 0-1 0 0,0-1 1 0 0,0 1 0 0 0,0 0-1 0 0,1-1 1 0 0,-1 1-1 0 0,0 0 1 0 0,1 0-1 0 0,0-1 1 0 0,0 1-1 0 0,0-1 1 0 0,0 1-1 0 0,0-1 1 0 0,0 1-1 0 0,1-1 1 0 0,-1 0-1 0 0,1 1 1 0 0,-1-1-1 0 0,1 0 1 0 0,0 0-1 0 0,0 0 1 0 0,0-1-1 0 0,0 1 1 0 0,0 0 0 0 0,1-1-1 0 0,-1 1 1 0 0,0-1-1 0 0,1 0 1 0 0,-1 0-1 0 0,1 0 1 0 0,-1 0-1 0 0,1 0 1 0 0,0 0-1 0 0,-1-1 1 0 0,1 1-1 0 0,0-1 1 0 0,2 0-1 0 0,0 1-73 0 0,-1-1-1 0 0,0 0 1 0 0,1-1-1 0 0,-1 1 1 0 0,0-1-1 0 0,0 0 1 0 0,1 0-1 0 0,-1 0 1 0 0,0 0-1 0 0,0-1 0 0 0,0 1 1 0 0,0-1-1 0 0,0 0 1 0 0,-1-1-1 0 0,1 1 1 0 0,-1-1-1 0 0,1 1 1 0 0,-1-1-1 0 0,0 0 1 0 0,0 0-1 0 0,0 0 1 0 0,0-1-1 0 0,-1 1 1 0 0,1-1-1 0 0,-1 0 1 0 0,0 1-1 0 0,0-1 0 0 0,0 0 1 0 0,-1 0-1 0 0,0 0 1 0 0,2-5-1 0 0,-2 4-44 0 0,1 0 0 0 0,-1 1 1 0 0,0-1-1 0 0,0 0 0 0 0,-1 0 0 0 0,1 0 0 0 0,-1 0 0 0 0,0 0 0 0 0,0 0 0 0 0,-1 0 0 0 0,0 0 0 0 0,0 0 0 0 0,0 0 0 0 0,0 1 0 0 0,-1-1 0 0 0,1 0 0 0 0,-1 1 0 0 0,-1-1 0 0 0,1 1 0 0 0,-1 0 1 0 0,1-1-1 0 0,-1 1 0 0 0,0 0 0 0 0,-1 1 0 0 0,-6-8 0 0 0,8 10-14 0 0,1 1-1 0 0,-1-1 1 0 0,0 0 0 0 0,0 0 0 0 0,1 1-1 0 0,-1-1 1 0 0,0 1 0 0 0,0 0 0 0 0,0-1 0 0 0,0 1-1 0 0,1 0 1 0 0,-1 0 0 0 0,0 0 0 0 0,0 0 0 0 0,0 0-1 0 0,0 1 1 0 0,0-1 0 0 0,1 1 0 0 0,-1-1-1 0 0,0 1 1 0 0,0 0 0 0 0,1-1 0 0 0,-1 1 0 0 0,0 0-1 0 0,1 0 1 0 0,-1 0 0 0 0,1 0 0 0 0,-1 1 0 0 0,1-1-1 0 0,-1 0 1 0 0,1 0 0 0 0,0 1 0 0 0,0-1-1 0 0,-2 3 1 0 0,2-2-1166 0 0,2 1-1014 0 0,-1 3 1120 0 0,13 1-8592 0 0</inkml:trace>
   <inkml:trace contextRef="#ctx0" brushRef="#br0" timeOffset="1600.42">1479 54 2128 0 0,'-49'-12'10787'0'0,"46"12"-10552"0"0,-1 1 0 0 0,1-1 0 0 0,0 1 1 0 0,0 0-1 0 0,-1 0 0 0 0,1 0 0 0 0,0 0 0 0 0,0 1 0 0 0,0-1 0 0 0,0 1 0 0 0,0 0 0 0 0,1 0 0 0 0,-1 0 0 0 0,0 0 1 0 0,1 0-1 0 0,0 0 0 0 0,-1 1 0 0 0,1-1 0 0 0,0 1 0 0 0,0 0 0 0 0,0-1 0 0 0,1 1 0 0 0,-1 0 0 0 0,1 0 0 0 0,0 0 1 0 0,-1 0-1 0 0,1 1 0 0 0,0-1 0 0 0,1 0 0 0 0,-1 0 0 0 0,1 1 0 0 0,-1-1 0 0 0,1 7 0 0 0,0 12 129 0 0,1 0 0 0 0,1 0-1 0 0,1 0 1 0 0,6 26 0 0 0,-1-6-508 0 0,-6-32-329 0 0,-1 1-1 0 0,-1-1 0 0 0,0 1 0 0 0,-2 20 0 0 0,-4-9-3194 0 0,-5-2-3831 0 0,8-18 4354 0 0,-5 3-353 0 0</inkml:trace>
   <inkml:trace contextRef="#ctx0" brushRef="#br0" timeOffset="1788.82">1278 316 2164 0 0,'0'-1'369'0'0,"0"0"0"0"0,0 0 0 0 0,0 0 0 0 0,0 0 1 0 0,0 0-1 0 0,0 0 0 0 0,0 0 0 0 0,0 0 0 0 0,0 0 0 0 0,0 0 0 0 0,1 0 0 0 0,-1 0 0 0 0,0 0 0 0 0,1 0 0 0 0,-1 0 0 0 0,1 0 0 0 0,-1 0 0 0 0,1 0 1 0 0,-1 0-1 0 0,1 0 0 0 0,0 0 0 0 0,1 0 0 0 0,25-15 2875 0 0,49 3-5297 0 0,-51 9 470 0 0,23-7-4627 0 0,-33 7 4563 0 0</inkml:trace>
   <inkml:trace contextRef="#ctx0" brushRef="#br0" timeOffset="2063.51">1686 73 2264 0 0,'-1'-2'462'0'0,"0"0"-1"0"0,0 1 1 0 0,0-1-1 0 0,0 0 1 0 0,-1 1-1 0 0,1-1 0 0 0,-1 1 1 0 0,1 0-1 0 0,-1-1 1 0 0,1 1-1 0 0,-1 0 1 0 0,0 0-1 0 0,1 0 1 0 0,-1 0-1 0 0,0 0 1 0 0,0 0-1 0 0,0 1 1 0 0,0-1-1 0 0,1 1 0 0 0,-1-1 1 0 0,0 1-1 0 0,0 0 1 0 0,0-1-1 0 0,0 1 1 0 0,0 0-1 0 0,0 1 1 0 0,0-1-1 0 0,-3 0 1 0 0,2 2-233 0 0,1-1 1 0 0,0 1 0 0 0,-1-1 0 0 0,1 1 0 0 0,0 0 0 0 0,0 0 0 0 0,0 0 0 0 0,0 0-1 0 0,0 0 1 0 0,1 0 0 0 0,-1 0 0 0 0,1 1 0 0 0,-1-1 0 0 0,1 1 0 0 0,0-1 0 0 0,0 1-1 0 0,0-1 1 0 0,0 1 0 0 0,0 0 0 0 0,0 3 0 0 0,-3 15 249 0 0,2 0 0 0 0,0 0 0 0 0,1 1-1 0 0,1-1 1 0 0,5 34 0 0 0,-1 0-2518 0 0,-5-1-4012 0 0</inkml:trace>
@@ -8239,7 +8156,7 @@
   <inkml:trace contextRef="#ctx0" brushRef="#br0">62 0 2568 0 0,'3'0'18124'0'0,"-2"3"-18385"0"0,-8 55 4231 0 0,-16 29-2174 0 0,15-61-1268 0 0,0-2-256 0 0,3-7-132 0 0,0 0 0 0 0,-5 29 0 0 0,10-44-146 0 0,12 6-220 0 0,0-9-275 0 0,1-1-1 0 0,-1 0 1 0 0,0 0-1 0 0,24-9 0 0 0,0-2-3598 0 0,-22 7 1121 0 0,-12 6 1074 0 0</inkml:trace>
   <inkml:trace contextRef="#ctx0" brushRef="#br0" timeOffset="512.02">228 101 852 0 0,'-5'-7'14062'0'0,"1"6"-14585"0"0,3 1 683 0 0,-1 1 1 0 0,1 0-1 0 0,-1 0 0 0 0,1 0 0 0 0,0 0 0 0 0,0 0 0 0 0,0 0 0 0 0,0 0 0 0 0,0 0 0 0 0,0 1 1 0 0,0-1-1 0 0,0 0 0 0 0,0 1 0 0 0,0-1 0 0 0,1 0 0 0 0,-1 1 0 0 0,0-1 0 0 0,0 4 0 0 0,-9 26 1621 0 0,10-28-1661 0 0,-1 0 0 0 0,1 0-1 0 0,0 1 1 0 0,-1-1-1 0 0,1 0 1 0 0,1 0 0 0 0,-1 1-1 0 0,0-1 1 0 0,1 0-1 0 0,0 0 1 0 0,0 0 0 0 0,0 0-1 0 0,0 0 1 0 0,0 0-1 0 0,1 0 1 0 0,-1 0 0 0 0,1 0-1 0 0,-1 0 1 0 0,1-1-1 0 0,0 1 1 0 0,1-1 0 0 0,-1 1-1 0 0,0-1 1 0 0,0 0-1 0 0,1 0 1 0 0,0 0 0 0 0,-1 0-1 0 0,1 0 1 0 0,0-1-1 0 0,0 1 1 0 0,0-1 0 0 0,0 0-1 0 0,0 0 1 0 0,0 0-1 0 0,0 0 1 0 0,0 0 0 0 0,6 0-1 0 0,-6 0-138 0 0,0-1-1 0 0,0 1 1 0 0,0-1 0 0 0,0 1-1 0 0,0-1 1 0 0,0 0-1 0 0,0 0 1 0 0,-1-1 0 0 0,1 1-1 0 0,0-1 1 0 0,0 1-1 0 0,0-1 1 0 0,0 0 0 0 0,0 0-1 0 0,-1 0 1 0 0,1 0-1 0 0,0-1 1 0 0,-1 1 0 0 0,1-1-1 0 0,-1 1 1 0 0,1-1 0 0 0,-1 0-1 0 0,0 0 1 0 0,0 0-1 0 0,0 0 1 0 0,0 0 0 0 0,0-1-1 0 0,-1 1 1 0 0,1-1-1 0 0,0 1 1 0 0,-1-1 0 0 0,0 0-1 0 0,0 1 1 0 0,0-1-1 0 0,0 0 1 0 0,0 0 0 0 0,0 0-1 0 0,-1 0 1 0 0,1 1-1 0 0,-1-7 1 0 0,0 5-47 0 0,0-1 1 0 0,-1 1-1 0 0,1 0 1 0 0,-1-1-1 0 0,0 1 0 0 0,0 0 1 0 0,0-1-1 0 0,-1 1 1 0 0,1 0-1 0 0,-1 0 0 0 0,0 0 1 0 0,0 1-1 0 0,-3-5 1 0 0,3 6-109 0 0,0 0 1 0 0,1 1-1 0 0,-1-1 1 0 0,0 1 0 0 0,0 0-1 0 0,0 0 1 0 0,0 0 0 0 0,0-1-1 0 0,0 2 1 0 0,0-1-1 0 0,0 0 1 0 0,0 0 0 0 0,-1 1-1 0 0,1-1 1 0 0,0 1 0 0 0,0 0-1 0 0,-1 0 1 0 0,1-1-1 0 0,0 2 1 0 0,-1-1 0 0 0,1 0-1 0 0,0 0 1 0 0,0 1-1 0 0,-1-1 1 0 0,1 1 0 0 0,0 0-1 0 0,0-1 1 0 0,0 1 0 0 0,0 0-1 0 0,-4 3 1 0 0,-2 1-580 0 0,-6 12-10109 0 0</inkml:trace>
   <inkml:trace contextRef="#ctx0" brushRef="#br0" timeOffset="995.72">385 246 1008 0 0,'0'0'17307'0'0,"2"-13"-15446"0"0,72-207 1727 0 0,-73 219-3390 0 0,11 33 26 0 0,-4-5 24 0 0,1 1 0 0 0,22 45 0 0 0,-4-22-5629 0 0,-26-49 3932 0 0,3 6-1844 0 0</inkml:trace>
-  <inkml:trace contextRef="#ctx0" brushRef="#br0" timeOffset="1206.59">382 139 104 0 0,'0'0'10570'0'0,"29"7"-5037"0"0,-10-6-5375 0 0,0 0-1 0 0,28-2 1 0 0,-18-3-3719 0 0,-2-1-4138 0 0,-24 4 4683 0 0</inkml:trace>
+  <inkml:trace contextRef="#ctx0" brushRef="#br0" timeOffset="1206.58">382 139 104 0 0,'0'0'10570'0'0,"29"7"-5037"0"0,-10-6-5375 0 0,0 0-1 0 0,28-2 1 0 0,-18-3-3719 0 0,-2-1-4138 0 0,-24 4 4683 0 0</inkml:trace>
   <inkml:trace contextRef="#ctx0" brushRef="#br0" timeOffset="1498.53">695 25 520 0 0,'0'0'6413'0'0,"-9"2"371"0"0,3 1-5053 0 0,3 14-569 0 0,0 0 0 0 0,0 1 0 0 0,2-1-1 0 0,0 0 1 0 0,3 28 0 0 0,-2 30-6643 0 0,0-73 3583 0 0,-1 6-7287 0 0</inkml:trace>
   <inkml:trace contextRef="#ctx0" brushRef="#br0" timeOffset="1804.03">649 52 340 0 0,'12'-30'11910'0'0,"-10"28"-11722"0"0,-1 1 0 0 0,1 0 0 0 0,0 0 0 0 0,0 0 0 0 0,0 0 0 0 0,0 1 1 0 0,0-1-1 0 0,0 0 0 0 0,0 1 0 0 0,0-1 0 0 0,0 1 0 0 0,1 0 0 0 0,-1 0 0 0 0,0 0 1 0 0,0 0-1 0 0,0 0 0 0 0,0 0 0 0 0,0 1 0 0 0,0-1 0 0 0,1 1 0 0 0,-1-1 0 0 0,0 1 0 0 0,0 0 1 0 0,0 0-1 0 0,-1-1 0 0 0,1 2 0 0 0,0-1 0 0 0,0 0 0 0 0,0 0 0 0 0,-1 0 0 0 0,3 3 1 0 0,3 1-92 0 0,-1 1 0 0 0,0-1 0 0 0,0 1 0 0 0,-1 0 0 0 0,0 1 0 0 0,9 13 0 0 0,-12-17 41 0 0,0 0-1 0 0,-1 1 1 0 0,1-1-1 0 0,0 1 0 0 0,-1-1 1 0 0,0 1-1 0 0,0-1 1 0 0,0 1-1 0 0,-1 0 1 0 0,1 0-1 0 0,-1 0 1 0 0,0-1-1 0 0,0 1 1 0 0,0 0-1 0 0,0 0 1 0 0,-1 0-1 0 0,1-1 1 0 0,-1 1-1 0 0,0 0 1 0 0,0-1-1 0 0,0 1 1 0 0,-3 4-1 0 0,-1-1 88 0 0,0 0 1 0 0,0-1-1 0 0,-1 1 0 0 0,0-1 1 0 0,0 0-1 0 0,-1 0 0 0 0,0-1 1 0 0,-12 8-1 0 0,10-6-782 0 0,-14 8-2300 0 0,15-11-1973 0 0,-1-2-3532 0 0,0 0 3233 0 0</inkml:trace>
 </inkml:ink>

--- a/docs/SystemDesignDocument.docx
+++ b/docs/SystemDesignDocument.docx
@@ -2135,7 +2135,21 @@
         <w:rPr>
           <w:rFonts w:cstheme="minorHAnsi"/>
         </w:rPr>
-        <w:t>Solving the output capacitance equation from the datasheet. Assume 30% inductor current ripple for a ballpark minimum. Set the voltage ripple to 100mV, Iout to 3A, and D to 56%. For worst case solve for a ∆I</w:t>
+        <w:t xml:space="preserve">Solving the output capacitance equation from the datasheet. Assume 30% inductor current ripple for a ballpark minimum. Set the voltage ripple to 100mV, </w:t>
+      </w:r>
+      <w:proofErr w:type="spellStart"/>
+      <w:r>
+        <w:rPr>
+          <w:rFonts w:cstheme="minorHAnsi"/>
+        </w:rPr>
+        <w:t>Iout</w:t>
+      </w:r>
+      <w:proofErr w:type="spellEnd"/>
+      <w:r>
+        <w:rPr>
+          <w:rFonts w:cstheme="minorHAnsi"/>
+        </w:rPr>
+        <w:t xml:space="preserve"> to 3A, and D to 56%. For worst case solve for a ∆I</w:t>
       </w:r>
       <w:r>
         <w:rPr>
@@ -2481,7 +2495,14 @@
         <w:rPr>
           <w:rFonts w:cstheme="minorHAnsi"/>
         </w:rPr>
-        <w:t>The datasheet does not give a formula for minimum C</w:t>
+        <w:t xml:space="preserve">The datasheet does not give a formula for minimum </w:t>
+      </w:r>
+      <w:proofErr w:type="gramStart"/>
+      <w:r>
+        <w:rPr>
+          <w:rFonts w:cstheme="minorHAnsi"/>
+        </w:rPr>
+        <w:t>C</w:t>
       </w:r>
       <w:r>
         <w:rPr>
@@ -2490,6 +2511,7 @@
         </w:rPr>
         <w:t>OUT</w:t>
       </w:r>
+      <w:proofErr w:type="gramEnd"/>
       <w:r>
         <w:rPr>
           <w:rFonts w:cstheme="minorHAnsi"/>
@@ -2500,12 +2522,40 @@
         <w:rPr>
           <w:rFonts w:cstheme="minorHAnsi"/>
         </w:rPr>
-        <w:t>. These capacitors have an effective capacitance of 7.1µF / ea when 13V is applied to them. The ten capacitor bank will have around 71µF of capacitance, more than the minimum specified 66</w:t>
-      </w:r>
+        <w:t xml:space="preserve">. These capacitors have an effective capacitance of 7.1µF / </w:t>
+      </w:r>
+      <w:proofErr w:type="spellStart"/>
       <w:r>
         <w:rPr>
           <w:rFonts w:cstheme="minorHAnsi"/>
         </w:rPr>
+        <w:t>ea</w:t>
+      </w:r>
+      <w:proofErr w:type="spellEnd"/>
+      <w:r>
+        <w:rPr>
+          <w:rFonts w:cstheme="minorHAnsi"/>
+        </w:rPr>
+        <w:t xml:space="preserve"> when 13V is applied to them. The </w:t>
+      </w:r>
+      <w:proofErr w:type="gramStart"/>
+      <w:r>
+        <w:rPr>
+          <w:rFonts w:cstheme="minorHAnsi"/>
+        </w:rPr>
+        <w:t>ten capacitor</w:t>
+      </w:r>
+      <w:proofErr w:type="gramEnd"/>
+      <w:r>
+        <w:rPr>
+          <w:rFonts w:cstheme="minorHAnsi"/>
+        </w:rPr>
+        <w:t xml:space="preserve"> bank will have around 71µF of capacitance, more than the minimum specified 66</w:t>
+      </w:r>
+      <w:r>
+        <w:rPr>
+          <w:rFonts w:cstheme="minorHAnsi"/>
+        </w:rPr>
         <w:t xml:space="preserve"> </w:t>
       </w:r>
       <w:r>
@@ -2534,7 +2584,13 @@
       </w:pPr>
       <w:r>
         <w:lastRenderedPageBreak/>
-        <w:t xml:space="preserve">Input Capacitance </w:t>
+        <w:t>Input Capacitance</w:t>
+      </w:r>
+      <w:r>
+        <w:t xml:space="preserve"> and EMI Filter</w:t>
+      </w:r>
+      <w:r>
+        <w:t xml:space="preserve"> </w:t>
       </w:r>
     </w:p>
     <w:p>
@@ -2617,11 +2673,464 @@
           <w:rFonts w:cstheme="minorHAnsi"/>
         </w:rPr>
       </w:pPr>
+      <w:r>
+        <w:rPr>
+          <w:rFonts w:cstheme="minorHAnsi"/>
+        </w:rPr>
+        <w:t xml:space="preserve">The following input EMI filter was designed: </w:t>
+      </w:r>
+    </w:p>
+    <w:p>
+      <w:pPr>
+        <w:pStyle w:val="NoSpacing"/>
+        <w:contextualSpacing/>
+        <w:rPr>
+          <w:rFonts w:cstheme="minorHAnsi"/>
+        </w:rPr>
+      </w:pPr>
     </w:p>
     <w:p>
       <w:pPr>
         <w:spacing w:after="0" w:line="240" w:lineRule="auto"/>
         <w:contextualSpacing/>
+        <w:jc w:val="center"/>
+        <w:rPr>
+          <w:rFonts w:cstheme="minorHAnsi"/>
+        </w:rPr>
+      </w:pPr>
+      <w:r>
+        <w:rPr>
+          <w:rFonts w:cstheme="minorHAnsi"/>
+          <w:noProof/>
+        </w:rPr>
+        <w:drawing>
+          <wp:inline distT="0" distB="0" distL="0" distR="0" wp14:anchorId="69ED6695" wp14:editId="1DA4FE33">
+            <wp:extent cx="4227226" cy="1385400"/>
+            <wp:effectExtent l="0" t="0" r="1905" b="5715"/>
+            <wp:docPr id="50911935" name="Picture 1" descr="A diagram of a circuit&#10;&#10;AI-generated content may be incorrect."/>
+            <wp:cNvGraphicFramePr>
+              <a:graphicFrameLocks xmlns:a="http://schemas.openxmlformats.org/drawingml/2006/main" noChangeAspect="1"/>
+            </wp:cNvGraphicFramePr>
+            <a:graphic xmlns:a="http://schemas.openxmlformats.org/drawingml/2006/main">
+              <a:graphicData uri="http://schemas.openxmlformats.org/drawingml/2006/picture">
+                <pic:pic xmlns:pic="http://schemas.openxmlformats.org/drawingml/2006/picture">
+                  <pic:nvPicPr>
+                    <pic:cNvPr id="50911935" name="Picture 1" descr="A diagram of a circuit&#10;&#10;AI-generated content may be incorrect."/>
+                    <pic:cNvPicPr/>
+                  </pic:nvPicPr>
+                  <pic:blipFill>
+                    <a:blip r:embed="rId24"/>
+                    <a:stretch>
+                      <a:fillRect/>
+                    </a:stretch>
+                  </pic:blipFill>
+                  <pic:spPr>
+                    <a:xfrm>
+                      <a:off x="0" y="0"/>
+                      <a:ext cx="4247405" cy="1392013"/>
+                    </a:xfrm>
+                    <a:prstGeom prst="rect">
+                      <a:avLst/>
+                    </a:prstGeom>
+                  </pic:spPr>
+                </pic:pic>
+              </a:graphicData>
+            </a:graphic>
+          </wp:inline>
+        </w:drawing>
+      </w:r>
+    </w:p>
+    <w:p>
+      <w:pPr>
+        <w:spacing w:after="0" w:line="240" w:lineRule="auto"/>
+        <w:contextualSpacing/>
+        <w:rPr>
+          <w:rFonts w:cstheme="minorHAnsi"/>
+        </w:rPr>
+      </w:pPr>
+    </w:p>
+    <w:p>
+      <w:pPr>
+        <w:spacing w:after="0" w:line="240" w:lineRule="auto"/>
+        <w:contextualSpacing/>
+        <w:rPr>
+          <w:rFonts w:cstheme="minorHAnsi"/>
+        </w:rPr>
+      </w:pPr>
+      <w:r>
+        <w:rPr>
+          <w:rFonts w:cstheme="minorHAnsi"/>
+        </w:rPr>
+        <w:t xml:space="preserve">Resistances were strategically placed and chosen with the help of LTspice to damp out any resonances between the high Q ceramic capacitors. </w:t>
+      </w:r>
+      <w:r>
+        <w:rPr>
+          <w:rFonts w:cstheme="minorHAnsi"/>
+        </w:rPr>
+        <w:t xml:space="preserve">Since a fuse was desired, it was placed in the filter so that its resistance which would typically be undesirable is used to help damp the LC network. </w:t>
+      </w:r>
+    </w:p>
+    <w:p>
+      <w:pPr>
+        <w:spacing w:after="0" w:line="240" w:lineRule="auto"/>
+        <w:contextualSpacing/>
+        <w:rPr>
+          <w:rFonts w:cstheme="minorHAnsi"/>
+        </w:rPr>
+      </w:pPr>
+    </w:p>
+    <w:p>
+      <w:pPr>
+        <w:spacing w:after="0" w:line="240" w:lineRule="auto"/>
+        <w:contextualSpacing/>
+        <w:rPr>
+          <w:rFonts w:cstheme="minorHAnsi"/>
+        </w:rPr>
+      </w:pPr>
+      <w:r>
+        <w:rPr>
+          <w:rFonts w:cstheme="minorHAnsi"/>
+        </w:rPr>
+        <w:t xml:space="preserve">The output impedance seen by the buck is as follows: </w:t>
+      </w:r>
+    </w:p>
+    <w:p>
+      <w:pPr>
+        <w:spacing w:after="0" w:line="240" w:lineRule="auto"/>
+        <w:contextualSpacing/>
+        <w:rPr>
+          <w:rFonts w:cstheme="minorHAnsi"/>
+        </w:rPr>
+      </w:pPr>
+    </w:p>
+    <w:p>
+      <w:pPr>
+        <w:spacing w:after="0" w:line="240" w:lineRule="auto"/>
+        <w:contextualSpacing/>
+        <w:jc w:val="center"/>
+        <w:rPr>
+          <w:rFonts w:cstheme="minorHAnsi"/>
+        </w:rPr>
+      </w:pPr>
+      <w:r>
+        <w:rPr>
+          <w:rFonts w:cstheme="minorHAnsi"/>
+          <w:noProof/>
+        </w:rPr>
+        <w:drawing>
+          <wp:inline distT="0" distB="0" distL="0" distR="0" wp14:anchorId="34D0B5FA" wp14:editId="79F97A55">
+            <wp:extent cx="4609475" cy="2800525"/>
+            <wp:effectExtent l="0" t="0" r="635" b="0"/>
+            <wp:docPr id="711489069" name="Picture 1"/>
+            <wp:cNvGraphicFramePr>
+              <a:graphicFrameLocks xmlns:a="http://schemas.openxmlformats.org/drawingml/2006/main" noChangeAspect="1"/>
+            </wp:cNvGraphicFramePr>
+            <a:graphic xmlns:a="http://schemas.openxmlformats.org/drawingml/2006/main">
+              <a:graphicData uri="http://schemas.openxmlformats.org/drawingml/2006/picture">
+                <pic:pic xmlns:pic="http://schemas.openxmlformats.org/drawingml/2006/picture">
+                  <pic:nvPicPr>
+                    <pic:cNvPr id="711489069" name="Picture 1"/>
+                    <pic:cNvPicPr/>
+                  </pic:nvPicPr>
+                  <pic:blipFill>
+                    <a:blip r:embed="rId25"/>
+                    <a:stretch>
+                      <a:fillRect/>
+                    </a:stretch>
+                  </pic:blipFill>
+                  <pic:spPr>
+                    <a:xfrm>
+                      <a:off x="0" y="0"/>
+                      <a:ext cx="4618271" cy="2805869"/>
+                    </a:xfrm>
+                    <a:prstGeom prst="rect">
+                      <a:avLst/>
+                    </a:prstGeom>
+                  </pic:spPr>
+                </pic:pic>
+              </a:graphicData>
+            </a:graphic>
+          </wp:inline>
+        </w:drawing>
+      </w:r>
+    </w:p>
+    <w:p>
+      <w:pPr>
+        <w:spacing w:after="0" w:line="240" w:lineRule="auto"/>
+        <w:contextualSpacing/>
+        <w:rPr>
+          <w:rFonts w:cstheme="minorHAnsi"/>
+        </w:rPr>
+      </w:pPr>
+    </w:p>
+    <w:p>
+      <w:pPr>
+        <w:spacing w:after="0" w:line="240" w:lineRule="auto"/>
+        <w:contextualSpacing/>
+        <w:rPr>
+          <w:rFonts w:cstheme="minorHAnsi"/>
+        </w:rPr>
+      </w:pPr>
+      <w:r>
+        <w:rPr>
+          <w:rFonts w:cstheme="minorHAnsi"/>
+        </w:rPr>
+        <w:t xml:space="preserve">The Y axis of the above graph is Ohms. </w:t>
+      </w:r>
+      <w:r>
+        <w:rPr>
+          <w:rFonts w:cstheme="minorHAnsi"/>
+        </w:rPr>
+        <w:t>Note the large spike at ~175 kHz is not ideal. However, since that spike is only ~0.125Ω and since it can easily be adjusted by changing the damping resistor it will be left and tested. If the buck is still stable, this filter will provide superior damping.</w:t>
+      </w:r>
+    </w:p>
+    <w:p>
+      <w:pPr>
+        <w:rPr>
+          <w:rFonts w:cstheme="minorHAnsi"/>
+        </w:rPr>
+      </w:pPr>
+      <w:r>
+        <w:rPr>
+          <w:rFonts w:cstheme="minorHAnsi"/>
+        </w:rPr>
+        <w:br w:type="page"/>
+      </w:r>
+    </w:p>
+    <w:p>
+      <w:pPr>
+        <w:spacing w:after="0" w:line="240" w:lineRule="auto"/>
+        <w:contextualSpacing/>
+        <w:rPr>
+          <w:rFonts w:cstheme="minorHAnsi"/>
+        </w:rPr>
+      </w:pPr>
+    </w:p>
+    <w:p>
+      <w:pPr>
+        <w:spacing w:after="0" w:line="240" w:lineRule="auto"/>
+        <w:contextualSpacing/>
+        <w:rPr>
+          <w:rFonts w:cstheme="minorHAnsi"/>
+        </w:rPr>
+      </w:pPr>
+      <w:r>
+        <w:rPr>
+          <w:rFonts w:cstheme="minorHAnsi"/>
+        </w:rPr>
+        <w:t xml:space="preserve">The input impedance </w:t>
+      </w:r>
+      <w:r>
+        <w:rPr>
+          <w:rFonts w:cstheme="minorHAnsi"/>
+        </w:rPr>
+        <w:t xml:space="preserve">seen by the power supply source is as follows: </w:t>
+      </w:r>
+    </w:p>
+    <w:p>
+      <w:pPr>
+        <w:spacing w:after="0" w:line="240" w:lineRule="auto"/>
+        <w:contextualSpacing/>
+        <w:rPr>
+          <w:rFonts w:cstheme="minorHAnsi"/>
+        </w:rPr>
+      </w:pPr>
+    </w:p>
+    <w:p>
+      <w:pPr>
+        <w:spacing w:after="0" w:line="240" w:lineRule="auto"/>
+        <w:contextualSpacing/>
+        <w:jc w:val="center"/>
+        <w:rPr>
+          <w:rFonts w:cstheme="minorHAnsi"/>
+        </w:rPr>
+      </w:pPr>
+      <w:r>
+        <w:rPr>
+          <w:rFonts w:cstheme="minorHAnsi"/>
+          <w:noProof/>
+        </w:rPr>
+        <w:drawing>
+          <wp:inline distT="0" distB="0" distL="0" distR="0" wp14:anchorId="0D9B13A7" wp14:editId="220FC045">
+            <wp:extent cx="4467879" cy="2705724"/>
+            <wp:effectExtent l="0" t="0" r="0" b="0"/>
+            <wp:docPr id="1158453208" name="Picture 1" descr="A graph with lines and dots&#10;&#10;AI-generated content may be incorrect."/>
+            <wp:cNvGraphicFramePr>
+              <a:graphicFrameLocks xmlns:a="http://schemas.openxmlformats.org/drawingml/2006/main" noChangeAspect="1"/>
+            </wp:cNvGraphicFramePr>
+            <a:graphic xmlns:a="http://schemas.openxmlformats.org/drawingml/2006/main">
+              <a:graphicData uri="http://schemas.openxmlformats.org/drawingml/2006/picture">
+                <pic:pic xmlns:pic="http://schemas.openxmlformats.org/drawingml/2006/picture">
+                  <pic:nvPicPr>
+                    <pic:cNvPr id="1158453208" name="Picture 1" descr="A graph with lines and dots&#10;&#10;AI-generated content may be incorrect."/>
+                    <pic:cNvPicPr/>
+                  </pic:nvPicPr>
+                  <pic:blipFill>
+                    <a:blip r:embed="rId26"/>
+                    <a:stretch>
+                      <a:fillRect/>
+                    </a:stretch>
+                  </pic:blipFill>
+                  <pic:spPr>
+                    <a:xfrm>
+                      <a:off x="0" y="0"/>
+                      <a:ext cx="4476748" cy="2711095"/>
+                    </a:xfrm>
+                    <a:prstGeom prst="rect">
+                      <a:avLst/>
+                    </a:prstGeom>
+                  </pic:spPr>
+                </pic:pic>
+              </a:graphicData>
+            </a:graphic>
+          </wp:inline>
+        </w:drawing>
+      </w:r>
+    </w:p>
+    <w:p>
+      <w:pPr>
+        <w:spacing w:after="0" w:line="240" w:lineRule="auto"/>
+        <w:contextualSpacing/>
+        <w:rPr>
+          <w:rFonts w:cstheme="minorHAnsi"/>
+        </w:rPr>
+      </w:pPr>
+    </w:p>
+    <w:p>
+      <w:pPr>
+        <w:spacing w:after="0" w:line="240" w:lineRule="auto"/>
+        <w:contextualSpacing/>
+        <w:rPr>
+          <w:rFonts w:cstheme="minorHAnsi"/>
+        </w:rPr>
+      </w:pPr>
+      <w:r>
+        <w:rPr>
+          <w:rFonts w:cstheme="minorHAnsi"/>
+        </w:rPr>
+        <w:t>The above input impedance shows</w:t>
+      </w:r>
+      <w:r>
+        <w:rPr>
+          <w:rFonts w:cstheme="minorHAnsi"/>
+        </w:rPr>
+        <w:t xml:space="preserve"> that the ferrite bead in combination with the ceramic capacitors cause a huge spike in input impedance that will attenuate high frequency current pulses from the s</w:t>
+      </w:r>
+      <w:r>
+        <w:rPr>
+          <w:rFonts w:cstheme="minorHAnsi"/>
+        </w:rPr>
+        <w:t>upply</w:t>
+      </w:r>
+      <w:r>
+        <w:rPr>
+          <w:rFonts w:cstheme="minorHAnsi"/>
+        </w:rPr>
+        <w:t xml:space="preserve">. </w:t>
+      </w:r>
+    </w:p>
+    <w:p>
+      <w:pPr>
+        <w:spacing w:after="0" w:line="240" w:lineRule="auto"/>
+        <w:contextualSpacing/>
+        <w:jc w:val="both"/>
+        <w:rPr>
+          <w:rFonts w:cstheme="minorHAnsi"/>
+        </w:rPr>
+      </w:pPr>
+    </w:p>
+    <w:p>
+      <w:pPr>
+        <w:spacing w:after="0" w:line="240" w:lineRule="auto"/>
+        <w:contextualSpacing/>
+        <w:jc w:val="both"/>
+        <w:rPr>
+          <w:rFonts w:cstheme="minorHAnsi"/>
+        </w:rPr>
+      </w:pPr>
+      <w:r>
+        <w:rPr>
+          <w:rFonts w:cstheme="minorHAnsi"/>
+        </w:rPr>
+        <w:t xml:space="preserve">And the overall frequency response from input -&gt; output of the filter: </w:t>
+      </w:r>
+    </w:p>
+    <w:p>
+      <w:pPr>
+        <w:spacing w:after="0" w:line="240" w:lineRule="auto"/>
+        <w:contextualSpacing/>
+        <w:jc w:val="both"/>
+        <w:rPr>
+          <w:rFonts w:cstheme="minorHAnsi"/>
+        </w:rPr>
+      </w:pPr>
+    </w:p>
+    <w:p>
+      <w:pPr>
+        <w:spacing w:after="0" w:line="240" w:lineRule="auto"/>
+        <w:contextualSpacing/>
+        <w:jc w:val="center"/>
+        <w:rPr>
+          <w:rFonts w:cstheme="minorHAnsi"/>
+        </w:rPr>
+      </w:pPr>
+      <w:r>
+        <w:rPr>
+          <w:rFonts w:cstheme="minorHAnsi"/>
+          <w:noProof/>
+        </w:rPr>
+        <w:drawing>
+          <wp:inline distT="0" distB="0" distL="0" distR="0" wp14:anchorId="1D5D1152" wp14:editId="0CD9C9CF">
+            <wp:extent cx="4609475" cy="2795182"/>
+            <wp:effectExtent l="0" t="0" r="635" b="5715"/>
+            <wp:docPr id="1870428930" name="Picture 1" descr="A graph of a graph&#10;&#10;AI-generated content may be incorrect."/>
+            <wp:cNvGraphicFramePr>
+              <a:graphicFrameLocks xmlns:a="http://schemas.openxmlformats.org/drawingml/2006/main" noChangeAspect="1"/>
+            </wp:cNvGraphicFramePr>
+            <a:graphic xmlns:a="http://schemas.openxmlformats.org/drawingml/2006/main">
+              <a:graphicData uri="http://schemas.openxmlformats.org/drawingml/2006/picture">
+                <pic:pic xmlns:pic="http://schemas.openxmlformats.org/drawingml/2006/picture">
+                  <pic:nvPicPr>
+                    <pic:cNvPr id="1870428930" name="Picture 1" descr="A graph of a graph&#10;&#10;AI-generated content may be incorrect."/>
+                    <pic:cNvPicPr/>
+                  </pic:nvPicPr>
+                  <pic:blipFill>
+                    <a:blip r:embed="rId27"/>
+                    <a:stretch>
+                      <a:fillRect/>
+                    </a:stretch>
+                  </pic:blipFill>
+                  <pic:spPr>
+                    <a:xfrm>
+                      <a:off x="0" y="0"/>
+                      <a:ext cx="4629707" cy="2807450"/>
+                    </a:xfrm>
+                    <a:prstGeom prst="rect">
+                      <a:avLst/>
+                    </a:prstGeom>
+                  </pic:spPr>
+                </pic:pic>
+              </a:graphicData>
+            </a:graphic>
+          </wp:inline>
+        </w:drawing>
+      </w:r>
+    </w:p>
+    <w:p>
+      <w:pPr>
+        <w:spacing w:after="0" w:line="240" w:lineRule="auto"/>
+        <w:contextualSpacing/>
+        <w:jc w:val="center"/>
+        <w:rPr>
+          <w:rFonts w:cstheme="minorHAnsi"/>
+        </w:rPr>
+      </w:pPr>
+    </w:p>
+    <w:p>
+      <w:pPr>
+        <w:spacing w:after="0" w:line="240" w:lineRule="auto"/>
+        <w:contextualSpacing/>
+        <w:jc w:val="both"/>
         <w:rPr>
           <w:rFonts w:cstheme="minorHAnsi"/>
         </w:rPr>
@@ -2722,7 +3231,7 @@
                 <wp:cNvGraphicFramePr/>
                 <a:graphic xmlns:a="http://schemas.openxmlformats.org/drawingml/2006/main">
                   <a:graphicData uri="http://schemas.microsoft.com/office/word/2010/wordprocessingInk">
-                    <w14:contentPart bwMode="auto" r:id="rId24">
+                    <w14:contentPart bwMode="auto" r:id="rId28">
                       <w14:nvContentPartPr>
                         <w14:cNvContentPartPr/>
                       </w14:nvContentPartPr>
@@ -4439,12 +4948,177 @@
     </w:p>
     <w:p>
       <w:pPr>
+        <w:pStyle w:val="Heading4"/>
+      </w:pPr>
+      <w:r>
+        <w:lastRenderedPageBreak/>
+        <w:t xml:space="preserve">Finalized Control Loop </w:t>
+      </w:r>
+    </w:p>
+    <w:p>
+      <w:pPr>
         <w:tabs>
           <w:tab w:val="left" w:pos="2006"/>
         </w:tabs>
         <w:spacing w:after="0" w:line="240" w:lineRule="auto"/>
         <w:contextualSpacing/>
       </w:pPr>
+    </w:p>
+    <w:p>
+      <w:pPr>
+        <w:tabs>
+          <w:tab w:val="left" w:pos="2006"/>
+        </w:tabs>
+        <w:spacing w:after="0" w:line="240" w:lineRule="auto"/>
+        <w:contextualSpacing/>
+      </w:pPr>
+      <w:r>
+        <w:t>The below finalized schematic snippet shows the slower current servo feedback loop. If V</w:t>
+      </w:r>
+      <w:r>
+        <w:rPr>
+          <w:vertAlign w:val="subscript"/>
+        </w:rPr>
+        <w:t>SET</w:t>
+      </w:r>
+      <w:r>
+        <w:t xml:space="preserve"> is greater than V</w:t>
+      </w:r>
+      <w:r>
+        <w:rPr>
+          <w:vertAlign w:val="subscript"/>
+        </w:rPr>
+        <w:t>SENSE</w:t>
+      </w:r>
+      <w:r>
+        <w:t>, then the inverting integrator will slowly start increasing V</w:t>
+      </w:r>
+      <w:r>
+        <w:rPr>
+          <w:vertAlign w:val="subscript"/>
+        </w:rPr>
+        <w:t>CTRL</w:t>
+      </w:r>
+      <w:r>
+        <w:t>. An increase in V</w:t>
+      </w:r>
+      <w:r>
+        <w:rPr>
+          <w:vertAlign w:val="subscript"/>
+        </w:rPr>
+        <w:t>CTRL</w:t>
+      </w:r>
+      <w:r>
+        <w:t xml:space="preserve"> will result in Q2 pulling the buck feedback voltage down. The much faster responding buck voltage control loop will then increase Vout which will result in a corresponding increase in LED current and thus an increase in V</w:t>
+      </w:r>
+      <w:r>
+        <w:rPr>
+          <w:vertAlign w:val="subscript"/>
+        </w:rPr>
+        <w:t>SENSE</w:t>
+      </w:r>
+      <w:r>
+        <w:t>. V</w:t>
+      </w:r>
+      <w:r>
+        <w:rPr>
+          <w:vertAlign w:val="subscript"/>
+        </w:rPr>
+        <w:t>CTRL</w:t>
+      </w:r>
+      <w:r>
+        <w:t xml:space="preserve"> will continue to rise until V</w:t>
+      </w:r>
+      <w:r>
+        <w:rPr>
+          <w:vertAlign w:val="subscript"/>
+        </w:rPr>
+        <w:t>SENSE</w:t>
+      </w:r>
+      <w:r>
+        <w:t xml:space="preserve"> equals V</w:t>
+      </w:r>
+      <w:r>
+        <w:rPr>
+          <w:vertAlign w:val="subscript"/>
+        </w:rPr>
+        <w:t>SET</w:t>
+      </w:r>
+      <w:r>
+        <w:t xml:space="preserve"> at which point the integrator will maintain V</w:t>
+      </w:r>
+      <w:r>
+        <w:rPr>
+          <w:vertAlign w:val="subscript"/>
+        </w:rPr>
+        <w:t>CTRL</w:t>
+      </w:r>
+      <w:r>
+        <w:t xml:space="preserve"> and </w:t>
+      </w:r>
+      <w:proofErr w:type="gramStart"/>
+      <w:r>
+        <w:t>keep ‘steering’</w:t>
+      </w:r>
+      <w:proofErr w:type="gramEnd"/>
+      <w:r>
+        <w:t xml:space="preserve"> the LED current back to the setpoint if it deviates. </w:t>
+      </w:r>
+    </w:p>
+    <w:p>
+      <w:pPr>
+        <w:tabs>
+          <w:tab w:val="left" w:pos="2006"/>
+        </w:tabs>
+        <w:spacing w:after="0" w:line="240" w:lineRule="auto"/>
+        <w:contextualSpacing/>
+      </w:pPr>
+    </w:p>
+    <w:p>
+      <w:pPr>
+        <w:tabs>
+          <w:tab w:val="left" w:pos="2006"/>
+        </w:tabs>
+        <w:spacing w:after="0" w:line="240" w:lineRule="auto"/>
+        <w:contextualSpacing/>
+      </w:pPr>
+      <w:r>
+        <w:drawing>
+          <wp:inline distT="0" distB="0" distL="0" distR="0" wp14:anchorId="1847338B" wp14:editId="3437A00D">
+            <wp:extent cx="7105015" cy="5920740"/>
+            <wp:effectExtent l="0" t="0" r="635" b="3810"/>
+            <wp:docPr id="2103772191" name="Picture 1" descr="A diagram of a circuit&#10;&#10;AI-generated content may be incorrect."/>
+            <wp:cNvGraphicFramePr>
+              <a:graphicFrameLocks xmlns:a="http://schemas.openxmlformats.org/drawingml/2006/main" noChangeAspect="1"/>
+            </wp:cNvGraphicFramePr>
+            <a:graphic xmlns:a="http://schemas.openxmlformats.org/drawingml/2006/main">
+              <a:graphicData uri="http://schemas.openxmlformats.org/drawingml/2006/picture">
+                <pic:pic xmlns:pic="http://schemas.openxmlformats.org/drawingml/2006/picture">
+                  <pic:nvPicPr>
+                    <pic:cNvPr id="2103772191" name="Picture 1" descr="A diagram of a circuit&#10;&#10;AI-generated content may be incorrect."/>
+                    <pic:cNvPicPr/>
+                  </pic:nvPicPr>
+                  <pic:blipFill>
+                    <a:blip r:embed="rId135"/>
+                    <a:stretch>
+                      <a:fillRect/>
+                    </a:stretch>
+                  </pic:blipFill>
+                  <pic:spPr>
+                    <a:xfrm>
+                      <a:off x="0" y="0"/>
+                      <a:ext cx="7105015" cy="5920740"/>
+                    </a:xfrm>
+                    <a:prstGeom prst="rect">
+                      <a:avLst/>
+                    </a:prstGeom>
+                  </pic:spPr>
+                </pic:pic>
+              </a:graphicData>
+            </a:graphic>
+          </wp:inline>
+        </w:drawing>
+      </w:r>
     </w:p>
     <w:sectPr>
       <w:pgSz w:w="12240" w:h="15840"/>
@@ -8023,7 +8697,7 @@
   </inkml:definitions>
   <inkml:trace contextRef="#ctx0" brushRef="#br0">7 368 1816 0 0,'-6'6'14427'0'0,"6"-2"-10681"0"0,48-3 729 0 0,179-21-949 0 0,9 0-2153 0 0,-3 18-6026 0 0,-196 1-2079 0 0,-16-4-4794 0 0</inkml:trace>
   <inkml:trace contextRef="#ctx0" brushRef="#br0" timeOffset="540.91">679 235 1700 0 0,'-13'-3'5734'0'0,"-12"0"-65"0"0,11 4 610 0 0,14-1-6224 0 0,-1 1 0 0 0,1-1 0 0 0,0 0-1 0 0,-1 1 1 0 0,1-1 0 0 0,0 0-1 0 0,0 0 1 0 0,0 1 0 0 0,-1-1 0 0 0,1 0-1 0 0,0 1 1 0 0,0-1 0 0 0,0 1-1 0 0,0-1 1 0 0,0 0 0 0 0,-1 1 0 0 0,1-1-1 0 0,0 0 1 0 0,0 1 0 0 0,0-1-1 0 0,0 1 1 0 0,0-1 0 0 0,0 0 0 0 0,0 1-1 0 0,1-1 1 0 0,-1 1 0 0 0,0-1-1 0 0,0 0 1 0 0,0 1 0 0 0,0-1 0 0 0,0 0-1 0 0,0 1 1 0 0,1-1 0 0 0,-1 0-1 0 0,0 1 1 0 0,0-1 0 0 0,1 0 0 0 0,-1 1-1 0 0,0-1 1 0 0,0 0 0 0 0,1 0-1 0 0,-1 1 1 0 0,0-1 0 0 0,1 0 0 0 0,-1 0-1 0 0,0 0 1 0 0,1 1 0 0 0,12 13 977 0 0,5-1-725 0 0,0-1 0 0 0,1-1-1 0 0,23 10 1 0 0,-22-11-327 0 0,0 0-1 0 0,27 20 1 0 0,-46-29 36 0 0,0 0 0 0 0,0 0 0 0 0,-1 0 1 0 0,1 0-1 0 0,0 0 0 0 0,0 0 0 0 0,0 0 0 0 0,-1 0 0 0 0,1 1 1 0 0,-1-1-1 0 0,1 0 0 0 0,-1 1 0 0 0,1-1 0 0 0,-1 0 1 0 0,0 1-1 0 0,0-1 0 0 0,1 0 0 0 0,-1 1 0 0 0,0-1 0 0 0,0 1 1 0 0,0-1-1 0 0,-1 0 0 0 0,1 1 0 0 0,0-1 0 0 0,-1 0 0 0 0,1 1 1 0 0,0-1-1 0 0,-1 0 0 0 0,1 1 0 0 0,-1-1 0 0 0,0 0 1 0 0,0 0-1 0 0,1 0 0 0 0,-1 0 0 0 0,0 1 0 0 0,0-1 0 0 0,-2 1 1 0 0,-37 37 547 0 0,-33 14-786 0 0,42-31-4249 0 0,29-21 2397 0 0</inkml:trace>
-  <inkml:trace contextRef="#ctx0" brushRef="#br0" timeOffset="1292.64">1157 261 464 0 0,'0'0'4495'0'0,"-38"2"4211"0"0,32 2-8349 0 0,1 0 0 0 0,-1 0 0 0 0,1 0 0 0 0,0 0 0 0 0,1 1 0 0 0,-1 0 0 0 0,1 0 0 0 0,0 0 0 0 0,0 1 0 0 0,0-1 0 0 0,1 1 0 0 0,0 0 1 0 0,0 0-1 0 0,0 0 0 0 0,1 0 0 0 0,-3 12 0 0 0,4-16-305 0 0,0 1 1 0 0,1 0-1 0 0,-1-1 1 0 0,1 1-1 0 0,-1 0 1 0 0,1 0-1 0 0,0-1 1 0 0,0 1 0 0 0,0 0-1 0 0,1-1 1 0 0,-1 1-1 0 0,0 0 1 0 0,1 0-1 0 0,0-1 1 0 0,0 1-1 0 0,0-1 1 0 0,0 1-1 0 0,0-1 1 0 0,0 1-1 0 0,1-1 1 0 0,-1 0-1 0 0,1 1 1 0 0,-1-1-1 0 0,1 0 1 0 0,0 0-1 0 0,0 0 1 0 0,0-1-1 0 0,0 1 1 0 0,0 0 0 0 0,1-1-1 0 0,-1 1 1 0 0,0-1-1 0 0,1 0 1 0 0,-1 0-1 0 0,1 0 1 0 0,-1 0-1 0 0,1 0 1 0 0,0 0-1 0 0,-1-1 1 0 0,1 1-1 0 0,0-1 1 0 0,2 0-1 0 0,0 1-73 0 0,-1-1-1 0 0,0 0 1 0 0,1-1-1 0 0,-1 1 1 0 0,0-1-1 0 0,0 0 1 0 0,1 0-1 0 0,-1 0 1 0 0,0 0-1 0 0,0-1 0 0 0,0 1 1 0 0,0-1-1 0 0,0 0 1 0 0,-1-1-1 0 0,1 1 1 0 0,-1-1-1 0 0,1 1 1 0 0,-1-1-1 0 0,0 0 1 0 0,0 0-1 0 0,0 0 1 0 0,0-1-1 0 0,-1 1 1 0 0,1-1-1 0 0,-1 0 1 0 0,0 1-1 0 0,0-1 0 0 0,0 0 1 0 0,-1 0-1 0 0,0 0 1 0 0,2-5-1 0 0,-2 4-44 0 0,1 0 0 0 0,-1 1 1 0 0,0-1-1 0 0,0 0 0 0 0,-1 0 0 0 0,1 0 0 0 0,-1 0 0 0 0,0 0 0 0 0,0 0 0 0 0,-1 0 0 0 0,0 0 0 0 0,0 0 0 0 0,0 0 0 0 0,0 1 0 0 0,-1-1 0 0 0,1 0 0 0 0,-1 1 0 0 0,-1-1 0 0 0,1 1 0 0 0,-1 0 1 0 0,1-1-1 0 0,-1 1 0 0 0,0 0 0 0 0,-1 1 0 0 0,-6-8 0 0 0,8 10-14 0 0,1 1-1 0 0,-1-1 1 0 0,0 0 0 0 0,0 0 0 0 0,1 1-1 0 0,-1-1 1 0 0,0 1 0 0 0,0 0 0 0 0,0-1 0 0 0,0 1-1 0 0,1 0 1 0 0,-1 0 0 0 0,0 0 0 0 0,0 0 0 0 0,0 0-1 0 0,0 1 1 0 0,0-1 0 0 0,1 1 0 0 0,-1-1-1 0 0,0 1 1 0 0,0 0 0 0 0,1-1 0 0 0,-1 1 0 0 0,0 0-1 0 0,1 0 1 0 0,-1 0 0 0 0,1 0 0 0 0,-1 1 0 0 0,1-1-1 0 0,-1 0 1 0 0,1 0 0 0 0,0 1 0 0 0,0-1-1 0 0,-2 3 1 0 0,2-2-1166 0 0,2 1-1014 0 0,-1 3 1120 0 0,13 1-8592 0 0</inkml:trace>
+  <inkml:trace contextRef="#ctx0" brushRef="#br0" timeOffset="1292.6">1157 261 464 0 0,'0'0'4495'0'0,"-38"2"4211"0"0,32 2-8349 0 0,1 0 0 0 0,-1 0 0 0 0,1 0 0 0 0,0 0 0 0 0,1 1 0 0 0,-1 0 0 0 0,1 0 0 0 0,0 0 0 0 0,0 1 0 0 0,0-1 0 0 0,1 1 0 0 0,0 0 1 0 0,0 0-1 0 0,0 0 0 0 0,1 0 0 0 0,-3 12 0 0 0,4-16-305 0 0,0 1 1 0 0,1 0-1 0 0,-1-1 1 0 0,1 1-1 0 0,-1 0 1 0 0,1 0-1 0 0,0-1 1 0 0,0 1 0 0 0,0 0-1 0 0,1-1 1 0 0,-1 1-1 0 0,0 0 1 0 0,1 0-1 0 0,0-1 1 0 0,0 1-1 0 0,0-1 1 0 0,0 1-1 0 0,0-1 1 0 0,0 1-1 0 0,1-1 1 0 0,-1 0-1 0 0,1 1 1 0 0,-1-1-1 0 0,1 0 1 0 0,0 0-1 0 0,0 0 1 0 0,0-1-1 0 0,0 1 1 0 0,0 0 0 0 0,1-1-1 0 0,-1 1 1 0 0,0-1-1 0 0,1 0 1 0 0,-1 0-1 0 0,1 0 1 0 0,-1 0-1 0 0,1 0 1 0 0,0 0-1 0 0,-1-1 1 0 0,1 1-1 0 0,0-1 1 0 0,2 0-1 0 0,0 1-73 0 0,-1-1-1 0 0,0 0 1 0 0,1-1-1 0 0,-1 1 1 0 0,0-1-1 0 0,0 0 1 0 0,1 0-1 0 0,-1 0 1 0 0,0 0-1 0 0,0-1 0 0 0,0 1 1 0 0,0-1-1 0 0,0 0 1 0 0,-1-1-1 0 0,1 1 1 0 0,-1-1-1 0 0,1 1 1 0 0,-1-1-1 0 0,0 0 1 0 0,0 0-1 0 0,0 0 1 0 0,0-1-1 0 0,-1 1 1 0 0,1-1-1 0 0,-1 0 1 0 0,0 1-1 0 0,0-1 0 0 0,0 0 1 0 0,-1 0-1 0 0,0 0 1 0 0,2-5-1 0 0,-2 4-44 0 0,1 0 0 0 0,-1 1 1 0 0,0-1-1 0 0,0 0 0 0 0,-1 0 0 0 0,1 0 0 0 0,-1 0 0 0 0,0 0 0 0 0,0 0 0 0 0,-1 0 0 0 0,0 0 0 0 0,0 0 0 0 0,0 0 0 0 0,0 1 0 0 0,-1-1 0 0 0,1 0 0 0 0,-1 1 0 0 0,-1-1 0 0 0,1 1 0 0 0,-1 0 1 0 0,1-1-1 0 0,-1 1 0 0 0,0 0 0 0 0,-1 1 0 0 0,-6-8 0 0 0,8 10-14 0 0,1 1-1 0 0,-1-1 1 0 0,0 0 0 0 0,0 0 0 0 0,1 1-1 0 0,-1-1 1 0 0,0 1 0 0 0,0 0 0 0 0,0-1 0 0 0,0 1-1 0 0,1 0 1 0 0,-1 0 0 0 0,0 0 0 0 0,0 0 0 0 0,0 0-1 0 0,0 1 1 0 0,0-1 0 0 0,1 1 0 0 0,-1-1-1 0 0,0 1 1 0 0,0 0 0 0 0,1-1 0 0 0,-1 1 0 0 0,0 0-1 0 0,1 0 1 0 0,-1 0 0 0 0,1 0 0 0 0,-1 1 0 0 0,1-1-1 0 0,-1 0 1 0 0,1 0 0 0 0,0 1 0 0 0,0-1-1 0 0,-2 3 1 0 0,2-2-1166 0 0,2 1-1014 0 0,-1 3 1120 0 0,13 1-8592 0 0</inkml:trace>
   <inkml:trace contextRef="#ctx0" brushRef="#br0" timeOffset="1600.42">1479 54 2128 0 0,'-49'-12'10787'0'0,"46"12"-10552"0"0,-1 1 0 0 0,1-1 0 0 0,0 1 1 0 0,0 0-1 0 0,-1 0 0 0 0,1 0 0 0 0,0 0 0 0 0,0 1 0 0 0,0-1 0 0 0,0 1 0 0 0,0 0 0 0 0,1 0 0 0 0,-1 0 0 0 0,0 0 1 0 0,1 0-1 0 0,0 0 0 0 0,-1 1 0 0 0,1-1 0 0 0,0 1 0 0 0,0 0 0 0 0,0-1 0 0 0,1 1 0 0 0,-1 0 0 0 0,1 0 0 0 0,0 0 1 0 0,-1 0-1 0 0,1 1 0 0 0,0-1 0 0 0,1 0 0 0 0,-1 0 0 0 0,1 1 0 0 0,-1-1 0 0 0,1 7 0 0 0,0 12 129 0 0,1 0 0 0 0,1 0-1 0 0,1 0 1 0 0,6 26 0 0 0,-1-6-508 0 0,-6-32-329 0 0,-1 1-1 0 0,-1-1 0 0 0,0 1 0 0 0,-2 20 0 0 0,-4-9-3194 0 0,-5-2-3831 0 0,8-18 4354 0 0,-5 3-353 0 0</inkml:trace>
   <inkml:trace contextRef="#ctx0" brushRef="#br0" timeOffset="1788.82">1278 316 2164 0 0,'0'-1'369'0'0,"0"0"0"0"0,0 0 0 0 0,0 0 0 0 0,0 0 1 0 0,0 0-1 0 0,0 0 0 0 0,0 0 0 0 0,0 0 0 0 0,0 0 0 0 0,0 0 0 0 0,1 0 0 0 0,-1 0 0 0 0,0 0 0 0 0,1 0 0 0 0,-1 0 0 0 0,1 0 0 0 0,-1 0 0 0 0,1 0 1 0 0,-1 0-1 0 0,1 0 0 0 0,0 0 0 0 0,1 0 0 0 0,25-15 2875 0 0,49 3-5297 0 0,-51 9 470 0 0,23-7-4627 0 0,-33 7 4563 0 0</inkml:trace>
   <inkml:trace contextRef="#ctx0" brushRef="#br0" timeOffset="2063.51">1686 73 2264 0 0,'-1'-2'462'0'0,"0"0"-1"0"0,0 1 1 0 0,0-1-1 0 0,0 0 1 0 0,-1 1-1 0 0,1-1 0 0 0,-1 1 1 0 0,1 0-1 0 0,-1-1 1 0 0,1 1-1 0 0,-1 0 1 0 0,0 0-1 0 0,1 0 1 0 0,-1 0-1 0 0,0 0 1 0 0,0 0-1 0 0,0 1 1 0 0,0-1-1 0 0,1 1 0 0 0,-1-1 1 0 0,0 1-1 0 0,0 0 1 0 0,0-1-1 0 0,0 1 1 0 0,0 0-1 0 0,0 1 1 0 0,0-1-1 0 0,-3 0 1 0 0,2 2-233 0 0,1-1 1 0 0,0 1 0 0 0,-1-1 0 0 0,1 1 0 0 0,0 0 0 0 0,0 0 0 0 0,0 0 0 0 0,0 0-1 0 0,0 0 1 0 0,1 0 0 0 0,-1 0 0 0 0,1 1 0 0 0,-1-1 0 0 0,1 1 0 0 0,0-1 0 0 0,0 1-1 0 0,0-1 1 0 0,0 1 0 0 0,0 0 0 0 0,0 3 0 0 0,-3 15 249 0 0,2 0 0 0 0,0 0 0 0 0,1 1-1 0 0,1-1 1 0 0,5 34 0 0 0,-1 0-2518 0 0,-5-1-4012 0 0</inkml:trace>
